--- a/ms_versions/ms_microbiome_v1.docx
+++ b/ms_versions/ms_microbiome_v1.docx
@@ -688,77 +688,23 @@
         <w:pStyle w:val="BodyText"/>
         <w:jc w:val="both"/>
         <w:rPr>
-          <w:ins w:id="6" w:author="Ainhoa Magrach" w:date="2025-05-08T13:05:00Z" w16du:dateUtc="2025-05-08T11:05:00Z"/>
-          <w:rFonts w:ascii="CMU Serif Roman" w:hAnsi="CMU Serif Roman" w:cs="CMU Serif Roman"/>
-        </w:rPr>
-      </w:pPr>
-      <w:r>
-        <w:rPr>
-          <w:rFonts w:ascii="CMU Serif Roman" w:hAnsi="CMU Serif Roman" w:cs="CMU Serif Roman"/>
-        </w:rPr>
-        <w:t xml:space="preserve">We first </w:t>
-      </w:r>
-      <w:ins w:id="7" w:author="Ainhoa Magrach" w:date="2025-05-07T13:53:00Z" w16du:dateUtc="2025-05-07T11:53:00Z">
-        <w:r>
-          <w:rPr>
-            <w:rFonts w:ascii="CMU Serif Roman" w:hAnsi="CMU Serif Roman" w:cs="CMU Serif Roman"/>
-          </w:rPr>
-          <w:t>assessed s</w:t>
-        </w:r>
-      </w:ins>
-      <w:ins w:id="8" w:author="Ainhoa Magrach" w:date="2025-04-07T13:14:00Z" w16du:dateUtc="2025-04-07T11:14:00Z">
-        <w:r>
-          <w:rPr>
-            <w:rFonts w:ascii="CMU Serif Roman" w:hAnsi="CMU Serif Roman" w:cs="CMU Serif Roman"/>
-          </w:rPr>
-          <w:t>ampling completeness</w:t>
-        </w:r>
-      </w:ins>
-      <w:ins w:id="9" w:author="Ainhoa Magrach" w:date="2025-05-07T13:53:00Z" w16du:dateUtc="2025-05-07T11:53:00Z">
-        <w:r>
-          <w:rPr>
-            <w:rFonts w:ascii="CMU Serif Roman" w:hAnsi="CMU Serif Roman" w:cs="CMU Serif Roman"/>
-          </w:rPr>
-          <w:t xml:space="preserve"> within our surveys by </w:t>
-        </w:r>
-      </w:ins>
-    </w:p>
-    <w:p>
-      <w:pPr>
-        <w:pStyle w:val="BodyText"/>
-        <w:jc w:val="both"/>
-        <w:rPr>
-          <w:ins w:id="10" w:author="Ainhoa Magrach" w:date="2025-05-08T13:05:00Z" w16du:dateUtc="2025-05-08T11:05:00Z"/>
-          <w:rFonts w:ascii="CMU Serif Roman" w:hAnsi="CMU Serif Roman" w:cs="CMU Serif Roman"/>
-        </w:rPr>
-      </w:pPr>
-    </w:p>
-    <w:p>
-      <w:pPr>
-        <w:spacing w:before="100" w:beforeAutospacing="1" w:after="100" w:afterAutospacing="1"/>
-        <w:jc w:val="both"/>
-        <w:rPr>
-          <w:ins w:id="11" w:author="Ainhoa Magrach" w:date="2025-05-08T13:05:00Z" w16du:dateUtc="2025-05-08T11:05:00Z"/>
-          <w:rFonts w:ascii="CMU Serif Roman" w:hAnsi="CMU Serif Roman" w:cs="CMU Serif Roman"/>
-          <w:rPrChange w:id="12" w:author="Ainhoa Magrach" w:date="2025-05-08T13:05:00Z" w16du:dateUtc="2025-05-08T11:05:00Z">
-            <w:rPr>
-              <w:ins w:id="13" w:author="Ainhoa Magrach" w:date="2025-05-08T13:05:00Z" w16du:dateUtc="2025-05-08T11:05:00Z"/>
-              <w:rFonts w:ascii="Times New Roman" w:eastAsia="Times New Roman" w:hAnsi="Times New Roman" w:cs="Times New Roman"/>
-              <w:color w:val="000000"/>
-            </w:rPr>
-          </w:rPrChange>
-        </w:rPr>
-        <w:pPrChange w:id="14" w:author="Ainhoa Magrach" w:date="2025-05-08T13:05:00Z" w16du:dateUtc="2025-05-08T11:05:00Z">
-          <w:pPr>
-            <w:spacing w:before="100" w:beforeAutospacing="1" w:after="100" w:afterAutospacing="1"/>
-          </w:pPr>
-        </w:pPrChange>
-      </w:pPr>
-      <w:ins w:id="15" w:author="Ainhoa Magrach" w:date="2025-05-08T13:05:00Z" w16du:dateUtc="2025-05-08T11:05:00Z">
-        <w:r>
-          <w:rPr>
-            <w:rFonts w:ascii="CMU Serif Roman" w:hAnsi="CMU Serif Roman" w:cs="CMU Serif Roman"/>
-            <w:rPrChange w:id="16" w:author="Ainhoa Magrach" w:date="2025-05-08T13:05:00Z" w16du:dateUtc="2025-05-08T11:05:00Z">
+          <w:ins w:id="6" w:author="Ainhoa Magrach" w:date="2025-05-08T15:04:00Z" w16du:dateUtc="2025-05-08T13:04:00Z"/>
+          <w:rFonts w:ascii="CMU Serif Roman" w:hAnsi="CMU Serif Roman" w:cs="CMU Serif Roman"/>
+        </w:rPr>
+      </w:pPr>
+      <w:del w:id="7" w:author="Ainhoa Magrach" w:date="2025-05-08T13:07:00Z" w16du:dateUtc="2025-05-08T11:07:00Z">
+        <w:r>
+          <w:rPr>
+            <w:rFonts w:ascii="CMU Serif Roman" w:hAnsi="CMU Serif Roman" w:cs="CMU Serif Roman"/>
+          </w:rPr>
+          <w:delText xml:space="preserve">We first </w:delText>
+        </w:r>
+      </w:del>
+      <w:ins w:id="8" w:author="Ainhoa Magrach" w:date="2025-05-08T13:05:00Z" w16du:dateUtc="2025-05-08T11:05:00Z">
+        <w:r>
+          <w:rPr>
+            <w:rFonts w:ascii="CMU Serif Roman" w:hAnsi="CMU Serif Roman" w:cs="CMU Serif Roman"/>
+            <w:rPrChange w:id="9" w:author="Ainhoa Magrach" w:date="2025-05-08T13:05:00Z" w16du:dateUtc="2025-05-08T11:05:00Z">
               <w:rPr>
                 <w:rFonts w:ascii="Times New Roman" w:eastAsia="Times New Roman" w:hAnsi="Times New Roman" w:cs="Times New Roman"/>
                 <w:color w:val="000000"/>
@@ -771,7 +717,7 @@
         <w:r>
           <w:rPr>
             <w:rFonts w:ascii="CMU Serif Roman" w:hAnsi="CMU Serif Roman" w:cs="CMU Serif Roman"/>
-            <w:rPrChange w:id="17" w:author="Ainhoa Magrach" w:date="2025-05-08T13:05:00Z" w16du:dateUtc="2025-05-08T11:05:00Z">
+            <w:rPrChange w:id="10" w:author="Ainhoa Magrach" w:date="2025-05-08T13:05:00Z" w16du:dateUtc="2025-05-08T11:05:00Z">
               <w:rPr>
                 <w:rFonts w:ascii="Courier New" w:eastAsia="Times New Roman" w:hAnsi="Courier New" w:cs="Courier New"/>
                 <w:color w:val="000000"/>
@@ -786,7 +732,7 @@
         <w:r>
           <w:rPr>
             <w:rFonts w:ascii="CMU Serif Roman" w:hAnsi="CMU Serif Roman" w:cs="CMU Serif Roman"/>
-            <w:rPrChange w:id="18" w:author="Ainhoa Magrach" w:date="2025-05-08T13:05:00Z" w16du:dateUtc="2025-05-08T11:05:00Z">
+            <w:rPrChange w:id="11" w:author="Ainhoa Magrach" w:date="2025-05-08T13:05:00Z" w16du:dateUtc="2025-05-08T11:05:00Z">
               <w:rPr>
                 <w:rFonts w:ascii="Times New Roman" w:eastAsia="Times New Roman" w:hAnsi="Times New Roman" w:cs="Times New Roman"/>
                 <w:color w:val="000000"/>
@@ -796,7 +742,7 @@
           <w:t xml:space="preserve"> package (Hsieh et al., 2016), which provides robust estimates of species diversity and sampling coverage based on sample-size- and coverage-based rarefaction and extrapolation. </w:t>
         </w:r>
       </w:ins>
-      <w:ins w:id="19" w:author="Ainhoa Magrach" w:date="2025-05-08T13:06:00Z" w16du:dateUtc="2025-05-08T11:06:00Z">
+      <w:ins w:id="12" w:author="Ainhoa Magrach" w:date="2025-05-08T13:06:00Z" w16du:dateUtc="2025-05-08T11:06:00Z">
         <w:r>
           <w:rPr>
             <w:rFonts w:ascii="CMU Serif Roman" w:hAnsi="CMU Serif Roman" w:cs="CMU Serif Roman"/>
@@ -804,11 +750,11 @@
           <w:t xml:space="preserve">We </w:t>
         </w:r>
       </w:ins>
-      <w:ins w:id="20" w:author="Ainhoa Magrach" w:date="2025-05-08T13:05:00Z" w16du:dateUtc="2025-05-08T11:05:00Z">
-        <w:r>
-          <w:rPr>
-            <w:rFonts w:ascii="CMU Serif Roman" w:hAnsi="CMU Serif Roman" w:cs="CMU Serif Roman"/>
-            <w:rPrChange w:id="21" w:author="Ainhoa Magrach" w:date="2025-05-08T13:05:00Z" w16du:dateUtc="2025-05-08T11:05:00Z">
+      <w:ins w:id="13" w:author="Ainhoa Magrach" w:date="2025-05-08T13:05:00Z" w16du:dateUtc="2025-05-08T11:05:00Z">
+        <w:r>
+          <w:rPr>
+            <w:rFonts w:ascii="CMU Serif Roman" w:hAnsi="CMU Serif Roman" w:cs="CMU Serif Roman"/>
+            <w:rPrChange w:id="14" w:author="Ainhoa Magrach" w:date="2025-05-08T13:05:00Z" w16du:dateUtc="2025-05-08T11:05:00Z">
               <w:rPr>
                 <w:rFonts w:ascii="Times New Roman" w:eastAsia="Times New Roman" w:hAnsi="Times New Roman" w:cs="Times New Roman"/>
                 <w:color w:val="000000"/>
@@ -821,10 +767,260 @@
     </w:p>
     <w:p>
       <w:pPr>
+        <w:spacing w:before="100" w:beforeAutospacing="1" w:after="100" w:afterAutospacing="1"/>
+        <w:jc w:val="both"/>
+        <w:rPr>
+          <w:ins w:id="15" w:author="Ainhoa Magrach" w:date="2025-05-08T15:09:00Z" w16du:dateUtc="2025-05-08T13:09:00Z"/>
+          <w:rFonts w:ascii="CMU Serif Roman" w:hAnsi="CMU Serif Roman" w:cs="CMU Serif Roman"/>
+        </w:rPr>
+      </w:pPr>
+      <w:ins w:id="16" w:author="Ainhoa Magrach" w:date="2025-05-08T15:04:00Z" w16du:dateUtc="2025-05-08T13:04:00Z">
+        <w:r>
+          <w:rPr>
+            <w:rFonts w:ascii="CMU Serif Roman" w:hAnsi="CMU Serif Roman" w:cs="CMU Serif Roman"/>
+            <w:rPrChange w:id="17" w:author="Ainhoa Magrach" w:date="2025-05-08T15:04:00Z" w16du:dateUtc="2025-05-08T13:04:00Z">
+              <w:rPr>
+                <w:rFonts w:ascii="-webkit-standard" w:hAnsi="-webkit-standard"/>
+                <w:color w:val="000000"/>
+                <w:sz w:val="27"/>
+                <w:szCs w:val="27"/>
+              </w:rPr>
+            </w:rPrChange>
+          </w:rPr>
+          <w:t>We analyzed community composition using Non-metric Multidimensional Scaling (NMDS) with the Bray-Curtis dissimilarity index, implemented in the</w:t>
+        </w:r>
+        <w:r>
+          <w:rPr>
+            <w:rFonts w:ascii="CMU Serif Roman" w:hAnsi="CMU Serif Roman" w:cs="CMU Serif Roman"/>
+            <w:rPrChange w:id="18" w:author="Ainhoa Magrach" w:date="2025-05-08T15:04:00Z" w16du:dateUtc="2025-05-08T13:04:00Z">
+              <w:rPr>
+                <w:rStyle w:val="apple-converted-space"/>
+                <w:rFonts w:ascii="-webkit-standard" w:hAnsi="-webkit-standard"/>
+                <w:color w:val="000000"/>
+                <w:sz w:val="27"/>
+                <w:szCs w:val="27"/>
+              </w:rPr>
+            </w:rPrChange>
+          </w:rPr>
+          <w:t> </w:t>
+        </w:r>
+        <w:r>
+          <w:rPr>
+            <w:rFonts w:ascii="CMU Serif Roman" w:hAnsi="CMU Serif Roman" w:cs="CMU Serif Roman"/>
+            <w:rPrChange w:id="19" w:author="Ainhoa Magrach" w:date="2025-05-08T15:04:00Z" w16du:dateUtc="2025-05-08T13:04:00Z">
+              <w:rPr>
+                <w:rStyle w:val="HTMLCode"/>
+                <w:color w:val="000000"/>
+              </w:rPr>
+            </w:rPrChange>
+          </w:rPr>
+          <w:t>vegan</w:t>
+        </w:r>
+        <w:r>
+          <w:rPr>
+            <w:rFonts w:ascii="CMU Serif Roman" w:hAnsi="CMU Serif Roman" w:cs="CMU Serif Roman"/>
+            <w:rPrChange w:id="20" w:author="Ainhoa Magrach" w:date="2025-05-08T15:04:00Z" w16du:dateUtc="2025-05-08T13:04:00Z">
+              <w:rPr>
+                <w:rStyle w:val="apple-converted-space"/>
+                <w:rFonts w:ascii="-webkit-standard" w:hAnsi="-webkit-standard"/>
+                <w:color w:val="000000"/>
+                <w:sz w:val="27"/>
+                <w:szCs w:val="27"/>
+              </w:rPr>
+            </w:rPrChange>
+          </w:rPr>
+          <w:t> </w:t>
+        </w:r>
+        <w:r>
+          <w:rPr>
+            <w:rFonts w:ascii="CMU Serif Roman" w:hAnsi="CMU Serif Roman" w:cs="CMU Serif Roman"/>
+            <w:rPrChange w:id="21" w:author="Ainhoa Magrach" w:date="2025-05-08T15:04:00Z" w16du:dateUtc="2025-05-08T13:04:00Z">
+              <w:rPr>
+                <w:rFonts w:ascii="-webkit-standard" w:hAnsi="-webkit-standard"/>
+                <w:color w:val="000000"/>
+                <w:sz w:val="27"/>
+                <w:szCs w:val="27"/>
+              </w:rPr>
+            </w:rPrChange>
+          </w:rPr>
+          <w:t xml:space="preserve">package in R (Oksanen et al., 2022). </w:t>
+        </w:r>
+        <w:r>
+          <w:rPr>
+            <w:rFonts w:ascii="CMU Serif Roman" w:hAnsi="CMU Serif Roman" w:cs="CMU Serif Roman"/>
+            <w:highlight w:val="yellow"/>
+            <w:rPrChange w:id="22" w:author="Ainhoa Magrach" w:date="2025-05-08T15:04:00Z" w16du:dateUtc="2025-05-08T13:04:00Z">
+              <w:rPr>
+                <w:rFonts w:ascii="-webkit-standard" w:hAnsi="-webkit-standard"/>
+                <w:color w:val="000000"/>
+                <w:sz w:val="27"/>
+                <w:szCs w:val="27"/>
+              </w:rPr>
+            </w:rPrChange>
+          </w:rPr>
+          <w:t xml:space="preserve">Species abundance data were </w:t>
+        </w:r>
+        <w:proofErr w:type="gramStart"/>
+        <w:r>
+          <w:rPr>
+            <w:rFonts w:ascii="CMU Serif Roman" w:hAnsi="CMU Serif Roman" w:cs="CMU Serif Roman"/>
+            <w:highlight w:val="yellow"/>
+            <w:rPrChange w:id="23" w:author="Ainhoa Magrach" w:date="2025-05-08T15:04:00Z" w16du:dateUtc="2025-05-08T13:04:00Z">
+              <w:rPr>
+                <w:rFonts w:ascii="-webkit-standard" w:hAnsi="-webkit-standard"/>
+                <w:color w:val="000000"/>
+                <w:sz w:val="27"/>
+                <w:szCs w:val="27"/>
+              </w:rPr>
+            </w:rPrChange>
+          </w:rPr>
+          <w:t>square-</w:t>
+        </w:r>
+        <w:proofErr w:type="spellStart"/>
+        <w:r>
+          <w:rPr>
+            <w:rFonts w:ascii="CMU Serif Roman" w:hAnsi="CMU Serif Roman" w:cs="CMU Serif Roman"/>
+            <w:highlight w:val="yellow"/>
+            <w:rPrChange w:id="24" w:author="Ainhoa Magrach" w:date="2025-05-08T15:04:00Z" w16du:dateUtc="2025-05-08T13:04:00Z">
+              <w:rPr>
+                <w:rFonts w:ascii="-webkit-standard" w:hAnsi="-webkit-standard"/>
+                <w:color w:val="000000"/>
+                <w:sz w:val="27"/>
+                <w:szCs w:val="27"/>
+              </w:rPr>
+            </w:rPrChange>
+          </w:rPr>
+          <w:t>root</w:t>
+        </w:r>
+        <w:proofErr w:type="spellEnd"/>
+        <w:proofErr w:type="gramEnd"/>
+        <w:r>
+          <w:rPr>
+            <w:rFonts w:ascii="CMU Serif Roman" w:hAnsi="CMU Serif Roman" w:cs="CMU Serif Roman"/>
+            <w:highlight w:val="yellow"/>
+            <w:rPrChange w:id="25" w:author="Ainhoa Magrach" w:date="2025-05-08T15:04:00Z" w16du:dateUtc="2025-05-08T13:04:00Z">
+              <w:rPr>
+                <w:rFonts w:ascii="-webkit-standard" w:hAnsi="-webkit-standard"/>
+                <w:color w:val="000000"/>
+                <w:sz w:val="27"/>
+                <w:szCs w:val="27"/>
+              </w:rPr>
+            </w:rPrChange>
+          </w:rPr>
+          <w:t xml:space="preserve"> transformed to reduce the influence of dominant species</w:t>
+        </w:r>
+        <w:r>
+          <w:rPr>
+            <w:rFonts w:ascii="CMU Serif Roman" w:hAnsi="CMU Serif Roman" w:cs="CMU Serif Roman"/>
+            <w:rPrChange w:id="26" w:author="Ainhoa Magrach" w:date="2025-05-08T15:04:00Z" w16du:dateUtc="2025-05-08T13:04:00Z">
+              <w:rPr>
+                <w:rFonts w:ascii="-webkit-standard" w:hAnsi="-webkit-standard"/>
+                <w:color w:val="000000"/>
+                <w:sz w:val="27"/>
+                <w:szCs w:val="27"/>
+              </w:rPr>
+            </w:rPrChange>
+          </w:rPr>
+          <w:t xml:space="preserve">. </w:t>
+        </w:r>
+      </w:ins>
+      <w:ins w:id="27" w:author="Ainhoa Magrach" w:date="2025-05-08T15:05:00Z" w16du:dateUtc="2025-05-08T13:05:00Z">
+        <w:r>
+          <w:rPr>
+            <w:rFonts w:ascii="CMU Serif Roman" w:hAnsi="CMU Serif Roman" w:cs="CMU Serif Roman"/>
+          </w:rPr>
+          <w:t>We then</w:t>
+        </w:r>
+        <w:r>
+          <w:rPr>
+            <w:rFonts w:ascii="CMU Serif Roman" w:eastAsiaTheme="minorHAnsi" w:hAnsi="CMU Serif Roman" w:cs="CMU Serif Roman"/>
+            <w:rPrChange w:id="28" w:author="Ainhoa Magrach" w:date="2025-05-08T15:05:00Z" w16du:dateUtc="2025-05-08T13:05:00Z">
+              <w:rPr>
+                <w:color w:val="000000"/>
+              </w:rPr>
+            </w:rPrChange>
+          </w:rPr>
+          <w:t xml:space="preserve"> performed a Permutational Multivariate Analysis of Variance (PERMANOVA) with 999 permutations to assess significance. </w:t>
+        </w:r>
+      </w:ins>
+      <w:ins w:id="29" w:author="Ainhoa Magrach" w:date="2025-05-08T15:06:00Z" w16du:dateUtc="2025-05-08T13:06:00Z">
+        <w:r>
+          <w:rPr>
+            <w:rFonts w:ascii="CMU Serif Roman" w:hAnsi="CMU Serif Roman" w:cs="CMU Serif Roman"/>
+          </w:rPr>
+          <w:t xml:space="preserve">The </w:t>
+        </w:r>
+        <w:proofErr w:type="gramStart"/>
+        <w:r>
+          <w:rPr>
+            <w:rFonts w:ascii="CMU Serif Roman" w:hAnsi="CMU Serif Roman" w:cs="CMU Serif Roman"/>
+          </w:rPr>
+          <w:t>time period</w:t>
+        </w:r>
+        <w:proofErr w:type="gramEnd"/>
+        <w:r>
+          <w:rPr>
+            <w:rFonts w:ascii="CMU Serif Roman" w:hAnsi="CMU Serif Roman" w:cs="CMU Serif Roman"/>
+          </w:rPr>
+          <w:t xml:space="preserve"> in which the specimens were sampled </w:t>
+        </w:r>
+      </w:ins>
+      <w:ins w:id="30" w:author="Ainhoa Magrach" w:date="2025-05-08T15:05:00Z" w16du:dateUtc="2025-05-08T13:05:00Z">
+        <w:r>
+          <w:rPr>
+            <w:rFonts w:ascii="CMU Serif Roman" w:eastAsiaTheme="minorHAnsi" w:hAnsi="CMU Serif Roman" w:cs="CMU Serif Roman"/>
+            <w:rPrChange w:id="31" w:author="Ainhoa Magrach" w:date="2025-05-08T15:05:00Z" w16du:dateUtc="2025-05-08T13:05:00Z">
+              <w:rPr>
+                <w:color w:val="000000"/>
+              </w:rPr>
+            </w:rPrChange>
+          </w:rPr>
+          <w:t xml:space="preserve">was specified as the main factor. </w:t>
+        </w:r>
+      </w:ins>
+    </w:p>
+    <w:p>
+      <w:pPr>
+        <w:spacing w:before="100" w:beforeAutospacing="1" w:after="100" w:afterAutospacing="1"/>
+        <w:jc w:val="both"/>
+        <w:rPr>
+          <w:ins w:id="32" w:author="Ainhoa Magrach" w:date="2025-05-08T15:05:00Z" w16du:dateUtc="2025-05-08T13:05:00Z"/>
+          <w:rFonts w:ascii="CMU Serif Roman" w:eastAsiaTheme="minorHAnsi" w:hAnsi="CMU Serif Roman" w:cs="CMU Serif Roman"/>
+          <w:rPrChange w:id="33" w:author="Ainhoa Magrach" w:date="2025-05-08T15:05:00Z" w16du:dateUtc="2025-05-08T13:05:00Z">
+            <w:rPr>
+              <w:ins w:id="34" w:author="Ainhoa Magrach" w:date="2025-05-08T15:05:00Z" w16du:dateUtc="2025-05-08T13:05:00Z"/>
+              <w:color w:val="000000"/>
+            </w:rPr>
+          </w:rPrChange>
+        </w:rPr>
+        <w:pPrChange w:id="35" w:author="Ainhoa Magrach" w:date="2025-05-08T15:06:00Z" w16du:dateUtc="2025-05-08T13:06:00Z">
+          <w:pPr>
+            <w:spacing w:before="100" w:beforeAutospacing="1" w:after="100" w:afterAutospacing="1"/>
+          </w:pPr>
+        </w:pPrChange>
+      </w:pPr>
+      <w:ins w:id="36" w:author="Ainhoa Magrach" w:date="2025-05-08T15:09:00Z" w16du:dateUtc="2025-05-08T13:09:00Z">
+        <w:r>
+          <w:rPr>
+            <w:rFonts w:ascii="CMU Serif Roman" w:hAnsi="CMU Serif Roman" w:cs="CMU Serif Roman"/>
+            <w:highlight w:val="magenta"/>
+            <w:rPrChange w:id="37" w:author="Ainhoa Magrach" w:date="2025-05-08T15:10:00Z" w16du:dateUtc="2025-05-08T13:10:00Z">
+              <w:rPr>
+                <w:rFonts w:ascii="CMU Serif Roman" w:hAnsi="CMU Serif Roman" w:cs="CMU Serif Roman"/>
+              </w:rPr>
+            </w:rPrChange>
+          </w:rPr>
+          <w:lastRenderedPageBreak/>
+          <w:t>Finally, we assessed whether floral species diversity was related to zzz</w:t>
+        </w:r>
+      </w:ins>
+    </w:p>
+    <w:p>
+      <w:pPr>
         <w:pStyle w:val="BodyText"/>
         <w:jc w:val="both"/>
         <w:rPr>
-          <w:ins w:id="22" w:author="Ainhoa Magrach" w:date="2025-04-07T13:14:00Z" w16du:dateUtc="2025-04-07T11:14:00Z"/>
+          <w:ins w:id="38" w:author="Ainhoa Magrach" w:date="2025-04-07T13:14:00Z" w16du:dateUtc="2025-04-07T11:14:00Z"/>
           <w:rFonts w:ascii="CMU Serif Roman" w:hAnsi="CMU Serif Roman" w:cs="CMU Serif Roman"/>
         </w:rPr>
       </w:pPr>
@@ -834,11 +1030,11 @@
         <w:pStyle w:val="BodyText"/>
         <w:jc w:val="both"/>
         <w:rPr>
-          <w:ins w:id="23" w:author="Ainhoa Magrach" w:date="2025-04-07T13:15:00Z" w16du:dateUtc="2025-04-07T11:15:00Z"/>
-          <w:rFonts w:ascii="CMU Serif Roman" w:hAnsi="CMU Serif Roman" w:cs="CMU Serif Roman"/>
-        </w:rPr>
-      </w:pPr>
-      <w:ins w:id="24" w:author="Ainhoa Magrach" w:date="2025-04-07T13:14:00Z" w16du:dateUtc="2025-04-07T11:14:00Z">
+          <w:ins w:id="39" w:author="Ainhoa Magrach" w:date="2025-04-07T13:15:00Z" w16du:dateUtc="2025-04-07T11:15:00Z"/>
+          <w:rFonts w:ascii="CMU Serif Roman" w:hAnsi="CMU Serif Roman" w:cs="CMU Serif Roman"/>
+        </w:rPr>
+      </w:pPr>
+      <w:ins w:id="40" w:author="Ainhoa Magrach" w:date="2025-04-07T13:14:00Z" w16du:dateUtc="2025-04-07T11:14:00Z">
         <w:r>
           <w:rPr>
             <w:rFonts w:ascii="CMU Serif Roman" w:hAnsi="CMU Serif Roman" w:cs="CMU Serif Roman"/>
@@ -864,7 +1060,7 @@
           <w:rFonts w:ascii="CMU Serif Roman" w:hAnsi="CMU Serif Roman" w:cs="CMU Serif Roman"/>
         </w:rPr>
       </w:pPr>
-      <w:bookmarkStart w:id="25" w:name="results"/>
+      <w:bookmarkStart w:id="41" w:name="results"/>
       <w:bookmarkEnd w:id="2"/>
       <w:r>
         <w:rPr>
@@ -878,17 +1074,33 @@
         <w:pStyle w:val="FirstParagraph"/>
         <w:jc w:val="both"/>
         <w:rPr>
-          <w:ins w:id="26" w:author="Ainhoa Magrach" w:date="2025-04-07T13:14:00Z" w16du:dateUtc="2025-04-07T11:14:00Z"/>
-          <w:rFonts w:ascii="CMU Serif Roman" w:hAnsi="CMU Serif Roman" w:cs="CMU Serif Roman"/>
-        </w:rPr>
-      </w:pPr>
-      <w:r>
-        <w:rPr>
-          <w:rFonts w:ascii="CMU Serif Roman" w:hAnsi="CMU Serif Roman" w:cs="CMU Serif Roman"/>
-        </w:rPr>
-        <w:t>During the 2023 season, we collected a total of 132 bumblebee specimens</w:t>
-      </w:r>
-      <w:ins w:id="27" w:author="Ainhoa Magrach" w:date="2025-04-07T13:07:00Z" w16du:dateUtc="2025-04-07T11:07:00Z">
+          <w:ins w:id="42" w:author="Ainhoa Magrach" w:date="2025-04-07T13:14:00Z" w16du:dateUtc="2025-04-07T11:14:00Z"/>
+          <w:rFonts w:ascii="CMU Serif Roman" w:hAnsi="CMU Serif Roman" w:cs="CMU Serif Roman"/>
+        </w:rPr>
+      </w:pPr>
+      <w:del w:id="43" w:author="Ainhoa Magrach" w:date="2025-05-08T15:11:00Z" w16du:dateUtc="2025-05-08T13:11:00Z">
+        <w:r>
+          <w:rPr>
+            <w:rFonts w:ascii="CMU Serif Roman" w:hAnsi="CMU Serif Roman" w:cs="CMU Serif Roman"/>
+          </w:rPr>
+          <w:delText>During the 2023</w:delText>
+        </w:r>
+      </w:del>
+      <w:ins w:id="44" w:author="Ainhoa Magrach" w:date="2025-05-08T15:11:00Z" w16du:dateUtc="2025-05-08T13:11:00Z">
+        <w:r>
+          <w:rPr>
+            <w:rFonts w:ascii="CMU Serif Roman" w:hAnsi="CMU Serif Roman" w:cs="CMU Serif Roman"/>
+          </w:rPr>
+          <w:t>Throughout the flowering</w:t>
+        </w:r>
+      </w:ins>
+      <w:r>
+        <w:rPr>
+          <w:rFonts w:ascii="CMU Serif Roman" w:hAnsi="CMU Serif Roman" w:cs="CMU Serif Roman"/>
+        </w:rPr>
+        <w:t xml:space="preserve"> season, we collected a total of 132 bumblebee specimens</w:t>
+      </w:r>
+      <w:ins w:id="45" w:author="Ainhoa Magrach" w:date="2025-04-07T13:07:00Z" w16du:dateUtc="2025-04-07T11:07:00Z">
         <w:r>
           <w:rPr>
             <w:rFonts w:ascii="CMU Serif Roman" w:hAnsi="CMU Serif Roman" w:cs="CMU Serif Roman"/>
@@ -896,7 +1108,7 @@
           <w:t xml:space="preserve"> across our 16 sites (XX+- individuals per site and period).</w:t>
         </w:r>
       </w:ins>
-      <w:del w:id="28" w:author="Ainhoa Magrach" w:date="2025-04-07T13:07:00Z" w16du:dateUtc="2025-04-07T11:07:00Z">
+      <w:del w:id="46" w:author="Ainhoa Magrach" w:date="2025-04-07T13:07:00Z" w16du:dateUtc="2025-04-07T11:07:00Z">
         <w:r>
           <w:rPr>
             <w:rFonts w:ascii="CMU Serif Roman" w:hAnsi="CMU Serif Roman" w:cs="CMU Serif Roman"/>
@@ -909,11 +1121,11 @@
       <w:pPr>
         <w:pStyle w:val="BodyText"/>
         <w:rPr>
-          <w:ins w:id="29" w:author="Ainhoa Magrach" w:date="2025-04-07T13:21:00Z" w16du:dateUtc="2025-04-07T11:21:00Z"/>
-          <w:rFonts w:ascii="CMU Serif Roman" w:hAnsi="CMU Serif Roman" w:cs="CMU Serif Roman"/>
-        </w:rPr>
-      </w:pPr>
-      <w:ins w:id="30" w:author="Ainhoa Magrach" w:date="2025-04-07T13:14:00Z" w16du:dateUtc="2025-04-07T11:14:00Z">
+          <w:ins w:id="47" w:author="Ainhoa Magrach" w:date="2025-05-08T15:25:00Z" w16du:dateUtc="2025-05-08T13:25:00Z"/>
+          <w:rFonts w:ascii="CMU Serif Roman" w:hAnsi="CMU Serif Roman" w:cs="CMU Serif Roman"/>
+        </w:rPr>
+      </w:pPr>
+      <w:ins w:id="48" w:author="Ainhoa Magrach" w:date="2025-04-07T13:14:00Z" w16du:dateUtc="2025-04-07T11:14:00Z">
         <w:r>
           <w:rPr>
             <w:rFonts w:ascii="CMU Serif Roman" w:hAnsi="CMU Serif Roman" w:cs="CMU Serif Roman"/>
@@ -921,7 +1133,7 @@
           <w:t xml:space="preserve">Our results show that </w:t>
         </w:r>
       </w:ins>
-      <w:ins w:id="31" w:author="Ainhoa Magrach" w:date="2025-04-07T13:19:00Z" w16du:dateUtc="2025-04-07T11:19:00Z">
+      <w:ins w:id="49" w:author="Ainhoa Magrach" w:date="2025-04-07T13:19:00Z" w16du:dateUtc="2025-04-07T11:19:00Z">
         <w:r>
           <w:rPr>
             <w:rFonts w:ascii="CMU Serif Roman" w:hAnsi="CMU Serif Roman" w:cs="CMU Serif Roman"/>
@@ -929,7 +1141,7 @@
           <w:t xml:space="preserve">sampling completeness </w:t>
         </w:r>
       </w:ins>
-      <w:ins w:id="32" w:author="Ainhoa Magrach" w:date="2025-04-07T13:20:00Z" w16du:dateUtc="2025-04-07T11:20:00Z">
+      <w:ins w:id="50" w:author="Ainhoa Magrach" w:date="2025-04-07T13:20:00Z" w16du:dateUtc="2025-04-07T11:20:00Z">
         <w:r>
           <w:rPr>
             <w:rFonts w:ascii="CMU Serif Roman" w:hAnsi="CMU Serif Roman" w:cs="CMU Serif Roman"/>
@@ -942,16 +1154,250 @@
       <w:pPr>
         <w:pStyle w:val="BodyText"/>
         <w:rPr>
-          <w:rFonts w:ascii="CMU Serif Roman" w:hAnsi="CMU Serif Roman" w:cs="CMU Serif Roman"/>
-        </w:rPr>
-        <w:pPrChange w:id="33" w:author="Ainhoa Magrach" w:date="2025-04-07T13:14:00Z" w16du:dateUtc="2025-04-07T11:14:00Z">
+          <w:ins w:id="51" w:author="Ainhoa Magrach" w:date="2025-05-08T15:25:00Z" w16du:dateUtc="2025-05-08T13:25:00Z"/>
+        </w:rPr>
+      </w:pPr>
+    </w:p>
+    <w:p>
+      <w:pPr>
+        <w:pStyle w:val="BodyText"/>
+        <w:rPr>
+          <w:ins w:id="52" w:author="Ainhoa Magrach" w:date="2025-05-08T15:25:00Z" w16du:dateUtc="2025-05-08T13:25:00Z"/>
+          <w:rFonts w:ascii="CMU Serif Roman" w:hAnsi="CMU Serif Roman" w:cs="CMU Serif Roman"/>
+        </w:rPr>
+      </w:pPr>
+      <w:ins w:id="53" w:author="Ainhoa Magrach" w:date="2025-05-08T15:25:00Z" w16du:dateUtc="2025-05-08T13:25:00Z">
+        <w:r>
+          <w:rPr>
+            <w:rFonts w:ascii="CMU Serif Roman" w:hAnsi="CMU Serif Roman" w:cs="CMU Serif Roman"/>
+          </w:rPr>
+          <w:t xml:space="preserve">We find that </w:t>
+        </w:r>
+        <w:r>
+          <w:rPr>
+            <w:rFonts w:ascii="CMU Serif Roman" w:hAnsi="CMU Serif Roman" w:cs="CMU Serif Roman"/>
+          </w:rPr>
+          <w:t xml:space="preserve">bacterial diversity within bumblebee guts tends to slightly increase through time, although this relationship is not significant, probably due to our relatively low sample size. </w:t>
+        </w:r>
+      </w:ins>
+    </w:p>
+    <w:p>
+      <w:pPr>
+        <w:pStyle w:val="BodyText"/>
+        <w:rPr>
+          <w:ins w:id="54" w:author="Ainhoa Magrach" w:date="2025-05-08T15:25:00Z" w16du:dateUtc="2025-05-08T13:25:00Z"/>
+          <w:rFonts w:ascii="CMU Serif Roman" w:hAnsi="CMU Serif Roman" w:cs="CMU Serif Roman"/>
+        </w:rPr>
+      </w:pPr>
+      <w:ins w:id="55" w:author="Ainhoa Magrach" w:date="2025-05-08T15:25:00Z" w16du:dateUtc="2025-05-08T13:25:00Z">
+        <w:r>
+          <w:rPr>
+            <w:rFonts w:ascii="CMU Serif Roman" w:hAnsi="CMU Serif Roman" w:cs="CMU Serif Roman"/>
+          </w:rPr>
+          <w:t>Bumblebee</w:t>
+        </w:r>
+        <w:r>
+          <w:rPr>
+            <w:rFonts w:ascii="CMU Serif Roman" w:hAnsi="CMU Serif Roman" w:cs="CMU Serif Roman"/>
+          </w:rPr>
+          <w:t xml:space="preserve"> guts were characterized by a diverse group of bacteria, dominated by Gammaproteobacteria such as XX and XX, followed by Actinobacteria, Firmicutes and Cyanobacteria and including a relatively large proportion of unidentified specimens (X%). </w:t>
+        </w:r>
+      </w:ins>
+    </w:p>
+    <w:p>
+      <w:pPr>
+        <w:pStyle w:val="BodyText"/>
+        <w:rPr>
+          <w:ins w:id="56" w:author="Ainhoa Magrach" w:date="2025-05-08T15:26:00Z" w16du:dateUtc="2025-05-08T13:26:00Z"/>
+          <w:rFonts w:ascii="CMU Serif Roman" w:hAnsi="CMU Serif Roman" w:cs="CMU Serif Roman"/>
+        </w:rPr>
+      </w:pPr>
+      <w:ins w:id="57" w:author="Ainhoa Magrach" w:date="2025-05-08T15:25:00Z" w16du:dateUtc="2025-05-08T13:25:00Z">
+        <w:r>
+          <w:rPr>
+            <w:rFonts w:ascii="CMU Serif Roman" w:hAnsi="CMU Serif Roman" w:cs="CMU Serif Roman"/>
+          </w:rPr>
+          <w:t xml:space="preserve">In terms of changes in composition through time, our results show that there is a constant group of bacterial components that consistently appear across all time periods (Fig. 4) and sites (Fig. SX), probably defining the species’ core microbiome and including ASVs in the genus Lactobacillus, </w:t>
+        </w:r>
+        <w:proofErr w:type="spellStart"/>
+        <w:r>
+          <w:rPr>
+            <w:rFonts w:ascii="CMU Serif Roman" w:hAnsi="CMU Serif Roman" w:cs="CMU Serif Roman"/>
+          </w:rPr>
+          <w:t>Gilliamella</w:t>
+        </w:r>
+        <w:proofErr w:type="spellEnd"/>
+        <w:r>
+          <w:rPr>
+            <w:rFonts w:ascii="CMU Serif Roman" w:hAnsi="CMU Serif Roman" w:cs="CMU Serif Roman"/>
+          </w:rPr>
+          <w:t xml:space="preserve">, </w:t>
+        </w:r>
+        <w:proofErr w:type="spellStart"/>
+        <w:r>
+          <w:rPr>
+            <w:rFonts w:ascii="CMU Serif Roman" w:hAnsi="CMU Serif Roman" w:cs="CMU Serif Roman"/>
+          </w:rPr>
+          <w:t>Snodgrassella</w:t>
+        </w:r>
+        <w:proofErr w:type="spellEnd"/>
+        <w:r>
+          <w:rPr>
+            <w:rFonts w:ascii="CMU Serif Roman" w:hAnsi="CMU Serif Roman" w:cs="CMU Serif Roman"/>
+          </w:rPr>
+          <w:t xml:space="preserve"> and </w:t>
+        </w:r>
+        <w:proofErr w:type="spellStart"/>
+        <w:r>
+          <w:rPr>
+            <w:rFonts w:ascii="CMU Serif Roman" w:hAnsi="CMU Serif Roman" w:cs="CMU Serif Roman"/>
+          </w:rPr>
+          <w:t>Bombiscardovia</w:t>
+        </w:r>
+        <w:proofErr w:type="spellEnd"/>
+        <w:r>
+          <w:rPr>
+            <w:rFonts w:ascii="CMU Serif Roman" w:hAnsi="CMU Serif Roman" w:cs="CMU Serif Roman"/>
+          </w:rPr>
+          <w:t xml:space="preserve">. We also find that towards the end of the sampling season, this core microbiome becomes complemented by other species belonging to genus like Pseudomonas, Bacillus, </w:t>
+        </w:r>
+        <w:proofErr w:type="spellStart"/>
+        <w:r>
+          <w:rPr>
+            <w:rFonts w:ascii="CMU Serif Roman" w:hAnsi="CMU Serif Roman" w:cs="CMU Serif Roman"/>
+          </w:rPr>
+          <w:t>Commensalibacter</w:t>
+        </w:r>
+        <w:proofErr w:type="spellEnd"/>
+        <w:r>
+          <w:rPr>
+            <w:rFonts w:ascii="CMU Serif Roman" w:hAnsi="CMU Serif Roman" w:cs="CMU Serif Roman"/>
+          </w:rPr>
+          <w:t xml:space="preserve"> or </w:t>
+        </w:r>
+        <w:proofErr w:type="spellStart"/>
+        <w:r>
+          <w:rPr>
+            <w:rFonts w:ascii="CMU Serif Roman" w:hAnsi="CMU Serif Roman" w:cs="CMU Serif Roman"/>
+          </w:rPr>
+          <w:t>Apibacter</w:t>
+        </w:r>
+        <w:proofErr w:type="spellEnd"/>
+        <w:r>
+          <w:rPr>
+            <w:rFonts w:ascii="CMU Serif Roman" w:hAnsi="CMU Serif Roman" w:cs="CMU Serif Roman"/>
+          </w:rPr>
+          <w:t xml:space="preserve">. </w:t>
+        </w:r>
+      </w:ins>
+    </w:p>
+    <w:p>
+      <w:pPr>
+        <w:pStyle w:val="BodyText"/>
+        <w:rPr>
+          <w:ins w:id="58" w:author="Ainhoa Magrach" w:date="2025-05-08T15:26:00Z" w16du:dateUtc="2025-05-08T13:26:00Z"/>
+          <w:rFonts w:ascii="CMU Serif Roman" w:hAnsi="CMU Serif Roman" w:cs="CMU Serif Roman"/>
+        </w:rPr>
+      </w:pPr>
+      <w:ins w:id="59" w:author="Ainhoa Magrach" w:date="2025-05-08T15:26:00Z" w16du:dateUtc="2025-05-08T13:26:00Z">
+        <w:r>
+          <w:rPr>
+            <w:rFonts w:ascii="CMU Serif Roman" w:hAnsi="CMU Serif Roman" w:cs="CMU Serif Roman"/>
+          </w:rPr>
+          <w:t xml:space="preserve">Our analysis of how the composition of the bacterial community changes through time shows a distinct grouping across the different time periods, with </w:t>
+        </w:r>
+        <w:proofErr w:type="gramStart"/>
+        <w:r>
+          <w:rPr>
+            <w:rFonts w:ascii="CMU Serif Roman" w:hAnsi="CMU Serif Roman" w:cs="CMU Serif Roman"/>
+          </w:rPr>
+          <w:t>particular differences</w:t>
+        </w:r>
+        <w:proofErr w:type="gramEnd"/>
+        <w:r>
+          <w:rPr>
+            <w:rFonts w:ascii="CMU Serif Roman" w:hAnsi="CMU Serif Roman" w:cs="CMU Serif Roman"/>
+          </w:rPr>
+          <w:t xml:space="preserve"> found between the earlier (dark blue) and later (yellow) time periods in their bacterial composition (Fig. 5). </w:t>
+        </w:r>
+      </w:ins>
+    </w:p>
+    <w:p>
+      <w:pPr>
+        <w:pStyle w:val="BodyText"/>
+        <w:rPr>
+          <w:ins w:id="60" w:author="Ainhoa Magrach" w:date="2025-05-08T15:26:00Z" w16du:dateUtc="2025-05-08T13:26:00Z"/>
+          <w:rFonts w:ascii="CMU Serif Roman" w:hAnsi="CMU Serif Roman" w:cs="CMU Serif Roman"/>
+        </w:rPr>
+      </w:pPr>
+      <w:ins w:id="61" w:author="Ainhoa Magrach" w:date="2025-05-08T15:26:00Z" w16du:dateUtc="2025-05-08T13:26:00Z">
+        <w:r>
+          <w:rPr>
+            <w:rFonts w:ascii="CMU Serif Roman" w:hAnsi="CMU Serif Roman" w:cs="CMU Serif Roman"/>
+          </w:rPr>
+          <w:t>Our analysis of fungal communities…</w:t>
+        </w:r>
+      </w:ins>
+    </w:p>
+    <w:p>
+      <w:pPr>
+        <w:pStyle w:val="BodyText"/>
+        <w:rPr>
+          <w:ins w:id="62" w:author="Ainhoa Magrach" w:date="2025-05-08T15:26:00Z" w16du:dateUtc="2025-05-08T13:26:00Z"/>
+          <w:rFonts w:ascii="CMU Serif Roman" w:hAnsi="CMU Serif Roman" w:cs="CMU Serif Roman"/>
+        </w:rPr>
+      </w:pPr>
+    </w:p>
+    <w:p>
+      <w:pPr>
+        <w:pStyle w:val="BodyText"/>
+        <w:rPr>
+          <w:ins w:id="63" w:author="Ainhoa Magrach" w:date="2025-05-08T15:25:00Z" w16du:dateUtc="2025-05-08T13:25:00Z"/>
+          <w:rFonts w:ascii="CMU Serif Roman" w:hAnsi="CMU Serif Roman" w:cs="CMU Serif Roman"/>
+        </w:rPr>
+      </w:pPr>
+    </w:p>
+    <w:p>
+      <w:pPr>
+        <w:pStyle w:val="BodyText"/>
+        <w:rPr>
+          <w:ins w:id="64" w:author="Ainhoa Magrach" w:date="2025-05-08T15:25:00Z" w16du:dateUtc="2025-05-08T13:25:00Z"/>
+          <w:rFonts w:ascii="CMU Serif Roman" w:hAnsi="CMU Serif Roman" w:cs="CMU Serif Roman"/>
+        </w:rPr>
+      </w:pPr>
+    </w:p>
+    <w:p>
+      <w:pPr>
+        <w:pStyle w:val="BodyText"/>
+        <w:rPr>
+          <w:ins w:id="65" w:author="Ainhoa Magrach" w:date="2025-05-08T15:25:00Z" w16du:dateUtc="2025-05-08T13:25:00Z"/>
+          <w:rFonts w:ascii="CMU Serif Roman" w:hAnsi="CMU Serif Roman" w:cs="CMU Serif Roman"/>
+        </w:rPr>
+      </w:pPr>
+    </w:p>
+    <w:p>
+      <w:pPr>
+        <w:pStyle w:val="BodyText"/>
+        <w:rPr>
+          <w:ins w:id="66" w:author="Ainhoa Magrach" w:date="2025-04-07T13:21:00Z" w16du:dateUtc="2025-04-07T11:21:00Z"/>
+          <w:rFonts w:ascii="CMU Serif Roman" w:hAnsi="CMU Serif Roman" w:cs="CMU Serif Roman"/>
+        </w:rPr>
+      </w:pPr>
+    </w:p>
+    <w:p>
+      <w:pPr>
+        <w:pStyle w:val="BodyText"/>
+        <w:rPr>
+          <w:rFonts w:ascii="CMU Serif Roman" w:hAnsi="CMU Serif Roman" w:cs="CMU Serif Roman"/>
+        </w:rPr>
+        <w:pPrChange w:id="67" w:author="Ainhoa Magrach" w:date="2025-04-07T13:14:00Z" w16du:dateUtc="2025-04-07T11:14:00Z">
           <w:pPr>
             <w:pStyle w:val="FirstParagraph"/>
             <w:jc w:val="both"/>
           </w:pPr>
         </w:pPrChange>
       </w:pPr>
-      <w:ins w:id="34" w:author="Ainhoa Magrach" w:date="2025-04-07T13:21:00Z" w16du:dateUtc="2025-04-07T11:21:00Z">
+      <w:ins w:id="68" w:author="Ainhoa Magrach" w:date="2025-04-07T13:21:00Z" w16du:dateUtc="2025-04-07T11:21:00Z">
         <w:r>
           <w:rPr>
             <w:noProof/>
@@ -1016,71 +1462,46 @@
     <w:p>
       <w:pPr>
         <w:pStyle w:val="BodyText"/>
+        <w:rPr>
+          <w:del w:id="69" w:author="Ainhoa Magrach" w:date="2025-05-08T15:25:00Z" w16du:dateUtc="2025-05-08T13:25:00Z"/>
+        </w:rPr>
       </w:pPr>
     </w:p>
     <w:p>
       <w:pPr>
         <w:pStyle w:val="BodyText"/>
         <w:rPr>
-          <w:rFonts w:ascii="CMU Serif Roman" w:hAnsi="CMU Serif Roman" w:cs="CMU Serif Roman"/>
-          <w:rPrChange w:id="35" w:author="Ainhoa Magrach" w:date="2025-04-07T13:21:00Z" w16du:dateUtc="2025-04-07T11:21:00Z">
-            <w:rPr/>
+          <w:del w:id="70" w:author="Ainhoa Magrach" w:date="2025-05-08T15:25:00Z" w16du:dateUtc="2025-05-08T13:25:00Z"/>
+          <w:rFonts w:ascii="CMU Serif Roman" w:hAnsi="CMU Serif Roman" w:cs="CMU Serif Roman"/>
+          <w:rPrChange w:id="71" w:author="Ainhoa Magrach" w:date="2025-04-07T13:21:00Z" w16du:dateUtc="2025-04-07T11:21:00Z">
+            <w:rPr>
+              <w:del w:id="72" w:author="Ainhoa Magrach" w:date="2025-05-08T15:25:00Z" w16du:dateUtc="2025-05-08T13:25:00Z"/>
+            </w:rPr>
           </w:rPrChange>
         </w:rPr>
       </w:pPr>
-      <w:ins w:id="36" w:author="Ainhoa Magrach" w:date="2025-04-07T13:21:00Z" w16du:dateUtc="2025-04-07T11:21:00Z">
-        <w:r>
-          <w:rPr>
-            <w:rFonts w:ascii="CMU Serif Roman" w:hAnsi="CMU Serif Roman" w:cs="CMU Serif Roman"/>
-            <w:rPrChange w:id="37" w:author="Ainhoa Magrach" w:date="2025-04-07T13:21:00Z" w16du:dateUtc="2025-04-07T11:21:00Z">
-              <w:rPr/>
-            </w:rPrChange>
+    </w:p>
+    <w:p>
+      <w:pPr>
+        <w:pStyle w:val="BodyText"/>
+        <w:rPr>
+          <w:ins w:id="73" w:author="Ainhoa Magrach" w:date="2025-04-07T12:42:00Z" w16du:dateUtc="2025-04-07T10:42:00Z"/>
+        </w:rPr>
+      </w:pPr>
+    </w:p>
+    <w:p>
+      <w:pPr>
+        <w:pStyle w:val="BodyText"/>
+        <w:rPr>
+          <w:ins w:id="74" w:author="Ainhoa Magrach" w:date="2025-04-07T13:22:00Z" w16du:dateUtc="2025-04-07T11:22:00Z"/>
+        </w:rPr>
+      </w:pPr>
+      <w:ins w:id="75" w:author="Ainhoa Magrach" w:date="2025-04-07T12:42:00Z">
+        <w:r>
+          <w:rPr>
+            <w:noProof/>
           </w:rPr>
           <w:lastRenderedPageBreak/>
-          <w:t xml:space="preserve">We find that </w:t>
-        </w:r>
-        <w:r>
-          <w:rPr>
-            <w:rFonts w:ascii="CMU Serif Roman" w:hAnsi="CMU Serif Roman" w:cs="CMU Serif Roman"/>
-          </w:rPr>
-          <w:t xml:space="preserve">bacterial diversity within bumblebee guts tends to </w:t>
-        </w:r>
-        <w:r>
-          <w:rPr>
-            <w:rFonts w:ascii="CMU Serif Roman" w:hAnsi="CMU Serif Roman" w:cs="CMU Serif Roman"/>
-          </w:rPr>
-          <w:t>slightly increase through time, although this relationship is not significant, probably due to our relativ</w:t>
-        </w:r>
-      </w:ins>
-      <w:ins w:id="38" w:author="Ainhoa Magrach" w:date="2025-04-07T13:22:00Z" w16du:dateUtc="2025-04-07T11:22:00Z">
-        <w:r>
-          <w:rPr>
-            <w:rFonts w:ascii="CMU Serif Roman" w:hAnsi="CMU Serif Roman" w:cs="CMU Serif Roman"/>
-          </w:rPr>
-          <w:t xml:space="preserve">ely low sample size. </w:t>
-        </w:r>
-      </w:ins>
-    </w:p>
-    <w:p>
-      <w:pPr>
-        <w:pStyle w:val="BodyText"/>
-        <w:rPr>
-          <w:ins w:id="39" w:author="Ainhoa Magrach" w:date="2025-04-07T12:42:00Z" w16du:dateUtc="2025-04-07T10:42:00Z"/>
-        </w:rPr>
-      </w:pPr>
-    </w:p>
-    <w:p>
-      <w:pPr>
-        <w:pStyle w:val="BodyText"/>
-        <w:rPr>
-          <w:ins w:id="40" w:author="Ainhoa Magrach" w:date="2025-04-07T13:22:00Z" w16du:dateUtc="2025-04-07T11:22:00Z"/>
-        </w:rPr>
-      </w:pPr>
-      <w:ins w:id="41" w:author="Ainhoa Magrach" w:date="2025-04-07T12:42:00Z">
-        <w:r>
-          <w:rPr>
-            <w:noProof/>
-          </w:rPr>
           <w:drawing>
             <wp:inline distT="0" distB="0" distL="0" distR="0" wp14:anchorId="5FA5AB2F" wp14:editId="71A510E0">
               <wp:extent cx="5622471" cy="5581331"/>
@@ -1137,55 +1558,10 @@
       <w:pPr>
         <w:pStyle w:val="BodyText"/>
         <w:rPr>
-          <w:ins w:id="42" w:author="Ainhoa Magrach" w:date="2025-04-07T12:43:00Z" w16du:dateUtc="2025-04-07T10:43:00Z"/>
-          <w:rFonts w:ascii="CMU Serif Roman" w:hAnsi="CMU Serif Roman" w:cs="CMU Serif Roman"/>
-          <w:rPrChange w:id="43" w:author="Ainhoa Magrach" w:date="2025-04-07T13:22:00Z" w16du:dateUtc="2025-04-07T11:22:00Z">
-            <w:rPr>
-              <w:ins w:id="44" w:author="Ainhoa Magrach" w:date="2025-04-07T12:43:00Z" w16du:dateUtc="2025-04-07T10:43:00Z"/>
-            </w:rPr>
-          </w:rPrChange>
-        </w:rPr>
-      </w:pPr>
-      <w:ins w:id="45" w:author="Ainhoa Magrach" w:date="2025-04-07T13:22:00Z" w16du:dateUtc="2025-04-07T11:22:00Z">
-        <w:r>
-          <w:rPr>
-            <w:rFonts w:ascii="CMU Serif Roman" w:hAnsi="CMU Serif Roman" w:cs="CMU Serif Roman"/>
-            <w:rPrChange w:id="46" w:author="Ainhoa Magrach" w:date="2025-04-07T13:22:00Z" w16du:dateUtc="2025-04-07T11:22:00Z">
-              <w:rPr/>
-            </w:rPrChange>
-          </w:rPr>
-          <w:t>Bumblebee</w:t>
-        </w:r>
-        <w:r>
-          <w:rPr>
-            <w:rFonts w:ascii="CMU Serif Roman" w:hAnsi="CMU Serif Roman" w:cs="CMU Serif Roman"/>
-          </w:rPr>
-          <w:t xml:space="preserve"> guts were characterized by </w:t>
-        </w:r>
-        <w:r>
-          <w:rPr>
-            <w:rFonts w:ascii="CMU Serif Roman" w:hAnsi="CMU Serif Roman" w:cs="CMU Serif Roman"/>
-          </w:rPr>
-          <w:t xml:space="preserve">a diverse group of bacteria, dominated by Gammaproteobacteria such as </w:t>
-        </w:r>
-      </w:ins>
-      <w:ins w:id="47" w:author="Ainhoa Magrach" w:date="2025-04-07T13:23:00Z" w16du:dateUtc="2025-04-07T11:23:00Z">
-        <w:r>
-          <w:rPr>
-            <w:rFonts w:ascii="CMU Serif Roman" w:hAnsi="CMU Serif Roman" w:cs="CMU Serif Roman"/>
-          </w:rPr>
-          <w:t xml:space="preserve">XX and XX, followed by Actinobacteria, Firmicutes and Cyanobacteria and including a relatively large proportion of unidentified specimens (X%). </w:t>
-        </w:r>
-      </w:ins>
-    </w:p>
-    <w:p>
-      <w:pPr>
-        <w:pStyle w:val="BodyText"/>
-        <w:rPr>
-          <w:ins w:id="48" w:author="Ainhoa Magrach" w:date="2025-04-07T12:43:00Z" w16du:dateUtc="2025-04-07T10:43:00Z"/>
-        </w:rPr>
-      </w:pPr>
-      <w:ins w:id="49" w:author="Ainhoa Magrach" w:date="2025-04-07T12:43:00Z">
+          <w:ins w:id="76" w:author="Ainhoa Magrach" w:date="2025-04-07T12:43:00Z" w16du:dateUtc="2025-04-07T10:43:00Z"/>
+        </w:rPr>
+      </w:pPr>
+      <w:ins w:id="77" w:author="Ainhoa Magrach" w:date="2025-04-07T12:43:00Z">
         <w:r>
           <w:rPr>
             <w:noProof/>
@@ -1247,10 +1623,10 @@
       <w:pPr>
         <w:pStyle w:val="BodyText"/>
         <w:rPr>
-          <w:ins w:id="50" w:author="Ainhoa Magrach" w:date="2025-04-07T13:24:00Z" w16du:dateUtc="2025-04-07T11:24:00Z"/>
-        </w:rPr>
-      </w:pPr>
-      <w:ins w:id="51" w:author="Ainhoa Magrach" w:date="2025-04-07T13:24:00Z">
+          <w:ins w:id="78" w:author="Ainhoa Magrach" w:date="2025-04-07T13:24:00Z" w16du:dateUtc="2025-04-07T11:24:00Z"/>
+        </w:rPr>
+      </w:pPr>
+      <w:ins w:id="79" w:author="Ainhoa Magrach" w:date="2025-04-07T13:24:00Z">
         <w:r>
           <w:rPr>
             <w:noProof/>
@@ -1312,146 +1688,11 @@
       <w:pPr>
         <w:pStyle w:val="BodyText"/>
         <w:rPr>
-          <w:ins w:id="52" w:author="Ainhoa Magrach" w:date="2025-04-07T13:28:00Z" w16du:dateUtc="2025-04-07T11:28:00Z"/>
-          <w:rFonts w:ascii="CMU Serif Roman" w:hAnsi="CMU Serif Roman" w:cs="CMU Serif Roman"/>
-        </w:rPr>
-      </w:pPr>
-      <w:ins w:id="53" w:author="Ainhoa Magrach" w:date="2025-04-07T13:24:00Z" w16du:dateUtc="2025-04-07T11:24:00Z">
-        <w:r>
-          <w:rPr>
-            <w:rFonts w:ascii="CMU Serif Roman" w:hAnsi="CMU Serif Roman" w:cs="CMU Serif Roman"/>
-          </w:rPr>
-          <w:t xml:space="preserve">In terms of changes in composition through time, our results show that there is a constant group of bacterial </w:t>
-        </w:r>
-      </w:ins>
-      <w:ins w:id="54" w:author="Ainhoa Magrach" w:date="2025-04-07T13:25:00Z" w16du:dateUtc="2025-04-07T11:25:00Z">
-        <w:r>
-          <w:rPr>
-            <w:rFonts w:ascii="CMU Serif Roman" w:hAnsi="CMU Serif Roman" w:cs="CMU Serif Roman"/>
-          </w:rPr>
-          <w:t>components that consistently appear across all time periods (Fig. 4) and sites (Fig. SX), probably defining</w:t>
-        </w:r>
-      </w:ins>
-      <w:ins w:id="55" w:author="Ainhoa Magrach" w:date="2025-04-07T13:26:00Z" w16du:dateUtc="2025-04-07T11:26:00Z">
-        <w:r>
-          <w:rPr>
-            <w:rFonts w:ascii="CMU Serif Roman" w:hAnsi="CMU Serif Roman" w:cs="CMU Serif Roman"/>
-          </w:rPr>
-          <w:t xml:space="preserve"> the species’ core microbiome and including ASVs in the genus Lactobacillus, </w:t>
-        </w:r>
-        <w:proofErr w:type="spellStart"/>
-        <w:r>
-          <w:rPr>
-            <w:rFonts w:ascii="CMU Serif Roman" w:hAnsi="CMU Serif Roman" w:cs="CMU Serif Roman"/>
-          </w:rPr>
-          <w:t>Gilliamella</w:t>
-        </w:r>
-        <w:proofErr w:type="spellEnd"/>
-        <w:r>
-          <w:rPr>
-            <w:rFonts w:ascii="CMU Serif Roman" w:hAnsi="CMU Serif Roman" w:cs="CMU Serif Roman"/>
-          </w:rPr>
-          <w:t xml:space="preserve">, </w:t>
-        </w:r>
-        <w:proofErr w:type="spellStart"/>
-        <w:r>
-          <w:rPr>
-            <w:rFonts w:ascii="CMU Serif Roman" w:hAnsi="CMU Serif Roman" w:cs="CMU Serif Roman"/>
-          </w:rPr>
-          <w:t>Snodgrassella</w:t>
-        </w:r>
-        <w:proofErr w:type="spellEnd"/>
-        <w:r>
-          <w:rPr>
-            <w:rFonts w:ascii="CMU Serif Roman" w:hAnsi="CMU Serif Roman" w:cs="CMU Serif Roman"/>
-          </w:rPr>
-          <w:t xml:space="preserve"> and </w:t>
-        </w:r>
-        <w:proofErr w:type="spellStart"/>
-        <w:r>
-          <w:rPr>
-            <w:rFonts w:ascii="CMU Serif Roman" w:hAnsi="CMU Serif Roman" w:cs="CMU Serif Roman"/>
-          </w:rPr>
-          <w:t>Bombiscardovia</w:t>
-        </w:r>
-        <w:proofErr w:type="spellEnd"/>
-        <w:r>
-          <w:rPr>
-            <w:rFonts w:ascii="CMU Serif Roman" w:hAnsi="CMU Serif Roman" w:cs="CMU Serif Roman"/>
-          </w:rPr>
-          <w:t xml:space="preserve">. </w:t>
-        </w:r>
-      </w:ins>
-      <w:ins w:id="56" w:author="Ainhoa Magrach" w:date="2025-04-07T13:27:00Z" w16du:dateUtc="2025-04-07T11:27:00Z">
-        <w:r>
-          <w:rPr>
-            <w:rFonts w:ascii="CMU Serif Roman" w:hAnsi="CMU Serif Roman" w:cs="CMU Serif Roman"/>
-          </w:rPr>
-          <w:t>We also find that towards the end of the sampling season, this core microbiome becomes complemented by other species belonging to genus like Pseudom</w:t>
-        </w:r>
-      </w:ins>
-      <w:ins w:id="57" w:author="Ainhoa Magrach" w:date="2025-04-07T13:28:00Z" w16du:dateUtc="2025-04-07T11:28:00Z">
-        <w:r>
-          <w:rPr>
-            <w:rFonts w:ascii="CMU Serif Roman" w:hAnsi="CMU Serif Roman" w:cs="CMU Serif Roman"/>
-          </w:rPr>
-          <w:t>o</w:t>
-        </w:r>
-      </w:ins>
-      <w:ins w:id="58" w:author="Ainhoa Magrach" w:date="2025-04-07T13:27:00Z" w16du:dateUtc="2025-04-07T11:27:00Z">
-        <w:r>
-          <w:rPr>
-            <w:rFonts w:ascii="CMU Serif Roman" w:hAnsi="CMU Serif Roman" w:cs="CMU Serif Roman"/>
-          </w:rPr>
-          <w:t xml:space="preserve">nas, </w:t>
-        </w:r>
-      </w:ins>
-      <w:ins w:id="59" w:author="Ainhoa Magrach" w:date="2025-04-07T13:28:00Z" w16du:dateUtc="2025-04-07T11:28:00Z">
-        <w:r>
-          <w:rPr>
-            <w:rFonts w:ascii="CMU Serif Roman" w:hAnsi="CMU Serif Roman" w:cs="CMU Serif Roman"/>
-          </w:rPr>
-          <w:t xml:space="preserve">Bacillus, </w:t>
-        </w:r>
-        <w:proofErr w:type="spellStart"/>
-        <w:r>
-          <w:rPr>
-            <w:rFonts w:ascii="CMU Serif Roman" w:hAnsi="CMU Serif Roman" w:cs="CMU Serif Roman"/>
-          </w:rPr>
-          <w:t>Commensalibacter</w:t>
-        </w:r>
-        <w:proofErr w:type="spellEnd"/>
-        <w:r>
-          <w:rPr>
-            <w:rFonts w:ascii="CMU Serif Roman" w:hAnsi="CMU Serif Roman" w:cs="CMU Serif Roman"/>
-          </w:rPr>
-          <w:t xml:space="preserve"> or </w:t>
-        </w:r>
-        <w:proofErr w:type="spellStart"/>
-        <w:r>
-          <w:rPr>
-            <w:rFonts w:ascii="CMU Serif Roman" w:hAnsi="CMU Serif Roman" w:cs="CMU Serif Roman"/>
-          </w:rPr>
-          <w:t>Apibacter</w:t>
-        </w:r>
-        <w:proofErr w:type="spellEnd"/>
-        <w:r>
-          <w:rPr>
-            <w:rFonts w:ascii="CMU Serif Roman" w:hAnsi="CMU Serif Roman" w:cs="CMU Serif Roman"/>
-          </w:rPr>
-          <w:t xml:space="preserve">. </w:t>
-        </w:r>
-      </w:ins>
-    </w:p>
-    <w:p>
-      <w:pPr>
-        <w:pStyle w:val="BodyText"/>
-        <w:rPr>
-          <w:ins w:id="60" w:author="Ainhoa Magrach" w:date="2025-04-07T13:29:00Z" w16du:dateUtc="2025-04-07T11:29:00Z"/>
-          <w:rFonts w:ascii="CMU Serif Roman" w:hAnsi="CMU Serif Roman" w:cs="CMU Serif Roman"/>
-        </w:rPr>
-      </w:pPr>
-      <w:ins w:id="61" w:author="Ainhoa Magrach" w:date="2025-04-07T13:28:00Z" w16du:dateUtc="2025-04-07T11:28:00Z">
+          <w:ins w:id="80" w:author="Ainhoa Magrach" w:date="2025-04-07T13:29:00Z" w16du:dateUtc="2025-04-07T11:29:00Z"/>
+          <w:rFonts w:ascii="CMU Serif Roman" w:hAnsi="CMU Serif Roman" w:cs="CMU Serif Roman"/>
+        </w:rPr>
+      </w:pPr>
+      <w:ins w:id="81" w:author="Ainhoa Magrach" w:date="2025-04-07T13:28:00Z" w16du:dateUtc="2025-04-07T11:28:00Z">
         <w:r>
           <w:rPr>
             <w:noProof/>
@@ -1513,54 +1754,10 @@
       <w:pPr>
         <w:pStyle w:val="BodyText"/>
         <w:rPr>
-          <w:ins w:id="62" w:author="Ainhoa Magrach" w:date="2025-04-07T12:44:00Z" w16du:dateUtc="2025-04-07T10:44:00Z"/>
-          <w:rFonts w:ascii="CMU Serif Roman" w:hAnsi="CMU Serif Roman" w:cs="CMU Serif Roman"/>
-          <w:rPrChange w:id="63" w:author="Ainhoa Magrach" w:date="2025-04-07T13:24:00Z" w16du:dateUtc="2025-04-07T11:24:00Z">
-            <w:rPr>
-              <w:ins w:id="64" w:author="Ainhoa Magrach" w:date="2025-04-07T12:44:00Z" w16du:dateUtc="2025-04-07T10:44:00Z"/>
-            </w:rPr>
-          </w:rPrChange>
-        </w:rPr>
-      </w:pPr>
-      <w:ins w:id="65" w:author="Ainhoa Magrach" w:date="2025-04-07T13:29:00Z" w16du:dateUtc="2025-04-07T11:29:00Z">
-        <w:r>
-          <w:rPr>
-            <w:rFonts w:ascii="CMU Serif Roman" w:hAnsi="CMU Serif Roman" w:cs="CMU Serif Roman"/>
-          </w:rPr>
-          <w:t xml:space="preserve">Our analysis of how the composition of the bacterial community changes through time shows a distinct grouping across the different time periods, with </w:t>
-        </w:r>
-        <w:proofErr w:type="gramStart"/>
-        <w:r>
-          <w:rPr>
-            <w:rFonts w:ascii="CMU Serif Roman" w:hAnsi="CMU Serif Roman" w:cs="CMU Serif Roman"/>
-          </w:rPr>
-          <w:t>particular differences</w:t>
-        </w:r>
-        <w:proofErr w:type="gramEnd"/>
-        <w:r>
-          <w:rPr>
-            <w:rFonts w:ascii="CMU Serif Roman" w:hAnsi="CMU Serif Roman" w:cs="CMU Serif Roman"/>
-          </w:rPr>
-          <w:t xml:space="preserve"> found between the earlier (dark blue) and later (yellow) time</w:t>
-        </w:r>
-      </w:ins>
-      <w:ins w:id="66" w:author="Ainhoa Magrach" w:date="2025-04-07T13:30:00Z" w16du:dateUtc="2025-04-07T11:30:00Z">
-        <w:r>
-          <w:rPr>
-            <w:rFonts w:ascii="CMU Serif Roman" w:hAnsi="CMU Serif Roman" w:cs="CMU Serif Roman"/>
-          </w:rPr>
-          <w:t xml:space="preserve"> periods in their bacterial composition (Fig. 5). </w:t>
-        </w:r>
-      </w:ins>
-    </w:p>
-    <w:p>
-      <w:pPr>
-        <w:pStyle w:val="BodyText"/>
-        <w:rPr>
-          <w:ins w:id="67" w:author="Ainhoa Magrach" w:date="2025-04-07T12:44:00Z" w16du:dateUtc="2025-04-07T10:44:00Z"/>
-        </w:rPr>
-      </w:pPr>
-      <w:ins w:id="68" w:author="Ainhoa Magrach" w:date="2025-04-07T12:44:00Z">
+          <w:ins w:id="82" w:author="Ainhoa Magrach" w:date="2025-04-07T12:44:00Z" w16du:dateUtc="2025-04-07T10:44:00Z"/>
+        </w:rPr>
+      </w:pPr>
+      <w:ins w:id="83" w:author="Ainhoa Magrach" w:date="2025-04-07T12:44:00Z">
         <w:r>
           <w:rPr>
             <w:noProof/>
@@ -1621,107 +1818,790 @@
     <w:p>
       <w:pPr>
         <w:pStyle w:val="BodyText"/>
-        <w:rPr>
-          <w:ins w:id="69" w:author="Ainhoa Magrach" w:date="2025-04-07T12:45:00Z" w16du:dateUtc="2025-04-07T10:45:00Z"/>
-          <w:rFonts w:ascii="CMU Serif Roman" w:hAnsi="CMU Serif Roman" w:cs="CMU Serif Roman"/>
-          <w:rPrChange w:id="70" w:author="Ainhoa Magrach" w:date="2025-04-07T13:30:00Z" w16du:dateUtc="2025-04-07T11:30:00Z">
+      </w:pPr>
+    </w:p>
+    <w:p>
+      <w:pPr>
+        <w:pStyle w:val="Heading2"/>
+        <w:jc w:val="both"/>
+        <w:rPr>
+          <w:ins w:id="84" w:author="Ainhoa Magrach" w:date="2025-05-07T13:58:00Z" w16du:dateUtc="2025-05-07T11:58:00Z"/>
+          <w:rFonts w:ascii="CMU Serif Roman" w:hAnsi="CMU Serif Roman" w:cs="CMU Serif Roman"/>
+          <w:lang w:val="es-ES"/>
+        </w:rPr>
+      </w:pPr>
+      <w:bookmarkStart w:id="85" w:name="discussion"/>
+      <w:bookmarkEnd w:id="41"/>
+      <w:proofErr w:type="spellStart"/>
+      <w:r>
+        <w:rPr>
+          <w:rFonts w:ascii="CMU Serif Roman" w:hAnsi="CMU Serif Roman" w:cs="CMU Serif Roman"/>
+          <w:lang w:val="es-ES"/>
+        </w:rPr>
+        <w:t>Discussion</w:t>
+      </w:r>
+      <w:proofErr w:type="spellEnd"/>
+    </w:p>
+    <w:p>
+      <w:pPr>
+        <w:pStyle w:val="BodyText"/>
+        <w:jc w:val="both"/>
+        <w:rPr>
+          <w:ins w:id="86" w:author="Ainhoa Magrach" w:date="2025-05-08T15:13:00Z" w16du:dateUtc="2025-05-08T13:13:00Z"/>
+          <w:rFonts w:ascii="CMU Serif Roman" w:hAnsi="CMU Serif Roman" w:cs="CMU Serif Roman"/>
+        </w:rPr>
+        <w:pPrChange w:id="87" w:author="Ainhoa Magrach" w:date="2025-05-08T15:15:00Z" w16du:dateUtc="2025-05-08T13:15:00Z">
+          <w:pPr>
+            <w:pStyle w:val="BodyText"/>
+          </w:pPr>
+        </w:pPrChange>
+      </w:pPr>
+      <w:ins w:id="88" w:author="Ainhoa Magrach" w:date="2025-05-07T13:58:00Z" w16du:dateUtc="2025-05-07T11:58:00Z">
+        <w:r>
+          <w:rPr>
+            <w:rFonts w:ascii="CMU Serif Roman" w:hAnsi="CMU Serif Roman" w:cs="CMU Serif Roman"/>
+            <w:rPrChange w:id="89" w:author="Ainhoa Magrach" w:date="2025-05-07T13:58:00Z" w16du:dateUtc="2025-05-07T11:58:00Z">
+              <w:rPr>
+                <w:rFonts w:ascii="CMU Serif Roman" w:hAnsi="CMU Serif Roman" w:cs="CMU Serif Roman"/>
+                <w:lang w:val="es-ES"/>
+              </w:rPr>
+            </w:rPrChange>
+          </w:rPr>
+          <w:t xml:space="preserve">Our </w:t>
+        </w:r>
+        <w:r>
+          <w:rPr>
+            <w:rFonts w:ascii="CMU Serif Roman" w:hAnsi="CMU Serif Roman" w:cs="CMU Serif Roman"/>
+          </w:rPr>
+          <w:t>analysis</w:t>
+        </w:r>
+        <w:r>
+          <w:rPr>
+            <w:rFonts w:ascii="CMU Serif Roman" w:hAnsi="CMU Serif Roman" w:cs="CMU Serif Roman"/>
+            <w:rPrChange w:id="90" w:author="Ainhoa Magrach" w:date="2025-05-07T13:58:00Z" w16du:dateUtc="2025-05-07T11:58:00Z">
+              <w:rPr>
+                <w:rFonts w:ascii="CMU Serif Roman" w:hAnsi="CMU Serif Roman" w:cs="CMU Serif Roman"/>
+                <w:lang w:val="es-ES"/>
+              </w:rPr>
+            </w:rPrChange>
+          </w:rPr>
+          <w:t xml:space="preserve"> of the mi</w:t>
+        </w:r>
+        <w:r>
+          <w:rPr>
+            <w:rFonts w:ascii="CMU Serif Roman" w:hAnsi="CMU Serif Roman" w:cs="CMU Serif Roman"/>
+          </w:rPr>
+          <w:t xml:space="preserve">crobial composition of wild bumblebee guts shows that </w:t>
+        </w:r>
+      </w:ins>
+    </w:p>
+    <w:p>
+      <w:pPr>
+        <w:pStyle w:val="BodyText"/>
+        <w:jc w:val="both"/>
+        <w:rPr>
+          <w:ins w:id="91" w:author="Ainhoa Magrach" w:date="2025-05-08T15:13:00Z" w16du:dateUtc="2025-05-08T13:13:00Z"/>
+          <w:rFonts w:ascii="CMU Serif Roman" w:hAnsi="CMU Serif Roman" w:cs="CMU Serif Roman"/>
+        </w:rPr>
+        <w:pPrChange w:id="92" w:author="Ainhoa Magrach" w:date="2025-05-08T15:15:00Z" w16du:dateUtc="2025-05-08T13:15:00Z">
+          <w:pPr>
+            <w:pStyle w:val="BodyText"/>
+          </w:pPr>
+        </w:pPrChange>
+      </w:pPr>
+    </w:p>
+    <w:p>
+      <w:pPr>
+        <w:pStyle w:val="BodyText"/>
+        <w:jc w:val="both"/>
+        <w:rPr>
+          <w:ins w:id="93" w:author="Ainhoa Magrach" w:date="2025-05-08T15:27:00Z" w16du:dateUtc="2025-05-08T13:27:00Z"/>
+          <w:rFonts w:ascii="CMU Serif Roman" w:hAnsi="CMU Serif Roman" w:cs="CMU Serif Roman"/>
+        </w:rPr>
+      </w:pPr>
+      <w:proofErr w:type="gramStart"/>
+      <w:ins w:id="94" w:author="Ainhoa Magrach" w:date="2025-05-08T15:13:00Z" w16du:dateUtc="2025-05-08T13:13:00Z">
+        <w:r>
+          <w:rPr>
+            <w:rFonts w:ascii="CMU Serif Roman" w:hAnsi="CMU Serif Roman" w:cs="CMU Serif Roman"/>
+          </w:rPr>
+          <w:t>Similar to</w:t>
+        </w:r>
+        <w:proofErr w:type="gramEnd"/>
+        <w:r>
+          <w:rPr>
+            <w:rFonts w:ascii="CMU Serif Roman" w:hAnsi="CMU Serif Roman" w:cs="CMU Serif Roman"/>
+          </w:rPr>
+          <w:t xml:space="preserve"> other previous</w:t>
+        </w:r>
+      </w:ins>
+      <w:ins w:id="95" w:author="Ainhoa Magrach" w:date="2025-05-08T15:14:00Z" w16du:dateUtc="2025-05-08T13:14:00Z">
+        <w:r>
+          <w:rPr>
+            <w:rFonts w:ascii="CMU Serif Roman" w:hAnsi="CMU Serif Roman" w:cs="CMU Serif Roman"/>
+          </w:rPr>
+          <w:t xml:space="preserve"> research looking at the composition of gut microbiomes in other bumblebee species, we find large differences throughout the flowering season</w:t>
+        </w:r>
+      </w:ins>
+      <w:ins w:id="96" w:author="Ainhoa Magrach" w:date="2025-05-08T15:15:00Z" w16du:dateUtc="2025-05-08T13:15:00Z">
+        <w:r>
+          <w:rPr>
+            <w:rFonts w:ascii="CMU Serif Roman" w:hAnsi="CMU Serif Roman" w:cs="CMU Serif Roman"/>
+          </w:rPr>
+          <w:t xml:space="preserve"> (REF)</w:t>
+        </w:r>
+      </w:ins>
+      <w:ins w:id="97" w:author="Ainhoa Magrach" w:date="2025-05-08T15:14:00Z" w16du:dateUtc="2025-05-08T13:14:00Z">
+        <w:r>
+          <w:rPr>
+            <w:rFonts w:ascii="CMU Serif Roman" w:hAnsi="CMU Serif Roman" w:cs="CMU Serif Roman"/>
+          </w:rPr>
+          <w:t xml:space="preserve">. </w:t>
+        </w:r>
+      </w:ins>
+      <w:ins w:id="98" w:author="Ainhoa Magrach" w:date="2025-05-08T15:15:00Z" w16du:dateUtc="2025-05-08T13:15:00Z">
+        <w:r>
+          <w:rPr>
+            <w:rFonts w:ascii="CMU Serif Roman" w:hAnsi="CMU Serif Roman" w:cs="CMU Serif Roman"/>
+          </w:rPr>
+          <w:t>Specifically, w</w:t>
+        </w:r>
+      </w:ins>
+      <w:ins w:id="99" w:author="Ainhoa Magrach" w:date="2025-05-08T15:14:00Z" w16du:dateUtc="2025-05-08T13:14:00Z">
+        <w:r>
+          <w:rPr>
+            <w:rFonts w:ascii="CMU Serif Roman" w:hAnsi="CMU Serif Roman" w:cs="CMU Serif Roman"/>
+          </w:rPr>
+          <w:t>hile bumblebees</w:t>
+        </w:r>
+      </w:ins>
+      <w:ins w:id="100" w:author="Ainhoa Magrach" w:date="2025-05-08T15:15:00Z" w16du:dateUtc="2025-05-08T13:15:00Z">
+        <w:r>
+          <w:rPr>
+            <w:rFonts w:ascii="CMU Serif Roman" w:hAnsi="CMU Serif Roman" w:cs="CMU Serif Roman"/>
+          </w:rPr>
+          <w:t xml:space="preserve"> collected early in the season exhibit more depauperate patterns, featuri</w:t>
+        </w:r>
+      </w:ins>
+      <w:ins w:id="101" w:author="Ainhoa Magrach" w:date="2025-05-08T15:16:00Z" w16du:dateUtc="2025-05-08T13:16:00Z">
+        <w:r>
+          <w:rPr>
+            <w:rFonts w:ascii="CMU Serif Roman" w:hAnsi="CMU Serif Roman" w:cs="CMU Serif Roman"/>
+          </w:rPr>
+          <w:t xml:space="preserve">ng XX to XX ASVs, those captured </w:t>
+        </w:r>
+        <w:proofErr w:type="gramStart"/>
+        <w:r>
+          <w:rPr>
+            <w:rFonts w:ascii="CMU Serif Roman" w:hAnsi="CMU Serif Roman" w:cs="CMU Serif Roman"/>
+          </w:rPr>
+          <w:t>later on</w:t>
+        </w:r>
+        <w:proofErr w:type="gramEnd"/>
+        <w:r>
+          <w:rPr>
+            <w:rFonts w:ascii="CMU Serif Roman" w:hAnsi="CMU Serif Roman" w:cs="CMU Serif Roman"/>
+          </w:rPr>
+          <w:t xml:space="preserve"> in the season host a much more diverse microbial community (XXX to XXX). </w:t>
+        </w:r>
+      </w:ins>
+      <w:ins w:id="102" w:author="Ainhoa Magrach" w:date="2025-05-08T15:25:00Z" w16du:dateUtc="2025-05-08T13:25:00Z">
+        <w:r>
+          <w:rPr>
+            <w:rFonts w:ascii="CMU Serif Roman" w:hAnsi="CMU Serif Roman" w:cs="CMU Serif Roman"/>
+            <w:rPrChange w:id="103" w:author="Ainhoa Magrach" w:date="2025-05-08T15:25:00Z" w16du:dateUtc="2025-05-08T13:25:00Z">
+              <w:rPr>
+                <w:rFonts w:ascii="-webkit-standard" w:hAnsi="-webkit-standard"/>
+                <w:color w:val="000000"/>
+                <w:sz w:val="27"/>
+                <w:szCs w:val="27"/>
+              </w:rPr>
+            </w:rPrChange>
+          </w:rPr>
+          <w:t>This seasonal shift suggests a progressive accumulation of microbial diversity, potentially driven by increased foraging activity, exposure to diverse floral resources, and interactions with other pollinators as the season advances. These findings highlight the dynamic nature of bumblebee gut microbiomes and underscore the importance of seasonal context when assessing microbial diversity and its ecological implications.</w:t>
+        </w:r>
+      </w:ins>
+    </w:p>
+    <w:p>
+      <w:pPr>
+        <w:spacing w:before="100" w:beforeAutospacing="1" w:after="100" w:afterAutospacing="1"/>
+        <w:jc w:val="both"/>
+        <w:rPr>
+          <w:ins w:id="104" w:author="Ainhoa Magrach" w:date="2025-05-08T15:27:00Z" w16du:dateUtc="2025-05-08T13:27:00Z"/>
+          <w:rFonts w:ascii="CMU Serif Roman" w:eastAsiaTheme="minorHAnsi" w:hAnsi="CMU Serif Roman" w:cs="CMU Serif Roman"/>
+          <w:rPrChange w:id="105" w:author="Ainhoa Magrach" w:date="2025-05-08T15:27:00Z" w16du:dateUtc="2025-05-08T13:27:00Z">
             <w:rPr>
-              <w:ins w:id="71" w:author="Ainhoa Magrach" w:date="2025-04-07T12:45:00Z" w16du:dateUtc="2025-04-07T10:45:00Z"/>
+              <w:ins w:id="106" w:author="Ainhoa Magrach" w:date="2025-05-08T15:27:00Z" w16du:dateUtc="2025-05-08T13:27:00Z"/>
+              <w:color w:val="000000"/>
             </w:rPr>
           </w:rPrChange>
         </w:rPr>
-      </w:pPr>
-      <w:ins w:id="72" w:author="Ainhoa Magrach" w:date="2025-04-07T13:30:00Z" w16du:dateUtc="2025-04-07T11:30:00Z">
-        <w:r>
-          <w:rPr>
-            <w:rFonts w:ascii="CMU Serif Roman" w:hAnsi="CMU Serif Roman" w:cs="CMU Serif Roman"/>
-          </w:rPr>
-          <w:t>Our analysis of fungal communities…</w:t>
+        <w:pPrChange w:id="107" w:author="Ainhoa Magrach" w:date="2025-05-08T15:28:00Z" w16du:dateUtc="2025-05-08T13:28:00Z">
+          <w:pPr>
+            <w:spacing w:before="100" w:beforeAutospacing="1" w:after="100" w:afterAutospacing="1"/>
+          </w:pPr>
+        </w:pPrChange>
+      </w:pPr>
+      <w:ins w:id="108" w:author="Ainhoa Magrach" w:date="2025-05-08T15:27:00Z" w16du:dateUtc="2025-05-08T13:27:00Z">
+        <w:r>
+          <w:rPr>
+            <w:rFonts w:ascii="CMU Serif Roman" w:eastAsiaTheme="minorHAnsi" w:hAnsi="CMU Serif Roman" w:cs="CMU Serif Roman"/>
+            <w:rPrChange w:id="109" w:author="Ainhoa Magrach" w:date="2025-05-08T15:27:00Z" w16du:dateUtc="2025-05-08T13:27:00Z">
+              <w:rPr>
+                <w:color w:val="000000"/>
+              </w:rPr>
+            </w:rPrChange>
+          </w:rPr>
+          <w:lastRenderedPageBreak/>
+          <w:t>Bumblebee guts were colonized by a diverse array of bacteria, with Gammaproteobacteria</w:t>
         </w:r>
       </w:ins>
+      <w:ins w:id="110" w:author="Ainhoa Magrach" w:date="2025-05-08T15:28:00Z" w16du:dateUtc="2025-05-08T13:28:00Z">
+        <w:r>
+          <w:rPr>
+            <w:rFonts w:ascii="CMU Serif Roman" w:eastAsiaTheme="minorHAnsi" w:hAnsi="CMU Serif Roman" w:cs="CMU Serif Roman"/>
+          </w:rPr>
+          <w:t xml:space="preserve"> </w:t>
+        </w:r>
+      </w:ins>
+      <w:ins w:id="111" w:author="Ainhoa Magrach" w:date="2025-05-08T15:27:00Z" w16du:dateUtc="2025-05-08T13:27:00Z">
+        <w:r>
+          <w:rPr>
+            <w:rFonts w:ascii="CMU Serif Roman" w:eastAsiaTheme="minorHAnsi" w:hAnsi="CMU Serif Roman" w:cs="CMU Serif Roman"/>
+            <w:rPrChange w:id="112" w:author="Ainhoa Magrach" w:date="2025-05-08T15:27:00Z" w16du:dateUtc="2025-05-08T13:27:00Z">
+              <w:rPr>
+                <w:color w:val="000000"/>
+              </w:rPr>
+            </w:rPrChange>
+          </w:rPr>
+          <w:t>being the most abundant, followed by Actinobacteria, Firmicutes, and Cyanobacteria. Notably, we observed a considerable proportion of unidentified bacterial taxa (</w:t>
+        </w:r>
+        <w:r>
+          <w:rPr>
+            <w:rFonts w:ascii="CMU Serif Roman" w:eastAsiaTheme="minorHAnsi" w:hAnsi="CMU Serif Roman" w:cs="CMU Serif Roman"/>
+            <w:b/>
+            <w:bCs/>
+            <w:rPrChange w:id="113" w:author="Ainhoa Magrach" w:date="2025-05-08T15:27:00Z" w16du:dateUtc="2025-05-08T13:27:00Z">
+              <w:rPr>
+                <w:rStyle w:val="Strong"/>
+                <w:color w:val="000000"/>
+              </w:rPr>
+            </w:rPrChange>
+          </w:rPr>
+          <w:t>X%</w:t>
+        </w:r>
+        <w:r>
+          <w:rPr>
+            <w:rFonts w:ascii="CMU Serif Roman" w:eastAsiaTheme="minorHAnsi" w:hAnsi="CMU Serif Roman" w:cs="CMU Serif Roman"/>
+            <w:rPrChange w:id="114" w:author="Ainhoa Magrach" w:date="2025-05-08T15:27:00Z" w16du:dateUtc="2025-05-08T13:27:00Z">
+              <w:rPr>
+                <w:color w:val="000000"/>
+              </w:rPr>
+            </w:rPrChange>
+          </w:rPr>
+          <w:t>), reflecting both the complexity of microbial communities within pollinators and potential gaps in current taxonomic databases. This underlines the importance of continued exploration and sequencing efforts to fully characterize the microbial diversity associated with bumblebees.</w:t>
+        </w:r>
+      </w:ins>
+    </w:p>
+    <w:p>
+      <w:pPr>
+        <w:spacing w:before="100" w:beforeAutospacing="1" w:after="100" w:afterAutospacing="1"/>
+        <w:jc w:val="both"/>
+        <w:rPr>
+          <w:ins w:id="115" w:author="Ainhoa Magrach" w:date="2025-05-08T15:27:00Z" w16du:dateUtc="2025-05-08T13:27:00Z"/>
+          <w:rFonts w:ascii="CMU Serif Roman" w:eastAsiaTheme="minorHAnsi" w:hAnsi="CMU Serif Roman" w:cs="CMU Serif Roman"/>
+          <w:rPrChange w:id="116" w:author="Ainhoa Magrach" w:date="2025-05-08T15:27:00Z" w16du:dateUtc="2025-05-08T13:27:00Z">
+            <w:rPr>
+              <w:ins w:id="117" w:author="Ainhoa Magrach" w:date="2025-05-08T15:27:00Z" w16du:dateUtc="2025-05-08T13:27:00Z"/>
+              <w:color w:val="000000"/>
+            </w:rPr>
+          </w:rPrChange>
+        </w:rPr>
+        <w:pPrChange w:id="118" w:author="Ainhoa Magrach" w:date="2025-05-08T15:28:00Z" w16du:dateUtc="2025-05-08T13:28:00Z">
+          <w:pPr>
+            <w:spacing w:before="100" w:beforeAutospacing="1" w:after="100" w:afterAutospacing="1"/>
+          </w:pPr>
+        </w:pPrChange>
+      </w:pPr>
+      <w:ins w:id="119" w:author="Ainhoa Magrach" w:date="2025-05-08T15:27:00Z" w16du:dateUtc="2025-05-08T13:27:00Z">
+        <w:r>
+          <w:rPr>
+            <w:rFonts w:ascii="CMU Serif Roman" w:eastAsiaTheme="minorHAnsi" w:hAnsi="CMU Serif Roman" w:cs="CMU Serif Roman"/>
+            <w:rPrChange w:id="120" w:author="Ainhoa Magrach" w:date="2025-05-08T15:27:00Z" w16du:dateUtc="2025-05-08T13:27:00Z">
+              <w:rPr>
+                <w:color w:val="000000"/>
+              </w:rPr>
+            </w:rPrChange>
+          </w:rPr>
+          <w:t>In terms of temporal shifts, our results indicate the persistence of a core group of bacterial taxa consistently present across all time points and sampling sites. This stable core microbiome, which includes</w:t>
+        </w:r>
+        <w:r>
+          <w:rPr>
+            <w:rFonts w:ascii="CMU Serif Roman" w:eastAsiaTheme="minorHAnsi" w:hAnsi="CMU Serif Roman" w:cs="CMU Serif Roman"/>
+            <w:rPrChange w:id="121" w:author="Ainhoa Magrach" w:date="2025-05-08T15:27:00Z" w16du:dateUtc="2025-05-08T13:27:00Z">
+              <w:rPr>
+                <w:rStyle w:val="apple-converted-space"/>
+                <w:color w:val="000000"/>
+              </w:rPr>
+            </w:rPrChange>
+          </w:rPr>
+          <w:t> </w:t>
+        </w:r>
+        <w:r>
+          <w:rPr>
+            <w:rFonts w:ascii="CMU Serif Roman" w:eastAsiaTheme="minorHAnsi" w:hAnsi="CMU Serif Roman" w:cs="CMU Serif Roman"/>
+            <w:rPrChange w:id="122" w:author="Ainhoa Magrach" w:date="2025-05-08T15:28:00Z" w16du:dateUtc="2025-05-08T13:28:00Z">
+              <w:rPr>
+                <w:rStyle w:val="Strong"/>
+                <w:color w:val="000000"/>
+              </w:rPr>
+            </w:rPrChange>
+          </w:rPr>
+          <w:t>Lactobacillus</w:t>
+        </w:r>
+        <w:r>
+          <w:rPr>
+            <w:rFonts w:ascii="CMU Serif Roman" w:eastAsiaTheme="minorHAnsi" w:hAnsi="CMU Serif Roman" w:cs="CMU Serif Roman"/>
+            <w:rPrChange w:id="123" w:author="Ainhoa Magrach" w:date="2025-05-08T15:28:00Z" w16du:dateUtc="2025-05-08T13:28:00Z">
+              <w:rPr>
+                <w:color w:val="000000"/>
+              </w:rPr>
+            </w:rPrChange>
+          </w:rPr>
+          <w:t>,</w:t>
+        </w:r>
+        <w:r>
+          <w:rPr>
+            <w:rFonts w:ascii="CMU Serif Roman" w:eastAsiaTheme="minorHAnsi" w:hAnsi="CMU Serif Roman" w:cs="CMU Serif Roman"/>
+            <w:rPrChange w:id="124" w:author="Ainhoa Magrach" w:date="2025-05-08T15:28:00Z" w16du:dateUtc="2025-05-08T13:28:00Z">
+              <w:rPr>
+                <w:rStyle w:val="apple-converted-space"/>
+                <w:color w:val="000000"/>
+              </w:rPr>
+            </w:rPrChange>
+          </w:rPr>
+          <w:t> </w:t>
+        </w:r>
+        <w:proofErr w:type="spellStart"/>
+        <w:r>
+          <w:rPr>
+            <w:rFonts w:ascii="CMU Serif Roman" w:eastAsiaTheme="minorHAnsi" w:hAnsi="CMU Serif Roman" w:cs="CMU Serif Roman"/>
+            <w:rPrChange w:id="125" w:author="Ainhoa Magrach" w:date="2025-05-08T15:28:00Z" w16du:dateUtc="2025-05-08T13:28:00Z">
+              <w:rPr>
+                <w:rStyle w:val="Strong"/>
+                <w:color w:val="000000"/>
+              </w:rPr>
+            </w:rPrChange>
+          </w:rPr>
+          <w:t>Gilliamella</w:t>
+        </w:r>
+        <w:proofErr w:type="spellEnd"/>
+        <w:r>
+          <w:rPr>
+            <w:rFonts w:ascii="CMU Serif Roman" w:eastAsiaTheme="minorHAnsi" w:hAnsi="CMU Serif Roman" w:cs="CMU Serif Roman"/>
+            <w:rPrChange w:id="126" w:author="Ainhoa Magrach" w:date="2025-05-08T15:28:00Z" w16du:dateUtc="2025-05-08T13:28:00Z">
+              <w:rPr>
+                <w:color w:val="000000"/>
+              </w:rPr>
+            </w:rPrChange>
+          </w:rPr>
+          <w:t>,</w:t>
+        </w:r>
+        <w:r>
+          <w:rPr>
+            <w:rFonts w:ascii="CMU Serif Roman" w:eastAsiaTheme="minorHAnsi" w:hAnsi="CMU Serif Roman" w:cs="CMU Serif Roman"/>
+            <w:rPrChange w:id="127" w:author="Ainhoa Magrach" w:date="2025-05-08T15:28:00Z" w16du:dateUtc="2025-05-08T13:28:00Z">
+              <w:rPr>
+                <w:rStyle w:val="apple-converted-space"/>
+                <w:color w:val="000000"/>
+              </w:rPr>
+            </w:rPrChange>
+          </w:rPr>
+          <w:t> </w:t>
+        </w:r>
+        <w:proofErr w:type="spellStart"/>
+        <w:r>
+          <w:rPr>
+            <w:rFonts w:ascii="CMU Serif Roman" w:eastAsiaTheme="minorHAnsi" w:hAnsi="CMU Serif Roman" w:cs="CMU Serif Roman"/>
+            <w:rPrChange w:id="128" w:author="Ainhoa Magrach" w:date="2025-05-08T15:28:00Z" w16du:dateUtc="2025-05-08T13:28:00Z">
+              <w:rPr>
+                <w:rStyle w:val="Strong"/>
+                <w:color w:val="000000"/>
+              </w:rPr>
+            </w:rPrChange>
+          </w:rPr>
+          <w:t>Snodgrassella</w:t>
+        </w:r>
+        <w:proofErr w:type="spellEnd"/>
+        <w:r>
+          <w:rPr>
+            <w:rFonts w:ascii="CMU Serif Roman" w:eastAsiaTheme="minorHAnsi" w:hAnsi="CMU Serif Roman" w:cs="CMU Serif Roman"/>
+            <w:rPrChange w:id="129" w:author="Ainhoa Magrach" w:date="2025-05-08T15:28:00Z" w16du:dateUtc="2025-05-08T13:28:00Z">
+              <w:rPr>
+                <w:color w:val="000000"/>
+              </w:rPr>
+            </w:rPrChange>
+          </w:rPr>
+          <w:t>, and</w:t>
+        </w:r>
+        <w:r>
+          <w:rPr>
+            <w:rFonts w:ascii="CMU Serif Roman" w:eastAsiaTheme="minorHAnsi" w:hAnsi="CMU Serif Roman" w:cs="CMU Serif Roman"/>
+            <w:rPrChange w:id="130" w:author="Ainhoa Magrach" w:date="2025-05-08T15:28:00Z" w16du:dateUtc="2025-05-08T13:28:00Z">
+              <w:rPr>
+                <w:rStyle w:val="apple-converted-space"/>
+                <w:color w:val="000000"/>
+              </w:rPr>
+            </w:rPrChange>
+          </w:rPr>
+          <w:t> </w:t>
+        </w:r>
+        <w:proofErr w:type="spellStart"/>
+        <w:r>
+          <w:rPr>
+            <w:rFonts w:ascii="CMU Serif Roman" w:eastAsiaTheme="minorHAnsi" w:hAnsi="CMU Serif Roman" w:cs="CMU Serif Roman"/>
+            <w:rPrChange w:id="131" w:author="Ainhoa Magrach" w:date="2025-05-08T15:28:00Z" w16du:dateUtc="2025-05-08T13:28:00Z">
+              <w:rPr>
+                <w:rStyle w:val="Strong"/>
+                <w:color w:val="000000"/>
+              </w:rPr>
+            </w:rPrChange>
+          </w:rPr>
+          <w:t>Bombiscardovia</w:t>
+        </w:r>
+        <w:proofErr w:type="spellEnd"/>
+        <w:r>
+          <w:rPr>
+            <w:rFonts w:ascii="CMU Serif Roman" w:eastAsiaTheme="minorHAnsi" w:hAnsi="CMU Serif Roman" w:cs="CMU Serif Roman"/>
+            <w:rPrChange w:id="132" w:author="Ainhoa Magrach" w:date="2025-05-08T15:28:00Z" w16du:dateUtc="2025-05-08T13:28:00Z">
+              <w:rPr>
+                <w:color w:val="000000"/>
+              </w:rPr>
+            </w:rPrChange>
+          </w:rPr>
+          <w:t>, likely plays fundamental roles in host health, such as enhancing nutrient absorption, protecting against p</w:t>
+        </w:r>
+        <w:r>
+          <w:rPr>
+            <w:rFonts w:ascii="CMU Serif Roman" w:eastAsiaTheme="minorHAnsi" w:hAnsi="CMU Serif Roman" w:cs="CMU Serif Roman"/>
+            <w:rPrChange w:id="133" w:author="Ainhoa Magrach" w:date="2025-05-08T15:27:00Z" w16du:dateUtc="2025-05-08T13:27:00Z">
+              <w:rPr>
+                <w:color w:val="000000"/>
+              </w:rPr>
+            </w:rPrChange>
+          </w:rPr>
+          <w:t>athogens, and modulating immune responses (REF). The stability of this core community across both spatial and temporal scales suggests a strong host-microbe association that may be evolutionarily conserved.</w:t>
+        </w:r>
+      </w:ins>
+    </w:p>
+    <w:p>
+      <w:pPr>
+        <w:spacing w:before="100" w:beforeAutospacing="1" w:after="100" w:afterAutospacing="1"/>
+        <w:jc w:val="both"/>
+        <w:rPr>
+          <w:ins w:id="134" w:author="Ainhoa Magrach" w:date="2025-05-08T15:27:00Z" w16du:dateUtc="2025-05-08T13:27:00Z"/>
+          <w:rFonts w:ascii="CMU Serif Roman" w:eastAsiaTheme="minorHAnsi" w:hAnsi="CMU Serif Roman" w:cs="CMU Serif Roman"/>
+          <w:rPrChange w:id="135" w:author="Ainhoa Magrach" w:date="2025-05-08T15:27:00Z" w16du:dateUtc="2025-05-08T13:27:00Z">
+            <w:rPr>
+              <w:ins w:id="136" w:author="Ainhoa Magrach" w:date="2025-05-08T15:27:00Z" w16du:dateUtc="2025-05-08T13:27:00Z"/>
+              <w:color w:val="000000"/>
+            </w:rPr>
+          </w:rPrChange>
+        </w:rPr>
+        <w:pPrChange w:id="137" w:author="Ainhoa Magrach" w:date="2025-05-08T15:28:00Z" w16du:dateUtc="2025-05-08T13:28:00Z">
+          <w:pPr>
+            <w:spacing w:before="100" w:beforeAutospacing="1" w:after="100" w:afterAutospacing="1"/>
+          </w:pPr>
+        </w:pPrChange>
+      </w:pPr>
+      <w:ins w:id="138" w:author="Ainhoa Magrach" w:date="2025-05-08T15:27:00Z" w16du:dateUtc="2025-05-08T13:27:00Z">
+        <w:r>
+          <w:rPr>
+            <w:rFonts w:ascii="CMU Serif Roman" w:eastAsiaTheme="minorHAnsi" w:hAnsi="CMU Serif Roman" w:cs="CMU Serif Roman"/>
+            <w:rPrChange w:id="139" w:author="Ainhoa Magrach" w:date="2025-05-08T15:27:00Z" w16du:dateUtc="2025-05-08T13:27:00Z">
+              <w:rPr>
+                <w:color w:val="000000"/>
+              </w:rPr>
+            </w:rPrChange>
+          </w:rPr>
+          <w:t>Interestingly, as the season progressed, the core microbiome was complemented by additional bacterial taxa, particularly species within the genera</w:t>
+        </w:r>
+        <w:r>
+          <w:rPr>
+            <w:rFonts w:ascii="CMU Serif Roman" w:eastAsiaTheme="minorHAnsi" w:hAnsi="CMU Serif Roman" w:cs="CMU Serif Roman"/>
+            <w:rPrChange w:id="140" w:author="Ainhoa Magrach" w:date="2025-05-08T15:27:00Z" w16du:dateUtc="2025-05-08T13:27:00Z">
+              <w:rPr>
+                <w:rStyle w:val="apple-converted-space"/>
+                <w:color w:val="000000"/>
+              </w:rPr>
+            </w:rPrChange>
+          </w:rPr>
+          <w:t> </w:t>
+        </w:r>
+        <w:r>
+          <w:rPr>
+            <w:rFonts w:ascii="CMU Serif Roman" w:eastAsiaTheme="minorHAnsi" w:hAnsi="CMU Serif Roman" w:cs="CMU Serif Roman"/>
+            <w:rPrChange w:id="141" w:author="Ainhoa Magrach" w:date="2025-05-08T15:29:00Z" w16du:dateUtc="2025-05-08T13:29:00Z">
+              <w:rPr>
+                <w:rStyle w:val="Strong"/>
+                <w:color w:val="000000"/>
+              </w:rPr>
+            </w:rPrChange>
+          </w:rPr>
+          <w:t>Pseudomonas</w:t>
+        </w:r>
+        <w:r>
+          <w:rPr>
+            <w:rFonts w:ascii="CMU Serif Roman" w:eastAsiaTheme="minorHAnsi" w:hAnsi="CMU Serif Roman" w:cs="CMU Serif Roman"/>
+            <w:rPrChange w:id="142" w:author="Ainhoa Magrach" w:date="2025-05-08T15:29:00Z" w16du:dateUtc="2025-05-08T13:29:00Z">
+              <w:rPr>
+                <w:color w:val="000000"/>
+              </w:rPr>
+            </w:rPrChange>
+          </w:rPr>
+          <w:t>,</w:t>
+        </w:r>
+        <w:r>
+          <w:rPr>
+            <w:rFonts w:ascii="CMU Serif Roman" w:eastAsiaTheme="minorHAnsi" w:hAnsi="CMU Serif Roman" w:cs="CMU Serif Roman"/>
+            <w:rPrChange w:id="143" w:author="Ainhoa Magrach" w:date="2025-05-08T15:29:00Z" w16du:dateUtc="2025-05-08T13:29:00Z">
+              <w:rPr>
+                <w:rStyle w:val="apple-converted-space"/>
+                <w:color w:val="000000"/>
+              </w:rPr>
+            </w:rPrChange>
+          </w:rPr>
+          <w:t> </w:t>
+        </w:r>
+        <w:r>
+          <w:rPr>
+            <w:rFonts w:ascii="CMU Serif Roman" w:eastAsiaTheme="minorHAnsi" w:hAnsi="CMU Serif Roman" w:cs="CMU Serif Roman"/>
+            <w:rPrChange w:id="144" w:author="Ainhoa Magrach" w:date="2025-05-08T15:29:00Z" w16du:dateUtc="2025-05-08T13:29:00Z">
+              <w:rPr>
+                <w:rStyle w:val="Strong"/>
+                <w:color w:val="000000"/>
+              </w:rPr>
+            </w:rPrChange>
+          </w:rPr>
+          <w:t>Bacillus</w:t>
+        </w:r>
+        <w:r>
+          <w:rPr>
+            <w:rFonts w:ascii="CMU Serif Roman" w:eastAsiaTheme="minorHAnsi" w:hAnsi="CMU Serif Roman" w:cs="CMU Serif Roman"/>
+            <w:rPrChange w:id="145" w:author="Ainhoa Magrach" w:date="2025-05-08T15:29:00Z" w16du:dateUtc="2025-05-08T13:29:00Z">
+              <w:rPr>
+                <w:color w:val="000000"/>
+              </w:rPr>
+            </w:rPrChange>
+          </w:rPr>
+          <w:t>,</w:t>
+        </w:r>
+        <w:r>
+          <w:rPr>
+            <w:rFonts w:ascii="CMU Serif Roman" w:eastAsiaTheme="minorHAnsi" w:hAnsi="CMU Serif Roman" w:cs="CMU Serif Roman"/>
+            <w:rPrChange w:id="146" w:author="Ainhoa Magrach" w:date="2025-05-08T15:29:00Z" w16du:dateUtc="2025-05-08T13:29:00Z">
+              <w:rPr>
+                <w:rStyle w:val="apple-converted-space"/>
+                <w:color w:val="000000"/>
+              </w:rPr>
+            </w:rPrChange>
+          </w:rPr>
+          <w:t> </w:t>
+        </w:r>
+        <w:proofErr w:type="spellStart"/>
+        <w:r>
+          <w:rPr>
+            <w:rFonts w:ascii="CMU Serif Roman" w:eastAsiaTheme="minorHAnsi" w:hAnsi="CMU Serif Roman" w:cs="CMU Serif Roman"/>
+            <w:rPrChange w:id="147" w:author="Ainhoa Magrach" w:date="2025-05-08T15:29:00Z" w16du:dateUtc="2025-05-08T13:29:00Z">
+              <w:rPr>
+                <w:rStyle w:val="Strong"/>
+                <w:color w:val="000000"/>
+              </w:rPr>
+            </w:rPrChange>
+          </w:rPr>
+          <w:t>Commensalibacter</w:t>
+        </w:r>
+        <w:proofErr w:type="spellEnd"/>
+        <w:r>
+          <w:rPr>
+            <w:rFonts w:ascii="CMU Serif Roman" w:eastAsiaTheme="minorHAnsi" w:hAnsi="CMU Serif Roman" w:cs="CMU Serif Roman"/>
+            <w:rPrChange w:id="148" w:author="Ainhoa Magrach" w:date="2025-05-08T15:29:00Z" w16du:dateUtc="2025-05-08T13:29:00Z">
+              <w:rPr>
+                <w:color w:val="000000"/>
+              </w:rPr>
+            </w:rPrChange>
+          </w:rPr>
+          <w:t>, and</w:t>
+        </w:r>
+        <w:r>
+          <w:rPr>
+            <w:rFonts w:ascii="CMU Serif Roman" w:eastAsiaTheme="minorHAnsi" w:hAnsi="CMU Serif Roman" w:cs="CMU Serif Roman"/>
+            <w:rPrChange w:id="149" w:author="Ainhoa Magrach" w:date="2025-05-08T15:29:00Z" w16du:dateUtc="2025-05-08T13:29:00Z">
+              <w:rPr>
+                <w:rStyle w:val="apple-converted-space"/>
+                <w:color w:val="000000"/>
+              </w:rPr>
+            </w:rPrChange>
+          </w:rPr>
+          <w:t> </w:t>
+        </w:r>
+        <w:proofErr w:type="spellStart"/>
+        <w:r>
+          <w:rPr>
+            <w:rFonts w:ascii="CMU Serif Roman" w:eastAsiaTheme="minorHAnsi" w:hAnsi="CMU Serif Roman" w:cs="CMU Serif Roman"/>
+            <w:rPrChange w:id="150" w:author="Ainhoa Magrach" w:date="2025-05-08T15:29:00Z" w16du:dateUtc="2025-05-08T13:29:00Z">
+              <w:rPr>
+                <w:rStyle w:val="Strong"/>
+                <w:color w:val="000000"/>
+              </w:rPr>
+            </w:rPrChange>
+          </w:rPr>
+          <w:t>Apibacter</w:t>
+        </w:r>
+        <w:proofErr w:type="spellEnd"/>
+        <w:r>
+          <w:rPr>
+            <w:rFonts w:ascii="CMU Serif Roman" w:eastAsiaTheme="minorHAnsi" w:hAnsi="CMU Serif Roman" w:cs="CMU Serif Roman"/>
+            <w:rPrChange w:id="151" w:author="Ainhoa Magrach" w:date="2025-05-08T15:29:00Z" w16du:dateUtc="2025-05-08T13:29:00Z">
+              <w:rPr>
+                <w:color w:val="000000"/>
+              </w:rPr>
+            </w:rPrChange>
+          </w:rPr>
+          <w:t>.</w:t>
+        </w:r>
+        <w:r>
+          <w:rPr>
+            <w:rFonts w:ascii="CMU Serif Roman" w:eastAsiaTheme="minorHAnsi" w:hAnsi="CMU Serif Roman" w:cs="CMU Serif Roman"/>
+            <w:rPrChange w:id="152" w:author="Ainhoa Magrach" w:date="2025-05-08T15:27:00Z" w16du:dateUtc="2025-05-08T13:27:00Z">
+              <w:rPr>
+                <w:color w:val="000000"/>
+              </w:rPr>
+            </w:rPrChange>
+          </w:rPr>
+          <w:t xml:space="preserve"> This late-season diversification could be driven by changes in floral availability and composition, shifts in foraging behavior, or increased environmental exposure as colonies expand and worker bees travel farther distances (REF). These supplementary taxa may represent transient members of the microbiome that are acquired from specific floral resources or environmental sources, potentially enhancing metabolic capabilities or stress tolerance during the late foraging season.</w:t>
+        </w:r>
+      </w:ins>
+    </w:p>
+    <w:p>
+      <w:pPr>
+        <w:spacing w:before="100" w:beforeAutospacing="1" w:after="100" w:afterAutospacing="1"/>
+        <w:jc w:val="both"/>
+        <w:rPr>
+          <w:ins w:id="153" w:author="Ainhoa Magrach" w:date="2025-05-08T15:27:00Z" w16du:dateUtc="2025-05-08T13:27:00Z"/>
+          <w:rFonts w:ascii="CMU Serif Roman" w:eastAsiaTheme="minorHAnsi" w:hAnsi="CMU Serif Roman" w:cs="CMU Serif Roman"/>
+          <w:rPrChange w:id="154" w:author="Ainhoa Magrach" w:date="2025-05-08T15:27:00Z" w16du:dateUtc="2025-05-08T13:27:00Z">
+            <w:rPr>
+              <w:ins w:id="155" w:author="Ainhoa Magrach" w:date="2025-05-08T15:27:00Z" w16du:dateUtc="2025-05-08T13:27:00Z"/>
+              <w:color w:val="000000"/>
+            </w:rPr>
+          </w:rPrChange>
+        </w:rPr>
+        <w:pPrChange w:id="156" w:author="Ainhoa Magrach" w:date="2025-05-08T15:28:00Z" w16du:dateUtc="2025-05-08T13:28:00Z">
+          <w:pPr>
+            <w:spacing w:before="100" w:beforeAutospacing="1" w:after="100" w:afterAutospacing="1"/>
+          </w:pPr>
+        </w:pPrChange>
+      </w:pPr>
+      <w:ins w:id="157" w:author="Ainhoa Magrach" w:date="2025-05-08T15:27:00Z" w16du:dateUtc="2025-05-08T13:27:00Z">
+        <w:r>
+          <w:rPr>
+            <w:rFonts w:ascii="CMU Serif Roman" w:eastAsiaTheme="minorHAnsi" w:hAnsi="CMU Serif Roman" w:cs="CMU Serif Roman"/>
+            <w:rPrChange w:id="158" w:author="Ainhoa Magrach" w:date="2025-05-08T15:27:00Z" w16du:dateUtc="2025-05-08T13:27:00Z">
+              <w:rPr>
+                <w:color w:val="000000"/>
+              </w:rPr>
+            </w:rPrChange>
+          </w:rPr>
+          <w:t>Our analysis revealed distinct temporal clustering of bacterial communities, with clear compositional differences between early and late time points. This temporal structuring suggests that the microbiome is not static but dynamically responds to seasonal changes in the environment. The early-season microbiome may be shaped by overwintering survival and the limited floral diversity available during initial foraging, while the late-season community reflects cumulative interactions with a broader spectrum of plant species. This shift may also be influenced by colony development stages, where increased colony size and worker numbers intensify environmental interactions.</w:t>
+        </w:r>
+      </w:ins>
+    </w:p>
+    <w:p>
+      <w:pPr>
+        <w:spacing w:before="100" w:beforeAutospacing="1" w:after="100" w:afterAutospacing="1"/>
+        <w:jc w:val="both"/>
+        <w:rPr>
+          <w:ins w:id="159" w:author="Ainhoa Magrach" w:date="2025-05-08T15:27:00Z" w16du:dateUtc="2025-05-08T13:27:00Z"/>
+          <w:rFonts w:ascii="CMU Serif Roman" w:eastAsiaTheme="minorHAnsi" w:hAnsi="CMU Serif Roman" w:cs="CMU Serif Roman"/>
+          <w:rPrChange w:id="160" w:author="Ainhoa Magrach" w:date="2025-05-08T15:27:00Z" w16du:dateUtc="2025-05-08T13:27:00Z">
+            <w:rPr>
+              <w:ins w:id="161" w:author="Ainhoa Magrach" w:date="2025-05-08T15:27:00Z" w16du:dateUtc="2025-05-08T13:27:00Z"/>
+              <w:color w:val="000000"/>
+            </w:rPr>
+          </w:rPrChange>
+        </w:rPr>
+        <w:pPrChange w:id="162" w:author="Ainhoa Magrach" w:date="2025-05-08T15:28:00Z" w16du:dateUtc="2025-05-08T13:28:00Z">
+          <w:pPr>
+            <w:spacing w:before="100" w:beforeAutospacing="1" w:after="100" w:afterAutospacing="1"/>
+          </w:pPr>
+        </w:pPrChange>
+      </w:pPr>
+      <w:ins w:id="163" w:author="Ainhoa Magrach" w:date="2025-05-08T15:27:00Z" w16du:dateUtc="2025-05-08T13:27:00Z">
+        <w:r>
+          <w:rPr>
+            <w:rFonts w:ascii="CMU Serif Roman" w:eastAsiaTheme="minorHAnsi" w:hAnsi="CMU Serif Roman" w:cs="CMU Serif Roman"/>
+            <w:rPrChange w:id="164" w:author="Ainhoa Magrach" w:date="2025-05-08T15:27:00Z" w16du:dateUtc="2025-05-08T13:27:00Z">
+              <w:rPr>
+                <w:color w:val="000000"/>
+              </w:rPr>
+            </w:rPrChange>
+          </w:rPr>
+          <w:t xml:space="preserve">Together, these findings underscore the dynamic nature of bumblebee gut microbiomes and the role of seasonal changes in shaping microbial community structure. They also highlight the importance of considering both temporal and spatial variation when assessing microbiome stability and its implications for host health and ecosystem functioning. Future studies with larger sample sizes and finer temporal resolution would </w:t>
+        </w:r>
+        <w:r>
+          <w:rPr>
+            <w:rFonts w:ascii="CMU Serif Roman" w:eastAsiaTheme="minorHAnsi" w:hAnsi="CMU Serif Roman" w:cs="CMU Serif Roman"/>
+            <w:rPrChange w:id="165" w:author="Ainhoa Magrach" w:date="2025-05-08T15:27:00Z" w16du:dateUtc="2025-05-08T13:27:00Z">
+              <w:rPr>
+                <w:color w:val="000000"/>
+              </w:rPr>
+            </w:rPrChange>
+          </w:rPr>
+          <w:lastRenderedPageBreak/>
+          <w:t>be valuable for disentangling the drivers of microbiome shifts and their potential consequences for pollinator health and resilience.</w:t>
+        </w:r>
+      </w:ins>
     </w:p>
     <w:p>
       <w:pPr>
         <w:pStyle w:val="BodyText"/>
-      </w:pPr>
-    </w:p>
-    <w:p>
-      <w:pPr>
-        <w:pStyle w:val="Heading2"/>
-        <w:jc w:val="both"/>
-        <w:rPr>
-          <w:ins w:id="73" w:author="Ainhoa Magrach" w:date="2025-05-07T13:58:00Z" w16du:dateUtc="2025-05-07T11:58:00Z"/>
-          <w:rFonts w:ascii="CMU Serif Roman" w:hAnsi="CMU Serif Roman" w:cs="CMU Serif Roman"/>
-          <w:lang w:val="es-ES"/>
-        </w:rPr>
-      </w:pPr>
-      <w:bookmarkStart w:id="74" w:name="discussion"/>
-      <w:bookmarkEnd w:id="25"/>
-      <w:proofErr w:type="spellStart"/>
-      <w:r>
-        <w:rPr>
-          <w:rFonts w:ascii="CMU Serif Roman" w:hAnsi="CMU Serif Roman" w:cs="CMU Serif Roman"/>
-          <w:lang w:val="es-ES"/>
-        </w:rPr>
-        <w:t>Discussion</w:t>
-      </w:r>
-      <w:proofErr w:type="spellEnd"/>
-    </w:p>
-    <w:p>
-      <w:pPr>
-        <w:pStyle w:val="BodyText"/>
-        <w:rPr>
-          <w:rFonts w:ascii="CMU Serif Roman" w:hAnsi="CMU Serif Roman" w:cs="CMU Serif Roman"/>
-          <w:rPrChange w:id="75" w:author="Ainhoa Magrach" w:date="2025-05-07T13:58:00Z" w16du:dateUtc="2025-05-07T11:58:00Z">
+        <w:jc w:val="both"/>
+        <w:rPr>
+          <w:rFonts w:ascii="CMU Serif Roman" w:hAnsi="CMU Serif Roman" w:cs="CMU Serif Roman"/>
+          <w:rPrChange w:id="166" w:author="Ainhoa Magrach" w:date="2025-05-07T13:58:00Z" w16du:dateUtc="2025-05-07T11:58:00Z">
             <w:rPr>
               <w:rFonts w:ascii="CMU Serif Roman" w:hAnsi="CMU Serif Roman" w:cs="CMU Serif Roman"/>
               <w:lang w:val="es-ES"/>
             </w:rPr>
           </w:rPrChange>
         </w:rPr>
-        <w:pPrChange w:id="76" w:author="Ainhoa Magrach" w:date="2025-05-07T13:58:00Z" w16du:dateUtc="2025-05-07T11:58:00Z">
+        <w:pPrChange w:id="167" w:author="Ainhoa Magrach" w:date="2025-05-08T15:15:00Z" w16du:dateUtc="2025-05-08T13:15:00Z">
           <w:pPr>
             <w:pStyle w:val="Heading2"/>
             <w:jc w:val="both"/>
           </w:pPr>
         </w:pPrChange>
       </w:pPr>
-      <w:ins w:id="77" w:author="Ainhoa Magrach" w:date="2025-05-07T13:58:00Z" w16du:dateUtc="2025-05-07T11:58:00Z">
-        <w:r>
-          <w:rPr>
-            <w:rFonts w:ascii="CMU Serif Roman" w:hAnsi="CMU Serif Roman" w:cs="CMU Serif Roman"/>
-            <w:rPrChange w:id="78" w:author="Ainhoa Magrach" w:date="2025-05-07T13:58:00Z" w16du:dateUtc="2025-05-07T11:58:00Z">
-              <w:rPr>
-                <w:rFonts w:ascii="CMU Serif Roman" w:hAnsi="CMU Serif Roman" w:cs="CMU Serif Roman"/>
-                <w:lang w:val="es-ES"/>
-              </w:rPr>
-            </w:rPrChange>
-          </w:rPr>
-          <w:t xml:space="preserve">Our </w:t>
-        </w:r>
-        <w:r>
-          <w:rPr>
-            <w:rFonts w:ascii="CMU Serif Roman" w:hAnsi="CMU Serif Roman" w:cs="CMU Serif Roman"/>
-          </w:rPr>
-          <w:t>analysis</w:t>
-        </w:r>
-        <w:r>
-          <w:rPr>
-            <w:rFonts w:ascii="CMU Serif Roman" w:hAnsi="CMU Serif Roman" w:cs="CMU Serif Roman"/>
-            <w:rPrChange w:id="79" w:author="Ainhoa Magrach" w:date="2025-05-07T13:58:00Z" w16du:dateUtc="2025-05-07T11:58:00Z">
-              <w:rPr>
-                <w:rFonts w:ascii="CMU Serif Roman" w:hAnsi="CMU Serif Roman" w:cs="CMU Serif Roman"/>
-                <w:lang w:val="es-ES"/>
-              </w:rPr>
-            </w:rPrChange>
-          </w:rPr>
-          <w:t xml:space="preserve"> of the mi</w:t>
-        </w:r>
-        <w:r>
-          <w:rPr>
-            <w:rFonts w:ascii="CMU Serif Roman" w:hAnsi="CMU Serif Roman" w:cs="CMU Serif Roman"/>
-          </w:rPr>
-          <w:t xml:space="preserve">crobial composition of wild bumblebee guts shows that </w:t>
+    </w:p>
+    <w:p>
+      <w:pPr>
+        <w:rPr>
+          <w:ins w:id="168" w:author="Ainhoa Magrach" w:date="2025-05-08T15:12:00Z" w16du:dateUtc="2025-05-08T13:12:00Z"/>
+          <w:rFonts w:ascii="CMU Serif Roman" w:eastAsiaTheme="majorEastAsia" w:hAnsi="CMU Serif Roman" w:cs="CMU Serif Roman"/>
+          <w:color w:val="0F4761" w:themeColor="accent1" w:themeShade="BF"/>
+          <w:sz w:val="32"/>
+          <w:szCs w:val="32"/>
+        </w:rPr>
+      </w:pPr>
+      <w:bookmarkStart w:id="169" w:name="references"/>
+      <w:bookmarkEnd w:id="85"/>
+      <w:ins w:id="170" w:author="Ainhoa Magrach" w:date="2025-05-08T15:12:00Z" w16du:dateUtc="2025-05-08T13:12:00Z">
+        <w:r>
+          <w:rPr>
+            <w:rFonts w:ascii="CMU Serif Roman" w:hAnsi="CMU Serif Roman" w:cs="CMU Serif Roman"/>
+          </w:rPr>
+          <w:br w:type="page"/>
         </w:r>
       </w:ins>
     </w:p>
@@ -1731,7 +2611,7 @@
         <w:jc w:val="both"/>
         <w:rPr>
           <w:rFonts w:ascii="CMU Serif Roman" w:hAnsi="CMU Serif Roman" w:cs="CMU Serif Roman"/>
-          <w:rPrChange w:id="80" w:author="Ainhoa Magrach" w:date="2025-05-07T13:58:00Z" w16du:dateUtc="2025-05-07T11:58:00Z">
+          <w:rPrChange w:id="171" w:author="Ainhoa Magrach" w:date="2025-05-07T13:58:00Z" w16du:dateUtc="2025-05-07T11:58:00Z">
             <w:rPr>
               <w:rFonts w:ascii="CMU Serif Roman" w:hAnsi="CMU Serif Roman" w:cs="CMU Serif Roman"/>
               <w:lang w:val="es-ES"/>
@@ -1739,18 +2619,17 @@
           </w:rPrChange>
         </w:rPr>
       </w:pPr>
-      <w:bookmarkStart w:id="81" w:name="references"/>
-      <w:bookmarkEnd w:id="74"/>
-      <w:r>
-        <w:rPr>
-          <w:rFonts w:ascii="CMU Serif Roman" w:hAnsi="CMU Serif Roman" w:cs="CMU Serif Roman"/>
-          <w:rPrChange w:id="82" w:author="Ainhoa Magrach" w:date="2025-05-07T13:58:00Z" w16du:dateUtc="2025-05-07T11:58:00Z">
+      <w:r>
+        <w:rPr>
+          <w:rFonts w:ascii="CMU Serif Roman" w:hAnsi="CMU Serif Roman" w:cs="CMU Serif Roman"/>
+          <w:rPrChange w:id="172" w:author="Ainhoa Magrach" w:date="2025-05-07T13:58:00Z" w16du:dateUtc="2025-05-07T11:58:00Z">
             <w:rPr>
               <w:rFonts w:ascii="CMU Serif Roman" w:hAnsi="CMU Serif Roman" w:cs="CMU Serif Roman"/>
               <w:lang w:val="es-ES"/>
             </w:rPr>
           </w:rPrChange>
         </w:rPr>
+        <w:lastRenderedPageBreak/>
         <w:t>References</w:t>
       </w:r>
     </w:p>
@@ -1763,8 +2642,8 @@
           <w:lang w:val="es-ES"/>
         </w:rPr>
       </w:pPr>
-      <w:bookmarkStart w:id="83" w:name="ref-Albizu2002COMPARACINDL"/>
-      <w:bookmarkStart w:id="84" w:name="refs"/>
+      <w:bookmarkStart w:id="173" w:name="ref-Albizu2002COMPARACINDL"/>
+      <w:bookmarkStart w:id="174" w:name="refs"/>
       <w:r>
         <w:rPr>
           <w:rFonts w:ascii="CMU Serif Roman" w:hAnsi="CMU Serif Roman" w:cs="CMU Serif Roman"/>
@@ -1877,8 +2756,8 @@
           <w:rFonts w:ascii="CMU Serif Roman" w:hAnsi="CMU Serif Roman" w:cs="CMU Serif Roman"/>
         </w:rPr>
       </w:pPr>
-      <w:bookmarkStart w:id="85" w:name="ref-allen-perkins2024"/>
-      <w:bookmarkEnd w:id="83"/>
+      <w:bookmarkStart w:id="175" w:name="ref-allen-perkins2024"/>
+      <w:bookmarkEnd w:id="173"/>
       <w:r>
         <w:rPr>
           <w:rFonts w:ascii="CMU Serif Roman" w:hAnsi="CMU Serif Roman" w:cs="CMU Serif Roman"/>
@@ -1946,13 +2825,12 @@
           <w:rFonts w:ascii="CMU Serif Roman" w:hAnsi="CMU Serif Roman" w:cs="CMU Serif Roman"/>
         </w:rPr>
       </w:pPr>
-      <w:bookmarkStart w:id="86" w:name="ref-carlini2024"/>
-      <w:bookmarkEnd w:id="85"/>
-      <w:r>
-        <w:rPr>
-          <w:rFonts w:ascii="CMU Serif Roman" w:hAnsi="CMU Serif Roman" w:cs="CMU Serif Roman"/>
-        </w:rPr>
-        <w:lastRenderedPageBreak/>
+      <w:bookmarkStart w:id="176" w:name="ref-carlini2024"/>
+      <w:bookmarkEnd w:id="175"/>
+      <w:r>
+        <w:rPr>
+          <w:rFonts w:ascii="CMU Serif Roman" w:hAnsi="CMU Serif Roman" w:cs="CMU Serif Roman"/>
+        </w:rPr>
         <w:t xml:space="preserve">Carlini, David B., Sundre K. Winslow, Katja Cloppenborg-Schmidt, and John F. Baines. 2024. “Quantitative Microbiome Profiling of Honey Bee (Apis Mellifera) Guts Is Predictive of Winter Colony Loss in Northern Virginia (USA).” </w:t>
       </w:r>
       <w:r>
@@ -1993,8 +2871,8 @@
           <w:rFonts w:ascii="CMU Serif Roman" w:hAnsi="CMU Serif Roman" w:cs="CMU Serif Roman"/>
         </w:rPr>
       </w:pPr>
-      <w:bookmarkStart w:id="87" w:name="ref-devkota2024"/>
-      <w:bookmarkEnd w:id="86"/>
+      <w:bookmarkStart w:id="177" w:name="ref-devkota2024"/>
+      <w:bookmarkEnd w:id="176"/>
       <w:r>
         <w:rPr>
           <w:rFonts w:ascii="CMU Serif Roman" w:hAnsi="CMU Serif Roman" w:cs="CMU Serif Roman"/>
@@ -2039,8 +2917,8 @@
           <w:rFonts w:ascii="CMU Serif Roman" w:hAnsi="CMU Serif Roman" w:cs="CMU Serif Roman"/>
         </w:rPr>
       </w:pPr>
-      <w:bookmarkStart w:id="88" w:name="ref-engel2012"/>
-      <w:bookmarkEnd w:id="87"/>
+      <w:bookmarkStart w:id="178" w:name="ref-engel2012"/>
+      <w:bookmarkEnd w:id="177"/>
       <w:r>
         <w:rPr>
           <w:rFonts w:ascii="CMU Serif Roman" w:hAnsi="CMU Serif Roman" w:cs="CMU Serif Roman"/>
@@ -2085,8 +2963,8 @@
           <w:rFonts w:ascii="CMU Serif Roman" w:hAnsi="CMU Serif Roman" w:cs="CMU Serif Roman"/>
         </w:rPr>
       </w:pPr>
-      <w:bookmarkStart w:id="89" w:name="ref-Engel2013"/>
-      <w:bookmarkEnd w:id="88"/>
+      <w:bookmarkStart w:id="179" w:name="ref-Engel2013"/>
+      <w:bookmarkEnd w:id="178"/>
       <w:r>
         <w:rPr>
           <w:rFonts w:ascii="CMU Serif Roman" w:hAnsi="CMU Serif Roman" w:cs="CMU Serif Roman"/>
@@ -2131,8 +3009,8 @@
           <w:rFonts w:ascii="CMU Serif Roman" w:hAnsi="CMU Serif Roman" w:cs="CMU Serif Roman"/>
         </w:rPr>
       </w:pPr>
-      <w:bookmarkStart w:id="90" w:name="ref-ferguson2018"/>
-      <w:bookmarkEnd w:id="89"/>
+      <w:bookmarkStart w:id="180" w:name="ref-ferguson2018"/>
+      <w:bookmarkEnd w:id="179"/>
       <w:r>
         <w:rPr>
           <w:rFonts w:ascii="CMU Serif Roman" w:hAnsi="CMU Serif Roman" w:cs="CMU Serif Roman"/>
@@ -2177,8 +3055,8 @@
           <w:rFonts w:ascii="CMU Serif Roman" w:hAnsi="CMU Serif Roman" w:cs="CMU Serif Roman"/>
         </w:rPr>
       </w:pPr>
-      <w:bookmarkStart w:id="91" w:name="ref-gérard2020"/>
-      <w:bookmarkEnd w:id="90"/>
+      <w:bookmarkStart w:id="181" w:name="ref-gérard2020"/>
+      <w:bookmarkEnd w:id="180"/>
       <w:r>
         <w:rPr>
           <w:rFonts w:ascii="CMU Serif Roman" w:hAnsi="CMU Serif Roman" w:cs="CMU Serif Roman"/>
@@ -2220,11 +3098,12 @@
         <w:pStyle w:val="Bibliography"/>
         <w:jc w:val="both"/>
         <w:rPr>
-          <w:rFonts w:ascii="CMU Serif Roman" w:hAnsi="CMU Serif Roman" w:cs="CMU Serif Roman"/>
-        </w:rPr>
-      </w:pPr>
-      <w:bookmarkStart w:id="92" w:name="ref-guzman2024"/>
-      <w:bookmarkEnd w:id="91"/>
+          <w:ins w:id="182" w:author="Ainhoa Magrach" w:date="2025-05-08T13:11:00Z" w16du:dateUtc="2025-05-08T11:11:00Z"/>
+          <w:rFonts w:ascii="CMU Serif Roman" w:hAnsi="CMU Serif Roman" w:cs="CMU Serif Roman"/>
+        </w:rPr>
+      </w:pPr>
+      <w:bookmarkStart w:id="183" w:name="ref-guzman2024"/>
+      <w:bookmarkEnd w:id="181"/>
       <w:r>
         <w:rPr>
           <w:rFonts w:ascii="CMU Serif Roman" w:hAnsi="CMU Serif Roman" w:cs="CMU Serif Roman"/>
@@ -2264,13 +3143,126 @@
     <w:p>
       <w:pPr>
         <w:pStyle w:val="Bibliography"/>
-        <w:jc w:val="both"/>
-        <w:rPr>
-          <w:rFonts w:ascii="CMU Serif Roman" w:hAnsi="CMU Serif Roman" w:cs="CMU Serif Roman"/>
-        </w:rPr>
-      </w:pPr>
-      <w:bookmarkStart w:id="93" w:name="ref-klein2006"/>
-      <w:bookmarkEnd w:id="92"/>
+        <w:rPr>
+          <w:rFonts w:ascii="CMU Serif Roman" w:hAnsi="CMU Serif Roman" w:cs="CMU Serif Roman"/>
+        </w:rPr>
+        <w:pPrChange w:id="184" w:author="Ainhoa Magrach" w:date="2025-05-08T13:11:00Z" w16du:dateUtc="2025-05-08T11:11:00Z">
+          <w:pPr>
+            <w:pStyle w:val="Bibliography"/>
+            <w:jc w:val="both"/>
+          </w:pPr>
+        </w:pPrChange>
+      </w:pPr>
+      <w:bookmarkStart w:id="185" w:name="ref-iNEXT"/>
+      <w:ins w:id="186" w:author="Ainhoa Magrach" w:date="2025-05-08T13:11:00Z" w16du:dateUtc="2025-05-08T11:11:00Z">
+        <w:r>
+          <w:rPr>
+            <w:rFonts w:ascii="CMU Serif Roman" w:hAnsi="CMU Serif Roman" w:cs="CMU Serif Roman"/>
+            <w:rPrChange w:id="187" w:author="Ainhoa Magrach" w:date="2025-05-08T13:11:00Z" w16du:dateUtc="2025-05-08T11:11:00Z">
+              <w:rPr/>
+            </w:rPrChange>
+          </w:rPr>
+          <w:lastRenderedPageBreak/>
+          <w:t>Hsieh, T. C., K. H. Ma, and Anne Chao. 2024. “</w:t>
+        </w:r>
+        <w:proofErr w:type="spellStart"/>
+        <w:r>
+          <w:rPr>
+            <w:rFonts w:ascii="CMU Serif Roman" w:hAnsi="CMU Serif Roman" w:cs="CMU Serif Roman"/>
+            <w:rPrChange w:id="188" w:author="Ainhoa Magrach" w:date="2025-05-08T13:11:00Z" w16du:dateUtc="2025-05-08T11:11:00Z">
+              <w:rPr/>
+            </w:rPrChange>
+          </w:rPr>
+          <w:t>iNEXT</w:t>
+        </w:r>
+        <w:proofErr w:type="spellEnd"/>
+        <w:r>
+          <w:rPr>
+            <w:rFonts w:ascii="CMU Serif Roman" w:hAnsi="CMU Serif Roman" w:cs="CMU Serif Roman"/>
+            <w:rPrChange w:id="189" w:author="Ainhoa Magrach" w:date="2025-05-08T13:11:00Z" w16du:dateUtc="2025-05-08T11:11:00Z">
+              <w:rPr/>
+            </w:rPrChange>
+          </w:rPr>
+          <w:t xml:space="preserve">: Interpolation and Extrapolation for Species Diversity.” </w:t>
+        </w:r>
+        <w:r>
+          <w:rPr>
+            <w:rFonts w:ascii="CMU Serif Roman" w:hAnsi="CMU Serif Roman" w:cs="CMU Serif Roman"/>
+            <w:rPrChange w:id="190" w:author="Ainhoa Magrach" w:date="2025-05-08T13:11:00Z" w16du:dateUtc="2025-05-08T11:11:00Z">
+              <w:rPr/>
+            </w:rPrChange>
+          </w:rPr>
+          <w:fldChar w:fldCharType="begin"/>
+        </w:r>
+        <w:r>
+          <w:rPr>
+            <w:rFonts w:ascii="CMU Serif Roman" w:hAnsi="CMU Serif Roman" w:cs="CMU Serif Roman"/>
+            <w:rPrChange w:id="191" w:author="Ainhoa Magrach" w:date="2025-05-08T13:11:00Z" w16du:dateUtc="2025-05-08T11:11:00Z">
+              <w:rPr/>
+            </w:rPrChange>
+          </w:rPr>
+          <w:instrText>HYPERLINK "http://chao.stat.nthu.edu.tw/wordpress/software_download/" \h</w:instrText>
+        </w:r>
+        <w:r>
+          <w:rPr>
+            <w:rFonts w:ascii="CMU Serif Roman" w:hAnsi="CMU Serif Roman" w:cs="CMU Serif Roman"/>
+            <w:rPrChange w:id="192" w:author="Ainhoa Magrach" w:date="2025-05-08T13:11:00Z" w16du:dateUtc="2025-05-08T11:11:00Z">
+              <w:rPr/>
+            </w:rPrChange>
+          </w:rPr>
+        </w:r>
+        <w:r>
+          <w:rPr>
+            <w:rFonts w:ascii="CMU Serif Roman" w:hAnsi="CMU Serif Roman" w:cs="CMU Serif Roman"/>
+            <w:rPrChange w:id="193" w:author="Ainhoa Magrach" w:date="2025-05-08T13:11:00Z" w16du:dateUtc="2025-05-08T11:11:00Z">
+              <w:rPr/>
+            </w:rPrChange>
+          </w:rPr>
+          <w:fldChar w:fldCharType="separate"/>
+        </w:r>
+        <w:r>
+          <w:rPr>
+            <w:rStyle w:val="Hyperlink"/>
+            <w:rFonts w:ascii="CMU Serif Roman" w:hAnsi="CMU Serif Roman" w:cs="CMU Serif Roman"/>
+            <w:rPrChange w:id="194" w:author="Ainhoa Magrach" w:date="2025-05-08T13:11:00Z" w16du:dateUtc="2025-05-08T11:11:00Z">
+              <w:rPr>
+                <w:rStyle w:val="Hyperlink"/>
+              </w:rPr>
+            </w:rPrChange>
+          </w:rPr>
+          <w:t>http://chao.stat.nthu.edu.tw/wordpress/software_download/</w:t>
+        </w:r>
+        <w:r>
+          <w:rPr>
+            <w:rFonts w:ascii="CMU Serif Roman" w:hAnsi="CMU Serif Roman" w:cs="CMU Serif Roman"/>
+            <w:rPrChange w:id="195" w:author="Ainhoa Magrach" w:date="2025-05-08T13:11:00Z" w16du:dateUtc="2025-05-08T11:11:00Z">
+              <w:rPr/>
+            </w:rPrChange>
+          </w:rPr>
+          <w:fldChar w:fldCharType="end"/>
+        </w:r>
+        <w:r>
+          <w:rPr>
+            <w:rFonts w:ascii="CMU Serif Roman" w:hAnsi="CMU Serif Roman" w:cs="CMU Serif Roman"/>
+            <w:rPrChange w:id="196" w:author="Ainhoa Magrach" w:date="2025-05-08T13:11:00Z" w16du:dateUtc="2025-05-08T11:11:00Z">
+              <w:rPr/>
+            </w:rPrChange>
+          </w:rPr>
+          <w:t>.</w:t>
+        </w:r>
+      </w:ins>
+      <w:bookmarkEnd w:id="185"/>
+    </w:p>
+    <w:p>
+      <w:pPr>
+        <w:pStyle w:val="Bibliography"/>
+        <w:jc w:val="both"/>
+        <w:rPr>
+          <w:rFonts w:ascii="CMU Serif Roman" w:hAnsi="CMU Serif Roman" w:cs="CMU Serif Roman"/>
+        </w:rPr>
+      </w:pPr>
+      <w:bookmarkStart w:id="197" w:name="ref-klein2006"/>
+      <w:bookmarkEnd w:id="183"/>
       <w:r>
         <w:rPr>
           <w:rFonts w:ascii="CMU Serif Roman" w:hAnsi="CMU Serif Roman" w:cs="CMU Serif Roman"/>
@@ -2315,8 +3307,8 @@
           <w:rFonts w:ascii="CMU Serif Roman" w:hAnsi="CMU Serif Roman" w:cs="CMU Serif Roman"/>
         </w:rPr>
       </w:pPr>
-      <w:bookmarkStart w:id="94" w:name="ref-koch2011"/>
-      <w:bookmarkEnd w:id="93"/>
+      <w:bookmarkStart w:id="198" w:name="ref-koch2011"/>
+      <w:bookmarkEnd w:id="197"/>
       <w:r>
         <w:rPr>
           <w:rFonts w:ascii="CMU Serif Roman" w:hAnsi="CMU Serif Roman" w:cs="CMU Serif Roman"/>
@@ -2361,20 +3353,13 @@
           <w:rFonts w:ascii="CMU Serif Roman" w:hAnsi="CMU Serif Roman" w:cs="CMU Serif Roman"/>
         </w:rPr>
       </w:pPr>
-      <w:bookmarkStart w:id="95" w:name="ref-li2023"/>
-      <w:bookmarkEnd w:id="94"/>
-      <w:r>
-        <w:rPr>
-          <w:rFonts w:ascii="CMU Serif Roman" w:hAnsi="CMU Serif Roman" w:cs="CMU Serif Roman"/>
-        </w:rPr>
-        <w:t xml:space="preserve">Li, Jilian, Logan Sauers, Daohua Zhuang, Haiqing Ren, Jun Guo, Liuhao Wang, Mingsheng Zhuang, et al. 2023. “Divergence and Convergence of Gut Microbiomes of Wild </w:t>
-      </w:r>
-      <w:r>
-        <w:rPr>
-          <w:rFonts w:ascii="CMU Serif Roman" w:hAnsi="CMU Serif Roman" w:cs="CMU Serif Roman"/>
-        </w:rPr>
-        <w:lastRenderedPageBreak/>
-        <w:t xml:space="preserve">Insect Pollinators.” Edited by Margaret J. McFall-Ngai and William Ludington. </w:t>
+      <w:bookmarkStart w:id="199" w:name="ref-li2023"/>
+      <w:bookmarkEnd w:id="198"/>
+      <w:r>
+        <w:rPr>
+          <w:rFonts w:ascii="CMU Serif Roman" w:hAnsi="CMU Serif Roman" w:cs="CMU Serif Roman"/>
+        </w:rPr>
+        <w:t xml:space="preserve">Li, Jilian, Logan Sauers, Daohua Zhuang, Haiqing Ren, Jun Guo, Liuhao Wang, Mingsheng Zhuang, et al. 2023. “Divergence and Convergence of Gut Microbiomes of Wild Insect Pollinators.” Edited by Margaret J. McFall-Ngai and William Ludington. </w:t>
       </w:r>
       <w:r>
         <w:rPr>
@@ -2414,8 +3399,8 @@
           <w:rFonts w:ascii="CMU Serif Roman" w:hAnsi="CMU Serif Roman" w:cs="CMU Serif Roman"/>
         </w:rPr>
       </w:pPr>
-      <w:bookmarkStart w:id="96" w:name="ref-ludvigsen2015"/>
-      <w:bookmarkEnd w:id="95"/>
+      <w:bookmarkStart w:id="200" w:name="ref-ludvigsen2015"/>
+      <w:bookmarkEnd w:id="199"/>
       <w:r>
         <w:rPr>
           <w:rFonts w:ascii="CMU Serif Roman" w:hAnsi="CMU Serif Roman" w:cs="CMU Serif Roman"/>
@@ -2460,8 +3445,8 @@
           <w:rFonts w:ascii="CMU Serif Roman" w:hAnsi="CMU Serif Roman" w:cs="CMU Serif Roman"/>
         </w:rPr>
       </w:pPr>
-      <w:bookmarkStart w:id="97" w:name="ref-maes2016"/>
-      <w:bookmarkEnd w:id="96"/>
+      <w:bookmarkStart w:id="201" w:name="ref-maes2016"/>
+      <w:bookmarkEnd w:id="200"/>
       <w:r>
         <w:rPr>
           <w:rFonts w:ascii="CMU Serif Roman" w:hAnsi="CMU Serif Roman" w:cs="CMU Serif Roman"/>
@@ -2520,8 +3505,8 @@
           <w:rFonts w:ascii="CMU Serif Roman" w:hAnsi="CMU Serif Roman" w:cs="CMU Serif Roman"/>
         </w:rPr>
       </w:pPr>
-      <w:bookmarkStart w:id="98" w:name="ref-manley2015"/>
-      <w:bookmarkEnd w:id="97"/>
+      <w:bookmarkStart w:id="202" w:name="ref-manley2015"/>
+      <w:bookmarkEnd w:id="201"/>
       <w:r>
         <w:rPr>
           <w:rFonts w:ascii="CMU Serif Roman" w:hAnsi="CMU Serif Roman" w:cs="CMU Serif Roman"/>
@@ -2566,8 +3551,8 @@
           <w:rFonts w:ascii="CMU Serif Roman" w:hAnsi="CMU Serif Roman" w:cs="CMU Serif Roman"/>
         </w:rPr>
       </w:pPr>
-      <w:bookmarkStart w:id="99" w:name="ref-martinson2010"/>
-      <w:bookmarkEnd w:id="98"/>
+      <w:bookmarkStart w:id="203" w:name="ref-martinson2010"/>
+      <w:bookmarkEnd w:id="202"/>
       <w:r>
         <w:rPr>
           <w:rFonts w:ascii="CMU Serif Roman" w:hAnsi="CMU Serif Roman" w:cs="CMU Serif Roman"/>
@@ -2612,8 +3597,8 @@
           <w:rFonts w:ascii="CMU Serif Roman" w:hAnsi="CMU Serif Roman" w:cs="CMU Serif Roman"/>
         </w:rPr>
       </w:pPr>
-      <w:bookmarkStart w:id="100" w:name="ref-miller-struttmann2015"/>
-      <w:bookmarkEnd w:id="99"/>
+      <w:bookmarkStart w:id="204" w:name="ref-miller-struttmann2015"/>
+      <w:bookmarkEnd w:id="203"/>
       <w:r>
         <w:rPr>
           <w:rFonts w:ascii="CMU Serif Roman" w:hAnsi="CMU Serif Roman" w:cs="CMU Serif Roman"/>
@@ -2658,12 +3643,13 @@
           <w:rFonts w:ascii="CMU Serif Roman" w:hAnsi="CMU Serif Roman" w:cs="CMU Serif Roman"/>
         </w:rPr>
       </w:pPr>
-      <w:bookmarkStart w:id="101" w:name="ref-murphy2022"/>
-      <w:bookmarkEnd w:id="100"/>
-      <w:r>
-        <w:rPr>
-          <w:rFonts w:ascii="CMU Serif Roman" w:hAnsi="CMU Serif Roman" w:cs="CMU Serif Roman"/>
-        </w:rPr>
+      <w:bookmarkStart w:id="205" w:name="ref-murphy2022"/>
+      <w:bookmarkEnd w:id="204"/>
+      <w:r>
+        <w:rPr>
+          <w:rFonts w:ascii="CMU Serif Roman" w:hAnsi="CMU Serif Roman" w:cs="CMU Serif Roman"/>
+        </w:rPr>
+        <w:lastRenderedPageBreak/>
         <w:t xml:space="preserve">Murphy, James T., Tom D. Breeze, Bryony Willcox, Saorla Kavanagh, and Jane C. Stout. 2022. “Globalisation and Pollinators: Pollinator Declines Are an Economic Threat to Global Food Systems.” </w:t>
       </w:r>
       <w:r>
@@ -2701,11 +3687,12 @@
         <w:pStyle w:val="Bibliography"/>
         <w:jc w:val="both"/>
         <w:rPr>
-          <w:rFonts w:ascii="CMU Serif Roman" w:hAnsi="CMU Serif Roman" w:cs="CMU Serif Roman"/>
-        </w:rPr>
-      </w:pPr>
-      <w:bookmarkStart w:id="102" w:name="ref-neu2021"/>
-      <w:bookmarkEnd w:id="101"/>
+          <w:ins w:id="206" w:author="Ainhoa Magrach" w:date="2025-05-08T15:08:00Z" w16du:dateUtc="2025-05-08T13:08:00Z"/>
+          <w:rFonts w:ascii="CMU Serif Roman" w:hAnsi="CMU Serif Roman" w:cs="CMU Serif Roman"/>
+        </w:rPr>
+      </w:pPr>
+      <w:bookmarkStart w:id="207" w:name="ref-neu2021"/>
+      <w:bookmarkEnd w:id="205"/>
       <w:r>
         <w:rPr>
           <w:rFonts w:ascii="CMU Serif Roman" w:hAnsi="CMU Serif Roman" w:cs="CMU Serif Roman"/>
@@ -2748,11 +3735,98 @@
         <w:jc w:val="both"/>
         <w:rPr>
           <w:rFonts w:ascii="CMU Serif Roman" w:hAnsi="CMU Serif Roman" w:cs="CMU Serif Roman"/>
+        </w:rPr>
+      </w:pPr>
+      <w:bookmarkStart w:id="208" w:name="ref-vegan"/>
+      <w:ins w:id="209" w:author="Ainhoa Magrach" w:date="2025-05-08T15:08:00Z" w16du:dateUtc="2025-05-08T13:08:00Z">
+        <w:r>
+          <w:rPr>
+            <w:rFonts w:ascii="CMU Serif Roman" w:hAnsi="CMU Serif Roman" w:cs="CMU Serif Roman"/>
+            <w:rPrChange w:id="210" w:author="Ainhoa Magrach" w:date="2025-05-08T15:08:00Z" w16du:dateUtc="2025-05-08T13:08:00Z">
+              <w:rPr/>
+            </w:rPrChange>
+          </w:rPr>
+          <w:t xml:space="preserve">Oksanen, Jari, Gavin L. Simpson, F. Guillaume Blanchet, Roeland Kindt, Pierre Legendre, Peter R. Minchin, R. B. O’Hara, et al. 2024. “Vegan: Community Ecology Package.” </w:t>
+        </w:r>
+        <w:r>
+          <w:rPr>
+            <w:rFonts w:ascii="CMU Serif Roman" w:hAnsi="CMU Serif Roman" w:cs="CMU Serif Roman"/>
+            <w:rPrChange w:id="211" w:author="Ainhoa Magrach" w:date="2025-05-08T15:08:00Z" w16du:dateUtc="2025-05-08T13:08:00Z">
+              <w:rPr/>
+            </w:rPrChange>
+          </w:rPr>
+          <w:fldChar w:fldCharType="begin"/>
+        </w:r>
+        <w:r>
+          <w:rPr>
+            <w:rFonts w:ascii="CMU Serif Roman" w:hAnsi="CMU Serif Roman" w:cs="CMU Serif Roman"/>
+            <w:rPrChange w:id="212" w:author="Ainhoa Magrach" w:date="2025-05-08T15:08:00Z" w16du:dateUtc="2025-05-08T13:08:00Z">
+              <w:rPr/>
+            </w:rPrChange>
+          </w:rPr>
+          <w:instrText>HYPERLINK "https://CRAN.R-project.org/package=vegan" \h</w:instrText>
+        </w:r>
+        <w:r>
+          <w:rPr>
+            <w:rFonts w:ascii="CMU Serif Roman" w:hAnsi="CMU Serif Roman" w:cs="CMU Serif Roman"/>
+            <w:rPrChange w:id="213" w:author="Ainhoa Magrach" w:date="2025-05-08T15:08:00Z" w16du:dateUtc="2025-05-08T13:08:00Z">
+              <w:rPr/>
+            </w:rPrChange>
+          </w:rPr>
+        </w:r>
+        <w:r>
+          <w:rPr>
+            <w:rFonts w:ascii="CMU Serif Roman" w:hAnsi="CMU Serif Roman" w:cs="CMU Serif Roman"/>
+            <w:rPrChange w:id="214" w:author="Ainhoa Magrach" w:date="2025-05-08T15:08:00Z" w16du:dateUtc="2025-05-08T13:08:00Z">
+              <w:rPr/>
+            </w:rPrChange>
+          </w:rPr>
+          <w:fldChar w:fldCharType="separate"/>
+        </w:r>
+        <w:r>
+          <w:rPr>
+            <w:rStyle w:val="Hyperlink"/>
+            <w:rFonts w:ascii="CMU Serif Roman" w:hAnsi="CMU Serif Roman" w:cs="CMU Serif Roman"/>
+            <w:rPrChange w:id="215" w:author="Ainhoa Magrach" w:date="2025-05-08T15:08:00Z" w16du:dateUtc="2025-05-08T13:08:00Z">
+              <w:rPr>
+                <w:rStyle w:val="Hyperlink"/>
+              </w:rPr>
+            </w:rPrChange>
+          </w:rPr>
+          <w:t>https://CRAN.R-project.org/package=vegan</w:t>
+        </w:r>
+        <w:r>
+          <w:rPr>
+            <w:rFonts w:ascii="CMU Serif Roman" w:hAnsi="CMU Serif Roman" w:cs="CMU Serif Roman"/>
+            <w:rPrChange w:id="216" w:author="Ainhoa Magrach" w:date="2025-05-08T15:08:00Z" w16du:dateUtc="2025-05-08T13:08:00Z">
+              <w:rPr/>
+            </w:rPrChange>
+          </w:rPr>
+          <w:fldChar w:fldCharType="end"/>
+        </w:r>
+        <w:r>
+          <w:rPr>
+            <w:rFonts w:ascii="CMU Serif Roman" w:hAnsi="CMU Serif Roman" w:cs="CMU Serif Roman"/>
+            <w:rPrChange w:id="217" w:author="Ainhoa Magrach" w:date="2025-05-08T15:08:00Z" w16du:dateUtc="2025-05-08T13:08:00Z">
+              <w:rPr/>
+            </w:rPrChange>
+          </w:rPr>
+          <w:t>.</w:t>
+        </w:r>
+      </w:ins>
+      <w:bookmarkEnd w:id="208"/>
+    </w:p>
+    <w:p>
+      <w:pPr>
+        <w:pStyle w:val="Bibliography"/>
+        <w:jc w:val="both"/>
+        <w:rPr>
+          <w:rFonts w:ascii="CMU Serif Roman" w:hAnsi="CMU Serif Roman" w:cs="CMU Serif Roman"/>
           <w:lang w:val="es-ES"/>
         </w:rPr>
       </w:pPr>
-      <w:bookmarkStart w:id="103" w:name="ref-ollerton2011"/>
-      <w:bookmarkEnd w:id="102"/>
+      <w:bookmarkStart w:id="218" w:name="ref-ollerton2011"/>
+      <w:bookmarkEnd w:id="207"/>
       <w:r>
         <w:rPr>
           <w:rFonts w:ascii="CMU Serif Roman" w:hAnsi="CMU Serif Roman" w:cs="CMU Serif Roman"/>
@@ -2781,7 +3855,7 @@
       <w:r>
         <w:rPr>
           <w:lang w:val="es-ES"/>
-          <w:rPrChange w:id="104" w:author="Ainhoa Magrach" w:date="2025-05-07T13:39:00Z" w16du:dateUtc="2025-05-07T11:39:00Z">
+          <w:rPrChange w:id="219" w:author="Ainhoa Magrach" w:date="2025-05-07T13:39:00Z" w16du:dateUtc="2025-05-07T11:39:00Z">
             <w:rPr/>
           </w:rPrChange>
         </w:rPr>
@@ -2817,8 +3891,8 @@
           <w:rFonts w:ascii="CMU Serif Roman" w:hAnsi="CMU Serif Roman" w:cs="CMU Serif Roman"/>
         </w:rPr>
       </w:pPr>
-      <w:bookmarkStart w:id="105" w:name="ref-Pizarro2021"/>
-      <w:bookmarkEnd w:id="103"/>
+      <w:bookmarkStart w:id="220" w:name="ref-Pizarro2021"/>
+      <w:bookmarkEnd w:id="218"/>
       <w:r>
         <w:rPr>
           <w:rFonts w:ascii="CMU Serif Roman" w:hAnsi="CMU Serif Roman" w:cs="CMU Serif Roman"/>
@@ -2872,13 +3946,12 @@
           <w:rFonts w:ascii="CMU Serif Roman" w:hAnsi="CMU Serif Roman" w:cs="CMU Serif Roman"/>
         </w:rPr>
       </w:pPr>
-      <w:bookmarkStart w:id="106" w:name="ref-risely2020"/>
-      <w:bookmarkEnd w:id="105"/>
-      <w:r>
-        <w:rPr>
-          <w:rFonts w:ascii="CMU Serif Roman" w:hAnsi="CMU Serif Roman" w:cs="CMU Serif Roman"/>
-        </w:rPr>
-        <w:lastRenderedPageBreak/>
+      <w:bookmarkStart w:id="221" w:name="ref-risely2020"/>
+      <w:bookmarkEnd w:id="220"/>
+      <w:r>
+        <w:rPr>
+          <w:rFonts w:ascii="CMU Serif Roman" w:hAnsi="CMU Serif Roman" w:cs="CMU Serif Roman"/>
+        </w:rPr>
         <w:t xml:space="preserve">Risely, Alice. 2020. “Applying the Core Microbiome to Understand Hostmicrobe Systems.” Edited by Ann Tate. </w:t>
       </w:r>
       <w:r>
@@ -2919,8 +3992,8 @@
           <w:rFonts w:ascii="CMU Serif Roman" w:hAnsi="CMU Serif Roman" w:cs="CMU Serif Roman"/>
         </w:rPr>
       </w:pPr>
-      <w:bookmarkStart w:id="107" w:name="ref-shah2024"/>
-      <w:bookmarkEnd w:id="106"/>
+      <w:bookmarkStart w:id="222" w:name="ref-shah2024"/>
+      <w:bookmarkEnd w:id="221"/>
       <w:r>
         <w:rPr>
           <w:rFonts w:ascii="CMU Serif Roman" w:hAnsi="CMU Serif Roman" w:cs="CMU Serif Roman"/>
@@ -2965,8 +4038,8 @@
           <w:rFonts w:ascii="CMU Serif Roman" w:hAnsi="CMU Serif Roman" w:cs="CMU Serif Roman"/>
         </w:rPr>
       </w:pPr>
-      <w:bookmarkStart w:id="108" w:name="ref-steele2021"/>
-      <w:bookmarkEnd w:id="107"/>
+      <w:bookmarkStart w:id="223" w:name="ref-steele2021"/>
+      <w:bookmarkEnd w:id="222"/>
       <w:r>
         <w:rPr>
           <w:rFonts w:ascii="CMU Serif Roman" w:hAnsi="CMU Serif Roman" w:cs="CMU Serif Roman"/>
@@ -3012,8 +4085,8 @@
           <w:lang w:val="es-ES"/>
         </w:rPr>
       </w:pPr>
-      <w:bookmarkStart w:id="109" w:name="ref-stemet2024"/>
-      <w:bookmarkEnd w:id="108"/>
+      <w:bookmarkStart w:id="224" w:name="ref-stemet2024"/>
+      <w:bookmarkEnd w:id="223"/>
       <w:r>
         <w:rPr>
           <w:rFonts w:ascii="CMU Serif Roman" w:hAnsi="CMU Serif Roman" w:cs="CMU Serif Roman"/>
@@ -3043,12 +4116,12 @@
         <w:pStyle w:val="Bibliography"/>
         <w:jc w:val="both"/>
         <w:rPr>
-          <w:ins w:id="110" w:author="Ainhoa Magrach" w:date="2025-05-07T13:42:00Z" w16du:dateUtc="2025-05-07T11:42:00Z"/>
-          <w:rFonts w:ascii="CMU Serif Roman" w:hAnsi="CMU Serif Roman" w:cs="CMU Serif Roman"/>
-        </w:rPr>
-      </w:pPr>
-      <w:bookmarkStart w:id="111" w:name="ref-vanbergen2017"/>
-      <w:bookmarkEnd w:id="109"/>
+          <w:ins w:id="225" w:author="Ainhoa Magrach" w:date="2025-05-07T13:42:00Z" w16du:dateUtc="2025-05-07T11:42:00Z"/>
+          <w:rFonts w:ascii="CMU Serif Roman" w:hAnsi="CMU Serif Roman" w:cs="CMU Serif Roman"/>
+        </w:rPr>
+      </w:pPr>
+      <w:bookmarkStart w:id="226" w:name="ref-vanbergen2017"/>
+      <w:bookmarkEnd w:id="224"/>
       <w:proofErr w:type="spellStart"/>
       <w:r>
         <w:rPr>
@@ -3122,35 +4195,36 @@
         <w:pStyle w:val="Bibliography"/>
         <w:jc w:val="both"/>
         <w:rPr>
-          <w:del w:id="112" w:author="Ainhoa Magrach" w:date="2025-05-07T13:42:00Z" w16du:dateUtc="2025-05-07T11:42:00Z"/>
-          <w:rFonts w:ascii="CMU Serif Roman" w:hAnsi="CMU Serif Roman" w:cs="CMU Serif Roman"/>
-          <w:rPrChange w:id="113" w:author="Ainhoa Magrach" w:date="2025-05-07T13:42:00Z" w16du:dateUtc="2025-05-07T11:42:00Z">
+          <w:del w:id="227" w:author="Ainhoa Magrach" w:date="2025-05-07T13:42:00Z" w16du:dateUtc="2025-05-07T11:42:00Z"/>
+          <w:rFonts w:ascii="CMU Serif Roman" w:hAnsi="CMU Serif Roman" w:cs="CMU Serif Roman"/>
+          <w:rPrChange w:id="228" w:author="Ainhoa Magrach" w:date="2025-05-07T13:42:00Z" w16du:dateUtc="2025-05-07T11:42:00Z">
             <w:rPr>
-              <w:del w:id="114" w:author="Ainhoa Magrach" w:date="2025-05-07T13:42:00Z" w16du:dateUtc="2025-05-07T11:42:00Z"/>
+              <w:del w:id="229" w:author="Ainhoa Magrach" w:date="2025-05-07T13:42:00Z" w16du:dateUtc="2025-05-07T11:42:00Z"/>
             </w:rPr>
           </w:rPrChange>
         </w:rPr>
-        <w:pPrChange w:id="115" w:author="Ainhoa Magrach" w:date="2025-05-07T13:42:00Z" w16du:dateUtc="2025-05-07T11:42:00Z">
+        <w:pPrChange w:id="230" w:author="Ainhoa Magrach" w:date="2025-05-07T13:42:00Z" w16du:dateUtc="2025-05-07T11:42:00Z">
           <w:pPr>
             <w:pStyle w:val="Bibliography"/>
           </w:pPr>
         </w:pPrChange>
       </w:pPr>
-      <w:bookmarkStart w:id="116" w:name="ref-wagner2021"/>
-      <w:r>
-        <w:rPr>
-          <w:rFonts w:ascii="CMU Serif Roman" w:hAnsi="CMU Serif Roman" w:cs="CMU Serif Roman"/>
-          <w:rPrChange w:id="117" w:author="Ainhoa Magrach" w:date="2025-05-07T13:42:00Z" w16du:dateUtc="2025-05-07T11:42:00Z">
+      <w:bookmarkStart w:id="231" w:name="ref-wagner2021"/>
+      <w:r>
+        <w:rPr>
+          <w:rFonts w:ascii="CMU Serif Roman" w:hAnsi="CMU Serif Roman" w:cs="CMU Serif Roman"/>
+          <w:rPrChange w:id="232" w:author="Ainhoa Magrach" w:date="2025-05-07T13:42:00Z" w16du:dateUtc="2025-05-07T11:42:00Z">
             <w:rPr/>
           </w:rPrChange>
         </w:rPr>
+        <w:lastRenderedPageBreak/>
         <w:t xml:space="preserve">Wagner, David L., Eliza M. </w:t>
       </w:r>
       <w:proofErr w:type="spellStart"/>
       <w:r>
         <w:rPr>
           <w:rFonts w:ascii="CMU Serif Roman" w:hAnsi="CMU Serif Roman" w:cs="CMU Serif Roman"/>
-          <w:rPrChange w:id="118" w:author="Ainhoa Magrach" w:date="2025-05-07T13:42:00Z" w16du:dateUtc="2025-05-07T11:42:00Z">
+          <w:rPrChange w:id="233" w:author="Ainhoa Magrach" w:date="2025-05-07T13:42:00Z" w16du:dateUtc="2025-05-07T11:42:00Z">
             <w:rPr/>
           </w:rPrChange>
         </w:rPr>
@@ -3160,7 +4234,7 @@
       <w:r>
         <w:rPr>
           <w:rFonts w:ascii="CMU Serif Roman" w:hAnsi="CMU Serif Roman" w:cs="CMU Serif Roman"/>
-          <w:rPrChange w:id="119" w:author="Ainhoa Magrach" w:date="2025-05-07T13:42:00Z" w16du:dateUtc="2025-05-07T11:42:00Z">
+          <w:rPrChange w:id="234" w:author="Ainhoa Magrach" w:date="2025-05-07T13:42:00Z" w16du:dateUtc="2025-05-07T11:42:00Z">
             <w:rPr/>
           </w:rPrChange>
         </w:rPr>
@@ -3170,7 +4244,7 @@
       <w:r>
         <w:rPr>
           <w:rFonts w:ascii="CMU Serif Roman" w:hAnsi="CMU Serif Roman" w:cs="CMU Serif Roman"/>
-          <w:rPrChange w:id="120" w:author="Ainhoa Magrach" w:date="2025-05-07T13:42:00Z" w16du:dateUtc="2025-05-07T11:42:00Z">
+          <w:rPrChange w:id="235" w:author="Ainhoa Magrach" w:date="2025-05-07T13:42:00Z" w16du:dateUtc="2025-05-07T11:42:00Z">
             <w:rPr/>
           </w:rPrChange>
         </w:rPr>
@@ -3180,7 +4254,7 @@
       <w:r>
         <w:rPr>
           <w:rFonts w:ascii="CMU Serif Roman" w:hAnsi="CMU Serif Roman" w:cs="CMU Serif Roman"/>
-          <w:rPrChange w:id="121" w:author="Ainhoa Magrach" w:date="2025-05-07T13:42:00Z" w16du:dateUtc="2025-05-07T11:42:00Z">
+          <w:rPrChange w:id="236" w:author="Ainhoa Magrach" w:date="2025-05-07T13:42:00Z" w16du:dateUtc="2025-05-07T11:42:00Z">
             <w:rPr/>
           </w:rPrChange>
         </w:rPr>
@@ -3190,7 +4264,7 @@
       <w:r>
         <w:rPr>
           <w:rFonts w:ascii="CMU Serif Roman" w:hAnsi="CMU Serif Roman" w:cs="CMU Serif Roman"/>
-          <w:rPrChange w:id="122" w:author="Ainhoa Magrach" w:date="2025-05-07T13:42:00Z" w16du:dateUtc="2025-05-07T11:42:00Z">
+          <w:rPrChange w:id="237" w:author="Ainhoa Magrach" w:date="2025-05-07T13:42:00Z" w16du:dateUtc="2025-05-07T11:42:00Z">
             <w:rPr/>
           </w:rPrChange>
         </w:rPr>
@@ -3200,7 +4274,7 @@
       <w:r>
         <w:rPr>
           <w:rFonts w:ascii="CMU Serif Roman" w:hAnsi="CMU Serif Roman" w:cs="CMU Serif Roman"/>
-          <w:rPrChange w:id="123" w:author="Ainhoa Magrach" w:date="2025-05-07T13:42:00Z" w16du:dateUtc="2025-05-07T11:42:00Z">
+          <w:rPrChange w:id="238" w:author="Ainhoa Magrach" w:date="2025-05-07T13:42:00Z" w16du:dateUtc="2025-05-07T11:42:00Z">
             <w:rPr/>
           </w:rPrChange>
         </w:rPr>
@@ -3211,7 +4285,7 @@
           <w:rFonts w:ascii="CMU Serif Roman" w:hAnsi="CMU Serif Roman" w:cs="CMU Serif Roman"/>
           <w:i/>
           <w:iCs/>
-          <w:rPrChange w:id="124" w:author="Ainhoa Magrach" w:date="2025-05-07T13:42:00Z" w16du:dateUtc="2025-05-07T11:42:00Z">
+          <w:rPrChange w:id="239" w:author="Ainhoa Magrach" w:date="2025-05-07T13:42:00Z" w16du:dateUtc="2025-05-07T11:42:00Z">
             <w:rPr>
               <w:i/>
               <w:iCs/>
@@ -3223,7 +4297,7 @@
       <w:r>
         <w:rPr>
           <w:rFonts w:ascii="CMU Serif Roman" w:hAnsi="CMU Serif Roman" w:cs="CMU Serif Roman"/>
-          <w:rPrChange w:id="125" w:author="Ainhoa Magrach" w:date="2025-05-07T13:42:00Z" w16du:dateUtc="2025-05-07T11:42:00Z">
+          <w:rPrChange w:id="240" w:author="Ainhoa Magrach" w:date="2025-05-07T13:42:00Z" w16du:dateUtc="2025-05-07T11:42:00Z">
             <w:rPr/>
           </w:rPrChange>
         </w:rPr>
@@ -3232,7 +4306,7 @@
       <w:r>
         <w:rPr>
           <w:rFonts w:ascii="CMU Serif Roman" w:hAnsi="CMU Serif Roman" w:cs="CMU Serif Roman"/>
-          <w:rPrChange w:id="126" w:author="Ainhoa Magrach" w:date="2025-05-07T13:42:00Z" w16du:dateUtc="2025-05-07T11:42:00Z">
+          <w:rPrChange w:id="241" w:author="Ainhoa Magrach" w:date="2025-05-07T13:42:00Z" w16du:dateUtc="2025-05-07T11:42:00Z">
             <w:rPr/>
           </w:rPrChange>
         </w:rPr>
@@ -3241,7 +4315,7 @@
       <w:r>
         <w:rPr>
           <w:rFonts w:ascii="CMU Serif Roman" w:hAnsi="CMU Serif Roman" w:cs="CMU Serif Roman"/>
-          <w:rPrChange w:id="127" w:author="Ainhoa Magrach" w:date="2025-05-07T13:42:00Z" w16du:dateUtc="2025-05-07T11:42:00Z">
+          <w:rPrChange w:id="242" w:author="Ainhoa Magrach" w:date="2025-05-07T13:42:00Z" w16du:dateUtc="2025-05-07T11:42:00Z">
             <w:rPr/>
           </w:rPrChange>
         </w:rPr>
@@ -3250,7 +4324,7 @@
       <w:r>
         <w:rPr>
           <w:rFonts w:ascii="CMU Serif Roman" w:hAnsi="CMU Serif Roman" w:cs="CMU Serif Roman"/>
-          <w:rPrChange w:id="128" w:author="Ainhoa Magrach" w:date="2025-05-07T13:42:00Z" w16du:dateUtc="2025-05-07T11:42:00Z">
+          <w:rPrChange w:id="243" w:author="Ainhoa Magrach" w:date="2025-05-07T13:42:00Z" w16du:dateUtc="2025-05-07T11:42:00Z">
             <w:rPr/>
           </w:rPrChange>
         </w:rPr>
@@ -3258,7 +4332,7 @@
       <w:r>
         <w:rPr>
           <w:rFonts w:ascii="CMU Serif Roman" w:hAnsi="CMU Serif Roman" w:cs="CMU Serif Roman"/>
-          <w:rPrChange w:id="129" w:author="Ainhoa Magrach" w:date="2025-05-07T13:42:00Z" w16du:dateUtc="2025-05-07T11:42:00Z">
+          <w:rPrChange w:id="244" w:author="Ainhoa Magrach" w:date="2025-05-07T13:42:00Z" w16du:dateUtc="2025-05-07T11:42:00Z">
             <w:rPr/>
           </w:rPrChange>
         </w:rPr>
@@ -3268,7 +4342,7 @@
         <w:rPr>
           <w:rStyle w:val="Hyperlink"/>
           <w:rFonts w:ascii="CMU Serif Roman" w:hAnsi="CMU Serif Roman" w:cs="CMU Serif Roman"/>
-          <w:rPrChange w:id="130" w:author="Ainhoa Magrach" w:date="2025-05-07T13:42:00Z" w16du:dateUtc="2025-05-07T11:42:00Z">
+          <w:rPrChange w:id="245" w:author="Ainhoa Magrach" w:date="2025-05-07T13:42:00Z" w16du:dateUtc="2025-05-07T11:42:00Z">
             <w:rPr>
               <w:rStyle w:val="Hyperlink"/>
             </w:rPr>
@@ -3280,7 +4354,7 @@
         <w:rPr>
           <w:rStyle w:val="Hyperlink"/>
           <w:rFonts w:ascii="CMU Serif Roman" w:hAnsi="CMU Serif Roman" w:cs="CMU Serif Roman"/>
-          <w:rPrChange w:id="131" w:author="Ainhoa Magrach" w:date="2025-05-07T13:42:00Z" w16du:dateUtc="2025-05-07T11:42:00Z">
+          <w:rPrChange w:id="246" w:author="Ainhoa Magrach" w:date="2025-05-07T13:42:00Z" w16du:dateUtc="2025-05-07T11:42:00Z">
             <w:rPr>
               <w:rStyle w:val="Hyperlink"/>
             </w:rPr>
@@ -3292,7 +4366,7 @@
         <w:rPr>
           <w:rStyle w:val="Hyperlink"/>
           <w:rFonts w:ascii="CMU Serif Roman" w:hAnsi="CMU Serif Roman" w:cs="CMU Serif Roman"/>
-          <w:rPrChange w:id="132" w:author="Ainhoa Magrach" w:date="2025-05-07T13:42:00Z" w16du:dateUtc="2025-05-07T11:42:00Z">
+          <w:rPrChange w:id="247" w:author="Ainhoa Magrach" w:date="2025-05-07T13:42:00Z" w16du:dateUtc="2025-05-07T11:42:00Z">
             <w:rPr>
               <w:rStyle w:val="Hyperlink"/>
             </w:rPr>
@@ -3303,7 +4377,7 @@
       <w:r>
         <w:rPr>
           <w:rFonts w:ascii="CMU Serif Roman" w:hAnsi="CMU Serif Roman" w:cs="CMU Serif Roman"/>
-          <w:rPrChange w:id="133" w:author="Ainhoa Magrach" w:date="2025-05-07T13:42:00Z" w16du:dateUtc="2025-05-07T11:42:00Z">
+          <w:rPrChange w:id="248" w:author="Ainhoa Magrach" w:date="2025-05-07T13:42:00Z" w16du:dateUtc="2025-05-07T11:42:00Z">
             <w:rPr/>
           </w:rPrChange>
         </w:rPr>
@@ -3312,14 +4386,14 @@
       <w:r>
         <w:rPr>
           <w:rFonts w:ascii="CMU Serif Roman" w:hAnsi="CMU Serif Roman" w:cs="CMU Serif Roman"/>
-          <w:rPrChange w:id="134" w:author="Ainhoa Magrach" w:date="2025-05-07T13:42:00Z" w16du:dateUtc="2025-05-07T11:42:00Z">
+          <w:rPrChange w:id="249" w:author="Ainhoa Magrach" w:date="2025-05-07T13:42:00Z" w16du:dateUtc="2025-05-07T11:42:00Z">
             <w:rPr/>
           </w:rPrChange>
         </w:rPr>
         <w:t>.</w:t>
       </w:r>
     </w:p>
-    <w:bookmarkEnd w:id="116"/>
+    <w:bookmarkEnd w:id="231"/>
     <w:p>
       <w:pPr>
         <w:pStyle w:val="Bibliography"/>
@@ -3337,8 +4411,8 @@
           <w:rFonts w:ascii="CMU Serif Roman" w:hAnsi="CMU Serif Roman" w:cs="CMU Serif Roman"/>
         </w:rPr>
       </w:pPr>
-      <w:bookmarkStart w:id="135" w:name="ref-weinhold2024"/>
-      <w:bookmarkEnd w:id="111"/>
+      <w:bookmarkStart w:id="250" w:name="ref-weinhold2024"/>
+      <w:bookmarkEnd w:id="226"/>
       <w:r>
         <w:rPr>
           <w:rFonts w:ascii="CMU Serif Roman" w:hAnsi="CMU Serif Roman" w:cs="CMU Serif Roman"/>
@@ -3383,8 +4457,8 @@
           <w:rFonts w:ascii="CMU Serif Roman" w:hAnsi="CMU Serif Roman" w:cs="CMU Serif Roman"/>
         </w:rPr>
       </w:pPr>
-      <w:bookmarkStart w:id="136" w:name="ref-winfree2009"/>
-      <w:bookmarkEnd w:id="135"/>
+      <w:bookmarkStart w:id="251" w:name="ref-winfree2009"/>
+      <w:bookmarkEnd w:id="250"/>
       <w:proofErr w:type="spellStart"/>
       <w:r>
         <w:rPr>
@@ -3493,8 +4567,8 @@
           <w:rFonts w:ascii="CMU Serif Roman" w:hAnsi="CMU Serif Roman" w:cs="CMU Serif Roman"/>
         </w:rPr>
       </w:pPr>
-      <w:bookmarkStart w:id="137" w:name="ref-zheng2019"/>
-      <w:bookmarkEnd w:id="136"/>
+      <w:bookmarkStart w:id="252" w:name="ref-zheng2019"/>
+      <w:bookmarkEnd w:id="251"/>
       <w:r>
         <w:rPr>
           <w:rFonts w:ascii="CMU Serif Roman" w:hAnsi="CMU Serif Roman" w:cs="CMU Serif Roman"/>
@@ -3539,20 +4613,13 @@
           <w:rFonts w:ascii="CMU Serif Roman" w:hAnsi="CMU Serif Roman" w:cs="CMU Serif Roman"/>
         </w:rPr>
       </w:pPr>
-      <w:bookmarkStart w:id="138" w:name="ref-zheng2017"/>
-      <w:bookmarkEnd w:id="137"/>
-      <w:r>
-        <w:rPr>
-          <w:rFonts w:ascii="CMU Serif Roman" w:hAnsi="CMU Serif Roman" w:cs="CMU Serif Roman"/>
-        </w:rPr>
-        <w:t xml:space="preserve">Zheng, Hao, J. Elijah Powell, Margaret I. Steele, Carsten Dietrich, and Nancy A. Moran. 2017. “Honeybee Gut Microbiota Promotes Host Weight Gain via Bacterial Metabolism </w:t>
-      </w:r>
-      <w:r>
-        <w:rPr>
-          <w:rFonts w:ascii="CMU Serif Roman" w:hAnsi="CMU Serif Roman" w:cs="CMU Serif Roman"/>
-        </w:rPr>
-        <w:lastRenderedPageBreak/>
-        <w:t xml:space="preserve">and Hormonal Signaling.” </w:t>
+      <w:bookmarkStart w:id="253" w:name="ref-zheng2017"/>
+      <w:bookmarkEnd w:id="252"/>
+      <w:r>
+        <w:rPr>
+          <w:rFonts w:ascii="CMU Serif Roman" w:hAnsi="CMU Serif Roman" w:cs="CMU Serif Roman"/>
+        </w:rPr>
+        <w:t xml:space="preserve">Zheng, Hao, J. Elijah Powell, Margaret I. Steele, Carsten Dietrich, and Nancy A. Moran. 2017. “Honeybee Gut Microbiota Promotes Host Weight Gain via Bacterial Metabolism and Hormonal Signaling.” </w:t>
       </w:r>
       <w:r>
         <w:rPr>
@@ -3583,9 +4650,9 @@
         </w:rPr>
         <w:t>.</w:t>
       </w:r>
-      <w:bookmarkEnd w:id="81"/>
-      <w:bookmarkEnd w:id="84"/>
-      <w:bookmarkEnd w:id="138"/>
+      <w:bookmarkEnd w:id="169"/>
+      <w:bookmarkEnd w:id="174"/>
+      <w:bookmarkEnd w:id="253"/>
     </w:p>
     <w:sectPr>
       <w:pgSz w:w="12240" w:h="15840"/>
@@ -3707,6 +4774,7 @@
     </w:pPrDefault>
   </w:docDefaults>
   <w:latentStyles w:defLockedState="0" w:defUIPriority="0" w:defSemiHidden="0" w:defUnhideWhenUsed="0" w:defQFormat="0" w:count="376">
+    <w:lsdException w:name="Strong" w:uiPriority="22" w:qFormat="1"/>
     <w:lsdException w:name="Normal (Web)" w:uiPriority="99"/>
     <w:lsdException w:name="HTML Code" w:uiPriority="99"/>
     <w:lsdException w:name="Normal Table" w:semiHidden="1" w:unhideWhenUsed="1"/>
@@ -3955,6 +5023,13 @@
   <w:style w:type="paragraph" w:default="1" w:styleId="Normal">
     <w:name w:val="Normal"/>
     <w:qFormat/>
+    <w:rsid w:val="00960BF6"/>
+    <w:pPr>
+      <w:spacing w:after="0"/>
+    </w:pPr>
+    <w:rPr>
+      <w:rFonts w:ascii="Times New Roman" w:eastAsia="Times New Roman" w:hAnsi="Times New Roman" w:cs="Times New Roman"/>
+    </w:rPr>
   </w:style>
   <w:style w:type="paragraph" w:styleId="Heading1">
     <w:name w:val="heading 1"/>
@@ -4017,7 +5092,7 @@
       <w:outlineLvl w:val="2"/>
     </w:pPr>
     <w:rPr>
-      <w:rFonts w:eastAsiaTheme="majorEastAsia" w:cstheme="majorBidi"/>
+      <w:rFonts w:asciiTheme="minorHAnsi" w:eastAsiaTheme="majorEastAsia" w:hAnsiTheme="minorHAnsi" w:cstheme="majorBidi"/>
       <w:color w:val="0F4761" w:themeColor="accent1" w:themeShade="BF"/>
       <w:sz w:val="28"/>
       <w:szCs w:val="28"/>
@@ -4040,7 +5115,7 @@
       <w:outlineLvl w:val="3"/>
     </w:pPr>
     <w:rPr>
-      <w:rFonts w:eastAsiaTheme="majorEastAsia" w:cstheme="majorBidi"/>
+      <w:rFonts w:asciiTheme="minorHAnsi" w:eastAsiaTheme="majorEastAsia" w:hAnsiTheme="minorHAnsi" w:cstheme="majorBidi"/>
       <w:i/>
       <w:iCs/>
       <w:color w:val="0F4761" w:themeColor="accent1" w:themeShade="BF"/>
@@ -4063,7 +5138,7 @@
       <w:outlineLvl w:val="4"/>
     </w:pPr>
     <w:rPr>
-      <w:rFonts w:eastAsiaTheme="majorEastAsia" w:cstheme="majorBidi"/>
+      <w:rFonts w:asciiTheme="minorHAnsi" w:eastAsiaTheme="majorEastAsia" w:hAnsiTheme="minorHAnsi" w:cstheme="majorBidi"/>
       <w:color w:val="0F4761" w:themeColor="accent1" w:themeShade="BF"/>
     </w:rPr>
   </w:style>
@@ -4080,11 +5155,11 @@
     <w:pPr>
       <w:keepNext/>
       <w:keepLines/>
-      <w:spacing w:before="40" w:after="0"/>
+      <w:spacing w:before="40"/>
       <w:outlineLvl w:val="5"/>
     </w:pPr>
     <w:rPr>
-      <w:rFonts w:eastAsiaTheme="majorEastAsia" w:cstheme="majorBidi"/>
+      <w:rFonts w:asciiTheme="minorHAnsi" w:eastAsiaTheme="majorEastAsia" w:hAnsiTheme="minorHAnsi" w:cstheme="majorBidi"/>
       <w:i/>
       <w:iCs/>
       <w:color w:val="595959" w:themeColor="text1" w:themeTint="A6"/>
@@ -4103,11 +5178,11 @@
     <w:pPr>
       <w:keepNext/>
       <w:keepLines/>
-      <w:spacing w:before="40" w:after="0"/>
+      <w:spacing w:before="40"/>
       <w:outlineLvl w:val="6"/>
     </w:pPr>
     <w:rPr>
-      <w:rFonts w:eastAsiaTheme="majorEastAsia" w:cstheme="majorBidi"/>
+      <w:rFonts w:asciiTheme="minorHAnsi" w:eastAsiaTheme="majorEastAsia" w:hAnsiTheme="minorHAnsi" w:cstheme="majorBidi"/>
       <w:color w:val="595959" w:themeColor="text1" w:themeTint="A6"/>
     </w:rPr>
   </w:style>
@@ -4124,11 +5199,10 @@
     <w:pPr>
       <w:keepNext/>
       <w:keepLines/>
-      <w:spacing w:after="0"/>
       <w:outlineLvl w:val="7"/>
     </w:pPr>
     <w:rPr>
-      <w:rFonts w:eastAsiaTheme="majorEastAsia" w:cstheme="majorBidi"/>
+      <w:rFonts w:asciiTheme="minorHAnsi" w:eastAsiaTheme="majorEastAsia" w:hAnsiTheme="minorHAnsi" w:cstheme="majorBidi"/>
       <w:i/>
       <w:iCs/>
       <w:color w:val="272727" w:themeColor="text1" w:themeTint="D8"/>
@@ -4147,11 +5221,10 @@
     <w:pPr>
       <w:keepNext/>
       <w:keepLines/>
-      <w:spacing w:after="0"/>
       <w:outlineLvl w:val="8"/>
     </w:pPr>
     <w:rPr>
-      <w:rFonts w:eastAsiaTheme="majorEastAsia" w:cstheme="majorBidi"/>
+      <w:rFonts w:asciiTheme="minorHAnsi" w:eastAsiaTheme="majorEastAsia" w:hAnsiTheme="minorHAnsi" w:cstheme="majorBidi"/>
       <w:color w:val="272727" w:themeColor="text1" w:themeTint="D8"/>
     </w:rPr>
   </w:style>
@@ -4189,6 +5262,9 @@
     <w:pPr>
       <w:spacing w:before="180" w:after="180"/>
     </w:pPr>
+    <w:rPr>
+      <w:rFonts w:asciiTheme="minorHAnsi" w:eastAsiaTheme="minorHAnsi" w:hAnsiTheme="minorHAnsi" w:cstheme="minorBidi"/>
+    </w:rPr>
   </w:style>
   <w:style w:type="paragraph" w:customStyle="1" w:styleId="FirstParagraph">
     <w:name w:val="First Paragraph"/>
@@ -4251,9 +5327,10 @@
       <w:numPr>
         <w:ilvl w:val="1"/>
       </w:numPr>
+      <w:spacing w:after="200"/>
     </w:pPr>
     <w:rPr>
-      <w:rFonts w:eastAsiaTheme="majorEastAsia" w:cstheme="majorBidi"/>
+      <w:rFonts w:asciiTheme="minorHAnsi" w:eastAsiaTheme="majorEastAsia" w:hAnsiTheme="minorHAnsi" w:cstheme="majorBidi"/>
       <w:color w:val="595959" w:themeColor="text1" w:themeTint="A6"/>
       <w:spacing w:val="15"/>
       <w:sz w:val="28"/>
@@ -4302,10 +5379,11 @@
     <w:pPr>
       <w:keepNext/>
       <w:keepLines/>
-      <w:spacing w:before="300" w:after="0"/>
+      <w:spacing w:before="300"/>
       <w:jc w:val="center"/>
     </w:pPr>
     <w:rPr>
+      <w:rFonts w:asciiTheme="minorHAnsi" w:eastAsiaTheme="minorHAnsi" w:hAnsiTheme="minorHAnsi" w:cstheme="minorBidi"/>
       <w:b/>
       <w:color w:val="345A8A"/>
       <w:sz w:val="20"/>
@@ -4323,6 +5401,7 @@
       <w:spacing w:before="100" w:after="300"/>
     </w:pPr>
     <w:rPr>
+      <w:rFonts w:asciiTheme="minorHAnsi" w:eastAsiaTheme="minorHAnsi" w:hAnsiTheme="minorHAnsi" w:cstheme="minorBidi"/>
       <w:sz w:val="20"/>
       <w:szCs w:val="20"/>
     </w:rPr>
@@ -4331,6 +5410,12 @@
     <w:name w:val="Bibliography"/>
     <w:basedOn w:val="Normal"/>
     <w:qFormat/>
+    <w:pPr>
+      <w:spacing w:after="200"/>
+    </w:pPr>
+    <w:rPr>
+      <w:rFonts w:asciiTheme="minorHAnsi" w:eastAsiaTheme="minorHAnsi" w:hAnsiTheme="minorHAnsi" w:cstheme="minorBidi"/>
+    </w:rPr>
   </w:style>
   <w:style w:type="character" w:customStyle="1" w:styleId="Heading1Char">
     <w:name w:val="Heading 1 Char"/>
@@ -4469,6 +5554,12 @@
     <w:uiPriority w:val="9"/>
     <w:unhideWhenUsed/>
     <w:qFormat/>
+    <w:pPr>
+      <w:spacing w:after="200"/>
+    </w:pPr>
+    <w:rPr>
+      <w:rFonts w:asciiTheme="minorHAnsi" w:eastAsiaTheme="minorHAnsi" w:hAnsiTheme="minorHAnsi" w:cstheme="minorBidi"/>
+    </w:rPr>
   </w:style>
   <w:style w:type="paragraph" w:customStyle="1" w:styleId="FootnoteBlockText">
     <w:name w:val="Footnote Block Text"/>
@@ -4518,15 +5609,21 @@
     <w:pPr>
       <w:keepNext/>
       <w:keepLines/>
-      <w:spacing w:after="0"/>
     </w:pPr>
     <w:rPr>
+      <w:rFonts w:asciiTheme="minorHAnsi" w:eastAsiaTheme="minorHAnsi" w:hAnsiTheme="minorHAnsi" w:cstheme="minorBidi"/>
       <w:b/>
     </w:rPr>
   </w:style>
   <w:style w:type="paragraph" w:customStyle="1" w:styleId="Definition">
     <w:name w:val="Definition"/>
     <w:basedOn w:val="Normal"/>
+    <w:pPr>
+      <w:spacing w:after="200"/>
+    </w:pPr>
+    <w:rPr>
+      <w:rFonts w:asciiTheme="minorHAnsi" w:eastAsiaTheme="minorHAnsi" w:hAnsiTheme="minorHAnsi" w:cstheme="minorBidi"/>
+    </w:rPr>
   </w:style>
   <w:style w:type="paragraph" w:styleId="Caption">
     <w:name w:val="caption"/>
@@ -4536,6 +5633,7 @@
       <w:spacing w:after="120"/>
     </w:pPr>
     <w:rPr>
+      <w:rFonts w:asciiTheme="minorHAnsi" w:eastAsiaTheme="minorHAnsi" w:hAnsiTheme="minorHAnsi" w:cstheme="minorBidi"/>
       <w:i/>
     </w:rPr>
   </w:style>
@@ -4553,6 +5651,12 @@
   <w:style w:type="paragraph" w:customStyle="1" w:styleId="Figure">
     <w:name w:val="Figure"/>
     <w:basedOn w:val="Normal"/>
+    <w:pPr>
+      <w:spacing w:after="200"/>
+    </w:pPr>
+    <w:rPr>
+      <w:rFonts w:asciiTheme="minorHAnsi" w:eastAsiaTheme="minorHAnsi" w:hAnsiTheme="minorHAnsi" w:cstheme="minorBidi"/>
+    </w:rPr>
   </w:style>
   <w:style w:type="paragraph" w:customStyle="1" w:styleId="CaptionedFigure">
     <w:name w:val="Captioned Figure"/>
@@ -4612,7 +5716,11 @@
     <w:pPr>
       <w:shd w:val="clear" w:color="auto" w:fill="F1F3F5"/>
       <w:wordWrap w:val="0"/>
+      <w:spacing w:after="200"/>
     </w:pPr>
+    <w:rPr>
+      <w:rFonts w:asciiTheme="minorHAnsi" w:eastAsiaTheme="minorHAnsi" w:hAnsiTheme="minorHAnsi" w:cstheme="minorBidi"/>
+    </w:rPr>
   </w:style>
   <w:style w:type="character" w:customStyle="1" w:styleId="KeywordTok">
     <w:name w:val="KeywordTok"/>
@@ -4946,9 +6054,6 @@
     <w:pPr>
       <w:spacing w:before="100" w:beforeAutospacing="1" w:after="100" w:afterAutospacing="1"/>
     </w:pPr>
-    <w:rPr>
-      <w:rFonts w:ascii="Times New Roman" w:eastAsia="Times New Roman" w:hAnsi="Times New Roman" w:cs="Times New Roman"/>
-    </w:rPr>
   </w:style>
   <w:style w:type="character" w:styleId="FollowedHyperlink">
     <w:name w:val="FollowedHyperlink"/>
@@ -4974,6 +6079,17 @@
       <w:rFonts w:ascii="Courier New" w:eastAsia="Times New Roman" w:hAnsi="Courier New" w:cs="Courier New"/>
       <w:sz w:val="20"/>
       <w:szCs w:val="20"/>
+    </w:rPr>
+  </w:style>
+  <w:style w:type="character" w:styleId="Strong">
+    <w:name w:val="Strong"/>
+    <w:basedOn w:val="DefaultParagraphFont"/>
+    <w:uiPriority w:val="22"/>
+    <w:qFormat/>
+    <w:rsid w:val="00960BF6"/>
+    <w:rPr>
+      <w:b/>
+      <w:bCs/>
     </w:rPr>
   </w:style>
 </w:styles>

--- a/ms_versions/ms_microbiome_v1.docx
+++ b/ms_versions/ms_microbiome_v1.docx
@@ -5,17 +5,387 @@
     <w:p>
       <w:pPr>
         <w:pStyle w:val="Title"/>
-        <w:jc w:val="both"/>
-        <w:rPr>
-          <w:rFonts w:ascii="CMU Serif Roman" w:hAnsi="CMU Serif Roman" w:cs="CMU Serif Roman"/>
-        </w:rPr>
-      </w:pPr>
-      <w:r>
-        <w:rPr>
-          <w:rFonts w:ascii="CMU Serif Roman" w:hAnsi="CMU Serif Roman" w:cs="CMU Serif Roman"/>
-        </w:rPr>
-        <w:t>Microbiome_baseline</w:t>
-      </w:r>
+        <w:rPr>
+          <w:rFonts w:ascii="CMU Serif Roman" w:hAnsi="CMU Serif Roman" w:cs="CMU Serif Roman"/>
+        </w:rPr>
+      </w:pPr>
+      <w:r>
+        <w:rPr>
+          <w:rFonts w:ascii="CMU Serif Roman" w:hAnsi="CMU Serif Roman" w:cs="CMU Serif Roman"/>
+        </w:rPr>
+        <w:t>The Changing Microbiome: How Seasonal Variation Shapes Bumblebee Gut Communities</w:t>
+      </w:r>
+    </w:p>
+    <w:p>
+      <w:pPr>
+        <w:pStyle w:val="Author"/>
+        <w:jc w:val="left"/>
+        <w:rPr>
+          <w:rFonts w:ascii="CMU Serif Roman" w:hAnsi="CMU Serif Roman" w:cs="CMU Serif Roman"/>
+          <w:lang w:val="es-ES"/>
+        </w:rPr>
+      </w:pPr>
+      <w:r>
+        <w:rPr>
+          <w:rFonts w:ascii="CMU Serif Roman" w:hAnsi="CMU Serif Roman" w:cs="CMU Serif Roman"/>
+          <w:lang w:val="es-ES"/>
+        </w:rPr>
+        <w:t>Luis Javier Chueca</w:t>
+      </w:r>
+      <w:r>
+        <w:rPr>
+          <w:rFonts w:ascii="CMU Serif Roman" w:hAnsi="CMU Serif Roman" w:cs="CMU Serif Roman"/>
+          <w:vertAlign w:val="superscript"/>
+          <w:lang w:val="es-ES"/>
+        </w:rPr>
+        <w:t>1</w:t>
+      </w:r>
+      <w:r>
+        <w:rPr>
+          <w:rFonts w:ascii="CMU Serif Roman" w:hAnsi="CMU Serif Roman" w:cs="CMU Serif Roman"/>
+          <w:lang w:val="es-ES"/>
+        </w:rPr>
+        <w:t>*, Jon Poza</w:t>
+      </w:r>
+      <w:r>
+        <w:rPr>
+          <w:rFonts w:ascii="CMU Serif Roman" w:hAnsi="CMU Serif Roman" w:cs="CMU Serif Roman"/>
+          <w:vertAlign w:val="superscript"/>
+          <w:lang w:val="es-ES"/>
+        </w:rPr>
+        <w:t>1</w:t>
+      </w:r>
+      <w:r>
+        <w:rPr>
+          <w:rFonts w:ascii="CMU Serif Roman" w:hAnsi="CMU Serif Roman" w:cs="CMU Serif Roman"/>
+          <w:lang w:val="es-ES"/>
+        </w:rPr>
+        <w:t xml:space="preserve">, </w:t>
+      </w:r>
+      <w:proofErr w:type="spellStart"/>
+      <w:r>
+        <w:rPr>
+          <w:rFonts w:ascii="CMU Serif Roman" w:hAnsi="CMU Serif Roman" w:cs="CMU Serif Roman"/>
+          <w:lang w:val="es-ES"/>
+        </w:rPr>
+        <w:t>Manpreet</w:t>
+      </w:r>
+      <w:proofErr w:type="spellEnd"/>
+      <w:r>
+        <w:rPr>
+          <w:rFonts w:ascii="CMU Serif Roman" w:hAnsi="CMU Serif Roman" w:cs="CMU Serif Roman"/>
+          <w:lang w:val="es-ES"/>
+        </w:rPr>
+        <w:t xml:space="preserve"> Dhami</w:t>
+      </w:r>
+      <w:r>
+        <w:rPr>
+          <w:rFonts w:ascii="CMU Serif Roman" w:hAnsi="CMU Serif Roman" w:cs="CMU Serif Roman"/>
+          <w:vertAlign w:val="superscript"/>
+          <w:lang w:val="es-ES"/>
+        </w:rPr>
+        <w:t>2,3</w:t>
+      </w:r>
+      <w:r>
+        <w:rPr>
+          <w:rFonts w:ascii="CMU Serif Roman" w:hAnsi="CMU Serif Roman" w:cs="CMU Serif Roman"/>
+          <w:lang w:val="es-ES"/>
+        </w:rPr>
+        <w:t>, Marion Donald</w:t>
+      </w:r>
+      <w:r>
+        <w:rPr>
+          <w:rFonts w:ascii="CMU Serif Roman" w:hAnsi="CMU Serif Roman" w:cs="CMU Serif Roman"/>
+          <w:vertAlign w:val="superscript"/>
+          <w:lang w:val="es-ES"/>
+        </w:rPr>
+        <w:t>2</w:t>
+      </w:r>
+      <w:r>
+        <w:rPr>
+          <w:rFonts w:ascii="CMU Serif Roman" w:hAnsi="CMU Serif Roman" w:cs="CMU Serif Roman"/>
+          <w:lang w:val="es-ES"/>
+        </w:rPr>
+        <w:t xml:space="preserve">, </w:t>
+      </w:r>
+      <w:proofErr w:type="spellStart"/>
+      <w:r>
+        <w:rPr>
+          <w:rFonts w:ascii="CMU Serif Roman" w:hAnsi="CMU Serif Roman" w:cs="CMU Serif Roman"/>
+          <w:lang w:val="es-ES"/>
+        </w:rPr>
+        <w:t>Brais</w:t>
+      </w:r>
+      <w:proofErr w:type="spellEnd"/>
+      <w:r>
+        <w:rPr>
+          <w:rFonts w:ascii="CMU Serif Roman" w:hAnsi="CMU Serif Roman" w:cs="CMU Serif Roman"/>
+          <w:lang w:val="es-ES"/>
+        </w:rPr>
+        <w:t xml:space="preserve"> Hermosilla</w:t>
+      </w:r>
+      <w:r>
+        <w:rPr>
+          <w:rFonts w:ascii="CMU Serif Roman" w:hAnsi="CMU Serif Roman" w:cs="CMU Serif Roman"/>
+          <w:vertAlign w:val="superscript"/>
+          <w:lang w:val="es-ES"/>
+        </w:rPr>
+        <w:t>1</w:t>
+      </w:r>
+      <w:r>
+        <w:rPr>
+          <w:rFonts w:ascii="CMU Serif Roman" w:hAnsi="CMU Serif Roman" w:cs="CMU Serif Roman"/>
+          <w:lang w:val="es-ES"/>
+        </w:rPr>
+        <w:t>, Jennifer Rose</w:t>
+      </w:r>
+      <w:r>
+        <w:rPr>
+          <w:rFonts w:ascii="CMU Serif Roman" w:hAnsi="CMU Serif Roman" w:cs="CMU Serif Roman"/>
+          <w:vertAlign w:val="superscript"/>
+          <w:lang w:val="es-ES"/>
+        </w:rPr>
+        <w:t>1</w:t>
+      </w:r>
+      <w:r>
+        <w:rPr>
+          <w:rFonts w:ascii="CMU Serif Roman" w:hAnsi="CMU Serif Roman" w:cs="CMU Serif Roman"/>
+          <w:lang w:val="es-ES"/>
+        </w:rPr>
+        <w:t>, Xabier Salgado</w:t>
+      </w:r>
+      <w:r>
+        <w:rPr>
+          <w:rFonts w:ascii="CMU Serif Roman" w:hAnsi="CMU Serif Roman" w:cs="CMU Serif Roman"/>
+          <w:vertAlign w:val="superscript"/>
+          <w:lang w:val="es-ES"/>
+        </w:rPr>
+        <w:t>1</w:t>
+      </w:r>
+      <w:r>
+        <w:rPr>
+          <w:rFonts w:ascii="CMU Serif Roman" w:hAnsi="CMU Serif Roman" w:cs="CMU Serif Roman"/>
+          <w:lang w:val="es-ES"/>
+        </w:rPr>
+        <w:t>, Ainhoa Magrach</w:t>
+      </w:r>
+      <w:r>
+        <w:rPr>
+          <w:rFonts w:ascii="CMU Serif Roman" w:hAnsi="CMU Serif Roman" w:cs="CMU Serif Roman"/>
+          <w:vertAlign w:val="superscript"/>
+          <w:lang w:val="es-ES"/>
+        </w:rPr>
+        <w:t>1,4</w:t>
+      </w:r>
+    </w:p>
+    <w:p>
+      <w:pPr>
+        <w:pStyle w:val="SourceCode"/>
+        <w:shd w:val="clear" w:color="auto" w:fill="auto"/>
+        <w:rPr>
+          <w:rFonts w:ascii="CMU Serif Roman" w:hAnsi="CMU Serif Roman" w:cs="CMU Serif Roman"/>
+        </w:rPr>
+      </w:pPr>
+      <w:r>
+        <w:rPr>
+          <w:rStyle w:val="VerbatimChar"/>
+          <w:rFonts w:ascii="CMU Serif Roman" w:hAnsi="CMU Serif Roman" w:cs="CMU Serif Roman"/>
+        </w:rPr>
+        <w:t xml:space="preserve">^1^Basque Centre for Climate Change-BC3, </w:t>
+      </w:r>
+      <w:proofErr w:type="spellStart"/>
+      <w:r>
+        <w:rPr>
+          <w:rStyle w:val="VerbatimChar"/>
+          <w:rFonts w:ascii="CMU Serif Roman" w:hAnsi="CMU Serif Roman" w:cs="CMU Serif Roman"/>
+        </w:rPr>
+        <w:t>Edif</w:t>
+      </w:r>
+      <w:proofErr w:type="spellEnd"/>
+      <w:r>
+        <w:rPr>
+          <w:rStyle w:val="VerbatimChar"/>
+          <w:rFonts w:ascii="CMU Serif Roman" w:hAnsi="CMU Serif Roman" w:cs="CMU Serif Roman"/>
+        </w:rPr>
+        <w:t xml:space="preserve">. </w:t>
+      </w:r>
+      <w:proofErr w:type="spellStart"/>
+      <w:r>
+        <w:rPr>
+          <w:rStyle w:val="VerbatimChar"/>
+          <w:rFonts w:ascii="CMU Serif Roman" w:hAnsi="CMU Serif Roman" w:cs="CMU Serif Roman"/>
+        </w:rPr>
+        <w:t>Sede</w:t>
+      </w:r>
+      <w:proofErr w:type="spellEnd"/>
+      <w:r>
+        <w:rPr>
+          <w:rStyle w:val="VerbatimChar"/>
+          <w:rFonts w:ascii="CMU Serif Roman" w:hAnsi="CMU Serif Roman" w:cs="CMU Serif Roman"/>
+        </w:rPr>
+        <w:t xml:space="preserve"> 1, 1°, Parque </w:t>
+      </w:r>
+      <w:proofErr w:type="spellStart"/>
+      <w:r>
+        <w:rPr>
+          <w:rStyle w:val="VerbatimChar"/>
+          <w:rFonts w:ascii="CMU Serif Roman" w:hAnsi="CMU Serif Roman" w:cs="CMU Serif Roman"/>
+        </w:rPr>
+        <w:t>Científico</w:t>
+      </w:r>
+      <w:proofErr w:type="spellEnd"/>
+      <w:r>
+        <w:rPr>
+          <w:rStyle w:val="VerbatimChar"/>
+          <w:rFonts w:ascii="CMU Serif Roman" w:hAnsi="CMU Serif Roman" w:cs="CMU Serif Roman"/>
+        </w:rPr>
+        <w:t xml:space="preserve"> UPV-EHU, Barrio </w:t>
+      </w:r>
+      <w:proofErr w:type="spellStart"/>
+      <w:r>
+        <w:rPr>
+          <w:rStyle w:val="VerbatimChar"/>
+          <w:rFonts w:ascii="CMU Serif Roman" w:hAnsi="CMU Serif Roman" w:cs="CMU Serif Roman"/>
+        </w:rPr>
+        <w:t>Sarriena</w:t>
+      </w:r>
+      <w:proofErr w:type="spellEnd"/>
+      <w:r>
+        <w:rPr>
+          <w:rStyle w:val="VerbatimChar"/>
+          <w:rFonts w:ascii="CMU Serif Roman" w:hAnsi="CMU Serif Roman" w:cs="CMU Serif Roman"/>
+        </w:rPr>
+        <w:t xml:space="preserve"> s/n, 48940 </w:t>
+      </w:r>
+      <w:proofErr w:type="spellStart"/>
+      <w:r>
+        <w:rPr>
+          <w:rStyle w:val="VerbatimChar"/>
+          <w:rFonts w:ascii="CMU Serif Roman" w:hAnsi="CMU Serif Roman" w:cs="CMU Serif Roman"/>
+        </w:rPr>
+        <w:t>Leioa</w:t>
+      </w:r>
+      <w:proofErr w:type="spellEnd"/>
+      <w:r>
+        <w:rPr>
+          <w:rStyle w:val="VerbatimChar"/>
+          <w:rFonts w:ascii="CMU Serif Roman" w:hAnsi="CMU Serif Roman" w:cs="CMU Serif Roman"/>
+        </w:rPr>
+        <w:t>, Spain</w:t>
+      </w:r>
+      <w:r>
+        <w:rPr>
+          <w:rFonts w:ascii="CMU Serif Roman" w:hAnsi="CMU Serif Roman" w:cs="CMU Serif Roman"/>
+        </w:rPr>
+        <w:br/>
+      </w:r>
+      <w:r>
+        <w:rPr>
+          <w:rFonts w:ascii="CMU Serif Roman" w:hAnsi="CMU Serif Roman" w:cs="CMU Serif Roman"/>
+        </w:rPr>
+        <w:br/>
+      </w:r>
+      <w:r>
+        <w:rPr>
+          <w:rStyle w:val="VerbatimChar"/>
+          <w:rFonts w:ascii="CMU Serif Roman" w:hAnsi="CMU Serif Roman" w:cs="CMU Serif Roman"/>
+        </w:rPr>
+        <w:t>^2^Biocontrol &amp; Molecular Ecology, Manaaki Whenua Landcare Research, Lincoln, New Zealand\</w:t>
+      </w:r>
+      <w:r>
+        <w:rPr>
+          <w:rFonts w:ascii="CMU Serif Roman" w:hAnsi="CMU Serif Roman" w:cs="CMU Serif Roman"/>
+        </w:rPr>
+        <w:br/>
+      </w:r>
+      <w:r>
+        <w:rPr>
+          <w:rFonts w:ascii="CMU Serif Roman" w:hAnsi="CMU Serif Roman" w:cs="CMU Serif Roman"/>
+        </w:rPr>
+        <w:br/>
+      </w:r>
+      <w:r>
+        <w:rPr>
+          <w:rStyle w:val="VerbatimChar"/>
+          <w:rFonts w:ascii="CMU Serif Roman" w:hAnsi="CMU Serif Roman" w:cs="CMU Serif Roman"/>
+        </w:rPr>
+        <w:t xml:space="preserve">^3^School of Biological Sciences, </w:t>
+      </w:r>
+      <w:proofErr w:type="spellStart"/>
+      <w:r>
+        <w:rPr>
+          <w:rStyle w:val="VerbatimChar"/>
+          <w:rFonts w:ascii="CMU Serif Roman" w:hAnsi="CMU Serif Roman" w:cs="CMU Serif Roman"/>
+        </w:rPr>
+        <w:t>Waipapa</w:t>
+      </w:r>
+      <w:proofErr w:type="spellEnd"/>
+      <w:r>
+        <w:rPr>
+          <w:rStyle w:val="VerbatimChar"/>
+          <w:rFonts w:ascii="CMU Serif Roman" w:hAnsi="CMU Serif Roman" w:cs="CMU Serif Roman"/>
+        </w:rPr>
+        <w:t xml:space="preserve"> </w:t>
+      </w:r>
+      <w:proofErr w:type="spellStart"/>
+      <w:r>
+        <w:rPr>
+          <w:rStyle w:val="VerbatimChar"/>
+          <w:rFonts w:ascii="CMU Serif Roman" w:hAnsi="CMU Serif Roman" w:cs="CMU Serif Roman"/>
+        </w:rPr>
+        <w:t>Taumata</w:t>
+      </w:r>
+      <w:proofErr w:type="spellEnd"/>
+      <w:r>
+        <w:rPr>
+          <w:rStyle w:val="VerbatimChar"/>
+          <w:rFonts w:ascii="CMU Serif Roman" w:hAnsi="CMU Serif Roman" w:cs="CMU Serif Roman"/>
+        </w:rPr>
+        <w:t xml:space="preserve"> Rau, University of Auckland, Auckland, New Zealand\</w:t>
+      </w:r>
+      <w:r>
+        <w:rPr>
+          <w:rFonts w:ascii="CMU Serif Roman" w:hAnsi="CMU Serif Roman" w:cs="CMU Serif Roman"/>
+        </w:rPr>
+        <w:br/>
+      </w:r>
+      <w:r>
+        <w:rPr>
+          <w:rFonts w:ascii="CMU Serif Roman" w:hAnsi="CMU Serif Roman" w:cs="CMU Serif Roman"/>
+        </w:rPr>
+        <w:br/>
+      </w:r>
+      <w:r>
+        <w:rPr>
+          <w:rStyle w:val="VerbatimChar"/>
+          <w:rFonts w:ascii="CMU Serif Roman" w:hAnsi="CMU Serif Roman" w:cs="CMU Serif Roman"/>
+        </w:rPr>
+        <w:t xml:space="preserve">^4^IKERBASQUE, Basque Foundation for Science, María Díaz de </w:t>
+      </w:r>
+      <w:proofErr w:type="spellStart"/>
+      <w:r>
+        <w:rPr>
+          <w:rStyle w:val="VerbatimChar"/>
+          <w:rFonts w:ascii="CMU Serif Roman" w:hAnsi="CMU Serif Roman" w:cs="CMU Serif Roman"/>
+        </w:rPr>
+        <w:t>Haro</w:t>
+      </w:r>
+      <w:proofErr w:type="spellEnd"/>
+      <w:r>
+        <w:rPr>
+          <w:rStyle w:val="VerbatimChar"/>
+          <w:rFonts w:ascii="CMU Serif Roman" w:hAnsi="CMU Serif Roman" w:cs="CMU Serif Roman"/>
+        </w:rPr>
+        <w:t xml:space="preserve"> 3,48013 Bilbao, Spain</w:t>
+      </w:r>
+    </w:p>
+    <w:p>
+      <w:pPr>
+        <w:pStyle w:val="BodyText"/>
+        <w:rPr>
+          <w:ins w:id="0" w:author="Ainhoa Magrach" w:date="2025-05-08T15:33:00Z" w16du:dateUtc="2025-05-08T13:33:00Z"/>
+        </w:rPr>
+      </w:pPr>
     </w:p>
     <w:p>
       <w:pPr>
@@ -25,13 +395,15 @@
           <w:rFonts w:ascii="CMU Serif Roman" w:hAnsi="CMU Serif Roman" w:cs="CMU Serif Roman"/>
         </w:rPr>
       </w:pPr>
-      <w:bookmarkStart w:id="0" w:name="abstract"/>
+      <w:bookmarkStart w:id="1" w:name="abstract"/>
+      <w:proofErr w:type="spellStart"/>
       <w:r>
         <w:rPr>
           <w:rFonts w:ascii="CMU Serif Roman" w:hAnsi="CMU Serif Roman" w:cs="CMU Serif Roman"/>
         </w:rPr>
         <w:t>Abstract</w:t>
       </w:r>
+      <w:proofErr w:type="spellEnd"/>
     </w:p>
     <w:p>
       <w:pPr>
@@ -70,12 +442,13 @@
           <w:rFonts w:ascii="CMU Serif Roman" w:hAnsi="CMU Serif Roman" w:cs="CMU Serif Roman"/>
         </w:rPr>
       </w:pPr>
-      <w:bookmarkStart w:id="1" w:name="introduction"/>
-      <w:bookmarkEnd w:id="0"/>
-      <w:r>
-        <w:rPr>
-          <w:rFonts w:ascii="CMU Serif Roman" w:hAnsi="CMU Serif Roman" w:cs="CMU Serif Roman"/>
-        </w:rPr>
+      <w:bookmarkStart w:id="2" w:name="introduction"/>
+      <w:bookmarkEnd w:id="1"/>
+      <w:r>
+        <w:rPr>
+          <w:rFonts w:ascii="CMU Serif Roman" w:hAnsi="CMU Serif Roman" w:cs="CMU Serif Roman"/>
+        </w:rPr>
+        <w:lastRenderedPageBreak/>
         <w:t>Introduction</w:t>
       </w:r>
     </w:p>
@@ -150,94 +523,88 @@
         <w:rPr>
           <w:rFonts w:ascii="CMU Serif Roman" w:hAnsi="CMU Serif Roman" w:cs="CMU Serif Roman"/>
         </w:rPr>
-        <w:t xml:space="preserve">A relatively unexplored yet crucial aspect of pollinator populations is their microbiome (Shah et al. 2024), the community of microorganisms living within and on them. The microbiome can significantly impact the health, physiology (Engel and Moran 2013), </w:t>
-      </w:r>
+        <w:t xml:space="preserve">A relatively unexplored yet crucial aspect of pollinator populations is their microbiome (Shah et al. 2024), the community of microorganisms living within and on them. The microbiome can significantly impact the health, physiology (Engel and Moran 2013), development, and survival (Ferguson et al. 2018) of organisms, influencing digestion, immune function, and disease resistance. In insect pollinators, the gut microbiome plays a vital role in nutrient absorption (Zheng et al. 2017, 2019), detoxification of harmful substances (Engel, Martinson, and Moran 2012), and protection against </w:t>
+      </w:r>
+      <w:r>
+        <w:rPr>
+          <w:rFonts w:ascii="CMU Serif Roman" w:hAnsi="CMU Serif Roman" w:cs="CMU Serif Roman"/>
+        </w:rPr>
+        <w:t xml:space="preserve">pathogens </w:t>
+      </w:r>
+      <w:r>
+        <w:rPr>
+          <w:rFonts w:ascii="CMU Serif Roman" w:hAnsi="CMU Serif Roman" w:cs="CMU Serif Roman"/>
+        </w:rPr>
+        <w:t>(</w:t>
+      </w:r>
+      <w:r>
+        <w:rPr>
+          <w:rFonts w:ascii="CMU Serif Roman" w:hAnsi="CMU Serif Roman" w:cs="CMU Serif Roman"/>
+        </w:rPr>
+        <w:t>Steele et al. 2021</w:t>
+      </w:r>
+      <w:r>
+        <w:rPr>
+          <w:rFonts w:ascii="CMU Serif Roman" w:hAnsi="CMU Serif Roman" w:cs="CMU Serif Roman"/>
+        </w:rPr>
+        <w:t xml:space="preserve">; </w:t>
+      </w:r>
+      <w:r>
+        <w:rPr>
+          <w:rFonts w:ascii="CMU Serif Roman" w:hAnsi="CMU Serif Roman" w:cs="CMU Serif Roman"/>
+        </w:rPr>
+        <w:t>Koch and Schmid-Hempel 2011). Disruptions to the microbiom</w:t>
+      </w:r>
+      <w:r>
+        <w:rPr>
+          <w:rFonts w:ascii="CMU Serif Roman" w:hAnsi="CMU Serif Roman" w:cs="CMU Serif Roman"/>
+        </w:rPr>
+        <w:t>e, whether through environmental changes, pesticide exposure, or other stressors, can compromise these essential functions and lead to increased vulnerability and mortality (Maes et al. 2016). Understanding the composition and functionality of microbiomes is therefore critical, not only for gaining insights into the biology and ecology of pollinator species but also for developing strategies to mitigate the adverse effects of global change drivers.</w:t>
+      </w:r>
+    </w:p>
+    <w:p>
+      <w:pPr>
+        <w:pStyle w:val="BodyText"/>
+        <w:jc w:val="both"/>
+        <w:rPr>
+          <w:rFonts w:ascii="CMU Serif Roman" w:hAnsi="CMU Serif Roman" w:cs="CMU Serif Roman"/>
+        </w:rPr>
+      </w:pPr>
+      <w:r>
+        <w:rPr>
+          <w:rFonts w:ascii="CMU Serif Roman" w:hAnsi="CMU Serif Roman" w:cs="CMU Serif Roman"/>
+        </w:rPr>
+        <w:t xml:space="preserve">Most research on pollinator microbiomes has focused on managed species, like honeybees (Engel, Martinson, and Moran 2012) and certain bumblebee species (Weinhold, Grüner, </w:t>
+      </w:r>
+      <w:r>
+        <w:rPr>
+          <w:rFonts w:ascii="CMU Serif Roman" w:hAnsi="CMU Serif Roman" w:cs="CMU Serif Roman"/>
+        </w:rPr>
+        <w:t>and Keller 2024), providing valuable insights into their gut microbial communities and how these microorganisms influence their health and productivity. However, our understanding of the microbiomes of other pollinator species, and particularly of wild species, remains limited (although see Li et al. 2023 for a focus on other species). We know even less about how these microbiomes change over time or how different environmental factors shape them.</w:t>
+      </w:r>
+      <w:r>
+        <w:rPr>
+          <w:rFonts w:ascii="CMU Serif Roman" w:hAnsi="CMU Serif Roman" w:cs="CMU Serif Roman"/>
+        </w:rPr>
+        <w:t xml:space="preserve"> </w:t>
+      </w:r>
+      <w:r>
+        <w:rPr>
+          <w:rFonts w:ascii="CMU Serif Roman" w:hAnsi="CMU Serif Roman" w:cs="CMU Serif Roman"/>
+        </w:rPr>
+        <w:t>As global change continues to alter ecosystems, understanding the temporal and spatial dynamics of pollinator microbiomes could provide valuable insights into how these species might cope with environmental stresses, maintain ecosystem functions, and contribute to biodiversity conservation.</w:t>
+      </w:r>
+    </w:p>
+    <w:p>
+      <w:pPr>
+        <w:pStyle w:val="NormalWeb"/>
+        <w:jc w:val="both"/>
+      </w:pPr>
       <w:r>
         <w:rPr>
           <w:rFonts w:ascii="CMU Serif Roman" w:hAnsi="CMU Serif Roman" w:cs="CMU Serif Roman"/>
         </w:rPr>
         <w:lastRenderedPageBreak/>
-        <w:t xml:space="preserve">development, and survival (Ferguson et al. 2018) of organisms, influencing digestion, immune function, and disease resistance. In insect pollinators, the gut microbiome plays a vital role in nutrient absorption (Zheng et al. 2017, 2019), detoxification of harmful substances (Engel, Martinson, and Moran 2012), and protection against </w:t>
-      </w:r>
-      <w:r>
-        <w:rPr>
-          <w:rFonts w:ascii="CMU Serif Roman" w:hAnsi="CMU Serif Roman" w:cs="CMU Serif Roman"/>
-        </w:rPr>
-        <w:t xml:space="preserve">pathogens </w:t>
-      </w:r>
-      <w:r>
-        <w:rPr>
-          <w:rFonts w:ascii="CMU Serif Roman" w:hAnsi="CMU Serif Roman" w:cs="CMU Serif Roman"/>
-        </w:rPr>
-        <w:t>(</w:t>
-      </w:r>
-      <w:r>
-        <w:rPr>
-          <w:rFonts w:ascii="CMU Serif Roman" w:hAnsi="CMU Serif Roman" w:cs="CMU Serif Roman"/>
-        </w:rPr>
-        <w:t>Steele et al. 2021</w:t>
-      </w:r>
-      <w:r>
-        <w:rPr>
-          <w:rFonts w:ascii="CMU Serif Roman" w:hAnsi="CMU Serif Roman" w:cs="CMU Serif Roman"/>
-        </w:rPr>
-        <w:t xml:space="preserve">; </w:t>
-      </w:r>
-      <w:r>
-        <w:rPr>
-          <w:rFonts w:ascii="CMU Serif Roman" w:hAnsi="CMU Serif Roman" w:cs="CMU Serif Roman"/>
-        </w:rPr>
-        <w:t>Koch and Schmid-Hempel 2011). Disruptions to the microbiom</w:t>
-      </w:r>
-      <w:r>
-        <w:rPr>
-          <w:rFonts w:ascii="CMU Serif Roman" w:hAnsi="CMU Serif Roman" w:cs="CMU Serif Roman"/>
-        </w:rPr>
-        <w:t>e, whether through environmental changes, pesticide exposure, or other stressors, can compromise these essential functions and lead to increased vulnerability and mortality (Maes et al. 2016). Understanding the composition and functionality of microbiomes is therefore critical, not only for gaining insights into the biology and ecology of pollinator species but also for developing strategies to mitigate the adverse effects of global change drivers.</w:t>
-      </w:r>
-    </w:p>
-    <w:p>
-      <w:pPr>
-        <w:pStyle w:val="BodyText"/>
-        <w:jc w:val="both"/>
-        <w:rPr>
-          <w:rFonts w:ascii="CMU Serif Roman" w:hAnsi="CMU Serif Roman" w:cs="CMU Serif Roman"/>
-        </w:rPr>
-      </w:pPr>
-      <w:r>
-        <w:rPr>
-          <w:rFonts w:ascii="CMU Serif Roman" w:hAnsi="CMU Serif Roman" w:cs="CMU Serif Roman"/>
-        </w:rPr>
-        <w:t xml:space="preserve">Most research on pollinator microbiomes has focused on managed species, like honeybees (Engel, Martinson, and Moran 2012) and certain bumblebee species (Weinhold, Grüner, </w:t>
-      </w:r>
-      <w:r>
-        <w:rPr>
-          <w:rFonts w:ascii="CMU Serif Roman" w:hAnsi="CMU Serif Roman" w:cs="CMU Serif Roman"/>
-        </w:rPr>
-        <w:t>and Keller 2024), providing valuable insights into their gut microbial communities and how these microorganisms influence their health and productivity. However, our understanding of the microbiomes of other pollinator species, and particularly of wild species, remains limited (although see Li et al. 2023 for a focus on other species). We know even less about how these microbiomes change over time or how different environmental factors shape them.</w:t>
-      </w:r>
-      <w:r>
-        <w:rPr>
-          <w:rFonts w:ascii="CMU Serif Roman" w:hAnsi="CMU Serif Roman" w:cs="CMU Serif Roman"/>
-        </w:rPr>
-        <w:t xml:space="preserve"> </w:t>
-      </w:r>
-      <w:r>
-        <w:rPr>
-          <w:rFonts w:ascii="CMU Serif Roman" w:hAnsi="CMU Serif Roman" w:cs="CMU Serif Roman"/>
-        </w:rPr>
-        <w:t>As global change continues to alter ecosystems, understanding the temporal and spatial dynamics of pollinator microbiomes could provide valuable insights into how these species might cope with environmental stresses, maintain ecosystem functions, and contribute to biodiversity conservation.</w:t>
-      </w:r>
-    </w:p>
-    <w:p>
-      <w:pPr>
-        <w:pStyle w:val="NormalWeb"/>
-        <w:jc w:val="both"/>
-      </w:pPr>
-      <w:r>
-        <w:rPr>
-          <w:rFonts w:ascii="CMU Serif Roman" w:hAnsi="CMU Serif Roman" w:cs="CMU Serif Roman"/>
-        </w:rPr>
         <w:t>Research in honeybees and some bumblebees has shown the existence of a core microbiome in these species, defined as a common group of microbes that are found across individuals of a given species (although the existence of this core microbiome is still somewhat controversial</w:t>
       </w:r>
       <w:r>
@@ -325,14 +692,7 @@
         <w:rPr>
           <w:rFonts w:ascii="CMU Serif Roman" w:hAnsi="CMU Serif Roman" w:cs="CMU Serif Roman"/>
         </w:rPr>
-        <w:t xml:space="preserve">), throughout the flowering season and across different sites that vary in floral diversity. By analyzing the gut microbiomes of these bees, we aim to uncover how the diversity and abundance of flower species in their environment influence the microbial communities they harbor. This study </w:t>
-      </w:r>
-      <w:r>
-        <w:rPr>
-          <w:rFonts w:ascii="CMU Serif Roman" w:hAnsi="CMU Serif Roman" w:cs="CMU Serif Roman"/>
-        </w:rPr>
-        <w:lastRenderedPageBreak/>
-        <w:t xml:space="preserve">sheds light on the temporal changes in microbiome composition within </w:t>
+        <w:t xml:space="preserve">), throughout the flowering season and across different sites that vary in floral diversity. By analyzing the gut microbiomes of these bees, we aim to uncover how the diversity and abundance of flower species in their environment influence the microbial communities they harbor. This study sheds light on the temporal changes in microbiome composition within </w:t>
       </w:r>
       <w:r>
         <w:rPr>
@@ -357,8 +717,8 @@
           <w:rFonts w:ascii="CMU Serif Roman" w:hAnsi="CMU Serif Roman" w:cs="CMU Serif Roman"/>
         </w:rPr>
       </w:pPr>
-      <w:bookmarkStart w:id="2" w:name="methods"/>
-      <w:bookmarkEnd w:id="1"/>
+      <w:bookmarkStart w:id="3" w:name="methods"/>
+      <w:bookmarkEnd w:id="2"/>
       <w:r>
         <w:rPr>
           <w:rFonts w:ascii="CMU Serif Roman" w:hAnsi="CMU Serif Roman" w:cs="CMU Serif Roman"/>
@@ -407,7 +767,14 @@
         <w:rPr>
           <w:rFonts w:ascii="CMU Serif Roman" w:hAnsi="CMU Serif Roman" w:cs="CMU Serif Roman"/>
         </w:rPr>
-        <w:t xml:space="preserve"> individuals per day, although this was not always possible. All collected individuals were labeled and stored independently in 50 ml vials at -20ºC until processed in the laboratory. For each bumblebee specimen we measured the inter-tegular distance as a measure of body size (Stemet et al. 2024). We then extracted bumblebee guts using sterile forceps which we stored in 96% alcohol until DNA extraction. Bacterial, plant and fungi DNA was extracted following Macherey-Nagel NucleoSpin® 96 Soil protocol (2021) and were  amplified in duplicate using the DFD forward and ASDFAS reverse primers.</w:t>
+        <w:t xml:space="preserve"> individuals per day, although this was not always possible. All collected individuals were labeled and stored independently in 50 ml vials at -20ºC until processed in the laboratory. For each bumblebee specimen we measured the inter-tegular distance as a measure of body size (Stemet et al. 2024). We then extracted </w:t>
+      </w:r>
+      <w:r>
+        <w:rPr>
+          <w:rFonts w:ascii="CMU Serif Roman" w:hAnsi="CMU Serif Roman" w:cs="CMU Serif Roman"/>
+        </w:rPr>
+        <w:lastRenderedPageBreak/>
+        <w:t>bumblebee guts using sterile forceps which we stored in 96% alcohol until DNA extraction. Bacterial, plant and fungi DNA was extracted following Macherey-Nagel NucleoSpin® 96 Soil protocol (2021) and were  amplified in duplicate using the DFD forward and ASDFAS reverse primers.</w:t>
       </w:r>
     </w:p>
     <w:p>
@@ -495,7 +862,6 @@
         <w:rPr>
           <w:rFonts w:ascii="CMU Serif Roman" w:hAnsi="CMU Serif Roman" w:cs="CMU Serif Roman"/>
         </w:rPr>
-        <w:lastRenderedPageBreak/>
         <w:t xml:space="preserve">The lysate was filtered using a square-well block and the NucleoSpin® Inhibitor Removal Plate. 550 µL of the clear supernatant was loaded into each well, and the plates were centrifuged at 2,250 </w:t>
       </w:r>
       <w:r>
@@ -637,7 +1003,7 @@
         <w:pStyle w:val="BodyText"/>
         <w:jc w:val="both"/>
         <w:rPr>
-          <w:ins w:id="3" w:author="Ainhoa Magrach" w:date="2025-04-07T13:14:00Z" w16du:dateUtc="2025-04-07T11:14:00Z"/>
+          <w:ins w:id="4" w:author="Ainhoa Magrach" w:date="2025-04-07T13:14:00Z" w16du:dateUtc="2025-04-07T11:14:00Z"/>
           <w:rFonts w:ascii="CMU Serif Roman" w:hAnsi="CMU Serif Roman" w:cs="CMU Serif Roman"/>
         </w:rPr>
       </w:pPr>
@@ -658,7 +1024,14 @@
         <w:rPr>
           <w:rFonts w:ascii="CMU Serif Roman" w:hAnsi="CMU Serif Roman" w:cs="CMU Serif Roman"/>
         </w:rPr>
-        <w:t>). PCRs were run in a 96-well plate, with two plates for each group: one containing 96 samples and another with 40 samples, including negative controls. Step 1 PCR was repeated twice per sample, after which 7.5 µL from each replicate were pooled into a new plate, with 15 µL per well. PCR amplification success was confirmed via 2% agarose gel electrophoresis between Step 1 and Step 2 PCRs to verify amplicon size.</w:t>
+        <w:t xml:space="preserve">). PCRs were run in a 96-well plate, with two plates for each group: one containing 96 samples and another with 40 samples, including negative controls. Step 1 PCR was repeated twice per sample, after which 7.5 µL from each replicate were pooled into a new plate, with 15 µL per well. PCR </w:t>
+      </w:r>
+      <w:r>
+        <w:rPr>
+          <w:rFonts w:ascii="CMU Serif Roman" w:hAnsi="CMU Serif Roman" w:cs="CMU Serif Roman"/>
+        </w:rPr>
+        <w:lastRenderedPageBreak/>
+        <w:t>amplification success was confirmed via 2% agarose gel electrophoresis between Step 1 and Step 2 PCRs to verify amplicon size.</w:t>
       </w:r>
     </w:p>
     <w:p>
@@ -666,351 +1039,195 @@
         <w:pStyle w:val="BodyText"/>
         <w:jc w:val="both"/>
         <w:rPr>
-          <w:ins w:id="4" w:author="Ainhoa Magrach" w:date="2025-04-07T13:14:00Z" w16du:dateUtc="2025-04-07T11:14:00Z"/>
           <w:rFonts w:ascii="CMU Serif Roman" w:hAnsi="CMU Serif Roman" w:cs="CMU Serif Roman"/>
           <w:i/>
           <w:iCs/>
         </w:rPr>
       </w:pPr>
-      <w:ins w:id="5" w:author="Ainhoa Magrach" w:date="2025-04-07T13:14:00Z" w16du:dateUtc="2025-04-07T11:14:00Z">
-        <w:r>
-          <w:rPr>
-            <w:rFonts w:ascii="CMU Serif Roman" w:hAnsi="CMU Serif Roman" w:cs="CMU Serif Roman"/>
-            <w:i/>
-            <w:iCs/>
-          </w:rPr>
-          <w:t>Statistical analyses</w:t>
-        </w:r>
-      </w:ins>
+      <w:r>
+        <w:rPr>
+          <w:rFonts w:ascii="CMU Serif Roman" w:hAnsi="CMU Serif Roman" w:cs="CMU Serif Roman"/>
+          <w:i/>
+          <w:iCs/>
+        </w:rPr>
+        <w:t>Statistical analyses</w:t>
+      </w:r>
     </w:p>
     <w:p>
       <w:pPr>
         <w:pStyle w:val="BodyText"/>
         <w:jc w:val="both"/>
         <w:rPr>
-          <w:ins w:id="6" w:author="Ainhoa Magrach" w:date="2025-05-08T15:04:00Z" w16du:dateUtc="2025-05-08T13:04:00Z"/>
-          <w:rFonts w:ascii="CMU Serif Roman" w:hAnsi="CMU Serif Roman" w:cs="CMU Serif Roman"/>
-        </w:rPr>
-      </w:pPr>
-      <w:del w:id="7" w:author="Ainhoa Magrach" w:date="2025-05-08T13:07:00Z" w16du:dateUtc="2025-05-08T11:07:00Z">
-        <w:r>
-          <w:rPr>
-            <w:rFonts w:ascii="CMU Serif Roman" w:hAnsi="CMU Serif Roman" w:cs="CMU Serif Roman"/>
-          </w:rPr>
-          <w:delText xml:space="preserve">We first </w:delText>
-        </w:r>
-      </w:del>
-      <w:ins w:id="8" w:author="Ainhoa Magrach" w:date="2025-05-08T13:05:00Z" w16du:dateUtc="2025-05-08T11:05:00Z">
-        <w:r>
-          <w:rPr>
-            <w:rFonts w:ascii="CMU Serif Roman" w:hAnsi="CMU Serif Roman" w:cs="CMU Serif Roman"/>
-            <w:rPrChange w:id="9" w:author="Ainhoa Magrach" w:date="2025-05-08T13:05:00Z" w16du:dateUtc="2025-05-08T11:05:00Z">
-              <w:rPr>
-                <w:rFonts w:ascii="Times New Roman" w:eastAsia="Times New Roman" w:hAnsi="Times New Roman" w:cs="Times New Roman"/>
-                <w:color w:val="000000"/>
-              </w:rPr>
-            </w:rPrChange>
-          </w:rPr>
-          <w:t>To evaluate the completeness of our surveys, we used the </w:t>
-        </w:r>
-        <w:proofErr w:type="spellStart"/>
-        <w:r>
-          <w:rPr>
-            <w:rFonts w:ascii="CMU Serif Roman" w:hAnsi="CMU Serif Roman" w:cs="CMU Serif Roman"/>
-            <w:rPrChange w:id="10" w:author="Ainhoa Magrach" w:date="2025-05-08T13:05:00Z" w16du:dateUtc="2025-05-08T11:05:00Z">
-              <w:rPr>
-                <w:rFonts w:ascii="Courier New" w:eastAsia="Times New Roman" w:hAnsi="Courier New" w:cs="Courier New"/>
-                <w:color w:val="000000"/>
-                <w:sz w:val="20"/>
-                <w:szCs w:val="20"/>
-              </w:rPr>
-            </w:rPrChange>
-          </w:rPr>
-          <w:t>iNEXT</w:t>
-        </w:r>
-        <w:proofErr w:type="spellEnd"/>
-        <w:r>
-          <w:rPr>
-            <w:rFonts w:ascii="CMU Serif Roman" w:hAnsi="CMU Serif Roman" w:cs="CMU Serif Roman"/>
-            <w:rPrChange w:id="11" w:author="Ainhoa Magrach" w:date="2025-05-08T13:05:00Z" w16du:dateUtc="2025-05-08T11:05:00Z">
-              <w:rPr>
-                <w:rFonts w:ascii="Times New Roman" w:eastAsia="Times New Roman" w:hAnsi="Times New Roman" w:cs="Times New Roman"/>
-                <w:color w:val="000000"/>
-              </w:rPr>
-            </w:rPrChange>
-          </w:rPr>
-          <w:t xml:space="preserve"> package (Hsieh et al., 2016), which provides robust estimates of species diversity and sampling coverage based on sample-size- and coverage-based rarefaction and extrapolation. </w:t>
-        </w:r>
-      </w:ins>
-      <w:ins w:id="12" w:author="Ainhoa Magrach" w:date="2025-05-08T13:06:00Z" w16du:dateUtc="2025-05-08T11:06:00Z">
-        <w:r>
-          <w:rPr>
-            <w:rFonts w:ascii="CMU Serif Roman" w:hAnsi="CMU Serif Roman" w:cs="CMU Serif Roman"/>
-          </w:rPr>
-          <w:t xml:space="preserve">We </w:t>
-        </w:r>
-      </w:ins>
-      <w:ins w:id="13" w:author="Ainhoa Magrach" w:date="2025-05-08T13:05:00Z" w16du:dateUtc="2025-05-08T11:05:00Z">
-        <w:r>
-          <w:rPr>
-            <w:rFonts w:ascii="CMU Serif Roman" w:hAnsi="CMU Serif Roman" w:cs="CMU Serif Roman"/>
-            <w:rPrChange w:id="14" w:author="Ainhoa Magrach" w:date="2025-05-08T13:05:00Z" w16du:dateUtc="2025-05-08T11:05:00Z">
-              <w:rPr>
-                <w:rFonts w:ascii="Times New Roman" w:eastAsia="Times New Roman" w:hAnsi="Times New Roman" w:cs="Times New Roman"/>
-                <w:color w:val="000000"/>
-              </w:rPr>
-            </w:rPrChange>
-          </w:rPr>
-          <w:t xml:space="preserve">compared the observed sample coverage with the estimated asymptotic coverage to quantify the fraction of the community captured by our sampling efforts. </w:t>
-        </w:r>
-      </w:ins>
+          <w:rFonts w:ascii="CMU Serif Roman" w:hAnsi="CMU Serif Roman" w:cs="CMU Serif Roman"/>
+        </w:rPr>
+      </w:pPr>
+      <w:r>
+        <w:rPr>
+          <w:rFonts w:ascii="CMU Serif Roman" w:hAnsi="CMU Serif Roman" w:cs="CMU Serif Roman"/>
+        </w:rPr>
+        <w:t>To evaluate the completeness of our surveys, we used the </w:t>
+      </w:r>
+      <w:proofErr w:type="spellStart"/>
+      <w:r>
+        <w:rPr>
+          <w:rFonts w:ascii="CMU Serif Roman" w:hAnsi="CMU Serif Roman" w:cs="CMU Serif Roman"/>
+        </w:rPr>
+        <w:t>iNEXT</w:t>
+      </w:r>
+      <w:proofErr w:type="spellEnd"/>
+      <w:r>
+        <w:rPr>
+          <w:rFonts w:ascii="CMU Serif Roman" w:hAnsi="CMU Serif Roman" w:cs="CMU Serif Roman"/>
+        </w:rPr>
+        <w:t xml:space="preserve"> package (Hsieh et al., 2016), which provides robust estimates of species diversity and sampling coverage based on sample-size- and coverage-based rarefaction and extrapolation. </w:t>
+      </w:r>
+      <w:r>
+        <w:rPr>
+          <w:rFonts w:ascii="CMU Serif Roman" w:hAnsi="CMU Serif Roman" w:cs="CMU Serif Roman"/>
+        </w:rPr>
+        <w:t xml:space="preserve">We </w:t>
+      </w:r>
+      <w:r>
+        <w:rPr>
+          <w:rFonts w:ascii="CMU Serif Roman" w:hAnsi="CMU Serif Roman" w:cs="CMU Serif Roman"/>
+        </w:rPr>
+        <w:t xml:space="preserve">compared the observed sample coverage with the estimated asymptotic coverage to quantify the fraction of the community captured by our sampling efforts. </w:t>
+      </w:r>
     </w:p>
     <w:p>
       <w:pPr>
         <w:spacing w:before="100" w:beforeAutospacing="1" w:after="100" w:afterAutospacing="1"/>
         <w:jc w:val="both"/>
         <w:rPr>
-          <w:ins w:id="15" w:author="Ainhoa Magrach" w:date="2025-05-08T15:09:00Z" w16du:dateUtc="2025-05-08T13:09:00Z"/>
-          <w:rFonts w:ascii="CMU Serif Roman" w:hAnsi="CMU Serif Roman" w:cs="CMU Serif Roman"/>
-        </w:rPr>
-      </w:pPr>
-      <w:ins w:id="16" w:author="Ainhoa Magrach" w:date="2025-05-08T15:04:00Z" w16du:dateUtc="2025-05-08T13:04:00Z">
-        <w:r>
-          <w:rPr>
-            <w:rFonts w:ascii="CMU Serif Roman" w:hAnsi="CMU Serif Roman" w:cs="CMU Serif Roman"/>
-            <w:rPrChange w:id="17" w:author="Ainhoa Magrach" w:date="2025-05-08T15:04:00Z" w16du:dateUtc="2025-05-08T13:04:00Z">
-              <w:rPr>
-                <w:rFonts w:ascii="-webkit-standard" w:hAnsi="-webkit-standard"/>
-                <w:color w:val="000000"/>
-                <w:sz w:val="27"/>
-                <w:szCs w:val="27"/>
-              </w:rPr>
-            </w:rPrChange>
-          </w:rPr>
-          <w:t>We analyzed community composition using Non-metric Multidimensional Scaling (NMDS) with the Bray-Curtis dissimilarity index, implemented in the</w:t>
-        </w:r>
-        <w:r>
-          <w:rPr>
-            <w:rFonts w:ascii="CMU Serif Roman" w:hAnsi="CMU Serif Roman" w:cs="CMU Serif Roman"/>
-            <w:rPrChange w:id="18" w:author="Ainhoa Magrach" w:date="2025-05-08T15:04:00Z" w16du:dateUtc="2025-05-08T13:04:00Z">
-              <w:rPr>
-                <w:rStyle w:val="apple-converted-space"/>
-                <w:rFonts w:ascii="-webkit-standard" w:hAnsi="-webkit-standard"/>
-                <w:color w:val="000000"/>
-                <w:sz w:val="27"/>
-                <w:szCs w:val="27"/>
-              </w:rPr>
-            </w:rPrChange>
-          </w:rPr>
-          <w:t> </w:t>
-        </w:r>
-        <w:r>
-          <w:rPr>
-            <w:rFonts w:ascii="CMU Serif Roman" w:hAnsi="CMU Serif Roman" w:cs="CMU Serif Roman"/>
-            <w:rPrChange w:id="19" w:author="Ainhoa Magrach" w:date="2025-05-08T15:04:00Z" w16du:dateUtc="2025-05-08T13:04:00Z">
-              <w:rPr>
-                <w:rStyle w:val="HTMLCode"/>
-                <w:color w:val="000000"/>
-              </w:rPr>
-            </w:rPrChange>
-          </w:rPr>
-          <w:t>vegan</w:t>
-        </w:r>
-        <w:r>
-          <w:rPr>
-            <w:rFonts w:ascii="CMU Serif Roman" w:hAnsi="CMU Serif Roman" w:cs="CMU Serif Roman"/>
-            <w:rPrChange w:id="20" w:author="Ainhoa Magrach" w:date="2025-05-08T15:04:00Z" w16du:dateUtc="2025-05-08T13:04:00Z">
-              <w:rPr>
-                <w:rStyle w:val="apple-converted-space"/>
-                <w:rFonts w:ascii="-webkit-standard" w:hAnsi="-webkit-standard"/>
-                <w:color w:val="000000"/>
-                <w:sz w:val="27"/>
-                <w:szCs w:val="27"/>
-              </w:rPr>
-            </w:rPrChange>
-          </w:rPr>
-          <w:t> </w:t>
-        </w:r>
-        <w:r>
-          <w:rPr>
-            <w:rFonts w:ascii="CMU Serif Roman" w:hAnsi="CMU Serif Roman" w:cs="CMU Serif Roman"/>
-            <w:rPrChange w:id="21" w:author="Ainhoa Magrach" w:date="2025-05-08T15:04:00Z" w16du:dateUtc="2025-05-08T13:04:00Z">
-              <w:rPr>
-                <w:rFonts w:ascii="-webkit-standard" w:hAnsi="-webkit-standard"/>
-                <w:color w:val="000000"/>
-                <w:sz w:val="27"/>
-                <w:szCs w:val="27"/>
-              </w:rPr>
-            </w:rPrChange>
-          </w:rPr>
-          <w:t xml:space="preserve">package in R (Oksanen et al., 2022). </w:t>
-        </w:r>
-        <w:r>
-          <w:rPr>
-            <w:rFonts w:ascii="CMU Serif Roman" w:hAnsi="CMU Serif Roman" w:cs="CMU Serif Roman"/>
-            <w:highlight w:val="yellow"/>
-            <w:rPrChange w:id="22" w:author="Ainhoa Magrach" w:date="2025-05-08T15:04:00Z" w16du:dateUtc="2025-05-08T13:04:00Z">
-              <w:rPr>
-                <w:rFonts w:ascii="-webkit-standard" w:hAnsi="-webkit-standard"/>
-                <w:color w:val="000000"/>
-                <w:sz w:val="27"/>
-                <w:szCs w:val="27"/>
-              </w:rPr>
-            </w:rPrChange>
-          </w:rPr>
-          <w:t xml:space="preserve">Species abundance data were </w:t>
-        </w:r>
-        <w:proofErr w:type="gramStart"/>
-        <w:r>
-          <w:rPr>
-            <w:rFonts w:ascii="CMU Serif Roman" w:hAnsi="CMU Serif Roman" w:cs="CMU Serif Roman"/>
-            <w:highlight w:val="yellow"/>
-            <w:rPrChange w:id="23" w:author="Ainhoa Magrach" w:date="2025-05-08T15:04:00Z" w16du:dateUtc="2025-05-08T13:04:00Z">
-              <w:rPr>
-                <w:rFonts w:ascii="-webkit-standard" w:hAnsi="-webkit-standard"/>
-                <w:color w:val="000000"/>
-                <w:sz w:val="27"/>
-                <w:szCs w:val="27"/>
-              </w:rPr>
-            </w:rPrChange>
-          </w:rPr>
-          <w:t>square-</w:t>
-        </w:r>
-        <w:proofErr w:type="spellStart"/>
-        <w:r>
-          <w:rPr>
-            <w:rFonts w:ascii="CMU Serif Roman" w:hAnsi="CMU Serif Roman" w:cs="CMU Serif Roman"/>
-            <w:highlight w:val="yellow"/>
-            <w:rPrChange w:id="24" w:author="Ainhoa Magrach" w:date="2025-05-08T15:04:00Z" w16du:dateUtc="2025-05-08T13:04:00Z">
-              <w:rPr>
-                <w:rFonts w:ascii="-webkit-standard" w:hAnsi="-webkit-standard"/>
-                <w:color w:val="000000"/>
-                <w:sz w:val="27"/>
-                <w:szCs w:val="27"/>
-              </w:rPr>
-            </w:rPrChange>
-          </w:rPr>
-          <w:t>root</w:t>
-        </w:r>
-        <w:proofErr w:type="spellEnd"/>
-        <w:proofErr w:type="gramEnd"/>
-        <w:r>
-          <w:rPr>
-            <w:rFonts w:ascii="CMU Serif Roman" w:hAnsi="CMU Serif Roman" w:cs="CMU Serif Roman"/>
-            <w:highlight w:val="yellow"/>
-            <w:rPrChange w:id="25" w:author="Ainhoa Magrach" w:date="2025-05-08T15:04:00Z" w16du:dateUtc="2025-05-08T13:04:00Z">
-              <w:rPr>
-                <w:rFonts w:ascii="-webkit-standard" w:hAnsi="-webkit-standard"/>
-                <w:color w:val="000000"/>
-                <w:sz w:val="27"/>
-                <w:szCs w:val="27"/>
-              </w:rPr>
-            </w:rPrChange>
-          </w:rPr>
-          <w:t xml:space="preserve"> transformed to reduce the influence of dominant species</w:t>
-        </w:r>
-        <w:r>
-          <w:rPr>
-            <w:rFonts w:ascii="CMU Serif Roman" w:hAnsi="CMU Serif Roman" w:cs="CMU Serif Roman"/>
-            <w:rPrChange w:id="26" w:author="Ainhoa Magrach" w:date="2025-05-08T15:04:00Z" w16du:dateUtc="2025-05-08T13:04:00Z">
-              <w:rPr>
-                <w:rFonts w:ascii="-webkit-standard" w:hAnsi="-webkit-standard"/>
-                <w:color w:val="000000"/>
-                <w:sz w:val="27"/>
-                <w:szCs w:val="27"/>
-              </w:rPr>
-            </w:rPrChange>
-          </w:rPr>
-          <w:t xml:space="preserve">. </w:t>
-        </w:r>
-      </w:ins>
-      <w:ins w:id="27" w:author="Ainhoa Magrach" w:date="2025-05-08T15:05:00Z" w16du:dateUtc="2025-05-08T13:05:00Z">
-        <w:r>
-          <w:rPr>
-            <w:rFonts w:ascii="CMU Serif Roman" w:hAnsi="CMU Serif Roman" w:cs="CMU Serif Roman"/>
-          </w:rPr>
-          <w:t>We then</w:t>
-        </w:r>
-        <w:r>
-          <w:rPr>
-            <w:rFonts w:ascii="CMU Serif Roman" w:eastAsiaTheme="minorHAnsi" w:hAnsi="CMU Serif Roman" w:cs="CMU Serif Roman"/>
-            <w:rPrChange w:id="28" w:author="Ainhoa Magrach" w:date="2025-05-08T15:05:00Z" w16du:dateUtc="2025-05-08T13:05:00Z">
-              <w:rPr>
-                <w:color w:val="000000"/>
-              </w:rPr>
-            </w:rPrChange>
-          </w:rPr>
-          <w:t xml:space="preserve"> performed a Permutational Multivariate Analysis of Variance (PERMANOVA) with 999 permutations to assess significance. </w:t>
-        </w:r>
-      </w:ins>
-      <w:ins w:id="29" w:author="Ainhoa Magrach" w:date="2025-05-08T15:06:00Z" w16du:dateUtc="2025-05-08T13:06:00Z">
-        <w:r>
-          <w:rPr>
-            <w:rFonts w:ascii="CMU Serif Roman" w:hAnsi="CMU Serif Roman" w:cs="CMU Serif Roman"/>
-          </w:rPr>
-          <w:t xml:space="preserve">The </w:t>
-        </w:r>
-        <w:proofErr w:type="gramStart"/>
-        <w:r>
-          <w:rPr>
-            <w:rFonts w:ascii="CMU Serif Roman" w:hAnsi="CMU Serif Roman" w:cs="CMU Serif Roman"/>
-          </w:rPr>
-          <w:t>time period</w:t>
-        </w:r>
-        <w:proofErr w:type="gramEnd"/>
-        <w:r>
-          <w:rPr>
-            <w:rFonts w:ascii="CMU Serif Roman" w:hAnsi="CMU Serif Roman" w:cs="CMU Serif Roman"/>
-          </w:rPr>
-          <w:t xml:space="preserve"> in which the specimens were sampled </w:t>
-        </w:r>
-      </w:ins>
-      <w:ins w:id="30" w:author="Ainhoa Magrach" w:date="2025-05-08T15:05:00Z" w16du:dateUtc="2025-05-08T13:05:00Z">
-        <w:r>
-          <w:rPr>
-            <w:rFonts w:ascii="CMU Serif Roman" w:eastAsiaTheme="minorHAnsi" w:hAnsi="CMU Serif Roman" w:cs="CMU Serif Roman"/>
-            <w:rPrChange w:id="31" w:author="Ainhoa Magrach" w:date="2025-05-08T15:05:00Z" w16du:dateUtc="2025-05-08T13:05:00Z">
-              <w:rPr>
-                <w:color w:val="000000"/>
-              </w:rPr>
-            </w:rPrChange>
-          </w:rPr>
-          <w:t xml:space="preserve">was specified as the main factor. </w:t>
-        </w:r>
-      </w:ins>
+          <w:rFonts w:ascii="CMU Serif Roman" w:hAnsi="CMU Serif Roman" w:cs="CMU Serif Roman"/>
+        </w:rPr>
+      </w:pPr>
+      <w:r>
+        <w:rPr>
+          <w:rFonts w:ascii="CMU Serif Roman" w:hAnsi="CMU Serif Roman" w:cs="CMU Serif Roman"/>
+        </w:rPr>
+        <w:t>We analyzed community composition using Non-metric Multidimensional Scaling (NMDS) with the Bray-Curtis dissimilarity index, implemented in the</w:t>
+      </w:r>
+      <w:r>
+        <w:rPr>
+          <w:rFonts w:ascii="CMU Serif Roman" w:hAnsi="CMU Serif Roman" w:cs="CMU Serif Roman"/>
+        </w:rPr>
+        <w:t> vegan </w:t>
+      </w:r>
+      <w:r>
+        <w:rPr>
+          <w:rFonts w:ascii="CMU Serif Roman" w:hAnsi="CMU Serif Roman" w:cs="CMU Serif Roman"/>
+        </w:rPr>
+        <w:t xml:space="preserve">package in R (Oksanen et al., 2022). </w:t>
+      </w:r>
+      <w:r>
+        <w:rPr>
+          <w:rFonts w:ascii="CMU Serif Roman" w:hAnsi="CMU Serif Roman" w:cs="CMU Serif Roman"/>
+          <w:highlight w:val="yellow"/>
+        </w:rPr>
+        <w:t xml:space="preserve">Species abundance data were </w:t>
+      </w:r>
+      <w:proofErr w:type="gramStart"/>
+      <w:r>
+        <w:rPr>
+          <w:rFonts w:ascii="CMU Serif Roman" w:hAnsi="CMU Serif Roman" w:cs="CMU Serif Roman"/>
+          <w:highlight w:val="yellow"/>
+        </w:rPr>
+        <w:t>square-</w:t>
+      </w:r>
+      <w:proofErr w:type="spellStart"/>
+      <w:r>
+        <w:rPr>
+          <w:rFonts w:ascii="CMU Serif Roman" w:hAnsi="CMU Serif Roman" w:cs="CMU Serif Roman"/>
+          <w:highlight w:val="yellow"/>
+        </w:rPr>
+        <w:t>root</w:t>
+      </w:r>
+      <w:proofErr w:type="spellEnd"/>
+      <w:proofErr w:type="gramEnd"/>
+      <w:r>
+        <w:rPr>
+          <w:rFonts w:ascii="CMU Serif Roman" w:hAnsi="CMU Serif Roman" w:cs="CMU Serif Roman"/>
+          <w:highlight w:val="yellow"/>
+        </w:rPr>
+        <w:t xml:space="preserve"> transformed to reduce the influence of dominant species</w:t>
+      </w:r>
+      <w:r>
+        <w:rPr>
+          <w:rFonts w:ascii="CMU Serif Roman" w:hAnsi="CMU Serif Roman" w:cs="CMU Serif Roman"/>
+        </w:rPr>
+        <w:t xml:space="preserve">. </w:t>
+      </w:r>
+      <w:r>
+        <w:rPr>
+          <w:rFonts w:ascii="CMU Serif Roman" w:hAnsi="CMU Serif Roman" w:cs="CMU Serif Roman"/>
+        </w:rPr>
+        <w:t>We then</w:t>
+      </w:r>
+      <w:r>
+        <w:rPr>
+          <w:rFonts w:ascii="CMU Serif Roman" w:eastAsiaTheme="minorHAnsi" w:hAnsi="CMU Serif Roman" w:cs="CMU Serif Roman"/>
+        </w:rPr>
+        <w:t xml:space="preserve"> performed a Permutational Multivariate Analysis of Variance (PERMANOVA) with 999 permutations to assess significance. </w:t>
+      </w:r>
+      <w:r>
+        <w:rPr>
+          <w:rFonts w:ascii="CMU Serif Roman" w:hAnsi="CMU Serif Roman" w:cs="CMU Serif Roman"/>
+        </w:rPr>
+        <w:t xml:space="preserve">The </w:t>
+      </w:r>
+      <w:proofErr w:type="gramStart"/>
+      <w:r>
+        <w:rPr>
+          <w:rFonts w:ascii="CMU Serif Roman" w:hAnsi="CMU Serif Roman" w:cs="CMU Serif Roman"/>
+        </w:rPr>
+        <w:t>time period</w:t>
+      </w:r>
+      <w:proofErr w:type="gramEnd"/>
+      <w:r>
+        <w:rPr>
+          <w:rFonts w:ascii="CMU Serif Roman" w:hAnsi="CMU Serif Roman" w:cs="CMU Serif Roman"/>
+        </w:rPr>
+        <w:t xml:space="preserve"> in which the specimens were sampled </w:t>
+      </w:r>
+      <w:r>
+        <w:rPr>
+          <w:rFonts w:ascii="CMU Serif Roman" w:eastAsiaTheme="minorHAnsi" w:hAnsi="CMU Serif Roman" w:cs="CMU Serif Roman"/>
+        </w:rPr>
+        <w:t xml:space="preserve">was specified as the main factor. </w:t>
+      </w:r>
     </w:p>
     <w:p>
       <w:pPr>
         <w:spacing w:before="100" w:beforeAutospacing="1" w:after="100" w:afterAutospacing="1"/>
         <w:jc w:val="both"/>
         <w:rPr>
-          <w:ins w:id="32" w:author="Ainhoa Magrach" w:date="2025-05-08T15:05:00Z" w16du:dateUtc="2025-05-08T13:05:00Z"/>
+          <w:ins w:id="5" w:author="Ainhoa Magrach" w:date="2025-05-08T15:05:00Z" w16du:dateUtc="2025-05-08T13:05:00Z"/>
           <w:rFonts w:ascii="CMU Serif Roman" w:eastAsiaTheme="minorHAnsi" w:hAnsi="CMU Serif Roman" w:cs="CMU Serif Roman"/>
-          <w:rPrChange w:id="33" w:author="Ainhoa Magrach" w:date="2025-05-08T15:05:00Z" w16du:dateUtc="2025-05-08T13:05:00Z">
+          <w:rPrChange w:id="6" w:author="Ainhoa Magrach" w:date="2025-05-08T15:05:00Z" w16du:dateUtc="2025-05-08T13:05:00Z">
             <w:rPr>
-              <w:ins w:id="34" w:author="Ainhoa Magrach" w:date="2025-05-08T15:05:00Z" w16du:dateUtc="2025-05-08T13:05:00Z"/>
+              <w:ins w:id="7" w:author="Ainhoa Magrach" w:date="2025-05-08T15:05:00Z" w16du:dateUtc="2025-05-08T13:05:00Z"/>
               <w:color w:val="000000"/>
             </w:rPr>
           </w:rPrChange>
         </w:rPr>
-        <w:pPrChange w:id="35" w:author="Ainhoa Magrach" w:date="2025-05-08T15:06:00Z" w16du:dateUtc="2025-05-08T13:06:00Z">
+        <w:pPrChange w:id="8" w:author="Ainhoa Magrach" w:date="2025-05-08T15:06:00Z" w16du:dateUtc="2025-05-08T13:06:00Z">
           <w:pPr>
             <w:spacing w:before="100" w:beforeAutospacing="1" w:after="100" w:afterAutospacing="1"/>
           </w:pPr>
         </w:pPrChange>
       </w:pPr>
-      <w:ins w:id="36" w:author="Ainhoa Magrach" w:date="2025-05-08T15:09:00Z" w16du:dateUtc="2025-05-08T13:09:00Z">
+      <w:ins w:id="9" w:author="Ainhoa Magrach" w:date="2025-05-08T15:09:00Z" w16du:dateUtc="2025-05-08T13:09:00Z">
         <w:r>
           <w:rPr>
             <w:rFonts w:ascii="CMU Serif Roman" w:hAnsi="CMU Serif Roman" w:cs="CMU Serif Roman"/>
             <w:highlight w:val="magenta"/>
-            <w:rPrChange w:id="37" w:author="Ainhoa Magrach" w:date="2025-05-08T15:10:00Z" w16du:dateUtc="2025-05-08T13:10:00Z">
+            <w:rPrChange w:id="10" w:author="Ainhoa Magrach" w:date="2025-05-08T15:10:00Z" w16du:dateUtc="2025-05-08T13:10:00Z">
               <w:rPr>
                 <w:rFonts w:ascii="CMU Serif Roman" w:hAnsi="CMU Serif Roman" w:cs="CMU Serif Roman"/>
               </w:rPr>
             </w:rPrChange>
           </w:rPr>
-          <w:lastRenderedPageBreak/>
           <w:t>Finally, we assessed whether floral species diversity was related to zzz</w:t>
         </w:r>
       </w:ins>
@@ -1020,7 +1237,7 @@
         <w:pStyle w:val="BodyText"/>
         <w:jc w:val="both"/>
         <w:rPr>
-          <w:ins w:id="38" w:author="Ainhoa Magrach" w:date="2025-04-07T13:14:00Z" w16du:dateUtc="2025-04-07T11:14:00Z"/>
+          <w:ins w:id="11" w:author="Ainhoa Magrach" w:date="2025-04-07T13:14:00Z" w16du:dateUtc="2025-04-07T11:14:00Z"/>
           <w:rFonts w:ascii="CMU Serif Roman" w:hAnsi="CMU Serif Roman" w:cs="CMU Serif Roman"/>
         </w:rPr>
       </w:pPr>
@@ -1030,11 +1247,11 @@
         <w:pStyle w:val="BodyText"/>
         <w:jc w:val="both"/>
         <w:rPr>
-          <w:ins w:id="39" w:author="Ainhoa Magrach" w:date="2025-04-07T13:15:00Z" w16du:dateUtc="2025-04-07T11:15:00Z"/>
-          <w:rFonts w:ascii="CMU Serif Roman" w:hAnsi="CMU Serif Roman" w:cs="CMU Serif Roman"/>
-        </w:rPr>
-      </w:pPr>
-      <w:ins w:id="40" w:author="Ainhoa Magrach" w:date="2025-04-07T13:14:00Z" w16du:dateUtc="2025-04-07T11:14:00Z">
+          <w:ins w:id="12" w:author="Ainhoa Magrach" w:date="2025-04-07T13:15:00Z" w16du:dateUtc="2025-04-07T11:15:00Z"/>
+          <w:rFonts w:ascii="CMU Serif Roman" w:hAnsi="CMU Serif Roman" w:cs="CMU Serif Roman"/>
+        </w:rPr>
+      </w:pPr>
+      <w:ins w:id="13" w:author="Ainhoa Magrach" w:date="2025-04-07T13:14:00Z" w16du:dateUtc="2025-04-07T11:14:00Z">
         <w:r>
           <w:rPr>
             <w:rFonts w:ascii="CMU Serif Roman" w:hAnsi="CMU Serif Roman" w:cs="CMU Serif Roman"/>
@@ -1060,8 +1277,8 @@
           <w:rFonts w:ascii="CMU Serif Roman" w:hAnsi="CMU Serif Roman" w:cs="CMU Serif Roman"/>
         </w:rPr>
       </w:pPr>
-      <w:bookmarkStart w:id="41" w:name="results"/>
-      <w:bookmarkEnd w:id="2"/>
+      <w:bookmarkStart w:id="14" w:name="results"/>
+      <w:bookmarkEnd w:id="3"/>
       <w:r>
         <w:rPr>
           <w:rFonts w:ascii="CMU Serif Roman" w:hAnsi="CMU Serif Roman" w:cs="CMU Serif Roman"/>
@@ -1074,276 +1291,232 @@
         <w:pStyle w:val="FirstParagraph"/>
         <w:jc w:val="both"/>
         <w:rPr>
-          <w:ins w:id="42" w:author="Ainhoa Magrach" w:date="2025-04-07T13:14:00Z" w16du:dateUtc="2025-04-07T11:14:00Z"/>
-          <w:rFonts w:ascii="CMU Serif Roman" w:hAnsi="CMU Serif Roman" w:cs="CMU Serif Roman"/>
-        </w:rPr>
-      </w:pPr>
-      <w:del w:id="43" w:author="Ainhoa Magrach" w:date="2025-05-08T15:11:00Z" w16du:dateUtc="2025-05-08T13:11:00Z">
-        <w:r>
-          <w:rPr>
-            <w:rFonts w:ascii="CMU Serif Roman" w:hAnsi="CMU Serif Roman" w:cs="CMU Serif Roman"/>
-          </w:rPr>
-          <w:delText>During the 2023</w:delText>
-        </w:r>
-      </w:del>
-      <w:ins w:id="44" w:author="Ainhoa Magrach" w:date="2025-05-08T15:11:00Z" w16du:dateUtc="2025-05-08T13:11:00Z">
-        <w:r>
-          <w:rPr>
-            <w:rFonts w:ascii="CMU Serif Roman" w:hAnsi="CMU Serif Roman" w:cs="CMU Serif Roman"/>
-          </w:rPr>
-          <w:t>Throughout the flowering</w:t>
-        </w:r>
-      </w:ins>
+          <w:rFonts w:ascii="CMU Serif Roman" w:hAnsi="CMU Serif Roman" w:cs="CMU Serif Roman"/>
+        </w:rPr>
+      </w:pPr>
+      <w:r>
+        <w:rPr>
+          <w:rFonts w:ascii="CMU Serif Roman" w:hAnsi="CMU Serif Roman" w:cs="CMU Serif Roman"/>
+        </w:rPr>
+        <w:t>Throughout the flowering</w:t>
+      </w:r>
       <w:r>
         <w:rPr>
           <w:rFonts w:ascii="CMU Serif Roman" w:hAnsi="CMU Serif Roman" w:cs="CMU Serif Roman"/>
         </w:rPr>
         <w:t xml:space="preserve"> season, we collected a total of 132 bumblebee specimens</w:t>
       </w:r>
-      <w:ins w:id="45" w:author="Ainhoa Magrach" w:date="2025-04-07T13:07:00Z" w16du:dateUtc="2025-04-07T11:07:00Z">
-        <w:r>
-          <w:rPr>
-            <w:rFonts w:ascii="CMU Serif Roman" w:hAnsi="CMU Serif Roman" w:cs="CMU Serif Roman"/>
-          </w:rPr>
-          <w:t xml:space="preserve"> across our 16 sites (XX+- individuals per site and period).</w:t>
-        </w:r>
-      </w:ins>
-      <w:del w:id="46" w:author="Ainhoa Magrach" w:date="2025-04-07T13:07:00Z" w16du:dateUtc="2025-04-07T11:07:00Z">
-        <w:r>
-          <w:rPr>
-            <w:rFonts w:ascii="CMU Serif Roman" w:hAnsi="CMU Serif Roman" w:cs="CMU Serif Roman"/>
-          </w:rPr>
-          <w:delText>.</w:delText>
-        </w:r>
-      </w:del>
+      <w:r>
+        <w:rPr>
+          <w:rFonts w:ascii="CMU Serif Roman" w:hAnsi="CMU Serif Roman" w:cs="CMU Serif Roman"/>
+        </w:rPr>
+        <w:t xml:space="preserve"> across our 16 sites (XX+- individuals per site and period).</w:t>
+      </w:r>
     </w:p>
     <w:p>
       <w:pPr>
         <w:pStyle w:val="BodyText"/>
-        <w:rPr>
-          <w:ins w:id="47" w:author="Ainhoa Magrach" w:date="2025-05-08T15:25:00Z" w16du:dateUtc="2025-05-08T13:25:00Z"/>
-          <w:rFonts w:ascii="CMU Serif Roman" w:hAnsi="CMU Serif Roman" w:cs="CMU Serif Roman"/>
-        </w:rPr>
-      </w:pPr>
-      <w:ins w:id="48" w:author="Ainhoa Magrach" w:date="2025-04-07T13:14:00Z" w16du:dateUtc="2025-04-07T11:14:00Z">
-        <w:r>
-          <w:rPr>
-            <w:rFonts w:ascii="CMU Serif Roman" w:hAnsi="CMU Serif Roman" w:cs="CMU Serif Roman"/>
-          </w:rPr>
-          <w:t xml:space="preserve">Our results show that </w:t>
-        </w:r>
-      </w:ins>
-      <w:ins w:id="49" w:author="Ainhoa Magrach" w:date="2025-04-07T13:19:00Z" w16du:dateUtc="2025-04-07T11:19:00Z">
-        <w:r>
-          <w:rPr>
-            <w:rFonts w:ascii="CMU Serif Roman" w:hAnsi="CMU Serif Roman" w:cs="CMU Serif Roman"/>
-          </w:rPr>
-          <w:t xml:space="preserve">sampling completeness </w:t>
-        </w:r>
-      </w:ins>
-      <w:ins w:id="50" w:author="Ainhoa Magrach" w:date="2025-04-07T13:20:00Z" w16du:dateUtc="2025-04-07T11:20:00Z">
-        <w:r>
-          <w:rPr>
-            <w:rFonts w:ascii="CMU Serif Roman" w:hAnsi="CMU Serif Roman" w:cs="CMU Serif Roman"/>
-          </w:rPr>
-          <w:t xml:space="preserve">was XX% </w:t>
-        </w:r>
-      </w:ins>
+        <w:jc w:val="both"/>
+        <w:rPr>
+          <w:rFonts w:ascii="CMU Serif Roman" w:hAnsi="CMU Serif Roman" w:cs="CMU Serif Roman"/>
+        </w:rPr>
+      </w:pPr>
+      <w:r>
+        <w:rPr>
+          <w:rFonts w:ascii="CMU Serif Roman" w:hAnsi="CMU Serif Roman" w:cs="CMU Serif Roman"/>
+        </w:rPr>
+        <w:t xml:space="preserve">Our results show that sampling completeness was XX% </w:t>
+      </w:r>
     </w:p>
     <w:p>
       <w:pPr>
         <w:pStyle w:val="BodyText"/>
-        <w:rPr>
-          <w:ins w:id="51" w:author="Ainhoa Magrach" w:date="2025-05-08T15:25:00Z" w16du:dateUtc="2025-05-08T13:25:00Z"/>
-        </w:rPr>
+        <w:jc w:val="both"/>
       </w:pPr>
     </w:p>
     <w:p>
       <w:pPr>
         <w:pStyle w:val="BodyText"/>
-        <w:rPr>
-          <w:ins w:id="52" w:author="Ainhoa Magrach" w:date="2025-05-08T15:25:00Z" w16du:dateUtc="2025-05-08T13:25:00Z"/>
-          <w:rFonts w:ascii="CMU Serif Roman" w:hAnsi="CMU Serif Roman" w:cs="CMU Serif Roman"/>
-        </w:rPr>
-      </w:pPr>
-      <w:ins w:id="53" w:author="Ainhoa Magrach" w:date="2025-05-08T15:25:00Z" w16du:dateUtc="2025-05-08T13:25:00Z">
-        <w:r>
-          <w:rPr>
-            <w:rFonts w:ascii="CMU Serif Roman" w:hAnsi="CMU Serif Roman" w:cs="CMU Serif Roman"/>
-          </w:rPr>
-          <w:t xml:space="preserve">We find that </w:t>
-        </w:r>
-        <w:r>
-          <w:rPr>
-            <w:rFonts w:ascii="CMU Serif Roman" w:hAnsi="CMU Serif Roman" w:cs="CMU Serif Roman"/>
-          </w:rPr>
-          <w:t xml:space="preserve">bacterial diversity within bumblebee guts tends to slightly increase through time, although this relationship is not significant, probably due to our relatively low sample size. </w:t>
-        </w:r>
-      </w:ins>
+        <w:jc w:val="both"/>
+        <w:rPr>
+          <w:rFonts w:ascii="CMU Serif Roman" w:hAnsi="CMU Serif Roman" w:cs="CMU Serif Roman"/>
+        </w:rPr>
+      </w:pPr>
+      <w:r>
+        <w:rPr>
+          <w:rFonts w:ascii="CMU Serif Roman" w:hAnsi="CMU Serif Roman" w:cs="CMU Serif Roman"/>
+        </w:rPr>
+        <w:t xml:space="preserve">We find that </w:t>
+      </w:r>
+      <w:r>
+        <w:rPr>
+          <w:rFonts w:ascii="CMU Serif Roman" w:hAnsi="CMU Serif Roman" w:cs="CMU Serif Roman"/>
+        </w:rPr>
+        <w:t xml:space="preserve">bacterial diversity within bumblebee guts tends to slightly increase through time, although this relationship is not significant, probably due to our relatively low sample size. </w:t>
+      </w:r>
     </w:p>
     <w:p>
       <w:pPr>
         <w:pStyle w:val="BodyText"/>
-        <w:rPr>
-          <w:ins w:id="54" w:author="Ainhoa Magrach" w:date="2025-05-08T15:25:00Z" w16du:dateUtc="2025-05-08T13:25:00Z"/>
-          <w:rFonts w:ascii="CMU Serif Roman" w:hAnsi="CMU Serif Roman" w:cs="CMU Serif Roman"/>
-        </w:rPr>
-      </w:pPr>
-      <w:ins w:id="55" w:author="Ainhoa Magrach" w:date="2025-05-08T15:25:00Z" w16du:dateUtc="2025-05-08T13:25:00Z">
-        <w:r>
-          <w:rPr>
-            <w:rFonts w:ascii="CMU Serif Roman" w:hAnsi="CMU Serif Roman" w:cs="CMU Serif Roman"/>
-          </w:rPr>
-          <w:t>Bumblebee</w:t>
-        </w:r>
-        <w:r>
-          <w:rPr>
-            <w:rFonts w:ascii="CMU Serif Roman" w:hAnsi="CMU Serif Roman" w:cs="CMU Serif Roman"/>
-          </w:rPr>
-          <w:t xml:space="preserve"> guts were characterized by a diverse group of bacteria, dominated by Gammaproteobacteria such as XX and XX, followed by Actinobacteria, Firmicutes and Cyanobacteria and including a relatively large proportion of unidentified specimens (X%). </w:t>
-        </w:r>
-      </w:ins>
+        <w:jc w:val="both"/>
+        <w:rPr>
+          <w:rFonts w:ascii="CMU Serif Roman" w:hAnsi="CMU Serif Roman" w:cs="CMU Serif Roman"/>
+        </w:rPr>
+      </w:pPr>
+      <w:r>
+        <w:rPr>
+          <w:rFonts w:ascii="CMU Serif Roman" w:hAnsi="CMU Serif Roman" w:cs="CMU Serif Roman"/>
+        </w:rPr>
+        <w:t>Bumblebee</w:t>
+      </w:r>
+      <w:r>
+        <w:rPr>
+          <w:rFonts w:ascii="CMU Serif Roman" w:hAnsi="CMU Serif Roman" w:cs="CMU Serif Roman"/>
+        </w:rPr>
+        <w:t xml:space="preserve"> guts were characterized by a diverse group of bacteria, dominated by Gammaproteobacteria such as XX and XX, followed by Actinobacteria, Firmicutes and Cyanobacteria and including a relatively large proportion of unidentified specimens (X%). </w:t>
+      </w:r>
     </w:p>
     <w:p>
       <w:pPr>
         <w:pStyle w:val="BodyText"/>
-        <w:rPr>
-          <w:ins w:id="56" w:author="Ainhoa Magrach" w:date="2025-05-08T15:26:00Z" w16du:dateUtc="2025-05-08T13:26:00Z"/>
-          <w:rFonts w:ascii="CMU Serif Roman" w:hAnsi="CMU Serif Roman" w:cs="CMU Serif Roman"/>
-        </w:rPr>
-      </w:pPr>
-      <w:ins w:id="57" w:author="Ainhoa Magrach" w:date="2025-05-08T15:25:00Z" w16du:dateUtc="2025-05-08T13:25:00Z">
-        <w:r>
-          <w:rPr>
-            <w:rFonts w:ascii="CMU Serif Roman" w:hAnsi="CMU Serif Roman" w:cs="CMU Serif Roman"/>
-          </w:rPr>
-          <w:t xml:space="preserve">In terms of changes in composition through time, our results show that there is a constant group of bacterial components that consistently appear across all time periods (Fig. 4) and sites (Fig. SX), probably defining the species’ core microbiome and including ASVs in the genus Lactobacillus, </w:t>
-        </w:r>
-        <w:proofErr w:type="spellStart"/>
-        <w:r>
-          <w:rPr>
-            <w:rFonts w:ascii="CMU Serif Roman" w:hAnsi="CMU Serif Roman" w:cs="CMU Serif Roman"/>
-          </w:rPr>
-          <w:t>Gilliamella</w:t>
-        </w:r>
-        <w:proofErr w:type="spellEnd"/>
-        <w:r>
-          <w:rPr>
-            <w:rFonts w:ascii="CMU Serif Roman" w:hAnsi="CMU Serif Roman" w:cs="CMU Serif Roman"/>
-          </w:rPr>
-          <w:t xml:space="preserve">, </w:t>
-        </w:r>
-        <w:proofErr w:type="spellStart"/>
-        <w:r>
-          <w:rPr>
-            <w:rFonts w:ascii="CMU Serif Roman" w:hAnsi="CMU Serif Roman" w:cs="CMU Serif Roman"/>
-          </w:rPr>
-          <w:t>Snodgrassella</w:t>
-        </w:r>
-        <w:proofErr w:type="spellEnd"/>
-        <w:r>
-          <w:rPr>
-            <w:rFonts w:ascii="CMU Serif Roman" w:hAnsi="CMU Serif Roman" w:cs="CMU Serif Roman"/>
-          </w:rPr>
-          <w:t xml:space="preserve"> and </w:t>
-        </w:r>
-        <w:proofErr w:type="spellStart"/>
-        <w:r>
-          <w:rPr>
-            <w:rFonts w:ascii="CMU Serif Roman" w:hAnsi="CMU Serif Roman" w:cs="CMU Serif Roman"/>
-          </w:rPr>
-          <w:t>Bombiscardovia</w:t>
-        </w:r>
-        <w:proofErr w:type="spellEnd"/>
-        <w:r>
-          <w:rPr>
-            <w:rFonts w:ascii="CMU Serif Roman" w:hAnsi="CMU Serif Roman" w:cs="CMU Serif Roman"/>
-          </w:rPr>
-          <w:t xml:space="preserve">. We also find that towards the end of the sampling season, this core microbiome becomes complemented by other species belonging to genus like Pseudomonas, Bacillus, </w:t>
-        </w:r>
-        <w:proofErr w:type="spellStart"/>
-        <w:r>
-          <w:rPr>
-            <w:rFonts w:ascii="CMU Serif Roman" w:hAnsi="CMU Serif Roman" w:cs="CMU Serif Roman"/>
-          </w:rPr>
-          <w:t>Commensalibacter</w:t>
-        </w:r>
-        <w:proofErr w:type="spellEnd"/>
-        <w:r>
-          <w:rPr>
-            <w:rFonts w:ascii="CMU Serif Roman" w:hAnsi="CMU Serif Roman" w:cs="CMU Serif Roman"/>
-          </w:rPr>
-          <w:t xml:space="preserve"> or </w:t>
-        </w:r>
-        <w:proofErr w:type="spellStart"/>
-        <w:r>
-          <w:rPr>
-            <w:rFonts w:ascii="CMU Serif Roman" w:hAnsi="CMU Serif Roman" w:cs="CMU Serif Roman"/>
-          </w:rPr>
-          <w:t>Apibacter</w:t>
-        </w:r>
-        <w:proofErr w:type="spellEnd"/>
-        <w:r>
-          <w:rPr>
-            <w:rFonts w:ascii="CMU Serif Roman" w:hAnsi="CMU Serif Roman" w:cs="CMU Serif Roman"/>
-          </w:rPr>
-          <w:t xml:space="preserve">. </w:t>
-        </w:r>
-      </w:ins>
+        <w:jc w:val="both"/>
+        <w:rPr>
+          <w:rFonts w:ascii="CMU Serif Roman" w:hAnsi="CMU Serif Roman" w:cs="CMU Serif Roman"/>
+        </w:rPr>
+      </w:pPr>
+      <w:r>
+        <w:rPr>
+          <w:rFonts w:ascii="CMU Serif Roman" w:hAnsi="CMU Serif Roman" w:cs="CMU Serif Roman"/>
+        </w:rPr>
+        <w:t xml:space="preserve">In terms of changes in composition through time, our results show that there is a constant group of bacterial components that consistently appear across all time periods (Fig. 4) and sites (Fig. SX), probably defining the species’ core microbiome and including ASVs </w:t>
+      </w:r>
+      <w:r>
+        <w:rPr>
+          <w:rFonts w:ascii="CMU Serif Roman" w:hAnsi="CMU Serif Roman" w:cs="CMU Serif Roman"/>
+        </w:rPr>
+        <w:lastRenderedPageBreak/>
+        <w:t xml:space="preserve">in the genus Lactobacillus, </w:t>
+      </w:r>
+      <w:proofErr w:type="spellStart"/>
+      <w:r>
+        <w:rPr>
+          <w:rFonts w:ascii="CMU Serif Roman" w:hAnsi="CMU Serif Roman" w:cs="CMU Serif Roman"/>
+        </w:rPr>
+        <w:t>Gilliamella</w:t>
+      </w:r>
+      <w:proofErr w:type="spellEnd"/>
+      <w:r>
+        <w:rPr>
+          <w:rFonts w:ascii="CMU Serif Roman" w:hAnsi="CMU Serif Roman" w:cs="CMU Serif Roman"/>
+        </w:rPr>
+        <w:t xml:space="preserve">, </w:t>
+      </w:r>
+      <w:proofErr w:type="spellStart"/>
+      <w:r>
+        <w:rPr>
+          <w:rFonts w:ascii="CMU Serif Roman" w:hAnsi="CMU Serif Roman" w:cs="CMU Serif Roman"/>
+        </w:rPr>
+        <w:t>Snodgrassella</w:t>
+      </w:r>
+      <w:proofErr w:type="spellEnd"/>
+      <w:r>
+        <w:rPr>
+          <w:rFonts w:ascii="CMU Serif Roman" w:hAnsi="CMU Serif Roman" w:cs="CMU Serif Roman"/>
+        </w:rPr>
+        <w:t xml:space="preserve"> and </w:t>
+      </w:r>
+      <w:proofErr w:type="spellStart"/>
+      <w:r>
+        <w:rPr>
+          <w:rFonts w:ascii="CMU Serif Roman" w:hAnsi="CMU Serif Roman" w:cs="CMU Serif Roman"/>
+        </w:rPr>
+        <w:t>Bombiscardovia</w:t>
+      </w:r>
+      <w:proofErr w:type="spellEnd"/>
+      <w:r>
+        <w:rPr>
+          <w:rFonts w:ascii="CMU Serif Roman" w:hAnsi="CMU Serif Roman" w:cs="CMU Serif Roman"/>
+        </w:rPr>
+        <w:t xml:space="preserve">. We also find that towards the end of the sampling season, this core microbiome becomes complemented by other species belonging to genus like Pseudomonas, Bacillus, </w:t>
+      </w:r>
+      <w:proofErr w:type="spellStart"/>
+      <w:r>
+        <w:rPr>
+          <w:rFonts w:ascii="CMU Serif Roman" w:hAnsi="CMU Serif Roman" w:cs="CMU Serif Roman"/>
+        </w:rPr>
+        <w:t>Commensalibacter</w:t>
+      </w:r>
+      <w:proofErr w:type="spellEnd"/>
+      <w:r>
+        <w:rPr>
+          <w:rFonts w:ascii="CMU Serif Roman" w:hAnsi="CMU Serif Roman" w:cs="CMU Serif Roman"/>
+        </w:rPr>
+        <w:t xml:space="preserve"> or </w:t>
+      </w:r>
+      <w:proofErr w:type="spellStart"/>
+      <w:r>
+        <w:rPr>
+          <w:rFonts w:ascii="CMU Serif Roman" w:hAnsi="CMU Serif Roman" w:cs="CMU Serif Roman"/>
+        </w:rPr>
+        <w:t>Apibacter</w:t>
+      </w:r>
+      <w:proofErr w:type="spellEnd"/>
+      <w:r>
+        <w:rPr>
+          <w:rFonts w:ascii="CMU Serif Roman" w:hAnsi="CMU Serif Roman" w:cs="CMU Serif Roman"/>
+        </w:rPr>
+        <w:t xml:space="preserve">. </w:t>
+      </w:r>
     </w:p>
     <w:p>
       <w:pPr>
         <w:pStyle w:val="BodyText"/>
-        <w:rPr>
-          <w:ins w:id="58" w:author="Ainhoa Magrach" w:date="2025-05-08T15:26:00Z" w16du:dateUtc="2025-05-08T13:26:00Z"/>
-          <w:rFonts w:ascii="CMU Serif Roman" w:hAnsi="CMU Serif Roman" w:cs="CMU Serif Roman"/>
-        </w:rPr>
-      </w:pPr>
-      <w:ins w:id="59" w:author="Ainhoa Magrach" w:date="2025-05-08T15:26:00Z" w16du:dateUtc="2025-05-08T13:26:00Z">
-        <w:r>
-          <w:rPr>
-            <w:rFonts w:ascii="CMU Serif Roman" w:hAnsi="CMU Serif Roman" w:cs="CMU Serif Roman"/>
-          </w:rPr>
-          <w:t xml:space="preserve">Our analysis of how the composition of the bacterial community changes through time shows a distinct grouping across the different time periods, with </w:t>
-        </w:r>
-        <w:proofErr w:type="gramStart"/>
-        <w:r>
-          <w:rPr>
-            <w:rFonts w:ascii="CMU Serif Roman" w:hAnsi="CMU Serif Roman" w:cs="CMU Serif Roman"/>
-          </w:rPr>
-          <w:t>particular differences</w:t>
-        </w:r>
-        <w:proofErr w:type="gramEnd"/>
-        <w:r>
-          <w:rPr>
-            <w:rFonts w:ascii="CMU Serif Roman" w:hAnsi="CMU Serif Roman" w:cs="CMU Serif Roman"/>
-          </w:rPr>
-          <w:t xml:space="preserve"> found between the earlier (dark blue) and later (yellow) time periods in their bacterial composition (Fig. 5). </w:t>
-        </w:r>
-      </w:ins>
+        <w:jc w:val="both"/>
+        <w:rPr>
+          <w:rFonts w:ascii="CMU Serif Roman" w:hAnsi="CMU Serif Roman" w:cs="CMU Serif Roman"/>
+        </w:rPr>
+      </w:pPr>
+      <w:r>
+        <w:rPr>
+          <w:rFonts w:ascii="CMU Serif Roman" w:hAnsi="CMU Serif Roman" w:cs="CMU Serif Roman"/>
+        </w:rPr>
+        <w:t xml:space="preserve">Our analysis of how the composition of the bacterial community changes through time shows a distinct grouping across the different time periods, with </w:t>
+      </w:r>
+      <w:proofErr w:type="gramStart"/>
+      <w:r>
+        <w:rPr>
+          <w:rFonts w:ascii="CMU Serif Roman" w:hAnsi="CMU Serif Roman" w:cs="CMU Serif Roman"/>
+        </w:rPr>
+        <w:t>particular differences</w:t>
+      </w:r>
+      <w:proofErr w:type="gramEnd"/>
+      <w:r>
+        <w:rPr>
+          <w:rFonts w:ascii="CMU Serif Roman" w:hAnsi="CMU Serif Roman" w:cs="CMU Serif Roman"/>
+        </w:rPr>
+        <w:t xml:space="preserve"> found between the earlier (dark blue) and later (yellow) time periods in their bacterial composition (Fig. 5). </w:t>
+      </w:r>
     </w:p>
     <w:p>
       <w:pPr>
         <w:pStyle w:val="BodyText"/>
-        <w:rPr>
-          <w:ins w:id="60" w:author="Ainhoa Magrach" w:date="2025-05-08T15:26:00Z" w16du:dateUtc="2025-05-08T13:26:00Z"/>
-          <w:rFonts w:ascii="CMU Serif Roman" w:hAnsi="CMU Serif Roman" w:cs="CMU Serif Roman"/>
-        </w:rPr>
-      </w:pPr>
-      <w:ins w:id="61" w:author="Ainhoa Magrach" w:date="2025-05-08T15:26:00Z" w16du:dateUtc="2025-05-08T13:26:00Z">
-        <w:r>
-          <w:rPr>
-            <w:rFonts w:ascii="CMU Serif Roman" w:hAnsi="CMU Serif Roman" w:cs="CMU Serif Roman"/>
-          </w:rPr>
-          <w:t>Our analysis of fungal communities…</w:t>
-        </w:r>
-      </w:ins>
+        <w:jc w:val="both"/>
+        <w:rPr>
+          <w:rFonts w:ascii="CMU Serif Roman" w:hAnsi="CMU Serif Roman" w:cs="CMU Serif Roman"/>
+        </w:rPr>
+      </w:pPr>
+      <w:r>
+        <w:rPr>
+          <w:rFonts w:ascii="CMU Serif Roman" w:hAnsi="CMU Serif Roman" w:cs="CMU Serif Roman"/>
+        </w:rPr>
+        <w:t>Our analysis of fungal communities…</w:t>
+      </w:r>
     </w:p>
     <w:p>
       <w:pPr>
         <w:pStyle w:val="BodyText"/>
         <w:rPr>
-          <w:ins w:id="62" w:author="Ainhoa Magrach" w:date="2025-05-08T15:26:00Z" w16du:dateUtc="2025-05-08T13:26:00Z"/>
+          <w:ins w:id="15" w:author="Ainhoa Magrach" w:date="2025-05-08T15:26:00Z" w16du:dateUtc="2025-05-08T13:26:00Z"/>
           <w:rFonts w:ascii="CMU Serif Roman" w:hAnsi="CMU Serif Roman" w:cs="CMU Serif Roman"/>
         </w:rPr>
       </w:pPr>
@@ -1352,7 +1525,7 @@
       <w:pPr>
         <w:pStyle w:val="BodyText"/>
         <w:rPr>
-          <w:ins w:id="63" w:author="Ainhoa Magrach" w:date="2025-05-08T15:25:00Z" w16du:dateUtc="2025-05-08T13:25:00Z"/>
+          <w:ins w:id="16" w:author="Ainhoa Magrach" w:date="2025-05-08T15:25:00Z" w16du:dateUtc="2025-05-08T13:25:00Z"/>
           <w:rFonts w:ascii="CMU Serif Roman" w:hAnsi="CMU Serif Roman" w:cs="CMU Serif Roman"/>
         </w:rPr>
       </w:pPr>
@@ -1361,7 +1534,7 @@
       <w:pPr>
         <w:pStyle w:val="BodyText"/>
         <w:rPr>
-          <w:ins w:id="64" w:author="Ainhoa Magrach" w:date="2025-05-08T15:25:00Z" w16du:dateUtc="2025-05-08T13:25:00Z"/>
+          <w:ins w:id="17" w:author="Ainhoa Magrach" w:date="2025-05-08T15:25:00Z" w16du:dateUtc="2025-05-08T13:25:00Z"/>
           <w:rFonts w:ascii="CMU Serif Roman" w:hAnsi="CMU Serif Roman" w:cs="CMU Serif Roman"/>
         </w:rPr>
       </w:pPr>
@@ -1370,7 +1543,7 @@
       <w:pPr>
         <w:pStyle w:val="BodyText"/>
         <w:rPr>
-          <w:ins w:id="65" w:author="Ainhoa Magrach" w:date="2025-05-08T15:25:00Z" w16du:dateUtc="2025-05-08T13:25:00Z"/>
+          <w:ins w:id="18" w:author="Ainhoa Magrach" w:date="2025-05-08T15:25:00Z" w16du:dateUtc="2025-05-08T13:25:00Z"/>
           <w:rFonts w:ascii="CMU Serif Roman" w:hAnsi="CMU Serif Roman" w:cs="CMU Serif Roman"/>
         </w:rPr>
       </w:pPr>
@@ -1379,7 +1552,7 @@
       <w:pPr>
         <w:pStyle w:val="BodyText"/>
         <w:rPr>
-          <w:ins w:id="66" w:author="Ainhoa Magrach" w:date="2025-04-07T13:21:00Z" w16du:dateUtc="2025-04-07T11:21:00Z"/>
+          <w:ins w:id="19" w:author="Ainhoa Magrach" w:date="2025-04-07T13:21:00Z" w16du:dateUtc="2025-04-07T11:21:00Z"/>
           <w:rFonts w:ascii="CMU Serif Roman" w:hAnsi="CMU Serif Roman" w:cs="CMU Serif Roman"/>
         </w:rPr>
       </w:pPr>
@@ -1390,18 +1563,19 @@
         <w:rPr>
           <w:rFonts w:ascii="CMU Serif Roman" w:hAnsi="CMU Serif Roman" w:cs="CMU Serif Roman"/>
         </w:rPr>
-        <w:pPrChange w:id="67" w:author="Ainhoa Magrach" w:date="2025-04-07T13:14:00Z" w16du:dateUtc="2025-04-07T11:14:00Z">
+        <w:pPrChange w:id="20" w:author="Ainhoa Magrach" w:date="2025-04-07T13:14:00Z" w16du:dateUtc="2025-04-07T11:14:00Z">
           <w:pPr>
             <w:pStyle w:val="FirstParagraph"/>
             <w:jc w:val="both"/>
           </w:pPr>
         </w:pPrChange>
       </w:pPr>
-      <w:ins w:id="68" w:author="Ainhoa Magrach" w:date="2025-04-07T13:21:00Z" w16du:dateUtc="2025-04-07T11:21:00Z">
+      <w:ins w:id="21" w:author="Ainhoa Magrach" w:date="2025-04-07T13:21:00Z" w16du:dateUtc="2025-04-07T11:21:00Z">
         <w:r>
           <w:rPr>
             <w:noProof/>
           </w:rPr>
+          <w:lastRenderedPageBreak/>
           <w:drawing>
             <wp:inline distT="0" distB="0" distL="0" distR="0" wp14:anchorId="4A111D46" wp14:editId="25468B46">
               <wp:extent cx="5943600" cy="5900420"/>
@@ -1463,7 +1637,7 @@
       <w:pPr>
         <w:pStyle w:val="BodyText"/>
         <w:rPr>
-          <w:del w:id="69" w:author="Ainhoa Magrach" w:date="2025-05-08T15:25:00Z" w16du:dateUtc="2025-05-08T13:25:00Z"/>
+          <w:del w:id="22" w:author="Ainhoa Magrach" w:date="2025-05-08T15:25:00Z" w16du:dateUtc="2025-05-08T13:25:00Z"/>
         </w:rPr>
       </w:pPr>
     </w:p>
@@ -1471,11 +1645,11 @@
       <w:pPr>
         <w:pStyle w:val="BodyText"/>
         <w:rPr>
-          <w:del w:id="70" w:author="Ainhoa Magrach" w:date="2025-05-08T15:25:00Z" w16du:dateUtc="2025-05-08T13:25:00Z"/>
-          <w:rFonts w:ascii="CMU Serif Roman" w:hAnsi="CMU Serif Roman" w:cs="CMU Serif Roman"/>
-          <w:rPrChange w:id="71" w:author="Ainhoa Magrach" w:date="2025-04-07T13:21:00Z" w16du:dateUtc="2025-04-07T11:21:00Z">
+          <w:del w:id="23" w:author="Ainhoa Magrach" w:date="2025-05-08T15:25:00Z" w16du:dateUtc="2025-05-08T13:25:00Z"/>
+          <w:rFonts w:ascii="CMU Serif Roman" w:hAnsi="CMU Serif Roman" w:cs="CMU Serif Roman"/>
+          <w:rPrChange w:id="24" w:author="Ainhoa Magrach" w:date="2025-04-07T13:21:00Z" w16du:dateUtc="2025-04-07T11:21:00Z">
             <w:rPr>
-              <w:del w:id="72" w:author="Ainhoa Magrach" w:date="2025-05-08T15:25:00Z" w16du:dateUtc="2025-05-08T13:25:00Z"/>
+              <w:del w:id="25" w:author="Ainhoa Magrach" w:date="2025-05-08T15:25:00Z" w16du:dateUtc="2025-05-08T13:25:00Z"/>
             </w:rPr>
           </w:rPrChange>
         </w:rPr>
@@ -1485,7 +1659,7 @@
       <w:pPr>
         <w:pStyle w:val="BodyText"/>
         <w:rPr>
-          <w:ins w:id="73" w:author="Ainhoa Magrach" w:date="2025-04-07T12:42:00Z" w16du:dateUtc="2025-04-07T10:42:00Z"/>
+          <w:ins w:id="26" w:author="Ainhoa Magrach" w:date="2025-04-07T12:42:00Z" w16du:dateUtc="2025-04-07T10:42:00Z"/>
         </w:rPr>
       </w:pPr>
     </w:p>
@@ -1493,10 +1667,10 @@
       <w:pPr>
         <w:pStyle w:val="BodyText"/>
         <w:rPr>
-          <w:ins w:id="74" w:author="Ainhoa Magrach" w:date="2025-04-07T13:22:00Z" w16du:dateUtc="2025-04-07T11:22:00Z"/>
-        </w:rPr>
-      </w:pPr>
-      <w:ins w:id="75" w:author="Ainhoa Magrach" w:date="2025-04-07T12:42:00Z">
+          <w:ins w:id="27" w:author="Ainhoa Magrach" w:date="2025-04-07T13:22:00Z" w16du:dateUtc="2025-04-07T11:22:00Z"/>
+        </w:rPr>
+      </w:pPr>
+      <w:ins w:id="28" w:author="Ainhoa Magrach" w:date="2025-04-07T12:42:00Z">
         <w:r>
           <w:rPr>
             <w:noProof/>
@@ -1558,10 +1732,10 @@
       <w:pPr>
         <w:pStyle w:val="BodyText"/>
         <w:rPr>
-          <w:ins w:id="76" w:author="Ainhoa Magrach" w:date="2025-04-07T12:43:00Z" w16du:dateUtc="2025-04-07T10:43:00Z"/>
-        </w:rPr>
-      </w:pPr>
-      <w:ins w:id="77" w:author="Ainhoa Magrach" w:date="2025-04-07T12:43:00Z">
+          <w:ins w:id="29" w:author="Ainhoa Magrach" w:date="2025-04-07T12:43:00Z" w16du:dateUtc="2025-04-07T10:43:00Z"/>
+        </w:rPr>
+      </w:pPr>
+      <w:ins w:id="30" w:author="Ainhoa Magrach" w:date="2025-04-07T12:43:00Z">
         <w:r>
           <w:rPr>
             <w:noProof/>
@@ -1623,10 +1797,10 @@
       <w:pPr>
         <w:pStyle w:val="BodyText"/>
         <w:rPr>
-          <w:ins w:id="78" w:author="Ainhoa Magrach" w:date="2025-04-07T13:24:00Z" w16du:dateUtc="2025-04-07T11:24:00Z"/>
-        </w:rPr>
-      </w:pPr>
-      <w:ins w:id="79" w:author="Ainhoa Magrach" w:date="2025-04-07T13:24:00Z">
+          <w:ins w:id="31" w:author="Ainhoa Magrach" w:date="2025-04-07T13:24:00Z" w16du:dateUtc="2025-04-07T11:24:00Z"/>
+        </w:rPr>
+      </w:pPr>
+      <w:ins w:id="32" w:author="Ainhoa Magrach" w:date="2025-04-07T13:24:00Z">
         <w:r>
           <w:rPr>
             <w:noProof/>
@@ -1688,11 +1862,11 @@
       <w:pPr>
         <w:pStyle w:val="BodyText"/>
         <w:rPr>
-          <w:ins w:id="80" w:author="Ainhoa Magrach" w:date="2025-04-07T13:29:00Z" w16du:dateUtc="2025-04-07T11:29:00Z"/>
-          <w:rFonts w:ascii="CMU Serif Roman" w:hAnsi="CMU Serif Roman" w:cs="CMU Serif Roman"/>
-        </w:rPr>
-      </w:pPr>
-      <w:ins w:id="81" w:author="Ainhoa Magrach" w:date="2025-04-07T13:28:00Z" w16du:dateUtc="2025-04-07T11:28:00Z">
+          <w:ins w:id="33" w:author="Ainhoa Magrach" w:date="2025-04-07T13:29:00Z" w16du:dateUtc="2025-04-07T11:29:00Z"/>
+          <w:rFonts w:ascii="CMU Serif Roman" w:hAnsi="CMU Serif Roman" w:cs="CMU Serif Roman"/>
+        </w:rPr>
+      </w:pPr>
+      <w:ins w:id="34" w:author="Ainhoa Magrach" w:date="2025-04-07T13:28:00Z" w16du:dateUtc="2025-04-07T11:28:00Z">
         <w:r>
           <w:rPr>
             <w:noProof/>
@@ -1754,10 +1928,10 @@
       <w:pPr>
         <w:pStyle w:val="BodyText"/>
         <w:rPr>
-          <w:ins w:id="82" w:author="Ainhoa Magrach" w:date="2025-04-07T12:44:00Z" w16du:dateUtc="2025-04-07T10:44:00Z"/>
-        </w:rPr>
-      </w:pPr>
-      <w:ins w:id="83" w:author="Ainhoa Magrach" w:date="2025-04-07T12:44:00Z">
+          <w:ins w:id="35" w:author="Ainhoa Magrach" w:date="2025-04-07T12:44:00Z" w16du:dateUtc="2025-04-07T10:44:00Z"/>
+        </w:rPr>
+      </w:pPr>
+      <w:ins w:id="36" w:author="Ainhoa Magrach" w:date="2025-04-07T12:44:00Z">
         <w:r>
           <w:rPr>
             <w:noProof/>
@@ -1825,13 +1999,13 @@
         <w:pStyle w:val="Heading2"/>
         <w:jc w:val="both"/>
         <w:rPr>
-          <w:ins w:id="84" w:author="Ainhoa Magrach" w:date="2025-05-07T13:58:00Z" w16du:dateUtc="2025-05-07T11:58:00Z"/>
+          <w:ins w:id="37" w:author="Ainhoa Magrach" w:date="2025-05-07T13:58:00Z" w16du:dateUtc="2025-05-07T11:58:00Z"/>
           <w:rFonts w:ascii="CMU Serif Roman" w:hAnsi="CMU Serif Roman" w:cs="CMU Serif Roman"/>
           <w:lang w:val="es-ES"/>
         </w:rPr>
       </w:pPr>
-      <w:bookmarkStart w:id="85" w:name="discussion"/>
-      <w:bookmarkEnd w:id="41"/>
+      <w:bookmarkStart w:id="38" w:name="discussion"/>
+      <w:bookmarkEnd w:id="14"/>
       <w:proofErr w:type="spellStart"/>
       <w:r>
         <w:rPr>
@@ -1847,63 +2021,59 @@
         <w:pStyle w:val="BodyText"/>
         <w:jc w:val="both"/>
         <w:rPr>
-          <w:ins w:id="86" w:author="Ainhoa Magrach" w:date="2025-05-08T15:13:00Z" w16du:dateUtc="2025-05-08T13:13:00Z"/>
-          <w:rFonts w:ascii="CMU Serif Roman" w:hAnsi="CMU Serif Roman" w:cs="CMU Serif Roman"/>
-        </w:rPr>
-        <w:pPrChange w:id="87" w:author="Ainhoa Magrach" w:date="2025-05-08T15:15:00Z" w16du:dateUtc="2025-05-08T13:15:00Z">
+          <w:rFonts w:ascii="CMU Serif Roman" w:hAnsi="CMU Serif Roman" w:cs="CMU Serif Roman"/>
+        </w:rPr>
+        <w:pPrChange w:id="39" w:author="Ainhoa Magrach" w:date="2025-05-08T15:15:00Z" w16du:dateUtc="2025-05-08T13:15:00Z">
           <w:pPr>
             <w:pStyle w:val="BodyText"/>
           </w:pPr>
         </w:pPrChange>
       </w:pPr>
-      <w:ins w:id="88" w:author="Ainhoa Magrach" w:date="2025-05-07T13:58:00Z" w16du:dateUtc="2025-05-07T11:58:00Z">
-        <w:r>
-          <w:rPr>
-            <w:rFonts w:ascii="CMU Serif Roman" w:hAnsi="CMU Serif Roman" w:cs="CMU Serif Roman"/>
-            <w:rPrChange w:id="89" w:author="Ainhoa Magrach" w:date="2025-05-07T13:58:00Z" w16du:dateUtc="2025-05-07T11:58:00Z">
-              <w:rPr>
-                <w:rFonts w:ascii="CMU Serif Roman" w:hAnsi="CMU Serif Roman" w:cs="CMU Serif Roman"/>
-                <w:lang w:val="es-ES"/>
-              </w:rPr>
-            </w:rPrChange>
-          </w:rPr>
-          <w:t xml:space="preserve">Our </w:t>
-        </w:r>
-        <w:r>
-          <w:rPr>
-            <w:rFonts w:ascii="CMU Serif Roman" w:hAnsi="CMU Serif Roman" w:cs="CMU Serif Roman"/>
-          </w:rPr>
-          <w:t>analysis</w:t>
-        </w:r>
-        <w:r>
-          <w:rPr>
-            <w:rFonts w:ascii="CMU Serif Roman" w:hAnsi="CMU Serif Roman" w:cs="CMU Serif Roman"/>
-            <w:rPrChange w:id="90" w:author="Ainhoa Magrach" w:date="2025-05-07T13:58:00Z" w16du:dateUtc="2025-05-07T11:58:00Z">
-              <w:rPr>
-                <w:rFonts w:ascii="CMU Serif Roman" w:hAnsi="CMU Serif Roman" w:cs="CMU Serif Roman"/>
-                <w:lang w:val="es-ES"/>
-              </w:rPr>
-            </w:rPrChange>
-          </w:rPr>
-          <w:t xml:space="preserve"> of the mi</w:t>
-        </w:r>
-        <w:r>
-          <w:rPr>
-            <w:rFonts w:ascii="CMU Serif Roman" w:hAnsi="CMU Serif Roman" w:cs="CMU Serif Roman"/>
-          </w:rPr>
-          <w:t xml:space="preserve">crobial composition of wild bumblebee guts shows that </w:t>
-        </w:r>
-      </w:ins>
+      <w:r>
+        <w:rPr>
+          <w:rFonts w:ascii="CMU Serif Roman" w:hAnsi="CMU Serif Roman" w:cs="CMU Serif Roman"/>
+          <w:rPrChange w:id="40" w:author="Ainhoa Magrach" w:date="2025-05-07T13:58:00Z" w16du:dateUtc="2025-05-07T11:58:00Z">
+            <w:rPr>
+              <w:rFonts w:ascii="CMU Serif Roman" w:hAnsi="CMU Serif Roman" w:cs="CMU Serif Roman"/>
+              <w:lang w:val="es-ES"/>
+            </w:rPr>
+          </w:rPrChange>
+        </w:rPr>
+        <w:t xml:space="preserve">Our </w:t>
+      </w:r>
+      <w:r>
+        <w:rPr>
+          <w:rFonts w:ascii="CMU Serif Roman" w:hAnsi="CMU Serif Roman" w:cs="CMU Serif Roman"/>
+        </w:rPr>
+        <w:t>analysis</w:t>
+      </w:r>
+      <w:r>
+        <w:rPr>
+          <w:rFonts w:ascii="CMU Serif Roman" w:hAnsi="CMU Serif Roman" w:cs="CMU Serif Roman"/>
+          <w:rPrChange w:id="41" w:author="Ainhoa Magrach" w:date="2025-05-07T13:58:00Z" w16du:dateUtc="2025-05-07T11:58:00Z">
+            <w:rPr>
+              <w:rFonts w:ascii="CMU Serif Roman" w:hAnsi="CMU Serif Roman" w:cs="CMU Serif Roman"/>
+              <w:lang w:val="es-ES"/>
+            </w:rPr>
+          </w:rPrChange>
+        </w:rPr>
+        <w:t xml:space="preserve"> of the mi</w:t>
+      </w:r>
+      <w:r>
+        <w:rPr>
+          <w:rFonts w:ascii="CMU Serif Roman" w:hAnsi="CMU Serif Roman" w:cs="CMU Serif Roman"/>
+        </w:rPr>
+        <w:t xml:space="preserve">crobial composition of wild bumblebee guts shows that </w:t>
+      </w:r>
     </w:p>
     <w:p>
       <w:pPr>
         <w:pStyle w:val="BodyText"/>
         <w:jc w:val="both"/>
         <w:rPr>
-          <w:ins w:id="91" w:author="Ainhoa Magrach" w:date="2025-05-08T15:13:00Z" w16du:dateUtc="2025-05-08T13:13:00Z"/>
-          <w:rFonts w:ascii="CMU Serif Roman" w:hAnsi="CMU Serif Roman" w:cs="CMU Serif Roman"/>
-        </w:rPr>
-        <w:pPrChange w:id="92" w:author="Ainhoa Magrach" w:date="2025-05-08T15:15:00Z" w16du:dateUtc="2025-05-08T13:15:00Z">
+          <w:rFonts w:ascii="CMU Serif Roman" w:hAnsi="CMU Serif Roman" w:cs="CMU Serif Roman"/>
+        </w:rPr>
+        <w:pPrChange w:id="42" w:author="Ainhoa Magrach" w:date="2025-05-08T15:15:00Z" w16du:dateUtc="2025-05-08T13:15:00Z">
           <w:pPr>
             <w:pStyle w:val="BodyText"/>
           </w:pPr>
@@ -1915,653 +2085,568 @@
         <w:pStyle w:val="BodyText"/>
         <w:jc w:val="both"/>
         <w:rPr>
-          <w:ins w:id="93" w:author="Ainhoa Magrach" w:date="2025-05-08T15:27:00Z" w16du:dateUtc="2025-05-08T13:27:00Z"/>
           <w:rFonts w:ascii="CMU Serif Roman" w:hAnsi="CMU Serif Roman" w:cs="CMU Serif Roman"/>
         </w:rPr>
       </w:pPr>
       <w:proofErr w:type="gramStart"/>
-      <w:ins w:id="94" w:author="Ainhoa Magrach" w:date="2025-05-08T15:13:00Z" w16du:dateUtc="2025-05-08T13:13:00Z">
-        <w:r>
-          <w:rPr>
-            <w:rFonts w:ascii="CMU Serif Roman" w:hAnsi="CMU Serif Roman" w:cs="CMU Serif Roman"/>
-          </w:rPr>
-          <w:t>Similar to</w:t>
-        </w:r>
-        <w:proofErr w:type="gramEnd"/>
-        <w:r>
-          <w:rPr>
-            <w:rFonts w:ascii="CMU Serif Roman" w:hAnsi="CMU Serif Roman" w:cs="CMU Serif Roman"/>
-          </w:rPr>
-          <w:t xml:space="preserve"> other previous</w:t>
-        </w:r>
-      </w:ins>
-      <w:ins w:id="95" w:author="Ainhoa Magrach" w:date="2025-05-08T15:14:00Z" w16du:dateUtc="2025-05-08T13:14:00Z">
-        <w:r>
-          <w:rPr>
-            <w:rFonts w:ascii="CMU Serif Roman" w:hAnsi="CMU Serif Roman" w:cs="CMU Serif Roman"/>
-          </w:rPr>
-          <w:t xml:space="preserve"> research looking at the composition of gut microbiomes in other bumblebee species, we find large differences throughout the flowering season</w:t>
-        </w:r>
-      </w:ins>
-      <w:ins w:id="96" w:author="Ainhoa Magrach" w:date="2025-05-08T15:15:00Z" w16du:dateUtc="2025-05-08T13:15:00Z">
-        <w:r>
-          <w:rPr>
-            <w:rFonts w:ascii="CMU Serif Roman" w:hAnsi="CMU Serif Roman" w:cs="CMU Serif Roman"/>
-          </w:rPr>
-          <w:t xml:space="preserve"> (REF)</w:t>
-        </w:r>
-      </w:ins>
-      <w:ins w:id="97" w:author="Ainhoa Magrach" w:date="2025-05-08T15:14:00Z" w16du:dateUtc="2025-05-08T13:14:00Z">
-        <w:r>
-          <w:rPr>
-            <w:rFonts w:ascii="CMU Serif Roman" w:hAnsi="CMU Serif Roman" w:cs="CMU Serif Roman"/>
-          </w:rPr>
-          <w:t xml:space="preserve">. </w:t>
-        </w:r>
-      </w:ins>
-      <w:ins w:id="98" w:author="Ainhoa Magrach" w:date="2025-05-08T15:15:00Z" w16du:dateUtc="2025-05-08T13:15:00Z">
-        <w:r>
-          <w:rPr>
-            <w:rFonts w:ascii="CMU Serif Roman" w:hAnsi="CMU Serif Roman" w:cs="CMU Serif Roman"/>
-          </w:rPr>
-          <w:t>Specifically, w</w:t>
-        </w:r>
-      </w:ins>
-      <w:ins w:id="99" w:author="Ainhoa Magrach" w:date="2025-05-08T15:14:00Z" w16du:dateUtc="2025-05-08T13:14:00Z">
-        <w:r>
-          <w:rPr>
-            <w:rFonts w:ascii="CMU Serif Roman" w:hAnsi="CMU Serif Roman" w:cs="CMU Serif Roman"/>
-          </w:rPr>
-          <w:t>hile bumblebees</w:t>
-        </w:r>
-      </w:ins>
-      <w:ins w:id="100" w:author="Ainhoa Magrach" w:date="2025-05-08T15:15:00Z" w16du:dateUtc="2025-05-08T13:15:00Z">
-        <w:r>
-          <w:rPr>
-            <w:rFonts w:ascii="CMU Serif Roman" w:hAnsi="CMU Serif Roman" w:cs="CMU Serif Roman"/>
-          </w:rPr>
-          <w:t xml:space="preserve"> collected early in the season exhibit more depauperate patterns, featuri</w:t>
-        </w:r>
-      </w:ins>
-      <w:ins w:id="101" w:author="Ainhoa Magrach" w:date="2025-05-08T15:16:00Z" w16du:dateUtc="2025-05-08T13:16:00Z">
-        <w:r>
-          <w:rPr>
-            <w:rFonts w:ascii="CMU Serif Roman" w:hAnsi="CMU Serif Roman" w:cs="CMU Serif Roman"/>
-          </w:rPr>
-          <w:t xml:space="preserve">ng XX to XX ASVs, those captured </w:t>
-        </w:r>
-        <w:proofErr w:type="gramStart"/>
-        <w:r>
-          <w:rPr>
-            <w:rFonts w:ascii="CMU Serif Roman" w:hAnsi="CMU Serif Roman" w:cs="CMU Serif Roman"/>
-          </w:rPr>
-          <w:t>later on</w:t>
-        </w:r>
-        <w:proofErr w:type="gramEnd"/>
-        <w:r>
-          <w:rPr>
-            <w:rFonts w:ascii="CMU Serif Roman" w:hAnsi="CMU Serif Roman" w:cs="CMU Serif Roman"/>
-          </w:rPr>
-          <w:t xml:space="preserve"> in the season host a much more diverse microbial community (XXX to XXX). </w:t>
-        </w:r>
-      </w:ins>
-      <w:ins w:id="102" w:author="Ainhoa Magrach" w:date="2025-05-08T15:25:00Z" w16du:dateUtc="2025-05-08T13:25:00Z">
-        <w:r>
-          <w:rPr>
-            <w:rFonts w:ascii="CMU Serif Roman" w:hAnsi="CMU Serif Roman" w:cs="CMU Serif Roman"/>
-            <w:rPrChange w:id="103" w:author="Ainhoa Magrach" w:date="2025-05-08T15:25:00Z" w16du:dateUtc="2025-05-08T13:25:00Z">
-              <w:rPr>
-                <w:rFonts w:ascii="-webkit-standard" w:hAnsi="-webkit-standard"/>
-                <w:color w:val="000000"/>
-                <w:sz w:val="27"/>
-                <w:szCs w:val="27"/>
-              </w:rPr>
-            </w:rPrChange>
-          </w:rPr>
-          <w:t>This seasonal shift suggests a progressive accumulation of microbial diversity, potentially driven by increased foraging activity, exposure to diverse floral resources, and interactions with other pollinators as the season advances. These findings highlight the dynamic nature of bumblebee gut microbiomes and underscore the importance of seasonal context when assessing microbial diversity and its ecological implications.</w:t>
-        </w:r>
-      </w:ins>
+      <w:r>
+        <w:rPr>
+          <w:rFonts w:ascii="CMU Serif Roman" w:hAnsi="CMU Serif Roman" w:cs="CMU Serif Roman"/>
+        </w:rPr>
+        <w:t>Similar to</w:t>
+      </w:r>
+      <w:proofErr w:type="gramEnd"/>
+      <w:r>
+        <w:rPr>
+          <w:rFonts w:ascii="CMU Serif Roman" w:hAnsi="CMU Serif Roman" w:cs="CMU Serif Roman"/>
+        </w:rPr>
+        <w:t xml:space="preserve"> other previous research looking at the composition of gut microbiomes in other bumblebee species, we find large differences throughout the flowering season (REF). Specifically, while bumblebees collected early in the season exhibit more depauperate patterns, featuring XX to XX ASVs, those captured </w:t>
+      </w:r>
+      <w:proofErr w:type="gramStart"/>
+      <w:r>
+        <w:rPr>
+          <w:rFonts w:ascii="CMU Serif Roman" w:hAnsi="CMU Serif Roman" w:cs="CMU Serif Roman"/>
+        </w:rPr>
+        <w:t>later on</w:t>
+      </w:r>
+      <w:proofErr w:type="gramEnd"/>
+      <w:r>
+        <w:rPr>
+          <w:rFonts w:ascii="CMU Serif Roman" w:hAnsi="CMU Serif Roman" w:cs="CMU Serif Roman"/>
+        </w:rPr>
+        <w:t xml:space="preserve"> in the season host a much more diverse microbial community (XXX to XXX). </w:t>
+      </w:r>
+      <w:r>
+        <w:rPr>
+          <w:rFonts w:ascii="CMU Serif Roman" w:hAnsi="CMU Serif Roman" w:cs="CMU Serif Roman"/>
+          <w:rPrChange w:id="43" w:author="Ainhoa Magrach" w:date="2025-05-08T15:25:00Z" w16du:dateUtc="2025-05-08T13:25:00Z">
+            <w:rPr>
+              <w:rFonts w:ascii="-webkit-standard" w:hAnsi="-webkit-standard"/>
+              <w:color w:val="000000"/>
+              <w:sz w:val="27"/>
+              <w:szCs w:val="27"/>
+            </w:rPr>
+          </w:rPrChange>
+        </w:rPr>
+        <w:t>This seasonal shift suggests a progressive accumulation of microbial diversity, potentially driven by increased foraging activity, exposure to diverse floral resources, and interactions with other pollinators as the season advances. These findings highlight the dynamic nature of bumblebee gut microbiomes and underscore the importance of seasonal context when assessing microbial diversity and its ecological implications.</w:t>
+      </w:r>
     </w:p>
     <w:p>
       <w:pPr>
         <w:spacing w:before="100" w:beforeAutospacing="1" w:after="100" w:afterAutospacing="1"/>
         <w:jc w:val="both"/>
         <w:rPr>
-          <w:ins w:id="104" w:author="Ainhoa Magrach" w:date="2025-05-08T15:27:00Z" w16du:dateUtc="2025-05-08T13:27:00Z"/>
           <w:rFonts w:ascii="CMU Serif Roman" w:eastAsiaTheme="minorHAnsi" w:hAnsi="CMU Serif Roman" w:cs="CMU Serif Roman"/>
-          <w:rPrChange w:id="105" w:author="Ainhoa Magrach" w:date="2025-05-08T15:27:00Z" w16du:dateUtc="2025-05-08T13:27:00Z">
+          <w:rPrChange w:id="44" w:author="Ainhoa Magrach" w:date="2025-05-08T15:27:00Z" w16du:dateUtc="2025-05-08T13:27:00Z">
             <w:rPr>
-              <w:ins w:id="106" w:author="Ainhoa Magrach" w:date="2025-05-08T15:27:00Z" w16du:dateUtc="2025-05-08T13:27:00Z"/>
               <w:color w:val="000000"/>
             </w:rPr>
           </w:rPrChange>
         </w:rPr>
-        <w:pPrChange w:id="107" w:author="Ainhoa Magrach" w:date="2025-05-08T15:28:00Z" w16du:dateUtc="2025-05-08T13:28:00Z">
+        <w:pPrChange w:id="45" w:author="Ainhoa Magrach" w:date="2025-05-08T15:28:00Z" w16du:dateUtc="2025-05-08T13:28:00Z">
           <w:pPr>
             <w:spacing w:before="100" w:beforeAutospacing="1" w:after="100" w:afterAutospacing="1"/>
           </w:pPr>
         </w:pPrChange>
       </w:pPr>
-      <w:ins w:id="108" w:author="Ainhoa Magrach" w:date="2025-05-08T15:27:00Z" w16du:dateUtc="2025-05-08T13:27:00Z">
-        <w:r>
-          <w:rPr>
-            <w:rFonts w:ascii="CMU Serif Roman" w:eastAsiaTheme="minorHAnsi" w:hAnsi="CMU Serif Roman" w:cs="CMU Serif Roman"/>
-            <w:rPrChange w:id="109" w:author="Ainhoa Magrach" w:date="2025-05-08T15:27:00Z" w16du:dateUtc="2025-05-08T13:27:00Z">
-              <w:rPr>
-                <w:color w:val="000000"/>
-              </w:rPr>
-            </w:rPrChange>
-          </w:rPr>
-          <w:lastRenderedPageBreak/>
-          <w:t>Bumblebee guts were colonized by a diverse array of bacteria, with Gammaproteobacteria</w:t>
-        </w:r>
-      </w:ins>
-      <w:ins w:id="110" w:author="Ainhoa Magrach" w:date="2025-05-08T15:28:00Z" w16du:dateUtc="2025-05-08T13:28:00Z">
-        <w:r>
-          <w:rPr>
-            <w:rFonts w:ascii="CMU Serif Roman" w:eastAsiaTheme="minorHAnsi" w:hAnsi="CMU Serif Roman" w:cs="CMU Serif Roman"/>
-          </w:rPr>
-          <w:t xml:space="preserve"> </w:t>
-        </w:r>
-      </w:ins>
-      <w:ins w:id="111" w:author="Ainhoa Magrach" w:date="2025-05-08T15:27:00Z" w16du:dateUtc="2025-05-08T13:27:00Z">
-        <w:r>
-          <w:rPr>
-            <w:rFonts w:ascii="CMU Serif Roman" w:eastAsiaTheme="minorHAnsi" w:hAnsi="CMU Serif Roman" w:cs="CMU Serif Roman"/>
-            <w:rPrChange w:id="112" w:author="Ainhoa Magrach" w:date="2025-05-08T15:27:00Z" w16du:dateUtc="2025-05-08T13:27:00Z">
-              <w:rPr>
-                <w:color w:val="000000"/>
-              </w:rPr>
-            </w:rPrChange>
-          </w:rPr>
-          <w:t>being the most abundant, followed by Actinobacteria, Firmicutes, and Cyanobacteria. Notably, we observed a considerable proportion of unidentified bacterial taxa (</w:t>
-        </w:r>
-        <w:r>
-          <w:rPr>
-            <w:rFonts w:ascii="CMU Serif Roman" w:eastAsiaTheme="minorHAnsi" w:hAnsi="CMU Serif Roman" w:cs="CMU Serif Roman"/>
-            <w:b/>
-            <w:bCs/>
-            <w:rPrChange w:id="113" w:author="Ainhoa Magrach" w:date="2025-05-08T15:27:00Z" w16du:dateUtc="2025-05-08T13:27:00Z">
-              <w:rPr>
-                <w:rStyle w:val="Strong"/>
-                <w:color w:val="000000"/>
-              </w:rPr>
-            </w:rPrChange>
-          </w:rPr>
-          <w:t>X%</w:t>
-        </w:r>
-        <w:r>
-          <w:rPr>
-            <w:rFonts w:ascii="CMU Serif Roman" w:eastAsiaTheme="minorHAnsi" w:hAnsi="CMU Serif Roman" w:cs="CMU Serif Roman"/>
-            <w:rPrChange w:id="114" w:author="Ainhoa Magrach" w:date="2025-05-08T15:27:00Z" w16du:dateUtc="2025-05-08T13:27:00Z">
-              <w:rPr>
-                <w:color w:val="000000"/>
-              </w:rPr>
-            </w:rPrChange>
-          </w:rPr>
-          <w:t>), reflecting both the complexity of microbial communities within pollinators and potential gaps in current taxonomic databases. This underlines the importance of continued exploration and sequencing efforts to fully characterize the microbial diversity associated with bumblebees.</w:t>
-        </w:r>
-      </w:ins>
-    </w:p>
-    <w:p>
-      <w:pPr>
-        <w:spacing w:before="100" w:beforeAutospacing="1" w:after="100" w:afterAutospacing="1"/>
-        <w:jc w:val="both"/>
-        <w:rPr>
-          <w:ins w:id="115" w:author="Ainhoa Magrach" w:date="2025-05-08T15:27:00Z" w16du:dateUtc="2025-05-08T13:27:00Z"/>
+      <w:r>
+        <w:rPr>
           <w:rFonts w:ascii="CMU Serif Roman" w:eastAsiaTheme="minorHAnsi" w:hAnsi="CMU Serif Roman" w:cs="CMU Serif Roman"/>
-          <w:rPrChange w:id="116" w:author="Ainhoa Magrach" w:date="2025-05-08T15:27:00Z" w16du:dateUtc="2025-05-08T13:27:00Z">
+          <w:rPrChange w:id="46" w:author="Ainhoa Magrach" w:date="2025-05-08T15:27:00Z" w16du:dateUtc="2025-05-08T13:27:00Z">
             <w:rPr>
-              <w:ins w:id="117" w:author="Ainhoa Magrach" w:date="2025-05-08T15:27:00Z" w16du:dateUtc="2025-05-08T13:27:00Z"/>
               <w:color w:val="000000"/>
             </w:rPr>
           </w:rPrChange>
         </w:rPr>
-        <w:pPrChange w:id="118" w:author="Ainhoa Magrach" w:date="2025-05-08T15:28:00Z" w16du:dateUtc="2025-05-08T13:28:00Z">
+        <w:lastRenderedPageBreak/>
+        <w:t>Bumblebee guts were colonized by a diverse array of bacteria, with Gammaproteobacteria</w:t>
+      </w:r>
+      <w:r>
+        <w:rPr>
+          <w:rFonts w:ascii="CMU Serif Roman" w:eastAsiaTheme="minorHAnsi" w:hAnsi="CMU Serif Roman" w:cs="CMU Serif Roman"/>
+        </w:rPr>
+        <w:t xml:space="preserve"> </w:t>
+      </w:r>
+      <w:r>
+        <w:rPr>
+          <w:rFonts w:ascii="CMU Serif Roman" w:eastAsiaTheme="minorHAnsi" w:hAnsi="CMU Serif Roman" w:cs="CMU Serif Roman"/>
+          <w:rPrChange w:id="47" w:author="Ainhoa Magrach" w:date="2025-05-08T15:27:00Z" w16du:dateUtc="2025-05-08T13:27:00Z">
+            <w:rPr>
+              <w:color w:val="000000"/>
+            </w:rPr>
+          </w:rPrChange>
+        </w:rPr>
+        <w:t>being the most abundant, followed by Actinobacteria, Firmicutes, and Cyanobacteria. Notably, we observed a considerable proportion of unidentified bacterial taxa (</w:t>
+      </w:r>
+      <w:r>
+        <w:rPr>
+          <w:rFonts w:ascii="CMU Serif Roman" w:eastAsiaTheme="minorHAnsi" w:hAnsi="CMU Serif Roman" w:cs="CMU Serif Roman"/>
+          <w:b/>
+          <w:bCs/>
+          <w:rPrChange w:id="48" w:author="Ainhoa Magrach" w:date="2025-05-08T15:27:00Z" w16du:dateUtc="2025-05-08T13:27:00Z">
+            <w:rPr>
+              <w:rStyle w:val="Strong"/>
+              <w:color w:val="000000"/>
+            </w:rPr>
+          </w:rPrChange>
+        </w:rPr>
+        <w:t>X%</w:t>
+      </w:r>
+      <w:r>
+        <w:rPr>
+          <w:rFonts w:ascii="CMU Serif Roman" w:eastAsiaTheme="minorHAnsi" w:hAnsi="CMU Serif Roman" w:cs="CMU Serif Roman"/>
+          <w:rPrChange w:id="49" w:author="Ainhoa Magrach" w:date="2025-05-08T15:27:00Z" w16du:dateUtc="2025-05-08T13:27:00Z">
+            <w:rPr>
+              <w:color w:val="000000"/>
+            </w:rPr>
+          </w:rPrChange>
+        </w:rPr>
+        <w:t>), reflecting both the complexity of microbial communities within pollinators and potential gaps in current taxonomic databases. This underlines the importance of continued exploration and sequencing efforts to fully characterize the microbial diversity associated with bumblebees.</w:t>
+      </w:r>
+    </w:p>
+    <w:p>
+      <w:pPr>
+        <w:spacing w:before="100" w:beforeAutospacing="1" w:after="100" w:afterAutospacing="1"/>
+        <w:jc w:val="both"/>
+        <w:rPr>
+          <w:rFonts w:ascii="CMU Serif Roman" w:eastAsiaTheme="minorHAnsi" w:hAnsi="CMU Serif Roman" w:cs="CMU Serif Roman"/>
+          <w:rPrChange w:id="50" w:author="Ainhoa Magrach" w:date="2025-05-08T15:27:00Z" w16du:dateUtc="2025-05-08T13:27:00Z">
+            <w:rPr>
+              <w:color w:val="000000"/>
+            </w:rPr>
+          </w:rPrChange>
+        </w:rPr>
+        <w:pPrChange w:id="51" w:author="Ainhoa Magrach" w:date="2025-05-08T15:28:00Z" w16du:dateUtc="2025-05-08T13:28:00Z">
           <w:pPr>
             <w:spacing w:before="100" w:beforeAutospacing="1" w:after="100" w:afterAutospacing="1"/>
           </w:pPr>
         </w:pPrChange>
       </w:pPr>
-      <w:ins w:id="119" w:author="Ainhoa Magrach" w:date="2025-05-08T15:27:00Z" w16du:dateUtc="2025-05-08T13:27:00Z">
-        <w:r>
-          <w:rPr>
-            <w:rFonts w:ascii="CMU Serif Roman" w:eastAsiaTheme="minorHAnsi" w:hAnsi="CMU Serif Roman" w:cs="CMU Serif Roman"/>
-            <w:rPrChange w:id="120" w:author="Ainhoa Magrach" w:date="2025-05-08T15:27:00Z" w16du:dateUtc="2025-05-08T13:27:00Z">
-              <w:rPr>
-                <w:color w:val="000000"/>
-              </w:rPr>
-            </w:rPrChange>
-          </w:rPr>
-          <w:t>In terms of temporal shifts, our results indicate the persistence of a core group of bacterial taxa consistently present across all time points and sampling sites. This stable core microbiome, which includes</w:t>
-        </w:r>
-        <w:r>
-          <w:rPr>
-            <w:rFonts w:ascii="CMU Serif Roman" w:eastAsiaTheme="minorHAnsi" w:hAnsi="CMU Serif Roman" w:cs="CMU Serif Roman"/>
-            <w:rPrChange w:id="121" w:author="Ainhoa Magrach" w:date="2025-05-08T15:27:00Z" w16du:dateUtc="2025-05-08T13:27:00Z">
-              <w:rPr>
-                <w:rStyle w:val="apple-converted-space"/>
-                <w:color w:val="000000"/>
-              </w:rPr>
-            </w:rPrChange>
-          </w:rPr>
-          <w:t> </w:t>
-        </w:r>
-        <w:r>
-          <w:rPr>
-            <w:rFonts w:ascii="CMU Serif Roman" w:eastAsiaTheme="minorHAnsi" w:hAnsi="CMU Serif Roman" w:cs="CMU Serif Roman"/>
-            <w:rPrChange w:id="122" w:author="Ainhoa Magrach" w:date="2025-05-08T15:28:00Z" w16du:dateUtc="2025-05-08T13:28:00Z">
-              <w:rPr>
-                <w:rStyle w:val="Strong"/>
-                <w:color w:val="000000"/>
-              </w:rPr>
-            </w:rPrChange>
-          </w:rPr>
-          <w:t>Lactobacillus</w:t>
-        </w:r>
-        <w:r>
-          <w:rPr>
-            <w:rFonts w:ascii="CMU Serif Roman" w:eastAsiaTheme="minorHAnsi" w:hAnsi="CMU Serif Roman" w:cs="CMU Serif Roman"/>
-            <w:rPrChange w:id="123" w:author="Ainhoa Magrach" w:date="2025-05-08T15:28:00Z" w16du:dateUtc="2025-05-08T13:28:00Z">
-              <w:rPr>
-                <w:color w:val="000000"/>
-              </w:rPr>
-            </w:rPrChange>
-          </w:rPr>
-          <w:t>,</w:t>
-        </w:r>
-        <w:r>
-          <w:rPr>
-            <w:rFonts w:ascii="CMU Serif Roman" w:eastAsiaTheme="minorHAnsi" w:hAnsi="CMU Serif Roman" w:cs="CMU Serif Roman"/>
-            <w:rPrChange w:id="124" w:author="Ainhoa Magrach" w:date="2025-05-08T15:28:00Z" w16du:dateUtc="2025-05-08T13:28:00Z">
-              <w:rPr>
-                <w:rStyle w:val="apple-converted-space"/>
-                <w:color w:val="000000"/>
-              </w:rPr>
-            </w:rPrChange>
-          </w:rPr>
-          <w:t> </w:t>
-        </w:r>
-        <w:proofErr w:type="spellStart"/>
-        <w:r>
-          <w:rPr>
-            <w:rFonts w:ascii="CMU Serif Roman" w:eastAsiaTheme="minorHAnsi" w:hAnsi="CMU Serif Roman" w:cs="CMU Serif Roman"/>
-            <w:rPrChange w:id="125" w:author="Ainhoa Magrach" w:date="2025-05-08T15:28:00Z" w16du:dateUtc="2025-05-08T13:28:00Z">
-              <w:rPr>
-                <w:rStyle w:val="Strong"/>
-                <w:color w:val="000000"/>
-              </w:rPr>
-            </w:rPrChange>
-          </w:rPr>
-          <w:t>Gilliamella</w:t>
-        </w:r>
-        <w:proofErr w:type="spellEnd"/>
-        <w:r>
-          <w:rPr>
-            <w:rFonts w:ascii="CMU Serif Roman" w:eastAsiaTheme="minorHAnsi" w:hAnsi="CMU Serif Roman" w:cs="CMU Serif Roman"/>
-            <w:rPrChange w:id="126" w:author="Ainhoa Magrach" w:date="2025-05-08T15:28:00Z" w16du:dateUtc="2025-05-08T13:28:00Z">
-              <w:rPr>
-                <w:color w:val="000000"/>
-              </w:rPr>
-            </w:rPrChange>
-          </w:rPr>
-          <w:t>,</w:t>
-        </w:r>
-        <w:r>
-          <w:rPr>
-            <w:rFonts w:ascii="CMU Serif Roman" w:eastAsiaTheme="minorHAnsi" w:hAnsi="CMU Serif Roman" w:cs="CMU Serif Roman"/>
-            <w:rPrChange w:id="127" w:author="Ainhoa Magrach" w:date="2025-05-08T15:28:00Z" w16du:dateUtc="2025-05-08T13:28:00Z">
-              <w:rPr>
-                <w:rStyle w:val="apple-converted-space"/>
-                <w:color w:val="000000"/>
-              </w:rPr>
-            </w:rPrChange>
-          </w:rPr>
-          <w:t> </w:t>
-        </w:r>
-        <w:proofErr w:type="spellStart"/>
-        <w:r>
-          <w:rPr>
-            <w:rFonts w:ascii="CMU Serif Roman" w:eastAsiaTheme="minorHAnsi" w:hAnsi="CMU Serif Roman" w:cs="CMU Serif Roman"/>
-            <w:rPrChange w:id="128" w:author="Ainhoa Magrach" w:date="2025-05-08T15:28:00Z" w16du:dateUtc="2025-05-08T13:28:00Z">
-              <w:rPr>
-                <w:rStyle w:val="Strong"/>
-                <w:color w:val="000000"/>
-              </w:rPr>
-            </w:rPrChange>
-          </w:rPr>
-          <w:t>Snodgrassella</w:t>
-        </w:r>
-        <w:proofErr w:type="spellEnd"/>
-        <w:r>
-          <w:rPr>
-            <w:rFonts w:ascii="CMU Serif Roman" w:eastAsiaTheme="minorHAnsi" w:hAnsi="CMU Serif Roman" w:cs="CMU Serif Roman"/>
-            <w:rPrChange w:id="129" w:author="Ainhoa Magrach" w:date="2025-05-08T15:28:00Z" w16du:dateUtc="2025-05-08T13:28:00Z">
-              <w:rPr>
-                <w:color w:val="000000"/>
-              </w:rPr>
-            </w:rPrChange>
-          </w:rPr>
-          <w:t>, and</w:t>
-        </w:r>
-        <w:r>
-          <w:rPr>
-            <w:rFonts w:ascii="CMU Serif Roman" w:eastAsiaTheme="minorHAnsi" w:hAnsi="CMU Serif Roman" w:cs="CMU Serif Roman"/>
-            <w:rPrChange w:id="130" w:author="Ainhoa Magrach" w:date="2025-05-08T15:28:00Z" w16du:dateUtc="2025-05-08T13:28:00Z">
-              <w:rPr>
-                <w:rStyle w:val="apple-converted-space"/>
-                <w:color w:val="000000"/>
-              </w:rPr>
-            </w:rPrChange>
-          </w:rPr>
-          <w:t> </w:t>
-        </w:r>
-        <w:proofErr w:type="spellStart"/>
-        <w:r>
-          <w:rPr>
-            <w:rFonts w:ascii="CMU Serif Roman" w:eastAsiaTheme="minorHAnsi" w:hAnsi="CMU Serif Roman" w:cs="CMU Serif Roman"/>
-            <w:rPrChange w:id="131" w:author="Ainhoa Magrach" w:date="2025-05-08T15:28:00Z" w16du:dateUtc="2025-05-08T13:28:00Z">
-              <w:rPr>
-                <w:rStyle w:val="Strong"/>
-                <w:color w:val="000000"/>
-              </w:rPr>
-            </w:rPrChange>
-          </w:rPr>
-          <w:t>Bombiscardovia</w:t>
-        </w:r>
-        <w:proofErr w:type="spellEnd"/>
-        <w:r>
-          <w:rPr>
-            <w:rFonts w:ascii="CMU Serif Roman" w:eastAsiaTheme="minorHAnsi" w:hAnsi="CMU Serif Roman" w:cs="CMU Serif Roman"/>
-            <w:rPrChange w:id="132" w:author="Ainhoa Magrach" w:date="2025-05-08T15:28:00Z" w16du:dateUtc="2025-05-08T13:28:00Z">
-              <w:rPr>
-                <w:color w:val="000000"/>
-              </w:rPr>
-            </w:rPrChange>
-          </w:rPr>
-          <w:t>, likely plays fundamental roles in host health, such as enhancing nutrient absorption, protecting against p</w:t>
-        </w:r>
-        <w:r>
-          <w:rPr>
-            <w:rFonts w:ascii="CMU Serif Roman" w:eastAsiaTheme="minorHAnsi" w:hAnsi="CMU Serif Roman" w:cs="CMU Serif Roman"/>
-            <w:rPrChange w:id="133" w:author="Ainhoa Magrach" w:date="2025-05-08T15:27:00Z" w16du:dateUtc="2025-05-08T13:27:00Z">
-              <w:rPr>
-                <w:color w:val="000000"/>
-              </w:rPr>
-            </w:rPrChange>
-          </w:rPr>
-          <w:t>athogens, and modulating immune responses (REF). The stability of this core community across both spatial and temporal scales suggests a strong host-microbe association that may be evolutionarily conserved.</w:t>
-        </w:r>
-      </w:ins>
-    </w:p>
-    <w:p>
-      <w:pPr>
-        <w:spacing w:before="100" w:beforeAutospacing="1" w:after="100" w:afterAutospacing="1"/>
-        <w:jc w:val="both"/>
-        <w:rPr>
-          <w:ins w:id="134" w:author="Ainhoa Magrach" w:date="2025-05-08T15:27:00Z" w16du:dateUtc="2025-05-08T13:27:00Z"/>
+      <w:r>
+        <w:rPr>
           <w:rFonts w:ascii="CMU Serif Roman" w:eastAsiaTheme="minorHAnsi" w:hAnsi="CMU Serif Roman" w:cs="CMU Serif Roman"/>
-          <w:rPrChange w:id="135" w:author="Ainhoa Magrach" w:date="2025-05-08T15:27:00Z" w16du:dateUtc="2025-05-08T13:27:00Z">
+          <w:rPrChange w:id="52" w:author="Ainhoa Magrach" w:date="2025-05-08T15:27:00Z" w16du:dateUtc="2025-05-08T13:27:00Z">
             <w:rPr>
-              <w:ins w:id="136" w:author="Ainhoa Magrach" w:date="2025-05-08T15:27:00Z" w16du:dateUtc="2025-05-08T13:27:00Z"/>
               <w:color w:val="000000"/>
             </w:rPr>
           </w:rPrChange>
         </w:rPr>
-        <w:pPrChange w:id="137" w:author="Ainhoa Magrach" w:date="2025-05-08T15:28:00Z" w16du:dateUtc="2025-05-08T13:28:00Z">
+        <w:t>In terms of temporal shifts, our results indicate the persistence of a core group of bacterial taxa consistently present across all time points and sampling sites. This stable core microbiome, which includes</w:t>
+      </w:r>
+      <w:r>
+        <w:rPr>
+          <w:rFonts w:ascii="CMU Serif Roman" w:eastAsiaTheme="minorHAnsi" w:hAnsi="CMU Serif Roman" w:cs="CMU Serif Roman"/>
+          <w:rPrChange w:id="53" w:author="Ainhoa Magrach" w:date="2025-05-08T15:27:00Z" w16du:dateUtc="2025-05-08T13:27:00Z">
+            <w:rPr>
+              <w:rStyle w:val="apple-converted-space"/>
+              <w:color w:val="000000"/>
+            </w:rPr>
+          </w:rPrChange>
+        </w:rPr>
+        <w:t> </w:t>
+      </w:r>
+      <w:r>
+        <w:rPr>
+          <w:rFonts w:ascii="CMU Serif Roman" w:eastAsiaTheme="minorHAnsi" w:hAnsi="CMU Serif Roman" w:cs="CMU Serif Roman"/>
+          <w:rPrChange w:id="54" w:author="Ainhoa Magrach" w:date="2025-05-08T15:28:00Z" w16du:dateUtc="2025-05-08T13:28:00Z">
+            <w:rPr>
+              <w:rStyle w:val="Strong"/>
+              <w:color w:val="000000"/>
+            </w:rPr>
+          </w:rPrChange>
+        </w:rPr>
+        <w:t>Lactobacillus</w:t>
+      </w:r>
+      <w:r>
+        <w:rPr>
+          <w:rFonts w:ascii="CMU Serif Roman" w:eastAsiaTheme="minorHAnsi" w:hAnsi="CMU Serif Roman" w:cs="CMU Serif Roman"/>
+          <w:rPrChange w:id="55" w:author="Ainhoa Magrach" w:date="2025-05-08T15:28:00Z" w16du:dateUtc="2025-05-08T13:28:00Z">
+            <w:rPr>
+              <w:color w:val="000000"/>
+            </w:rPr>
+          </w:rPrChange>
+        </w:rPr>
+        <w:t>,</w:t>
+      </w:r>
+      <w:r>
+        <w:rPr>
+          <w:rFonts w:ascii="CMU Serif Roman" w:eastAsiaTheme="minorHAnsi" w:hAnsi="CMU Serif Roman" w:cs="CMU Serif Roman"/>
+          <w:rPrChange w:id="56" w:author="Ainhoa Magrach" w:date="2025-05-08T15:28:00Z" w16du:dateUtc="2025-05-08T13:28:00Z">
+            <w:rPr>
+              <w:rStyle w:val="apple-converted-space"/>
+              <w:color w:val="000000"/>
+            </w:rPr>
+          </w:rPrChange>
+        </w:rPr>
+        <w:t> </w:t>
+      </w:r>
+      <w:proofErr w:type="spellStart"/>
+      <w:r>
+        <w:rPr>
+          <w:rFonts w:ascii="CMU Serif Roman" w:eastAsiaTheme="minorHAnsi" w:hAnsi="CMU Serif Roman" w:cs="CMU Serif Roman"/>
+          <w:rPrChange w:id="57" w:author="Ainhoa Magrach" w:date="2025-05-08T15:28:00Z" w16du:dateUtc="2025-05-08T13:28:00Z">
+            <w:rPr>
+              <w:rStyle w:val="Strong"/>
+              <w:color w:val="000000"/>
+            </w:rPr>
+          </w:rPrChange>
+        </w:rPr>
+        <w:t>Gilliamella</w:t>
+      </w:r>
+      <w:proofErr w:type="spellEnd"/>
+      <w:r>
+        <w:rPr>
+          <w:rFonts w:ascii="CMU Serif Roman" w:eastAsiaTheme="minorHAnsi" w:hAnsi="CMU Serif Roman" w:cs="CMU Serif Roman"/>
+          <w:rPrChange w:id="58" w:author="Ainhoa Magrach" w:date="2025-05-08T15:28:00Z" w16du:dateUtc="2025-05-08T13:28:00Z">
+            <w:rPr>
+              <w:color w:val="000000"/>
+            </w:rPr>
+          </w:rPrChange>
+        </w:rPr>
+        <w:t>,</w:t>
+      </w:r>
+      <w:r>
+        <w:rPr>
+          <w:rFonts w:ascii="CMU Serif Roman" w:eastAsiaTheme="minorHAnsi" w:hAnsi="CMU Serif Roman" w:cs="CMU Serif Roman"/>
+          <w:rPrChange w:id="59" w:author="Ainhoa Magrach" w:date="2025-05-08T15:28:00Z" w16du:dateUtc="2025-05-08T13:28:00Z">
+            <w:rPr>
+              <w:rStyle w:val="apple-converted-space"/>
+              <w:color w:val="000000"/>
+            </w:rPr>
+          </w:rPrChange>
+        </w:rPr>
+        <w:t> </w:t>
+      </w:r>
+      <w:proofErr w:type="spellStart"/>
+      <w:r>
+        <w:rPr>
+          <w:rFonts w:ascii="CMU Serif Roman" w:eastAsiaTheme="minorHAnsi" w:hAnsi="CMU Serif Roman" w:cs="CMU Serif Roman"/>
+          <w:rPrChange w:id="60" w:author="Ainhoa Magrach" w:date="2025-05-08T15:28:00Z" w16du:dateUtc="2025-05-08T13:28:00Z">
+            <w:rPr>
+              <w:rStyle w:val="Strong"/>
+              <w:color w:val="000000"/>
+            </w:rPr>
+          </w:rPrChange>
+        </w:rPr>
+        <w:t>Snodgrassella</w:t>
+      </w:r>
+      <w:proofErr w:type="spellEnd"/>
+      <w:r>
+        <w:rPr>
+          <w:rFonts w:ascii="CMU Serif Roman" w:eastAsiaTheme="minorHAnsi" w:hAnsi="CMU Serif Roman" w:cs="CMU Serif Roman"/>
+          <w:rPrChange w:id="61" w:author="Ainhoa Magrach" w:date="2025-05-08T15:28:00Z" w16du:dateUtc="2025-05-08T13:28:00Z">
+            <w:rPr>
+              <w:color w:val="000000"/>
+            </w:rPr>
+          </w:rPrChange>
+        </w:rPr>
+        <w:t>, and</w:t>
+      </w:r>
+      <w:r>
+        <w:rPr>
+          <w:rFonts w:ascii="CMU Serif Roman" w:eastAsiaTheme="minorHAnsi" w:hAnsi="CMU Serif Roman" w:cs="CMU Serif Roman"/>
+          <w:rPrChange w:id="62" w:author="Ainhoa Magrach" w:date="2025-05-08T15:28:00Z" w16du:dateUtc="2025-05-08T13:28:00Z">
+            <w:rPr>
+              <w:rStyle w:val="apple-converted-space"/>
+              <w:color w:val="000000"/>
+            </w:rPr>
+          </w:rPrChange>
+        </w:rPr>
+        <w:t> </w:t>
+      </w:r>
+      <w:proofErr w:type="spellStart"/>
+      <w:r>
+        <w:rPr>
+          <w:rFonts w:ascii="CMU Serif Roman" w:eastAsiaTheme="minorHAnsi" w:hAnsi="CMU Serif Roman" w:cs="CMU Serif Roman"/>
+          <w:rPrChange w:id="63" w:author="Ainhoa Magrach" w:date="2025-05-08T15:28:00Z" w16du:dateUtc="2025-05-08T13:28:00Z">
+            <w:rPr>
+              <w:rStyle w:val="Strong"/>
+              <w:color w:val="000000"/>
+            </w:rPr>
+          </w:rPrChange>
+        </w:rPr>
+        <w:t>Bombiscardovia</w:t>
+      </w:r>
+      <w:proofErr w:type="spellEnd"/>
+      <w:r>
+        <w:rPr>
+          <w:rFonts w:ascii="CMU Serif Roman" w:eastAsiaTheme="minorHAnsi" w:hAnsi="CMU Serif Roman" w:cs="CMU Serif Roman"/>
+          <w:rPrChange w:id="64" w:author="Ainhoa Magrach" w:date="2025-05-08T15:28:00Z" w16du:dateUtc="2025-05-08T13:28:00Z">
+            <w:rPr>
+              <w:color w:val="000000"/>
+            </w:rPr>
+          </w:rPrChange>
+        </w:rPr>
+        <w:t>, likely plays fundamental roles in host health, such as enhancing nutrient absorption, protecting against p</w:t>
+      </w:r>
+      <w:r>
+        <w:rPr>
+          <w:rFonts w:ascii="CMU Serif Roman" w:eastAsiaTheme="minorHAnsi" w:hAnsi="CMU Serif Roman" w:cs="CMU Serif Roman"/>
+          <w:rPrChange w:id="65" w:author="Ainhoa Magrach" w:date="2025-05-08T15:27:00Z" w16du:dateUtc="2025-05-08T13:27:00Z">
+            <w:rPr>
+              <w:color w:val="000000"/>
+            </w:rPr>
+          </w:rPrChange>
+        </w:rPr>
+        <w:t>athogens, and modulating immune responses (REF). The stability of this core community across both spatial and temporal scales suggests a strong host-microbe association that may be evolutionarily conserved.</w:t>
+      </w:r>
+    </w:p>
+    <w:p>
+      <w:pPr>
+        <w:spacing w:before="100" w:beforeAutospacing="1" w:after="100" w:afterAutospacing="1"/>
+        <w:jc w:val="both"/>
+        <w:rPr>
+          <w:rFonts w:ascii="CMU Serif Roman" w:eastAsiaTheme="minorHAnsi" w:hAnsi="CMU Serif Roman" w:cs="CMU Serif Roman"/>
+          <w:rPrChange w:id="66" w:author="Ainhoa Magrach" w:date="2025-05-08T15:27:00Z" w16du:dateUtc="2025-05-08T13:27:00Z">
+            <w:rPr>
+              <w:color w:val="000000"/>
+            </w:rPr>
+          </w:rPrChange>
+        </w:rPr>
+        <w:pPrChange w:id="67" w:author="Ainhoa Magrach" w:date="2025-05-08T15:28:00Z" w16du:dateUtc="2025-05-08T13:28:00Z">
           <w:pPr>
             <w:spacing w:before="100" w:beforeAutospacing="1" w:after="100" w:afterAutospacing="1"/>
           </w:pPr>
         </w:pPrChange>
       </w:pPr>
-      <w:ins w:id="138" w:author="Ainhoa Magrach" w:date="2025-05-08T15:27:00Z" w16du:dateUtc="2025-05-08T13:27:00Z">
-        <w:r>
-          <w:rPr>
-            <w:rFonts w:ascii="CMU Serif Roman" w:eastAsiaTheme="minorHAnsi" w:hAnsi="CMU Serif Roman" w:cs="CMU Serif Roman"/>
-            <w:rPrChange w:id="139" w:author="Ainhoa Magrach" w:date="2025-05-08T15:27:00Z" w16du:dateUtc="2025-05-08T13:27:00Z">
-              <w:rPr>
-                <w:color w:val="000000"/>
-              </w:rPr>
-            </w:rPrChange>
-          </w:rPr>
-          <w:t>Interestingly, as the season progressed, the core microbiome was complemented by additional bacterial taxa, particularly species within the genera</w:t>
-        </w:r>
-        <w:r>
-          <w:rPr>
-            <w:rFonts w:ascii="CMU Serif Roman" w:eastAsiaTheme="minorHAnsi" w:hAnsi="CMU Serif Roman" w:cs="CMU Serif Roman"/>
-            <w:rPrChange w:id="140" w:author="Ainhoa Magrach" w:date="2025-05-08T15:27:00Z" w16du:dateUtc="2025-05-08T13:27:00Z">
-              <w:rPr>
-                <w:rStyle w:val="apple-converted-space"/>
-                <w:color w:val="000000"/>
-              </w:rPr>
-            </w:rPrChange>
-          </w:rPr>
-          <w:t> </w:t>
-        </w:r>
-        <w:r>
-          <w:rPr>
-            <w:rFonts w:ascii="CMU Serif Roman" w:eastAsiaTheme="minorHAnsi" w:hAnsi="CMU Serif Roman" w:cs="CMU Serif Roman"/>
-            <w:rPrChange w:id="141" w:author="Ainhoa Magrach" w:date="2025-05-08T15:29:00Z" w16du:dateUtc="2025-05-08T13:29:00Z">
-              <w:rPr>
-                <w:rStyle w:val="Strong"/>
-                <w:color w:val="000000"/>
-              </w:rPr>
-            </w:rPrChange>
-          </w:rPr>
-          <w:t>Pseudomonas</w:t>
-        </w:r>
-        <w:r>
-          <w:rPr>
-            <w:rFonts w:ascii="CMU Serif Roman" w:eastAsiaTheme="minorHAnsi" w:hAnsi="CMU Serif Roman" w:cs="CMU Serif Roman"/>
-            <w:rPrChange w:id="142" w:author="Ainhoa Magrach" w:date="2025-05-08T15:29:00Z" w16du:dateUtc="2025-05-08T13:29:00Z">
-              <w:rPr>
-                <w:color w:val="000000"/>
-              </w:rPr>
-            </w:rPrChange>
-          </w:rPr>
-          <w:t>,</w:t>
-        </w:r>
-        <w:r>
-          <w:rPr>
-            <w:rFonts w:ascii="CMU Serif Roman" w:eastAsiaTheme="minorHAnsi" w:hAnsi="CMU Serif Roman" w:cs="CMU Serif Roman"/>
-            <w:rPrChange w:id="143" w:author="Ainhoa Magrach" w:date="2025-05-08T15:29:00Z" w16du:dateUtc="2025-05-08T13:29:00Z">
-              <w:rPr>
-                <w:rStyle w:val="apple-converted-space"/>
-                <w:color w:val="000000"/>
-              </w:rPr>
-            </w:rPrChange>
-          </w:rPr>
-          <w:t> </w:t>
-        </w:r>
-        <w:r>
-          <w:rPr>
-            <w:rFonts w:ascii="CMU Serif Roman" w:eastAsiaTheme="minorHAnsi" w:hAnsi="CMU Serif Roman" w:cs="CMU Serif Roman"/>
-            <w:rPrChange w:id="144" w:author="Ainhoa Magrach" w:date="2025-05-08T15:29:00Z" w16du:dateUtc="2025-05-08T13:29:00Z">
-              <w:rPr>
-                <w:rStyle w:val="Strong"/>
-                <w:color w:val="000000"/>
-              </w:rPr>
-            </w:rPrChange>
-          </w:rPr>
-          <w:t>Bacillus</w:t>
-        </w:r>
-        <w:r>
-          <w:rPr>
-            <w:rFonts w:ascii="CMU Serif Roman" w:eastAsiaTheme="minorHAnsi" w:hAnsi="CMU Serif Roman" w:cs="CMU Serif Roman"/>
-            <w:rPrChange w:id="145" w:author="Ainhoa Magrach" w:date="2025-05-08T15:29:00Z" w16du:dateUtc="2025-05-08T13:29:00Z">
-              <w:rPr>
-                <w:color w:val="000000"/>
-              </w:rPr>
-            </w:rPrChange>
-          </w:rPr>
-          <w:t>,</w:t>
-        </w:r>
-        <w:r>
-          <w:rPr>
-            <w:rFonts w:ascii="CMU Serif Roman" w:eastAsiaTheme="minorHAnsi" w:hAnsi="CMU Serif Roman" w:cs="CMU Serif Roman"/>
-            <w:rPrChange w:id="146" w:author="Ainhoa Magrach" w:date="2025-05-08T15:29:00Z" w16du:dateUtc="2025-05-08T13:29:00Z">
-              <w:rPr>
-                <w:rStyle w:val="apple-converted-space"/>
-                <w:color w:val="000000"/>
-              </w:rPr>
-            </w:rPrChange>
-          </w:rPr>
-          <w:t> </w:t>
-        </w:r>
-        <w:proofErr w:type="spellStart"/>
-        <w:r>
-          <w:rPr>
-            <w:rFonts w:ascii="CMU Serif Roman" w:eastAsiaTheme="minorHAnsi" w:hAnsi="CMU Serif Roman" w:cs="CMU Serif Roman"/>
-            <w:rPrChange w:id="147" w:author="Ainhoa Magrach" w:date="2025-05-08T15:29:00Z" w16du:dateUtc="2025-05-08T13:29:00Z">
-              <w:rPr>
-                <w:rStyle w:val="Strong"/>
-                <w:color w:val="000000"/>
-              </w:rPr>
-            </w:rPrChange>
-          </w:rPr>
-          <w:t>Commensalibacter</w:t>
-        </w:r>
-        <w:proofErr w:type="spellEnd"/>
-        <w:r>
-          <w:rPr>
-            <w:rFonts w:ascii="CMU Serif Roman" w:eastAsiaTheme="minorHAnsi" w:hAnsi="CMU Serif Roman" w:cs="CMU Serif Roman"/>
-            <w:rPrChange w:id="148" w:author="Ainhoa Magrach" w:date="2025-05-08T15:29:00Z" w16du:dateUtc="2025-05-08T13:29:00Z">
-              <w:rPr>
-                <w:color w:val="000000"/>
-              </w:rPr>
-            </w:rPrChange>
-          </w:rPr>
-          <w:t>, and</w:t>
-        </w:r>
-        <w:r>
-          <w:rPr>
-            <w:rFonts w:ascii="CMU Serif Roman" w:eastAsiaTheme="minorHAnsi" w:hAnsi="CMU Serif Roman" w:cs="CMU Serif Roman"/>
-            <w:rPrChange w:id="149" w:author="Ainhoa Magrach" w:date="2025-05-08T15:29:00Z" w16du:dateUtc="2025-05-08T13:29:00Z">
-              <w:rPr>
-                <w:rStyle w:val="apple-converted-space"/>
-                <w:color w:val="000000"/>
-              </w:rPr>
-            </w:rPrChange>
-          </w:rPr>
-          <w:t> </w:t>
-        </w:r>
-        <w:proofErr w:type="spellStart"/>
-        <w:r>
-          <w:rPr>
-            <w:rFonts w:ascii="CMU Serif Roman" w:eastAsiaTheme="minorHAnsi" w:hAnsi="CMU Serif Roman" w:cs="CMU Serif Roman"/>
-            <w:rPrChange w:id="150" w:author="Ainhoa Magrach" w:date="2025-05-08T15:29:00Z" w16du:dateUtc="2025-05-08T13:29:00Z">
-              <w:rPr>
-                <w:rStyle w:val="Strong"/>
-                <w:color w:val="000000"/>
-              </w:rPr>
-            </w:rPrChange>
-          </w:rPr>
-          <w:t>Apibacter</w:t>
-        </w:r>
-        <w:proofErr w:type="spellEnd"/>
-        <w:r>
-          <w:rPr>
-            <w:rFonts w:ascii="CMU Serif Roman" w:eastAsiaTheme="minorHAnsi" w:hAnsi="CMU Serif Roman" w:cs="CMU Serif Roman"/>
-            <w:rPrChange w:id="151" w:author="Ainhoa Magrach" w:date="2025-05-08T15:29:00Z" w16du:dateUtc="2025-05-08T13:29:00Z">
-              <w:rPr>
-                <w:color w:val="000000"/>
-              </w:rPr>
-            </w:rPrChange>
-          </w:rPr>
-          <w:t>.</w:t>
-        </w:r>
-        <w:r>
-          <w:rPr>
-            <w:rFonts w:ascii="CMU Serif Roman" w:eastAsiaTheme="minorHAnsi" w:hAnsi="CMU Serif Roman" w:cs="CMU Serif Roman"/>
-            <w:rPrChange w:id="152" w:author="Ainhoa Magrach" w:date="2025-05-08T15:27:00Z" w16du:dateUtc="2025-05-08T13:27:00Z">
-              <w:rPr>
-                <w:color w:val="000000"/>
-              </w:rPr>
-            </w:rPrChange>
-          </w:rPr>
-          <w:t xml:space="preserve"> This late-season diversification could be driven by changes in floral availability and composition, shifts in foraging behavior, or increased environmental exposure as colonies expand and worker bees travel farther distances (REF). These supplementary taxa may represent transient members of the microbiome that are acquired from specific floral resources or environmental sources, potentially enhancing metabolic capabilities or stress tolerance during the late foraging season.</w:t>
-        </w:r>
-      </w:ins>
-    </w:p>
-    <w:p>
-      <w:pPr>
-        <w:spacing w:before="100" w:beforeAutospacing="1" w:after="100" w:afterAutospacing="1"/>
-        <w:jc w:val="both"/>
-        <w:rPr>
-          <w:ins w:id="153" w:author="Ainhoa Magrach" w:date="2025-05-08T15:27:00Z" w16du:dateUtc="2025-05-08T13:27:00Z"/>
+      <w:r>
+        <w:rPr>
           <w:rFonts w:ascii="CMU Serif Roman" w:eastAsiaTheme="minorHAnsi" w:hAnsi="CMU Serif Roman" w:cs="CMU Serif Roman"/>
-          <w:rPrChange w:id="154" w:author="Ainhoa Magrach" w:date="2025-05-08T15:27:00Z" w16du:dateUtc="2025-05-08T13:27:00Z">
+          <w:rPrChange w:id="68" w:author="Ainhoa Magrach" w:date="2025-05-08T15:27:00Z" w16du:dateUtc="2025-05-08T13:27:00Z">
             <w:rPr>
-              <w:ins w:id="155" w:author="Ainhoa Magrach" w:date="2025-05-08T15:27:00Z" w16du:dateUtc="2025-05-08T13:27:00Z"/>
               <w:color w:val="000000"/>
             </w:rPr>
           </w:rPrChange>
         </w:rPr>
-        <w:pPrChange w:id="156" w:author="Ainhoa Magrach" w:date="2025-05-08T15:28:00Z" w16du:dateUtc="2025-05-08T13:28:00Z">
+        <w:t>Interestingly, as the season progressed, the core microbiome was complemented by additional bacterial taxa, particularly species within the genera</w:t>
+      </w:r>
+      <w:r>
+        <w:rPr>
+          <w:rFonts w:ascii="CMU Serif Roman" w:eastAsiaTheme="minorHAnsi" w:hAnsi="CMU Serif Roman" w:cs="CMU Serif Roman"/>
+          <w:rPrChange w:id="69" w:author="Ainhoa Magrach" w:date="2025-05-08T15:27:00Z" w16du:dateUtc="2025-05-08T13:27:00Z">
+            <w:rPr>
+              <w:rStyle w:val="apple-converted-space"/>
+              <w:color w:val="000000"/>
+            </w:rPr>
+          </w:rPrChange>
+        </w:rPr>
+        <w:t> </w:t>
+      </w:r>
+      <w:r>
+        <w:rPr>
+          <w:rFonts w:ascii="CMU Serif Roman" w:eastAsiaTheme="minorHAnsi" w:hAnsi="CMU Serif Roman" w:cs="CMU Serif Roman"/>
+          <w:rPrChange w:id="70" w:author="Ainhoa Magrach" w:date="2025-05-08T15:29:00Z" w16du:dateUtc="2025-05-08T13:29:00Z">
+            <w:rPr>
+              <w:rStyle w:val="Strong"/>
+              <w:color w:val="000000"/>
+            </w:rPr>
+          </w:rPrChange>
+        </w:rPr>
+        <w:t>Pseudomonas</w:t>
+      </w:r>
+      <w:r>
+        <w:rPr>
+          <w:rFonts w:ascii="CMU Serif Roman" w:eastAsiaTheme="minorHAnsi" w:hAnsi="CMU Serif Roman" w:cs="CMU Serif Roman"/>
+          <w:rPrChange w:id="71" w:author="Ainhoa Magrach" w:date="2025-05-08T15:29:00Z" w16du:dateUtc="2025-05-08T13:29:00Z">
+            <w:rPr>
+              <w:color w:val="000000"/>
+            </w:rPr>
+          </w:rPrChange>
+        </w:rPr>
+        <w:t>,</w:t>
+      </w:r>
+      <w:r>
+        <w:rPr>
+          <w:rFonts w:ascii="CMU Serif Roman" w:eastAsiaTheme="minorHAnsi" w:hAnsi="CMU Serif Roman" w:cs="CMU Serif Roman"/>
+          <w:rPrChange w:id="72" w:author="Ainhoa Magrach" w:date="2025-05-08T15:29:00Z" w16du:dateUtc="2025-05-08T13:29:00Z">
+            <w:rPr>
+              <w:rStyle w:val="apple-converted-space"/>
+              <w:color w:val="000000"/>
+            </w:rPr>
+          </w:rPrChange>
+        </w:rPr>
+        <w:t> </w:t>
+      </w:r>
+      <w:r>
+        <w:rPr>
+          <w:rFonts w:ascii="CMU Serif Roman" w:eastAsiaTheme="minorHAnsi" w:hAnsi="CMU Serif Roman" w:cs="CMU Serif Roman"/>
+          <w:rPrChange w:id="73" w:author="Ainhoa Magrach" w:date="2025-05-08T15:29:00Z" w16du:dateUtc="2025-05-08T13:29:00Z">
+            <w:rPr>
+              <w:rStyle w:val="Strong"/>
+              <w:color w:val="000000"/>
+            </w:rPr>
+          </w:rPrChange>
+        </w:rPr>
+        <w:t>Bacillus</w:t>
+      </w:r>
+      <w:r>
+        <w:rPr>
+          <w:rFonts w:ascii="CMU Serif Roman" w:eastAsiaTheme="minorHAnsi" w:hAnsi="CMU Serif Roman" w:cs="CMU Serif Roman"/>
+          <w:rPrChange w:id="74" w:author="Ainhoa Magrach" w:date="2025-05-08T15:29:00Z" w16du:dateUtc="2025-05-08T13:29:00Z">
+            <w:rPr>
+              <w:color w:val="000000"/>
+            </w:rPr>
+          </w:rPrChange>
+        </w:rPr>
+        <w:t>,</w:t>
+      </w:r>
+      <w:r>
+        <w:rPr>
+          <w:rFonts w:ascii="CMU Serif Roman" w:eastAsiaTheme="minorHAnsi" w:hAnsi="CMU Serif Roman" w:cs="CMU Serif Roman"/>
+          <w:rPrChange w:id="75" w:author="Ainhoa Magrach" w:date="2025-05-08T15:29:00Z" w16du:dateUtc="2025-05-08T13:29:00Z">
+            <w:rPr>
+              <w:rStyle w:val="apple-converted-space"/>
+              <w:color w:val="000000"/>
+            </w:rPr>
+          </w:rPrChange>
+        </w:rPr>
+        <w:t> </w:t>
+      </w:r>
+      <w:proofErr w:type="spellStart"/>
+      <w:r>
+        <w:rPr>
+          <w:rFonts w:ascii="CMU Serif Roman" w:eastAsiaTheme="minorHAnsi" w:hAnsi="CMU Serif Roman" w:cs="CMU Serif Roman"/>
+          <w:rPrChange w:id="76" w:author="Ainhoa Magrach" w:date="2025-05-08T15:29:00Z" w16du:dateUtc="2025-05-08T13:29:00Z">
+            <w:rPr>
+              <w:rStyle w:val="Strong"/>
+              <w:color w:val="000000"/>
+            </w:rPr>
+          </w:rPrChange>
+        </w:rPr>
+        <w:t>Commensalibacter</w:t>
+      </w:r>
+      <w:proofErr w:type="spellEnd"/>
+      <w:r>
+        <w:rPr>
+          <w:rFonts w:ascii="CMU Serif Roman" w:eastAsiaTheme="minorHAnsi" w:hAnsi="CMU Serif Roman" w:cs="CMU Serif Roman"/>
+          <w:rPrChange w:id="77" w:author="Ainhoa Magrach" w:date="2025-05-08T15:29:00Z" w16du:dateUtc="2025-05-08T13:29:00Z">
+            <w:rPr>
+              <w:color w:val="000000"/>
+            </w:rPr>
+          </w:rPrChange>
+        </w:rPr>
+        <w:t>, and</w:t>
+      </w:r>
+      <w:r>
+        <w:rPr>
+          <w:rFonts w:ascii="CMU Serif Roman" w:eastAsiaTheme="minorHAnsi" w:hAnsi="CMU Serif Roman" w:cs="CMU Serif Roman"/>
+          <w:rPrChange w:id="78" w:author="Ainhoa Magrach" w:date="2025-05-08T15:29:00Z" w16du:dateUtc="2025-05-08T13:29:00Z">
+            <w:rPr>
+              <w:rStyle w:val="apple-converted-space"/>
+              <w:color w:val="000000"/>
+            </w:rPr>
+          </w:rPrChange>
+        </w:rPr>
+        <w:t> </w:t>
+      </w:r>
+      <w:proofErr w:type="spellStart"/>
+      <w:r>
+        <w:rPr>
+          <w:rFonts w:ascii="CMU Serif Roman" w:eastAsiaTheme="minorHAnsi" w:hAnsi="CMU Serif Roman" w:cs="CMU Serif Roman"/>
+          <w:rPrChange w:id="79" w:author="Ainhoa Magrach" w:date="2025-05-08T15:29:00Z" w16du:dateUtc="2025-05-08T13:29:00Z">
+            <w:rPr>
+              <w:rStyle w:val="Strong"/>
+              <w:color w:val="000000"/>
+            </w:rPr>
+          </w:rPrChange>
+        </w:rPr>
+        <w:t>Apibacter</w:t>
+      </w:r>
+      <w:proofErr w:type="spellEnd"/>
+      <w:r>
+        <w:rPr>
+          <w:rFonts w:ascii="CMU Serif Roman" w:eastAsiaTheme="minorHAnsi" w:hAnsi="CMU Serif Roman" w:cs="CMU Serif Roman"/>
+          <w:rPrChange w:id="80" w:author="Ainhoa Magrach" w:date="2025-05-08T15:29:00Z" w16du:dateUtc="2025-05-08T13:29:00Z">
+            <w:rPr>
+              <w:color w:val="000000"/>
+            </w:rPr>
+          </w:rPrChange>
+        </w:rPr>
+        <w:t>.</w:t>
+      </w:r>
+      <w:r>
+        <w:rPr>
+          <w:rFonts w:ascii="CMU Serif Roman" w:eastAsiaTheme="minorHAnsi" w:hAnsi="CMU Serif Roman" w:cs="CMU Serif Roman"/>
+          <w:rPrChange w:id="81" w:author="Ainhoa Magrach" w:date="2025-05-08T15:27:00Z" w16du:dateUtc="2025-05-08T13:27:00Z">
+            <w:rPr>
+              <w:color w:val="000000"/>
+            </w:rPr>
+          </w:rPrChange>
+        </w:rPr>
+        <w:t xml:space="preserve"> This late-season diversification could be driven by changes in floral availability and composition, shifts in foraging behavior, or increased environmental exposure as colonies expand and worker bees travel farther distances (REF). These supplementary taxa may represent transient members of the microbiome that are acquired from specific floral resources or environmental sources, potentially enhancing metabolic capabilities or stress tolerance during the late foraging season.</w:t>
+      </w:r>
+    </w:p>
+    <w:p>
+      <w:pPr>
+        <w:spacing w:before="100" w:beforeAutospacing="1" w:after="100" w:afterAutospacing="1"/>
+        <w:jc w:val="both"/>
+        <w:rPr>
+          <w:rFonts w:ascii="CMU Serif Roman" w:eastAsiaTheme="minorHAnsi" w:hAnsi="CMU Serif Roman" w:cs="CMU Serif Roman"/>
+          <w:rPrChange w:id="82" w:author="Ainhoa Magrach" w:date="2025-05-08T15:27:00Z" w16du:dateUtc="2025-05-08T13:27:00Z">
+            <w:rPr>
+              <w:color w:val="000000"/>
+            </w:rPr>
+          </w:rPrChange>
+        </w:rPr>
+        <w:pPrChange w:id="83" w:author="Ainhoa Magrach" w:date="2025-05-08T15:28:00Z" w16du:dateUtc="2025-05-08T13:28:00Z">
           <w:pPr>
             <w:spacing w:before="100" w:beforeAutospacing="1" w:after="100" w:afterAutospacing="1"/>
           </w:pPr>
         </w:pPrChange>
       </w:pPr>
-      <w:ins w:id="157" w:author="Ainhoa Magrach" w:date="2025-05-08T15:27:00Z" w16du:dateUtc="2025-05-08T13:27:00Z">
-        <w:r>
-          <w:rPr>
-            <w:rFonts w:ascii="CMU Serif Roman" w:eastAsiaTheme="minorHAnsi" w:hAnsi="CMU Serif Roman" w:cs="CMU Serif Roman"/>
-            <w:rPrChange w:id="158" w:author="Ainhoa Magrach" w:date="2025-05-08T15:27:00Z" w16du:dateUtc="2025-05-08T13:27:00Z">
-              <w:rPr>
-                <w:color w:val="000000"/>
-              </w:rPr>
-            </w:rPrChange>
-          </w:rPr>
-          <w:t>Our analysis revealed distinct temporal clustering of bacterial communities, with clear compositional differences between early and late time points. This temporal structuring suggests that the microbiome is not static but dynamically responds to seasonal changes in the environment. The early-season microbiome may be shaped by overwintering survival and the limited floral diversity available during initial foraging, while the late-season community reflects cumulative interactions with a broader spectrum of plant species. This shift may also be influenced by colony development stages, where increased colony size and worker numbers intensify environmental interactions.</w:t>
-        </w:r>
-      </w:ins>
-    </w:p>
-    <w:p>
-      <w:pPr>
-        <w:spacing w:before="100" w:beforeAutospacing="1" w:after="100" w:afterAutospacing="1"/>
-        <w:jc w:val="both"/>
-        <w:rPr>
-          <w:ins w:id="159" w:author="Ainhoa Magrach" w:date="2025-05-08T15:27:00Z" w16du:dateUtc="2025-05-08T13:27:00Z"/>
+      <w:r>
+        <w:rPr>
           <w:rFonts w:ascii="CMU Serif Roman" w:eastAsiaTheme="minorHAnsi" w:hAnsi="CMU Serif Roman" w:cs="CMU Serif Roman"/>
-          <w:rPrChange w:id="160" w:author="Ainhoa Magrach" w:date="2025-05-08T15:27:00Z" w16du:dateUtc="2025-05-08T13:27:00Z">
+          <w:rPrChange w:id="84" w:author="Ainhoa Magrach" w:date="2025-05-08T15:27:00Z" w16du:dateUtc="2025-05-08T13:27:00Z">
             <w:rPr>
-              <w:ins w:id="161" w:author="Ainhoa Magrach" w:date="2025-05-08T15:27:00Z" w16du:dateUtc="2025-05-08T13:27:00Z"/>
               <w:color w:val="000000"/>
             </w:rPr>
           </w:rPrChange>
         </w:rPr>
-        <w:pPrChange w:id="162" w:author="Ainhoa Magrach" w:date="2025-05-08T15:28:00Z" w16du:dateUtc="2025-05-08T13:28:00Z">
+        <w:t>Our analysis revealed distinct temporal clustering of bacterial communities, with clear compositional differences between early and late time points. This temporal structuring suggests that the microbiome is not static but dynamically responds to seasonal changes in the environment. The early-season microbiome may be shaped by overwintering survival and the limited floral diversity available during initial foraging, while the late-season community reflects cumulative interactions with a broader spectrum of plant species. This shift may also be influenced by colony development stages, where increased colony size and worker numbers intensify environmental interactions.</w:t>
+      </w:r>
+    </w:p>
+    <w:p>
+      <w:pPr>
+        <w:spacing w:before="100" w:beforeAutospacing="1" w:after="100" w:afterAutospacing="1"/>
+        <w:jc w:val="both"/>
+        <w:rPr>
+          <w:rFonts w:ascii="CMU Serif Roman" w:eastAsiaTheme="minorHAnsi" w:hAnsi="CMU Serif Roman" w:cs="CMU Serif Roman"/>
+          <w:rPrChange w:id="85" w:author="Ainhoa Magrach" w:date="2025-05-08T15:27:00Z" w16du:dateUtc="2025-05-08T13:27:00Z">
+            <w:rPr>
+              <w:color w:val="000000"/>
+            </w:rPr>
+          </w:rPrChange>
+        </w:rPr>
+        <w:pPrChange w:id="86" w:author="Ainhoa Magrach" w:date="2025-05-08T15:28:00Z" w16du:dateUtc="2025-05-08T13:28:00Z">
           <w:pPr>
             <w:spacing w:before="100" w:beforeAutospacing="1" w:after="100" w:afterAutospacing="1"/>
           </w:pPr>
         </w:pPrChange>
       </w:pPr>
-      <w:ins w:id="163" w:author="Ainhoa Magrach" w:date="2025-05-08T15:27:00Z" w16du:dateUtc="2025-05-08T13:27:00Z">
-        <w:r>
-          <w:rPr>
-            <w:rFonts w:ascii="CMU Serif Roman" w:eastAsiaTheme="minorHAnsi" w:hAnsi="CMU Serif Roman" w:cs="CMU Serif Roman"/>
-            <w:rPrChange w:id="164" w:author="Ainhoa Magrach" w:date="2025-05-08T15:27:00Z" w16du:dateUtc="2025-05-08T13:27:00Z">
-              <w:rPr>
-                <w:color w:val="000000"/>
-              </w:rPr>
-            </w:rPrChange>
-          </w:rPr>
-          <w:t xml:space="preserve">Together, these findings underscore the dynamic nature of bumblebee gut microbiomes and the role of seasonal changes in shaping microbial community structure. They also highlight the importance of considering both temporal and spatial variation when assessing microbiome stability and its implications for host health and ecosystem functioning. Future studies with larger sample sizes and finer temporal resolution would </w:t>
-        </w:r>
-        <w:r>
-          <w:rPr>
-            <w:rFonts w:ascii="CMU Serif Roman" w:eastAsiaTheme="minorHAnsi" w:hAnsi="CMU Serif Roman" w:cs="CMU Serif Roman"/>
-            <w:rPrChange w:id="165" w:author="Ainhoa Magrach" w:date="2025-05-08T15:27:00Z" w16du:dateUtc="2025-05-08T13:27:00Z">
-              <w:rPr>
-                <w:color w:val="000000"/>
-              </w:rPr>
-            </w:rPrChange>
-          </w:rPr>
-          <w:lastRenderedPageBreak/>
-          <w:t>be valuable for disentangling the drivers of microbiome shifts and their potential consequences for pollinator health and resilience.</w:t>
-        </w:r>
-      </w:ins>
+      <w:r>
+        <w:rPr>
+          <w:rFonts w:ascii="CMU Serif Roman" w:eastAsiaTheme="minorHAnsi" w:hAnsi="CMU Serif Roman" w:cs="CMU Serif Roman"/>
+          <w:rPrChange w:id="87" w:author="Ainhoa Magrach" w:date="2025-05-08T15:27:00Z" w16du:dateUtc="2025-05-08T13:27:00Z">
+            <w:rPr>
+              <w:color w:val="000000"/>
+            </w:rPr>
+          </w:rPrChange>
+        </w:rPr>
+        <w:t xml:space="preserve">Together, these findings underscore the dynamic nature of bumblebee gut microbiomes and the role of seasonal changes in shaping microbial community structure. They also highlight the importance of considering both temporal and spatial variation when assessing microbiome stability and its implications for host health and ecosystem functioning. Future studies with larger sample sizes and finer temporal resolution would </w:t>
+      </w:r>
+      <w:r>
+        <w:rPr>
+          <w:rFonts w:ascii="CMU Serif Roman" w:eastAsiaTheme="minorHAnsi" w:hAnsi="CMU Serif Roman" w:cs="CMU Serif Roman"/>
+          <w:rPrChange w:id="88" w:author="Ainhoa Magrach" w:date="2025-05-08T15:27:00Z" w16du:dateUtc="2025-05-08T13:27:00Z">
+            <w:rPr>
+              <w:color w:val="000000"/>
+            </w:rPr>
+          </w:rPrChange>
+        </w:rPr>
+        <w:lastRenderedPageBreak/>
+        <w:t>be valuable for disentangling the drivers of microbiome shifts and their potential consequences for pollinator health and resilience.</w:t>
+      </w:r>
     </w:p>
     <w:p>
       <w:pPr>
@@ -2569,14 +2654,14 @@
         <w:jc w:val="both"/>
         <w:rPr>
           <w:rFonts w:ascii="CMU Serif Roman" w:hAnsi="CMU Serif Roman" w:cs="CMU Serif Roman"/>
-          <w:rPrChange w:id="166" w:author="Ainhoa Magrach" w:date="2025-05-07T13:58:00Z" w16du:dateUtc="2025-05-07T11:58:00Z">
+          <w:rPrChange w:id="89" w:author="Ainhoa Magrach" w:date="2025-05-07T13:58:00Z" w16du:dateUtc="2025-05-07T11:58:00Z">
             <w:rPr>
               <w:rFonts w:ascii="CMU Serif Roman" w:hAnsi="CMU Serif Roman" w:cs="CMU Serif Roman"/>
               <w:lang w:val="es-ES"/>
             </w:rPr>
           </w:rPrChange>
         </w:rPr>
-        <w:pPrChange w:id="167" w:author="Ainhoa Magrach" w:date="2025-05-08T15:15:00Z" w16du:dateUtc="2025-05-08T13:15:00Z">
+        <w:pPrChange w:id="90" w:author="Ainhoa Magrach" w:date="2025-05-08T15:15:00Z" w16du:dateUtc="2025-05-08T13:15:00Z">
           <w:pPr>
             <w:pStyle w:val="Heading2"/>
             <w:jc w:val="both"/>
@@ -2587,16 +2672,16 @@
     <w:p>
       <w:pPr>
         <w:rPr>
-          <w:ins w:id="168" w:author="Ainhoa Magrach" w:date="2025-05-08T15:12:00Z" w16du:dateUtc="2025-05-08T13:12:00Z"/>
+          <w:ins w:id="91" w:author="Ainhoa Magrach" w:date="2025-05-08T15:12:00Z" w16du:dateUtc="2025-05-08T13:12:00Z"/>
           <w:rFonts w:ascii="CMU Serif Roman" w:eastAsiaTheme="majorEastAsia" w:hAnsi="CMU Serif Roman" w:cs="CMU Serif Roman"/>
           <w:color w:val="0F4761" w:themeColor="accent1" w:themeShade="BF"/>
           <w:sz w:val="32"/>
           <w:szCs w:val="32"/>
         </w:rPr>
       </w:pPr>
-      <w:bookmarkStart w:id="169" w:name="references"/>
-      <w:bookmarkEnd w:id="85"/>
-      <w:ins w:id="170" w:author="Ainhoa Magrach" w:date="2025-05-08T15:12:00Z" w16du:dateUtc="2025-05-08T13:12:00Z">
+      <w:bookmarkStart w:id="92" w:name="references"/>
+      <w:bookmarkEnd w:id="38"/>
+      <w:ins w:id="93" w:author="Ainhoa Magrach" w:date="2025-05-08T15:12:00Z" w16du:dateUtc="2025-05-08T13:12:00Z">
         <w:r>
           <w:rPr>
             <w:rFonts w:ascii="CMU Serif Roman" w:hAnsi="CMU Serif Roman" w:cs="CMU Serif Roman"/>
@@ -2611,7 +2696,7 @@
         <w:jc w:val="both"/>
         <w:rPr>
           <w:rFonts w:ascii="CMU Serif Roman" w:hAnsi="CMU Serif Roman" w:cs="CMU Serif Roman"/>
-          <w:rPrChange w:id="171" w:author="Ainhoa Magrach" w:date="2025-05-07T13:58:00Z" w16du:dateUtc="2025-05-07T11:58:00Z">
+          <w:rPrChange w:id="94" w:author="Ainhoa Magrach" w:date="2025-05-07T13:58:00Z" w16du:dateUtc="2025-05-07T11:58:00Z">
             <w:rPr>
               <w:rFonts w:ascii="CMU Serif Roman" w:hAnsi="CMU Serif Roman" w:cs="CMU Serif Roman"/>
               <w:lang w:val="es-ES"/>
@@ -2622,7 +2707,7 @@
       <w:r>
         <w:rPr>
           <w:rFonts w:ascii="CMU Serif Roman" w:hAnsi="CMU Serif Roman" w:cs="CMU Serif Roman"/>
-          <w:rPrChange w:id="172" w:author="Ainhoa Magrach" w:date="2025-05-07T13:58:00Z" w16du:dateUtc="2025-05-07T11:58:00Z">
+          <w:rPrChange w:id="95" w:author="Ainhoa Magrach" w:date="2025-05-07T13:58:00Z" w16du:dateUtc="2025-05-07T11:58:00Z">
             <w:rPr>
               <w:rFonts w:ascii="CMU Serif Roman" w:hAnsi="CMU Serif Roman" w:cs="CMU Serif Roman"/>
               <w:lang w:val="es-ES"/>
@@ -2642,8 +2727,8 @@
           <w:lang w:val="es-ES"/>
         </w:rPr>
       </w:pPr>
-      <w:bookmarkStart w:id="173" w:name="ref-Albizu2002COMPARACINDL"/>
-      <w:bookmarkStart w:id="174" w:name="refs"/>
+      <w:bookmarkStart w:id="96" w:name="ref-Albizu2002COMPARACINDL"/>
+      <w:bookmarkStart w:id="97" w:name="refs"/>
       <w:r>
         <w:rPr>
           <w:rFonts w:ascii="CMU Serif Roman" w:hAnsi="CMU Serif Roman" w:cs="CMU Serif Roman"/>
@@ -2756,8 +2841,8 @@
           <w:rFonts w:ascii="CMU Serif Roman" w:hAnsi="CMU Serif Roman" w:cs="CMU Serif Roman"/>
         </w:rPr>
       </w:pPr>
-      <w:bookmarkStart w:id="175" w:name="ref-allen-perkins2024"/>
-      <w:bookmarkEnd w:id="173"/>
+      <w:bookmarkStart w:id="98" w:name="ref-allen-perkins2024"/>
+      <w:bookmarkEnd w:id="96"/>
       <w:r>
         <w:rPr>
           <w:rFonts w:ascii="CMU Serif Roman" w:hAnsi="CMU Serif Roman" w:cs="CMU Serif Roman"/>
@@ -2825,8 +2910,8 @@
           <w:rFonts w:ascii="CMU Serif Roman" w:hAnsi="CMU Serif Roman" w:cs="CMU Serif Roman"/>
         </w:rPr>
       </w:pPr>
-      <w:bookmarkStart w:id="176" w:name="ref-carlini2024"/>
-      <w:bookmarkEnd w:id="175"/>
+      <w:bookmarkStart w:id="99" w:name="ref-carlini2024"/>
+      <w:bookmarkEnd w:id="98"/>
       <w:r>
         <w:rPr>
           <w:rFonts w:ascii="CMU Serif Roman" w:hAnsi="CMU Serif Roman" w:cs="CMU Serif Roman"/>
@@ -2871,8 +2956,8 @@
           <w:rFonts w:ascii="CMU Serif Roman" w:hAnsi="CMU Serif Roman" w:cs="CMU Serif Roman"/>
         </w:rPr>
       </w:pPr>
-      <w:bookmarkStart w:id="177" w:name="ref-devkota2024"/>
-      <w:bookmarkEnd w:id="176"/>
+      <w:bookmarkStart w:id="100" w:name="ref-devkota2024"/>
+      <w:bookmarkEnd w:id="99"/>
       <w:r>
         <w:rPr>
           <w:rFonts w:ascii="CMU Serif Roman" w:hAnsi="CMU Serif Roman" w:cs="CMU Serif Roman"/>
@@ -2917,8 +3002,8 @@
           <w:rFonts w:ascii="CMU Serif Roman" w:hAnsi="CMU Serif Roman" w:cs="CMU Serif Roman"/>
         </w:rPr>
       </w:pPr>
-      <w:bookmarkStart w:id="178" w:name="ref-engel2012"/>
-      <w:bookmarkEnd w:id="177"/>
+      <w:bookmarkStart w:id="101" w:name="ref-engel2012"/>
+      <w:bookmarkEnd w:id="100"/>
       <w:r>
         <w:rPr>
           <w:rFonts w:ascii="CMU Serif Roman" w:hAnsi="CMU Serif Roman" w:cs="CMU Serif Roman"/>
@@ -2963,8 +3048,8 @@
           <w:rFonts w:ascii="CMU Serif Roman" w:hAnsi="CMU Serif Roman" w:cs="CMU Serif Roman"/>
         </w:rPr>
       </w:pPr>
-      <w:bookmarkStart w:id="179" w:name="ref-Engel2013"/>
-      <w:bookmarkEnd w:id="178"/>
+      <w:bookmarkStart w:id="102" w:name="ref-Engel2013"/>
+      <w:bookmarkEnd w:id="101"/>
       <w:r>
         <w:rPr>
           <w:rFonts w:ascii="CMU Serif Roman" w:hAnsi="CMU Serif Roman" w:cs="CMU Serif Roman"/>
@@ -3009,8 +3094,8 @@
           <w:rFonts w:ascii="CMU Serif Roman" w:hAnsi="CMU Serif Roman" w:cs="CMU Serif Roman"/>
         </w:rPr>
       </w:pPr>
-      <w:bookmarkStart w:id="180" w:name="ref-ferguson2018"/>
-      <w:bookmarkEnd w:id="179"/>
+      <w:bookmarkStart w:id="103" w:name="ref-ferguson2018"/>
+      <w:bookmarkEnd w:id="102"/>
       <w:r>
         <w:rPr>
           <w:rFonts w:ascii="CMU Serif Roman" w:hAnsi="CMU Serif Roman" w:cs="CMU Serif Roman"/>
@@ -3055,8 +3140,8 @@
           <w:rFonts w:ascii="CMU Serif Roman" w:hAnsi="CMU Serif Roman" w:cs="CMU Serif Roman"/>
         </w:rPr>
       </w:pPr>
-      <w:bookmarkStart w:id="181" w:name="ref-gérard2020"/>
-      <w:bookmarkEnd w:id="180"/>
+      <w:bookmarkStart w:id="104" w:name="ref-gérard2020"/>
+      <w:bookmarkEnd w:id="103"/>
       <w:r>
         <w:rPr>
           <w:rFonts w:ascii="CMU Serif Roman" w:hAnsi="CMU Serif Roman" w:cs="CMU Serif Roman"/>
@@ -3098,12 +3183,12 @@
         <w:pStyle w:val="Bibliography"/>
         <w:jc w:val="both"/>
         <w:rPr>
-          <w:ins w:id="182" w:author="Ainhoa Magrach" w:date="2025-05-08T13:11:00Z" w16du:dateUtc="2025-05-08T11:11:00Z"/>
-          <w:rFonts w:ascii="CMU Serif Roman" w:hAnsi="CMU Serif Roman" w:cs="CMU Serif Roman"/>
-        </w:rPr>
-      </w:pPr>
-      <w:bookmarkStart w:id="183" w:name="ref-guzman2024"/>
-      <w:bookmarkEnd w:id="181"/>
+          <w:ins w:id="105" w:author="Ainhoa Magrach" w:date="2025-05-08T13:11:00Z" w16du:dateUtc="2025-05-08T11:11:00Z"/>
+          <w:rFonts w:ascii="CMU Serif Roman" w:hAnsi="CMU Serif Roman" w:cs="CMU Serif Roman"/>
+        </w:rPr>
+      </w:pPr>
+      <w:bookmarkStart w:id="106" w:name="ref-guzman2024"/>
+      <w:bookmarkEnd w:id="104"/>
       <w:r>
         <w:rPr>
           <w:rFonts w:ascii="CMU Serif Roman" w:hAnsi="CMU Serif Roman" w:cs="CMU Serif Roman"/>
@@ -3146,19 +3231,19 @@
         <w:rPr>
           <w:rFonts w:ascii="CMU Serif Roman" w:hAnsi="CMU Serif Roman" w:cs="CMU Serif Roman"/>
         </w:rPr>
-        <w:pPrChange w:id="184" w:author="Ainhoa Magrach" w:date="2025-05-08T13:11:00Z" w16du:dateUtc="2025-05-08T11:11:00Z">
+        <w:pPrChange w:id="107" w:author="Ainhoa Magrach" w:date="2025-05-08T13:11:00Z" w16du:dateUtc="2025-05-08T11:11:00Z">
           <w:pPr>
             <w:pStyle w:val="Bibliography"/>
             <w:jc w:val="both"/>
           </w:pPr>
         </w:pPrChange>
       </w:pPr>
-      <w:bookmarkStart w:id="185" w:name="ref-iNEXT"/>
-      <w:ins w:id="186" w:author="Ainhoa Magrach" w:date="2025-05-08T13:11:00Z" w16du:dateUtc="2025-05-08T11:11:00Z">
+      <w:bookmarkStart w:id="108" w:name="ref-iNEXT"/>
+      <w:ins w:id="109" w:author="Ainhoa Magrach" w:date="2025-05-08T13:11:00Z" w16du:dateUtc="2025-05-08T11:11:00Z">
         <w:r>
           <w:rPr>
             <w:rFonts w:ascii="CMU Serif Roman" w:hAnsi="CMU Serif Roman" w:cs="CMU Serif Roman"/>
-            <w:rPrChange w:id="187" w:author="Ainhoa Magrach" w:date="2025-05-08T13:11:00Z" w16du:dateUtc="2025-05-08T11:11:00Z">
+            <w:rPrChange w:id="110" w:author="Ainhoa Magrach" w:date="2025-05-08T13:11:00Z" w16du:dateUtc="2025-05-08T11:11:00Z">
               <w:rPr/>
             </w:rPrChange>
           </w:rPr>
@@ -3169,7 +3254,7 @@
         <w:r>
           <w:rPr>
             <w:rFonts w:ascii="CMU Serif Roman" w:hAnsi="CMU Serif Roman" w:cs="CMU Serif Roman"/>
-            <w:rPrChange w:id="188" w:author="Ainhoa Magrach" w:date="2025-05-08T13:11:00Z" w16du:dateUtc="2025-05-08T11:11:00Z">
+            <w:rPrChange w:id="111" w:author="Ainhoa Magrach" w:date="2025-05-08T13:11:00Z" w16du:dateUtc="2025-05-08T11:11:00Z">
               <w:rPr/>
             </w:rPrChange>
           </w:rPr>
@@ -3179,7 +3264,7 @@
         <w:r>
           <w:rPr>
             <w:rFonts w:ascii="CMU Serif Roman" w:hAnsi="CMU Serif Roman" w:cs="CMU Serif Roman"/>
-            <w:rPrChange w:id="189" w:author="Ainhoa Magrach" w:date="2025-05-08T13:11:00Z" w16du:dateUtc="2025-05-08T11:11:00Z">
+            <w:rPrChange w:id="112" w:author="Ainhoa Magrach" w:date="2025-05-08T13:11:00Z" w16du:dateUtc="2025-05-08T11:11:00Z">
               <w:rPr/>
             </w:rPrChange>
           </w:rPr>
@@ -3188,7 +3273,7 @@
         <w:r>
           <w:rPr>
             <w:rFonts w:ascii="CMU Serif Roman" w:hAnsi="CMU Serif Roman" w:cs="CMU Serif Roman"/>
-            <w:rPrChange w:id="190" w:author="Ainhoa Magrach" w:date="2025-05-08T13:11:00Z" w16du:dateUtc="2025-05-08T11:11:00Z">
+            <w:rPrChange w:id="113" w:author="Ainhoa Magrach" w:date="2025-05-08T13:11:00Z" w16du:dateUtc="2025-05-08T11:11:00Z">
               <w:rPr/>
             </w:rPrChange>
           </w:rPr>
@@ -3197,7 +3282,7 @@
         <w:r>
           <w:rPr>
             <w:rFonts w:ascii="CMU Serif Roman" w:hAnsi="CMU Serif Roman" w:cs="CMU Serif Roman"/>
-            <w:rPrChange w:id="191" w:author="Ainhoa Magrach" w:date="2025-05-08T13:11:00Z" w16du:dateUtc="2025-05-08T11:11:00Z">
+            <w:rPrChange w:id="114" w:author="Ainhoa Magrach" w:date="2025-05-08T13:11:00Z" w16du:dateUtc="2025-05-08T11:11:00Z">
               <w:rPr/>
             </w:rPrChange>
           </w:rPr>
@@ -3206,7 +3291,7 @@
         <w:r>
           <w:rPr>
             <w:rFonts w:ascii="CMU Serif Roman" w:hAnsi="CMU Serif Roman" w:cs="CMU Serif Roman"/>
-            <w:rPrChange w:id="192" w:author="Ainhoa Magrach" w:date="2025-05-08T13:11:00Z" w16du:dateUtc="2025-05-08T11:11:00Z">
+            <w:rPrChange w:id="115" w:author="Ainhoa Magrach" w:date="2025-05-08T13:11:00Z" w16du:dateUtc="2025-05-08T11:11:00Z">
               <w:rPr/>
             </w:rPrChange>
           </w:rPr>
@@ -3214,7 +3299,7 @@
         <w:r>
           <w:rPr>
             <w:rFonts w:ascii="CMU Serif Roman" w:hAnsi="CMU Serif Roman" w:cs="CMU Serif Roman"/>
-            <w:rPrChange w:id="193" w:author="Ainhoa Magrach" w:date="2025-05-08T13:11:00Z" w16du:dateUtc="2025-05-08T11:11:00Z">
+            <w:rPrChange w:id="116" w:author="Ainhoa Magrach" w:date="2025-05-08T13:11:00Z" w16du:dateUtc="2025-05-08T11:11:00Z">
               <w:rPr/>
             </w:rPrChange>
           </w:rPr>
@@ -3224,7 +3309,7 @@
           <w:rPr>
             <w:rStyle w:val="Hyperlink"/>
             <w:rFonts w:ascii="CMU Serif Roman" w:hAnsi="CMU Serif Roman" w:cs="CMU Serif Roman"/>
-            <w:rPrChange w:id="194" w:author="Ainhoa Magrach" w:date="2025-05-08T13:11:00Z" w16du:dateUtc="2025-05-08T11:11:00Z">
+            <w:rPrChange w:id="117" w:author="Ainhoa Magrach" w:date="2025-05-08T13:11:00Z" w16du:dateUtc="2025-05-08T11:11:00Z">
               <w:rPr>
                 <w:rStyle w:val="Hyperlink"/>
               </w:rPr>
@@ -3235,7 +3320,7 @@
         <w:r>
           <w:rPr>
             <w:rFonts w:ascii="CMU Serif Roman" w:hAnsi="CMU Serif Roman" w:cs="CMU Serif Roman"/>
-            <w:rPrChange w:id="195" w:author="Ainhoa Magrach" w:date="2025-05-08T13:11:00Z" w16du:dateUtc="2025-05-08T11:11:00Z">
+            <w:rPrChange w:id="118" w:author="Ainhoa Magrach" w:date="2025-05-08T13:11:00Z" w16du:dateUtc="2025-05-08T11:11:00Z">
               <w:rPr/>
             </w:rPrChange>
           </w:rPr>
@@ -3244,14 +3329,14 @@
         <w:r>
           <w:rPr>
             <w:rFonts w:ascii="CMU Serif Roman" w:hAnsi="CMU Serif Roman" w:cs="CMU Serif Roman"/>
-            <w:rPrChange w:id="196" w:author="Ainhoa Magrach" w:date="2025-05-08T13:11:00Z" w16du:dateUtc="2025-05-08T11:11:00Z">
+            <w:rPrChange w:id="119" w:author="Ainhoa Magrach" w:date="2025-05-08T13:11:00Z" w16du:dateUtc="2025-05-08T11:11:00Z">
               <w:rPr/>
             </w:rPrChange>
           </w:rPr>
           <w:t>.</w:t>
         </w:r>
       </w:ins>
-      <w:bookmarkEnd w:id="185"/>
+      <w:bookmarkEnd w:id="108"/>
     </w:p>
     <w:p>
       <w:pPr>
@@ -3261,8 +3346,8 @@
           <w:rFonts w:ascii="CMU Serif Roman" w:hAnsi="CMU Serif Roman" w:cs="CMU Serif Roman"/>
         </w:rPr>
       </w:pPr>
-      <w:bookmarkStart w:id="197" w:name="ref-klein2006"/>
-      <w:bookmarkEnd w:id="183"/>
+      <w:bookmarkStart w:id="120" w:name="ref-klein2006"/>
+      <w:bookmarkEnd w:id="106"/>
       <w:r>
         <w:rPr>
           <w:rFonts w:ascii="CMU Serif Roman" w:hAnsi="CMU Serif Roman" w:cs="CMU Serif Roman"/>
@@ -3307,8 +3392,8 @@
           <w:rFonts w:ascii="CMU Serif Roman" w:hAnsi="CMU Serif Roman" w:cs="CMU Serif Roman"/>
         </w:rPr>
       </w:pPr>
-      <w:bookmarkStart w:id="198" w:name="ref-koch2011"/>
-      <w:bookmarkEnd w:id="197"/>
+      <w:bookmarkStart w:id="121" w:name="ref-koch2011"/>
+      <w:bookmarkEnd w:id="120"/>
       <w:r>
         <w:rPr>
           <w:rFonts w:ascii="CMU Serif Roman" w:hAnsi="CMU Serif Roman" w:cs="CMU Serif Roman"/>
@@ -3353,8 +3438,8 @@
           <w:rFonts w:ascii="CMU Serif Roman" w:hAnsi="CMU Serif Roman" w:cs="CMU Serif Roman"/>
         </w:rPr>
       </w:pPr>
-      <w:bookmarkStart w:id="199" w:name="ref-li2023"/>
-      <w:bookmarkEnd w:id="198"/>
+      <w:bookmarkStart w:id="122" w:name="ref-li2023"/>
+      <w:bookmarkEnd w:id="121"/>
       <w:r>
         <w:rPr>
           <w:rFonts w:ascii="CMU Serif Roman" w:hAnsi="CMU Serif Roman" w:cs="CMU Serif Roman"/>
@@ -3399,8 +3484,8 @@
           <w:rFonts w:ascii="CMU Serif Roman" w:hAnsi="CMU Serif Roman" w:cs="CMU Serif Roman"/>
         </w:rPr>
       </w:pPr>
-      <w:bookmarkStart w:id="200" w:name="ref-ludvigsen2015"/>
-      <w:bookmarkEnd w:id="199"/>
+      <w:bookmarkStart w:id="123" w:name="ref-ludvigsen2015"/>
+      <w:bookmarkEnd w:id="122"/>
       <w:r>
         <w:rPr>
           <w:rFonts w:ascii="CMU Serif Roman" w:hAnsi="CMU Serif Roman" w:cs="CMU Serif Roman"/>
@@ -3445,8 +3530,8 @@
           <w:rFonts w:ascii="CMU Serif Roman" w:hAnsi="CMU Serif Roman" w:cs="CMU Serif Roman"/>
         </w:rPr>
       </w:pPr>
-      <w:bookmarkStart w:id="201" w:name="ref-maes2016"/>
-      <w:bookmarkEnd w:id="200"/>
+      <w:bookmarkStart w:id="124" w:name="ref-maes2016"/>
+      <w:bookmarkEnd w:id="123"/>
       <w:r>
         <w:rPr>
           <w:rFonts w:ascii="CMU Serif Roman" w:hAnsi="CMU Serif Roman" w:cs="CMU Serif Roman"/>
@@ -3505,8 +3590,8 @@
           <w:rFonts w:ascii="CMU Serif Roman" w:hAnsi="CMU Serif Roman" w:cs="CMU Serif Roman"/>
         </w:rPr>
       </w:pPr>
-      <w:bookmarkStart w:id="202" w:name="ref-manley2015"/>
-      <w:bookmarkEnd w:id="201"/>
+      <w:bookmarkStart w:id="125" w:name="ref-manley2015"/>
+      <w:bookmarkEnd w:id="124"/>
       <w:r>
         <w:rPr>
           <w:rFonts w:ascii="CMU Serif Roman" w:hAnsi="CMU Serif Roman" w:cs="CMU Serif Roman"/>
@@ -3551,8 +3636,8 @@
           <w:rFonts w:ascii="CMU Serif Roman" w:hAnsi="CMU Serif Roman" w:cs="CMU Serif Roman"/>
         </w:rPr>
       </w:pPr>
-      <w:bookmarkStart w:id="203" w:name="ref-martinson2010"/>
-      <w:bookmarkEnd w:id="202"/>
+      <w:bookmarkStart w:id="126" w:name="ref-martinson2010"/>
+      <w:bookmarkEnd w:id="125"/>
       <w:r>
         <w:rPr>
           <w:rFonts w:ascii="CMU Serif Roman" w:hAnsi="CMU Serif Roman" w:cs="CMU Serif Roman"/>
@@ -3597,8 +3682,8 @@
           <w:rFonts w:ascii="CMU Serif Roman" w:hAnsi="CMU Serif Roman" w:cs="CMU Serif Roman"/>
         </w:rPr>
       </w:pPr>
-      <w:bookmarkStart w:id="204" w:name="ref-miller-struttmann2015"/>
-      <w:bookmarkEnd w:id="203"/>
+      <w:bookmarkStart w:id="127" w:name="ref-miller-struttmann2015"/>
+      <w:bookmarkEnd w:id="126"/>
       <w:r>
         <w:rPr>
           <w:rFonts w:ascii="CMU Serif Roman" w:hAnsi="CMU Serif Roman" w:cs="CMU Serif Roman"/>
@@ -3643,8 +3728,8 @@
           <w:rFonts w:ascii="CMU Serif Roman" w:hAnsi="CMU Serif Roman" w:cs="CMU Serif Roman"/>
         </w:rPr>
       </w:pPr>
-      <w:bookmarkStart w:id="205" w:name="ref-murphy2022"/>
-      <w:bookmarkEnd w:id="204"/>
+      <w:bookmarkStart w:id="128" w:name="ref-murphy2022"/>
+      <w:bookmarkEnd w:id="127"/>
       <w:r>
         <w:rPr>
           <w:rFonts w:ascii="CMU Serif Roman" w:hAnsi="CMU Serif Roman" w:cs="CMU Serif Roman"/>
@@ -3687,12 +3772,12 @@
         <w:pStyle w:val="Bibliography"/>
         <w:jc w:val="both"/>
         <w:rPr>
-          <w:ins w:id="206" w:author="Ainhoa Magrach" w:date="2025-05-08T15:08:00Z" w16du:dateUtc="2025-05-08T13:08:00Z"/>
-          <w:rFonts w:ascii="CMU Serif Roman" w:hAnsi="CMU Serif Roman" w:cs="CMU Serif Roman"/>
-        </w:rPr>
-      </w:pPr>
-      <w:bookmarkStart w:id="207" w:name="ref-neu2021"/>
-      <w:bookmarkEnd w:id="205"/>
+          <w:ins w:id="129" w:author="Ainhoa Magrach" w:date="2025-05-08T15:08:00Z" w16du:dateUtc="2025-05-08T13:08:00Z"/>
+          <w:rFonts w:ascii="CMU Serif Roman" w:hAnsi="CMU Serif Roman" w:cs="CMU Serif Roman"/>
+        </w:rPr>
+      </w:pPr>
+      <w:bookmarkStart w:id="130" w:name="ref-neu2021"/>
+      <w:bookmarkEnd w:id="128"/>
       <w:r>
         <w:rPr>
           <w:rFonts w:ascii="CMU Serif Roman" w:hAnsi="CMU Serif Roman" w:cs="CMU Serif Roman"/>
@@ -3737,12 +3822,12 @@
           <w:rFonts w:ascii="CMU Serif Roman" w:hAnsi="CMU Serif Roman" w:cs="CMU Serif Roman"/>
         </w:rPr>
       </w:pPr>
-      <w:bookmarkStart w:id="208" w:name="ref-vegan"/>
-      <w:ins w:id="209" w:author="Ainhoa Magrach" w:date="2025-05-08T15:08:00Z" w16du:dateUtc="2025-05-08T13:08:00Z">
+      <w:bookmarkStart w:id="131" w:name="ref-vegan"/>
+      <w:ins w:id="132" w:author="Ainhoa Magrach" w:date="2025-05-08T15:08:00Z" w16du:dateUtc="2025-05-08T13:08:00Z">
         <w:r>
           <w:rPr>
             <w:rFonts w:ascii="CMU Serif Roman" w:hAnsi="CMU Serif Roman" w:cs="CMU Serif Roman"/>
-            <w:rPrChange w:id="210" w:author="Ainhoa Magrach" w:date="2025-05-08T15:08:00Z" w16du:dateUtc="2025-05-08T13:08:00Z">
+            <w:rPrChange w:id="133" w:author="Ainhoa Magrach" w:date="2025-05-08T15:08:00Z" w16du:dateUtc="2025-05-08T13:08:00Z">
               <w:rPr/>
             </w:rPrChange>
           </w:rPr>
@@ -3751,7 +3836,7 @@
         <w:r>
           <w:rPr>
             <w:rFonts w:ascii="CMU Serif Roman" w:hAnsi="CMU Serif Roman" w:cs="CMU Serif Roman"/>
-            <w:rPrChange w:id="211" w:author="Ainhoa Magrach" w:date="2025-05-08T15:08:00Z" w16du:dateUtc="2025-05-08T13:08:00Z">
+            <w:rPrChange w:id="134" w:author="Ainhoa Magrach" w:date="2025-05-08T15:08:00Z" w16du:dateUtc="2025-05-08T13:08:00Z">
               <w:rPr/>
             </w:rPrChange>
           </w:rPr>
@@ -3760,7 +3845,7 @@
         <w:r>
           <w:rPr>
             <w:rFonts w:ascii="CMU Serif Roman" w:hAnsi="CMU Serif Roman" w:cs="CMU Serif Roman"/>
-            <w:rPrChange w:id="212" w:author="Ainhoa Magrach" w:date="2025-05-08T15:08:00Z" w16du:dateUtc="2025-05-08T13:08:00Z">
+            <w:rPrChange w:id="135" w:author="Ainhoa Magrach" w:date="2025-05-08T15:08:00Z" w16du:dateUtc="2025-05-08T13:08:00Z">
               <w:rPr/>
             </w:rPrChange>
           </w:rPr>
@@ -3769,7 +3854,7 @@
         <w:r>
           <w:rPr>
             <w:rFonts w:ascii="CMU Serif Roman" w:hAnsi="CMU Serif Roman" w:cs="CMU Serif Roman"/>
-            <w:rPrChange w:id="213" w:author="Ainhoa Magrach" w:date="2025-05-08T15:08:00Z" w16du:dateUtc="2025-05-08T13:08:00Z">
+            <w:rPrChange w:id="136" w:author="Ainhoa Magrach" w:date="2025-05-08T15:08:00Z" w16du:dateUtc="2025-05-08T13:08:00Z">
               <w:rPr/>
             </w:rPrChange>
           </w:rPr>
@@ -3777,7 +3862,7 @@
         <w:r>
           <w:rPr>
             <w:rFonts w:ascii="CMU Serif Roman" w:hAnsi="CMU Serif Roman" w:cs="CMU Serif Roman"/>
-            <w:rPrChange w:id="214" w:author="Ainhoa Magrach" w:date="2025-05-08T15:08:00Z" w16du:dateUtc="2025-05-08T13:08:00Z">
+            <w:rPrChange w:id="137" w:author="Ainhoa Magrach" w:date="2025-05-08T15:08:00Z" w16du:dateUtc="2025-05-08T13:08:00Z">
               <w:rPr/>
             </w:rPrChange>
           </w:rPr>
@@ -3787,7 +3872,7 @@
           <w:rPr>
             <w:rStyle w:val="Hyperlink"/>
             <w:rFonts w:ascii="CMU Serif Roman" w:hAnsi="CMU Serif Roman" w:cs="CMU Serif Roman"/>
-            <w:rPrChange w:id="215" w:author="Ainhoa Magrach" w:date="2025-05-08T15:08:00Z" w16du:dateUtc="2025-05-08T13:08:00Z">
+            <w:rPrChange w:id="138" w:author="Ainhoa Magrach" w:date="2025-05-08T15:08:00Z" w16du:dateUtc="2025-05-08T13:08:00Z">
               <w:rPr>
                 <w:rStyle w:val="Hyperlink"/>
               </w:rPr>
@@ -3798,7 +3883,7 @@
         <w:r>
           <w:rPr>
             <w:rFonts w:ascii="CMU Serif Roman" w:hAnsi="CMU Serif Roman" w:cs="CMU Serif Roman"/>
-            <w:rPrChange w:id="216" w:author="Ainhoa Magrach" w:date="2025-05-08T15:08:00Z" w16du:dateUtc="2025-05-08T13:08:00Z">
+            <w:rPrChange w:id="139" w:author="Ainhoa Magrach" w:date="2025-05-08T15:08:00Z" w16du:dateUtc="2025-05-08T13:08:00Z">
               <w:rPr/>
             </w:rPrChange>
           </w:rPr>
@@ -3807,14 +3892,14 @@
         <w:r>
           <w:rPr>
             <w:rFonts w:ascii="CMU Serif Roman" w:hAnsi="CMU Serif Roman" w:cs="CMU Serif Roman"/>
-            <w:rPrChange w:id="217" w:author="Ainhoa Magrach" w:date="2025-05-08T15:08:00Z" w16du:dateUtc="2025-05-08T13:08:00Z">
+            <w:rPrChange w:id="140" w:author="Ainhoa Magrach" w:date="2025-05-08T15:08:00Z" w16du:dateUtc="2025-05-08T13:08:00Z">
               <w:rPr/>
             </w:rPrChange>
           </w:rPr>
           <w:t>.</w:t>
         </w:r>
       </w:ins>
-      <w:bookmarkEnd w:id="208"/>
+      <w:bookmarkEnd w:id="131"/>
     </w:p>
     <w:p>
       <w:pPr>
@@ -3825,8 +3910,8 @@
           <w:lang w:val="es-ES"/>
         </w:rPr>
       </w:pPr>
-      <w:bookmarkStart w:id="218" w:name="ref-ollerton2011"/>
-      <w:bookmarkEnd w:id="207"/>
+      <w:bookmarkStart w:id="141" w:name="ref-ollerton2011"/>
+      <w:bookmarkEnd w:id="130"/>
       <w:r>
         <w:rPr>
           <w:rFonts w:ascii="CMU Serif Roman" w:hAnsi="CMU Serif Roman" w:cs="CMU Serif Roman"/>
@@ -3855,7 +3940,7 @@
       <w:r>
         <w:rPr>
           <w:lang w:val="es-ES"/>
-          <w:rPrChange w:id="219" w:author="Ainhoa Magrach" w:date="2025-05-07T13:39:00Z" w16du:dateUtc="2025-05-07T11:39:00Z">
+          <w:rPrChange w:id="142" w:author="Ainhoa Magrach" w:date="2025-05-07T13:39:00Z" w16du:dateUtc="2025-05-07T11:39:00Z">
             <w:rPr/>
           </w:rPrChange>
         </w:rPr>
@@ -3891,8 +3976,8 @@
           <w:rFonts w:ascii="CMU Serif Roman" w:hAnsi="CMU Serif Roman" w:cs="CMU Serif Roman"/>
         </w:rPr>
       </w:pPr>
-      <w:bookmarkStart w:id="220" w:name="ref-Pizarro2021"/>
-      <w:bookmarkEnd w:id="218"/>
+      <w:bookmarkStart w:id="143" w:name="ref-Pizarro2021"/>
+      <w:bookmarkEnd w:id="141"/>
       <w:r>
         <w:rPr>
           <w:rFonts w:ascii="CMU Serif Roman" w:hAnsi="CMU Serif Roman" w:cs="CMU Serif Roman"/>
@@ -3946,8 +4031,8 @@
           <w:rFonts w:ascii="CMU Serif Roman" w:hAnsi="CMU Serif Roman" w:cs="CMU Serif Roman"/>
         </w:rPr>
       </w:pPr>
-      <w:bookmarkStart w:id="221" w:name="ref-risely2020"/>
-      <w:bookmarkEnd w:id="220"/>
+      <w:bookmarkStart w:id="144" w:name="ref-risely2020"/>
+      <w:bookmarkEnd w:id="143"/>
       <w:r>
         <w:rPr>
           <w:rFonts w:ascii="CMU Serif Roman" w:hAnsi="CMU Serif Roman" w:cs="CMU Serif Roman"/>
@@ -3992,8 +4077,8 @@
           <w:rFonts w:ascii="CMU Serif Roman" w:hAnsi="CMU Serif Roman" w:cs="CMU Serif Roman"/>
         </w:rPr>
       </w:pPr>
-      <w:bookmarkStart w:id="222" w:name="ref-shah2024"/>
-      <w:bookmarkEnd w:id="221"/>
+      <w:bookmarkStart w:id="145" w:name="ref-shah2024"/>
+      <w:bookmarkEnd w:id="144"/>
       <w:r>
         <w:rPr>
           <w:rFonts w:ascii="CMU Serif Roman" w:hAnsi="CMU Serif Roman" w:cs="CMU Serif Roman"/>
@@ -4038,8 +4123,8 @@
           <w:rFonts w:ascii="CMU Serif Roman" w:hAnsi="CMU Serif Roman" w:cs="CMU Serif Roman"/>
         </w:rPr>
       </w:pPr>
-      <w:bookmarkStart w:id="223" w:name="ref-steele2021"/>
-      <w:bookmarkEnd w:id="222"/>
+      <w:bookmarkStart w:id="146" w:name="ref-steele2021"/>
+      <w:bookmarkEnd w:id="145"/>
       <w:r>
         <w:rPr>
           <w:rFonts w:ascii="CMU Serif Roman" w:hAnsi="CMU Serif Roman" w:cs="CMU Serif Roman"/>
@@ -4085,8 +4170,8 @@
           <w:lang w:val="es-ES"/>
         </w:rPr>
       </w:pPr>
-      <w:bookmarkStart w:id="224" w:name="ref-stemet2024"/>
-      <w:bookmarkEnd w:id="223"/>
+      <w:bookmarkStart w:id="147" w:name="ref-stemet2024"/>
+      <w:bookmarkEnd w:id="146"/>
       <w:r>
         <w:rPr>
           <w:rFonts w:ascii="CMU Serif Roman" w:hAnsi="CMU Serif Roman" w:cs="CMU Serif Roman"/>
@@ -4116,12 +4201,12 @@
         <w:pStyle w:val="Bibliography"/>
         <w:jc w:val="both"/>
         <w:rPr>
-          <w:ins w:id="225" w:author="Ainhoa Magrach" w:date="2025-05-07T13:42:00Z" w16du:dateUtc="2025-05-07T11:42:00Z"/>
-          <w:rFonts w:ascii="CMU Serif Roman" w:hAnsi="CMU Serif Roman" w:cs="CMU Serif Roman"/>
-        </w:rPr>
-      </w:pPr>
-      <w:bookmarkStart w:id="226" w:name="ref-vanbergen2017"/>
-      <w:bookmarkEnd w:id="224"/>
+          <w:ins w:id="148" w:author="Ainhoa Magrach" w:date="2025-05-07T13:42:00Z" w16du:dateUtc="2025-05-07T11:42:00Z"/>
+          <w:rFonts w:ascii="CMU Serif Roman" w:hAnsi="CMU Serif Roman" w:cs="CMU Serif Roman"/>
+        </w:rPr>
+      </w:pPr>
+      <w:bookmarkStart w:id="149" w:name="ref-vanbergen2017"/>
+      <w:bookmarkEnd w:id="147"/>
       <w:proofErr w:type="spellStart"/>
       <w:r>
         <w:rPr>
@@ -4195,25 +4280,25 @@
         <w:pStyle w:val="Bibliography"/>
         <w:jc w:val="both"/>
         <w:rPr>
-          <w:del w:id="227" w:author="Ainhoa Magrach" w:date="2025-05-07T13:42:00Z" w16du:dateUtc="2025-05-07T11:42:00Z"/>
-          <w:rFonts w:ascii="CMU Serif Roman" w:hAnsi="CMU Serif Roman" w:cs="CMU Serif Roman"/>
-          <w:rPrChange w:id="228" w:author="Ainhoa Magrach" w:date="2025-05-07T13:42:00Z" w16du:dateUtc="2025-05-07T11:42:00Z">
+          <w:del w:id="150" w:author="Ainhoa Magrach" w:date="2025-05-07T13:42:00Z" w16du:dateUtc="2025-05-07T11:42:00Z"/>
+          <w:rFonts w:ascii="CMU Serif Roman" w:hAnsi="CMU Serif Roman" w:cs="CMU Serif Roman"/>
+          <w:rPrChange w:id="151" w:author="Ainhoa Magrach" w:date="2025-05-07T13:42:00Z" w16du:dateUtc="2025-05-07T11:42:00Z">
             <w:rPr>
-              <w:del w:id="229" w:author="Ainhoa Magrach" w:date="2025-05-07T13:42:00Z" w16du:dateUtc="2025-05-07T11:42:00Z"/>
+              <w:del w:id="152" w:author="Ainhoa Magrach" w:date="2025-05-07T13:42:00Z" w16du:dateUtc="2025-05-07T11:42:00Z"/>
             </w:rPr>
           </w:rPrChange>
         </w:rPr>
-        <w:pPrChange w:id="230" w:author="Ainhoa Magrach" w:date="2025-05-07T13:42:00Z" w16du:dateUtc="2025-05-07T11:42:00Z">
+        <w:pPrChange w:id="153" w:author="Ainhoa Magrach" w:date="2025-05-07T13:42:00Z" w16du:dateUtc="2025-05-07T11:42:00Z">
           <w:pPr>
             <w:pStyle w:val="Bibliography"/>
           </w:pPr>
         </w:pPrChange>
       </w:pPr>
-      <w:bookmarkStart w:id="231" w:name="ref-wagner2021"/>
-      <w:r>
-        <w:rPr>
-          <w:rFonts w:ascii="CMU Serif Roman" w:hAnsi="CMU Serif Roman" w:cs="CMU Serif Roman"/>
-          <w:rPrChange w:id="232" w:author="Ainhoa Magrach" w:date="2025-05-07T13:42:00Z" w16du:dateUtc="2025-05-07T11:42:00Z">
+      <w:bookmarkStart w:id="154" w:name="ref-wagner2021"/>
+      <w:r>
+        <w:rPr>
+          <w:rFonts w:ascii="CMU Serif Roman" w:hAnsi="CMU Serif Roman" w:cs="CMU Serif Roman"/>
+          <w:rPrChange w:id="155" w:author="Ainhoa Magrach" w:date="2025-05-07T13:42:00Z" w16du:dateUtc="2025-05-07T11:42:00Z">
             <w:rPr/>
           </w:rPrChange>
         </w:rPr>
@@ -4224,7 +4309,7 @@
       <w:r>
         <w:rPr>
           <w:rFonts w:ascii="CMU Serif Roman" w:hAnsi="CMU Serif Roman" w:cs="CMU Serif Roman"/>
-          <w:rPrChange w:id="233" w:author="Ainhoa Magrach" w:date="2025-05-07T13:42:00Z" w16du:dateUtc="2025-05-07T11:42:00Z">
+          <w:rPrChange w:id="156" w:author="Ainhoa Magrach" w:date="2025-05-07T13:42:00Z" w16du:dateUtc="2025-05-07T11:42:00Z">
             <w:rPr/>
           </w:rPrChange>
         </w:rPr>
@@ -4234,7 +4319,7 @@
       <w:r>
         <w:rPr>
           <w:rFonts w:ascii="CMU Serif Roman" w:hAnsi="CMU Serif Roman" w:cs="CMU Serif Roman"/>
-          <w:rPrChange w:id="234" w:author="Ainhoa Magrach" w:date="2025-05-07T13:42:00Z" w16du:dateUtc="2025-05-07T11:42:00Z">
+          <w:rPrChange w:id="157" w:author="Ainhoa Magrach" w:date="2025-05-07T13:42:00Z" w16du:dateUtc="2025-05-07T11:42:00Z">
             <w:rPr/>
           </w:rPrChange>
         </w:rPr>
@@ -4244,7 +4329,7 @@
       <w:r>
         <w:rPr>
           <w:rFonts w:ascii="CMU Serif Roman" w:hAnsi="CMU Serif Roman" w:cs="CMU Serif Roman"/>
-          <w:rPrChange w:id="235" w:author="Ainhoa Magrach" w:date="2025-05-07T13:42:00Z" w16du:dateUtc="2025-05-07T11:42:00Z">
+          <w:rPrChange w:id="158" w:author="Ainhoa Magrach" w:date="2025-05-07T13:42:00Z" w16du:dateUtc="2025-05-07T11:42:00Z">
             <w:rPr/>
           </w:rPrChange>
         </w:rPr>
@@ -4254,7 +4339,7 @@
       <w:r>
         <w:rPr>
           <w:rFonts w:ascii="CMU Serif Roman" w:hAnsi="CMU Serif Roman" w:cs="CMU Serif Roman"/>
-          <w:rPrChange w:id="236" w:author="Ainhoa Magrach" w:date="2025-05-07T13:42:00Z" w16du:dateUtc="2025-05-07T11:42:00Z">
+          <w:rPrChange w:id="159" w:author="Ainhoa Magrach" w:date="2025-05-07T13:42:00Z" w16du:dateUtc="2025-05-07T11:42:00Z">
             <w:rPr/>
           </w:rPrChange>
         </w:rPr>
@@ -4264,7 +4349,7 @@
       <w:r>
         <w:rPr>
           <w:rFonts w:ascii="CMU Serif Roman" w:hAnsi="CMU Serif Roman" w:cs="CMU Serif Roman"/>
-          <w:rPrChange w:id="237" w:author="Ainhoa Magrach" w:date="2025-05-07T13:42:00Z" w16du:dateUtc="2025-05-07T11:42:00Z">
+          <w:rPrChange w:id="160" w:author="Ainhoa Magrach" w:date="2025-05-07T13:42:00Z" w16du:dateUtc="2025-05-07T11:42:00Z">
             <w:rPr/>
           </w:rPrChange>
         </w:rPr>
@@ -4274,7 +4359,7 @@
       <w:r>
         <w:rPr>
           <w:rFonts w:ascii="CMU Serif Roman" w:hAnsi="CMU Serif Roman" w:cs="CMU Serif Roman"/>
-          <w:rPrChange w:id="238" w:author="Ainhoa Magrach" w:date="2025-05-07T13:42:00Z" w16du:dateUtc="2025-05-07T11:42:00Z">
+          <w:rPrChange w:id="161" w:author="Ainhoa Magrach" w:date="2025-05-07T13:42:00Z" w16du:dateUtc="2025-05-07T11:42:00Z">
             <w:rPr/>
           </w:rPrChange>
         </w:rPr>
@@ -4285,7 +4370,7 @@
           <w:rFonts w:ascii="CMU Serif Roman" w:hAnsi="CMU Serif Roman" w:cs="CMU Serif Roman"/>
           <w:i/>
           <w:iCs/>
-          <w:rPrChange w:id="239" w:author="Ainhoa Magrach" w:date="2025-05-07T13:42:00Z" w16du:dateUtc="2025-05-07T11:42:00Z">
+          <w:rPrChange w:id="162" w:author="Ainhoa Magrach" w:date="2025-05-07T13:42:00Z" w16du:dateUtc="2025-05-07T11:42:00Z">
             <w:rPr>
               <w:i/>
               <w:iCs/>
@@ -4297,7 +4382,7 @@
       <w:r>
         <w:rPr>
           <w:rFonts w:ascii="CMU Serif Roman" w:hAnsi="CMU Serif Roman" w:cs="CMU Serif Roman"/>
-          <w:rPrChange w:id="240" w:author="Ainhoa Magrach" w:date="2025-05-07T13:42:00Z" w16du:dateUtc="2025-05-07T11:42:00Z">
+          <w:rPrChange w:id="163" w:author="Ainhoa Magrach" w:date="2025-05-07T13:42:00Z" w16du:dateUtc="2025-05-07T11:42:00Z">
             <w:rPr/>
           </w:rPrChange>
         </w:rPr>
@@ -4306,7 +4391,7 @@
       <w:r>
         <w:rPr>
           <w:rFonts w:ascii="CMU Serif Roman" w:hAnsi="CMU Serif Roman" w:cs="CMU Serif Roman"/>
-          <w:rPrChange w:id="241" w:author="Ainhoa Magrach" w:date="2025-05-07T13:42:00Z" w16du:dateUtc="2025-05-07T11:42:00Z">
+          <w:rPrChange w:id="164" w:author="Ainhoa Magrach" w:date="2025-05-07T13:42:00Z" w16du:dateUtc="2025-05-07T11:42:00Z">
             <w:rPr/>
           </w:rPrChange>
         </w:rPr>
@@ -4315,7 +4400,7 @@
       <w:r>
         <w:rPr>
           <w:rFonts w:ascii="CMU Serif Roman" w:hAnsi="CMU Serif Roman" w:cs="CMU Serif Roman"/>
-          <w:rPrChange w:id="242" w:author="Ainhoa Magrach" w:date="2025-05-07T13:42:00Z" w16du:dateUtc="2025-05-07T11:42:00Z">
+          <w:rPrChange w:id="165" w:author="Ainhoa Magrach" w:date="2025-05-07T13:42:00Z" w16du:dateUtc="2025-05-07T11:42:00Z">
             <w:rPr/>
           </w:rPrChange>
         </w:rPr>
@@ -4324,7 +4409,7 @@
       <w:r>
         <w:rPr>
           <w:rFonts w:ascii="CMU Serif Roman" w:hAnsi="CMU Serif Roman" w:cs="CMU Serif Roman"/>
-          <w:rPrChange w:id="243" w:author="Ainhoa Magrach" w:date="2025-05-07T13:42:00Z" w16du:dateUtc="2025-05-07T11:42:00Z">
+          <w:rPrChange w:id="166" w:author="Ainhoa Magrach" w:date="2025-05-07T13:42:00Z" w16du:dateUtc="2025-05-07T11:42:00Z">
             <w:rPr/>
           </w:rPrChange>
         </w:rPr>
@@ -4332,7 +4417,7 @@
       <w:r>
         <w:rPr>
           <w:rFonts w:ascii="CMU Serif Roman" w:hAnsi="CMU Serif Roman" w:cs="CMU Serif Roman"/>
-          <w:rPrChange w:id="244" w:author="Ainhoa Magrach" w:date="2025-05-07T13:42:00Z" w16du:dateUtc="2025-05-07T11:42:00Z">
+          <w:rPrChange w:id="167" w:author="Ainhoa Magrach" w:date="2025-05-07T13:42:00Z" w16du:dateUtc="2025-05-07T11:42:00Z">
             <w:rPr/>
           </w:rPrChange>
         </w:rPr>
@@ -4342,7 +4427,7 @@
         <w:rPr>
           <w:rStyle w:val="Hyperlink"/>
           <w:rFonts w:ascii="CMU Serif Roman" w:hAnsi="CMU Serif Roman" w:cs="CMU Serif Roman"/>
-          <w:rPrChange w:id="245" w:author="Ainhoa Magrach" w:date="2025-05-07T13:42:00Z" w16du:dateUtc="2025-05-07T11:42:00Z">
+          <w:rPrChange w:id="168" w:author="Ainhoa Magrach" w:date="2025-05-07T13:42:00Z" w16du:dateUtc="2025-05-07T11:42:00Z">
             <w:rPr>
               <w:rStyle w:val="Hyperlink"/>
             </w:rPr>
@@ -4354,7 +4439,7 @@
         <w:rPr>
           <w:rStyle w:val="Hyperlink"/>
           <w:rFonts w:ascii="CMU Serif Roman" w:hAnsi="CMU Serif Roman" w:cs="CMU Serif Roman"/>
-          <w:rPrChange w:id="246" w:author="Ainhoa Magrach" w:date="2025-05-07T13:42:00Z" w16du:dateUtc="2025-05-07T11:42:00Z">
+          <w:rPrChange w:id="169" w:author="Ainhoa Magrach" w:date="2025-05-07T13:42:00Z" w16du:dateUtc="2025-05-07T11:42:00Z">
             <w:rPr>
               <w:rStyle w:val="Hyperlink"/>
             </w:rPr>
@@ -4366,7 +4451,7 @@
         <w:rPr>
           <w:rStyle w:val="Hyperlink"/>
           <w:rFonts w:ascii="CMU Serif Roman" w:hAnsi="CMU Serif Roman" w:cs="CMU Serif Roman"/>
-          <w:rPrChange w:id="247" w:author="Ainhoa Magrach" w:date="2025-05-07T13:42:00Z" w16du:dateUtc="2025-05-07T11:42:00Z">
+          <w:rPrChange w:id="170" w:author="Ainhoa Magrach" w:date="2025-05-07T13:42:00Z" w16du:dateUtc="2025-05-07T11:42:00Z">
             <w:rPr>
               <w:rStyle w:val="Hyperlink"/>
             </w:rPr>
@@ -4377,7 +4462,7 @@
       <w:r>
         <w:rPr>
           <w:rFonts w:ascii="CMU Serif Roman" w:hAnsi="CMU Serif Roman" w:cs="CMU Serif Roman"/>
-          <w:rPrChange w:id="248" w:author="Ainhoa Magrach" w:date="2025-05-07T13:42:00Z" w16du:dateUtc="2025-05-07T11:42:00Z">
+          <w:rPrChange w:id="171" w:author="Ainhoa Magrach" w:date="2025-05-07T13:42:00Z" w16du:dateUtc="2025-05-07T11:42:00Z">
             <w:rPr/>
           </w:rPrChange>
         </w:rPr>
@@ -4386,14 +4471,14 @@
       <w:r>
         <w:rPr>
           <w:rFonts w:ascii="CMU Serif Roman" w:hAnsi="CMU Serif Roman" w:cs="CMU Serif Roman"/>
-          <w:rPrChange w:id="249" w:author="Ainhoa Magrach" w:date="2025-05-07T13:42:00Z" w16du:dateUtc="2025-05-07T11:42:00Z">
+          <w:rPrChange w:id="172" w:author="Ainhoa Magrach" w:date="2025-05-07T13:42:00Z" w16du:dateUtc="2025-05-07T11:42:00Z">
             <w:rPr/>
           </w:rPrChange>
         </w:rPr>
         <w:t>.</w:t>
       </w:r>
     </w:p>
-    <w:bookmarkEnd w:id="231"/>
+    <w:bookmarkEnd w:id="154"/>
     <w:p>
       <w:pPr>
         <w:pStyle w:val="Bibliography"/>
@@ -4411,8 +4496,8 @@
           <w:rFonts w:ascii="CMU Serif Roman" w:hAnsi="CMU Serif Roman" w:cs="CMU Serif Roman"/>
         </w:rPr>
       </w:pPr>
-      <w:bookmarkStart w:id="250" w:name="ref-weinhold2024"/>
-      <w:bookmarkEnd w:id="226"/>
+      <w:bookmarkStart w:id="173" w:name="ref-weinhold2024"/>
+      <w:bookmarkEnd w:id="149"/>
       <w:r>
         <w:rPr>
           <w:rFonts w:ascii="CMU Serif Roman" w:hAnsi="CMU Serif Roman" w:cs="CMU Serif Roman"/>
@@ -4457,8 +4542,8 @@
           <w:rFonts w:ascii="CMU Serif Roman" w:hAnsi="CMU Serif Roman" w:cs="CMU Serif Roman"/>
         </w:rPr>
       </w:pPr>
-      <w:bookmarkStart w:id="251" w:name="ref-winfree2009"/>
-      <w:bookmarkEnd w:id="250"/>
+      <w:bookmarkStart w:id="174" w:name="ref-winfree2009"/>
+      <w:bookmarkEnd w:id="173"/>
       <w:proofErr w:type="spellStart"/>
       <w:r>
         <w:rPr>
@@ -4567,8 +4652,8 @@
           <w:rFonts w:ascii="CMU Serif Roman" w:hAnsi="CMU Serif Roman" w:cs="CMU Serif Roman"/>
         </w:rPr>
       </w:pPr>
-      <w:bookmarkStart w:id="252" w:name="ref-zheng2019"/>
-      <w:bookmarkEnd w:id="251"/>
+      <w:bookmarkStart w:id="175" w:name="ref-zheng2019"/>
+      <w:bookmarkEnd w:id="174"/>
       <w:r>
         <w:rPr>
           <w:rFonts w:ascii="CMU Serif Roman" w:hAnsi="CMU Serif Roman" w:cs="CMU Serif Roman"/>
@@ -4613,8 +4698,8 @@
           <w:rFonts w:ascii="CMU Serif Roman" w:hAnsi="CMU Serif Roman" w:cs="CMU Serif Roman"/>
         </w:rPr>
       </w:pPr>
-      <w:bookmarkStart w:id="253" w:name="ref-zheng2017"/>
-      <w:bookmarkEnd w:id="252"/>
+      <w:bookmarkStart w:id="176" w:name="ref-zheng2017"/>
+      <w:bookmarkEnd w:id="175"/>
       <w:r>
         <w:rPr>
           <w:rFonts w:ascii="CMU Serif Roman" w:hAnsi="CMU Serif Roman" w:cs="CMU Serif Roman"/>
@@ -4650,9 +4735,9 @@
         </w:rPr>
         <w:t>.</w:t>
       </w:r>
-      <w:bookmarkEnd w:id="169"/>
-      <w:bookmarkEnd w:id="174"/>
-      <w:bookmarkEnd w:id="253"/>
+      <w:bookmarkEnd w:id="92"/>
+      <w:bookmarkEnd w:id="97"/>
+      <w:bookmarkEnd w:id="176"/>
     </w:p>
     <w:sectPr>
       <w:pgSz w:w="12240" w:h="15840"/>

--- a/ms_versions/ms_microbiome_v1.docx
+++ b/ms_versions/ms_microbiome_v1.docx
@@ -382,9 +382,6 @@
     <w:p>
       <w:pPr>
         <w:pStyle w:val="BodyText"/>
-        <w:rPr>
-          <w:ins w:id="0" w:author="Ainhoa Magrach" w:date="2025-05-08T15:33:00Z" w16du:dateUtc="2025-05-08T13:33:00Z"/>
-        </w:rPr>
       </w:pPr>
     </w:p>
     <w:p>
@@ -395,15 +392,13 @@
           <w:rFonts w:ascii="CMU Serif Roman" w:hAnsi="CMU Serif Roman" w:cs="CMU Serif Roman"/>
         </w:rPr>
       </w:pPr>
-      <w:bookmarkStart w:id="1" w:name="abstract"/>
-      <w:proofErr w:type="spellStart"/>
+      <w:bookmarkStart w:id="0" w:name="abstract"/>
       <w:r>
         <w:rPr>
           <w:rFonts w:ascii="CMU Serif Roman" w:hAnsi="CMU Serif Roman" w:cs="CMU Serif Roman"/>
         </w:rPr>
         <w:t>Abstract</w:t>
       </w:r>
-      <w:proofErr w:type="spellEnd"/>
     </w:p>
     <w:p>
       <w:pPr>
@@ -442,8 +437,8 @@
           <w:rFonts w:ascii="CMU Serif Roman" w:hAnsi="CMU Serif Roman" w:cs="CMU Serif Roman"/>
         </w:rPr>
       </w:pPr>
-      <w:bookmarkStart w:id="2" w:name="introduction"/>
-      <w:bookmarkEnd w:id="1"/>
+      <w:bookmarkStart w:id="1" w:name="introduction"/>
+      <w:bookmarkEnd w:id="0"/>
       <w:r>
         <w:rPr>
           <w:rFonts w:ascii="CMU Serif Roman" w:hAnsi="CMU Serif Roman" w:cs="CMU Serif Roman"/>
@@ -523,13 +518,7 @@
         <w:rPr>
           <w:rFonts w:ascii="CMU Serif Roman" w:hAnsi="CMU Serif Roman" w:cs="CMU Serif Roman"/>
         </w:rPr>
-        <w:t xml:space="preserve">A relatively unexplored yet crucial aspect of pollinator populations is their microbiome (Shah et al. 2024), the community of microorganisms living within and on them. The microbiome can significantly impact the health, physiology (Engel and Moran 2013), development, and survival (Ferguson et al. 2018) of organisms, influencing digestion, immune function, and disease resistance. In insect pollinators, the gut microbiome plays a vital role in nutrient absorption (Zheng et al. 2017, 2019), detoxification of harmful substances (Engel, Martinson, and Moran 2012), and protection against </w:t>
-      </w:r>
-      <w:r>
-        <w:rPr>
-          <w:rFonts w:ascii="CMU Serif Roman" w:hAnsi="CMU Serif Roman" w:cs="CMU Serif Roman"/>
-        </w:rPr>
-        <w:t xml:space="preserve">pathogens </w:t>
+        <w:t xml:space="preserve">A relatively unexplored yet crucial aspect of pollinator populations is their microbiome (Shah et al. 2024), the community of microorganisms living within and on them. The microbiome can significantly impact the health, physiology (Engel and Moran 2013), development, and survival (Ferguson et al. 2018) of organisms, influencing digestion, immune function, and disease resistance. In insect pollinators, the gut microbiome plays a vital role in nutrient absorption (Zheng et al. 2017, 2019), detoxification of harmful substances (Engel, Martinson, and Moran 2012), and protection against pathogens </w:t>
       </w:r>
       <w:r>
         <w:rPr>
@@ -553,34 +542,22 @@
         <w:rPr>
           <w:rFonts w:ascii="CMU Serif Roman" w:hAnsi="CMU Serif Roman" w:cs="CMU Serif Roman"/>
         </w:rPr>
-        <w:t>Koch and Schmid-Hempel 2011). Disruptions to the microbiom</w:t>
-      </w:r>
-      <w:r>
-        <w:rPr>
-          <w:rFonts w:ascii="CMU Serif Roman" w:hAnsi="CMU Serif Roman" w:cs="CMU Serif Roman"/>
-        </w:rPr>
-        <w:t>e, whether through environmental changes, pesticide exposure, or other stressors, can compromise these essential functions and lead to increased vulnerability and mortality (Maes et al. 2016). Understanding the composition and functionality of microbiomes is therefore critical, not only for gaining insights into the biology and ecology of pollinator species but also for developing strategies to mitigate the adverse effects of global change drivers.</w:t>
-      </w:r>
-    </w:p>
-    <w:p>
-      <w:pPr>
-        <w:pStyle w:val="BodyText"/>
-        <w:jc w:val="both"/>
-        <w:rPr>
-          <w:rFonts w:ascii="CMU Serif Roman" w:hAnsi="CMU Serif Roman" w:cs="CMU Serif Roman"/>
-        </w:rPr>
-      </w:pPr>
-      <w:r>
-        <w:rPr>
-          <w:rFonts w:ascii="CMU Serif Roman" w:hAnsi="CMU Serif Roman" w:cs="CMU Serif Roman"/>
-        </w:rPr>
-        <w:t xml:space="preserve">Most research on pollinator microbiomes has focused on managed species, like honeybees (Engel, Martinson, and Moran 2012) and certain bumblebee species (Weinhold, Grüner, </w:t>
-      </w:r>
-      <w:r>
-        <w:rPr>
-          <w:rFonts w:ascii="CMU Serif Roman" w:hAnsi="CMU Serif Roman" w:cs="CMU Serif Roman"/>
-        </w:rPr>
-        <w:t>and Keller 2024), providing valuable insights into their gut microbial communities and how these microorganisms influence their health and productivity. However, our understanding of the microbiomes of other pollinator species, and particularly of wild species, remains limited (although see Li et al. 2023 for a focus on other species). We know even less about how these microbiomes change over time or how different environmental factors shape them.</w:t>
+        <w:t>Koch and Schmid-Hempel 2011). Disruptions to the microbiome, whether through environmental changes, pesticide exposure, or other stressors, can compromise these essential functions and lead to increased vulnerability and mortality (Maes et al. 2016). Understanding the composition and functionality of microbiomes is therefore critical, not only for gaining insights into the biology and ecology of pollinator species but also for developing strategies to mitigate the adverse effects of global change drivers.</w:t>
+      </w:r>
+    </w:p>
+    <w:p>
+      <w:pPr>
+        <w:pStyle w:val="BodyText"/>
+        <w:jc w:val="both"/>
+        <w:rPr>
+          <w:rFonts w:ascii="CMU Serif Roman" w:hAnsi="CMU Serif Roman" w:cs="CMU Serif Roman"/>
+        </w:rPr>
+      </w:pPr>
+      <w:r>
+        <w:rPr>
+          <w:rFonts w:ascii="CMU Serif Roman" w:hAnsi="CMU Serif Roman" w:cs="CMU Serif Roman"/>
+        </w:rPr>
+        <w:t>Most research on pollinator microbiomes has focused on managed species, like honeybees (Engel, Martinson, and Moran 2012) and certain bumblebee species (Weinhold, Grüner, and Keller 2024), providing valuable insights into their gut microbial communities and how these microorganisms influence their health and productivity. However, our understanding of the microbiomes of other pollinator species, and particularly of wild species, remains limited (although see Li et al. 2023 for a focus on other species). We know even less about how these microbiomes change over time or how different environmental factors shape them.</w:t>
       </w:r>
       <w:r>
         <w:rPr>
@@ -717,8 +694,8 @@
           <w:rFonts w:ascii="CMU Serif Roman" w:hAnsi="CMU Serif Roman" w:cs="CMU Serif Roman"/>
         </w:rPr>
       </w:pPr>
-      <w:bookmarkStart w:id="3" w:name="methods"/>
-      <w:bookmarkEnd w:id="2"/>
+      <w:bookmarkStart w:id="2" w:name="methods"/>
+      <w:bookmarkEnd w:id="1"/>
       <w:r>
         <w:rPr>
           <w:rFonts w:ascii="CMU Serif Roman" w:hAnsi="CMU Serif Roman" w:cs="CMU Serif Roman"/>
@@ -1003,7 +980,6 @@
         <w:pStyle w:val="BodyText"/>
         <w:jc w:val="both"/>
         <w:rPr>
-          <w:ins w:id="4" w:author="Ainhoa Magrach" w:date="2025-04-07T13:14:00Z" w16du:dateUtc="2025-04-07T11:14:00Z"/>
           <w:rFonts w:ascii="CMU Serif Roman" w:hAnsi="CMU Serif Roman" w:cs="CMU Serif Roman"/>
         </w:rPr>
       </w:pPr>
@@ -1106,95 +1082,2042 @@
         <w:rPr>
           <w:rFonts w:ascii="CMU Serif Roman" w:hAnsi="CMU Serif Roman" w:cs="CMU Serif Roman"/>
         </w:rPr>
-        <w:t>We analyzed community composition using Non-metric Multidimensional Scaling (NMDS) with the Bray-Curtis dissimilarity index, implemented in the</w:t>
-      </w:r>
-      <w:r>
-        <w:rPr>
-          <w:rFonts w:ascii="CMU Serif Roman" w:hAnsi="CMU Serif Roman" w:cs="CMU Serif Roman"/>
-        </w:rPr>
-        <w:t> vegan </w:t>
-      </w:r>
-      <w:r>
-        <w:rPr>
-          <w:rFonts w:ascii="CMU Serif Roman" w:hAnsi="CMU Serif Roman" w:cs="CMU Serif Roman"/>
-        </w:rPr>
-        <w:t xml:space="preserve">package in R (Oksanen et al., 2022). </w:t>
+        <w:t xml:space="preserve">We analyzed community composition using Non-metric Multidimensional Scaling (NMDS) with the Bray-Curtis dissimilarity index, implemented in the vegan package in R (Oksanen et al., 2022). </w:t>
+      </w:r>
+      <w:r>
+        <w:rPr>
+          <w:rFonts w:ascii="CMU Serif Roman" w:hAnsi="CMU Serif Roman" w:cs="CMU Serif Roman"/>
+        </w:rPr>
+        <w:t>We then</w:t>
+      </w:r>
+      <w:r>
+        <w:rPr>
+          <w:rFonts w:ascii="CMU Serif Roman" w:eastAsiaTheme="minorHAnsi" w:hAnsi="CMU Serif Roman" w:cs="CMU Serif Roman"/>
+        </w:rPr>
+        <w:t xml:space="preserve"> performed a Permutational Multivariate Analysis of Variance (PERMANOVA) with 999 permutations to assess significance. </w:t>
+      </w:r>
+      <w:r>
+        <w:rPr>
+          <w:rFonts w:ascii="CMU Serif Roman" w:hAnsi="CMU Serif Roman" w:cs="CMU Serif Roman"/>
+        </w:rPr>
+        <w:t xml:space="preserve">The </w:t>
+      </w:r>
+      <w:proofErr w:type="gramStart"/>
+      <w:r>
+        <w:rPr>
+          <w:rFonts w:ascii="CMU Serif Roman" w:hAnsi="CMU Serif Roman" w:cs="CMU Serif Roman"/>
+        </w:rPr>
+        <w:t>time period</w:t>
+      </w:r>
+      <w:proofErr w:type="gramEnd"/>
+      <w:r>
+        <w:rPr>
+          <w:rFonts w:ascii="CMU Serif Roman" w:hAnsi="CMU Serif Roman" w:cs="CMU Serif Roman"/>
+        </w:rPr>
+        <w:t xml:space="preserve"> </w:t>
+      </w:r>
+      <w:r>
+        <w:rPr>
+          <w:rFonts w:ascii="CMU Serif Roman" w:hAnsi="CMU Serif Roman" w:cs="CMU Serif Roman"/>
+        </w:rPr>
+        <w:t xml:space="preserve">and the site </w:t>
+      </w:r>
+      <w:r>
+        <w:rPr>
+          <w:rFonts w:ascii="CMU Serif Roman" w:hAnsi="CMU Serif Roman" w:cs="CMU Serif Roman"/>
+        </w:rPr>
+        <w:t xml:space="preserve">in which the specimens were </w:t>
+      </w:r>
+      <w:r>
+        <w:rPr>
+          <w:rFonts w:ascii="CMU Serif Roman" w:hAnsi="CMU Serif Roman" w:cs="CMU Serif Roman"/>
+        </w:rPr>
+        <w:t>collected</w:t>
+      </w:r>
+      <w:r>
+        <w:rPr>
+          <w:rFonts w:ascii="CMU Serif Roman" w:hAnsi="CMU Serif Roman" w:cs="CMU Serif Roman"/>
+        </w:rPr>
+        <w:t xml:space="preserve"> </w:t>
+      </w:r>
+      <w:r>
+        <w:rPr>
+          <w:rFonts w:ascii="CMU Serif Roman" w:eastAsiaTheme="minorHAnsi" w:hAnsi="CMU Serif Roman" w:cs="CMU Serif Roman"/>
+        </w:rPr>
+        <w:t>w</w:t>
+      </w:r>
+      <w:r>
+        <w:rPr>
+          <w:rFonts w:ascii="CMU Serif Roman" w:eastAsiaTheme="minorHAnsi" w:hAnsi="CMU Serif Roman" w:cs="CMU Serif Roman"/>
+        </w:rPr>
+        <w:t>ere</w:t>
+      </w:r>
+      <w:r>
+        <w:rPr>
+          <w:rFonts w:ascii="CMU Serif Roman" w:eastAsiaTheme="minorHAnsi" w:hAnsi="CMU Serif Roman" w:cs="CMU Serif Roman"/>
+        </w:rPr>
+        <w:t xml:space="preserve"> specified as the main factor. </w:t>
+      </w:r>
+    </w:p>
+    <w:p>
+      <w:pPr>
+        <w:pStyle w:val="NormalWeb"/>
+        <w:jc w:val="both"/>
+        <w:rPr>
+          <w:rFonts w:ascii="CMU Serif Roman" w:hAnsi="CMU Serif Roman" w:cs="CMU Serif Roman"/>
+        </w:rPr>
+      </w:pPr>
+      <w:r>
+        <w:rPr>
+          <w:rFonts w:ascii="CMU Serif Roman" w:hAnsi="CMU Serif Roman" w:cs="CMU Serif Roman"/>
+        </w:rPr>
+        <w:t>To assess the relationship between floral species diversity and the gut microbiome of wild bumblebees, we modeled three response variables separately: bacterial species richness (observed ASVs), Shannon diversity, and Simpson diversity. For each of these diversity metrics, we fitted a linear model with floral diversity as a predictor, while controlling for potential variation due to sampling period and site by including</w:t>
+      </w:r>
+      <w:r>
+        <w:rPr>
+          <w:rFonts w:ascii="CMU Serif Roman" w:hAnsi="CMU Serif Roman" w:cs="CMU Serif Roman"/>
+        </w:rPr>
+        <w:t> period </w:t>
+      </w:r>
+      <w:r>
+        <w:rPr>
+          <w:rFonts w:ascii="CMU Serif Roman" w:hAnsi="CMU Serif Roman" w:cs="CMU Serif Roman"/>
+        </w:rPr>
+        <w:t>and</w:t>
+      </w:r>
+      <w:r>
+        <w:rPr>
+          <w:rFonts w:ascii="CMU Serif Roman" w:hAnsi="CMU Serif Roman" w:cs="CMU Serif Roman"/>
+        </w:rPr>
+        <w:t> site </w:t>
+      </w:r>
+      <w:r>
+        <w:rPr>
+          <w:rFonts w:ascii="CMU Serif Roman" w:hAnsi="CMU Serif Roman" w:cs="CMU Serif Roman"/>
+        </w:rPr>
+        <w:t xml:space="preserve">as covariates. </w:t>
+      </w:r>
+    </w:p>
+    <w:p>
+      <w:pPr>
+        <w:pStyle w:val="Heading2"/>
+        <w:jc w:val="both"/>
+        <w:rPr>
+          <w:rFonts w:ascii="CMU Serif Roman" w:hAnsi="CMU Serif Roman" w:cs="CMU Serif Roman"/>
+        </w:rPr>
+      </w:pPr>
+      <w:bookmarkStart w:id="3" w:name="results"/>
+      <w:bookmarkEnd w:id="2"/>
+      <w:r>
+        <w:rPr>
+          <w:rFonts w:ascii="CMU Serif Roman" w:hAnsi="CMU Serif Roman" w:cs="CMU Serif Roman"/>
+        </w:rPr>
+        <w:t>Results</w:t>
+      </w:r>
+    </w:p>
+    <w:p>
+      <w:pPr>
+        <w:pStyle w:val="FirstParagraph"/>
+        <w:jc w:val="both"/>
+        <w:rPr>
+          <w:rFonts w:ascii="CMU Serif Roman" w:hAnsi="CMU Serif Roman" w:cs="CMU Serif Roman"/>
+        </w:rPr>
+      </w:pPr>
+      <w:r>
+        <w:rPr>
+          <w:rFonts w:ascii="CMU Serif Roman" w:hAnsi="CMU Serif Roman" w:cs="CMU Serif Roman"/>
+        </w:rPr>
+        <w:t>Throughout the flowering</w:t>
+      </w:r>
+      <w:r>
+        <w:rPr>
+          <w:rFonts w:ascii="CMU Serif Roman" w:hAnsi="CMU Serif Roman" w:cs="CMU Serif Roman"/>
+        </w:rPr>
+        <w:t xml:space="preserve"> season, we collected a total of 132 bumblebee specimens</w:t>
+      </w:r>
+      <w:r>
+        <w:rPr>
+          <w:rFonts w:ascii="CMU Serif Roman" w:hAnsi="CMU Serif Roman" w:cs="CMU Serif Roman"/>
+        </w:rPr>
+        <w:t xml:space="preserve"> across our 16 sites (</w:t>
       </w:r>
       <w:r>
         <w:rPr>
           <w:rFonts w:ascii="CMU Serif Roman" w:hAnsi="CMU Serif Roman" w:cs="CMU Serif Roman"/>
           <w:highlight w:val="yellow"/>
         </w:rPr>
-        <w:t xml:space="preserve">Species abundance data were </w:t>
+        <w:t>XX+- individuals per site and period</w:t>
+      </w:r>
+      <w:r>
+        <w:rPr>
+          <w:rFonts w:ascii="CMU Serif Roman" w:hAnsi="CMU Serif Roman" w:cs="CMU Serif Roman"/>
+        </w:rPr>
+        <w:t>).</w:t>
+      </w:r>
+    </w:p>
+    <w:p>
+      <w:pPr>
+        <w:pStyle w:val="BodyText"/>
+        <w:jc w:val="both"/>
+      </w:pPr>
+      <w:r>
+        <w:rPr>
+          <w:rFonts w:ascii="CMU Serif Roman" w:hAnsi="CMU Serif Roman" w:cs="CMU Serif Roman"/>
+        </w:rPr>
+        <w:t xml:space="preserve">Our results show that sampling completeness was </w:t>
+      </w:r>
+      <w:r>
+        <w:rPr>
+          <w:rFonts w:ascii="CMU Serif Roman" w:hAnsi="CMU Serif Roman" w:cs="CMU Serif Roman"/>
+        </w:rPr>
+        <w:t>9</w:t>
+      </w:r>
+      <w:r>
+        <w:rPr>
+          <w:rFonts w:ascii="CMU Serif Roman" w:hAnsi="CMU Serif Roman" w:cs="CMU Serif Roman"/>
+        </w:rPr>
+        <w:t>0</w:t>
+      </w:r>
+      <w:r>
+        <w:rPr>
+          <w:rFonts w:ascii="CMU Serif Roman" w:hAnsi="CMU Serif Roman" w:cs="CMU Serif Roman"/>
+        </w:rPr>
+        <w:t xml:space="preserve">% </w:t>
+      </w:r>
+      <w:r>
+        <w:rPr>
+          <w:rFonts w:ascii="CMU Serif Roman" w:hAnsi="CMU Serif Roman" w:cs="CMU Serif Roman"/>
+        </w:rPr>
+        <w:t xml:space="preserve">on average (range: </w:t>
+      </w:r>
+      <w:r>
+        <w:rPr>
+          <w:rFonts w:ascii="CMU Serif Roman" w:hAnsi="CMU Serif Roman" w:cs="CMU Serif Roman"/>
+        </w:rPr>
+        <w:t xml:space="preserve">0.21-1, Fig. 1). </w:t>
+      </w:r>
+    </w:p>
+    <w:p>
+      <w:pPr>
+        <w:pStyle w:val="BodyText"/>
+        <w:jc w:val="both"/>
+        <w:rPr>
+          <w:rFonts w:ascii="CMU Serif Roman" w:hAnsi="CMU Serif Roman" w:cs="CMU Serif Roman"/>
+        </w:rPr>
+      </w:pPr>
+      <w:r>
+        <w:rPr>
+          <w:rFonts w:ascii="CMU Serif Roman" w:hAnsi="CMU Serif Roman" w:cs="CMU Serif Roman"/>
+        </w:rPr>
+        <w:t>We find that bacterial diversity within bumblebee guts—as measured by Shannon and Simpson indices—</w:t>
+      </w:r>
+      <w:r>
+        <w:rPr>
+          <w:rFonts w:ascii="CMU Serif Roman" w:hAnsi="CMU Serif Roman" w:cs="CMU Serif Roman"/>
+        </w:rPr>
+        <w:t>significantly increases </w:t>
+      </w:r>
+      <w:r>
+        <w:rPr>
+          <w:rFonts w:ascii="CMU Serif Roman" w:hAnsi="CMU Serif Roman" w:cs="CMU Serif Roman"/>
+        </w:rPr>
+        <w:t>over time, whereas bacterial richness does not show a similar trend</w:t>
+      </w:r>
+      <w:r>
+        <w:rPr>
+          <w:rFonts w:ascii="CMU Serif Roman" w:hAnsi="CMU Serif Roman" w:cs="CMU Serif Roman"/>
+        </w:rPr>
+        <w:t xml:space="preserve"> (Fig. 2, Table 1)</w:t>
+      </w:r>
+      <w:r>
+        <w:rPr>
+          <w:rFonts w:ascii="CMU Serif Roman" w:hAnsi="CMU Serif Roman" w:cs="CMU Serif Roman"/>
+        </w:rPr>
+        <w:t>. This suggests that while the number of bacterial taxa remains relatively constant, the</w:t>
+      </w:r>
+      <w:r>
+        <w:rPr>
+          <w:rFonts w:ascii="CMU Serif Roman" w:hAnsi="CMU Serif Roman" w:cs="CMU Serif Roman"/>
+        </w:rPr>
+        <w:t> distribution and relative abundance </w:t>
+      </w:r>
+      <w:r>
+        <w:rPr>
+          <w:rFonts w:ascii="CMU Serif Roman" w:hAnsi="CMU Serif Roman" w:cs="CMU Serif Roman"/>
+        </w:rPr>
+        <w:t>of these taxa becomes more even over time.</w:t>
+      </w:r>
+    </w:p>
+    <w:p>
+      <w:pPr>
+        <w:pStyle w:val="BodyText"/>
+        <w:jc w:val="both"/>
+        <w:rPr>
+          <w:rFonts w:ascii="CMU Serif Roman" w:hAnsi="CMU Serif Roman" w:cs="CMU Serif Roman"/>
+        </w:rPr>
+      </w:pPr>
+      <w:proofErr w:type="spellStart"/>
+      <w:r>
+        <w:rPr>
+          <w:rFonts w:ascii="CMU Serif Roman" w:hAnsi="CMU Serif Roman" w:cs="CMU Serif Roman"/>
+        </w:rPr>
+        <w:t>Bumblebee</w:t>
+      </w:r>
+      <w:proofErr w:type="spellEnd"/>
+      <w:r>
+        <w:rPr>
+          <w:rFonts w:ascii="CMU Serif Roman" w:hAnsi="CMU Serif Roman" w:cs="CMU Serif Roman"/>
+        </w:rPr>
+        <w:t xml:space="preserve"> guts were characterized by a diverse group of bacteria, dominated by Gammaproteobacteria such as XX and XX, followed by Actinobacteria, Firmicutes and Cyanobacteria and including a relatively large proportion of unidentified specimens (X%</w:t>
+      </w:r>
+      <w:r>
+        <w:rPr>
+          <w:rFonts w:ascii="CMU Serif Roman" w:hAnsi="CMU Serif Roman" w:cs="CMU Serif Roman"/>
+        </w:rPr>
+        <w:t>, Fig. 3</w:t>
+      </w:r>
+      <w:r>
+        <w:rPr>
+          <w:rFonts w:ascii="CMU Serif Roman" w:hAnsi="CMU Serif Roman" w:cs="CMU Serif Roman"/>
+        </w:rPr>
+        <w:t xml:space="preserve">). </w:t>
+      </w:r>
+    </w:p>
+    <w:p>
+      <w:pPr>
+        <w:pStyle w:val="BodyText"/>
+        <w:jc w:val="both"/>
+        <w:rPr>
+          <w:rFonts w:ascii="CMU Serif Roman" w:hAnsi="CMU Serif Roman" w:cs="CMU Serif Roman"/>
+        </w:rPr>
+      </w:pPr>
+      <w:r>
+        <w:rPr>
+          <w:rFonts w:ascii="CMU Serif Roman" w:hAnsi="CMU Serif Roman" w:cs="CMU Serif Roman"/>
+        </w:rPr>
+        <w:t xml:space="preserve">In terms of changes in composition through time, our results show that there is a constant group of bacterial components that consistently appear across all time periods (Fig. 4) </w:t>
+      </w:r>
+      <w:r>
+        <w:rPr>
+          <w:rFonts w:ascii="CMU Serif Roman" w:hAnsi="CMU Serif Roman" w:cs="CMU Serif Roman"/>
+        </w:rPr>
+        <w:lastRenderedPageBreak/>
+        <w:t xml:space="preserve">and sites (Fig. SX), probably defining the species’ core microbiome and including ASVs in the genus Lactobacillus, </w:t>
+      </w:r>
+      <w:proofErr w:type="spellStart"/>
+      <w:r>
+        <w:rPr>
+          <w:rFonts w:ascii="CMU Serif Roman" w:hAnsi="CMU Serif Roman" w:cs="CMU Serif Roman"/>
+        </w:rPr>
+        <w:t>Gilliamella</w:t>
+      </w:r>
+      <w:proofErr w:type="spellEnd"/>
+      <w:r>
+        <w:rPr>
+          <w:rFonts w:ascii="CMU Serif Roman" w:hAnsi="CMU Serif Roman" w:cs="CMU Serif Roman"/>
+        </w:rPr>
+        <w:t xml:space="preserve">, </w:t>
+      </w:r>
+      <w:proofErr w:type="spellStart"/>
+      <w:r>
+        <w:rPr>
+          <w:rFonts w:ascii="CMU Serif Roman" w:hAnsi="CMU Serif Roman" w:cs="CMU Serif Roman"/>
+        </w:rPr>
+        <w:t>Snodgrassella</w:t>
+      </w:r>
+      <w:proofErr w:type="spellEnd"/>
+      <w:r>
+        <w:rPr>
+          <w:rFonts w:ascii="CMU Serif Roman" w:hAnsi="CMU Serif Roman" w:cs="CMU Serif Roman"/>
+        </w:rPr>
+        <w:t xml:space="preserve"> and </w:t>
+      </w:r>
+      <w:proofErr w:type="spellStart"/>
+      <w:r>
+        <w:rPr>
+          <w:rFonts w:ascii="CMU Serif Roman" w:hAnsi="CMU Serif Roman" w:cs="CMU Serif Roman"/>
+        </w:rPr>
+        <w:t>Bombiscardovia</w:t>
+      </w:r>
+      <w:proofErr w:type="spellEnd"/>
+      <w:r>
+        <w:rPr>
+          <w:rFonts w:ascii="CMU Serif Roman" w:hAnsi="CMU Serif Roman" w:cs="CMU Serif Roman"/>
+        </w:rPr>
+        <w:t xml:space="preserve">. We also find that towards the end of the sampling season, this core microbiome becomes complemented by other species belonging to genus like Pseudomonas, Bacillus, </w:t>
+      </w:r>
+      <w:proofErr w:type="spellStart"/>
+      <w:r>
+        <w:rPr>
+          <w:rFonts w:ascii="CMU Serif Roman" w:hAnsi="CMU Serif Roman" w:cs="CMU Serif Roman"/>
+        </w:rPr>
+        <w:t>Commensalibacter</w:t>
+      </w:r>
+      <w:proofErr w:type="spellEnd"/>
+      <w:r>
+        <w:rPr>
+          <w:rFonts w:ascii="CMU Serif Roman" w:hAnsi="CMU Serif Roman" w:cs="CMU Serif Roman"/>
+        </w:rPr>
+        <w:t xml:space="preserve"> or </w:t>
+      </w:r>
+      <w:proofErr w:type="spellStart"/>
+      <w:r>
+        <w:rPr>
+          <w:rFonts w:ascii="CMU Serif Roman" w:hAnsi="CMU Serif Roman" w:cs="CMU Serif Roman"/>
+        </w:rPr>
+        <w:t>Apibacter</w:t>
+      </w:r>
+      <w:proofErr w:type="spellEnd"/>
+      <w:r>
+        <w:rPr>
+          <w:rFonts w:ascii="CMU Serif Roman" w:hAnsi="CMU Serif Roman" w:cs="CMU Serif Roman"/>
+        </w:rPr>
+        <w:t xml:space="preserve">. </w:t>
+      </w:r>
+    </w:p>
+    <w:p>
+      <w:pPr>
+        <w:pStyle w:val="BodyText"/>
+        <w:jc w:val="both"/>
+        <w:rPr>
+          <w:rFonts w:ascii="CMU Serif Roman" w:hAnsi="CMU Serif Roman" w:cs="CMU Serif Roman"/>
+        </w:rPr>
+      </w:pPr>
+      <w:r>
+        <w:rPr>
+          <w:rFonts w:ascii="CMU Serif Roman" w:hAnsi="CMU Serif Roman" w:cs="CMU Serif Roman"/>
+        </w:rPr>
+        <w:t xml:space="preserve">Our analysis of how the composition of the bacterial community changes through time shows a distinct grouping across the different time periods, with </w:t>
       </w:r>
       <w:proofErr w:type="gramStart"/>
       <w:r>
         <w:rPr>
           <w:rFonts w:ascii="CMU Serif Roman" w:hAnsi="CMU Serif Roman" w:cs="CMU Serif Roman"/>
-          <w:highlight w:val="yellow"/>
-        </w:rPr>
-        <w:t>square-</w:t>
+        </w:rPr>
+        <w:t>particular differences</w:t>
+      </w:r>
+      <w:proofErr w:type="gramEnd"/>
+      <w:r>
+        <w:rPr>
+          <w:rFonts w:ascii="CMU Serif Roman" w:hAnsi="CMU Serif Roman" w:cs="CMU Serif Roman"/>
+        </w:rPr>
+        <w:t xml:space="preserve"> found between the earlier and later time periods in their bacterial composition (Fig. 5</w:t>
+      </w:r>
+      <w:r>
+        <w:rPr>
+          <w:rFonts w:ascii="CMU Serif Roman" w:hAnsi="CMU Serif Roman" w:cs="CMU Serif Roman"/>
+        </w:rPr>
+        <w:t>, Table 2</w:t>
+      </w:r>
+      <w:r>
+        <w:rPr>
+          <w:rFonts w:ascii="CMU Serif Roman" w:hAnsi="CMU Serif Roman" w:cs="CMU Serif Roman"/>
+        </w:rPr>
+        <w:t xml:space="preserve">). </w:t>
+      </w:r>
+    </w:p>
+    <w:p>
+      <w:pPr>
+        <w:pStyle w:val="BodyText"/>
+        <w:jc w:val="both"/>
+        <w:rPr>
+          <w:rFonts w:ascii="CMU Serif Roman" w:hAnsi="CMU Serif Roman" w:cs="CMU Serif Roman"/>
+        </w:rPr>
+      </w:pPr>
+      <w:r>
+        <w:rPr>
+          <w:rFonts w:ascii="CMU Serif Roman" w:hAnsi="CMU Serif Roman" w:cs="CMU Serif Roman"/>
+        </w:rPr>
+        <w:t>We find that bacterial diversity within bumblebee guts, as measured by Shannon and Simpson indices, increases significantly with greater plant species richness at the sites. This pattern is not observed for bacterial richness. The effect of plant richness on bacterial diversity partially reflects an overall increase in floral species diversity through time (Fig. 6).</w:t>
+      </w:r>
+    </w:p>
+    <w:p>
+      <w:pPr>
+        <w:pStyle w:val="BodyText"/>
+        <w:jc w:val="both"/>
+        <w:rPr>
+          <w:rFonts w:ascii="CMU Serif Roman" w:hAnsi="CMU Serif Roman" w:cs="CMU Serif Roman"/>
+        </w:rPr>
+      </w:pPr>
+      <w:r>
+        <w:rPr>
+          <w:rFonts w:ascii="CMU Serif Roman" w:hAnsi="CMU Serif Roman" w:cs="CMU Serif Roman"/>
+        </w:rPr>
+        <w:t>Our analysis of fungal communities…</w:t>
+      </w:r>
+    </w:p>
+    <w:p>
+      <w:pPr>
+        <w:pStyle w:val="BodyText"/>
+        <w:rPr>
+          <w:rFonts w:ascii="CMU Serif Roman" w:hAnsi="CMU Serif Roman" w:cs="CMU Serif Roman"/>
+        </w:rPr>
+      </w:pPr>
+    </w:p>
+    <w:p>
+      <w:pPr>
+        <w:pStyle w:val="BodyText"/>
+        <w:rPr>
+          <w:rFonts w:ascii="CMU Serif Roman" w:hAnsi="CMU Serif Roman" w:cs="CMU Serif Roman"/>
+        </w:rPr>
+      </w:pPr>
+    </w:p>
+    <w:p>
+      <w:pPr>
+        <w:pStyle w:val="BodyText"/>
+        <w:rPr>
+          <w:rFonts w:ascii="CMU Serif Roman" w:hAnsi="CMU Serif Roman" w:cs="CMU Serif Roman"/>
+        </w:rPr>
+      </w:pPr>
+      <w:r>
+        <w:rPr>
+          <w:rFonts w:ascii="CMU Serif Roman" w:hAnsi="CMU Serif Roman" w:cs="CMU Serif Roman"/>
+        </w:rPr>
+        <w:drawing>
+          <wp:inline distT="0" distB="0" distL="0" distR="0" wp14:anchorId="412C1B60" wp14:editId="129B21F3">
+            <wp:extent cx="4822092" cy="3943709"/>
+            <wp:effectExtent l="0" t="0" r="4445" b="0"/>
+            <wp:docPr id="1486655036" name="Picture 1" descr="A graph showing different colored lines&#10;&#10;AI-generated content may be incorrect."/>
+            <wp:cNvGraphicFramePr>
+              <a:graphicFrameLocks xmlns:a="http://schemas.openxmlformats.org/drawingml/2006/main" noChangeAspect="1"/>
+            </wp:cNvGraphicFramePr>
+            <a:graphic xmlns:a="http://schemas.openxmlformats.org/drawingml/2006/main">
+              <a:graphicData uri="http://schemas.openxmlformats.org/drawingml/2006/picture">
+                <pic:pic xmlns:pic="http://schemas.openxmlformats.org/drawingml/2006/picture">
+                  <pic:nvPicPr>
+                    <pic:cNvPr id="1486655036" name="Picture 1" descr="A graph showing different colored lines&#10;&#10;AI-generated content may be incorrect."/>
+                    <pic:cNvPicPr/>
+                  </pic:nvPicPr>
+                  <pic:blipFill>
+                    <a:blip r:embed="rId5"/>
+                    <a:stretch>
+                      <a:fillRect/>
+                    </a:stretch>
+                  </pic:blipFill>
+                  <pic:spPr>
+                    <a:xfrm>
+                      <a:off x="0" y="0"/>
+                      <a:ext cx="4826955" cy="3947686"/>
+                    </a:xfrm>
+                    <a:prstGeom prst="rect">
+                      <a:avLst/>
+                    </a:prstGeom>
+                  </pic:spPr>
+                </pic:pic>
+              </a:graphicData>
+            </a:graphic>
+          </wp:inline>
+        </w:drawing>
+      </w:r>
+    </w:p>
+    <w:p>
+      <w:pPr>
+        <w:pStyle w:val="BodyText"/>
+        <w:jc w:val="both"/>
+        <w:rPr>
+          <w:rFonts w:ascii="CMU Serif Roman" w:hAnsi="CMU Serif Roman" w:cs="CMU Serif Roman"/>
+        </w:rPr>
+      </w:pPr>
+      <w:r>
+        <w:rPr>
+          <w:rStyle w:val="Strong"/>
+          <w:rFonts w:ascii="CMU Serif Roman" w:hAnsi="CMU Serif Roman" w:cs="CMU Serif Roman"/>
+          <w:color w:val="000000"/>
+        </w:rPr>
+        <w:lastRenderedPageBreak/>
+        <w:t>Figure 1.</w:t>
+      </w:r>
+      <w:r>
+        <w:rPr>
+          <w:rStyle w:val="Strong"/>
+          <w:rFonts w:ascii="CMU Serif Roman" w:hAnsi="CMU Serif Roman" w:cs="CMU Serif Roman"/>
+          <w:b w:val="0"/>
+          <w:bCs w:val="0"/>
+          <w:color w:val="000000"/>
+        </w:rPr>
+        <w:t xml:space="preserve"> Rarefaction and extrapolation curves showing ASV diversity across samples.</w:t>
+      </w:r>
+      <w:r>
+        <w:rPr>
+          <w:rFonts w:ascii="CMU Serif Roman" w:hAnsi="CMU Serif Roman" w:cs="CMU Serif Roman"/>
+          <w:color w:val="000000"/>
+        </w:rPr>
+        <w:br/>
+        <w:t>Sample-size-based rarefaction (solid lines) and extrapolation (dashed lines)</w:t>
+      </w:r>
+      <w:r>
+        <w:rPr>
+          <w:rFonts w:ascii="CMU Serif Roman" w:hAnsi="CMU Serif Roman" w:cs="CMU Serif Roman"/>
+          <w:color w:val="000000"/>
+        </w:rPr>
+        <w:t xml:space="preserve">. </w:t>
+      </w:r>
+    </w:p>
+    <w:p>
+      <w:pPr>
+        <w:pStyle w:val="BodyText"/>
+        <w:rPr>
+          <w:rFonts w:ascii="CMU Serif Roman" w:hAnsi="CMU Serif Roman" w:cs="CMU Serif Roman"/>
+        </w:rPr>
+      </w:pPr>
+    </w:p>
+    <w:p>
+      <w:pPr>
+        <w:pStyle w:val="BodyText"/>
+        <w:rPr>
+          <w:rFonts w:ascii="CMU Serif Roman" w:hAnsi="CMU Serif Roman" w:cs="CMU Serif Roman"/>
+        </w:rPr>
+      </w:pPr>
+      <w:r>
+        <w:rPr>
+          <w:rFonts w:ascii="CMU Serif Roman" w:hAnsi="CMU Serif Roman" w:cs="CMU Serif Roman"/>
+        </w:rPr>
+        <w:drawing>
+          <wp:inline distT="0" distB="0" distL="0" distR="0" wp14:anchorId="11A43035" wp14:editId="01C4E85F">
+            <wp:extent cx="5943600" cy="2763520"/>
+            <wp:effectExtent l="0" t="0" r="0" b="5080"/>
+            <wp:docPr id="257429049" name="Picture 1" descr="A graph of different colored lines&#10;&#10;AI-generated content may be incorrect."/>
+            <wp:cNvGraphicFramePr>
+              <a:graphicFrameLocks xmlns:a="http://schemas.openxmlformats.org/drawingml/2006/main" noChangeAspect="1"/>
+            </wp:cNvGraphicFramePr>
+            <a:graphic xmlns:a="http://schemas.openxmlformats.org/drawingml/2006/main">
+              <a:graphicData uri="http://schemas.openxmlformats.org/drawingml/2006/picture">
+                <pic:pic xmlns:pic="http://schemas.openxmlformats.org/drawingml/2006/picture">
+                  <pic:nvPicPr>
+                    <pic:cNvPr id="257429049" name="Picture 1" descr="A graph of different colored lines&#10;&#10;AI-generated content may be incorrect."/>
+                    <pic:cNvPicPr/>
+                  </pic:nvPicPr>
+                  <pic:blipFill>
+                    <a:blip r:embed="rId6"/>
+                    <a:stretch>
+                      <a:fillRect/>
+                    </a:stretch>
+                  </pic:blipFill>
+                  <pic:spPr>
+                    <a:xfrm>
+                      <a:off x="0" y="0"/>
+                      <a:ext cx="5943600" cy="2763520"/>
+                    </a:xfrm>
+                    <a:prstGeom prst="rect">
+                      <a:avLst/>
+                    </a:prstGeom>
+                  </pic:spPr>
+                </pic:pic>
+              </a:graphicData>
+            </a:graphic>
+          </wp:inline>
+        </w:drawing>
+      </w:r>
+    </w:p>
+    <w:p>
+      <w:pPr>
+        <w:pStyle w:val="BodyText"/>
+      </w:pPr>
+      <w:r>
+        <w:drawing>
+          <wp:inline distT="0" distB="0" distL="0" distR="0" wp14:anchorId="550308CF" wp14:editId="5768CA39">
+            <wp:extent cx="4845538" cy="3413102"/>
+            <wp:effectExtent l="0" t="0" r="0" b="3810"/>
+            <wp:docPr id="1895422056" name="Picture 1" descr="A graph of different types of species&#10;&#10;AI-generated content may be incorrect."/>
+            <wp:cNvGraphicFramePr>
+              <a:graphicFrameLocks xmlns:a="http://schemas.openxmlformats.org/drawingml/2006/main" noChangeAspect="1"/>
+            </wp:cNvGraphicFramePr>
+            <a:graphic xmlns:a="http://schemas.openxmlformats.org/drawingml/2006/main">
+              <a:graphicData uri="http://schemas.openxmlformats.org/drawingml/2006/picture">
+                <pic:pic xmlns:pic="http://schemas.openxmlformats.org/drawingml/2006/picture">
+                  <pic:nvPicPr>
+                    <pic:cNvPr id="1895422056" name="Picture 1" descr="A graph of different types of species&#10;&#10;AI-generated content may be incorrect."/>
+                    <pic:cNvPicPr/>
+                  </pic:nvPicPr>
+                  <pic:blipFill>
+                    <a:blip r:embed="rId7"/>
+                    <a:stretch>
+                      <a:fillRect/>
+                    </a:stretch>
+                  </pic:blipFill>
+                  <pic:spPr>
+                    <a:xfrm>
+                      <a:off x="0" y="0"/>
+                      <a:ext cx="4851127" cy="3417039"/>
+                    </a:xfrm>
+                    <a:prstGeom prst="rect">
+                      <a:avLst/>
+                    </a:prstGeom>
+                  </pic:spPr>
+                </pic:pic>
+              </a:graphicData>
+            </a:graphic>
+          </wp:inline>
+        </w:drawing>
+      </w:r>
+    </w:p>
+    <w:p>
+      <w:pPr>
+        <w:pStyle w:val="BodyText"/>
+        <w:rPr>
+          <w:rFonts w:ascii="CMU Serif Roman" w:hAnsi="CMU Serif Roman" w:cs="CMU Serif Roman"/>
+        </w:rPr>
+      </w:pPr>
+      <w:r>
+        <w:rPr>
+          <w:rFonts w:ascii="CMU Serif Roman" w:hAnsi="CMU Serif Roman" w:cs="CMU Serif Roman"/>
+        </w:rPr>
+        <w:t xml:space="preserve">Figure 2. </w:t>
+      </w:r>
+    </w:p>
+    <w:p>
+      <w:pPr>
+        <w:pStyle w:val="BodyText"/>
+      </w:pPr>
+    </w:p>
+    <w:p>
+      <w:pPr>
+        <w:pStyle w:val="BodyText"/>
+      </w:pPr>
+      <w:r>
+        <w:t>Table 1</w:t>
+      </w:r>
+    </w:p>
+    <w:p>
+      <w:pPr>
+        <w:pStyle w:val="BodyText"/>
+      </w:pPr>
+      <w:r>
+        <w:lastRenderedPageBreak/>
+        <w:t xml:space="preserve">Diversity         estimate </w:t>
       </w:r>
       <w:proofErr w:type="spellStart"/>
-      <w:r>
-        <w:rPr>
-          <w:rFonts w:ascii="CMU Serif Roman" w:hAnsi="CMU Serif Roman" w:cs="CMU Serif Roman"/>
-          <w:highlight w:val="yellow"/>
-        </w:rPr>
-        <w:t>root</w:t>
+      <w:proofErr w:type="gramStart"/>
+      <w:r>
+        <w:t>std.error</w:t>
       </w:r>
       <w:proofErr w:type="spellEnd"/>
       <w:proofErr w:type="gramEnd"/>
       <w:r>
-        <w:rPr>
-          <w:rFonts w:ascii="CMU Serif Roman" w:hAnsi="CMU Serif Roman" w:cs="CMU Serif Roman"/>
-          <w:highlight w:val="yellow"/>
-        </w:rPr>
-        <w:t xml:space="preserve"> transformed to reduce the influence of dominant species</w:t>
-      </w:r>
-      <w:r>
-        <w:rPr>
-          <w:rFonts w:ascii="CMU Serif Roman" w:hAnsi="CMU Serif Roman" w:cs="CMU Serif Roman"/>
-        </w:rPr>
-        <w:t xml:space="preserve">. </w:t>
-      </w:r>
-      <w:r>
-        <w:rPr>
-          <w:rFonts w:ascii="CMU Serif Roman" w:hAnsi="CMU Serif Roman" w:cs="CMU Serif Roman"/>
-        </w:rPr>
-        <w:t>We then</w:t>
-      </w:r>
-      <w:r>
+        <w:t xml:space="preserve"> statistic </w:t>
+      </w:r>
+      <w:proofErr w:type="spellStart"/>
+      <w:r>
+        <w:t>p.value</w:t>
+      </w:r>
+      <w:proofErr w:type="spellEnd"/>
+    </w:p>
+    <w:p>
+      <w:pPr>
+        <w:pStyle w:val="BodyText"/>
+      </w:pPr>
+      <w:r>
+        <w:t xml:space="preserve">  &lt;</w:t>
+      </w:r>
+      <w:proofErr w:type="spellStart"/>
+      <w:r>
+        <w:t>fct</w:t>
+      </w:r>
+      <w:proofErr w:type="spellEnd"/>
+      <w:r>
+        <w:t>&gt;                &lt;</w:t>
+      </w:r>
+      <w:proofErr w:type="spellStart"/>
+      <w:r>
+        <w:t>dbl</w:t>
+      </w:r>
+      <w:proofErr w:type="spellEnd"/>
+      <w:r>
+        <w:t>&gt;     &lt;</w:t>
+      </w:r>
+      <w:proofErr w:type="spellStart"/>
+      <w:r>
+        <w:t>dbl</w:t>
+      </w:r>
+      <w:proofErr w:type="spellEnd"/>
+      <w:r>
+        <w:t>&gt;     &lt;</w:t>
+      </w:r>
+      <w:proofErr w:type="spellStart"/>
+      <w:r>
+        <w:t>dbl</w:t>
+      </w:r>
+      <w:proofErr w:type="spellEnd"/>
+      <w:r>
+        <w:t>&gt;   &lt;</w:t>
+      </w:r>
+      <w:proofErr w:type="spellStart"/>
+      <w:r>
+        <w:t>dbl</w:t>
+      </w:r>
+      <w:proofErr w:type="spellEnd"/>
+      <w:r>
+        <w:t>&gt;</w:t>
+      </w:r>
+    </w:p>
+    <w:p>
+      <w:pPr>
+        <w:pStyle w:val="BodyText"/>
+      </w:pPr>
+      <w:r>
+        <w:t>1 Species richness   -0.633     1.02      -0.</w:t>
+      </w:r>
+      <w:proofErr w:type="gramStart"/>
+      <w:r>
+        <w:t>621  0.536</w:t>
+      </w:r>
+      <w:proofErr w:type="gramEnd"/>
+      <w:r>
+        <w:t xml:space="preserve"> </w:t>
+      </w:r>
+    </w:p>
+    <w:p>
+      <w:pPr>
+        <w:pStyle w:val="BodyText"/>
+      </w:pPr>
+      <w:r>
+        <w:t>2 Shannon diversity   0.150     0.0599     2.50   0.0138</w:t>
+      </w:r>
+    </w:p>
+    <w:p>
+      <w:pPr>
+        <w:pStyle w:val="BodyText"/>
+      </w:pPr>
+      <w:r>
+        <w:t>3 Simpson diversity   0.0947    0.0408     2.32   0.0219</w:t>
+      </w:r>
+    </w:p>
+    <w:p>
+      <w:pPr>
+        <w:pStyle w:val="BodyText"/>
+      </w:pPr>
+    </w:p>
+    <w:p>
+      <w:pPr>
+        <w:pStyle w:val="BodyText"/>
+      </w:pPr>
+    </w:p>
+    <w:p>
+      <w:pPr>
+        <w:pStyle w:val="BodyText"/>
+      </w:pPr>
+      <w:r>
+        <w:rPr>
+          <w:noProof/>
+        </w:rPr>
+        <w:drawing>
+          <wp:inline distT="0" distB="0" distL="0" distR="0" wp14:anchorId="6933B66F" wp14:editId="47248F0E">
+            <wp:extent cx="5943600" cy="5899785"/>
+            <wp:effectExtent l="0" t="0" r="0" b="0"/>
+            <wp:docPr id="5" name="Picture 4">
+              <a:extLst xmlns:a="http://schemas.openxmlformats.org/drawingml/2006/main">
+                <a:ext uri="{FF2B5EF4-FFF2-40B4-BE49-F238E27FC236}">
+                  <a16:creationId xmlns:a16="http://schemas.microsoft.com/office/drawing/2014/main" id="{46ECAD9C-BA96-898E-B0F6-61A465714570}"/>
+                </a:ext>
+              </a:extLst>
+            </wp:docPr>
+            <wp:cNvGraphicFramePr>
+              <a:graphicFrameLocks xmlns:a="http://schemas.openxmlformats.org/drawingml/2006/main" noChangeAspect="1"/>
+            </wp:cNvGraphicFramePr>
+            <a:graphic xmlns:a="http://schemas.openxmlformats.org/drawingml/2006/main">
+              <a:graphicData uri="http://schemas.openxmlformats.org/drawingml/2006/picture">
+                <pic:pic xmlns:pic="http://schemas.openxmlformats.org/drawingml/2006/picture">
+                  <pic:nvPicPr>
+                    <pic:cNvPr id="5" name="Picture 4">
+                      <a:extLst>
+                        <a:ext uri="{FF2B5EF4-FFF2-40B4-BE49-F238E27FC236}">
+                          <a16:creationId xmlns:a16="http://schemas.microsoft.com/office/drawing/2014/main" id="{46ECAD9C-BA96-898E-B0F6-61A465714570}"/>
+                        </a:ext>
+                      </a:extLst>
+                    </pic:cNvPr>
+                    <pic:cNvPicPr>
+                      <a:picLocks noChangeAspect="1"/>
+                    </pic:cNvPicPr>
+                  </pic:nvPicPr>
+                  <pic:blipFill>
+                    <a:blip r:embed="rId8"/>
+                    <a:stretch>
+                      <a:fillRect/>
+                    </a:stretch>
+                  </pic:blipFill>
+                  <pic:spPr>
+                    <a:xfrm>
+                      <a:off x="0" y="0"/>
+                      <a:ext cx="5943600" cy="5899785"/>
+                    </a:xfrm>
+                    <a:prstGeom prst="rect">
+                      <a:avLst/>
+                    </a:prstGeom>
+                  </pic:spPr>
+                </pic:pic>
+              </a:graphicData>
+            </a:graphic>
+          </wp:inline>
+        </w:drawing>
+      </w:r>
+    </w:p>
+    <w:p>
+      <w:pPr>
+        <w:pStyle w:val="BodyText"/>
+      </w:pPr>
+    </w:p>
+    <w:p>
+      <w:pPr>
+        <w:pStyle w:val="BodyText"/>
+      </w:pPr>
+      <w:r>
+        <w:drawing>
+          <wp:inline distT="0" distB="0" distL="0" distR="0" wp14:anchorId="72EBF9BF" wp14:editId="76C6B3DD">
+            <wp:extent cx="5943600" cy="3424555"/>
+            <wp:effectExtent l="0" t="0" r="0" b="4445"/>
+            <wp:docPr id="625744426" name="Picture 1" descr="A graph with numbers and a bar&#10;&#10;AI-generated content may be incorrect."/>
+            <wp:cNvGraphicFramePr>
+              <a:graphicFrameLocks xmlns:a="http://schemas.openxmlformats.org/drawingml/2006/main" noChangeAspect="1"/>
+            </wp:cNvGraphicFramePr>
+            <a:graphic xmlns:a="http://schemas.openxmlformats.org/drawingml/2006/main">
+              <a:graphicData uri="http://schemas.openxmlformats.org/drawingml/2006/picture">
+                <pic:pic xmlns:pic="http://schemas.openxmlformats.org/drawingml/2006/picture">
+                  <pic:nvPicPr>
+                    <pic:cNvPr id="625744426" name="Picture 1" descr="A graph with numbers and a bar&#10;&#10;AI-generated content may be incorrect."/>
+                    <pic:cNvPicPr/>
+                  </pic:nvPicPr>
+                  <pic:blipFill>
+                    <a:blip r:embed="rId9"/>
+                    <a:stretch>
+                      <a:fillRect/>
+                    </a:stretch>
+                  </pic:blipFill>
+                  <pic:spPr>
+                    <a:xfrm>
+                      <a:off x="0" y="0"/>
+                      <a:ext cx="5943600" cy="3424555"/>
+                    </a:xfrm>
+                    <a:prstGeom prst="rect">
+                      <a:avLst/>
+                    </a:prstGeom>
+                  </pic:spPr>
+                </pic:pic>
+              </a:graphicData>
+            </a:graphic>
+          </wp:inline>
+        </w:drawing>
+      </w:r>
+    </w:p>
+    <w:p>
+      <w:pPr>
+        <w:pStyle w:val="BodyText"/>
+      </w:pPr>
+    </w:p>
+    <w:p>
+      <w:pPr>
+        <w:pStyle w:val="BodyText"/>
+      </w:pPr>
+    </w:p>
+    <w:p>
+      <w:pPr>
+        <w:pStyle w:val="BodyText"/>
+      </w:pPr>
+      <w:r>
+        <w:drawing>
+          <wp:inline distT="0" distB="0" distL="0" distR="0" wp14:anchorId="5474E8D8" wp14:editId="30DE9F7F">
+            <wp:extent cx="5943600" cy="3267710"/>
+            <wp:effectExtent l="0" t="0" r="0" b="0"/>
+            <wp:docPr id="1025807095" name="Picture 1" descr="A graph with numbers and percentages&#10;&#10;AI-generated content may be incorrect."/>
+            <wp:cNvGraphicFramePr>
+              <a:graphicFrameLocks xmlns:a="http://schemas.openxmlformats.org/drawingml/2006/main" noChangeAspect="1"/>
+            </wp:cNvGraphicFramePr>
+            <a:graphic xmlns:a="http://schemas.openxmlformats.org/drawingml/2006/main">
+              <a:graphicData uri="http://schemas.openxmlformats.org/drawingml/2006/picture">
+                <pic:pic xmlns:pic="http://schemas.openxmlformats.org/drawingml/2006/picture">
+                  <pic:nvPicPr>
+                    <pic:cNvPr id="1025807095" name="Picture 1" descr="A graph with numbers and percentages&#10;&#10;AI-generated content may be incorrect."/>
+                    <pic:cNvPicPr/>
+                  </pic:nvPicPr>
+                  <pic:blipFill>
+                    <a:blip r:embed="rId10"/>
+                    <a:stretch>
+                      <a:fillRect/>
+                    </a:stretch>
+                  </pic:blipFill>
+                  <pic:spPr>
+                    <a:xfrm>
+                      <a:off x="0" y="0"/>
+                      <a:ext cx="5943600" cy="3267710"/>
+                    </a:xfrm>
+                    <a:prstGeom prst="rect">
+                      <a:avLst/>
+                    </a:prstGeom>
+                  </pic:spPr>
+                </pic:pic>
+              </a:graphicData>
+            </a:graphic>
+          </wp:inline>
+        </w:drawing>
+      </w:r>
+    </w:p>
+    <w:p>
+      <w:pPr>
+        <w:pStyle w:val="BodyText"/>
+      </w:pPr>
+    </w:p>
+    <w:p>
+      <w:pPr>
+        <w:pStyle w:val="BodyText"/>
+      </w:pPr>
+      <w:r>
+        <w:lastRenderedPageBreak/>
+        <w:drawing>
+          <wp:inline distT="0" distB="0" distL="0" distR="0" wp14:anchorId="7381C976" wp14:editId="36D7BB7A">
+            <wp:extent cx="5943600" cy="2929890"/>
+            <wp:effectExtent l="0" t="0" r="0" b="3810"/>
+            <wp:docPr id="1053991521" name="Picture 1" descr="A graph with numbers and percentages&#10;&#10;AI-generated content may be incorrect."/>
+            <wp:cNvGraphicFramePr>
+              <a:graphicFrameLocks xmlns:a="http://schemas.openxmlformats.org/drawingml/2006/main" noChangeAspect="1"/>
+            </wp:cNvGraphicFramePr>
+            <a:graphic xmlns:a="http://schemas.openxmlformats.org/drawingml/2006/main">
+              <a:graphicData uri="http://schemas.openxmlformats.org/drawingml/2006/picture">
+                <pic:pic xmlns:pic="http://schemas.openxmlformats.org/drawingml/2006/picture">
+                  <pic:nvPicPr>
+                    <pic:cNvPr id="1053991521" name="Picture 1" descr="A graph with numbers and percentages&#10;&#10;AI-generated content may be incorrect."/>
+                    <pic:cNvPicPr/>
+                  </pic:nvPicPr>
+                  <pic:blipFill>
+                    <a:blip r:embed="rId11"/>
+                    <a:stretch>
+                      <a:fillRect/>
+                    </a:stretch>
+                  </pic:blipFill>
+                  <pic:spPr>
+                    <a:xfrm>
+                      <a:off x="0" y="0"/>
+                      <a:ext cx="5943600" cy="2929890"/>
+                    </a:xfrm>
+                    <a:prstGeom prst="rect">
+                      <a:avLst/>
+                    </a:prstGeom>
+                  </pic:spPr>
+                </pic:pic>
+              </a:graphicData>
+            </a:graphic>
+          </wp:inline>
+        </w:drawing>
+      </w:r>
+    </w:p>
+    <w:p>
+      <w:pPr>
+        <w:pStyle w:val="BodyText"/>
+      </w:pPr>
+    </w:p>
+    <w:p>
+      <w:pPr>
+        <w:pStyle w:val="BodyText"/>
+      </w:pPr>
+    </w:p>
+    <w:p>
+      <w:pPr>
+        <w:pStyle w:val="BodyText"/>
+      </w:pPr>
+    </w:p>
+    <w:p>
+      <w:pPr>
+        <w:pStyle w:val="BodyText"/>
+      </w:pPr>
+      <w:r>
+        <w:t xml:space="preserve">Por </w:t>
+      </w:r>
+      <w:r>
+        <w:t>period</w:t>
+      </w:r>
+    </w:p>
+    <w:p>
+      <w:pPr>
+        <w:pStyle w:val="BodyText"/>
+      </w:pPr>
+    </w:p>
+    <w:p>
+      <w:pPr>
+        <w:pStyle w:val="BodyText"/>
+      </w:pPr>
+      <w:r>
+        <w:lastRenderedPageBreak/>
+        <w:drawing>
+          <wp:inline distT="0" distB="0" distL="0" distR="0" wp14:anchorId="0CB73838" wp14:editId="385B9A8E">
+            <wp:extent cx="5943600" cy="4186555"/>
+            <wp:effectExtent l="0" t="0" r="0" b="4445"/>
+            <wp:docPr id="25678738" name="Picture 1" descr="A graph with numbers and text&#10;&#10;AI-generated content may be incorrect."/>
+            <wp:cNvGraphicFramePr>
+              <a:graphicFrameLocks xmlns:a="http://schemas.openxmlformats.org/drawingml/2006/main" noChangeAspect="1"/>
+            </wp:cNvGraphicFramePr>
+            <a:graphic xmlns:a="http://schemas.openxmlformats.org/drawingml/2006/main">
+              <a:graphicData uri="http://schemas.openxmlformats.org/drawingml/2006/picture">
+                <pic:pic xmlns:pic="http://schemas.openxmlformats.org/drawingml/2006/picture">
+                  <pic:nvPicPr>
+                    <pic:cNvPr id="25678738" name="Picture 1" descr="A graph with numbers and text&#10;&#10;AI-generated content may be incorrect."/>
+                    <pic:cNvPicPr/>
+                  </pic:nvPicPr>
+                  <pic:blipFill>
+                    <a:blip r:embed="rId12"/>
+                    <a:stretch>
+                      <a:fillRect/>
+                    </a:stretch>
+                  </pic:blipFill>
+                  <pic:spPr>
+                    <a:xfrm>
+                      <a:off x="0" y="0"/>
+                      <a:ext cx="5943600" cy="4186555"/>
+                    </a:xfrm>
+                    <a:prstGeom prst="rect">
+                      <a:avLst/>
+                    </a:prstGeom>
+                  </pic:spPr>
+                </pic:pic>
+              </a:graphicData>
+            </a:graphic>
+          </wp:inline>
+        </w:drawing>
+      </w:r>
+    </w:p>
+    <w:p>
+      <w:pPr>
+        <w:pStyle w:val="BodyText"/>
+      </w:pPr>
+    </w:p>
+    <w:p>
+      <w:pPr>
+        <w:pStyle w:val="BodyText"/>
+      </w:pPr>
+      <w:r>
+        <w:lastRenderedPageBreak/>
+        <w:drawing>
+          <wp:inline distT="0" distB="0" distL="0" distR="0" wp14:anchorId="4CBF4322" wp14:editId="788D76FD">
+            <wp:extent cx="5943600" cy="4186555"/>
+            <wp:effectExtent l="0" t="0" r="0" b="4445"/>
+            <wp:docPr id="833920130" name="Picture 1" descr="A graph with numbers and a number of objects&#10;&#10;AI-generated content may be incorrect."/>
+            <wp:cNvGraphicFramePr>
+              <a:graphicFrameLocks xmlns:a="http://schemas.openxmlformats.org/drawingml/2006/main" noChangeAspect="1"/>
+            </wp:cNvGraphicFramePr>
+            <a:graphic xmlns:a="http://schemas.openxmlformats.org/drawingml/2006/main">
+              <a:graphicData uri="http://schemas.openxmlformats.org/drawingml/2006/picture">
+                <pic:pic xmlns:pic="http://schemas.openxmlformats.org/drawingml/2006/picture">
+                  <pic:nvPicPr>
+                    <pic:cNvPr id="833920130" name="Picture 1" descr="A graph with numbers and a number of objects&#10;&#10;AI-generated content may be incorrect."/>
+                    <pic:cNvPicPr/>
+                  </pic:nvPicPr>
+                  <pic:blipFill>
+                    <a:blip r:embed="rId13"/>
+                    <a:stretch>
+                      <a:fillRect/>
+                    </a:stretch>
+                  </pic:blipFill>
+                  <pic:spPr>
+                    <a:xfrm>
+                      <a:off x="0" y="0"/>
+                      <a:ext cx="5943600" cy="4186555"/>
+                    </a:xfrm>
+                    <a:prstGeom prst="rect">
+                      <a:avLst/>
+                    </a:prstGeom>
+                  </pic:spPr>
+                </pic:pic>
+              </a:graphicData>
+            </a:graphic>
+          </wp:inline>
+        </w:drawing>
+      </w:r>
+    </w:p>
+    <w:p>
+      <w:pPr>
+        <w:pStyle w:val="BodyText"/>
+      </w:pPr>
+    </w:p>
+    <w:p>
+      <w:pPr>
+        <w:pStyle w:val="BodyText"/>
+      </w:pPr>
+      <w:r>
+        <w:lastRenderedPageBreak/>
+        <w:drawing>
+          <wp:inline distT="0" distB="0" distL="0" distR="0" wp14:anchorId="264133EC" wp14:editId="1F82B880">
+            <wp:extent cx="5943600" cy="4186555"/>
+            <wp:effectExtent l="0" t="0" r="0" b="4445"/>
+            <wp:docPr id="132212881" name="Picture 1" descr="A graph with numbers and text&#10;&#10;AI-generated content may be incorrect."/>
+            <wp:cNvGraphicFramePr>
+              <a:graphicFrameLocks xmlns:a="http://schemas.openxmlformats.org/drawingml/2006/main" noChangeAspect="1"/>
+            </wp:cNvGraphicFramePr>
+            <a:graphic xmlns:a="http://schemas.openxmlformats.org/drawingml/2006/main">
+              <a:graphicData uri="http://schemas.openxmlformats.org/drawingml/2006/picture">
+                <pic:pic xmlns:pic="http://schemas.openxmlformats.org/drawingml/2006/picture">
+                  <pic:nvPicPr>
+                    <pic:cNvPr id="132212881" name="Picture 1" descr="A graph with numbers and text&#10;&#10;AI-generated content may be incorrect."/>
+                    <pic:cNvPicPr/>
+                  </pic:nvPicPr>
+                  <pic:blipFill>
+                    <a:blip r:embed="rId14"/>
+                    <a:stretch>
+                      <a:fillRect/>
+                    </a:stretch>
+                  </pic:blipFill>
+                  <pic:spPr>
+                    <a:xfrm>
+                      <a:off x="0" y="0"/>
+                      <a:ext cx="5943600" cy="4186555"/>
+                    </a:xfrm>
+                    <a:prstGeom prst="rect">
+                      <a:avLst/>
+                    </a:prstGeom>
+                  </pic:spPr>
+                </pic:pic>
+              </a:graphicData>
+            </a:graphic>
+          </wp:inline>
+        </w:drawing>
+      </w:r>
+    </w:p>
+    <w:p>
+      <w:pPr>
+        <w:pStyle w:val="BodyText"/>
+      </w:pPr>
+      <w:r>
+        <w:rPr>
+          <w:noProof/>
+        </w:rPr>
+        <w:lastRenderedPageBreak/>
+        <w:drawing>
+          <wp:inline distT="0" distB="0" distL="0" distR="0" wp14:anchorId="70DACC80" wp14:editId="4FB2C0C7">
+            <wp:extent cx="5943600" cy="5899785"/>
+            <wp:effectExtent l="0" t="0" r="0" b="0"/>
+            <wp:docPr id="2106766366" name="Picture 4">
+              <a:extLst xmlns:a="http://schemas.openxmlformats.org/drawingml/2006/main">
+                <a:ext uri="{FF2B5EF4-FFF2-40B4-BE49-F238E27FC236}">
+                  <a16:creationId xmlns:a16="http://schemas.microsoft.com/office/drawing/2014/main" id="{82F79221-2A4B-E7AE-B936-EE6DE2EFBE9C}"/>
+                </a:ext>
+              </a:extLst>
+            </wp:docPr>
+            <wp:cNvGraphicFramePr>
+              <a:graphicFrameLocks xmlns:a="http://schemas.openxmlformats.org/drawingml/2006/main" noChangeAspect="1"/>
+            </wp:cNvGraphicFramePr>
+            <a:graphic xmlns:a="http://schemas.openxmlformats.org/drawingml/2006/main">
+              <a:graphicData uri="http://schemas.openxmlformats.org/drawingml/2006/picture">
+                <pic:pic xmlns:pic="http://schemas.openxmlformats.org/drawingml/2006/picture">
+                  <pic:nvPicPr>
+                    <pic:cNvPr id="5" name="Picture 4">
+                      <a:extLst>
+                        <a:ext uri="{FF2B5EF4-FFF2-40B4-BE49-F238E27FC236}">
+                          <a16:creationId xmlns:a16="http://schemas.microsoft.com/office/drawing/2014/main" id="{82F79221-2A4B-E7AE-B936-EE6DE2EFBE9C}"/>
+                        </a:ext>
+                      </a:extLst>
+                    </pic:cNvPr>
+                    <pic:cNvPicPr>
+                      <a:picLocks noChangeAspect="1"/>
+                    </pic:cNvPicPr>
+                  </pic:nvPicPr>
+                  <pic:blipFill>
+                    <a:blip r:embed="rId15"/>
+                    <a:stretch>
+                      <a:fillRect/>
+                    </a:stretch>
+                  </pic:blipFill>
+                  <pic:spPr>
+                    <a:xfrm>
+                      <a:off x="0" y="0"/>
+                      <a:ext cx="5943600" cy="5899785"/>
+                    </a:xfrm>
+                    <a:prstGeom prst="rect">
+                      <a:avLst/>
+                    </a:prstGeom>
+                  </pic:spPr>
+                </pic:pic>
+              </a:graphicData>
+            </a:graphic>
+          </wp:inline>
+        </w:drawing>
+      </w:r>
+    </w:p>
+    <w:p>
+      <w:pPr>
+        <w:pStyle w:val="BodyText"/>
+      </w:pPr>
+    </w:p>
+    <w:p>
+      <w:pPr>
+        <w:pStyle w:val="BodyText"/>
+        <w:rPr>
+          <w:lang w:val="es-ES"/>
+        </w:rPr>
+      </w:pPr>
+      <w:r>
+        <w:rPr>
+          <w:lang w:val="es-ES"/>
+        </w:rPr>
+        <w:t>Elegir un par o 3 de todas estas figuras</w:t>
+      </w:r>
+    </w:p>
+    <w:p>
+      <w:pPr>
+        <w:pStyle w:val="BodyText"/>
+        <w:rPr>
+          <w:rFonts w:ascii="CMU Serif Roman" w:hAnsi="CMU Serif Roman" w:cs="CMU Serif Roman"/>
+        </w:rPr>
+      </w:pPr>
+      <w:r>
+        <w:rPr>
+          <w:rFonts w:ascii="CMU Serif Roman" w:hAnsi="CMU Serif Roman" w:cs="CMU Serif Roman"/>
+        </w:rPr>
+        <w:lastRenderedPageBreak/>
+        <w:drawing>
+          <wp:inline distT="0" distB="0" distL="0" distR="0" wp14:anchorId="507E7B62" wp14:editId="5AB2B3DF">
+            <wp:extent cx="5943600" cy="4457700"/>
+            <wp:effectExtent l="0" t="0" r="0" b="0"/>
+            <wp:docPr id="135104214" name="Picture 1" descr="A graph of different colored dots&#10;&#10;AI-generated content may be incorrect."/>
+            <wp:cNvGraphicFramePr>
+              <a:graphicFrameLocks xmlns:a="http://schemas.openxmlformats.org/drawingml/2006/main" noChangeAspect="1"/>
+            </wp:cNvGraphicFramePr>
+            <a:graphic xmlns:a="http://schemas.openxmlformats.org/drawingml/2006/main">
+              <a:graphicData uri="http://schemas.openxmlformats.org/drawingml/2006/picture">
+                <pic:pic xmlns:pic="http://schemas.openxmlformats.org/drawingml/2006/picture">
+                  <pic:nvPicPr>
+                    <pic:cNvPr id="135104214" name="Picture 1" descr="A graph of different colored dots&#10;&#10;AI-generated content may be incorrect."/>
+                    <pic:cNvPicPr/>
+                  </pic:nvPicPr>
+                  <pic:blipFill>
+                    <a:blip r:embed="rId16"/>
+                    <a:stretch>
+                      <a:fillRect/>
+                    </a:stretch>
+                  </pic:blipFill>
+                  <pic:spPr>
+                    <a:xfrm>
+                      <a:off x="0" y="0"/>
+                      <a:ext cx="5943600" cy="4457700"/>
+                    </a:xfrm>
+                    <a:prstGeom prst="rect">
+                      <a:avLst/>
+                    </a:prstGeom>
+                  </pic:spPr>
+                </pic:pic>
+              </a:graphicData>
+            </a:graphic>
+          </wp:inline>
+        </w:drawing>
+      </w:r>
+    </w:p>
+    <w:p>
+      <w:pPr>
+        <w:pStyle w:val="BodyText"/>
+        <w:rPr>
+          <w:rFonts w:ascii="CMU Serif Roman" w:hAnsi="CMU Serif Roman" w:cs="CMU Serif Roman"/>
+        </w:rPr>
+      </w:pPr>
+      <w:r>
+        <w:rPr>
+          <w:rFonts w:ascii="CMU Serif Roman" w:hAnsi="CMU Serif Roman" w:cs="CMU Serif Roman"/>
+        </w:rPr>
+        <w:t xml:space="preserve">Figure 5. </w:t>
+      </w:r>
+    </w:p>
+    <w:p>
+      <w:pPr>
+        <w:pStyle w:val="BodyText"/>
+        <w:rPr>
+          <w:rFonts w:ascii="CMU Serif Roman" w:hAnsi="CMU Serif Roman" w:cs="CMU Serif Roman"/>
+        </w:rPr>
+      </w:pPr>
+    </w:p>
+    <w:p>
+      <w:pPr>
+        <w:pStyle w:val="BodyText"/>
+        <w:rPr>
+          <w:rFonts w:ascii="CMU Serif Roman" w:hAnsi="CMU Serif Roman" w:cs="CMU Serif Roman"/>
+        </w:rPr>
+      </w:pPr>
+      <w:r>
+        <w:rPr>
+          <w:rFonts w:ascii="CMU Serif Roman" w:hAnsi="CMU Serif Roman" w:cs="CMU Serif Roman"/>
+        </w:rPr>
+        <w:t xml:space="preserve">Table 2. </w:t>
+      </w:r>
+    </w:p>
+    <w:p>
+      <w:pPr>
+        <w:pStyle w:val="BodyText"/>
+        <w:rPr>
+          <w:rFonts w:ascii="CMU Serif Roman" w:hAnsi="CMU Serif Roman" w:cs="CMU Serif Roman"/>
+        </w:rPr>
+      </w:pPr>
+      <w:r>
+        <w:rPr>
+          <w:rFonts w:ascii="CMU Serif Roman" w:hAnsi="CMU Serif Roman" w:cs="CMU Serif Roman"/>
+        </w:rPr>
+        <w:t>Permutation test for adonis under reduced model</w:t>
+      </w:r>
+    </w:p>
+    <w:p>
+      <w:pPr>
+        <w:pStyle w:val="BodyText"/>
+        <w:rPr>
+          <w:rFonts w:ascii="CMU Serif Roman" w:hAnsi="CMU Serif Roman" w:cs="CMU Serif Roman"/>
+        </w:rPr>
+      </w:pPr>
+      <w:r>
+        <w:rPr>
+          <w:rFonts w:ascii="CMU Serif Roman" w:hAnsi="CMU Serif Roman" w:cs="CMU Serif Roman"/>
+        </w:rPr>
+        <w:t>Marginal effects of terms</w:t>
+      </w:r>
+    </w:p>
+    <w:p>
+      <w:pPr>
+        <w:pStyle w:val="BodyText"/>
+        <w:rPr>
+          <w:rFonts w:ascii="CMU Serif Roman" w:hAnsi="CMU Serif Roman" w:cs="CMU Serif Roman"/>
+        </w:rPr>
+      </w:pPr>
+      <w:r>
+        <w:rPr>
+          <w:rFonts w:ascii="CMU Serif Roman" w:hAnsi="CMU Serif Roman" w:cs="CMU Serif Roman"/>
+        </w:rPr>
+        <w:t>Permutation: free</w:t>
+      </w:r>
+    </w:p>
+    <w:p>
+      <w:pPr>
+        <w:pStyle w:val="BodyText"/>
+        <w:rPr>
+          <w:rFonts w:ascii="CMU Serif Roman" w:hAnsi="CMU Serif Roman" w:cs="CMU Serif Roman"/>
+        </w:rPr>
+      </w:pPr>
+      <w:r>
+        <w:rPr>
+          <w:rFonts w:ascii="CMU Serif Roman" w:hAnsi="CMU Serif Roman" w:cs="CMU Serif Roman"/>
+        </w:rPr>
+        <w:t>Number of permutations: 999</w:t>
+      </w:r>
+    </w:p>
+    <w:p>
+      <w:pPr>
+        <w:pStyle w:val="BodyText"/>
+        <w:rPr>
+          <w:rFonts w:ascii="CMU Serif Roman" w:hAnsi="CMU Serif Roman" w:cs="CMU Serif Roman"/>
+        </w:rPr>
+      </w:pPr>
+    </w:p>
+    <w:p>
+      <w:pPr>
+        <w:pStyle w:val="BodyText"/>
+        <w:rPr>
+          <w:rFonts w:ascii="CMU Serif Roman" w:hAnsi="CMU Serif Roman" w:cs="CMU Serif Roman"/>
+        </w:rPr>
+      </w:pPr>
+      <w:r>
+        <w:rPr>
+          <w:rFonts w:ascii="CMU Serif Roman" w:hAnsi="CMU Serif Roman" w:cs="CMU Serif Roman"/>
+        </w:rPr>
+        <w:t xml:space="preserve">adonis2(formula = </w:t>
+      </w:r>
+      <w:proofErr w:type="spellStart"/>
+      <w:r>
+        <w:rPr>
+          <w:rFonts w:ascii="CMU Serif Roman" w:hAnsi="CMU Serif Roman" w:cs="CMU Serif Roman"/>
+        </w:rPr>
+        <w:t>community_matrix</w:t>
+      </w:r>
+      <w:proofErr w:type="spellEnd"/>
+      <w:r>
+        <w:rPr>
+          <w:rFonts w:ascii="CMU Serif Roman" w:hAnsi="CMU Serif Roman" w:cs="CMU Serif Roman"/>
+        </w:rPr>
+        <w:t xml:space="preserve"> ~ period + site, data = metadata, permutations = 999, method = "bray", by = "margin")</w:t>
+      </w:r>
+    </w:p>
+    <w:p>
+      <w:pPr>
+        <w:pStyle w:val="BodyText"/>
+        <w:rPr>
+          <w:rFonts w:ascii="CMU Serif Roman" w:hAnsi="CMU Serif Roman" w:cs="CMU Serif Roman"/>
+        </w:rPr>
+      </w:pPr>
+      <w:r>
+        <w:rPr>
+          <w:rFonts w:ascii="CMU Serif Roman" w:hAnsi="CMU Serif Roman" w:cs="CMU Serif Roman"/>
+        </w:rPr>
+        <w:t xml:space="preserve">          </w:t>
+      </w:r>
+      <w:proofErr w:type="spellStart"/>
+      <w:r>
+        <w:rPr>
+          <w:rFonts w:ascii="CMU Serif Roman" w:hAnsi="CMU Serif Roman" w:cs="CMU Serif Roman"/>
+        </w:rPr>
+        <w:t>Df</w:t>
+      </w:r>
+      <w:proofErr w:type="spellEnd"/>
+      <w:r>
+        <w:rPr>
+          <w:rFonts w:ascii="CMU Serif Roman" w:hAnsi="CMU Serif Roman" w:cs="CMU Serif Roman"/>
+        </w:rPr>
+        <w:t xml:space="preserve"> </w:t>
+      </w:r>
+      <w:proofErr w:type="spellStart"/>
+      <w:r>
+        <w:rPr>
+          <w:rFonts w:ascii="CMU Serif Roman" w:hAnsi="CMU Serif Roman" w:cs="CMU Serif Roman"/>
+        </w:rPr>
+        <w:t>SumOfSqs</w:t>
+      </w:r>
+      <w:proofErr w:type="spellEnd"/>
+      <w:r>
+        <w:rPr>
+          <w:rFonts w:ascii="CMU Serif Roman" w:hAnsi="CMU Serif Roman" w:cs="CMU Serif Roman"/>
+        </w:rPr>
+        <w:t xml:space="preserve">      R2      F </w:t>
+      </w:r>
+      <w:proofErr w:type="spellStart"/>
+      <w:r>
+        <w:rPr>
+          <w:rFonts w:ascii="CMU Serif Roman" w:hAnsi="CMU Serif Roman" w:cs="CMU Serif Roman"/>
+        </w:rPr>
+        <w:t>Pr</w:t>
+      </w:r>
+      <w:proofErr w:type="spellEnd"/>
+      <w:r>
+        <w:rPr>
+          <w:rFonts w:ascii="CMU Serif Roman" w:hAnsi="CMU Serif Roman" w:cs="CMU Serif Roman"/>
+        </w:rPr>
+        <w:t xml:space="preserve">(&gt;F)   </w:t>
+      </w:r>
+    </w:p>
+    <w:p>
+      <w:pPr>
+        <w:pStyle w:val="BodyText"/>
+        <w:rPr>
+          <w:rFonts w:ascii="CMU Serif Roman" w:hAnsi="CMU Serif Roman" w:cs="CMU Serif Roman"/>
+        </w:rPr>
+      </w:pPr>
+      <w:r>
+        <w:rPr>
+          <w:rFonts w:ascii="CMU Serif Roman" w:hAnsi="CMU Serif Roman" w:cs="CMU Serif Roman"/>
+        </w:rPr>
+        <w:t xml:space="preserve">period     5   1.1561 0.08425 </w:t>
+      </w:r>
+      <w:proofErr w:type="gramStart"/>
+      <w:r>
+        <w:rPr>
+          <w:rFonts w:ascii="CMU Serif Roman" w:hAnsi="CMU Serif Roman" w:cs="CMU Serif Roman"/>
+        </w:rPr>
+        <w:t>2.3111  0.002</w:t>
+      </w:r>
+      <w:proofErr w:type="gramEnd"/>
+      <w:r>
+        <w:rPr>
+          <w:rFonts w:ascii="CMU Serif Roman" w:hAnsi="CMU Serif Roman" w:cs="CMU Serif Roman"/>
+        </w:rPr>
+        <w:t xml:space="preserve"> **</w:t>
+      </w:r>
+    </w:p>
+    <w:p>
+      <w:pPr>
+        <w:pStyle w:val="BodyText"/>
+        <w:rPr>
+          <w:rFonts w:ascii="CMU Serif Roman" w:hAnsi="CMU Serif Roman" w:cs="CMU Serif Roman"/>
+        </w:rPr>
+      </w:pPr>
+      <w:r>
+        <w:rPr>
+          <w:rFonts w:ascii="CMU Serif Roman" w:hAnsi="CMU Serif Roman" w:cs="CMU Serif Roman"/>
+        </w:rPr>
+        <w:lastRenderedPageBreak/>
+        <w:t xml:space="preserve">site      15   2.0160 0.14692 </w:t>
+      </w:r>
+      <w:proofErr w:type="gramStart"/>
+      <w:r>
+        <w:rPr>
+          <w:rFonts w:ascii="CMU Serif Roman" w:hAnsi="CMU Serif Roman" w:cs="CMU Serif Roman"/>
+        </w:rPr>
+        <w:t>1.3433  0.046</w:t>
+      </w:r>
+      <w:proofErr w:type="gramEnd"/>
+      <w:r>
+        <w:rPr>
+          <w:rFonts w:ascii="CMU Serif Roman" w:hAnsi="CMU Serif Roman" w:cs="CMU Serif Roman"/>
+        </w:rPr>
+        <w:t xml:space="preserve"> * </w:t>
+      </w:r>
+    </w:p>
+    <w:p>
+      <w:pPr>
+        <w:pStyle w:val="BodyText"/>
+        <w:rPr>
+          <w:rFonts w:ascii="CMU Serif Roman" w:hAnsi="CMU Serif Roman" w:cs="CMU Serif Roman"/>
+        </w:rPr>
+      </w:pPr>
+      <w:r>
+        <w:rPr>
+          <w:rFonts w:ascii="CMU Serif Roman" w:hAnsi="CMU Serif Roman" w:cs="CMU Serif Roman"/>
+        </w:rPr>
+        <w:t xml:space="preserve">Residual </w:t>
+      </w:r>
+      <w:proofErr w:type="gramStart"/>
+      <w:r>
+        <w:rPr>
+          <w:rFonts w:ascii="CMU Serif Roman" w:hAnsi="CMU Serif Roman" w:cs="CMU Serif Roman"/>
+        </w:rPr>
+        <w:t>106  10.6055</w:t>
+      </w:r>
+      <w:proofErr w:type="gramEnd"/>
+      <w:r>
+        <w:rPr>
+          <w:rFonts w:ascii="CMU Serif Roman" w:hAnsi="CMU Serif Roman" w:cs="CMU Serif Roman"/>
+        </w:rPr>
+        <w:t xml:space="preserve"> 0.77289                 </w:t>
+      </w:r>
+    </w:p>
+    <w:p>
+      <w:pPr>
+        <w:pStyle w:val="BodyText"/>
+        <w:rPr>
+          <w:rFonts w:ascii="CMU Serif Roman" w:hAnsi="CMU Serif Roman" w:cs="CMU Serif Roman"/>
+        </w:rPr>
+      </w:pPr>
+      <w:r>
+        <w:rPr>
+          <w:rFonts w:ascii="CMU Serif Roman" w:hAnsi="CMU Serif Roman" w:cs="CMU Serif Roman"/>
+        </w:rPr>
+        <w:t xml:space="preserve">Total    </w:t>
+      </w:r>
+      <w:proofErr w:type="gramStart"/>
+      <w:r>
+        <w:rPr>
+          <w:rFonts w:ascii="CMU Serif Roman" w:hAnsi="CMU Serif Roman" w:cs="CMU Serif Roman"/>
+        </w:rPr>
+        <w:t>126  13.7220</w:t>
+      </w:r>
+      <w:proofErr w:type="gramEnd"/>
+      <w:r>
+        <w:rPr>
+          <w:rFonts w:ascii="CMU Serif Roman" w:hAnsi="CMU Serif Roman" w:cs="CMU Serif Roman"/>
+        </w:rPr>
+        <w:t xml:space="preserve"> 1.00000                 </w:t>
+      </w:r>
+    </w:p>
+    <w:p>
+      <w:pPr>
+        <w:pStyle w:val="BodyText"/>
+        <w:rPr>
+          <w:rFonts w:ascii="CMU Serif Roman" w:hAnsi="CMU Serif Roman" w:cs="CMU Serif Roman"/>
+        </w:rPr>
+      </w:pPr>
+      <w:r>
+        <w:rPr>
+          <w:rFonts w:ascii="CMU Serif Roman" w:hAnsi="CMU Serif Roman" w:cs="CMU Serif Roman"/>
+        </w:rPr>
+        <w:t>---</w:t>
+      </w:r>
+    </w:p>
+    <w:p>
+      <w:pPr>
+        <w:pStyle w:val="BodyText"/>
+        <w:rPr>
+          <w:rFonts w:ascii="CMU Serif Roman" w:hAnsi="CMU Serif Roman" w:cs="CMU Serif Roman"/>
+        </w:rPr>
+      </w:pPr>
+      <w:proofErr w:type="spellStart"/>
+      <w:r>
+        <w:rPr>
+          <w:rFonts w:ascii="CMU Serif Roman" w:hAnsi="CMU Serif Roman" w:cs="CMU Serif Roman"/>
+        </w:rPr>
+        <w:t>Signif</w:t>
+      </w:r>
+      <w:proofErr w:type="spellEnd"/>
+      <w:r>
+        <w:rPr>
+          <w:rFonts w:ascii="CMU Serif Roman" w:hAnsi="CMU Serif Roman" w:cs="CMU Serif Roman"/>
+        </w:rPr>
+        <w:t xml:space="preserve">. codes:  0 ‘***’ 0.001 ‘**’ 0.01 ‘*’ 0.05 ‘.’ 0.1 </w:t>
+      </w:r>
+      <w:proofErr w:type="gramStart"/>
+      <w:r>
+        <w:rPr>
+          <w:rFonts w:ascii="CMU Serif Roman" w:hAnsi="CMU Serif Roman" w:cs="CMU Serif Roman"/>
+        </w:rPr>
+        <w:t>‘ ’</w:t>
+      </w:r>
+      <w:proofErr w:type="gramEnd"/>
+      <w:r>
+        <w:rPr>
+          <w:rFonts w:ascii="CMU Serif Roman" w:hAnsi="CMU Serif Roman" w:cs="CMU Serif Roman"/>
+        </w:rPr>
+        <w:t xml:space="preserve"> 1</w:t>
+      </w:r>
+    </w:p>
+    <w:p>
+      <w:pPr>
+        <w:pStyle w:val="BodyText"/>
+        <w:rPr>
+          <w:rFonts w:ascii="CMU Serif Roman" w:hAnsi="CMU Serif Roman" w:cs="CMU Serif Roman"/>
+        </w:rPr>
+      </w:pPr>
+    </w:p>
+    <w:p>
+      <w:pPr>
+        <w:pStyle w:val="BodyText"/>
+        <w:rPr>
+          <w:rFonts w:ascii="CMU Serif Roman" w:hAnsi="CMU Serif Roman" w:cs="CMU Serif Roman"/>
+        </w:rPr>
+      </w:pPr>
+    </w:p>
+    <w:p>
+      <w:pPr>
+        <w:pStyle w:val="BodyText"/>
+        <w:rPr>
+          <w:rFonts w:ascii="CMU Serif Roman" w:hAnsi="CMU Serif Roman" w:cs="CMU Serif Roman"/>
+        </w:rPr>
+      </w:pPr>
+      <w:r>
+        <w:rPr>
+          <w:rFonts w:ascii="CMU Serif Roman" w:hAnsi="CMU Serif Roman" w:cs="CMU Serif Roman"/>
+        </w:rPr>
+        <w:drawing>
+          <wp:inline distT="0" distB="0" distL="0" distR="0" wp14:anchorId="676BBEA5" wp14:editId="0C027835">
+            <wp:extent cx="5943600" cy="3029585"/>
+            <wp:effectExtent l="0" t="0" r="0" b="5715"/>
+            <wp:docPr id="1141052432" name="Picture 1" descr="A diagram of different plants&#10;&#10;AI-generated content may be incorrect."/>
+            <wp:cNvGraphicFramePr>
+              <a:graphicFrameLocks xmlns:a="http://schemas.openxmlformats.org/drawingml/2006/main" noChangeAspect="1"/>
+            </wp:cNvGraphicFramePr>
+            <a:graphic xmlns:a="http://schemas.openxmlformats.org/drawingml/2006/main">
+              <a:graphicData uri="http://schemas.openxmlformats.org/drawingml/2006/picture">
+                <pic:pic xmlns:pic="http://schemas.openxmlformats.org/drawingml/2006/picture">
+                  <pic:nvPicPr>
+                    <pic:cNvPr id="1141052432" name="Picture 1" descr="A diagram of different plants&#10;&#10;AI-generated content may be incorrect."/>
+                    <pic:cNvPicPr/>
+                  </pic:nvPicPr>
+                  <pic:blipFill>
+                    <a:blip r:embed="rId17"/>
+                    <a:stretch>
+                      <a:fillRect/>
+                    </a:stretch>
+                  </pic:blipFill>
+                  <pic:spPr>
+                    <a:xfrm>
+                      <a:off x="0" y="0"/>
+                      <a:ext cx="5943600" cy="3029585"/>
+                    </a:xfrm>
+                    <a:prstGeom prst="rect">
+                      <a:avLst/>
+                    </a:prstGeom>
+                  </pic:spPr>
+                </pic:pic>
+              </a:graphicData>
+            </a:graphic>
+          </wp:inline>
+        </w:drawing>
+      </w:r>
+    </w:p>
+    <w:p>
+      <w:pPr>
+        <w:pStyle w:val="BodyText"/>
+        <w:rPr>
+          <w:rFonts w:ascii="CMU Serif Roman" w:hAnsi="CMU Serif Roman" w:cs="CMU Serif Roman"/>
+        </w:rPr>
+      </w:pPr>
+      <w:r>
+        <w:rPr>
+          <w:rFonts w:ascii="CMU Serif Roman" w:hAnsi="CMU Serif Roman" w:cs="CMU Serif Roman"/>
+        </w:rPr>
+        <w:t xml:space="preserve">Figure 6. </w:t>
+      </w:r>
+    </w:p>
+    <w:p>
+      <w:pPr>
+        <w:pStyle w:val="BodyText"/>
+        <w:rPr>
+          <w:rFonts w:ascii="CMU Serif Roman" w:hAnsi="CMU Serif Roman" w:cs="CMU Serif Roman"/>
+        </w:rPr>
+      </w:pPr>
+    </w:p>
+    <w:p>
+      <w:pPr>
+        <w:pStyle w:val="BodyText"/>
+        <w:rPr>
+          <w:rFonts w:ascii="CMU Serif Roman" w:hAnsi="CMU Serif Roman" w:cs="CMU Serif Roman"/>
+        </w:rPr>
+      </w:pPr>
+      <w:r>
+        <w:rPr>
+          <w:rFonts w:ascii="CMU Serif Roman" w:hAnsi="CMU Serif Roman" w:cs="CMU Serif Roman"/>
+        </w:rPr>
+        <w:lastRenderedPageBreak/>
+        <w:drawing>
+          <wp:inline distT="0" distB="0" distL="0" distR="0" wp14:anchorId="242A4C9B" wp14:editId="708F0362">
+            <wp:extent cx="5943600" cy="3029585"/>
+            <wp:effectExtent l="0" t="0" r="0" b="5715"/>
+            <wp:docPr id="2107685114" name="Picture 1" descr="A diagram of different plants&#10;&#10;AI-generated content may be incorrect."/>
+            <wp:cNvGraphicFramePr>
+              <a:graphicFrameLocks xmlns:a="http://schemas.openxmlformats.org/drawingml/2006/main" noChangeAspect="1"/>
+            </wp:cNvGraphicFramePr>
+            <a:graphic xmlns:a="http://schemas.openxmlformats.org/drawingml/2006/main">
+              <a:graphicData uri="http://schemas.openxmlformats.org/drawingml/2006/picture">
+                <pic:pic xmlns:pic="http://schemas.openxmlformats.org/drawingml/2006/picture">
+                  <pic:nvPicPr>
+                    <pic:cNvPr id="2107685114" name="Picture 1" descr="A diagram of different plants&#10;&#10;AI-generated content may be incorrect."/>
+                    <pic:cNvPicPr/>
+                  </pic:nvPicPr>
+                  <pic:blipFill>
+                    <a:blip r:embed="rId18"/>
+                    <a:stretch>
+                      <a:fillRect/>
+                    </a:stretch>
+                  </pic:blipFill>
+                  <pic:spPr>
+                    <a:xfrm>
+                      <a:off x="0" y="0"/>
+                      <a:ext cx="5943600" cy="3029585"/>
+                    </a:xfrm>
+                    <a:prstGeom prst="rect">
+                      <a:avLst/>
+                    </a:prstGeom>
+                  </pic:spPr>
+                </pic:pic>
+              </a:graphicData>
+            </a:graphic>
+          </wp:inline>
+        </w:drawing>
+      </w:r>
+    </w:p>
+    <w:p>
+      <w:pPr>
+        <w:pStyle w:val="BodyText"/>
+      </w:pPr>
+      <w:r>
+        <w:rPr>
+          <w:noProof/>
+        </w:rPr>
+        <w:drawing>
+          <wp:inline distT="0" distB="0" distL="0" distR="0" wp14:anchorId="48FDFC4A" wp14:editId="435B8A2D">
+            <wp:extent cx="5943600" cy="4457700"/>
+            <wp:effectExtent l="0" t="0" r="0" b="0"/>
+            <wp:docPr id="2067875529" name="Picture 4" descr="A chart of different colors&#10;&#10;AI-generated content may be incorrect.">
+              <a:extLst xmlns:a="http://schemas.openxmlformats.org/drawingml/2006/main">
+                <a:ext uri="{FF2B5EF4-FFF2-40B4-BE49-F238E27FC236}">
+                  <a16:creationId xmlns:a16="http://schemas.microsoft.com/office/drawing/2014/main" id="{DEA5D028-0592-D2E7-F98B-CCE8DFCC19C2}"/>
+                </a:ext>
+              </a:extLst>
+            </wp:docPr>
+            <wp:cNvGraphicFramePr>
+              <a:graphicFrameLocks xmlns:a="http://schemas.openxmlformats.org/drawingml/2006/main" noChangeAspect="1"/>
+            </wp:cNvGraphicFramePr>
+            <a:graphic xmlns:a="http://schemas.openxmlformats.org/drawingml/2006/main">
+              <a:graphicData uri="http://schemas.openxmlformats.org/drawingml/2006/picture">
+                <pic:pic xmlns:pic="http://schemas.openxmlformats.org/drawingml/2006/picture">
+                  <pic:nvPicPr>
+                    <pic:cNvPr id="2067875529" name="Picture 4" descr="A chart of different colors&#10;&#10;AI-generated content may be incorrect.">
+                      <a:extLst>
+                        <a:ext uri="{FF2B5EF4-FFF2-40B4-BE49-F238E27FC236}">
+                          <a16:creationId xmlns:a16="http://schemas.microsoft.com/office/drawing/2014/main" id="{DEA5D028-0592-D2E7-F98B-CCE8DFCC19C2}"/>
+                        </a:ext>
+                      </a:extLst>
+                    </pic:cNvPr>
+                    <pic:cNvPicPr>
+                      <a:picLocks noChangeAspect="1"/>
+                    </pic:cNvPicPr>
+                  </pic:nvPicPr>
+                  <pic:blipFill>
+                    <a:blip r:embed="rId19"/>
+                    <a:stretch>
+                      <a:fillRect/>
+                    </a:stretch>
+                  </pic:blipFill>
+                  <pic:spPr>
+                    <a:xfrm>
+                      <a:off x="0" y="0"/>
+                      <a:ext cx="5943600" cy="4457700"/>
+                    </a:xfrm>
+                    <a:prstGeom prst="rect">
+                      <a:avLst/>
+                    </a:prstGeom>
+                  </pic:spPr>
+                </pic:pic>
+              </a:graphicData>
+            </a:graphic>
+          </wp:inline>
+        </w:drawing>
+      </w:r>
+    </w:p>
+    <w:p>
+      <w:pPr>
+        <w:pStyle w:val="BodyText"/>
+      </w:pPr>
+    </w:p>
+    <w:p>
+      <w:pPr>
+        <w:pStyle w:val="Heading2"/>
+        <w:jc w:val="both"/>
+        <w:rPr>
+          <w:rFonts w:ascii="CMU Serif Roman" w:hAnsi="CMU Serif Roman" w:cs="CMU Serif Roman"/>
+        </w:rPr>
+      </w:pPr>
+      <w:bookmarkStart w:id="4" w:name="discussion"/>
+      <w:bookmarkEnd w:id="3"/>
+      <w:r>
+        <w:rPr>
+          <w:rFonts w:ascii="CMU Serif Roman" w:hAnsi="CMU Serif Roman" w:cs="CMU Serif Roman"/>
+        </w:rPr>
+        <w:lastRenderedPageBreak/>
+        <w:t>Discussion</w:t>
+      </w:r>
+    </w:p>
+    <w:p>
+      <w:pPr>
+        <w:pStyle w:val="BodyText"/>
+        <w:jc w:val="both"/>
+        <w:rPr>
+          <w:rFonts w:ascii="CMU Serif Roman" w:hAnsi="CMU Serif Roman" w:cs="CMU Serif Roman"/>
+        </w:rPr>
+      </w:pPr>
+      <w:r>
+        <w:rPr>
+          <w:rFonts w:ascii="CMU Serif Roman" w:hAnsi="CMU Serif Roman" w:cs="CMU Serif Roman"/>
+        </w:rPr>
+        <w:t>Our analysis of the microbial composition of wild bumblebee guts shows that gut bacterial communities are dynamic across the flowering season and are shaped by both temporal variation and plant community characteristics.</w:t>
+      </w:r>
+      <w:r>
+        <w:rPr>
+          <w:rFonts w:ascii="CMU Serif Roman" w:hAnsi="CMU Serif Roman" w:cs="CMU Serif Roman"/>
+        </w:rPr>
+        <w:t xml:space="preserve"> </w:t>
+      </w:r>
+    </w:p>
+    <w:p>
+      <w:pPr>
+        <w:pStyle w:val="BodyText"/>
+        <w:jc w:val="both"/>
+        <w:rPr>
+          <w:rFonts w:ascii="CMU Serif Roman" w:hAnsi="CMU Serif Roman" w:cs="CMU Serif Roman"/>
+        </w:rPr>
+      </w:pPr>
+      <w:r>
+        <w:rPr>
+          <w:rFonts w:ascii="CMU Serif Roman" w:hAnsi="CMU Serif Roman" w:cs="CMU Serif Roman"/>
+        </w:rPr>
+        <w:t>W</w:t>
+      </w:r>
+      <w:r>
+        <w:rPr>
+          <w:rFonts w:ascii="CMU Serif Roman" w:hAnsi="CMU Serif Roman" w:cs="CMU Serif Roman"/>
+        </w:rPr>
+        <w:t>hil</w:t>
+      </w:r>
+      <w:r>
+        <w:rPr>
+          <w:rFonts w:ascii="CMU Serif Roman" w:hAnsi="CMU Serif Roman" w:cs="CMU Serif Roman"/>
+        </w:rPr>
+        <w:t>e</w:t>
+      </w:r>
+      <w:r>
+        <w:rPr>
+          <w:rFonts w:ascii="CMU Serif Roman" w:hAnsi="CMU Serif Roman" w:cs="CMU Serif Roman"/>
+        </w:rPr>
+        <w:t xml:space="preserve"> we</w:t>
+      </w:r>
+      <w:r>
+        <w:rPr>
+          <w:rFonts w:ascii="CMU Serif Roman" w:hAnsi="CMU Serif Roman" w:cs="CMU Serif Roman"/>
+        </w:rPr>
+        <w:t xml:space="preserve"> find that bacterial diversity within bumblebee guts</w:t>
+      </w:r>
+      <w:r>
+        <w:rPr>
+          <w:rFonts w:ascii="CMU Serif Roman" w:hAnsi="CMU Serif Roman" w:cs="CMU Serif Roman"/>
+        </w:rPr>
+        <w:t xml:space="preserve"> </w:t>
+      </w:r>
+      <w:r>
+        <w:rPr>
+          <w:rFonts w:ascii="CMU Serif Roman" w:hAnsi="CMU Serif Roman" w:cs="CMU Serif Roman"/>
+        </w:rPr>
+        <w:t>significantly increases </w:t>
+      </w:r>
+      <w:r>
+        <w:rPr>
+          <w:rFonts w:ascii="CMU Serif Roman" w:hAnsi="CMU Serif Roman" w:cs="CMU Serif Roman"/>
+        </w:rPr>
+        <w:t>over time, bacterial richness does not show a similar trend. This suggests that while the number of bacterial taxa remains relatively constant, the</w:t>
+      </w:r>
+      <w:r>
+        <w:rPr>
+          <w:rFonts w:ascii="CMU Serif Roman" w:hAnsi="CMU Serif Roman" w:cs="CMU Serif Roman"/>
+        </w:rPr>
+        <w:t> distribution and relative abundance </w:t>
+      </w:r>
+      <w:r>
+        <w:rPr>
+          <w:rFonts w:ascii="CMU Serif Roman" w:hAnsi="CMU Serif Roman" w:cs="CMU Serif Roman"/>
+        </w:rPr>
+        <w:t>of these taxa becomes more even over time. Such a pattern could indicate a gradual stabilization or maturation of the gut microbiome, potentially driven by changes in floral resources, foraging behavior, or environmental conditions that affect microbial colonization and persistence.</w:t>
+      </w:r>
+    </w:p>
+    <w:p>
+      <w:pPr>
+        <w:pStyle w:val="BodyText"/>
+        <w:jc w:val="both"/>
+        <w:rPr>
+          <w:rFonts w:ascii="CMU Serif Roman" w:hAnsi="CMU Serif Roman" w:cs="CMU Serif Roman"/>
+        </w:rPr>
+      </w:pPr>
+      <w:proofErr w:type="gramStart"/>
+      <w:r>
+        <w:rPr>
+          <w:rFonts w:ascii="CMU Serif Roman" w:hAnsi="CMU Serif Roman" w:cs="CMU Serif Roman"/>
+        </w:rPr>
+        <w:t>Similar to</w:t>
+      </w:r>
+      <w:proofErr w:type="gramEnd"/>
+      <w:r>
+        <w:rPr>
+          <w:rFonts w:ascii="CMU Serif Roman" w:hAnsi="CMU Serif Roman" w:cs="CMU Serif Roman"/>
+        </w:rPr>
+        <w:t xml:space="preserve"> other previous research looking at the composition of gut microbiomes in other bumblebee species, we find large differences throughout the flowering season (REF). Specifically, while bumblebees collected early in the season exhibit more depauperate patterns, featuring XX to XX ASVs, those captured </w:t>
+      </w:r>
+      <w:proofErr w:type="gramStart"/>
+      <w:r>
+        <w:rPr>
+          <w:rFonts w:ascii="CMU Serif Roman" w:hAnsi="CMU Serif Roman" w:cs="CMU Serif Roman"/>
+        </w:rPr>
+        <w:t>later on</w:t>
+      </w:r>
+      <w:proofErr w:type="gramEnd"/>
+      <w:r>
+        <w:rPr>
+          <w:rFonts w:ascii="CMU Serif Roman" w:hAnsi="CMU Serif Roman" w:cs="CMU Serif Roman"/>
+        </w:rPr>
+        <w:t xml:space="preserve"> in the season host a much more diverse microbial community (XXX to XXX). </w:t>
+      </w:r>
+      <w:r>
+        <w:rPr>
+          <w:rFonts w:ascii="CMU Serif Roman" w:hAnsi="CMU Serif Roman" w:cs="CMU Serif Roman"/>
+        </w:rPr>
+        <w:t>This seasonal shift suggests a progressive accumulation of microbial diversity, potentially driven by increased foraging activity, exposure to diverse floral resources, and interactions with other pollinators as the season advances. These findings highlight the dynamic nature of bumblebee gut microbiomes and underscore the importance of seasonal context when assessing microbial diversity and its ecological implications.</w:t>
+      </w:r>
+    </w:p>
+    <w:p>
+      <w:pPr>
+        <w:spacing w:before="100" w:beforeAutospacing="1" w:after="100" w:afterAutospacing="1"/>
+        <w:jc w:val="both"/>
         <w:rPr>
           <w:rFonts w:ascii="CMU Serif Roman" w:eastAsiaTheme="minorHAnsi" w:hAnsi="CMU Serif Roman" w:cs="CMU Serif Roman"/>
         </w:rPr>
-        <w:t xml:space="preserve"> performed a Permutational Multivariate Analysis of Variance (PERMANOVA) with 999 permutations to assess significance. </w:t>
-      </w:r>
-      <w:r>
-        <w:rPr>
-          <w:rFonts w:ascii="CMU Serif Roman" w:hAnsi="CMU Serif Roman" w:cs="CMU Serif Roman"/>
-        </w:rPr>
-        <w:t xml:space="preserve">The </w:t>
-      </w:r>
-      <w:proofErr w:type="gramStart"/>
-      <w:r>
-        <w:rPr>
-          <w:rFonts w:ascii="CMU Serif Roman" w:hAnsi="CMU Serif Roman" w:cs="CMU Serif Roman"/>
-        </w:rPr>
-        <w:t>time period</w:t>
-      </w:r>
-      <w:proofErr w:type="gramEnd"/>
-      <w:r>
-        <w:rPr>
-          <w:rFonts w:ascii="CMU Serif Roman" w:hAnsi="CMU Serif Roman" w:cs="CMU Serif Roman"/>
-        </w:rPr>
-        <w:t xml:space="preserve"> in which the specimens were sampled </w:t>
-      </w:r>
+      </w:pPr>
       <w:r>
         <w:rPr>
           <w:rFonts w:ascii="CMU Serif Roman" w:eastAsiaTheme="minorHAnsi" w:hAnsi="CMU Serif Roman" w:cs="CMU Serif Roman"/>
         </w:rPr>
-        <w:t xml:space="preserve">was specified as the main factor. </w:t>
+        <w:t>Bumblebee guts were colonized by a diverse array of bacteria, with Gammaproteobacteria</w:t>
+      </w:r>
+      <w:r>
+        <w:rPr>
+          <w:rFonts w:ascii="CMU Serif Roman" w:eastAsiaTheme="minorHAnsi" w:hAnsi="CMU Serif Roman" w:cs="CMU Serif Roman"/>
+        </w:rPr>
+        <w:t xml:space="preserve"> </w:t>
+      </w:r>
+      <w:r>
+        <w:rPr>
+          <w:rFonts w:ascii="CMU Serif Roman" w:eastAsiaTheme="minorHAnsi" w:hAnsi="CMU Serif Roman" w:cs="CMU Serif Roman"/>
+        </w:rPr>
+        <w:t>being the most abundant, followed by Actinobacteria, Firmicutes, and Cyanobacteria. Notably, we observed a considerable proportion of unidentified bacterial taxa (X%), reflecting both the complexity of microbial communities within pollinators and potential gaps in current taxonomic databases. This underlines the importance of continued exploration and sequencing efforts to fully characterize the microbial diversity associated with bumblebees.</w:t>
       </w:r>
     </w:p>
     <w:p>
@@ -1202,933 +3125,100 @@
         <w:spacing w:before="100" w:beforeAutospacing="1" w:after="100" w:afterAutospacing="1"/>
         <w:jc w:val="both"/>
         <w:rPr>
-          <w:ins w:id="5" w:author="Ainhoa Magrach" w:date="2025-05-08T15:05:00Z" w16du:dateUtc="2025-05-08T13:05:00Z"/>
           <w:rFonts w:ascii="CMU Serif Roman" w:eastAsiaTheme="minorHAnsi" w:hAnsi="CMU Serif Roman" w:cs="CMU Serif Roman"/>
-          <w:rPrChange w:id="6" w:author="Ainhoa Magrach" w:date="2025-05-08T15:05:00Z" w16du:dateUtc="2025-05-08T13:05:00Z">
-            <w:rPr>
-              <w:ins w:id="7" w:author="Ainhoa Magrach" w:date="2025-05-08T15:05:00Z" w16du:dateUtc="2025-05-08T13:05:00Z"/>
-              <w:color w:val="000000"/>
-            </w:rPr>
-          </w:rPrChange>
-        </w:rPr>
-        <w:pPrChange w:id="8" w:author="Ainhoa Magrach" w:date="2025-05-08T15:06:00Z" w16du:dateUtc="2025-05-08T13:06:00Z">
-          <w:pPr>
-            <w:spacing w:before="100" w:beforeAutospacing="1" w:after="100" w:afterAutospacing="1"/>
-          </w:pPr>
-        </w:pPrChange>
-      </w:pPr>
-      <w:ins w:id="9" w:author="Ainhoa Magrach" w:date="2025-05-08T15:09:00Z" w16du:dateUtc="2025-05-08T13:09:00Z">
-        <w:r>
-          <w:rPr>
-            <w:rFonts w:ascii="CMU Serif Roman" w:hAnsi="CMU Serif Roman" w:cs="CMU Serif Roman"/>
-            <w:highlight w:val="magenta"/>
-            <w:rPrChange w:id="10" w:author="Ainhoa Magrach" w:date="2025-05-08T15:10:00Z" w16du:dateUtc="2025-05-08T13:10:00Z">
-              <w:rPr>
-                <w:rFonts w:ascii="CMU Serif Roman" w:hAnsi="CMU Serif Roman" w:cs="CMU Serif Roman"/>
-              </w:rPr>
-            </w:rPrChange>
-          </w:rPr>
-          <w:t>Finally, we assessed whether floral species diversity was related to zzz</w:t>
-        </w:r>
-      </w:ins>
-    </w:p>
-    <w:p>
-      <w:pPr>
-        <w:pStyle w:val="BodyText"/>
-        <w:jc w:val="both"/>
-        <w:rPr>
-          <w:ins w:id="11" w:author="Ainhoa Magrach" w:date="2025-04-07T13:14:00Z" w16du:dateUtc="2025-04-07T11:14:00Z"/>
-          <w:rFonts w:ascii="CMU Serif Roman" w:hAnsi="CMU Serif Roman" w:cs="CMU Serif Roman"/>
-        </w:rPr>
-      </w:pPr>
-    </w:p>
-    <w:p>
-      <w:pPr>
-        <w:pStyle w:val="BodyText"/>
-        <w:jc w:val="both"/>
-        <w:rPr>
-          <w:ins w:id="12" w:author="Ainhoa Magrach" w:date="2025-04-07T13:15:00Z" w16du:dateUtc="2025-04-07T11:15:00Z"/>
-          <w:rFonts w:ascii="CMU Serif Roman" w:hAnsi="CMU Serif Roman" w:cs="CMU Serif Roman"/>
-        </w:rPr>
-      </w:pPr>
-      <w:ins w:id="13" w:author="Ainhoa Magrach" w:date="2025-04-07T13:14:00Z" w16du:dateUtc="2025-04-07T11:14:00Z">
-        <w:r>
-          <w:rPr>
-            <w:rFonts w:ascii="CMU Serif Roman" w:hAnsi="CMU Serif Roman" w:cs="CMU Serif Roman"/>
-          </w:rPr>
-          <w:t>GLMs</w:t>
-        </w:r>
-      </w:ins>
-    </w:p>
-    <w:p>
-      <w:pPr>
-        <w:pStyle w:val="BodyText"/>
-        <w:jc w:val="both"/>
-        <w:rPr>
-          <w:rFonts w:ascii="CMU Serif Roman" w:hAnsi="CMU Serif Roman" w:cs="CMU Serif Roman"/>
-        </w:rPr>
-      </w:pPr>
-    </w:p>
-    <w:p>
-      <w:pPr>
-        <w:pStyle w:val="Heading2"/>
-        <w:jc w:val="both"/>
-        <w:rPr>
-          <w:rFonts w:ascii="CMU Serif Roman" w:hAnsi="CMU Serif Roman" w:cs="CMU Serif Roman"/>
-        </w:rPr>
-      </w:pPr>
-      <w:bookmarkStart w:id="14" w:name="results"/>
-      <w:bookmarkEnd w:id="3"/>
-      <w:r>
-        <w:rPr>
-          <w:rFonts w:ascii="CMU Serif Roman" w:hAnsi="CMU Serif Roman" w:cs="CMU Serif Roman"/>
-        </w:rPr>
-        <w:t>Results</w:t>
-      </w:r>
-    </w:p>
-    <w:p>
-      <w:pPr>
-        <w:pStyle w:val="FirstParagraph"/>
-        <w:jc w:val="both"/>
-        <w:rPr>
-          <w:rFonts w:ascii="CMU Serif Roman" w:hAnsi="CMU Serif Roman" w:cs="CMU Serif Roman"/>
-        </w:rPr>
-      </w:pPr>
-      <w:r>
-        <w:rPr>
-          <w:rFonts w:ascii="CMU Serif Roman" w:hAnsi="CMU Serif Roman" w:cs="CMU Serif Roman"/>
-        </w:rPr>
-        <w:t>Throughout the flowering</w:t>
-      </w:r>
-      <w:r>
-        <w:rPr>
-          <w:rFonts w:ascii="CMU Serif Roman" w:hAnsi="CMU Serif Roman" w:cs="CMU Serif Roman"/>
-        </w:rPr>
-        <w:t xml:space="preserve"> season, we collected a total of 132 bumblebee specimens</w:t>
-      </w:r>
-      <w:r>
-        <w:rPr>
-          <w:rFonts w:ascii="CMU Serif Roman" w:hAnsi="CMU Serif Roman" w:cs="CMU Serif Roman"/>
-        </w:rPr>
-        <w:t xml:space="preserve"> across our 16 sites (XX+- individuals per site and period).</w:t>
-      </w:r>
-    </w:p>
-    <w:p>
-      <w:pPr>
-        <w:pStyle w:val="BodyText"/>
-        <w:jc w:val="both"/>
-        <w:rPr>
-          <w:rFonts w:ascii="CMU Serif Roman" w:hAnsi="CMU Serif Roman" w:cs="CMU Serif Roman"/>
-        </w:rPr>
-      </w:pPr>
-      <w:r>
-        <w:rPr>
-          <w:rFonts w:ascii="CMU Serif Roman" w:hAnsi="CMU Serif Roman" w:cs="CMU Serif Roman"/>
-        </w:rPr>
-        <w:t xml:space="preserve">Our results show that sampling completeness was XX% </w:t>
-      </w:r>
-    </w:p>
-    <w:p>
-      <w:pPr>
-        <w:pStyle w:val="BodyText"/>
-        <w:jc w:val="both"/>
-      </w:pPr>
-    </w:p>
-    <w:p>
-      <w:pPr>
-        <w:pStyle w:val="BodyText"/>
-        <w:jc w:val="both"/>
-        <w:rPr>
-          <w:rFonts w:ascii="CMU Serif Roman" w:hAnsi="CMU Serif Roman" w:cs="CMU Serif Roman"/>
-        </w:rPr>
-      </w:pPr>
-      <w:r>
-        <w:rPr>
-          <w:rFonts w:ascii="CMU Serif Roman" w:hAnsi="CMU Serif Roman" w:cs="CMU Serif Roman"/>
-        </w:rPr>
-        <w:t xml:space="preserve">We find that </w:t>
-      </w:r>
-      <w:r>
-        <w:rPr>
-          <w:rFonts w:ascii="CMU Serif Roman" w:hAnsi="CMU Serif Roman" w:cs="CMU Serif Roman"/>
-        </w:rPr>
-        <w:t xml:space="preserve">bacterial diversity within bumblebee guts tends to slightly increase through time, although this relationship is not significant, probably due to our relatively low sample size. </w:t>
-      </w:r>
-    </w:p>
-    <w:p>
-      <w:pPr>
-        <w:pStyle w:val="BodyText"/>
-        <w:jc w:val="both"/>
-        <w:rPr>
-          <w:rFonts w:ascii="CMU Serif Roman" w:hAnsi="CMU Serif Roman" w:cs="CMU Serif Roman"/>
-        </w:rPr>
-      </w:pPr>
-      <w:r>
-        <w:rPr>
-          <w:rFonts w:ascii="CMU Serif Roman" w:hAnsi="CMU Serif Roman" w:cs="CMU Serif Roman"/>
-        </w:rPr>
-        <w:t>Bumblebee</w:t>
-      </w:r>
-      <w:r>
-        <w:rPr>
-          <w:rFonts w:ascii="CMU Serif Roman" w:hAnsi="CMU Serif Roman" w:cs="CMU Serif Roman"/>
-        </w:rPr>
-        <w:t xml:space="preserve"> guts were characterized by a diverse group of bacteria, dominated by Gammaproteobacteria such as XX and XX, followed by Actinobacteria, Firmicutes and Cyanobacteria and including a relatively large proportion of unidentified specimens (X%). </w:t>
-      </w:r>
-    </w:p>
-    <w:p>
-      <w:pPr>
-        <w:pStyle w:val="BodyText"/>
-        <w:jc w:val="both"/>
-        <w:rPr>
-          <w:rFonts w:ascii="CMU Serif Roman" w:hAnsi="CMU Serif Roman" w:cs="CMU Serif Roman"/>
-        </w:rPr>
-      </w:pPr>
-      <w:r>
-        <w:rPr>
-          <w:rFonts w:ascii="CMU Serif Roman" w:hAnsi="CMU Serif Roman" w:cs="CMU Serif Roman"/>
-        </w:rPr>
-        <w:t xml:space="preserve">In terms of changes in composition through time, our results show that there is a constant group of bacterial components that consistently appear across all time periods (Fig. 4) and sites (Fig. SX), probably defining the species’ core microbiome and including ASVs </w:t>
-      </w:r>
-      <w:r>
-        <w:rPr>
-          <w:rFonts w:ascii="CMU Serif Roman" w:hAnsi="CMU Serif Roman" w:cs="CMU Serif Roman"/>
+        </w:rPr>
+      </w:pPr>
+      <w:r>
+        <w:rPr>
+          <w:rFonts w:ascii="CMU Serif Roman" w:eastAsiaTheme="minorHAnsi" w:hAnsi="CMU Serif Roman" w:cs="CMU Serif Roman"/>
+        </w:rPr>
+        <w:t>In terms of temporal shifts, our results indicate the persistence of a core group of bacterial taxa consistently present across all time points and sampling sites. This stable core microbiome, which includes Lactobacillus, </w:t>
+      </w:r>
+      <w:proofErr w:type="spellStart"/>
+      <w:r>
+        <w:rPr>
+          <w:rFonts w:ascii="CMU Serif Roman" w:eastAsiaTheme="minorHAnsi" w:hAnsi="CMU Serif Roman" w:cs="CMU Serif Roman"/>
+        </w:rPr>
+        <w:t>Gilliamella</w:t>
+      </w:r>
+      <w:proofErr w:type="spellEnd"/>
+      <w:r>
+        <w:rPr>
+          <w:rFonts w:ascii="CMU Serif Roman" w:eastAsiaTheme="minorHAnsi" w:hAnsi="CMU Serif Roman" w:cs="CMU Serif Roman"/>
+        </w:rPr>
+        <w:t>, </w:t>
+      </w:r>
+      <w:proofErr w:type="spellStart"/>
+      <w:r>
+        <w:rPr>
+          <w:rFonts w:ascii="CMU Serif Roman" w:eastAsiaTheme="minorHAnsi" w:hAnsi="CMU Serif Roman" w:cs="CMU Serif Roman"/>
+        </w:rPr>
+        <w:t>Snodgrassella</w:t>
+      </w:r>
+      <w:proofErr w:type="spellEnd"/>
+      <w:r>
+        <w:rPr>
+          <w:rFonts w:ascii="CMU Serif Roman" w:eastAsiaTheme="minorHAnsi" w:hAnsi="CMU Serif Roman" w:cs="CMU Serif Roman"/>
+        </w:rPr>
+        <w:t>, and </w:t>
+      </w:r>
+      <w:proofErr w:type="spellStart"/>
+      <w:r>
+        <w:rPr>
+          <w:rFonts w:ascii="CMU Serif Roman" w:eastAsiaTheme="minorHAnsi" w:hAnsi="CMU Serif Roman" w:cs="CMU Serif Roman"/>
+        </w:rPr>
+        <w:t>Bombiscardovia</w:t>
+      </w:r>
+      <w:proofErr w:type="spellEnd"/>
+      <w:r>
+        <w:rPr>
+          <w:rFonts w:ascii="CMU Serif Roman" w:eastAsiaTheme="minorHAnsi" w:hAnsi="CMU Serif Roman" w:cs="CMU Serif Roman"/>
+        </w:rPr>
+        <w:t>, likely plays fundamental roles in host health, such as enhancing nutrient absorption, protecting against pathogens, and modulating immune responses (REF). The stability of this core community across both spatial and temporal scales suggests a strong host-microbe association that may be evolutionarily conserved.</w:t>
+      </w:r>
+    </w:p>
+    <w:p>
+      <w:pPr>
+        <w:spacing w:before="100" w:beforeAutospacing="1" w:after="100" w:afterAutospacing="1"/>
+        <w:jc w:val="both"/>
+        <w:rPr>
+          <w:rFonts w:ascii="CMU Serif Roman" w:eastAsiaTheme="minorHAnsi" w:hAnsi="CMU Serif Roman" w:cs="CMU Serif Roman"/>
+        </w:rPr>
+      </w:pPr>
+      <w:r>
+        <w:rPr>
+          <w:rFonts w:ascii="CMU Serif Roman" w:eastAsiaTheme="minorHAnsi" w:hAnsi="CMU Serif Roman" w:cs="CMU Serif Roman"/>
         </w:rPr>
         <w:lastRenderedPageBreak/>
-        <w:t xml:space="preserve">in the genus Lactobacillus, </w:t>
+        <w:t>Interestingly, as the season progressed, the core microbiome was complemented by additional bacterial taxa, particularly species within the genera Pseudomonas, Bacillus, </w:t>
       </w:r>
       <w:proofErr w:type="spellStart"/>
       <w:r>
         <w:rPr>
-          <w:rFonts w:ascii="CMU Serif Roman" w:hAnsi="CMU Serif Roman" w:cs="CMU Serif Roman"/>
-        </w:rPr>
-        <w:t>Gilliamella</w:t>
+          <w:rFonts w:ascii="CMU Serif Roman" w:eastAsiaTheme="minorHAnsi" w:hAnsi="CMU Serif Roman" w:cs="CMU Serif Roman"/>
+        </w:rPr>
+        <w:t>Commensalibacter</w:t>
       </w:r>
       <w:proofErr w:type="spellEnd"/>
       <w:r>
         <w:rPr>
-          <w:rFonts w:ascii="CMU Serif Roman" w:hAnsi="CMU Serif Roman" w:cs="CMU Serif Roman"/>
-        </w:rPr>
-        <w:t xml:space="preserve">, </w:t>
+          <w:rFonts w:ascii="CMU Serif Roman" w:eastAsiaTheme="minorHAnsi" w:hAnsi="CMU Serif Roman" w:cs="CMU Serif Roman"/>
+        </w:rPr>
+        <w:t>, and </w:t>
       </w:r>
       <w:proofErr w:type="spellStart"/>
       <w:r>
         <w:rPr>
-          <w:rFonts w:ascii="CMU Serif Roman" w:hAnsi="CMU Serif Roman" w:cs="CMU Serif Roman"/>
-        </w:rPr>
-        <w:t>Snodgrassella</w:t>
+          <w:rFonts w:ascii="CMU Serif Roman" w:eastAsiaTheme="minorHAnsi" w:hAnsi="CMU Serif Roman" w:cs="CMU Serif Roman"/>
+        </w:rPr>
+        <w:t>Apibacter</w:t>
       </w:r>
       <w:proofErr w:type="spellEnd"/>
       <w:r>
         <w:rPr>
-          <w:rFonts w:ascii="CMU Serif Roman" w:hAnsi="CMU Serif Roman" w:cs="CMU Serif Roman"/>
-        </w:rPr>
-        <w:t xml:space="preserve"> and </w:t>
-      </w:r>
-      <w:proofErr w:type="spellStart"/>
-      <w:r>
-        <w:rPr>
-          <w:rFonts w:ascii="CMU Serif Roman" w:hAnsi="CMU Serif Roman" w:cs="CMU Serif Roman"/>
-        </w:rPr>
-        <w:t>Bombiscardovia</w:t>
-      </w:r>
-      <w:proofErr w:type="spellEnd"/>
-      <w:r>
-        <w:rPr>
-          <w:rFonts w:ascii="CMU Serif Roman" w:hAnsi="CMU Serif Roman" w:cs="CMU Serif Roman"/>
-        </w:rPr>
-        <w:t xml:space="preserve">. We also find that towards the end of the sampling season, this core microbiome becomes complemented by other species belonging to genus like Pseudomonas, Bacillus, </w:t>
-      </w:r>
-      <w:proofErr w:type="spellStart"/>
-      <w:r>
-        <w:rPr>
-          <w:rFonts w:ascii="CMU Serif Roman" w:hAnsi="CMU Serif Roman" w:cs="CMU Serif Roman"/>
-        </w:rPr>
-        <w:t>Commensalibacter</w:t>
-      </w:r>
-      <w:proofErr w:type="spellEnd"/>
-      <w:r>
-        <w:rPr>
-          <w:rFonts w:ascii="CMU Serif Roman" w:hAnsi="CMU Serif Roman" w:cs="CMU Serif Roman"/>
-        </w:rPr>
-        <w:t xml:space="preserve"> or </w:t>
-      </w:r>
-      <w:proofErr w:type="spellStart"/>
-      <w:r>
-        <w:rPr>
-          <w:rFonts w:ascii="CMU Serif Roman" w:hAnsi="CMU Serif Roman" w:cs="CMU Serif Roman"/>
-        </w:rPr>
-        <w:t>Apibacter</w:t>
-      </w:r>
-      <w:proofErr w:type="spellEnd"/>
-      <w:r>
-        <w:rPr>
-          <w:rFonts w:ascii="CMU Serif Roman" w:hAnsi="CMU Serif Roman" w:cs="CMU Serif Roman"/>
-        </w:rPr>
-        <w:t xml:space="preserve">. </w:t>
-      </w:r>
-    </w:p>
-    <w:p>
-      <w:pPr>
-        <w:pStyle w:val="BodyText"/>
-        <w:jc w:val="both"/>
-        <w:rPr>
-          <w:rFonts w:ascii="CMU Serif Roman" w:hAnsi="CMU Serif Roman" w:cs="CMU Serif Roman"/>
-        </w:rPr>
-      </w:pPr>
-      <w:r>
-        <w:rPr>
-          <w:rFonts w:ascii="CMU Serif Roman" w:hAnsi="CMU Serif Roman" w:cs="CMU Serif Roman"/>
-        </w:rPr>
-        <w:t xml:space="preserve">Our analysis of how the composition of the bacterial community changes through time shows a distinct grouping across the different time periods, with </w:t>
-      </w:r>
-      <w:proofErr w:type="gramStart"/>
-      <w:r>
-        <w:rPr>
-          <w:rFonts w:ascii="CMU Serif Roman" w:hAnsi="CMU Serif Roman" w:cs="CMU Serif Roman"/>
-        </w:rPr>
-        <w:t>particular differences</w:t>
-      </w:r>
-      <w:proofErr w:type="gramEnd"/>
-      <w:r>
-        <w:rPr>
-          <w:rFonts w:ascii="CMU Serif Roman" w:hAnsi="CMU Serif Roman" w:cs="CMU Serif Roman"/>
-        </w:rPr>
-        <w:t xml:space="preserve"> found between the earlier (dark blue) and later (yellow) time periods in their bacterial composition (Fig. 5). </w:t>
-      </w:r>
-    </w:p>
-    <w:p>
-      <w:pPr>
-        <w:pStyle w:val="BodyText"/>
-        <w:jc w:val="both"/>
-        <w:rPr>
-          <w:rFonts w:ascii="CMU Serif Roman" w:hAnsi="CMU Serif Roman" w:cs="CMU Serif Roman"/>
-        </w:rPr>
-      </w:pPr>
-      <w:r>
-        <w:rPr>
-          <w:rFonts w:ascii="CMU Serif Roman" w:hAnsi="CMU Serif Roman" w:cs="CMU Serif Roman"/>
-        </w:rPr>
-        <w:t>Our analysis of fungal communities…</w:t>
-      </w:r>
-    </w:p>
-    <w:p>
-      <w:pPr>
-        <w:pStyle w:val="BodyText"/>
-        <w:rPr>
-          <w:ins w:id="15" w:author="Ainhoa Magrach" w:date="2025-05-08T15:26:00Z" w16du:dateUtc="2025-05-08T13:26:00Z"/>
-          <w:rFonts w:ascii="CMU Serif Roman" w:hAnsi="CMU Serif Roman" w:cs="CMU Serif Roman"/>
-        </w:rPr>
-      </w:pPr>
-    </w:p>
-    <w:p>
-      <w:pPr>
-        <w:pStyle w:val="BodyText"/>
-        <w:rPr>
-          <w:ins w:id="16" w:author="Ainhoa Magrach" w:date="2025-05-08T15:25:00Z" w16du:dateUtc="2025-05-08T13:25:00Z"/>
-          <w:rFonts w:ascii="CMU Serif Roman" w:hAnsi="CMU Serif Roman" w:cs="CMU Serif Roman"/>
-        </w:rPr>
-      </w:pPr>
-    </w:p>
-    <w:p>
-      <w:pPr>
-        <w:pStyle w:val="BodyText"/>
-        <w:rPr>
-          <w:ins w:id="17" w:author="Ainhoa Magrach" w:date="2025-05-08T15:25:00Z" w16du:dateUtc="2025-05-08T13:25:00Z"/>
-          <w:rFonts w:ascii="CMU Serif Roman" w:hAnsi="CMU Serif Roman" w:cs="CMU Serif Roman"/>
-        </w:rPr>
-      </w:pPr>
-    </w:p>
-    <w:p>
-      <w:pPr>
-        <w:pStyle w:val="BodyText"/>
-        <w:rPr>
-          <w:ins w:id="18" w:author="Ainhoa Magrach" w:date="2025-05-08T15:25:00Z" w16du:dateUtc="2025-05-08T13:25:00Z"/>
-          <w:rFonts w:ascii="CMU Serif Roman" w:hAnsi="CMU Serif Roman" w:cs="CMU Serif Roman"/>
-        </w:rPr>
-      </w:pPr>
-    </w:p>
-    <w:p>
-      <w:pPr>
-        <w:pStyle w:val="BodyText"/>
-        <w:rPr>
-          <w:ins w:id="19" w:author="Ainhoa Magrach" w:date="2025-04-07T13:21:00Z" w16du:dateUtc="2025-04-07T11:21:00Z"/>
-          <w:rFonts w:ascii="CMU Serif Roman" w:hAnsi="CMU Serif Roman" w:cs="CMU Serif Roman"/>
-        </w:rPr>
-      </w:pPr>
-    </w:p>
-    <w:p>
-      <w:pPr>
-        <w:pStyle w:val="BodyText"/>
-        <w:rPr>
-          <w:rFonts w:ascii="CMU Serif Roman" w:hAnsi="CMU Serif Roman" w:cs="CMU Serif Roman"/>
-        </w:rPr>
-        <w:pPrChange w:id="20" w:author="Ainhoa Magrach" w:date="2025-04-07T13:14:00Z" w16du:dateUtc="2025-04-07T11:14:00Z">
-          <w:pPr>
-            <w:pStyle w:val="FirstParagraph"/>
-            <w:jc w:val="both"/>
-          </w:pPr>
-        </w:pPrChange>
-      </w:pPr>
-      <w:ins w:id="21" w:author="Ainhoa Magrach" w:date="2025-04-07T13:21:00Z" w16du:dateUtc="2025-04-07T11:21:00Z">
-        <w:r>
-          <w:rPr>
-            <w:noProof/>
-          </w:rPr>
-          <w:lastRenderedPageBreak/>
-          <w:drawing>
-            <wp:inline distT="0" distB="0" distL="0" distR="0" wp14:anchorId="4A111D46" wp14:editId="25468B46">
-              <wp:extent cx="5943600" cy="5900420"/>
-              <wp:effectExtent l="0" t="0" r="0" b="0"/>
-              <wp:docPr id="230435242" name="Picture 3">
-                <a:extLst xmlns:a="http://schemas.openxmlformats.org/drawingml/2006/main">
-                  <a:ext uri="{FF2B5EF4-FFF2-40B4-BE49-F238E27FC236}">
-                    <a16:creationId xmlns:a16="http://schemas.microsoft.com/office/drawing/2014/main" id="{328217F8-299D-EB8A-E77C-69C8FD74120F}"/>
-                  </a:ext>
-                </a:extLst>
-              </wp:docPr>
-              <wp:cNvGraphicFramePr>
-                <a:graphicFrameLocks xmlns:a="http://schemas.openxmlformats.org/drawingml/2006/main" noChangeAspect="1"/>
-              </wp:cNvGraphicFramePr>
-              <a:graphic xmlns:a="http://schemas.openxmlformats.org/drawingml/2006/main">
-                <a:graphicData uri="http://schemas.openxmlformats.org/drawingml/2006/picture">
-                  <pic:pic xmlns:pic="http://schemas.openxmlformats.org/drawingml/2006/picture">
-                    <pic:nvPicPr>
-                      <pic:cNvPr id="4" name="Picture 3">
-                        <a:extLst>
-                          <a:ext uri="{FF2B5EF4-FFF2-40B4-BE49-F238E27FC236}">
-                            <a16:creationId xmlns:a16="http://schemas.microsoft.com/office/drawing/2014/main" id="{328217F8-299D-EB8A-E77C-69C8FD74120F}"/>
-                          </a:ext>
-                        </a:extLst>
-                      </pic:cNvPr>
-                      <pic:cNvPicPr>
-                        <a:picLocks noChangeAspect="1"/>
-                      </pic:cNvPicPr>
-                    </pic:nvPicPr>
-                    <pic:blipFill>
-                      <a:blip r:embed="rId5"/>
-                      <a:stretch>
-                        <a:fillRect/>
-                      </a:stretch>
-                    </pic:blipFill>
-                    <pic:spPr>
-                      <a:xfrm>
-                        <a:off x="0" y="0"/>
-                        <a:ext cx="5943600" cy="5900420"/>
-                      </a:xfrm>
-                      <a:prstGeom prst="rect">
-                        <a:avLst/>
-                      </a:prstGeom>
-                    </pic:spPr>
-                  </pic:pic>
-                </a:graphicData>
-              </a:graphic>
-            </wp:inline>
-          </w:drawing>
-        </w:r>
-      </w:ins>
-    </w:p>
-    <w:p>
-      <w:pPr>
-        <w:pStyle w:val="BodyText"/>
-      </w:pPr>
-    </w:p>
-    <w:p>
-      <w:pPr>
-        <w:pStyle w:val="BodyText"/>
-        <w:rPr>
-          <w:del w:id="22" w:author="Ainhoa Magrach" w:date="2025-05-08T15:25:00Z" w16du:dateUtc="2025-05-08T13:25:00Z"/>
-        </w:rPr>
-      </w:pPr>
-    </w:p>
-    <w:p>
-      <w:pPr>
-        <w:pStyle w:val="BodyText"/>
-        <w:rPr>
-          <w:del w:id="23" w:author="Ainhoa Magrach" w:date="2025-05-08T15:25:00Z" w16du:dateUtc="2025-05-08T13:25:00Z"/>
-          <w:rFonts w:ascii="CMU Serif Roman" w:hAnsi="CMU Serif Roman" w:cs="CMU Serif Roman"/>
-          <w:rPrChange w:id="24" w:author="Ainhoa Magrach" w:date="2025-04-07T13:21:00Z" w16du:dateUtc="2025-04-07T11:21:00Z">
-            <w:rPr>
-              <w:del w:id="25" w:author="Ainhoa Magrach" w:date="2025-05-08T15:25:00Z" w16du:dateUtc="2025-05-08T13:25:00Z"/>
-            </w:rPr>
-          </w:rPrChange>
-        </w:rPr>
-      </w:pPr>
-    </w:p>
-    <w:p>
-      <w:pPr>
-        <w:pStyle w:val="BodyText"/>
-        <w:rPr>
-          <w:ins w:id="26" w:author="Ainhoa Magrach" w:date="2025-04-07T12:42:00Z" w16du:dateUtc="2025-04-07T10:42:00Z"/>
-        </w:rPr>
-      </w:pPr>
-    </w:p>
-    <w:p>
-      <w:pPr>
-        <w:pStyle w:val="BodyText"/>
-        <w:rPr>
-          <w:ins w:id="27" w:author="Ainhoa Magrach" w:date="2025-04-07T13:22:00Z" w16du:dateUtc="2025-04-07T11:22:00Z"/>
-        </w:rPr>
-      </w:pPr>
-      <w:ins w:id="28" w:author="Ainhoa Magrach" w:date="2025-04-07T12:42:00Z">
-        <w:r>
-          <w:rPr>
-            <w:noProof/>
-          </w:rPr>
-          <w:lastRenderedPageBreak/>
-          <w:drawing>
-            <wp:inline distT="0" distB="0" distL="0" distR="0" wp14:anchorId="5FA5AB2F" wp14:editId="71A510E0">
-              <wp:extent cx="5622471" cy="5581331"/>
-              <wp:effectExtent l="0" t="0" r="3810" b="0"/>
-              <wp:docPr id="1101739550" name="Picture 3">
-                <a:extLst xmlns:a="http://schemas.openxmlformats.org/drawingml/2006/main">
-                  <a:ext uri="{FF2B5EF4-FFF2-40B4-BE49-F238E27FC236}">
-                    <a16:creationId xmlns:a16="http://schemas.microsoft.com/office/drawing/2014/main" id="{B2E3EE36-36E0-32AF-ED79-B2BD4A5F78A6}"/>
-                  </a:ext>
-                </a:extLst>
-              </wp:docPr>
-              <wp:cNvGraphicFramePr>
-                <a:graphicFrameLocks xmlns:a="http://schemas.openxmlformats.org/drawingml/2006/main" noChangeAspect="1"/>
-              </wp:cNvGraphicFramePr>
-              <a:graphic xmlns:a="http://schemas.openxmlformats.org/drawingml/2006/main">
-                <a:graphicData uri="http://schemas.openxmlformats.org/drawingml/2006/picture">
-                  <pic:pic xmlns:pic="http://schemas.openxmlformats.org/drawingml/2006/picture">
-                    <pic:nvPicPr>
-                      <pic:cNvPr id="4" name="Picture 3">
-                        <a:extLst>
-                          <a:ext uri="{FF2B5EF4-FFF2-40B4-BE49-F238E27FC236}">
-                            <a16:creationId xmlns:a16="http://schemas.microsoft.com/office/drawing/2014/main" id="{B2E3EE36-36E0-32AF-ED79-B2BD4A5F78A6}"/>
-                          </a:ext>
-                        </a:extLst>
-                      </pic:cNvPr>
-                      <pic:cNvPicPr>
-                        <a:picLocks noChangeAspect="1"/>
-                      </pic:cNvPicPr>
-                    </pic:nvPicPr>
-                    <pic:blipFill>
-                      <a:blip r:embed="rId6"/>
-                      <a:stretch>
-                        <a:fillRect/>
-                      </a:stretch>
-                    </pic:blipFill>
-                    <pic:spPr>
-                      <a:xfrm>
-                        <a:off x="0" y="0"/>
-                        <a:ext cx="5622471" cy="5581331"/>
-                      </a:xfrm>
-                      <a:prstGeom prst="rect">
-                        <a:avLst/>
-                      </a:prstGeom>
-                    </pic:spPr>
-                  </pic:pic>
-                </a:graphicData>
-              </a:graphic>
-            </wp:inline>
-          </w:drawing>
-        </w:r>
-      </w:ins>
-    </w:p>
-    <w:p>
-      <w:pPr>
-        <w:pStyle w:val="BodyText"/>
-        <w:rPr>
-          <w:ins w:id="29" w:author="Ainhoa Magrach" w:date="2025-04-07T12:43:00Z" w16du:dateUtc="2025-04-07T10:43:00Z"/>
-        </w:rPr>
-      </w:pPr>
-      <w:ins w:id="30" w:author="Ainhoa Magrach" w:date="2025-04-07T12:43:00Z">
-        <w:r>
-          <w:rPr>
-            <w:noProof/>
-          </w:rPr>
-          <w:lastRenderedPageBreak/>
-          <w:drawing>
-            <wp:inline distT="0" distB="0" distL="0" distR="0" wp14:anchorId="6933B66F" wp14:editId="47248F0E">
-              <wp:extent cx="5943600" cy="5899785"/>
-              <wp:effectExtent l="0" t="0" r="0" b="0"/>
-              <wp:docPr id="5" name="Picture 4">
-                <a:extLst xmlns:a="http://schemas.openxmlformats.org/drawingml/2006/main">
-                  <a:ext uri="{FF2B5EF4-FFF2-40B4-BE49-F238E27FC236}">
-                    <a16:creationId xmlns:a16="http://schemas.microsoft.com/office/drawing/2014/main" id="{46ECAD9C-BA96-898E-B0F6-61A465714570}"/>
-                  </a:ext>
-                </a:extLst>
-              </wp:docPr>
-              <wp:cNvGraphicFramePr>
-                <a:graphicFrameLocks xmlns:a="http://schemas.openxmlformats.org/drawingml/2006/main" noChangeAspect="1"/>
-              </wp:cNvGraphicFramePr>
-              <a:graphic xmlns:a="http://schemas.openxmlformats.org/drawingml/2006/main">
-                <a:graphicData uri="http://schemas.openxmlformats.org/drawingml/2006/picture">
-                  <pic:pic xmlns:pic="http://schemas.openxmlformats.org/drawingml/2006/picture">
-                    <pic:nvPicPr>
-                      <pic:cNvPr id="5" name="Picture 4">
-                        <a:extLst>
-                          <a:ext uri="{FF2B5EF4-FFF2-40B4-BE49-F238E27FC236}">
-                            <a16:creationId xmlns:a16="http://schemas.microsoft.com/office/drawing/2014/main" id="{46ECAD9C-BA96-898E-B0F6-61A465714570}"/>
-                          </a:ext>
-                        </a:extLst>
-                      </pic:cNvPr>
-                      <pic:cNvPicPr>
-                        <a:picLocks noChangeAspect="1"/>
-                      </pic:cNvPicPr>
-                    </pic:nvPicPr>
-                    <pic:blipFill>
-                      <a:blip r:embed="rId7"/>
-                      <a:stretch>
-                        <a:fillRect/>
-                      </a:stretch>
-                    </pic:blipFill>
-                    <pic:spPr>
-                      <a:xfrm>
-                        <a:off x="0" y="0"/>
-                        <a:ext cx="5943600" cy="5899785"/>
-                      </a:xfrm>
-                      <a:prstGeom prst="rect">
-                        <a:avLst/>
-                      </a:prstGeom>
-                    </pic:spPr>
-                  </pic:pic>
-                </a:graphicData>
-              </a:graphic>
-            </wp:inline>
-          </w:drawing>
-        </w:r>
-      </w:ins>
-    </w:p>
-    <w:p>
-      <w:pPr>
-        <w:pStyle w:val="BodyText"/>
-        <w:rPr>
-          <w:ins w:id="31" w:author="Ainhoa Magrach" w:date="2025-04-07T13:24:00Z" w16du:dateUtc="2025-04-07T11:24:00Z"/>
-        </w:rPr>
-      </w:pPr>
-      <w:ins w:id="32" w:author="Ainhoa Magrach" w:date="2025-04-07T13:24:00Z">
-        <w:r>
-          <w:rPr>
-            <w:noProof/>
-          </w:rPr>
-          <w:lastRenderedPageBreak/>
-          <w:drawing>
-            <wp:inline distT="0" distB="0" distL="0" distR="0" wp14:anchorId="70DACC80" wp14:editId="4FB2C0C7">
-              <wp:extent cx="5943600" cy="5899785"/>
-              <wp:effectExtent l="0" t="0" r="0" b="0"/>
-              <wp:docPr id="2106766366" name="Picture 4">
-                <a:extLst xmlns:a="http://schemas.openxmlformats.org/drawingml/2006/main">
-                  <a:ext uri="{FF2B5EF4-FFF2-40B4-BE49-F238E27FC236}">
-                    <a16:creationId xmlns:a16="http://schemas.microsoft.com/office/drawing/2014/main" id="{82F79221-2A4B-E7AE-B936-EE6DE2EFBE9C}"/>
-                  </a:ext>
-                </a:extLst>
-              </wp:docPr>
-              <wp:cNvGraphicFramePr>
-                <a:graphicFrameLocks xmlns:a="http://schemas.openxmlformats.org/drawingml/2006/main" noChangeAspect="1"/>
-              </wp:cNvGraphicFramePr>
-              <a:graphic xmlns:a="http://schemas.openxmlformats.org/drawingml/2006/main">
-                <a:graphicData uri="http://schemas.openxmlformats.org/drawingml/2006/picture">
-                  <pic:pic xmlns:pic="http://schemas.openxmlformats.org/drawingml/2006/picture">
-                    <pic:nvPicPr>
-                      <pic:cNvPr id="5" name="Picture 4">
-                        <a:extLst>
-                          <a:ext uri="{FF2B5EF4-FFF2-40B4-BE49-F238E27FC236}">
-                            <a16:creationId xmlns:a16="http://schemas.microsoft.com/office/drawing/2014/main" id="{82F79221-2A4B-E7AE-B936-EE6DE2EFBE9C}"/>
-                          </a:ext>
-                        </a:extLst>
-                      </pic:cNvPr>
-                      <pic:cNvPicPr>
-                        <a:picLocks noChangeAspect="1"/>
-                      </pic:cNvPicPr>
-                    </pic:nvPicPr>
-                    <pic:blipFill>
-                      <a:blip r:embed="rId8"/>
-                      <a:stretch>
-                        <a:fillRect/>
-                      </a:stretch>
-                    </pic:blipFill>
-                    <pic:spPr>
-                      <a:xfrm>
-                        <a:off x="0" y="0"/>
-                        <a:ext cx="5943600" cy="5899785"/>
-                      </a:xfrm>
-                      <a:prstGeom prst="rect">
-                        <a:avLst/>
-                      </a:prstGeom>
-                    </pic:spPr>
-                  </pic:pic>
-                </a:graphicData>
-              </a:graphic>
-            </wp:inline>
-          </w:drawing>
-        </w:r>
-      </w:ins>
-    </w:p>
-    <w:p>
-      <w:pPr>
-        <w:pStyle w:val="BodyText"/>
-        <w:rPr>
-          <w:ins w:id="33" w:author="Ainhoa Magrach" w:date="2025-04-07T13:29:00Z" w16du:dateUtc="2025-04-07T11:29:00Z"/>
-          <w:rFonts w:ascii="CMU Serif Roman" w:hAnsi="CMU Serif Roman" w:cs="CMU Serif Roman"/>
-        </w:rPr>
-      </w:pPr>
-      <w:ins w:id="34" w:author="Ainhoa Magrach" w:date="2025-04-07T13:28:00Z" w16du:dateUtc="2025-04-07T11:28:00Z">
-        <w:r>
-          <w:rPr>
-            <w:noProof/>
-          </w:rPr>
-          <w:lastRenderedPageBreak/>
-          <w:drawing>
-            <wp:inline distT="0" distB="0" distL="0" distR="0" wp14:anchorId="2806DB26" wp14:editId="2A12042B">
-              <wp:extent cx="3790462" cy="3762519"/>
-              <wp:effectExtent l="0" t="0" r="0" b="0"/>
-              <wp:docPr id="4" name="Picture 3">
-                <a:extLst xmlns:a="http://schemas.openxmlformats.org/drawingml/2006/main">
-                  <a:ext uri="{FF2B5EF4-FFF2-40B4-BE49-F238E27FC236}">
-                    <a16:creationId xmlns:a16="http://schemas.microsoft.com/office/drawing/2014/main" id="{FA9B7325-857C-04DF-DA1E-AE987358E6DC}"/>
-                  </a:ext>
-                </a:extLst>
-              </wp:docPr>
-              <wp:cNvGraphicFramePr>
-                <a:graphicFrameLocks xmlns:a="http://schemas.openxmlformats.org/drawingml/2006/main" noChangeAspect="1"/>
-              </wp:cNvGraphicFramePr>
-              <a:graphic xmlns:a="http://schemas.openxmlformats.org/drawingml/2006/main">
-                <a:graphicData uri="http://schemas.openxmlformats.org/drawingml/2006/picture">
-                  <pic:pic xmlns:pic="http://schemas.openxmlformats.org/drawingml/2006/picture">
-                    <pic:nvPicPr>
-                      <pic:cNvPr id="4" name="Picture 3">
-                        <a:extLst>
-                          <a:ext uri="{FF2B5EF4-FFF2-40B4-BE49-F238E27FC236}">
-                            <a16:creationId xmlns:a16="http://schemas.microsoft.com/office/drawing/2014/main" id="{FA9B7325-857C-04DF-DA1E-AE987358E6DC}"/>
-                          </a:ext>
-                        </a:extLst>
-                      </pic:cNvPr>
-                      <pic:cNvPicPr>
-                        <a:picLocks noChangeAspect="1"/>
-                      </pic:cNvPicPr>
-                    </pic:nvPicPr>
-                    <pic:blipFill>
-                      <a:blip r:embed="rId9"/>
-                      <a:stretch>
-                        <a:fillRect/>
-                      </a:stretch>
-                    </pic:blipFill>
-                    <pic:spPr>
-                      <a:xfrm>
-                        <a:off x="0" y="0"/>
-                        <a:ext cx="3796905" cy="3768915"/>
-                      </a:xfrm>
-                      <a:prstGeom prst="rect">
-                        <a:avLst/>
-                      </a:prstGeom>
-                    </pic:spPr>
-                  </pic:pic>
-                </a:graphicData>
-              </a:graphic>
-            </wp:inline>
-          </w:drawing>
-        </w:r>
-      </w:ins>
-    </w:p>
-    <w:p>
-      <w:pPr>
-        <w:pStyle w:val="BodyText"/>
-        <w:rPr>
-          <w:ins w:id="35" w:author="Ainhoa Magrach" w:date="2025-04-07T12:44:00Z" w16du:dateUtc="2025-04-07T10:44:00Z"/>
-        </w:rPr>
-      </w:pPr>
-      <w:ins w:id="36" w:author="Ainhoa Magrach" w:date="2025-04-07T12:44:00Z">
-        <w:r>
-          <w:rPr>
-            <w:noProof/>
-          </w:rPr>
-          <w:lastRenderedPageBreak/>
-          <w:drawing>
-            <wp:inline distT="0" distB="0" distL="0" distR="0" wp14:anchorId="48FDFC4A" wp14:editId="435B8A2D">
-              <wp:extent cx="5943600" cy="4457700"/>
-              <wp:effectExtent l="0" t="0" r="0" b="0"/>
-              <wp:docPr id="2067875529" name="Picture 4" descr="A chart of different colors&#10;&#10;AI-generated content may be incorrect.">
-                <a:extLst xmlns:a="http://schemas.openxmlformats.org/drawingml/2006/main">
-                  <a:ext uri="{FF2B5EF4-FFF2-40B4-BE49-F238E27FC236}">
-                    <a16:creationId xmlns:a16="http://schemas.microsoft.com/office/drawing/2014/main" id="{DEA5D028-0592-D2E7-F98B-CCE8DFCC19C2}"/>
-                  </a:ext>
-                </a:extLst>
-              </wp:docPr>
-              <wp:cNvGraphicFramePr>
-                <a:graphicFrameLocks xmlns:a="http://schemas.openxmlformats.org/drawingml/2006/main" noChangeAspect="1"/>
-              </wp:cNvGraphicFramePr>
-              <a:graphic xmlns:a="http://schemas.openxmlformats.org/drawingml/2006/main">
-                <a:graphicData uri="http://schemas.openxmlformats.org/drawingml/2006/picture">
-                  <pic:pic xmlns:pic="http://schemas.openxmlformats.org/drawingml/2006/picture">
-                    <pic:nvPicPr>
-                      <pic:cNvPr id="2067875529" name="Picture 4" descr="A chart of different colors&#10;&#10;AI-generated content may be incorrect.">
-                        <a:extLst>
-                          <a:ext uri="{FF2B5EF4-FFF2-40B4-BE49-F238E27FC236}">
-                            <a16:creationId xmlns:a16="http://schemas.microsoft.com/office/drawing/2014/main" id="{DEA5D028-0592-D2E7-F98B-CCE8DFCC19C2}"/>
-                          </a:ext>
-                        </a:extLst>
-                      </pic:cNvPr>
-                      <pic:cNvPicPr>
-                        <a:picLocks noChangeAspect="1"/>
-                      </pic:cNvPicPr>
-                    </pic:nvPicPr>
-                    <pic:blipFill>
-                      <a:blip r:embed="rId10"/>
-                      <a:stretch>
-                        <a:fillRect/>
-                      </a:stretch>
-                    </pic:blipFill>
-                    <pic:spPr>
-                      <a:xfrm>
-                        <a:off x="0" y="0"/>
-                        <a:ext cx="5943600" cy="4457700"/>
-                      </a:xfrm>
-                      <a:prstGeom prst="rect">
-                        <a:avLst/>
-                      </a:prstGeom>
-                    </pic:spPr>
-                  </pic:pic>
-                </a:graphicData>
-              </a:graphic>
-            </wp:inline>
-          </w:drawing>
-        </w:r>
-      </w:ins>
-    </w:p>
-    <w:p>
-      <w:pPr>
-        <w:pStyle w:val="BodyText"/>
-      </w:pPr>
-    </w:p>
-    <w:p>
-      <w:pPr>
-        <w:pStyle w:val="Heading2"/>
-        <w:jc w:val="both"/>
-        <w:rPr>
-          <w:ins w:id="37" w:author="Ainhoa Magrach" w:date="2025-05-07T13:58:00Z" w16du:dateUtc="2025-05-07T11:58:00Z"/>
-          <w:rFonts w:ascii="CMU Serif Roman" w:hAnsi="CMU Serif Roman" w:cs="CMU Serif Roman"/>
-          <w:lang w:val="es-ES"/>
-        </w:rPr>
-      </w:pPr>
-      <w:bookmarkStart w:id="38" w:name="discussion"/>
-      <w:bookmarkEnd w:id="14"/>
-      <w:proofErr w:type="spellStart"/>
-      <w:r>
-        <w:rPr>
-          <w:rFonts w:ascii="CMU Serif Roman" w:hAnsi="CMU Serif Roman" w:cs="CMU Serif Roman"/>
-          <w:lang w:val="es-ES"/>
-        </w:rPr>
-        <w:t>Discussion</w:t>
-      </w:r>
-      <w:proofErr w:type="spellEnd"/>
-    </w:p>
-    <w:p>
-      <w:pPr>
-        <w:pStyle w:val="BodyText"/>
-        <w:jc w:val="both"/>
-        <w:rPr>
-          <w:rFonts w:ascii="CMU Serif Roman" w:hAnsi="CMU Serif Roman" w:cs="CMU Serif Roman"/>
-        </w:rPr>
-        <w:pPrChange w:id="39" w:author="Ainhoa Magrach" w:date="2025-05-08T15:15:00Z" w16du:dateUtc="2025-05-08T13:15:00Z">
-          <w:pPr>
-            <w:pStyle w:val="BodyText"/>
-          </w:pPr>
-        </w:pPrChange>
-      </w:pPr>
-      <w:r>
-        <w:rPr>
-          <w:rFonts w:ascii="CMU Serif Roman" w:hAnsi="CMU Serif Roman" w:cs="CMU Serif Roman"/>
-          <w:rPrChange w:id="40" w:author="Ainhoa Magrach" w:date="2025-05-07T13:58:00Z" w16du:dateUtc="2025-05-07T11:58:00Z">
-            <w:rPr>
-              <w:rFonts w:ascii="CMU Serif Roman" w:hAnsi="CMU Serif Roman" w:cs="CMU Serif Roman"/>
-              <w:lang w:val="es-ES"/>
-            </w:rPr>
-          </w:rPrChange>
-        </w:rPr>
-        <w:t xml:space="preserve">Our </w:t>
-      </w:r>
-      <w:r>
-        <w:rPr>
-          <w:rFonts w:ascii="CMU Serif Roman" w:hAnsi="CMU Serif Roman" w:cs="CMU Serif Roman"/>
-        </w:rPr>
-        <w:t>analysis</w:t>
-      </w:r>
-      <w:r>
-        <w:rPr>
-          <w:rFonts w:ascii="CMU Serif Roman" w:hAnsi="CMU Serif Roman" w:cs="CMU Serif Roman"/>
-          <w:rPrChange w:id="41" w:author="Ainhoa Magrach" w:date="2025-05-07T13:58:00Z" w16du:dateUtc="2025-05-07T11:58:00Z">
-            <w:rPr>
-              <w:rFonts w:ascii="CMU Serif Roman" w:hAnsi="CMU Serif Roman" w:cs="CMU Serif Roman"/>
-              <w:lang w:val="es-ES"/>
-            </w:rPr>
-          </w:rPrChange>
-        </w:rPr>
-        <w:t xml:space="preserve"> of the mi</w:t>
-      </w:r>
-      <w:r>
-        <w:rPr>
-          <w:rFonts w:ascii="CMU Serif Roman" w:hAnsi="CMU Serif Roman" w:cs="CMU Serif Roman"/>
-        </w:rPr>
-        <w:t xml:space="preserve">crobial composition of wild bumblebee guts shows that </w:t>
-      </w:r>
-    </w:p>
-    <w:p>
-      <w:pPr>
-        <w:pStyle w:val="BodyText"/>
-        <w:jc w:val="both"/>
-        <w:rPr>
-          <w:rFonts w:ascii="CMU Serif Roman" w:hAnsi="CMU Serif Roman" w:cs="CMU Serif Roman"/>
-        </w:rPr>
-        <w:pPrChange w:id="42" w:author="Ainhoa Magrach" w:date="2025-05-08T15:15:00Z" w16du:dateUtc="2025-05-08T13:15:00Z">
-          <w:pPr>
-            <w:pStyle w:val="BodyText"/>
-          </w:pPr>
-        </w:pPrChange>
-      </w:pPr>
-    </w:p>
-    <w:p>
-      <w:pPr>
-        <w:pStyle w:val="BodyText"/>
-        <w:jc w:val="both"/>
-        <w:rPr>
-          <w:rFonts w:ascii="CMU Serif Roman" w:hAnsi="CMU Serif Roman" w:cs="CMU Serif Roman"/>
-        </w:rPr>
-      </w:pPr>
-      <w:proofErr w:type="gramStart"/>
-      <w:r>
-        <w:rPr>
-          <w:rFonts w:ascii="CMU Serif Roman" w:hAnsi="CMU Serif Roman" w:cs="CMU Serif Roman"/>
-        </w:rPr>
-        <w:t>Similar to</w:t>
-      </w:r>
-      <w:proofErr w:type="gramEnd"/>
-      <w:r>
-        <w:rPr>
-          <w:rFonts w:ascii="CMU Serif Roman" w:hAnsi="CMU Serif Roman" w:cs="CMU Serif Roman"/>
-        </w:rPr>
-        <w:t xml:space="preserve"> other previous research looking at the composition of gut microbiomes in other bumblebee species, we find large differences throughout the flowering season (REF). Specifically, while bumblebees collected early in the season exhibit more depauperate patterns, featuring XX to XX ASVs, those captured </w:t>
-      </w:r>
-      <w:proofErr w:type="gramStart"/>
-      <w:r>
-        <w:rPr>
-          <w:rFonts w:ascii="CMU Serif Roman" w:hAnsi="CMU Serif Roman" w:cs="CMU Serif Roman"/>
-        </w:rPr>
-        <w:t>later on</w:t>
-      </w:r>
-      <w:proofErr w:type="gramEnd"/>
-      <w:r>
-        <w:rPr>
-          <w:rFonts w:ascii="CMU Serif Roman" w:hAnsi="CMU Serif Roman" w:cs="CMU Serif Roman"/>
-        </w:rPr>
-        <w:t xml:space="preserve"> in the season host a much more diverse microbial community (XXX to XXX). </w:t>
-      </w:r>
-      <w:r>
-        <w:rPr>
-          <w:rFonts w:ascii="CMU Serif Roman" w:hAnsi="CMU Serif Roman" w:cs="CMU Serif Roman"/>
-          <w:rPrChange w:id="43" w:author="Ainhoa Magrach" w:date="2025-05-08T15:25:00Z" w16du:dateUtc="2025-05-08T13:25:00Z">
-            <w:rPr>
-              <w:rFonts w:ascii="-webkit-standard" w:hAnsi="-webkit-standard"/>
-              <w:color w:val="000000"/>
-              <w:sz w:val="27"/>
-              <w:szCs w:val="27"/>
-            </w:rPr>
-          </w:rPrChange>
-        </w:rPr>
-        <w:t>This seasonal shift suggests a progressive accumulation of microbial diversity, potentially driven by increased foraging activity, exposure to diverse floral resources, and interactions with other pollinators as the season advances. These findings highlight the dynamic nature of bumblebee gut microbiomes and underscore the importance of seasonal context when assessing microbial diversity and its ecological implications.</w:t>
+          <w:rFonts w:ascii="CMU Serif Roman" w:eastAsiaTheme="minorHAnsi" w:hAnsi="CMU Serif Roman" w:cs="CMU Serif Roman"/>
+        </w:rPr>
+        <w:t>. This late-season diversification could be driven by changes in floral availability and composition, shifts in foraging behavior, or increased environmental exposure as colonies expand and worker bees travel farther distances (REF). These supplementary taxa may represent transient members of the microbiome that are acquired from specific floral resources or environmental sources, potentially enhancing metabolic capabilities or stress tolerance during the late foraging season.</w:t>
       </w:r>
     </w:p>
     <w:p>
@@ -2137,558 +3227,56 @@
         <w:jc w:val="both"/>
         <w:rPr>
           <w:rFonts w:ascii="CMU Serif Roman" w:eastAsiaTheme="minorHAnsi" w:hAnsi="CMU Serif Roman" w:cs="CMU Serif Roman"/>
-          <w:rPrChange w:id="44" w:author="Ainhoa Magrach" w:date="2025-05-08T15:27:00Z" w16du:dateUtc="2025-05-08T13:27:00Z">
-            <w:rPr>
-              <w:color w:val="000000"/>
-            </w:rPr>
-          </w:rPrChange>
-        </w:rPr>
-        <w:pPrChange w:id="45" w:author="Ainhoa Magrach" w:date="2025-05-08T15:28:00Z" w16du:dateUtc="2025-05-08T13:28:00Z">
-          <w:pPr>
-            <w:spacing w:before="100" w:beforeAutospacing="1" w:after="100" w:afterAutospacing="1"/>
-          </w:pPr>
-        </w:pPrChange>
+        </w:rPr>
       </w:pPr>
       <w:r>
         <w:rPr>
           <w:rFonts w:ascii="CMU Serif Roman" w:eastAsiaTheme="minorHAnsi" w:hAnsi="CMU Serif Roman" w:cs="CMU Serif Roman"/>
-          <w:rPrChange w:id="46" w:author="Ainhoa Magrach" w:date="2025-05-08T15:27:00Z" w16du:dateUtc="2025-05-08T13:27:00Z">
-            <w:rPr>
-              <w:color w:val="000000"/>
-            </w:rPr>
-          </w:rPrChange>
-        </w:rPr>
-        <w:lastRenderedPageBreak/>
-        <w:t>Bumblebee guts were colonized by a diverse array of bacteria, with Gammaproteobacteria</w:t>
-      </w:r>
-      <w:r>
+        </w:rPr>
+        <w:t>Our analysis revealed distinct temporal clustering of bacterial communities, with clear compositional differences between early and late time points. This temporal structuring suggests that the microbiome is not static but dynamically responds to seasonal changes in the environment. The early-season microbiome may be shaped by overwintering survival and the limited floral diversity available during initial foraging, while the late-season community reflects cumulative interactions with a broader spectrum of plant species. This shift may also be influenced by colony development stages, where increased colony size and worker numbers intensify environmental interactions.</w:t>
+      </w:r>
+    </w:p>
+    <w:p>
+      <w:pPr>
+        <w:spacing w:before="100" w:beforeAutospacing="1" w:after="100" w:afterAutospacing="1"/>
+        <w:jc w:val="both"/>
         <w:rPr>
           <w:rFonts w:ascii="CMU Serif Roman" w:eastAsiaTheme="minorHAnsi" w:hAnsi="CMU Serif Roman" w:cs="CMU Serif Roman"/>
         </w:rPr>
-        <w:t xml:space="preserve"> </w:t>
-      </w:r>
+      </w:pPr>
       <w:r>
         <w:rPr>
           <w:rFonts w:ascii="CMU Serif Roman" w:eastAsiaTheme="minorHAnsi" w:hAnsi="CMU Serif Roman" w:cs="CMU Serif Roman"/>
-          <w:rPrChange w:id="47" w:author="Ainhoa Magrach" w:date="2025-05-08T15:27:00Z" w16du:dateUtc="2025-05-08T13:27:00Z">
-            <w:rPr>
-              <w:color w:val="000000"/>
-            </w:rPr>
-          </w:rPrChange>
-        </w:rPr>
-        <w:t>being the most abundant, followed by Actinobacteria, Firmicutes, and Cyanobacteria. Notably, we observed a considerable proportion of unidentified bacterial taxa (</w:t>
-      </w:r>
-      <w:r>
-        <w:rPr>
-          <w:rFonts w:ascii="CMU Serif Roman" w:eastAsiaTheme="minorHAnsi" w:hAnsi="CMU Serif Roman" w:cs="CMU Serif Roman"/>
-          <w:b/>
-          <w:bCs/>
-          <w:rPrChange w:id="48" w:author="Ainhoa Magrach" w:date="2025-05-08T15:27:00Z" w16du:dateUtc="2025-05-08T13:27:00Z">
-            <w:rPr>
-              <w:rStyle w:val="Strong"/>
-              <w:color w:val="000000"/>
-            </w:rPr>
-          </w:rPrChange>
-        </w:rPr>
-        <w:t>X%</w:t>
-      </w:r>
-      <w:r>
-        <w:rPr>
-          <w:rFonts w:ascii="CMU Serif Roman" w:eastAsiaTheme="minorHAnsi" w:hAnsi="CMU Serif Roman" w:cs="CMU Serif Roman"/>
-          <w:rPrChange w:id="49" w:author="Ainhoa Magrach" w:date="2025-05-08T15:27:00Z" w16du:dateUtc="2025-05-08T13:27:00Z">
-            <w:rPr>
-              <w:color w:val="000000"/>
-            </w:rPr>
-          </w:rPrChange>
-        </w:rPr>
-        <w:t>), reflecting both the complexity of microbial communities within pollinators and potential gaps in current taxonomic databases. This underlines the importance of continued exploration and sequencing efforts to fully characterize the microbial diversity associated with bumblebees.</w:t>
-      </w:r>
-    </w:p>
-    <w:p>
-      <w:pPr>
-        <w:spacing w:before="100" w:beforeAutospacing="1" w:after="100" w:afterAutospacing="1"/>
-        <w:jc w:val="both"/>
-        <w:rPr>
-          <w:rFonts w:ascii="CMU Serif Roman" w:eastAsiaTheme="minorHAnsi" w:hAnsi="CMU Serif Roman" w:cs="CMU Serif Roman"/>
-          <w:rPrChange w:id="50" w:author="Ainhoa Magrach" w:date="2025-05-08T15:27:00Z" w16du:dateUtc="2025-05-08T13:27:00Z">
-            <w:rPr>
-              <w:color w:val="000000"/>
-            </w:rPr>
-          </w:rPrChange>
-        </w:rPr>
-        <w:pPrChange w:id="51" w:author="Ainhoa Magrach" w:date="2025-05-08T15:28:00Z" w16du:dateUtc="2025-05-08T13:28:00Z">
-          <w:pPr>
-            <w:spacing w:before="100" w:beforeAutospacing="1" w:after="100" w:afterAutospacing="1"/>
-          </w:pPr>
-        </w:pPrChange>
-      </w:pPr>
-      <w:r>
-        <w:rPr>
-          <w:rFonts w:ascii="CMU Serif Roman" w:eastAsiaTheme="minorHAnsi" w:hAnsi="CMU Serif Roman" w:cs="CMU Serif Roman"/>
-          <w:rPrChange w:id="52" w:author="Ainhoa Magrach" w:date="2025-05-08T15:27:00Z" w16du:dateUtc="2025-05-08T13:27:00Z">
-            <w:rPr>
-              <w:color w:val="000000"/>
-            </w:rPr>
-          </w:rPrChange>
-        </w:rPr>
-        <w:t>In terms of temporal shifts, our results indicate the persistence of a core group of bacterial taxa consistently present across all time points and sampling sites. This stable core microbiome, which includes</w:t>
-      </w:r>
-      <w:r>
-        <w:rPr>
-          <w:rFonts w:ascii="CMU Serif Roman" w:eastAsiaTheme="minorHAnsi" w:hAnsi="CMU Serif Roman" w:cs="CMU Serif Roman"/>
-          <w:rPrChange w:id="53" w:author="Ainhoa Magrach" w:date="2025-05-08T15:27:00Z" w16du:dateUtc="2025-05-08T13:27:00Z">
-            <w:rPr>
-              <w:rStyle w:val="apple-converted-space"/>
-              <w:color w:val="000000"/>
-            </w:rPr>
-          </w:rPrChange>
-        </w:rPr>
-        <w:t> </w:t>
-      </w:r>
-      <w:r>
-        <w:rPr>
-          <w:rFonts w:ascii="CMU Serif Roman" w:eastAsiaTheme="minorHAnsi" w:hAnsi="CMU Serif Roman" w:cs="CMU Serif Roman"/>
-          <w:rPrChange w:id="54" w:author="Ainhoa Magrach" w:date="2025-05-08T15:28:00Z" w16du:dateUtc="2025-05-08T13:28:00Z">
-            <w:rPr>
-              <w:rStyle w:val="Strong"/>
-              <w:color w:val="000000"/>
-            </w:rPr>
-          </w:rPrChange>
-        </w:rPr>
-        <w:t>Lactobacillus</w:t>
-      </w:r>
-      <w:r>
-        <w:rPr>
-          <w:rFonts w:ascii="CMU Serif Roman" w:eastAsiaTheme="minorHAnsi" w:hAnsi="CMU Serif Roman" w:cs="CMU Serif Roman"/>
-          <w:rPrChange w:id="55" w:author="Ainhoa Magrach" w:date="2025-05-08T15:28:00Z" w16du:dateUtc="2025-05-08T13:28:00Z">
-            <w:rPr>
-              <w:color w:val="000000"/>
-            </w:rPr>
-          </w:rPrChange>
-        </w:rPr>
-        <w:t>,</w:t>
-      </w:r>
-      <w:r>
-        <w:rPr>
-          <w:rFonts w:ascii="CMU Serif Roman" w:eastAsiaTheme="minorHAnsi" w:hAnsi="CMU Serif Roman" w:cs="CMU Serif Roman"/>
-          <w:rPrChange w:id="56" w:author="Ainhoa Magrach" w:date="2025-05-08T15:28:00Z" w16du:dateUtc="2025-05-08T13:28:00Z">
-            <w:rPr>
-              <w:rStyle w:val="apple-converted-space"/>
-              <w:color w:val="000000"/>
-            </w:rPr>
-          </w:rPrChange>
-        </w:rPr>
-        <w:t> </w:t>
-      </w:r>
-      <w:proofErr w:type="spellStart"/>
-      <w:r>
-        <w:rPr>
-          <w:rFonts w:ascii="CMU Serif Roman" w:eastAsiaTheme="minorHAnsi" w:hAnsi="CMU Serif Roman" w:cs="CMU Serif Roman"/>
-          <w:rPrChange w:id="57" w:author="Ainhoa Magrach" w:date="2025-05-08T15:28:00Z" w16du:dateUtc="2025-05-08T13:28:00Z">
-            <w:rPr>
-              <w:rStyle w:val="Strong"/>
-              <w:color w:val="000000"/>
-            </w:rPr>
-          </w:rPrChange>
-        </w:rPr>
-        <w:t>Gilliamella</w:t>
-      </w:r>
-      <w:proofErr w:type="spellEnd"/>
-      <w:r>
-        <w:rPr>
-          <w:rFonts w:ascii="CMU Serif Roman" w:eastAsiaTheme="minorHAnsi" w:hAnsi="CMU Serif Roman" w:cs="CMU Serif Roman"/>
-          <w:rPrChange w:id="58" w:author="Ainhoa Magrach" w:date="2025-05-08T15:28:00Z" w16du:dateUtc="2025-05-08T13:28:00Z">
-            <w:rPr>
-              <w:color w:val="000000"/>
-            </w:rPr>
-          </w:rPrChange>
-        </w:rPr>
-        <w:t>,</w:t>
-      </w:r>
-      <w:r>
-        <w:rPr>
-          <w:rFonts w:ascii="CMU Serif Roman" w:eastAsiaTheme="minorHAnsi" w:hAnsi="CMU Serif Roman" w:cs="CMU Serif Roman"/>
-          <w:rPrChange w:id="59" w:author="Ainhoa Magrach" w:date="2025-05-08T15:28:00Z" w16du:dateUtc="2025-05-08T13:28:00Z">
-            <w:rPr>
-              <w:rStyle w:val="apple-converted-space"/>
-              <w:color w:val="000000"/>
-            </w:rPr>
-          </w:rPrChange>
-        </w:rPr>
-        <w:t> </w:t>
-      </w:r>
-      <w:proofErr w:type="spellStart"/>
-      <w:r>
-        <w:rPr>
-          <w:rFonts w:ascii="CMU Serif Roman" w:eastAsiaTheme="minorHAnsi" w:hAnsi="CMU Serif Roman" w:cs="CMU Serif Roman"/>
-          <w:rPrChange w:id="60" w:author="Ainhoa Magrach" w:date="2025-05-08T15:28:00Z" w16du:dateUtc="2025-05-08T13:28:00Z">
-            <w:rPr>
-              <w:rStyle w:val="Strong"/>
-              <w:color w:val="000000"/>
-            </w:rPr>
-          </w:rPrChange>
-        </w:rPr>
-        <w:t>Snodgrassella</w:t>
-      </w:r>
-      <w:proofErr w:type="spellEnd"/>
-      <w:r>
-        <w:rPr>
-          <w:rFonts w:ascii="CMU Serif Roman" w:eastAsiaTheme="minorHAnsi" w:hAnsi="CMU Serif Roman" w:cs="CMU Serif Roman"/>
-          <w:rPrChange w:id="61" w:author="Ainhoa Magrach" w:date="2025-05-08T15:28:00Z" w16du:dateUtc="2025-05-08T13:28:00Z">
-            <w:rPr>
-              <w:color w:val="000000"/>
-            </w:rPr>
-          </w:rPrChange>
-        </w:rPr>
-        <w:t>, and</w:t>
-      </w:r>
-      <w:r>
-        <w:rPr>
-          <w:rFonts w:ascii="CMU Serif Roman" w:eastAsiaTheme="minorHAnsi" w:hAnsi="CMU Serif Roman" w:cs="CMU Serif Roman"/>
-          <w:rPrChange w:id="62" w:author="Ainhoa Magrach" w:date="2025-05-08T15:28:00Z" w16du:dateUtc="2025-05-08T13:28:00Z">
-            <w:rPr>
-              <w:rStyle w:val="apple-converted-space"/>
-              <w:color w:val="000000"/>
-            </w:rPr>
-          </w:rPrChange>
-        </w:rPr>
-        <w:t> </w:t>
-      </w:r>
-      <w:proofErr w:type="spellStart"/>
-      <w:r>
-        <w:rPr>
-          <w:rFonts w:ascii="CMU Serif Roman" w:eastAsiaTheme="minorHAnsi" w:hAnsi="CMU Serif Roman" w:cs="CMU Serif Roman"/>
-          <w:rPrChange w:id="63" w:author="Ainhoa Magrach" w:date="2025-05-08T15:28:00Z" w16du:dateUtc="2025-05-08T13:28:00Z">
-            <w:rPr>
-              <w:rStyle w:val="Strong"/>
-              <w:color w:val="000000"/>
-            </w:rPr>
-          </w:rPrChange>
-        </w:rPr>
-        <w:t>Bombiscardovia</w:t>
-      </w:r>
-      <w:proofErr w:type="spellEnd"/>
-      <w:r>
-        <w:rPr>
-          <w:rFonts w:ascii="CMU Serif Roman" w:eastAsiaTheme="minorHAnsi" w:hAnsi="CMU Serif Roman" w:cs="CMU Serif Roman"/>
-          <w:rPrChange w:id="64" w:author="Ainhoa Magrach" w:date="2025-05-08T15:28:00Z" w16du:dateUtc="2025-05-08T13:28:00Z">
-            <w:rPr>
-              <w:color w:val="000000"/>
-            </w:rPr>
-          </w:rPrChange>
-        </w:rPr>
-        <w:t>, likely plays fundamental roles in host health, such as enhancing nutrient absorption, protecting against p</w:t>
-      </w:r>
-      <w:r>
-        <w:rPr>
-          <w:rFonts w:ascii="CMU Serif Roman" w:eastAsiaTheme="minorHAnsi" w:hAnsi="CMU Serif Roman" w:cs="CMU Serif Roman"/>
-          <w:rPrChange w:id="65" w:author="Ainhoa Magrach" w:date="2025-05-08T15:27:00Z" w16du:dateUtc="2025-05-08T13:27:00Z">
-            <w:rPr>
-              <w:color w:val="000000"/>
-            </w:rPr>
-          </w:rPrChange>
-        </w:rPr>
-        <w:t>athogens, and modulating immune responses (REF). The stability of this core community across both spatial and temporal scales suggests a strong host-microbe association that may be evolutionarily conserved.</w:t>
-      </w:r>
-    </w:p>
-    <w:p>
-      <w:pPr>
-        <w:spacing w:before="100" w:beforeAutospacing="1" w:after="100" w:afterAutospacing="1"/>
-        <w:jc w:val="both"/>
-        <w:rPr>
-          <w:rFonts w:ascii="CMU Serif Roman" w:eastAsiaTheme="minorHAnsi" w:hAnsi="CMU Serif Roman" w:cs="CMU Serif Roman"/>
-          <w:rPrChange w:id="66" w:author="Ainhoa Magrach" w:date="2025-05-08T15:27:00Z" w16du:dateUtc="2025-05-08T13:27:00Z">
-            <w:rPr>
-              <w:color w:val="000000"/>
-            </w:rPr>
-          </w:rPrChange>
-        </w:rPr>
-        <w:pPrChange w:id="67" w:author="Ainhoa Magrach" w:date="2025-05-08T15:28:00Z" w16du:dateUtc="2025-05-08T13:28:00Z">
-          <w:pPr>
-            <w:spacing w:before="100" w:beforeAutospacing="1" w:after="100" w:afterAutospacing="1"/>
-          </w:pPr>
-        </w:pPrChange>
-      </w:pPr>
-      <w:r>
-        <w:rPr>
-          <w:rFonts w:ascii="CMU Serif Roman" w:eastAsiaTheme="minorHAnsi" w:hAnsi="CMU Serif Roman" w:cs="CMU Serif Roman"/>
-          <w:rPrChange w:id="68" w:author="Ainhoa Magrach" w:date="2025-05-08T15:27:00Z" w16du:dateUtc="2025-05-08T13:27:00Z">
-            <w:rPr>
-              <w:color w:val="000000"/>
-            </w:rPr>
-          </w:rPrChange>
-        </w:rPr>
-        <w:t>Interestingly, as the season progressed, the core microbiome was complemented by additional bacterial taxa, particularly species within the genera</w:t>
-      </w:r>
-      <w:r>
-        <w:rPr>
-          <w:rFonts w:ascii="CMU Serif Roman" w:eastAsiaTheme="minorHAnsi" w:hAnsi="CMU Serif Roman" w:cs="CMU Serif Roman"/>
-          <w:rPrChange w:id="69" w:author="Ainhoa Magrach" w:date="2025-05-08T15:27:00Z" w16du:dateUtc="2025-05-08T13:27:00Z">
-            <w:rPr>
-              <w:rStyle w:val="apple-converted-space"/>
-              <w:color w:val="000000"/>
-            </w:rPr>
-          </w:rPrChange>
-        </w:rPr>
-        <w:t> </w:t>
-      </w:r>
-      <w:r>
-        <w:rPr>
-          <w:rFonts w:ascii="CMU Serif Roman" w:eastAsiaTheme="minorHAnsi" w:hAnsi="CMU Serif Roman" w:cs="CMU Serif Roman"/>
-          <w:rPrChange w:id="70" w:author="Ainhoa Magrach" w:date="2025-05-08T15:29:00Z" w16du:dateUtc="2025-05-08T13:29:00Z">
-            <w:rPr>
-              <w:rStyle w:val="Strong"/>
-              <w:color w:val="000000"/>
-            </w:rPr>
-          </w:rPrChange>
-        </w:rPr>
-        <w:t>Pseudomonas</w:t>
-      </w:r>
-      <w:r>
-        <w:rPr>
-          <w:rFonts w:ascii="CMU Serif Roman" w:eastAsiaTheme="minorHAnsi" w:hAnsi="CMU Serif Roman" w:cs="CMU Serif Roman"/>
-          <w:rPrChange w:id="71" w:author="Ainhoa Magrach" w:date="2025-05-08T15:29:00Z" w16du:dateUtc="2025-05-08T13:29:00Z">
-            <w:rPr>
-              <w:color w:val="000000"/>
-            </w:rPr>
-          </w:rPrChange>
-        </w:rPr>
-        <w:t>,</w:t>
-      </w:r>
-      <w:r>
-        <w:rPr>
-          <w:rFonts w:ascii="CMU Serif Roman" w:eastAsiaTheme="minorHAnsi" w:hAnsi="CMU Serif Roman" w:cs="CMU Serif Roman"/>
-          <w:rPrChange w:id="72" w:author="Ainhoa Magrach" w:date="2025-05-08T15:29:00Z" w16du:dateUtc="2025-05-08T13:29:00Z">
-            <w:rPr>
-              <w:rStyle w:val="apple-converted-space"/>
-              <w:color w:val="000000"/>
-            </w:rPr>
-          </w:rPrChange>
-        </w:rPr>
-        <w:t> </w:t>
-      </w:r>
-      <w:r>
-        <w:rPr>
-          <w:rFonts w:ascii="CMU Serif Roman" w:eastAsiaTheme="minorHAnsi" w:hAnsi="CMU Serif Roman" w:cs="CMU Serif Roman"/>
-          <w:rPrChange w:id="73" w:author="Ainhoa Magrach" w:date="2025-05-08T15:29:00Z" w16du:dateUtc="2025-05-08T13:29:00Z">
-            <w:rPr>
-              <w:rStyle w:val="Strong"/>
-              <w:color w:val="000000"/>
-            </w:rPr>
-          </w:rPrChange>
-        </w:rPr>
-        <w:t>Bacillus</w:t>
-      </w:r>
-      <w:r>
-        <w:rPr>
-          <w:rFonts w:ascii="CMU Serif Roman" w:eastAsiaTheme="minorHAnsi" w:hAnsi="CMU Serif Roman" w:cs="CMU Serif Roman"/>
-          <w:rPrChange w:id="74" w:author="Ainhoa Magrach" w:date="2025-05-08T15:29:00Z" w16du:dateUtc="2025-05-08T13:29:00Z">
-            <w:rPr>
-              <w:color w:val="000000"/>
-            </w:rPr>
-          </w:rPrChange>
-        </w:rPr>
-        <w:t>,</w:t>
-      </w:r>
-      <w:r>
-        <w:rPr>
-          <w:rFonts w:ascii="CMU Serif Roman" w:eastAsiaTheme="minorHAnsi" w:hAnsi="CMU Serif Roman" w:cs="CMU Serif Roman"/>
-          <w:rPrChange w:id="75" w:author="Ainhoa Magrach" w:date="2025-05-08T15:29:00Z" w16du:dateUtc="2025-05-08T13:29:00Z">
-            <w:rPr>
-              <w:rStyle w:val="apple-converted-space"/>
-              <w:color w:val="000000"/>
-            </w:rPr>
-          </w:rPrChange>
-        </w:rPr>
-        <w:t> </w:t>
-      </w:r>
-      <w:proofErr w:type="spellStart"/>
-      <w:r>
-        <w:rPr>
-          <w:rFonts w:ascii="CMU Serif Roman" w:eastAsiaTheme="minorHAnsi" w:hAnsi="CMU Serif Roman" w:cs="CMU Serif Roman"/>
-          <w:rPrChange w:id="76" w:author="Ainhoa Magrach" w:date="2025-05-08T15:29:00Z" w16du:dateUtc="2025-05-08T13:29:00Z">
-            <w:rPr>
-              <w:rStyle w:val="Strong"/>
-              <w:color w:val="000000"/>
-            </w:rPr>
-          </w:rPrChange>
-        </w:rPr>
-        <w:t>Commensalibacter</w:t>
-      </w:r>
-      <w:proofErr w:type="spellEnd"/>
-      <w:r>
-        <w:rPr>
-          <w:rFonts w:ascii="CMU Serif Roman" w:eastAsiaTheme="minorHAnsi" w:hAnsi="CMU Serif Roman" w:cs="CMU Serif Roman"/>
-          <w:rPrChange w:id="77" w:author="Ainhoa Magrach" w:date="2025-05-08T15:29:00Z" w16du:dateUtc="2025-05-08T13:29:00Z">
-            <w:rPr>
-              <w:color w:val="000000"/>
-            </w:rPr>
-          </w:rPrChange>
-        </w:rPr>
-        <w:t>, and</w:t>
-      </w:r>
-      <w:r>
-        <w:rPr>
-          <w:rFonts w:ascii="CMU Serif Roman" w:eastAsiaTheme="minorHAnsi" w:hAnsi="CMU Serif Roman" w:cs="CMU Serif Roman"/>
-          <w:rPrChange w:id="78" w:author="Ainhoa Magrach" w:date="2025-05-08T15:29:00Z" w16du:dateUtc="2025-05-08T13:29:00Z">
-            <w:rPr>
-              <w:rStyle w:val="apple-converted-space"/>
-              <w:color w:val="000000"/>
-            </w:rPr>
-          </w:rPrChange>
-        </w:rPr>
-        <w:t> </w:t>
-      </w:r>
-      <w:proofErr w:type="spellStart"/>
-      <w:r>
-        <w:rPr>
-          <w:rFonts w:ascii="CMU Serif Roman" w:eastAsiaTheme="minorHAnsi" w:hAnsi="CMU Serif Roman" w:cs="CMU Serif Roman"/>
-          <w:rPrChange w:id="79" w:author="Ainhoa Magrach" w:date="2025-05-08T15:29:00Z" w16du:dateUtc="2025-05-08T13:29:00Z">
-            <w:rPr>
-              <w:rStyle w:val="Strong"/>
-              <w:color w:val="000000"/>
-            </w:rPr>
-          </w:rPrChange>
-        </w:rPr>
-        <w:t>Apibacter</w:t>
-      </w:r>
-      <w:proofErr w:type="spellEnd"/>
-      <w:r>
-        <w:rPr>
-          <w:rFonts w:ascii="CMU Serif Roman" w:eastAsiaTheme="minorHAnsi" w:hAnsi="CMU Serif Roman" w:cs="CMU Serif Roman"/>
-          <w:rPrChange w:id="80" w:author="Ainhoa Magrach" w:date="2025-05-08T15:29:00Z" w16du:dateUtc="2025-05-08T13:29:00Z">
-            <w:rPr>
-              <w:color w:val="000000"/>
-            </w:rPr>
-          </w:rPrChange>
-        </w:rPr>
-        <w:t>.</w:t>
-      </w:r>
-      <w:r>
-        <w:rPr>
-          <w:rFonts w:ascii="CMU Serif Roman" w:eastAsiaTheme="minorHAnsi" w:hAnsi="CMU Serif Roman" w:cs="CMU Serif Roman"/>
-          <w:rPrChange w:id="81" w:author="Ainhoa Magrach" w:date="2025-05-08T15:27:00Z" w16du:dateUtc="2025-05-08T13:27:00Z">
-            <w:rPr>
-              <w:color w:val="000000"/>
-            </w:rPr>
-          </w:rPrChange>
-        </w:rPr>
-        <w:t xml:space="preserve"> This late-season diversification could be driven by changes in floral availability and composition, shifts in foraging behavior, or increased environmental exposure as colonies expand and worker bees travel farther distances (REF). These supplementary taxa may represent transient members of the microbiome that are acquired from specific floral resources or environmental sources, potentially enhancing metabolic capabilities or stress tolerance during the late foraging season.</w:t>
-      </w:r>
-    </w:p>
-    <w:p>
-      <w:pPr>
-        <w:spacing w:before="100" w:beforeAutospacing="1" w:after="100" w:afterAutospacing="1"/>
-        <w:jc w:val="both"/>
-        <w:rPr>
-          <w:rFonts w:ascii="CMU Serif Roman" w:eastAsiaTheme="minorHAnsi" w:hAnsi="CMU Serif Roman" w:cs="CMU Serif Roman"/>
-          <w:rPrChange w:id="82" w:author="Ainhoa Magrach" w:date="2025-05-08T15:27:00Z" w16du:dateUtc="2025-05-08T13:27:00Z">
-            <w:rPr>
-              <w:color w:val="000000"/>
-            </w:rPr>
-          </w:rPrChange>
-        </w:rPr>
-        <w:pPrChange w:id="83" w:author="Ainhoa Magrach" w:date="2025-05-08T15:28:00Z" w16du:dateUtc="2025-05-08T13:28:00Z">
-          <w:pPr>
-            <w:spacing w:before="100" w:beforeAutospacing="1" w:after="100" w:afterAutospacing="1"/>
-          </w:pPr>
-        </w:pPrChange>
-      </w:pPr>
-      <w:r>
-        <w:rPr>
-          <w:rFonts w:ascii="CMU Serif Roman" w:eastAsiaTheme="minorHAnsi" w:hAnsi="CMU Serif Roman" w:cs="CMU Serif Roman"/>
-          <w:rPrChange w:id="84" w:author="Ainhoa Magrach" w:date="2025-05-08T15:27:00Z" w16du:dateUtc="2025-05-08T13:27:00Z">
-            <w:rPr>
-              <w:color w:val="000000"/>
-            </w:rPr>
-          </w:rPrChange>
-        </w:rPr>
-        <w:t>Our analysis revealed distinct temporal clustering of bacterial communities, with clear compositional differences between early and late time points. This temporal structuring suggests that the microbiome is not static but dynamically responds to seasonal changes in the environment. The early-season microbiome may be shaped by overwintering survival and the limited floral diversity available during initial foraging, while the late-season community reflects cumulative interactions with a broader spectrum of plant species. This shift may also be influenced by colony development stages, where increased colony size and worker numbers intensify environmental interactions.</w:t>
-      </w:r>
-    </w:p>
-    <w:p>
-      <w:pPr>
-        <w:spacing w:before="100" w:beforeAutospacing="1" w:after="100" w:afterAutospacing="1"/>
-        <w:jc w:val="both"/>
-        <w:rPr>
-          <w:rFonts w:ascii="CMU Serif Roman" w:eastAsiaTheme="minorHAnsi" w:hAnsi="CMU Serif Roman" w:cs="CMU Serif Roman"/>
-          <w:rPrChange w:id="85" w:author="Ainhoa Magrach" w:date="2025-05-08T15:27:00Z" w16du:dateUtc="2025-05-08T13:27:00Z">
-            <w:rPr>
-              <w:color w:val="000000"/>
-            </w:rPr>
-          </w:rPrChange>
-        </w:rPr>
-        <w:pPrChange w:id="86" w:author="Ainhoa Magrach" w:date="2025-05-08T15:28:00Z" w16du:dateUtc="2025-05-08T13:28:00Z">
-          <w:pPr>
-            <w:spacing w:before="100" w:beforeAutospacing="1" w:after="100" w:afterAutospacing="1"/>
-          </w:pPr>
-        </w:pPrChange>
-      </w:pPr>
-      <w:r>
-        <w:rPr>
-          <w:rFonts w:ascii="CMU Serif Roman" w:eastAsiaTheme="minorHAnsi" w:hAnsi="CMU Serif Roman" w:cs="CMU Serif Roman"/>
-          <w:rPrChange w:id="87" w:author="Ainhoa Magrach" w:date="2025-05-08T15:27:00Z" w16du:dateUtc="2025-05-08T13:27:00Z">
-            <w:rPr>
-              <w:color w:val="000000"/>
-            </w:rPr>
-          </w:rPrChange>
-        </w:rPr>
-        <w:t xml:space="preserve">Together, these findings underscore the dynamic nature of bumblebee gut microbiomes and the role of seasonal changes in shaping microbial community structure. They also highlight the importance of considering both temporal and spatial variation when assessing microbiome stability and its implications for host health and ecosystem functioning. Future studies with larger sample sizes and finer temporal resolution would </w:t>
-      </w:r>
-      <w:r>
-        <w:rPr>
-          <w:rFonts w:ascii="CMU Serif Roman" w:eastAsiaTheme="minorHAnsi" w:hAnsi="CMU Serif Roman" w:cs="CMU Serif Roman"/>
-          <w:rPrChange w:id="88" w:author="Ainhoa Magrach" w:date="2025-05-08T15:27:00Z" w16du:dateUtc="2025-05-08T13:27:00Z">
-            <w:rPr>
-              <w:color w:val="000000"/>
-            </w:rPr>
-          </w:rPrChange>
-        </w:rPr>
-        <w:lastRenderedPageBreak/>
-        <w:t>be valuable for disentangling the drivers of microbiome shifts and their potential consequences for pollinator health and resilience.</w:t>
-      </w:r>
-    </w:p>
-    <w:p>
-      <w:pPr>
-        <w:pStyle w:val="BodyText"/>
-        <w:jc w:val="both"/>
-        <w:rPr>
-          <w:rFonts w:ascii="CMU Serif Roman" w:hAnsi="CMU Serif Roman" w:cs="CMU Serif Roman"/>
-          <w:rPrChange w:id="89" w:author="Ainhoa Magrach" w:date="2025-05-07T13:58:00Z" w16du:dateUtc="2025-05-07T11:58:00Z">
-            <w:rPr>
-              <w:rFonts w:ascii="CMU Serif Roman" w:hAnsi="CMU Serif Roman" w:cs="CMU Serif Roman"/>
-              <w:lang w:val="es-ES"/>
-            </w:rPr>
-          </w:rPrChange>
-        </w:rPr>
-        <w:pPrChange w:id="90" w:author="Ainhoa Magrach" w:date="2025-05-08T15:15:00Z" w16du:dateUtc="2025-05-08T13:15:00Z">
-          <w:pPr>
-            <w:pStyle w:val="Heading2"/>
-            <w:jc w:val="both"/>
-          </w:pPr>
-        </w:pPrChange>
-      </w:pPr>
-    </w:p>
-    <w:p>
-      <w:pPr>
-        <w:rPr>
-          <w:ins w:id="91" w:author="Ainhoa Magrach" w:date="2025-05-08T15:12:00Z" w16du:dateUtc="2025-05-08T13:12:00Z"/>
+        </w:rPr>
+        <w:t>Together, these findings underscore the dynamic nature of bumblebee gut microbiomes and the role of seasonal changes in shaping microbial community structure. They also highlight the importance of considering both temporal and spatial variation when assessing microbiome stability and its implications for host health and ecosystem functioning. Future studies with larger sample sizes and finer temporal resolution would be valuable for disentangling the drivers of microbiome shifts and their potential consequences for pollinator health and resilience.</w:t>
+      </w:r>
+    </w:p>
+    <w:p>
+      <w:pPr>
+        <w:pStyle w:val="BodyText"/>
+        <w:jc w:val="both"/>
+        <w:rPr>
+          <w:rFonts w:ascii="CMU Serif Roman" w:hAnsi="CMU Serif Roman" w:cs="CMU Serif Roman"/>
+        </w:rPr>
+      </w:pPr>
+    </w:p>
+    <w:p>
+      <w:pPr>
+        <w:rPr>
           <w:rFonts w:ascii="CMU Serif Roman" w:eastAsiaTheme="majorEastAsia" w:hAnsi="CMU Serif Roman" w:cs="CMU Serif Roman"/>
           <w:color w:val="0F4761" w:themeColor="accent1" w:themeShade="BF"/>
           <w:sz w:val="32"/>
           <w:szCs w:val="32"/>
         </w:rPr>
       </w:pPr>
-      <w:bookmarkStart w:id="92" w:name="references"/>
-      <w:bookmarkEnd w:id="38"/>
-      <w:ins w:id="93" w:author="Ainhoa Magrach" w:date="2025-05-08T15:12:00Z" w16du:dateUtc="2025-05-08T13:12:00Z">
-        <w:r>
-          <w:rPr>
-            <w:rFonts w:ascii="CMU Serif Roman" w:hAnsi="CMU Serif Roman" w:cs="CMU Serif Roman"/>
-          </w:rPr>
-          <w:br w:type="page"/>
-        </w:r>
-      </w:ins>
+      <w:bookmarkStart w:id="5" w:name="references"/>
+      <w:bookmarkEnd w:id="4"/>
+      <w:r>
+        <w:rPr>
+          <w:rFonts w:ascii="CMU Serif Roman" w:hAnsi="CMU Serif Roman" w:cs="CMU Serif Roman"/>
+        </w:rPr>
+        <w:br w:type="page"/>
+      </w:r>
     </w:p>
     <w:p>
       <w:pPr>
@@ -2696,27 +3284,19 @@
         <w:jc w:val="both"/>
         <w:rPr>
           <w:rFonts w:ascii="CMU Serif Roman" w:hAnsi="CMU Serif Roman" w:cs="CMU Serif Roman"/>
-          <w:rPrChange w:id="94" w:author="Ainhoa Magrach" w:date="2025-05-07T13:58:00Z" w16du:dateUtc="2025-05-07T11:58:00Z">
-            <w:rPr>
-              <w:rFonts w:ascii="CMU Serif Roman" w:hAnsi="CMU Serif Roman" w:cs="CMU Serif Roman"/>
-              <w:lang w:val="es-ES"/>
-            </w:rPr>
-          </w:rPrChange>
-        </w:rPr>
-      </w:pPr>
-      <w:r>
-        <w:rPr>
-          <w:rFonts w:ascii="CMU Serif Roman" w:hAnsi="CMU Serif Roman" w:cs="CMU Serif Roman"/>
-          <w:rPrChange w:id="95" w:author="Ainhoa Magrach" w:date="2025-05-07T13:58:00Z" w16du:dateUtc="2025-05-07T11:58:00Z">
-            <w:rPr>
-              <w:rFonts w:ascii="CMU Serif Roman" w:hAnsi="CMU Serif Roman" w:cs="CMU Serif Roman"/>
-              <w:lang w:val="es-ES"/>
-            </w:rPr>
-          </w:rPrChange>
+          <w:lang w:val="es-ES"/>
+        </w:rPr>
+      </w:pPr>
+      <w:proofErr w:type="spellStart"/>
+      <w:r>
+        <w:rPr>
+          <w:rFonts w:ascii="CMU Serif Roman" w:hAnsi="CMU Serif Roman" w:cs="CMU Serif Roman"/>
+          <w:lang w:val="es-ES"/>
         </w:rPr>
         <w:lastRenderedPageBreak/>
         <w:t>References</w:t>
       </w:r>
+      <w:proofErr w:type="spellEnd"/>
     </w:p>
     <w:p>
       <w:pPr>
@@ -2727,8 +3307,8 @@
           <w:lang w:val="es-ES"/>
         </w:rPr>
       </w:pPr>
-      <w:bookmarkStart w:id="96" w:name="ref-Albizu2002COMPARACINDL"/>
-      <w:bookmarkStart w:id="97" w:name="refs"/>
+      <w:bookmarkStart w:id="6" w:name="ref-Albizu2002COMPARACINDL"/>
+      <w:bookmarkStart w:id="7" w:name="refs"/>
       <w:r>
         <w:rPr>
           <w:rFonts w:ascii="CMU Serif Roman" w:hAnsi="CMU Serif Roman" w:cs="CMU Serif Roman"/>
@@ -2841,8 +3421,8 @@
           <w:rFonts w:ascii="CMU Serif Roman" w:hAnsi="CMU Serif Roman" w:cs="CMU Serif Roman"/>
         </w:rPr>
       </w:pPr>
-      <w:bookmarkStart w:id="98" w:name="ref-allen-perkins2024"/>
-      <w:bookmarkEnd w:id="96"/>
+      <w:bookmarkStart w:id="8" w:name="ref-allen-perkins2024"/>
+      <w:bookmarkEnd w:id="6"/>
       <w:r>
         <w:rPr>
           <w:rFonts w:ascii="CMU Serif Roman" w:hAnsi="CMU Serif Roman" w:cs="CMU Serif Roman"/>
@@ -2886,7 +3466,7 @@
         </w:rPr>
         <w:t xml:space="preserve">, July. </w:t>
       </w:r>
-      <w:hyperlink r:id="rId11">
+      <w:hyperlink r:id="rId20">
         <w:r>
           <w:rPr>
             <w:rStyle w:val="Hyperlink"/>
@@ -2910,8 +3490,8 @@
           <w:rFonts w:ascii="CMU Serif Roman" w:hAnsi="CMU Serif Roman" w:cs="CMU Serif Roman"/>
         </w:rPr>
       </w:pPr>
-      <w:bookmarkStart w:id="99" w:name="ref-carlini2024"/>
-      <w:bookmarkEnd w:id="98"/>
+      <w:bookmarkStart w:id="9" w:name="ref-carlini2024"/>
+      <w:bookmarkEnd w:id="8"/>
       <w:r>
         <w:rPr>
           <w:rFonts w:ascii="CMU Serif Roman" w:hAnsi="CMU Serif Roman" w:cs="CMU Serif Roman"/>
@@ -2932,7 +3512,7 @@
         </w:rPr>
         <w:t xml:space="preserve"> 14 (1). </w:t>
       </w:r>
-      <w:hyperlink r:id="rId12">
+      <w:hyperlink r:id="rId21">
         <w:r>
           <w:rPr>
             <w:rStyle w:val="Hyperlink"/>
@@ -2956,8 +3536,8 @@
           <w:rFonts w:ascii="CMU Serif Roman" w:hAnsi="CMU Serif Roman" w:cs="CMU Serif Roman"/>
         </w:rPr>
       </w:pPr>
-      <w:bookmarkStart w:id="100" w:name="ref-devkota2024"/>
-      <w:bookmarkEnd w:id="99"/>
+      <w:bookmarkStart w:id="10" w:name="ref-devkota2024"/>
+      <w:bookmarkEnd w:id="9"/>
       <w:r>
         <w:rPr>
           <w:rFonts w:ascii="CMU Serif Roman" w:hAnsi="CMU Serif Roman" w:cs="CMU Serif Roman"/>
@@ -2978,7 +3558,7 @@
         </w:rPr>
         <w:t xml:space="preserve"> 50 (April): e02815. </w:t>
       </w:r>
-      <w:hyperlink r:id="rId13">
+      <w:hyperlink r:id="rId22">
         <w:r>
           <w:rPr>
             <w:rStyle w:val="Hyperlink"/>
@@ -3002,8 +3582,8 @@
           <w:rFonts w:ascii="CMU Serif Roman" w:hAnsi="CMU Serif Roman" w:cs="CMU Serif Roman"/>
         </w:rPr>
       </w:pPr>
-      <w:bookmarkStart w:id="101" w:name="ref-engel2012"/>
-      <w:bookmarkEnd w:id="100"/>
+      <w:bookmarkStart w:id="11" w:name="ref-engel2012"/>
+      <w:bookmarkEnd w:id="10"/>
       <w:r>
         <w:rPr>
           <w:rFonts w:ascii="CMU Serif Roman" w:hAnsi="CMU Serif Roman" w:cs="CMU Serif Roman"/>
@@ -3024,7 +3604,7 @@
         </w:rPr>
         <w:t xml:space="preserve"> 109 (27): 11002–7. </w:t>
       </w:r>
-      <w:hyperlink r:id="rId14">
+      <w:hyperlink r:id="rId23">
         <w:r>
           <w:rPr>
             <w:rStyle w:val="Hyperlink"/>
@@ -3048,8 +3628,8 @@
           <w:rFonts w:ascii="CMU Serif Roman" w:hAnsi="CMU Serif Roman" w:cs="CMU Serif Roman"/>
         </w:rPr>
       </w:pPr>
-      <w:bookmarkStart w:id="102" w:name="ref-Engel2013"/>
-      <w:bookmarkEnd w:id="101"/>
+      <w:bookmarkStart w:id="12" w:name="ref-Engel2013"/>
+      <w:bookmarkEnd w:id="11"/>
       <w:r>
         <w:rPr>
           <w:rFonts w:ascii="CMU Serif Roman" w:hAnsi="CMU Serif Roman" w:cs="CMU Serif Roman"/>
@@ -3070,7 +3650,7 @@
         </w:rPr>
         <w:t xml:space="preserve"> 37 (5): 699–735. </w:t>
       </w:r>
-      <w:hyperlink r:id="rId15">
+      <w:hyperlink r:id="rId24">
         <w:r>
           <w:rPr>
             <w:rStyle w:val="Hyperlink"/>
@@ -3094,8 +3674,8 @@
           <w:rFonts w:ascii="CMU Serif Roman" w:hAnsi="CMU Serif Roman" w:cs="CMU Serif Roman"/>
         </w:rPr>
       </w:pPr>
-      <w:bookmarkStart w:id="103" w:name="ref-ferguson2018"/>
-      <w:bookmarkEnd w:id="102"/>
+      <w:bookmarkStart w:id="13" w:name="ref-ferguson2018"/>
+      <w:bookmarkEnd w:id="12"/>
       <w:r>
         <w:rPr>
           <w:rFonts w:ascii="CMU Serif Roman" w:hAnsi="CMU Serif Roman" w:cs="CMU Serif Roman"/>
@@ -3116,7 +3696,7 @@
         </w:rPr>
         <w:t xml:space="preserve"> 32 (10): 2357–68. </w:t>
       </w:r>
-      <w:hyperlink r:id="rId16">
+      <w:hyperlink r:id="rId25">
         <w:r>
           <w:rPr>
             <w:rStyle w:val="Hyperlink"/>
@@ -3140,8 +3720,8 @@
           <w:rFonts w:ascii="CMU Serif Roman" w:hAnsi="CMU Serif Roman" w:cs="CMU Serif Roman"/>
         </w:rPr>
       </w:pPr>
-      <w:bookmarkStart w:id="104" w:name="ref-gérard2020"/>
-      <w:bookmarkEnd w:id="103"/>
+      <w:bookmarkStart w:id="14" w:name="ref-gérard2020"/>
+      <w:bookmarkEnd w:id="13"/>
       <w:r>
         <w:rPr>
           <w:rFonts w:ascii="CMU Serif Roman" w:hAnsi="CMU Serif Roman" w:cs="CMU Serif Roman"/>
@@ -3162,7 +3742,7 @@
         </w:rPr>
         <w:t xml:space="preserve"> 4 (1): 77–86. </w:t>
       </w:r>
-      <w:hyperlink r:id="rId17">
+      <w:hyperlink r:id="rId26">
         <w:r>
           <w:rPr>
             <w:rStyle w:val="Hyperlink"/>
@@ -3183,12 +3763,11 @@
         <w:pStyle w:val="Bibliography"/>
         <w:jc w:val="both"/>
         <w:rPr>
-          <w:ins w:id="105" w:author="Ainhoa Magrach" w:date="2025-05-08T13:11:00Z" w16du:dateUtc="2025-05-08T11:11:00Z"/>
-          <w:rFonts w:ascii="CMU Serif Roman" w:hAnsi="CMU Serif Roman" w:cs="CMU Serif Roman"/>
-        </w:rPr>
-      </w:pPr>
-      <w:bookmarkStart w:id="106" w:name="ref-guzman2024"/>
-      <w:bookmarkEnd w:id="104"/>
+          <w:rFonts w:ascii="CMU Serif Roman" w:hAnsi="CMU Serif Roman" w:cs="CMU Serif Roman"/>
+        </w:rPr>
+      </w:pPr>
+      <w:bookmarkStart w:id="15" w:name="ref-guzman2024"/>
+      <w:bookmarkEnd w:id="14"/>
       <w:r>
         <w:rPr>
           <w:rFonts w:ascii="CMU Serif Roman" w:hAnsi="CMU Serif Roman" w:cs="CMU Serif Roman"/>
@@ -3209,7 +3788,7 @@
         </w:rPr>
         <w:t xml:space="preserve"> 7 (10): 1324–34. </w:t>
       </w:r>
-      <w:hyperlink r:id="rId18">
+      <w:hyperlink r:id="rId27">
         <w:r>
           <w:rPr>
             <w:rStyle w:val="Hyperlink"/>
@@ -3231,112 +3810,45 @@
         <w:rPr>
           <w:rFonts w:ascii="CMU Serif Roman" w:hAnsi="CMU Serif Roman" w:cs="CMU Serif Roman"/>
         </w:rPr>
-        <w:pPrChange w:id="107" w:author="Ainhoa Magrach" w:date="2025-05-08T13:11:00Z" w16du:dateUtc="2025-05-08T11:11:00Z">
-          <w:pPr>
-            <w:pStyle w:val="Bibliography"/>
-            <w:jc w:val="both"/>
-          </w:pPr>
-        </w:pPrChange>
-      </w:pPr>
-      <w:bookmarkStart w:id="108" w:name="ref-iNEXT"/>
-      <w:ins w:id="109" w:author="Ainhoa Magrach" w:date="2025-05-08T13:11:00Z" w16du:dateUtc="2025-05-08T11:11:00Z">
-        <w:r>
-          <w:rPr>
-            <w:rFonts w:ascii="CMU Serif Roman" w:hAnsi="CMU Serif Roman" w:cs="CMU Serif Roman"/>
-            <w:rPrChange w:id="110" w:author="Ainhoa Magrach" w:date="2025-05-08T13:11:00Z" w16du:dateUtc="2025-05-08T11:11:00Z">
-              <w:rPr/>
-            </w:rPrChange>
-          </w:rPr>
-          <w:lastRenderedPageBreak/>
-          <w:t>Hsieh, T. C., K. H. Ma, and Anne Chao. 2024. “</w:t>
-        </w:r>
-        <w:proofErr w:type="spellStart"/>
-        <w:r>
-          <w:rPr>
-            <w:rFonts w:ascii="CMU Serif Roman" w:hAnsi="CMU Serif Roman" w:cs="CMU Serif Roman"/>
-            <w:rPrChange w:id="111" w:author="Ainhoa Magrach" w:date="2025-05-08T13:11:00Z" w16du:dateUtc="2025-05-08T11:11:00Z">
-              <w:rPr/>
-            </w:rPrChange>
-          </w:rPr>
-          <w:t>iNEXT</w:t>
-        </w:r>
-        <w:proofErr w:type="spellEnd"/>
-        <w:r>
-          <w:rPr>
-            <w:rFonts w:ascii="CMU Serif Roman" w:hAnsi="CMU Serif Roman" w:cs="CMU Serif Roman"/>
-            <w:rPrChange w:id="112" w:author="Ainhoa Magrach" w:date="2025-05-08T13:11:00Z" w16du:dateUtc="2025-05-08T11:11:00Z">
-              <w:rPr/>
-            </w:rPrChange>
-          </w:rPr>
-          <w:t xml:space="preserve">: Interpolation and Extrapolation for Species Diversity.” </w:t>
-        </w:r>
-        <w:r>
-          <w:rPr>
-            <w:rFonts w:ascii="CMU Serif Roman" w:hAnsi="CMU Serif Roman" w:cs="CMU Serif Roman"/>
-            <w:rPrChange w:id="113" w:author="Ainhoa Magrach" w:date="2025-05-08T13:11:00Z" w16du:dateUtc="2025-05-08T11:11:00Z">
-              <w:rPr/>
-            </w:rPrChange>
-          </w:rPr>
-          <w:fldChar w:fldCharType="begin"/>
-        </w:r>
-        <w:r>
-          <w:rPr>
-            <w:rFonts w:ascii="CMU Serif Roman" w:hAnsi="CMU Serif Roman" w:cs="CMU Serif Roman"/>
-            <w:rPrChange w:id="114" w:author="Ainhoa Magrach" w:date="2025-05-08T13:11:00Z" w16du:dateUtc="2025-05-08T11:11:00Z">
-              <w:rPr/>
-            </w:rPrChange>
-          </w:rPr>
-          <w:instrText>HYPERLINK "http://chao.stat.nthu.edu.tw/wordpress/software_download/" \h</w:instrText>
-        </w:r>
-        <w:r>
-          <w:rPr>
-            <w:rFonts w:ascii="CMU Serif Roman" w:hAnsi="CMU Serif Roman" w:cs="CMU Serif Roman"/>
-            <w:rPrChange w:id="115" w:author="Ainhoa Magrach" w:date="2025-05-08T13:11:00Z" w16du:dateUtc="2025-05-08T11:11:00Z">
-              <w:rPr/>
-            </w:rPrChange>
-          </w:rPr>
-        </w:r>
-        <w:r>
-          <w:rPr>
-            <w:rFonts w:ascii="CMU Serif Roman" w:hAnsi="CMU Serif Roman" w:cs="CMU Serif Roman"/>
-            <w:rPrChange w:id="116" w:author="Ainhoa Magrach" w:date="2025-05-08T13:11:00Z" w16du:dateUtc="2025-05-08T11:11:00Z">
-              <w:rPr/>
-            </w:rPrChange>
-          </w:rPr>
-          <w:fldChar w:fldCharType="separate"/>
-        </w:r>
+      </w:pPr>
+      <w:bookmarkStart w:id="16" w:name="ref-iNEXT"/>
+      <w:r>
+        <w:rPr>
+          <w:rFonts w:ascii="CMU Serif Roman" w:hAnsi="CMU Serif Roman" w:cs="CMU Serif Roman"/>
+        </w:rPr>
+        <w:lastRenderedPageBreak/>
+        <w:t>Hsieh, T. C., K. H. Ma, and Anne Chao. 2024. “</w:t>
+      </w:r>
+      <w:proofErr w:type="spellStart"/>
+      <w:r>
+        <w:rPr>
+          <w:rFonts w:ascii="CMU Serif Roman" w:hAnsi="CMU Serif Roman" w:cs="CMU Serif Roman"/>
+        </w:rPr>
+        <w:t>iNEXT</w:t>
+      </w:r>
+      <w:proofErr w:type="spellEnd"/>
+      <w:r>
+        <w:rPr>
+          <w:rFonts w:ascii="CMU Serif Roman" w:hAnsi="CMU Serif Roman" w:cs="CMU Serif Roman"/>
+        </w:rPr>
+        <w:t xml:space="preserve">: Interpolation and Extrapolation for Species Diversity.” </w:t>
+      </w:r>
+      <w:hyperlink r:id="rId28">
         <w:r>
           <w:rPr>
             <w:rStyle w:val="Hyperlink"/>
             <w:rFonts w:ascii="CMU Serif Roman" w:hAnsi="CMU Serif Roman" w:cs="CMU Serif Roman"/>
-            <w:rPrChange w:id="117" w:author="Ainhoa Magrach" w:date="2025-05-08T13:11:00Z" w16du:dateUtc="2025-05-08T11:11:00Z">
-              <w:rPr>
-                <w:rStyle w:val="Hyperlink"/>
-              </w:rPr>
-            </w:rPrChange>
           </w:rPr>
           <w:t>http://chao.stat.nthu.edu.tw/wordpress/software_download/</w:t>
         </w:r>
-        <w:r>
-          <w:rPr>
-            <w:rFonts w:ascii="CMU Serif Roman" w:hAnsi="CMU Serif Roman" w:cs="CMU Serif Roman"/>
-            <w:rPrChange w:id="118" w:author="Ainhoa Magrach" w:date="2025-05-08T13:11:00Z" w16du:dateUtc="2025-05-08T11:11:00Z">
-              <w:rPr/>
-            </w:rPrChange>
-          </w:rPr>
-          <w:fldChar w:fldCharType="end"/>
-        </w:r>
-        <w:r>
-          <w:rPr>
-            <w:rFonts w:ascii="CMU Serif Roman" w:hAnsi="CMU Serif Roman" w:cs="CMU Serif Roman"/>
-            <w:rPrChange w:id="119" w:author="Ainhoa Magrach" w:date="2025-05-08T13:11:00Z" w16du:dateUtc="2025-05-08T11:11:00Z">
-              <w:rPr/>
-            </w:rPrChange>
-          </w:rPr>
-          <w:t>.</w:t>
-        </w:r>
-      </w:ins>
-      <w:bookmarkEnd w:id="108"/>
+      </w:hyperlink>
+      <w:r>
+        <w:rPr>
+          <w:rFonts w:ascii="CMU Serif Roman" w:hAnsi="CMU Serif Roman" w:cs="CMU Serif Roman"/>
+        </w:rPr>
+        <w:t>.</w:t>
+      </w:r>
+      <w:bookmarkEnd w:id="16"/>
     </w:p>
     <w:p>
       <w:pPr>
@@ -3346,8 +3858,8 @@
           <w:rFonts w:ascii="CMU Serif Roman" w:hAnsi="CMU Serif Roman" w:cs="CMU Serif Roman"/>
         </w:rPr>
       </w:pPr>
-      <w:bookmarkStart w:id="120" w:name="ref-klein2006"/>
-      <w:bookmarkEnd w:id="106"/>
+      <w:bookmarkStart w:id="17" w:name="ref-klein2006"/>
+      <w:bookmarkEnd w:id="15"/>
       <w:r>
         <w:rPr>
           <w:rFonts w:ascii="CMU Serif Roman" w:hAnsi="CMU Serif Roman" w:cs="CMU Serif Roman"/>
@@ -3368,7 +3880,7 @@
         </w:rPr>
         <w:t xml:space="preserve"> 274 (1608): 303–13. </w:t>
       </w:r>
-      <w:hyperlink r:id="rId19">
+      <w:hyperlink r:id="rId29">
         <w:r>
           <w:rPr>
             <w:rStyle w:val="Hyperlink"/>
@@ -3392,8 +3904,8 @@
           <w:rFonts w:ascii="CMU Serif Roman" w:hAnsi="CMU Serif Roman" w:cs="CMU Serif Roman"/>
         </w:rPr>
       </w:pPr>
-      <w:bookmarkStart w:id="121" w:name="ref-koch2011"/>
-      <w:bookmarkEnd w:id="120"/>
+      <w:bookmarkStart w:id="18" w:name="ref-koch2011"/>
+      <w:bookmarkEnd w:id="17"/>
       <w:r>
         <w:rPr>
           <w:rFonts w:ascii="CMU Serif Roman" w:hAnsi="CMU Serif Roman" w:cs="CMU Serif Roman"/>
@@ -3414,7 +3926,7 @@
         </w:rPr>
         <w:t xml:space="preserve"> 108 (48): 19288–92. </w:t>
       </w:r>
-      <w:hyperlink r:id="rId20">
+      <w:hyperlink r:id="rId30">
         <w:r>
           <w:rPr>
             <w:rStyle w:val="Hyperlink"/>
@@ -3438,8 +3950,8 @@
           <w:rFonts w:ascii="CMU Serif Roman" w:hAnsi="CMU Serif Roman" w:cs="CMU Serif Roman"/>
         </w:rPr>
       </w:pPr>
-      <w:bookmarkStart w:id="122" w:name="ref-li2023"/>
-      <w:bookmarkEnd w:id="121"/>
+      <w:bookmarkStart w:id="19" w:name="ref-li2023"/>
+      <w:bookmarkEnd w:id="18"/>
       <w:r>
         <w:rPr>
           <w:rFonts w:ascii="CMU Serif Roman" w:hAnsi="CMU Serif Roman" w:cs="CMU Serif Roman"/>
@@ -3460,7 +3972,7 @@
         </w:rPr>
         <w:t xml:space="preserve">, July. </w:t>
       </w:r>
-      <w:hyperlink r:id="rId21">
+      <w:hyperlink r:id="rId31">
         <w:r>
           <w:rPr>
             <w:rStyle w:val="Hyperlink"/>
@@ -3484,8 +3996,8 @@
           <w:rFonts w:ascii="CMU Serif Roman" w:hAnsi="CMU Serif Roman" w:cs="CMU Serif Roman"/>
         </w:rPr>
       </w:pPr>
-      <w:bookmarkStart w:id="123" w:name="ref-ludvigsen2015"/>
-      <w:bookmarkEnd w:id="122"/>
+      <w:bookmarkStart w:id="20" w:name="ref-ludvigsen2015"/>
+      <w:bookmarkEnd w:id="19"/>
       <w:r>
         <w:rPr>
           <w:rFonts w:ascii="CMU Serif Roman" w:hAnsi="CMU Serif Roman" w:cs="CMU Serif Roman"/>
@@ -3506,7 +4018,7 @@
         </w:rPr>
         <w:t xml:space="preserve"> 30 (3): 235–44. </w:t>
       </w:r>
-      <w:hyperlink r:id="rId22">
+      <w:hyperlink r:id="rId32">
         <w:r>
           <w:rPr>
             <w:rStyle w:val="Hyperlink"/>
@@ -3530,8 +4042,8 @@
           <w:rFonts w:ascii="CMU Serif Roman" w:hAnsi="CMU Serif Roman" w:cs="CMU Serif Roman"/>
         </w:rPr>
       </w:pPr>
-      <w:bookmarkStart w:id="124" w:name="ref-maes2016"/>
-      <w:bookmarkEnd w:id="123"/>
+      <w:bookmarkStart w:id="21" w:name="ref-maes2016"/>
+      <w:bookmarkEnd w:id="20"/>
       <w:r>
         <w:rPr>
           <w:rFonts w:ascii="CMU Serif Roman" w:hAnsi="CMU Serif Roman" w:cs="CMU Serif Roman"/>
@@ -3566,7 +4078,7 @@
         </w:rPr>
         <w:t xml:space="preserve"> 25 (21): 5439–50. </w:t>
       </w:r>
-      <w:hyperlink r:id="rId23">
+      <w:hyperlink r:id="rId33">
         <w:r>
           <w:rPr>
             <w:rStyle w:val="Hyperlink"/>
@@ -3590,8 +4102,8 @@
           <w:rFonts w:ascii="CMU Serif Roman" w:hAnsi="CMU Serif Roman" w:cs="CMU Serif Roman"/>
         </w:rPr>
       </w:pPr>
-      <w:bookmarkStart w:id="125" w:name="ref-manley2015"/>
-      <w:bookmarkEnd w:id="124"/>
+      <w:bookmarkStart w:id="22" w:name="ref-manley2015"/>
+      <w:bookmarkEnd w:id="21"/>
       <w:r>
         <w:rPr>
           <w:rFonts w:ascii="CMU Serif Roman" w:hAnsi="CMU Serif Roman" w:cs="CMU Serif Roman"/>
@@ -3612,7 +4124,7 @@
         </w:rPr>
         <w:t xml:space="preserve"> 52 (2): 331–40. </w:t>
       </w:r>
-      <w:hyperlink r:id="rId24">
+      <w:hyperlink r:id="rId34">
         <w:r>
           <w:rPr>
             <w:rStyle w:val="Hyperlink"/>
@@ -3636,8 +4148,8 @@
           <w:rFonts w:ascii="CMU Serif Roman" w:hAnsi="CMU Serif Roman" w:cs="CMU Serif Roman"/>
         </w:rPr>
       </w:pPr>
-      <w:bookmarkStart w:id="126" w:name="ref-martinson2010"/>
-      <w:bookmarkEnd w:id="125"/>
+      <w:bookmarkStart w:id="23" w:name="ref-martinson2010"/>
+      <w:bookmarkEnd w:id="22"/>
       <w:r>
         <w:rPr>
           <w:rFonts w:ascii="CMU Serif Roman" w:hAnsi="CMU Serif Roman" w:cs="CMU Serif Roman"/>
@@ -3658,7 +4170,7 @@
         </w:rPr>
         <w:t xml:space="preserve"> 20 (3): 619–28. </w:t>
       </w:r>
-      <w:hyperlink r:id="rId25">
+      <w:hyperlink r:id="rId35">
         <w:r>
           <w:rPr>
             <w:rStyle w:val="Hyperlink"/>
@@ -3682,8 +4194,8 @@
           <w:rFonts w:ascii="CMU Serif Roman" w:hAnsi="CMU Serif Roman" w:cs="CMU Serif Roman"/>
         </w:rPr>
       </w:pPr>
-      <w:bookmarkStart w:id="127" w:name="ref-miller-struttmann2015"/>
-      <w:bookmarkEnd w:id="126"/>
+      <w:bookmarkStart w:id="24" w:name="ref-miller-struttmann2015"/>
+      <w:bookmarkEnd w:id="23"/>
       <w:r>
         <w:rPr>
           <w:rFonts w:ascii="CMU Serif Roman" w:hAnsi="CMU Serif Roman" w:cs="CMU Serif Roman"/>
@@ -3704,7 +4216,7 @@
         </w:rPr>
         <w:t xml:space="preserve"> 349 (6255): 1541–44. </w:t>
       </w:r>
-      <w:hyperlink r:id="rId26">
+      <w:hyperlink r:id="rId36">
         <w:r>
           <w:rPr>
             <w:rStyle w:val="Hyperlink"/>
@@ -3728,8 +4240,8 @@
           <w:rFonts w:ascii="CMU Serif Roman" w:hAnsi="CMU Serif Roman" w:cs="CMU Serif Roman"/>
         </w:rPr>
       </w:pPr>
-      <w:bookmarkStart w:id="128" w:name="ref-murphy2022"/>
-      <w:bookmarkEnd w:id="127"/>
+      <w:bookmarkStart w:id="25" w:name="ref-murphy2022"/>
+      <w:bookmarkEnd w:id="24"/>
       <w:r>
         <w:rPr>
           <w:rFonts w:ascii="CMU Serif Roman" w:hAnsi="CMU Serif Roman" w:cs="CMU Serif Roman"/>
@@ -3751,7 +4263,7 @@
         </w:rPr>
         <w:t xml:space="preserve"> 4 (3): 773–85. </w:t>
       </w:r>
-      <w:hyperlink r:id="rId27">
+      <w:hyperlink r:id="rId37">
         <w:r>
           <w:rPr>
             <w:rStyle w:val="Hyperlink"/>
@@ -3772,12 +4284,11 @@
         <w:pStyle w:val="Bibliography"/>
         <w:jc w:val="both"/>
         <w:rPr>
-          <w:ins w:id="129" w:author="Ainhoa Magrach" w:date="2025-05-08T15:08:00Z" w16du:dateUtc="2025-05-08T13:08:00Z"/>
-          <w:rFonts w:ascii="CMU Serif Roman" w:hAnsi="CMU Serif Roman" w:cs="CMU Serif Roman"/>
-        </w:rPr>
-      </w:pPr>
-      <w:bookmarkStart w:id="130" w:name="ref-neu2021"/>
-      <w:bookmarkEnd w:id="128"/>
+          <w:rFonts w:ascii="CMU Serif Roman" w:hAnsi="CMU Serif Roman" w:cs="CMU Serif Roman"/>
+        </w:rPr>
+      </w:pPr>
+      <w:bookmarkStart w:id="26" w:name="ref-neu2021"/>
+      <w:bookmarkEnd w:id="25"/>
       <w:r>
         <w:rPr>
           <w:rFonts w:ascii="CMU Serif Roman" w:hAnsi="CMU Serif Roman" w:cs="CMU Serif Roman"/>
@@ -3798,7 +4309,7 @@
         </w:rPr>
         <w:t xml:space="preserve"> 118 (51). </w:t>
       </w:r>
-      <w:hyperlink r:id="rId28">
+      <w:hyperlink r:id="rId38">
         <w:r>
           <w:rPr>
             <w:rStyle w:val="Hyperlink"/>
@@ -3822,84 +4333,75 @@
           <w:rFonts w:ascii="CMU Serif Roman" w:hAnsi="CMU Serif Roman" w:cs="CMU Serif Roman"/>
         </w:rPr>
       </w:pPr>
-      <w:bookmarkStart w:id="131" w:name="ref-vegan"/>
-      <w:ins w:id="132" w:author="Ainhoa Magrach" w:date="2025-05-08T15:08:00Z" w16du:dateUtc="2025-05-08T13:08:00Z">
-        <w:r>
-          <w:rPr>
-            <w:rFonts w:ascii="CMU Serif Roman" w:hAnsi="CMU Serif Roman" w:cs="CMU Serif Roman"/>
-            <w:rPrChange w:id="133" w:author="Ainhoa Magrach" w:date="2025-05-08T15:08:00Z" w16du:dateUtc="2025-05-08T13:08:00Z">
-              <w:rPr/>
-            </w:rPrChange>
-          </w:rPr>
-          <w:t xml:space="preserve">Oksanen, Jari, Gavin L. Simpson, F. Guillaume Blanchet, Roeland Kindt, Pierre Legendre, Peter R. Minchin, R. B. O’Hara, et al. 2024. “Vegan: Community Ecology Package.” </w:t>
-        </w:r>
-        <w:r>
-          <w:rPr>
-            <w:rFonts w:ascii="CMU Serif Roman" w:hAnsi="CMU Serif Roman" w:cs="CMU Serif Roman"/>
-            <w:rPrChange w:id="134" w:author="Ainhoa Magrach" w:date="2025-05-08T15:08:00Z" w16du:dateUtc="2025-05-08T13:08:00Z">
-              <w:rPr/>
-            </w:rPrChange>
-          </w:rPr>
-          <w:fldChar w:fldCharType="begin"/>
-        </w:r>
-        <w:r>
-          <w:rPr>
-            <w:rFonts w:ascii="CMU Serif Roman" w:hAnsi="CMU Serif Roman" w:cs="CMU Serif Roman"/>
-            <w:rPrChange w:id="135" w:author="Ainhoa Magrach" w:date="2025-05-08T15:08:00Z" w16du:dateUtc="2025-05-08T13:08:00Z">
-              <w:rPr/>
-            </w:rPrChange>
-          </w:rPr>
-          <w:instrText>HYPERLINK "https://CRAN.R-project.org/package=vegan" \h</w:instrText>
-        </w:r>
-        <w:r>
-          <w:rPr>
-            <w:rFonts w:ascii="CMU Serif Roman" w:hAnsi="CMU Serif Roman" w:cs="CMU Serif Roman"/>
-            <w:rPrChange w:id="136" w:author="Ainhoa Magrach" w:date="2025-05-08T15:08:00Z" w16du:dateUtc="2025-05-08T13:08:00Z">
-              <w:rPr/>
-            </w:rPrChange>
-          </w:rPr>
-        </w:r>
-        <w:r>
-          <w:rPr>
-            <w:rFonts w:ascii="CMU Serif Roman" w:hAnsi="CMU Serif Roman" w:cs="CMU Serif Roman"/>
-            <w:rPrChange w:id="137" w:author="Ainhoa Magrach" w:date="2025-05-08T15:08:00Z" w16du:dateUtc="2025-05-08T13:08:00Z">
-              <w:rPr/>
-            </w:rPrChange>
-          </w:rPr>
-          <w:fldChar w:fldCharType="separate"/>
-        </w:r>
+      <w:bookmarkStart w:id="27" w:name="ref-vegan"/>
+      <w:r>
+        <w:rPr>
+          <w:rFonts w:ascii="CMU Serif Roman" w:hAnsi="CMU Serif Roman" w:cs="CMU Serif Roman"/>
+        </w:rPr>
+        <w:t xml:space="preserve">Oksanen, Jari, Gavin L. Simpson, F. Guillaume Blanchet, Roeland Kindt, Pierre Legendre, Peter R. Minchin, R. B. O’Hara, et al. 2024. “Vegan: Community Ecology Package.” </w:t>
+      </w:r>
+      <w:hyperlink r:id="rId39">
         <w:r>
           <w:rPr>
             <w:rStyle w:val="Hyperlink"/>
             <w:rFonts w:ascii="CMU Serif Roman" w:hAnsi="CMU Serif Roman" w:cs="CMU Serif Roman"/>
-            <w:rPrChange w:id="138" w:author="Ainhoa Magrach" w:date="2025-05-08T15:08:00Z" w16du:dateUtc="2025-05-08T13:08:00Z">
-              <w:rPr>
-                <w:rStyle w:val="Hyperlink"/>
-              </w:rPr>
-            </w:rPrChange>
           </w:rPr>
           <w:t>https://CRAN.R-project.org/package=vegan</w:t>
         </w:r>
+      </w:hyperlink>
+      <w:r>
+        <w:rPr>
+          <w:rFonts w:ascii="CMU Serif Roman" w:hAnsi="CMU Serif Roman" w:cs="CMU Serif Roman"/>
+        </w:rPr>
+        <w:t>.</w:t>
+      </w:r>
+      <w:bookmarkEnd w:id="27"/>
+    </w:p>
+    <w:p>
+      <w:pPr>
+        <w:pStyle w:val="Bibliography"/>
+        <w:jc w:val="both"/>
+        <w:rPr>
+          <w:rFonts w:ascii="CMU Serif Roman" w:hAnsi="CMU Serif Roman" w:cs="CMU Serif Roman"/>
+        </w:rPr>
+      </w:pPr>
+      <w:bookmarkStart w:id="28" w:name="ref-ollerton2011"/>
+      <w:bookmarkEnd w:id="26"/>
+      <w:r>
+        <w:rPr>
+          <w:rFonts w:ascii="CMU Serif Roman" w:hAnsi="CMU Serif Roman" w:cs="CMU Serif Roman"/>
+        </w:rPr>
+        <w:t xml:space="preserve">Ollerton, Jeff, Rachael Winfree, and Sam Tarrant. 2011. “How Many Flowering Plants Are Pollinated by Animals?” </w:t>
+      </w:r>
+      <w:r>
+        <w:rPr>
+          <w:rFonts w:ascii="CMU Serif Roman" w:hAnsi="CMU Serif Roman" w:cs="CMU Serif Roman"/>
+          <w:i/>
+          <w:iCs/>
+        </w:rPr>
+        <w:t>Oikos</w:t>
+      </w:r>
+      <w:r>
+        <w:rPr>
+          <w:rFonts w:ascii="CMU Serif Roman" w:hAnsi="CMU Serif Roman" w:cs="CMU Serif Roman"/>
+        </w:rPr>
+        <w:t xml:space="preserve"> 120 (3): 321–26. </w:t>
+      </w:r>
+      <w:hyperlink r:id="rId40">
         <w:r>
           <w:rPr>
+            <w:rStyle w:val="Hyperlink"/>
             <w:rFonts w:ascii="CMU Serif Roman" w:hAnsi="CMU Serif Roman" w:cs="CMU Serif Roman"/>
-            <w:rPrChange w:id="139" w:author="Ainhoa Magrach" w:date="2025-05-08T15:08:00Z" w16du:dateUtc="2025-05-08T13:08:00Z">
-              <w:rPr/>
-            </w:rPrChange>
           </w:rPr>
-          <w:fldChar w:fldCharType="end"/>
+          <w:t>https://doi.org/10.1111/j.1600-0706.2010.18644.x</w:t>
         </w:r>
-        <w:r>
-          <w:rPr>
-            <w:rFonts w:ascii="CMU Serif Roman" w:hAnsi="CMU Serif Roman" w:cs="CMU Serif Roman"/>
-            <w:rPrChange w:id="140" w:author="Ainhoa Magrach" w:date="2025-05-08T15:08:00Z" w16du:dateUtc="2025-05-08T13:08:00Z">
-              <w:rPr/>
-            </w:rPrChange>
-          </w:rPr>
-          <w:t>.</w:t>
-        </w:r>
-      </w:ins>
-      <w:bookmarkEnd w:id="131"/>
+      </w:hyperlink>
+      <w:r>
+        <w:rPr>
+          <w:rFonts w:ascii="CMU Serif Roman" w:hAnsi="CMU Serif Roman" w:cs="CMU Serif Roman"/>
+        </w:rPr>
+        <w:t>.</w:t>
+      </w:r>
     </w:p>
     <w:p>
       <w:pPr>
@@ -3907,98 +4409,31 @@
         <w:jc w:val="both"/>
         <w:rPr>
           <w:rFonts w:ascii="CMU Serif Roman" w:hAnsi="CMU Serif Roman" w:cs="CMU Serif Roman"/>
+        </w:rPr>
+      </w:pPr>
+      <w:bookmarkStart w:id="29" w:name="ref-Pizarro2021"/>
+      <w:bookmarkEnd w:id="28"/>
+      <w:r>
+        <w:rPr>
+          <w:rFonts w:ascii="CMU Serif Roman" w:hAnsi="CMU Serif Roman" w:cs="CMU Serif Roman"/>
           <w:lang w:val="es-ES"/>
         </w:rPr>
-      </w:pPr>
-      <w:bookmarkStart w:id="141" w:name="ref-ollerton2011"/>
-      <w:bookmarkEnd w:id="130"/>
-      <w:r>
-        <w:rPr>
-          <w:rFonts w:ascii="CMU Serif Roman" w:hAnsi="CMU Serif Roman" w:cs="CMU Serif Roman"/>
-        </w:rPr>
-        <w:t xml:space="preserve">Ollerton, Jeff, Rachael Winfree, and Sam Tarrant. 2011. “How Many Flowering Plants Are Pollinated by Animals?” </w:t>
-      </w:r>
-      <w:r>
-        <w:rPr>
-          <w:rFonts w:ascii="CMU Serif Roman" w:hAnsi="CMU Serif Roman" w:cs="CMU Serif Roman"/>
-          <w:i/>
-          <w:iCs/>
+        <w:t xml:space="preserve">Pizarro, Manuel, Diego </w:t>
+      </w:r>
+      <w:proofErr w:type="spellStart"/>
+      <w:r>
+        <w:rPr>
+          <w:rFonts w:ascii="CMU Serif Roman" w:hAnsi="CMU Serif Roman" w:cs="CMU Serif Roman"/>
           <w:lang w:val="es-ES"/>
         </w:rPr>
-        <w:t>Oikos</w:t>
-      </w:r>
+        <w:t>Hernangómez</w:t>
+      </w:r>
+      <w:proofErr w:type="spellEnd"/>
       <w:r>
         <w:rPr>
           <w:rFonts w:ascii="CMU Serif Roman" w:hAnsi="CMU Serif Roman" w:cs="CMU Serif Roman"/>
           <w:lang w:val="es-ES"/>
         </w:rPr>
-        <w:t xml:space="preserve"> 120 (3): 321–26. </w:t>
-      </w:r>
-      <w:r>
-        <w:fldChar w:fldCharType="begin"/>
-      </w:r>
-      <w:r>
-        <w:rPr>
-          <w:lang w:val="es-ES"/>
-          <w:rPrChange w:id="142" w:author="Ainhoa Magrach" w:date="2025-05-07T13:39:00Z" w16du:dateUtc="2025-05-07T11:39:00Z">
-            <w:rPr/>
-          </w:rPrChange>
-        </w:rPr>
-        <w:instrText>HYPERLINK "https://doi.org/10.1111/j.1600-0706.2010.18644.x" \h</w:instrText>
-      </w:r>
-      <w:r>
-        <w:fldChar w:fldCharType="separate"/>
-      </w:r>
-      <w:r>
-        <w:rPr>
-          <w:rStyle w:val="Hyperlink"/>
-          <w:rFonts w:ascii="CMU Serif Roman" w:hAnsi="CMU Serif Roman" w:cs="CMU Serif Roman"/>
-          <w:lang w:val="es-ES"/>
-        </w:rPr>
-        <w:t>https://doi.org/10.1111/j.1600-0706.2010.18644.x</w:t>
-      </w:r>
-      <w:r>
-        <w:fldChar w:fldCharType="end"/>
-      </w:r>
-      <w:r>
-        <w:rPr>
-          <w:rFonts w:ascii="CMU Serif Roman" w:hAnsi="CMU Serif Roman" w:cs="CMU Serif Roman"/>
-          <w:lang w:val="es-ES"/>
-        </w:rPr>
-        <w:t>.</w:t>
-      </w:r>
-    </w:p>
-    <w:p>
-      <w:pPr>
-        <w:pStyle w:val="Bibliography"/>
-        <w:jc w:val="both"/>
-        <w:rPr>
-          <w:rFonts w:ascii="CMU Serif Roman" w:hAnsi="CMU Serif Roman" w:cs="CMU Serif Roman"/>
-        </w:rPr>
-      </w:pPr>
-      <w:bookmarkStart w:id="143" w:name="ref-Pizarro2021"/>
-      <w:bookmarkEnd w:id="141"/>
-      <w:r>
-        <w:rPr>
-          <w:rFonts w:ascii="CMU Serif Roman" w:hAnsi="CMU Serif Roman" w:cs="CMU Serif Roman"/>
-          <w:lang w:val="es-ES"/>
-        </w:rPr>
-        <w:t xml:space="preserve">Pizarro, Manuel, Diego </w:t>
-      </w:r>
-      <w:proofErr w:type="spellStart"/>
-      <w:r>
-        <w:rPr>
-          <w:rFonts w:ascii="CMU Serif Roman" w:hAnsi="CMU Serif Roman" w:cs="CMU Serif Roman"/>
-          <w:lang w:val="es-ES"/>
-        </w:rPr>
-        <w:t>Hernangómez</w:t>
-      </w:r>
-      <w:proofErr w:type="spellEnd"/>
-      <w:r>
-        <w:rPr>
-          <w:rFonts w:ascii="CMU Serif Roman" w:hAnsi="CMU Serif Roman" w:cs="CMU Serif Roman"/>
-          <w:lang w:val="es-ES"/>
-        </w:rPr>
         <w:t xml:space="preserve">, and Gema Fernández-Avilés. </w:t>
       </w:r>
       <w:r>
@@ -4007,7 +4442,7 @@
         </w:rPr>
         <w:t xml:space="preserve">2021. “Climaemet: Climate AEMET Tools,” September. </w:t>
       </w:r>
-      <w:hyperlink r:id="rId29">
+      <w:hyperlink r:id="rId41">
         <w:r>
           <w:rPr>
             <w:rStyle w:val="Hyperlink"/>
@@ -4031,8 +4466,8 @@
           <w:rFonts w:ascii="CMU Serif Roman" w:hAnsi="CMU Serif Roman" w:cs="CMU Serif Roman"/>
         </w:rPr>
       </w:pPr>
-      <w:bookmarkStart w:id="144" w:name="ref-risely2020"/>
-      <w:bookmarkEnd w:id="143"/>
+      <w:bookmarkStart w:id="30" w:name="ref-risely2020"/>
+      <w:bookmarkEnd w:id="29"/>
       <w:r>
         <w:rPr>
           <w:rFonts w:ascii="CMU Serif Roman" w:hAnsi="CMU Serif Roman" w:cs="CMU Serif Roman"/>
@@ -4053,7 +4488,7 @@
         </w:rPr>
         <w:t xml:space="preserve"> 89 (7): 1549–58. </w:t>
       </w:r>
-      <w:hyperlink r:id="rId30">
+      <w:hyperlink r:id="rId42">
         <w:r>
           <w:rPr>
             <w:rStyle w:val="Hyperlink"/>
@@ -4077,8 +4512,8 @@
           <w:rFonts w:ascii="CMU Serif Roman" w:hAnsi="CMU Serif Roman" w:cs="CMU Serif Roman"/>
         </w:rPr>
       </w:pPr>
-      <w:bookmarkStart w:id="145" w:name="ref-shah2024"/>
-      <w:bookmarkEnd w:id="144"/>
+      <w:bookmarkStart w:id="31" w:name="ref-shah2024"/>
+      <w:bookmarkEnd w:id="30"/>
       <w:r>
         <w:rPr>
           <w:rFonts w:ascii="CMU Serif Roman" w:hAnsi="CMU Serif Roman" w:cs="CMU Serif Roman"/>
@@ -4099,7 +4534,7 @@
         </w:rPr>
         <w:t xml:space="preserve"> 915 (March): 170145. </w:t>
       </w:r>
-      <w:hyperlink r:id="rId31">
+      <w:hyperlink r:id="rId43">
         <w:r>
           <w:rPr>
             <w:rStyle w:val="Hyperlink"/>
@@ -4123,8 +4558,8 @@
           <w:rFonts w:ascii="CMU Serif Roman" w:hAnsi="CMU Serif Roman" w:cs="CMU Serif Roman"/>
         </w:rPr>
       </w:pPr>
-      <w:bookmarkStart w:id="146" w:name="ref-steele2021"/>
-      <w:bookmarkEnd w:id="145"/>
+      <w:bookmarkStart w:id="32" w:name="ref-steele2021"/>
+      <w:bookmarkEnd w:id="31"/>
       <w:r>
         <w:rPr>
           <w:rFonts w:ascii="CMU Serif Roman" w:hAnsi="CMU Serif Roman" w:cs="CMU Serif Roman"/>
@@ -4145,7 +4580,7 @@
         </w:rPr>
         <w:t xml:space="preserve"> 9 (2). </w:t>
       </w:r>
-      <w:hyperlink r:id="rId32">
+      <w:hyperlink r:id="rId44">
         <w:r>
           <w:rPr>
             <w:rStyle w:val="Hyperlink"/>
@@ -4170,15 +4605,15 @@
           <w:lang w:val="es-ES"/>
         </w:rPr>
       </w:pPr>
-      <w:bookmarkStart w:id="147" w:name="ref-stemet2024"/>
-      <w:bookmarkEnd w:id="146"/>
+      <w:bookmarkStart w:id="33" w:name="ref-stemet2024"/>
+      <w:bookmarkEnd w:id="32"/>
       <w:r>
         <w:rPr>
           <w:rFonts w:ascii="CMU Serif Roman" w:hAnsi="CMU Serif Roman" w:cs="CMU Serif Roman"/>
         </w:rPr>
         <w:t xml:space="preserve">Stemet, Lilia, David J. Biddinger, Kusum Naithani, Allen L. Szalanski, and Neelendra Joshi. 2024. “Intertegular Distance of Wild Bees and Its Use in Estimating Proboscis Lengths and Foraging Ranges to Better Understand Bee Conservation Ecology.” </w:t>
       </w:r>
-      <w:hyperlink r:id="rId33">
+      <w:hyperlink r:id="rId45">
         <w:r>
           <w:rPr>
             <w:rStyle w:val="Hyperlink"/>
@@ -4201,12 +4636,11 @@
         <w:pStyle w:val="Bibliography"/>
         <w:jc w:val="both"/>
         <w:rPr>
-          <w:ins w:id="148" w:author="Ainhoa Magrach" w:date="2025-05-07T13:42:00Z" w16du:dateUtc="2025-05-07T11:42:00Z"/>
-          <w:rFonts w:ascii="CMU Serif Roman" w:hAnsi="CMU Serif Roman" w:cs="CMU Serif Roman"/>
-        </w:rPr>
-      </w:pPr>
-      <w:bookmarkStart w:id="149" w:name="ref-vanbergen2017"/>
-      <w:bookmarkEnd w:id="147"/>
+          <w:rFonts w:ascii="CMU Serif Roman" w:hAnsi="CMU Serif Roman" w:cs="CMU Serif Roman"/>
+        </w:rPr>
+      </w:pPr>
+      <w:bookmarkStart w:id="34" w:name="ref-vanbergen2017"/>
+      <w:bookmarkEnd w:id="33"/>
       <w:proofErr w:type="spellStart"/>
       <w:r>
         <w:rPr>
@@ -4259,7 +4693,7 @@
         </w:rPr>
         <w:t xml:space="preserve"> 2 (1): 16–25. </w:t>
       </w:r>
-      <w:hyperlink r:id="rId34">
+      <w:hyperlink r:id="rId46">
         <w:r>
           <w:rPr>
             <w:rStyle w:val="Hyperlink"/>
@@ -4280,27 +4714,13 @@
         <w:pStyle w:val="Bibliography"/>
         <w:jc w:val="both"/>
         <w:rPr>
-          <w:del w:id="150" w:author="Ainhoa Magrach" w:date="2025-05-07T13:42:00Z" w16du:dateUtc="2025-05-07T11:42:00Z"/>
-          <w:rFonts w:ascii="CMU Serif Roman" w:hAnsi="CMU Serif Roman" w:cs="CMU Serif Roman"/>
-          <w:rPrChange w:id="151" w:author="Ainhoa Magrach" w:date="2025-05-07T13:42:00Z" w16du:dateUtc="2025-05-07T11:42:00Z">
-            <w:rPr>
-              <w:del w:id="152" w:author="Ainhoa Magrach" w:date="2025-05-07T13:42:00Z" w16du:dateUtc="2025-05-07T11:42:00Z"/>
-            </w:rPr>
-          </w:rPrChange>
-        </w:rPr>
-        <w:pPrChange w:id="153" w:author="Ainhoa Magrach" w:date="2025-05-07T13:42:00Z" w16du:dateUtc="2025-05-07T11:42:00Z">
-          <w:pPr>
-            <w:pStyle w:val="Bibliography"/>
-          </w:pPr>
-        </w:pPrChange>
-      </w:pPr>
-      <w:bookmarkStart w:id="154" w:name="ref-wagner2021"/>
-      <w:r>
-        <w:rPr>
-          <w:rFonts w:ascii="CMU Serif Roman" w:hAnsi="CMU Serif Roman" w:cs="CMU Serif Roman"/>
-          <w:rPrChange w:id="155" w:author="Ainhoa Magrach" w:date="2025-05-07T13:42:00Z" w16du:dateUtc="2025-05-07T11:42:00Z">
-            <w:rPr/>
-          </w:rPrChange>
+          <w:rFonts w:ascii="CMU Serif Roman" w:hAnsi="CMU Serif Roman" w:cs="CMU Serif Roman"/>
+        </w:rPr>
+      </w:pPr>
+      <w:bookmarkStart w:id="35" w:name="ref-wagner2021"/>
+      <w:r>
+        <w:rPr>
+          <w:rFonts w:ascii="CMU Serif Roman" w:hAnsi="CMU Serif Roman" w:cs="CMU Serif Roman"/>
         </w:rPr>
         <w:lastRenderedPageBreak/>
         <w:t xml:space="preserve">Wagner, David L., Eliza M. </w:t>
@@ -4309,9 +4729,6 @@
       <w:r>
         <w:rPr>
           <w:rFonts w:ascii="CMU Serif Roman" w:hAnsi="CMU Serif Roman" w:cs="CMU Serif Roman"/>
-          <w:rPrChange w:id="156" w:author="Ainhoa Magrach" w:date="2025-05-07T13:42:00Z" w16du:dateUtc="2025-05-07T11:42:00Z">
-            <w:rPr/>
-          </w:rPrChange>
         </w:rPr>
         <w:t>Grames</w:t>
       </w:r>
@@ -4319,9 +4736,6 @@
       <w:r>
         <w:rPr>
           <w:rFonts w:ascii="CMU Serif Roman" w:hAnsi="CMU Serif Roman" w:cs="CMU Serif Roman"/>
-          <w:rPrChange w:id="157" w:author="Ainhoa Magrach" w:date="2025-05-07T13:42:00Z" w16du:dateUtc="2025-05-07T11:42:00Z">
-            <w:rPr/>
-          </w:rPrChange>
         </w:rPr>
         <w:t xml:space="preserve">, Matthew L. </w:t>
       </w:r>
@@ -4329,9 +4743,6 @@
       <w:r>
         <w:rPr>
           <w:rFonts w:ascii="CMU Serif Roman" w:hAnsi="CMU Serif Roman" w:cs="CMU Serif Roman"/>
-          <w:rPrChange w:id="158" w:author="Ainhoa Magrach" w:date="2025-05-07T13:42:00Z" w16du:dateUtc="2025-05-07T11:42:00Z">
-            <w:rPr/>
-          </w:rPrChange>
         </w:rPr>
         <w:t>Forister</w:t>
       </w:r>
@@ -4339,9 +4750,6 @@
       <w:r>
         <w:rPr>
           <w:rFonts w:ascii="CMU Serif Roman" w:hAnsi="CMU Serif Roman" w:cs="CMU Serif Roman"/>
-          <w:rPrChange w:id="159" w:author="Ainhoa Magrach" w:date="2025-05-07T13:42:00Z" w16du:dateUtc="2025-05-07T11:42:00Z">
-            <w:rPr/>
-          </w:rPrChange>
         </w:rPr>
         <w:t xml:space="preserve">, May R. Berenbaum, and David </w:t>
       </w:r>
@@ -4349,9 +4757,6 @@
       <w:r>
         <w:rPr>
           <w:rFonts w:ascii="CMU Serif Roman" w:hAnsi="CMU Serif Roman" w:cs="CMU Serif Roman"/>
-          <w:rPrChange w:id="160" w:author="Ainhoa Magrach" w:date="2025-05-07T13:42:00Z" w16du:dateUtc="2025-05-07T11:42:00Z">
-            <w:rPr/>
-          </w:rPrChange>
         </w:rPr>
         <w:t>Stopak</w:t>
       </w:r>
@@ -4359,9 +4764,6 @@
       <w:r>
         <w:rPr>
           <w:rFonts w:ascii="CMU Serif Roman" w:hAnsi="CMU Serif Roman" w:cs="CMU Serif Roman"/>
-          <w:rPrChange w:id="161" w:author="Ainhoa Magrach" w:date="2025-05-07T13:42:00Z" w16du:dateUtc="2025-05-07T11:42:00Z">
-            <w:rPr/>
-          </w:rPrChange>
         </w:rPr>
         <w:t xml:space="preserve">. 2021. “Insect Decline in the Anthropocene: Death by a Thousand Cuts.” </w:t>
       </w:r>
@@ -4370,115 +4772,32 @@
           <w:rFonts w:ascii="CMU Serif Roman" w:hAnsi="CMU Serif Roman" w:cs="CMU Serif Roman"/>
           <w:i/>
           <w:iCs/>
-          <w:rPrChange w:id="162" w:author="Ainhoa Magrach" w:date="2025-05-07T13:42:00Z" w16du:dateUtc="2025-05-07T11:42:00Z">
-            <w:rPr>
-              <w:i/>
-              <w:iCs/>
-            </w:rPr>
-          </w:rPrChange>
         </w:rPr>
         <w:t>Proceedings of the National Academy of Sciences</w:t>
       </w:r>
       <w:r>
         <w:rPr>
           <w:rFonts w:ascii="CMU Serif Roman" w:hAnsi="CMU Serif Roman" w:cs="CMU Serif Roman"/>
-          <w:rPrChange w:id="163" w:author="Ainhoa Magrach" w:date="2025-05-07T13:42:00Z" w16du:dateUtc="2025-05-07T11:42:00Z">
-            <w:rPr/>
-          </w:rPrChange>
         </w:rPr>
         <w:t xml:space="preserve"> 118 (2). </w:t>
       </w:r>
-      <w:r>
-        <w:rPr>
-          <w:rFonts w:ascii="CMU Serif Roman" w:hAnsi="CMU Serif Roman" w:cs="CMU Serif Roman"/>
-          <w:rPrChange w:id="164" w:author="Ainhoa Magrach" w:date="2025-05-07T13:42:00Z" w16du:dateUtc="2025-05-07T11:42:00Z">
-            <w:rPr/>
-          </w:rPrChange>
-        </w:rPr>
-        <w:fldChar w:fldCharType="begin"/>
-      </w:r>
-      <w:r>
-        <w:rPr>
-          <w:rFonts w:ascii="CMU Serif Roman" w:hAnsi="CMU Serif Roman" w:cs="CMU Serif Roman"/>
-          <w:rPrChange w:id="165" w:author="Ainhoa Magrach" w:date="2025-05-07T13:42:00Z" w16du:dateUtc="2025-05-07T11:42:00Z">
-            <w:rPr/>
-          </w:rPrChange>
-        </w:rPr>
-        <w:instrText>HYPERLINK "https://doi.org/10.1073/pnas.2023989118" \h</w:instrText>
-      </w:r>
-      <w:r>
-        <w:rPr>
-          <w:rFonts w:ascii="CMU Serif Roman" w:hAnsi="CMU Serif Roman" w:cs="CMU Serif Roman"/>
-          <w:rPrChange w:id="166" w:author="Ainhoa Magrach" w:date="2025-05-07T13:42:00Z" w16du:dateUtc="2025-05-07T11:42:00Z">
-            <w:rPr/>
-          </w:rPrChange>
-        </w:rPr>
-      </w:r>
-      <w:r>
-        <w:rPr>
-          <w:rFonts w:ascii="CMU Serif Roman" w:hAnsi="CMU Serif Roman" w:cs="CMU Serif Roman"/>
-          <w:rPrChange w:id="167" w:author="Ainhoa Magrach" w:date="2025-05-07T13:42:00Z" w16du:dateUtc="2025-05-07T11:42:00Z">
-            <w:rPr/>
-          </w:rPrChange>
-        </w:rPr>
-        <w:fldChar w:fldCharType="separate"/>
-      </w:r>
-      <w:r>
-        <w:rPr>
-          <w:rStyle w:val="Hyperlink"/>
-          <w:rFonts w:ascii="CMU Serif Roman" w:hAnsi="CMU Serif Roman" w:cs="CMU Serif Roman"/>
-          <w:rPrChange w:id="168" w:author="Ainhoa Magrach" w:date="2025-05-07T13:42:00Z" w16du:dateUtc="2025-05-07T11:42:00Z">
-            <w:rPr>
-              <w:rStyle w:val="Hyperlink"/>
-            </w:rPr>
-          </w:rPrChange>
-        </w:rPr>
-        <w:t>https://doi.org/10</w:t>
-      </w:r>
-      <w:r>
-        <w:rPr>
-          <w:rStyle w:val="Hyperlink"/>
-          <w:rFonts w:ascii="CMU Serif Roman" w:hAnsi="CMU Serif Roman" w:cs="CMU Serif Roman"/>
-          <w:rPrChange w:id="169" w:author="Ainhoa Magrach" w:date="2025-05-07T13:42:00Z" w16du:dateUtc="2025-05-07T11:42:00Z">
-            <w:rPr>
-              <w:rStyle w:val="Hyperlink"/>
-            </w:rPr>
-          </w:rPrChange>
+      <w:hyperlink r:id="rId47">
+        <w:r>
+          <w:rPr>
+            <w:rStyle w:val="Hyperlink"/>
+            <w:rFonts w:ascii="CMU Serif Roman" w:hAnsi="CMU Serif Roman" w:cs="CMU Serif Roman"/>
+          </w:rPr>
+          <w:t>https://doi.org/10.1073/pnas.2023989118</w:t>
+        </w:r>
+      </w:hyperlink>
+      <w:r>
+        <w:rPr>
+          <w:rFonts w:ascii="CMU Serif Roman" w:hAnsi="CMU Serif Roman" w:cs="CMU Serif Roman"/>
         </w:rPr>
         <w:t>.</w:t>
       </w:r>
-      <w:r>
-        <w:rPr>
-          <w:rStyle w:val="Hyperlink"/>
-          <w:rFonts w:ascii="CMU Serif Roman" w:hAnsi="CMU Serif Roman" w:cs="CMU Serif Roman"/>
-          <w:rPrChange w:id="170" w:author="Ainhoa Magrach" w:date="2025-05-07T13:42:00Z" w16du:dateUtc="2025-05-07T11:42:00Z">
-            <w:rPr>
-              <w:rStyle w:val="Hyperlink"/>
-            </w:rPr>
-          </w:rPrChange>
-        </w:rPr>
-        <w:t>1073/pnas.2023989118</w:t>
-      </w:r>
-      <w:r>
-        <w:rPr>
-          <w:rFonts w:ascii="CMU Serif Roman" w:hAnsi="CMU Serif Roman" w:cs="CMU Serif Roman"/>
-          <w:rPrChange w:id="171" w:author="Ainhoa Magrach" w:date="2025-05-07T13:42:00Z" w16du:dateUtc="2025-05-07T11:42:00Z">
-            <w:rPr/>
-          </w:rPrChange>
-        </w:rPr>
-        <w:fldChar w:fldCharType="end"/>
-      </w:r>
-      <w:r>
-        <w:rPr>
-          <w:rFonts w:ascii="CMU Serif Roman" w:hAnsi="CMU Serif Roman" w:cs="CMU Serif Roman"/>
-          <w:rPrChange w:id="172" w:author="Ainhoa Magrach" w:date="2025-05-07T13:42:00Z" w16du:dateUtc="2025-05-07T11:42:00Z">
-            <w:rPr/>
-          </w:rPrChange>
-        </w:rPr>
-        <w:t>.</w:t>
-      </w:r>
-    </w:p>
-    <w:bookmarkEnd w:id="154"/>
+      <w:bookmarkEnd w:id="35"/>
+    </w:p>
     <w:p>
       <w:pPr>
         <w:pStyle w:val="Bibliography"/>
@@ -4487,17 +4806,8 @@
           <w:rFonts w:ascii="CMU Serif Roman" w:hAnsi="CMU Serif Roman" w:cs="CMU Serif Roman"/>
         </w:rPr>
       </w:pPr>
-    </w:p>
-    <w:p>
-      <w:pPr>
-        <w:pStyle w:val="Bibliography"/>
-        <w:jc w:val="both"/>
-        <w:rPr>
-          <w:rFonts w:ascii="CMU Serif Roman" w:hAnsi="CMU Serif Roman" w:cs="CMU Serif Roman"/>
-        </w:rPr>
-      </w:pPr>
-      <w:bookmarkStart w:id="173" w:name="ref-weinhold2024"/>
-      <w:bookmarkEnd w:id="149"/>
+      <w:bookmarkStart w:id="36" w:name="ref-weinhold2024"/>
+      <w:bookmarkEnd w:id="34"/>
       <w:r>
         <w:rPr>
           <w:rFonts w:ascii="CMU Serif Roman" w:hAnsi="CMU Serif Roman" w:cs="CMU Serif Roman"/>
@@ -4518,7 +4828,7 @@
         </w:rPr>
         <w:t xml:space="preserve"> 14 (March). </w:t>
       </w:r>
-      <w:hyperlink r:id="rId35">
+      <w:hyperlink r:id="rId48">
         <w:r>
           <w:rPr>
             <w:rStyle w:val="Hyperlink"/>
@@ -4542,8 +4852,8 @@
           <w:rFonts w:ascii="CMU Serif Roman" w:hAnsi="CMU Serif Roman" w:cs="CMU Serif Roman"/>
         </w:rPr>
       </w:pPr>
-      <w:bookmarkStart w:id="174" w:name="ref-winfree2009"/>
-      <w:bookmarkEnd w:id="173"/>
+      <w:bookmarkStart w:id="37" w:name="ref-winfree2009"/>
+      <w:bookmarkEnd w:id="36"/>
       <w:proofErr w:type="spellStart"/>
       <w:r>
         <w:rPr>
@@ -4628,7 +4938,7 @@
         </w:rPr>
         <w:t xml:space="preserve"> 90 (8): 2068–76. </w:t>
       </w:r>
-      <w:hyperlink r:id="rId36">
+      <w:hyperlink r:id="rId49">
         <w:r>
           <w:rPr>
             <w:rStyle w:val="Hyperlink"/>
@@ -4652,8 +4962,8 @@
           <w:rFonts w:ascii="CMU Serif Roman" w:hAnsi="CMU Serif Roman" w:cs="CMU Serif Roman"/>
         </w:rPr>
       </w:pPr>
-      <w:bookmarkStart w:id="175" w:name="ref-zheng2019"/>
-      <w:bookmarkEnd w:id="174"/>
+      <w:bookmarkStart w:id="38" w:name="ref-zheng2019"/>
+      <w:bookmarkEnd w:id="37"/>
       <w:r>
         <w:rPr>
           <w:rFonts w:ascii="CMU Serif Roman" w:hAnsi="CMU Serif Roman" w:cs="CMU Serif Roman"/>
@@ -4674,7 +4984,7 @@
         </w:rPr>
         <w:t xml:space="preserve"> 116 (51): 25909–16. </w:t>
       </w:r>
-      <w:hyperlink r:id="rId37">
+      <w:hyperlink r:id="rId50">
         <w:r>
           <w:rPr>
             <w:rStyle w:val="Hyperlink"/>
@@ -4698,8 +5008,8 @@
           <w:rFonts w:ascii="CMU Serif Roman" w:hAnsi="CMU Serif Roman" w:cs="CMU Serif Roman"/>
         </w:rPr>
       </w:pPr>
-      <w:bookmarkStart w:id="176" w:name="ref-zheng2017"/>
-      <w:bookmarkEnd w:id="175"/>
+      <w:bookmarkStart w:id="39" w:name="ref-zheng2017"/>
+      <w:bookmarkEnd w:id="38"/>
       <w:r>
         <w:rPr>
           <w:rFonts w:ascii="CMU Serif Roman" w:hAnsi="CMU Serif Roman" w:cs="CMU Serif Roman"/>
@@ -4720,7 +5030,7 @@
         </w:rPr>
         <w:t xml:space="preserve"> 114 (18): 4775–80. </w:t>
       </w:r>
-      <w:hyperlink r:id="rId38">
+      <w:hyperlink r:id="rId51">
         <w:r>
           <w:rPr>
             <w:rStyle w:val="Hyperlink"/>
@@ -4735,9 +5045,9 @@
         </w:rPr>
         <w:t>.</w:t>
       </w:r>
-      <w:bookmarkEnd w:id="92"/>
-      <w:bookmarkEnd w:id="97"/>
-      <w:bookmarkEnd w:id="176"/>
+      <w:bookmarkEnd w:id="5"/>
+      <w:bookmarkEnd w:id="7"/>
+      <w:bookmarkEnd w:id="39"/>
     </w:p>
     <w:sectPr>
       <w:pgSz w:w="12240" w:h="15840"/>
@@ -4831,14 +5141,6 @@
     <w:abstractNumId w:val="0"/>
   </w:num>
 </w:numbering>
-</file>
-
-<file path=word/people.xml><?xml version="1.0" encoding="utf-8"?>
-<w15:people xmlns:wpc="http://schemas.microsoft.com/office/word/2010/wordprocessingCanvas" xmlns:cx="http://schemas.microsoft.com/office/drawing/2014/chartex" xmlns:cx1="http://schemas.microsoft.com/office/drawing/2015/9/8/chartex" xmlns:cx2="http://schemas.microsoft.com/office/drawing/2015/10/21/chartex" xmlns:cx3="http://schemas.microsoft.com/office/drawing/2016/5/9/chartex" xmlns:cx4="http://schemas.microsoft.com/office/drawing/2016/5/10/chartex" xmlns:cx5="http://schemas.microsoft.com/office/drawing/2016/5/11/chartex" xmlns:cx6="http://schemas.microsoft.com/office/drawing/2016/5/12/chartex" xmlns:cx7="http://schemas.microsoft.com/office/drawing/2016/5/13/chartex" xmlns:cx8="http://schemas.microsoft.com/office/drawing/2016/5/14/chartex" xmlns:mc="http://schemas.openxmlformats.org/markup-compatibility/2006" xmlns:aink="http://schemas.microsoft.com/office/drawing/2016/ink" xmlns:am3d="http://schemas.microsoft.com/office/drawing/2017/model3d" xmlns:o="urn:schemas-microsoft-com:office:office" xmlns:oel="http://schemas.microsoft.com/office/2019/extlst" xmlns:r="http://schemas.openxmlformats.org/officeDocument/2006/relationships" xmlns:m="http://schemas.openxmlformats.org/officeDocument/2006/math" xmlns:v="urn:schemas-microsoft-com:vml" xmlns:wp14="http://schemas.microsoft.com/office/word/2010/wordprocessingDrawing" xmlns:wp="http://schemas.openxmlformats.org/drawingml/2006/wordprocessingDrawing" xmlns:w10="urn:schemas-microsoft-com:office:word" xmlns:w="http://schemas.openxmlformats.org/wordprocessingml/2006/main" xmlns:w14="http://schemas.microsoft.com/office/word/2010/wordml" xmlns:w15="http://schemas.microsoft.com/office/word/2012/wordml" xmlns:w16cex="http://schemas.microsoft.com/office/word/2018/wordml/cex" xmlns:w16cid="http://schemas.microsoft.com/office/word/2016/wordml/cid" xmlns:w16="http://schemas.microsoft.com/office/word/2018/wordml" xmlns:w16du="http://schemas.microsoft.com/office/word/2023/wordml/word16du" xmlns:w16sdtdh="http://schemas.microsoft.com/office/word/2020/wordml/sdtdatahash" xmlns:w16sdtfl="http://schemas.microsoft.com/office/word/2024/wordml/sdtformatlock" xmlns:w16se="http://schemas.microsoft.com/office/word/2015/wordml/symex" xmlns:wpg="http://schemas.microsoft.com/office/word/2010/wordprocessingGroup" xmlns:wpi="http://schemas.microsoft.com/office/word/2010/wordprocessingInk" xmlns:wne="http://schemas.microsoft.com/office/word/2006/wordml" xmlns:wps="http://schemas.microsoft.com/office/word/2010/wordprocessingShape" mc:Ignorable="w14 w15 w16se w16cid w16 w16cex w16sdtdh w16sdtfl w16du wp14">
-  <w15:person w15:author="Ainhoa Magrach">
-    <w15:presenceInfo w15:providerId="Windows Live" w15:userId="d571eaaaa22ded7c"/>
-  </w15:person>
-</w15:people>
 </file>
 
 <file path=word/styles.xml><?xml version="1.0" encoding="utf-8"?>

--- a/ms_versions/ms_microbiome_v1.docx
+++ b/ms_versions/ms_microbiome_v1.docx
@@ -1132,13 +1132,7 @@
         <w:rPr>
           <w:rFonts w:ascii="CMU Serif Roman" w:hAnsi="CMU Serif Roman" w:cs="CMU Serif Roman"/>
         </w:rPr>
-        <w:t>collected</w:t>
-      </w:r>
-      <w:r>
-        <w:rPr>
-          <w:rFonts w:ascii="CMU Serif Roman" w:hAnsi="CMU Serif Roman" w:cs="CMU Serif Roman"/>
-        </w:rPr>
-        <w:t xml:space="preserve"> </w:t>
+        <w:t xml:space="preserve">collected </w:t>
       </w:r>
       <w:r>
         <w:rPr>
@@ -1171,31 +1165,7 @@
         <w:rPr>
           <w:rFonts w:ascii="CMU Serif Roman" w:hAnsi="CMU Serif Roman" w:cs="CMU Serif Roman"/>
         </w:rPr>
-        <w:t>To assess the relationship between floral species diversity and the gut microbiome of wild bumblebees, we modeled three response variables separately: bacterial species richness (observed ASVs), Shannon diversity, and Simpson diversity. For each of these diversity metrics, we fitted a linear model with floral diversity as a predictor, while controlling for potential variation due to sampling period and site by including</w:t>
-      </w:r>
-      <w:r>
-        <w:rPr>
-          <w:rFonts w:ascii="CMU Serif Roman" w:hAnsi="CMU Serif Roman" w:cs="CMU Serif Roman"/>
-        </w:rPr>
-        <w:t> period </w:t>
-      </w:r>
-      <w:r>
-        <w:rPr>
-          <w:rFonts w:ascii="CMU Serif Roman" w:hAnsi="CMU Serif Roman" w:cs="CMU Serif Roman"/>
-        </w:rPr>
-        <w:t>and</w:t>
-      </w:r>
-      <w:r>
-        <w:rPr>
-          <w:rFonts w:ascii="CMU Serif Roman" w:hAnsi="CMU Serif Roman" w:cs="CMU Serif Roman"/>
-        </w:rPr>
-        <w:t> site </w:t>
-      </w:r>
-      <w:r>
-        <w:rPr>
-          <w:rFonts w:ascii="CMU Serif Roman" w:hAnsi="CMU Serif Roman" w:cs="CMU Serif Roman"/>
-        </w:rPr>
-        <w:t xml:space="preserve">as covariates. </w:t>
+        <w:t xml:space="preserve">To assess the relationship between floral species diversity and the gut microbiome of wild bumblebees, we modeled three response variables separately: bacterial species richness (observed ASVs), Shannon diversity, and Simpson diversity. For each of these diversity metrics, we fitted a linear model with floral diversity as a predictor, while controlling for potential variation due to sampling period and site by including period and site as covariates. </w:t>
       </w:r>
     </w:p>
     <w:p>
@@ -1309,19 +1279,7 @@
         <w:rPr>
           <w:rFonts w:ascii="CMU Serif Roman" w:hAnsi="CMU Serif Roman" w:cs="CMU Serif Roman"/>
         </w:rPr>
-        <w:t>We find that bacterial diversity within bumblebee guts—as measured by Shannon and Simpson indices—</w:t>
-      </w:r>
-      <w:r>
-        <w:rPr>
-          <w:rFonts w:ascii="CMU Serif Roman" w:hAnsi="CMU Serif Roman" w:cs="CMU Serif Roman"/>
-        </w:rPr>
-        <w:t>significantly increases </w:t>
-      </w:r>
-      <w:r>
-        <w:rPr>
-          <w:rFonts w:ascii="CMU Serif Roman" w:hAnsi="CMU Serif Roman" w:cs="CMU Serif Roman"/>
-        </w:rPr>
-        <w:t>over time, whereas bacterial richness does not show a similar trend</w:t>
+        <w:t>We find that bacterial diversity within bumblebee guts—as measured by Shannon and Simpson indices—significantly increases over time, whereas bacterial richness does not show a similar trend</w:t>
       </w:r>
       <w:r>
         <w:rPr>
@@ -1333,37 +1291,23 @@
         <w:rPr>
           <w:rFonts w:ascii="CMU Serif Roman" w:hAnsi="CMU Serif Roman" w:cs="CMU Serif Roman"/>
         </w:rPr>
-        <w:t>. This suggests that while the number of bacterial taxa remains relatively constant, the</w:t>
-      </w:r>
-      <w:r>
-        <w:rPr>
-          <w:rFonts w:ascii="CMU Serif Roman" w:hAnsi="CMU Serif Roman" w:cs="CMU Serif Roman"/>
-        </w:rPr>
-        <w:t> distribution and relative abundance </w:t>
-      </w:r>
-      <w:r>
-        <w:rPr>
-          <w:rFonts w:ascii="CMU Serif Roman" w:hAnsi="CMU Serif Roman" w:cs="CMU Serif Roman"/>
-        </w:rPr>
-        <w:t>of these taxa becomes more even over time.</w:t>
-      </w:r>
-    </w:p>
-    <w:p>
-      <w:pPr>
-        <w:pStyle w:val="BodyText"/>
-        <w:jc w:val="both"/>
-        <w:rPr>
-          <w:rFonts w:ascii="CMU Serif Roman" w:hAnsi="CMU Serif Roman" w:cs="CMU Serif Roman"/>
-        </w:rPr>
-      </w:pPr>
-      <w:proofErr w:type="spellStart"/>
+        <w:t>. This suggests that while the number of bacterial taxa remains relatively constant, the distribution and relative abundance of these taxa becomes more even over time.</w:t>
+      </w:r>
+    </w:p>
+    <w:p>
+      <w:pPr>
+        <w:pStyle w:val="BodyText"/>
+        <w:jc w:val="both"/>
+        <w:rPr>
+          <w:rFonts w:ascii="CMU Serif Roman" w:hAnsi="CMU Serif Roman" w:cs="CMU Serif Roman"/>
+        </w:rPr>
+      </w:pPr>
       <w:r>
         <w:rPr>
           <w:rFonts w:ascii="CMU Serif Roman" w:hAnsi="CMU Serif Roman" w:cs="CMU Serif Roman"/>
         </w:rPr>
         <w:t>Bumblebee</w:t>
       </w:r>
-      <w:proofErr w:type="spellEnd"/>
       <w:r>
         <w:rPr>
           <w:rFonts w:ascii="CMU Serif Roman" w:hAnsi="CMU Serif Roman" w:cs="CMU Serif Roman"/>
@@ -1572,6 +1516,7 @@
       <w:r>
         <w:rPr>
           <w:rFonts w:ascii="CMU Serif Roman" w:hAnsi="CMU Serif Roman" w:cs="CMU Serif Roman"/>
+          <w:noProof/>
         </w:rPr>
         <w:drawing>
           <wp:inline distT="0" distB="0" distL="0" distR="0" wp14:anchorId="412C1B60" wp14:editId="129B21F3">
@@ -1671,6 +1616,7 @@
       <w:r>
         <w:rPr>
           <w:rFonts w:ascii="CMU Serif Roman" w:hAnsi="CMU Serif Roman" w:cs="CMU Serif Roman"/>
+          <w:noProof/>
         </w:rPr>
         <w:drawing>
           <wp:inline distT="0" distB="0" distL="0" distR="0" wp14:anchorId="11A43035" wp14:editId="01C4E85F">
@@ -1714,6 +1660,9 @@
         <w:pStyle w:val="BodyText"/>
       </w:pPr>
       <w:r>
+        <w:rPr>
+          <w:noProof/>
+        </w:rPr>
         <w:drawing>
           <wp:inline distT="0" distB="0" distL="0" distR="0" wp14:anchorId="550308CF" wp14:editId="5768CA39">
             <wp:extent cx="4845538" cy="3413102"/>
@@ -1961,6 +1910,9 @@
         <w:pStyle w:val="BodyText"/>
       </w:pPr>
       <w:r>
+        <w:rPr>
+          <w:noProof/>
+        </w:rPr>
         <w:drawing>
           <wp:inline distT="0" distB="0" distL="0" distR="0" wp14:anchorId="72EBF9BF" wp14:editId="76C6B3DD">
             <wp:extent cx="5943600" cy="3424555"/>
@@ -2013,6 +1965,9 @@
         <w:pStyle w:val="BodyText"/>
       </w:pPr>
       <w:r>
+        <w:rPr>
+          <w:noProof/>
+        </w:rPr>
         <w:drawing>
           <wp:inline distT="0" distB="0" distL="0" distR="0" wp14:anchorId="5474E8D8" wp14:editId="30DE9F7F">
             <wp:extent cx="5943600" cy="3267710"/>
@@ -2060,6 +2015,9 @@
         <w:pStyle w:val="BodyText"/>
       </w:pPr>
       <w:r>
+        <w:rPr>
+          <w:noProof/>
+        </w:rPr>
         <w:lastRenderedPageBreak/>
         <w:drawing>
           <wp:inline distT="0" distB="0" distL="0" distR="0" wp14:anchorId="7381C976" wp14:editId="36D7BB7A">
@@ -2134,6 +2092,9 @@
         <w:pStyle w:val="BodyText"/>
       </w:pPr>
       <w:r>
+        <w:rPr>
+          <w:noProof/>
+        </w:rPr>
         <w:lastRenderedPageBreak/>
         <w:drawing>
           <wp:inline distT="0" distB="0" distL="0" distR="0" wp14:anchorId="0CB73838" wp14:editId="385B9A8E">
@@ -2182,6 +2143,9 @@
         <w:pStyle w:val="BodyText"/>
       </w:pPr>
       <w:r>
+        <w:rPr>
+          <w:noProof/>
+        </w:rPr>
         <w:lastRenderedPageBreak/>
         <w:drawing>
           <wp:inline distT="0" distB="0" distL="0" distR="0" wp14:anchorId="4CBF4322" wp14:editId="788D76FD">
@@ -2230,6 +2194,9 @@
         <w:pStyle w:val="BodyText"/>
       </w:pPr>
       <w:r>
+        <w:rPr>
+          <w:noProof/>
+        </w:rPr>
         <w:lastRenderedPageBreak/>
         <w:drawing>
           <wp:inline distT="0" distB="0" distL="0" distR="0" wp14:anchorId="264133EC" wp14:editId="1F82B880">
@@ -2357,6 +2324,7 @@
       <w:r>
         <w:rPr>
           <w:rFonts w:ascii="CMU Serif Roman" w:hAnsi="CMU Serif Roman" w:cs="CMU Serif Roman"/>
+          <w:noProof/>
         </w:rPr>
         <w:lastRenderedPageBreak/>
         <w:drawing>
@@ -2766,46 +2734,97 @@
           <w:rFonts w:ascii="CMU Serif Roman" w:hAnsi="CMU Serif Roman" w:cs="CMU Serif Roman"/>
         </w:rPr>
       </w:pPr>
-      <w:r>
-        <w:rPr>
-          <w:rFonts w:ascii="CMU Serif Roman" w:hAnsi="CMU Serif Roman" w:cs="CMU Serif Roman"/>
-        </w:rPr>
-        <w:drawing>
-          <wp:inline distT="0" distB="0" distL="0" distR="0" wp14:anchorId="676BBEA5" wp14:editId="0C027835">
-            <wp:extent cx="5943600" cy="3029585"/>
-            <wp:effectExtent l="0" t="0" r="0" b="5715"/>
-            <wp:docPr id="1141052432" name="Picture 1" descr="A diagram of different plants&#10;&#10;AI-generated content may be incorrect."/>
-            <wp:cNvGraphicFramePr>
-              <a:graphicFrameLocks xmlns:a="http://schemas.openxmlformats.org/drawingml/2006/main" noChangeAspect="1"/>
-            </wp:cNvGraphicFramePr>
-            <a:graphic xmlns:a="http://schemas.openxmlformats.org/drawingml/2006/main">
-              <a:graphicData uri="http://schemas.openxmlformats.org/drawingml/2006/picture">
-                <pic:pic xmlns:pic="http://schemas.openxmlformats.org/drawingml/2006/picture">
-                  <pic:nvPicPr>
-                    <pic:cNvPr id="1141052432" name="Picture 1" descr="A diagram of different plants&#10;&#10;AI-generated content may be incorrect."/>
-                    <pic:cNvPicPr/>
-                  </pic:nvPicPr>
-                  <pic:blipFill>
-                    <a:blip r:embed="rId17"/>
-                    <a:stretch>
-                      <a:fillRect/>
-                    </a:stretch>
-                  </pic:blipFill>
-                  <pic:spPr>
-                    <a:xfrm>
-                      <a:off x="0" y="0"/>
-                      <a:ext cx="5943600" cy="3029585"/>
-                    </a:xfrm>
-                    <a:prstGeom prst="rect">
-                      <a:avLst/>
-                    </a:prstGeom>
-                  </pic:spPr>
-                </pic:pic>
-              </a:graphicData>
-            </a:graphic>
-          </wp:inline>
-        </w:drawing>
-      </w:r>
+      <w:del w:id="4" w:author="Ainhoa Magrach" w:date="2025-07-07T13:29:00Z" w16du:dateUtc="2025-07-07T11:29:00Z">
+        <w:r>
+          <w:rPr>
+            <w:rFonts w:ascii="CMU Serif Roman" w:hAnsi="CMU Serif Roman" w:cs="CMU Serif Roman"/>
+            <w:noProof/>
+          </w:rPr>
+          <w:drawing>
+            <wp:inline distT="0" distB="0" distL="0" distR="0" wp14:anchorId="676BBEA5" wp14:editId="1C3D2BC0">
+              <wp:extent cx="5943600" cy="3029585"/>
+              <wp:effectExtent l="0" t="0" r="0" b="5715"/>
+              <wp:docPr id="1141052432" name="Picture 1" descr="A diagram of different plants&#10;&#10;AI-generated content may be incorrect."/>
+              <wp:cNvGraphicFramePr>
+                <a:graphicFrameLocks xmlns:a="http://schemas.openxmlformats.org/drawingml/2006/main" noChangeAspect="1"/>
+              </wp:cNvGraphicFramePr>
+              <a:graphic xmlns:a="http://schemas.openxmlformats.org/drawingml/2006/main">
+                <a:graphicData uri="http://schemas.openxmlformats.org/drawingml/2006/picture">
+                  <pic:pic xmlns:pic="http://schemas.openxmlformats.org/drawingml/2006/picture">
+                    <pic:nvPicPr>
+                      <pic:cNvPr id="1141052432" name="Picture 1" descr="A diagram of different plants&#10;&#10;AI-generated content may be incorrect."/>
+                      <pic:cNvPicPr/>
+                    </pic:nvPicPr>
+                    <pic:blipFill>
+                      <a:blip r:embed="rId17"/>
+                      <a:stretch>
+                        <a:fillRect/>
+                      </a:stretch>
+                    </pic:blipFill>
+                    <pic:spPr>
+                      <a:xfrm>
+                        <a:off x="0" y="0"/>
+                        <a:ext cx="5943600" cy="3029585"/>
+                      </a:xfrm>
+                      <a:prstGeom prst="rect">
+                        <a:avLst/>
+                      </a:prstGeom>
+                    </pic:spPr>
+                  </pic:pic>
+                </a:graphicData>
+              </a:graphic>
+            </wp:inline>
+          </w:drawing>
+        </w:r>
+      </w:del>
+      <w:ins w:id="5" w:author="Ainhoa Magrach" w:date="2025-07-07T13:29:00Z" w16du:dateUtc="2025-07-07T11:29:00Z">
+        <w:r>
+          <w:rPr>
+            <w:noProof/>
+          </w:rPr>
+          <w:t xml:space="preserve"> </w:t>
+        </w:r>
+        <w:r>
+          <w:rPr>
+            <w:rFonts w:ascii="CMU Serif Roman" w:hAnsi="CMU Serif Roman" w:cs="CMU Serif Roman"/>
+          </w:rPr>
+          <w:drawing>
+            <wp:inline distT="0" distB="0" distL="0" distR="0" wp14:anchorId="17A0BCD9" wp14:editId="32AE5623">
+              <wp:extent cx="5943600" cy="3472815"/>
+              <wp:effectExtent l="0" t="0" r="0" b="0"/>
+              <wp:docPr id="856476896" name="Picture 1" descr="A diagram of different species&#10;&#10;AI-generated content may be incorrect."/>
+              <wp:cNvGraphicFramePr>
+                <a:graphicFrameLocks xmlns:a="http://schemas.openxmlformats.org/drawingml/2006/main" noChangeAspect="1"/>
+              </wp:cNvGraphicFramePr>
+              <a:graphic xmlns:a="http://schemas.openxmlformats.org/drawingml/2006/main">
+                <a:graphicData uri="http://schemas.openxmlformats.org/drawingml/2006/picture">
+                  <pic:pic xmlns:pic="http://schemas.openxmlformats.org/drawingml/2006/picture">
+                    <pic:nvPicPr>
+                      <pic:cNvPr id="856476896" name="Picture 1" descr="A diagram of different species&#10;&#10;AI-generated content may be incorrect."/>
+                      <pic:cNvPicPr/>
+                    </pic:nvPicPr>
+                    <pic:blipFill>
+                      <a:blip r:embed="rId18"/>
+                      <a:stretch>
+                        <a:fillRect/>
+                      </a:stretch>
+                    </pic:blipFill>
+                    <pic:spPr>
+                      <a:xfrm>
+                        <a:off x="0" y="0"/>
+                        <a:ext cx="5943600" cy="3472815"/>
+                      </a:xfrm>
+                      <a:prstGeom prst="rect">
+                        <a:avLst/>
+                      </a:prstGeom>
+                    </pic:spPr>
+                  </pic:pic>
+                </a:graphicData>
+              </a:graphic>
+            </wp:inline>
+          </w:drawing>
+        </w:r>
+      </w:ins>
     </w:p>
     <w:p>
       <w:pPr>
@@ -2836,56 +2855,108 @@
           <w:rFonts w:ascii="CMU Serif Roman" w:hAnsi="CMU Serif Roman" w:cs="CMU Serif Roman"/>
         </w:rPr>
       </w:pPr>
-      <w:r>
-        <w:rPr>
-          <w:rFonts w:ascii="CMU Serif Roman" w:hAnsi="CMU Serif Roman" w:cs="CMU Serif Roman"/>
+      <w:del w:id="6" w:author="Ainhoa Magrach" w:date="2025-07-07T13:30:00Z" w16du:dateUtc="2025-07-07T11:30:00Z">
+        <w:r>
+          <w:rPr>
+            <w:rFonts w:ascii="CMU Serif Roman" w:hAnsi="CMU Serif Roman" w:cs="CMU Serif Roman"/>
+            <w:noProof/>
+          </w:rPr>
+          <w:lastRenderedPageBreak/>
+          <w:drawing>
+            <wp:inline distT="0" distB="0" distL="0" distR="0" wp14:anchorId="242A4C9B" wp14:editId="219CF54F">
+              <wp:extent cx="5943600" cy="3029585"/>
+              <wp:effectExtent l="0" t="0" r="0" b="5715"/>
+              <wp:docPr id="2107685114" name="Picture 1" descr="A diagram of different plants&#10;&#10;AI-generated content may be incorrect."/>
+              <wp:cNvGraphicFramePr>
+                <a:graphicFrameLocks xmlns:a="http://schemas.openxmlformats.org/drawingml/2006/main" noChangeAspect="1"/>
+              </wp:cNvGraphicFramePr>
+              <a:graphic xmlns:a="http://schemas.openxmlformats.org/drawingml/2006/main">
+                <a:graphicData uri="http://schemas.openxmlformats.org/drawingml/2006/picture">
+                  <pic:pic xmlns:pic="http://schemas.openxmlformats.org/drawingml/2006/picture">
+                    <pic:nvPicPr>
+                      <pic:cNvPr id="2107685114" name="Picture 1" descr="A diagram of different plants&#10;&#10;AI-generated content may be incorrect."/>
+                      <pic:cNvPicPr/>
+                    </pic:nvPicPr>
+                    <pic:blipFill>
+                      <a:blip r:embed="rId19"/>
+                      <a:stretch>
+                        <a:fillRect/>
+                      </a:stretch>
+                    </pic:blipFill>
+                    <pic:spPr>
+                      <a:xfrm>
+                        <a:off x="0" y="0"/>
+                        <a:ext cx="5943600" cy="3029585"/>
+                      </a:xfrm>
+                      <a:prstGeom prst="rect">
+                        <a:avLst/>
+                      </a:prstGeom>
+                    </pic:spPr>
+                  </pic:pic>
+                </a:graphicData>
+              </a:graphic>
+            </wp:inline>
+          </w:drawing>
+        </w:r>
+      </w:del>
+      <w:ins w:id="7" w:author="Ainhoa Magrach" w:date="2025-07-07T13:30:00Z" w16du:dateUtc="2025-07-07T11:30:00Z">
+        <w:r>
+          <w:rPr>
+            <w:noProof/>
+          </w:rPr>
+          <w:t xml:space="preserve"> </w:t>
+        </w:r>
+        <w:r>
+          <w:rPr>
+            <w:rFonts w:ascii="CMU Serif Roman" w:hAnsi="CMU Serif Roman" w:cs="CMU Serif Roman"/>
+          </w:rPr>
+          <w:drawing>
+            <wp:inline distT="0" distB="0" distL="0" distR="0" wp14:anchorId="40E18713" wp14:editId="68BD6186">
+              <wp:extent cx="5943600" cy="4588510"/>
+              <wp:effectExtent l="0" t="0" r="0" b="0"/>
+              <wp:docPr id="1324866699" name="Picture 1"/>
+              <wp:cNvGraphicFramePr>
+                <a:graphicFrameLocks xmlns:a="http://schemas.openxmlformats.org/drawingml/2006/main" noChangeAspect="1"/>
+              </wp:cNvGraphicFramePr>
+              <a:graphic xmlns:a="http://schemas.openxmlformats.org/drawingml/2006/main">
+                <a:graphicData uri="http://schemas.openxmlformats.org/drawingml/2006/picture">
+                  <pic:pic xmlns:pic="http://schemas.openxmlformats.org/drawingml/2006/picture">
+                    <pic:nvPicPr>
+                      <pic:cNvPr id="1324866699" name=""/>
+                      <pic:cNvPicPr/>
+                    </pic:nvPicPr>
+                    <pic:blipFill>
+                      <a:blip r:embed="rId20"/>
+                      <a:stretch>
+                        <a:fillRect/>
+                      </a:stretch>
+                    </pic:blipFill>
+                    <pic:spPr>
+                      <a:xfrm>
+                        <a:off x="0" y="0"/>
+                        <a:ext cx="5943600" cy="4588510"/>
+                      </a:xfrm>
+                      <a:prstGeom prst="rect">
+                        <a:avLst/>
+                      </a:prstGeom>
+                    </pic:spPr>
+                  </pic:pic>
+                </a:graphicData>
+              </a:graphic>
+            </wp:inline>
+          </w:drawing>
+        </w:r>
+      </w:ins>
+    </w:p>
+    <w:p>
+      <w:pPr>
+        <w:pStyle w:val="BodyText"/>
+      </w:pPr>
+      <w:r>
+        <w:rPr>
+          <w:noProof/>
         </w:rPr>
         <w:lastRenderedPageBreak/>
-        <w:drawing>
-          <wp:inline distT="0" distB="0" distL="0" distR="0" wp14:anchorId="242A4C9B" wp14:editId="708F0362">
-            <wp:extent cx="5943600" cy="3029585"/>
-            <wp:effectExtent l="0" t="0" r="0" b="5715"/>
-            <wp:docPr id="2107685114" name="Picture 1" descr="A diagram of different plants&#10;&#10;AI-generated content may be incorrect."/>
-            <wp:cNvGraphicFramePr>
-              <a:graphicFrameLocks xmlns:a="http://schemas.openxmlformats.org/drawingml/2006/main" noChangeAspect="1"/>
-            </wp:cNvGraphicFramePr>
-            <a:graphic xmlns:a="http://schemas.openxmlformats.org/drawingml/2006/main">
-              <a:graphicData uri="http://schemas.openxmlformats.org/drawingml/2006/picture">
-                <pic:pic xmlns:pic="http://schemas.openxmlformats.org/drawingml/2006/picture">
-                  <pic:nvPicPr>
-                    <pic:cNvPr id="2107685114" name="Picture 1" descr="A diagram of different plants&#10;&#10;AI-generated content may be incorrect."/>
-                    <pic:cNvPicPr/>
-                  </pic:nvPicPr>
-                  <pic:blipFill>
-                    <a:blip r:embed="rId18"/>
-                    <a:stretch>
-                      <a:fillRect/>
-                    </a:stretch>
-                  </pic:blipFill>
-                  <pic:spPr>
-                    <a:xfrm>
-                      <a:off x="0" y="0"/>
-                      <a:ext cx="5943600" cy="3029585"/>
-                    </a:xfrm>
-                    <a:prstGeom prst="rect">
-                      <a:avLst/>
-                    </a:prstGeom>
-                  </pic:spPr>
-                </pic:pic>
-              </a:graphicData>
-            </a:graphic>
-          </wp:inline>
-        </w:drawing>
-      </w:r>
-    </w:p>
-    <w:p>
-      <w:pPr>
-        <w:pStyle w:val="BodyText"/>
-      </w:pPr>
-      <w:r>
-        <w:rPr>
-          <w:noProof/>
-        </w:rPr>
         <w:drawing>
           <wp:inline distT="0" distB="0" distL="0" distR="0" wp14:anchorId="48FDFC4A" wp14:editId="435B8A2D">
             <wp:extent cx="5943600" cy="4457700"/>
@@ -2916,7 +2987,7 @@
                     </pic:cNvPicPr>
                   </pic:nvPicPr>
                   <pic:blipFill>
-                    <a:blip r:embed="rId19"/>
+                    <a:blip r:embed="rId21"/>
                     <a:stretch>
                       <a:fillRect/>
                     </a:stretch>
@@ -2950,147 +3021,162 @@
           <w:rFonts w:ascii="CMU Serif Roman" w:hAnsi="CMU Serif Roman" w:cs="CMU Serif Roman"/>
         </w:rPr>
       </w:pPr>
-      <w:bookmarkStart w:id="4" w:name="discussion"/>
+      <w:bookmarkStart w:id="8" w:name="discussion"/>
       <w:bookmarkEnd w:id="3"/>
       <w:r>
         <w:rPr>
           <w:rFonts w:ascii="CMU Serif Roman" w:hAnsi="CMU Serif Roman" w:cs="CMU Serif Roman"/>
         </w:rPr>
+        <w:t>Discussion</w:t>
+      </w:r>
+    </w:p>
+    <w:p>
+      <w:pPr>
+        <w:pStyle w:val="BodyText"/>
+        <w:jc w:val="both"/>
+        <w:rPr>
+          <w:rFonts w:ascii="CMU Serif Roman" w:hAnsi="CMU Serif Roman" w:cs="CMU Serif Roman"/>
+        </w:rPr>
+      </w:pPr>
+      <w:r>
+        <w:rPr>
+          <w:rFonts w:ascii="CMU Serif Roman" w:hAnsi="CMU Serif Roman" w:cs="CMU Serif Roman"/>
+        </w:rPr>
+        <w:t>Our analysis of the microbial composition of wild bumblebee guts shows that gut bacterial communities are dynamic across the flowering season and are shaped by both temporal variation and plant community characteristics.</w:t>
+      </w:r>
+      <w:r>
+        <w:rPr>
+          <w:rFonts w:ascii="CMU Serif Roman" w:hAnsi="CMU Serif Roman" w:cs="CMU Serif Roman"/>
+        </w:rPr>
+        <w:t xml:space="preserve"> </w:t>
+      </w:r>
+    </w:p>
+    <w:p>
+      <w:pPr>
+        <w:pStyle w:val="BodyText"/>
+        <w:jc w:val="both"/>
+        <w:rPr>
+          <w:rFonts w:ascii="CMU Serif Roman" w:hAnsi="CMU Serif Roman" w:cs="CMU Serif Roman"/>
+        </w:rPr>
+      </w:pPr>
+      <w:r>
+        <w:rPr>
+          <w:rFonts w:ascii="CMU Serif Roman" w:hAnsi="CMU Serif Roman" w:cs="CMU Serif Roman"/>
+        </w:rPr>
+        <w:t>W</w:t>
+      </w:r>
+      <w:r>
+        <w:rPr>
+          <w:rFonts w:ascii="CMU Serif Roman" w:hAnsi="CMU Serif Roman" w:cs="CMU Serif Roman"/>
+        </w:rPr>
+        <w:t>hil</w:t>
+      </w:r>
+      <w:r>
+        <w:rPr>
+          <w:rFonts w:ascii="CMU Serif Roman" w:hAnsi="CMU Serif Roman" w:cs="CMU Serif Roman"/>
+        </w:rPr>
+        <w:t>e</w:t>
+      </w:r>
+      <w:r>
+        <w:rPr>
+          <w:rFonts w:ascii="CMU Serif Roman" w:hAnsi="CMU Serif Roman" w:cs="CMU Serif Roman"/>
+        </w:rPr>
+        <w:t xml:space="preserve"> we</w:t>
+      </w:r>
+      <w:r>
+        <w:rPr>
+          <w:rFonts w:ascii="CMU Serif Roman" w:hAnsi="CMU Serif Roman" w:cs="CMU Serif Roman"/>
+        </w:rPr>
+        <w:t xml:space="preserve"> find that bacterial diversity within bumblebee guts</w:t>
+      </w:r>
+      <w:r>
+        <w:rPr>
+          <w:rFonts w:ascii="CMU Serif Roman" w:hAnsi="CMU Serif Roman" w:cs="CMU Serif Roman"/>
+        </w:rPr>
+        <w:t xml:space="preserve"> </w:t>
+      </w:r>
+      <w:r>
+        <w:rPr>
+          <w:rFonts w:ascii="CMU Serif Roman" w:hAnsi="CMU Serif Roman" w:cs="CMU Serif Roman"/>
+        </w:rPr>
+        <w:t>significantly increases over time, bacterial richness does not show a similar trend. This suggests that while the number of bacterial taxa remains relatively constant, the distribution and relative abundance of these taxa becomes more even over time. Such a pattern could indicate a gradual stabilization or maturation of the gut microbiome, potentially driven by changes in floral resources, foraging behavior, or environmental conditions that affect microbial colonization and persistence.</w:t>
+      </w:r>
+    </w:p>
+    <w:p>
+      <w:pPr>
+        <w:pStyle w:val="BodyText"/>
+        <w:jc w:val="both"/>
+        <w:rPr>
+          <w:rFonts w:ascii="CMU Serif Roman" w:hAnsi="CMU Serif Roman" w:cs="CMU Serif Roman"/>
+        </w:rPr>
+      </w:pPr>
+      <w:proofErr w:type="gramStart"/>
+      <w:r>
+        <w:rPr>
+          <w:rFonts w:ascii="CMU Serif Roman" w:hAnsi="CMU Serif Roman" w:cs="CMU Serif Roman"/>
+        </w:rPr>
+        <w:t>Similar to</w:t>
+      </w:r>
+      <w:proofErr w:type="gramEnd"/>
+      <w:r>
+        <w:rPr>
+          <w:rFonts w:ascii="CMU Serif Roman" w:hAnsi="CMU Serif Roman" w:cs="CMU Serif Roman"/>
+        </w:rPr>
+        <w:t xml:space="preserve"> other previous research looking at the composition of gut microbiomes in other bumblebee species, we find large differences throughout the flowering season (REF). Specifically, while bumblebees collected early in the season exhibit more depauperate </w:t>
+      </w:r>
+      <w:r>
+        <w:rPr>
+          <w:rFonts w:ascii="CMU Serif Roman" w:hAnsi="CMU Serif Roman" w:cs="CMU Serif Roman"/>
+        </w:rPr>
         <w:lastRenderedPageBreak/>
-        <w:t>Discussion</w:t>
-      </w:r>
-    </w:p>
-    <w:p>
-      <w:pPr>
-        <w:pStyle w:val="BodyText"/>
-        <w:jc w:val="both"/>
-        <w:rPr>
-          <w:rFonts w:ascii="CMU Serif Roman" w:hAnsi="CMU Serif Roman" w:cs="CMU Serif Roman"/>
-        </w:rPr>
-      </w:pPr>
-      <w:r>
-        <w:rPr>
-          <w:rFonts w:ascii="CMU Serif Roman" w:hAnsi="CMU Serif Roman" w:cs="CMU Serif Roman"/>
-        </w:rPr>
-        <w:t>Our analysis of the microbial composition of wild bumblebee guts shows that gut bacterial communities are dynamic across the flowering season and are shaped by both temporal variation and plant community characteristics.</w:t>
-      </w:r>
-      <w:r>
-        <w:rPr>
-          <w:rFonts w:ascii="CMU Serif Roman" w:hAnsi="CMU Serif Roman" w:cs="CMU Serif Roman"/>
+        <w:t xml:space="preserve">patterns, featuring XX to XX ASVs, those captured </w:t>
+      </w:r>
+      <w:proofErr w:type="gramStart"/>
+      <w:r>
+        <w:rPr>
+          <w:rFonts w:ascii="CMU Serif Roman" w:hAnsi="CMU Serif Roman" w:cs="CMU Serif Roman"/>
+        </w:rPr>
+        <w:t>later on</w:t>
+      </w:r>
+      <w:proofErr w:type="gramEnd"/>
+      <w:r>
+        <w:rPr>
+          <w:rFonts w:ascii="CMU Serif Roman" w:hAnsi="CMU Serif Roman" w:cs="CMU Serif Roman"/>
+        </w:rPr>
+        <w:t xml:space="preserve"> in the season host a much more diverse microbial community (XXX to XXX). </w:t>
+      </w:r>
+      <w:r>
+        <w:rPr>
+          <w:rFonts w:ascii="CMU Serif Roman" w:hAnsi="CMU Serif Roman" w:cs="CMU Serif Roman"/>
+        </w:rPr>
+        <w:t>This seasonal shift suggests a progressive accumulation of microbial diversity, potentially driven by increased foraging activity, exposure to diverse floral resources, and interactions with other pollinators as the season advances. These findings highlight the dynamic nature of bumblebee gut microbiomes and underscore the importance of seasonal context when assessing microbial diversity and its ecological implications.</w:t>
+      </w:r>
+    </w:p>
+    <w:p>
+      <w:pPr>
+        <w:spacing w:before="100" w:beforeAutospacing="1" w:after="100" w:afterAutospacing="1"/>
+        <w:jc w:val="both"/>
+        <w:rPr>
+          <w:rFonts w:ascii="CMU Serif Roman" w:eastAsiaTheme="minorHAnsi" w:hAnsi="CMU Serif Roman" w:cs="CMU Serif Roman"/>
+        </w:rPr>
+      </w:pPr>
+      <w:r>
+        <w:rPr>
+          <w:rFonts w:ascii="CMU Serif Roman" w:eastAsiaTheme="minorHAnsi" w:hAnsi="CMU Serif Roman" w:cs="CMU Serif Roman"/>
+        </w:rPr>
+        <w:t>Bumblebee guts were colonized by a diverse array of bacteria, with Gammaproteobacteria</w:t>
+      </w:r>
+      <w:r>
+        <w:rPr>
+          <w:rFonts w:ascii="CMU Serif Roman" w:eastAsiaTheme="minorHAnsi" w:hAnsi="CMU Serif Roman" w:cs="CMU Serif Roman"/>
         </w:rPr>
         <w:t xml:space="preserve"> </w:t>
       </w:r>
-    </w:p>
-    <w:p>
-      <w:pPr>
-        <w:pStyle w:val="BodyText"/>
-        <w:jc w:val="both"/>
-        <w:rPr>
-          <w:rFonts w:ascii="CMU Serif Roman" w:hAnsi="CMU Serif Roman" w:cs="CMU Serif Roman"/>
-        </w:rPr>
-      </w:pPr>
-      <w:r>
-        <w:rPr>
-          <w:rFonts w:ascii="CMU Serif Roman" w:hAnsi="CMU Serif Roman" w:cs="CMU Serif Roman"/>
-        </w:rPr>
-        <w:t>W</w:t>
-      </w:r>
-      <w:r>
-        <w:rPr>
-          <w:rFonts w:ascii="CMU Serif Roman" w:hAnsi="CMU Serif Roman" w:cs="CMU Serif Roman"/>
-        </w:rPr>
-        <w:t>hil</w:t>
-      </w:r>
-      <w:r>
-        <w:rPr>
-          <w:rFonts w:ascii="CMU Serif Roman" w:hAnsi="CMU Serif Roman" w:cs="CMU Serif Roman"/>
-        </w:rPr>
-        <w:t>e</w:t>
-      </w:r>
-      <w:r>
-        <w:rPr>
-          <w:rFonts w:ascii="CMU Serif Roman" w:hAnsi="CMU Serif Roman" w:cs="CMU Serif Roman"/>
-        </w:rPr>
-        <w:t xml:space="preserve"> we</w:t>
-      </w:r>
-      <w:r>
-        <w:rPr>
-          <w:rFonts w:ascii="CMU Serif Roman" w:hAnsi="CMU Serif Roman" w:cs="CMU Serif Roman"/>
-        </w:rPr>
-        <w:t xml:space="preserve"> find that bacterial diversity within bumblebee guts</w:t>
-      </w:r>
-      <w:r>
-        <w:rPr>
-          <w:rFonts w:ascii="CMU Serif Roman" w:hAnsi="CMU Serif Roman" w:cs="CMU Serif Roman"/>
-        </w:rPr>
-        <w:t xml:space="preserve"> </w:t>
-      </w:r>
-      <w:r>
-        <w:rPr>
-          <w:rFonts w:ascii="CMU Serif Roman" w:hAnsi="CMU Serif Roman" w:cs="CMU Serif Roman"/>
-        </w:rPr>
-        <w:t>significantly increases </w:t>
-      </w:r>
-      <w:r>
-        <w:rPr>
-          <w:rFonts w:ascii="CMU Serif Roman" w:hAnsi="CMU Serif Roman" w:cs="CMU Serif Roman"/>
-        </w:rPr>
-        <w:t>over time, bacterial richness does not show a similar trend. This suggests that while the number of bacterial taxa remains relatively constant, the</w:t>
-      </w:r>
-      <w:r>
-        <w:rPr>
-          <w:rFonts w:ascii="CMU Serif Roman" w:hAnsi="CMU Serif Roman" w:cs="CMU Serif Roman"/>
-        </w:rPr>
-        <w:t> distribution and relative abundance </w:t>
-      </w:r>
-      <w:r>
-        <w:rPr>
-          <w:rFonts w:ascii="CMU Serif Roman" w:hAnsi="CMU Serif Roman" w:cs="CMU Serif Roman"/>
-        </w:rPr>
-        <w:t>of these taxa becomes more even over time. Such a pattern could indicate a gradual stabilization or maturation of the gut microbiome, potentially driven by changes in floral resources, foraging behavior, or environmental conditions that affect microbial colonization and persistence.</w:t>
-      </w:r>
-    </w:p>
-    <w:p>
-      <w:pPr>
-        <w:pStyle w:val="BodyText"/>
-        <w:jc w:val="both"/>
-        <w:rPr>
-          <w:rFonts w:ascii="CMU Serif Roman" w:hAnsi="CMU Serif Roman" w:cs="CMU Serif Roman"/>
-        </w:rPr>
-      </w:pPr>
-      <w:proofErr w:type="gramStart"/>
-      <w:r>
-        <w:rPr>
-          <w:rFonts w:ascii="CMU Serif Roman" w:hAnsi="CMU Serif Roman" w:cs="CMU Serif Roman"/>
-        </w:rPr>
-        <w:t>Similar to</w:t>
-      </w:r>
-      <w:proofErr w:type="gramEnd"/>
-      <w:r>
-        <w:rPr>
-          <w:rFonts w:ascii="CMU Serif Roman" w:hAnsi="CMU Serif Roman" w:cs="CMU Serif Roman"/>
-        </w:rPr>
-        <w:t xml:space="preserve"> other previous research looking at the composition of gut microbiomes in other bumblebee species, we find large differences throughout the flowering season (REF). Specifically, while bumblebees collected early in the season exhibit more depauperate patterns, featuring XX to XX ASVs, those captured </w:t>
-      </w:r>
-      <w:proofErr w:type="gramStart"/>
-      <w:r>
-        <w:rPr>
-          <w:rFonts w:ascii="CMU Serif Roman" w:hAnsi="CMU Serif Roman" w:cs="CMU Serif Roman"/>
-        </w:rPr>
-        <w:t>later on</w:t>
-      </w:r>
-      <w:proofErr w:type="gramEnd"/>
-      <w:r>
-        <w:rPr>
-          <w:rFonts w:ascii="CMU Serif Roman" w:hAnsi="CMU Serif Roman" w:cs="CMU Serif Roman"/>
-        </w:rPr>
-        <w:t xml:space="preserve"> in the season host a much more diverse microbial community (XXX to XXX). </w:t>
-      </w:r>
-      <w:r>
-        <w:rPr>
-          <w:rFonts w:ascii="CMU Serif Roman" w:hAnsi="CMU Serif Roman" w:cs="CMU Serif Roman"/>
-        </w:rPr>
-        <w:t>This seasonal shift suggests a progressive accumulation of microbial diversity, potentially driven by increased foraging activity, exposure to diverse floral resources, and interactions with other pollinators as the season advances. These findings highlight the dynamic nature of bumblebee gut microbiomes and underscore the importance of seasonal context when assessing microbial diversity and its ecological implications.</w:t>
+      <w:r>
+        <w:rPr>
+          <w:rFonts w:ascii="CMU Serif Roman" w:eastAsiaTheme="minorHAnsi" w:hAnsi="CMU Serif Roman" w:cs="CMU Serif Roman"/>
+        </w:rPr>
+        <w:t>being the most abundant, followed by Actinobacteria, Firmicutes, and Cyanobacteria. Notably, we observed a considerable proportion of unidentified bacterial taxa (X%), reflecting both the complexity of microbial communities within pollinators and potential gaps in current taxonomic databases. This underlines the importance of continued exploration and sequencing efforts to fully characterize the microbial diversity associated with bumblebees.</w:t>
       </w:r>
     </w:p>
     <w:p>
@@ -3105,19 +3191,49 @@
         <w:rPr>
           <w:rFonts w:ascii="CMU Serif Roman" w:eastAsiaTheme="minorHAnsi" w:hAnsi="CMU Serif Roman" w:cs="CMU Serif Roman"/>
         </w:rPr>
-        <w:t>Bumblebee guts were colonized by a diverse array of bacteria, with Gammaproteobacteria</w:t>
-      </w:r>
+        <w:t>In terms of temporal shifts, our results indicate the persistence of a core group of bacterial taxa consistently present across all time points and sampling sites. This stable core microbiome, which includes Lactobacillus, </w:t>
+      </w:r>
+      <w:proofErr w:type="spellStart"/>
       <w:r>
         <w:rPr>
           <w:rFonts w:ascii="CMU Serif Roman" w:eastAsiaTheme="minorHAnsi" w:hAnsi="CMU Serif Roman" w:cs="CMU Serif Roman"/>
         </w:rPr>
-        <w:t xml:space="preserve"> </w:t>
-      </w:r>
+        <w:t>Gilliamella</w:t>
+      </w:r>
+      <w:proofErr w:type="spellEnd"/>
       <w:r>
         <w:rPr>
           <w:rFonts w:ascii="CMU Serif Roman" w:eastAsiaTheme="minorHAnsi" w:hAnsi="CMU Serif Roman" w:cs="CMU Serif Roman"/>
         </w:rPr>
-        <w:t>being the most abundant, followed by Actinobacteria, Firmicutes, and Cyanobacteria. Notably, we observed a considerable proportion of unidentified bacterial taxa (X%), reflecting both the complexity of microbial communities within pollinators and potential gaps in current taxonomic databases. This underlines the importance of continued exploration and sequencing efforts to fully characterize the microbial diversity associated with bumblebees.</w:t>
+        <w:t>, </w:t>
+      </w:r>
+      <w:proofErr w:type="spellStart"/>
+      <w:r>
+        <w:rPr>
+          <w:rFonts w:ascii="CMU Serif Roman" w:eastAsiaTheme="minorHAnsi" w:hAnsi="CMU Serif Roman" w:cs="CMU Serif Roman"/>
+        </w:rPr>
+        <w:t>Snodgrassella</w:t>
+      </w:r>
+      <w:proofErr w:type="spellEnd"/>
+      <w:r>
+        <w:rPr>
+          <w:rFonts w:ascii="CMU Serif Roman" w:eastAsiaTheme="minorHAnsi" w:hAnsi="CMU Serif Roman" w:cs="CMU Serif Roman"/>
+        </w:rPr>
+        <w:t>, and </w:t>
+      </w:r>
+      <w:proofErr w:type="spellStart"/>
+      <w:r>
+        <w:rPr>
+          <w:rFonts w:ascii="CMU Serif Roman" w:eastAsiaTheme="minorHAnsi" w:hAnsi="CMU Serif Roman" w:cs="CMU Serif Roman"/>
+        </w:rPr>
+        <w:t>Bombiscardovia</w:t>
+      </w:r>
+      <w:proofErr w:type="spellEnd"/>
+      <w:r>
+        <w:rPr>
+          <w:rFonts w:ascii="CMU Serif Roman" w:eastAsiaTheme="minorHAnsi" w:hAnsi="CMU Serif Roman" w:cs="CMU Serif Roman"/>
+        </w:rPr>
+        <w:t>, likely plays fundamental roles in host health, such as enhancing nutrient absorption, protecting against pathogens, and modulating immune responses (REF). The stability of this core community across both spatial and temporal scales suggests a strong host-microbe association that may be evolutionarily conserved.</w:t>
       </w:r>
     </w:p>
     <w:p>
@@ -3132,108 +3248,57 @@
         <w:rPr>
           <w:rFonts w:ascii="CMU Serif Roman" w:eastAsiaTheme="minorHAnsi" w:hAnsi="CMU Serif Roman" w:cs="CMU Serif Roman"/>
         </w:rPr>
-        <w:t>In terms of temporal shifts, our results indicate the persistence of a core group of bacterial taxa consistently present across all time points and sampling sites. This stable core microbiome, which includes Lactobacillus, </w:t>
+        <w:t>Interestingly, as the season progressed, the core microbiome was complemented by additional bacterial taxa, particularly species within the genera Pseudomonas, Bacillus, </w:t>
       </w:r>
       <w:proofErr w:type="spellStart"/>
       <w:r>
         <w:rPr>
           <w:rFonts w:ascii="CMU Serif Roman" w:eastAsiaTheme="minorHAnsi" w:hAnsi="CMU Serif Roman" w:cs="CMU Serif Roman"/>
         </w:rPr>
-        <w:t>Gilliamella</w:t>
+        <w:t>Commensalibacter</w:t>
       </w:r>
       <w:proofErr w:type="spellEnd"/>
       <w:r>
         <w:rPr>
           <w:rFonts w:ascii="CMU Serif Roman" w:eastAsiaTheme="minorHAnsi" w:hAnsi="CMU Serif Roman" w:cs="CMU Serif Roman"/>
         </w:rPr>
-        <w:t>, </w:t>
+        <w:t>, and </w:t>
       </w:r>
       <w:proofErr w:type="spellStart"/>
       <w:r>
         <w:rPr>
           <w:rFonts w:ascii="CMU Serif Roman" w:eastAsiaTheme="minorHAnsi" w:hAnsi="CMU Serif Roman" w:cs="CMU Serif Roman"/>
         </w:rPr>
-        <w:t>Snodgrassella</w:t>
+        <w:t>Apibacter</w:t>
       </w:r>
       <w:proofErr w:type="spellEnd"/>
       <w:r>
         <w:rPr>
           <w:rFonts w:ascii="CMU Serif Roman" w:eastAsiaTheme="minorHAnsi" w:hAnsi="CMU Serif Roman" w:cs="CMU Serif Roman"/>
         </w:rPr>
-        <w:t>, and </w:t>
-      </w:r>
-      <w:proofErr w:type="spellStart"/>
-      <w:r>
+        <w:t>. This late-season diversification could be driven by changes in floral availability and composition, shifts in foraging behavior, or increased environmental exposure as colonies expand and worker bees travel farther distances (REF). These supplementary taxa may represent transient members of the microbiome that are acquired from specific floral resources or environmental sources, potentially enhancing metabolic capabilities or stress tolerance during the late foraging season.</w:t>
+      </w:r>
+    </w:p>
+    <w:p>
+      <w:pPr>
+        <w:spacing w:before="100" w:beforeAutospacing="1" w:after="100" w:afterAutospacing="1"/>
+        <w:jc w:val="both"/>
         <w:rPr>
           <w:rFonts w:ascii="CMU Serif Roman" w:eastAsiaTheme="minorHAnsi" w:hAnsi="CMU Serif Roman" w:cs="CMU Serif Roman"/>
         </w:rPr>
-        <w:t>Bombiscardovia</w:t>
-      </w:r>
-      <w:proofErr w:type="spellEnd"/>
+      </w:pPr>
       <w:r>
         <w:rPr>
           <w:rFonts w:ascii="CMU Serif Roman" w:eastAsiaTheme="minorHAnsi" w:hAnsi="CMU Serif Roman" w:cs="CMU Serif Roman"/>
         </w:rPr>
-        <w:t>, likely plays fundamental roles in host health, such as enhancing nutrient absorption, protecting against pathogens, and modulating immune responses (REF). The stability of this core community across both spatial and temporal scales suggests a strong host-microbe association that may be evolutionarily conserved.</w:t>
-      </w:r>
-    </w:p>
-    <w:p>
-      <w:pPr>
-        <w:spacing w:before="100" w:beforeAutospacing="1" w:after="100" w:afterAutospacing="1"/>
-        <w:jc w:val="both"/>
+        <w:t xml:space="preserve">Our analysis revealed distinct temporal clustering of bacterial communities, with clear compositional differences between early and late time points. This temporal structuring suggests that the microbiome is not static but dynamically responds to seasonal changes in the environment. The early-season microbiome may be shaped by overwintering survival and the limited floral diversity available during initial foraging, while the late-season community reflects cumulative interactions with a broader spectrum of plant </w:t>
+      </w:r>
+      <w:r>
         <w:rPr>
           <w:rFonts w:ascii="CMU Serif Roman" w:eastAsiaTheme="minorHAnsi" w:hAnsi="CMU Serif Roman" w:cs="CMU Serif Roman"/>
         </w:rPr>
-      </w:pPr>
-      <w:r>
-        <w:rPr>
-          <w:rFonts w:ascii="CMU Serif Roman" w:eastAsiaTheme="minorHAnsi" w:hAnsi="CMU Serif Roman" w:cs="CMU Serif Roman"/>
-        </w:rPr>
         <w:lastRenderedPageBreak/>
-        <w:t>Interestingly, as the season progressed, the core microbiome was complemented by additional bacterial taxa, particularly species within the genera Pseudomonas, Bacillus, </w:t>
-      </w:r>
-      <w:proofErr w:type="spellStart"/>
-      <w:r>
-        <w:rPr>
-          <w:rFonts w:ascii="CMU Serif Roman" w:eastAsiaTheme="minorHAnsi" w:hAnsi="CMU Serif Roman" w:cs="CMU Serif Roman"/>
-        </w:rPr>
-        <w:t>Commensalibacter</w:t>
-      </w:r>
-      <w:proofErr w:type="spellEnd"/>
-      <w:r>
-        <w:rPr>
-          <w:rFonts w:ascii="CMU Serif Roman" w:eastAsiaTheme="minorHAnsi" w:hAnsi="CMU Serif Roman" w:cs="CMU Serif Roman"/>
-        </w:rPr>
-        <w:t>, and </w:t>
-      </w:r>
-      <w:proofErr w:type="spellStart"/>
-      <w:r>
-        <w:rPr>
-          <w:rFonts w:ascii="CMU Serif Roman" w:eastAsiaTheme="minorHAnsi" w:hAnsi="CMU Serif Roman" w:cs="CMU Serif Roman"/>
-        </w:rPr>
-        <w:t>Apibacter</w:t>
-      </w:r>
-      <w:proofErr w:type="spellEnd"/>
-      <w:r>
-        <w:rPr>
-          <w:rFonts w:ascii="CMU Serif Roman" w:eastAsiaTheme="minorHAnsi" w:hAnsi="CMU Serif Roman" w:cs="CMU Serif Roman"/>
-        </w:rPr>
-        <w:t>. This late-season diversification could be driven by changes in floral availability and composition, shifts in foraging behavior, or increased environmental exposure as colonies expand and worker bees travel farther distances (REF). These supplementary taxa may represent transient members of the microbiome that are acquired from specific floral resources or environmental sources, potentially enhancing metabolic capabilities or stress tolerance during the late foraging season.</w:t>
-      </w:r>
-    </w:p>
-    <w:p>
-      <w:pPr>
-        <w:spacing w:before="100" w:beforeAutospacing="1" w:after="100" w:afterAutospacing="1"/>
-        <w:jc w:val="both"/>
-        <w:rPr>
-          <w:rFonts w:ascii="CMU Serif Roman" w:eastAsiaTheme="minorHAnsi" w:hAnsi="CMU Serif Roman" w:cs="CMU Serif Roman"/>
-        </w:rPr>
-      </w:pPr>
-      <w:r>
-        <w:rPr>
-          <w:rFonts w:ascii="CMU Serif Roman" w:eastAsiaTheme="minorHAnsi" w:hAnsi="CMU Serif Roman" w:cs="CMU Serif Roman"/>
-        </w:rPr>
-        <w:t>Our analysis revealed distinct temporal clustering of bacterial communities, with clear compositional differences between early and late time points. This temporal structuring suggests that the microbiome is not static but dynamically responds to seasonal changes in the environment. The early-season microbiome may be shaped by overwintering survival and the limited floral diversity available during initial foraging, while the late-season community reflects cumulative interactions with a broader spectrum of plant species. This shift may also be influenced by colony development stages, where increased colony size and worker numbers intensify environmental interactions.</w:t>
+        <w:t>species. This shift may also be influenced by colony development stages, where increased colony size and worker numbers intensify environmental interactions.</w:t>
       </w:r>
     </w:p>
     <w:p>
@@ -3269,8 +3334,8 @@
           <w:szCs w:val="32"/>
         </w:rPr>
       </w:pPr>
-      <w:bookmarkStart w:id="5" w:name="references"/>
-      <w:bookmarkEnd w:id="4"/>
+      <w:bookmarkStart w:id="9" w:name="references"/>
+      <w:bookmarkEnd w:id="8"/>
       <w:r>
         <w:rPr>
           <w:rFonts w:ascii="CMU Serif Roman" w:hAnsi="CMU Serif Roman" w:cs="CMU Serif Roman"/>
@@ -3307,8 +3372,8 @@
           <w:lang w:val="es-ES"/>
         </w:rPr>
       </w:pPr>
-      <w:bookmarkStart w:id="6" w:name="ref-Albizu2002COMPARACINDL"/>
-      <w:bookmarkStart w:id="7" w:name="refs"/>
+      <w:bookmarkStart w:id="10" w:name="ref-Albizu2002COMPARACINDL"/>
+      <w:bookmarkStart w:id="11" w:name="refs"/>
       <w:r>
         <w:rPr>
           <w:rFonts w:ascii="CMU Serif Roman" w:hAnsi="CMU Serif Roman" w:cs="CMU Serif Roman"/>
@@ -3421,8 +3486,8 @@
           <w:rFonts w:ascii="CMU Serif Roman" w:hAnsi="CMU Serif Roman" w:cs="CMU Serif Roman"/>
         </w:rPr>
       </w:pPr>
-      <w:bookmarkStart w:id="8" w:name="ref-allen-perkins2024"/>
-      <w:bookmarkEnd w:id="6"/>
+      <w:bookmarkStart w:id="12" w:name="ref-allen-perkins2024"/>
+      <w:bookmarkEnd w:id="10"/>
       <w:r>
         <w:rPr>
           <w:rFonts w:ascii="CMU Serif Roman" w:hAnsi="CMU Serif Roman" w:cs="CMU Serif Roman"/>
@@ -3466,7 +3531,7 @@
         </w:rPr>
         <w:t xml:space="preserve">, July. </w:t>
       </w:r>
-      <w:hyperlink r:id="rId20">
+      <w:hyperlink r:id="rId22">
         <w:r>
           <w:rPr>
             <w:rStyle w:val="Hyperlink"/>
@@ -3490,8 +3555,8 @@
           <w:rFonts w:ascii="CMU Serif Roman" w:hAnsi="CMU Serif Roman" w:cs="CMU Serif Roman"/>
         </w:rPr>
       </w:pPr>
-      <w:bookmarkStart w:id="9" w:name="ref-carlini2024"/>
-      <w:bookmarkEnd w:id="8"/>
+      <w:bookmarkStart w:id="13" w:name="ref-carlini2024"/>
+      <w:bookmarkEnd w:id="12"/>
       <w:r>
         <w:rPr>
           <w:rFonts w:ascii="CMU Serif Roman" w:hAnsi="CMU Serif Roman" w:cs="CMU Serif Roman"/>
@@ -3512,7 +3577,7 @@
         </w:rPr>
         <w:t xml:space="preserve"> 14 (1). </w:t>
       </w:r>
-      <w:hyperlink r:id="rId21">
+      <w:hyperlink r:id="rId23">
         <w:r>
           <w:rPr>
             <w:rStyle w:val="Hyperlink"/>
@@ -3536,8 +3601,8 @@
           <w:rFonts w:ascii="CMU Serif Roman" w:hAnsi="CMU Serif Roman" w:cs="CMU Serif Roman"/>
         </w:rPr>
       </w:pPr>
-      <w:bookmarkStart w:id="10" w:name="ref-devkota2024"/>
-      <w:bookmarkEnd w:id="9"/>
+      <w:bookmarkStart w:id="14" w:name="ref-devkota2024"/>
+      <w:bookmarkEnd w:id="13"/>
       <w:r>
         <w:rPr>
           <w:rFonts w:ascii="CMU Serif Roman" w:hAnsi="CMU Serif Roman" w:cs="CMU Serif Roman"/>
@@ -3558,7 +3623,7 @@
         </w:rPr>
         <w:t xml:space="preserve"> 50 (April): e02815. </w:t>
       </w:r>
-      <w:hyperlink r:id="rId22">
+      <w:hyperlink r:id="rId24">
         <w:r>
           <w:rPr>
             <w:rStyle w:val="Hyperlink"/>
@@ -3582,8 +3647,8 @@
           <w:rFonts w:ascii="CMU Serif Roman" w:hAnsi="CMU Serif Roman" w:cs="CMU Serif Roman"/>
         </w:rPr>
       </w:pPr>
-      <w:bookmarkStart w:id="11" w:name="ref-engel2012"/>
-      <w:bookmarkEnd w:id="10"/>
+      <w:bookmarkStart w:id="15" w:name="ref-engel2012"/>
+      <w:bookmarkEnd w:id="14"/>
       <w:r>
         <w:rPr>
           <w:rFonts w:ascii="CMU Serif Roman" w:hAnsi="CMU Serif Roman" w:cs="CMU Serif Roman"/>
@@ -3604,7 +3669,7 @@
         </w:rPr>
         <w:t xml:space="preserve"> 109 (27): 11002–7. </w:t>
       </w:r>
-      <w:hyperlink r:id="rId23">
+      <w:hyperlink r:id="rId25">
         <w:r>
           <w:rPr>
             <w:rStyle w:val="Hyperlink"/>
@@ -3628,8 +3693,8 @@
           <w:rFonts w:ascii="CMU Serif Roman" w:hAnsi="CMU Serif Roman" w:cs="CMU Serif Roman"/>
         </w:rPr>
       </w:pPr>
-      <w:bookmarkStart w:id="12" w:name="ref-Engel2013"/>
-      <w:bookmarkEnd w:id="11"/>
+      <w:bookmarkStart w:id="16" w:name="ref-Engel2013"/>
+      <w:bookmarkEnd w:id="15"/>
       <w:r>
         <w:rPr>
           <w:rFonts w:ascii="CMU Serif Roman" w:hAnsi="CMU Serif Roman" w:cs="CMU Serif Roman"/>
@@ -3650,7 +3715,7 @@
         </w:rPr>
         <w:t xml:space="preserve"> 37 (5): 699–735. </w:t>
       </w:r>
-      <w:hyperlink r:id="rId24">
+      <w:hyperlink r:id="rId26">
         <w:r>
           <w:rPr>
             <w:rStyle w:val="Hyperlink"/>
@@ -3674,8 +3739,8 @@
           <w:rFonts w:ascii="CMU Serif Roman" w:hAnsi="CMU Serif Roman" w:cs="CMU Serif Roman"/>
         </w:rPr>
       </w:pPr>
-      <w:bookmarkStart w:id="13" w:name="ref-ferguson2018"/>
-      <w:bookmarkEnd w:id="12"/>
+      <w:bookmarkStart w:id="17" w:name="ref-ferguson2018"/>
+      <w:bookmarkEnd w:id="16"/>
       <w:r>
         <w:rPr>
           <w:rFonts w:ascii="CMU Serif Roman" w:hAnsi="CMU Serif Roman" w:cs="CMU Serif Roman"/>
@@ -3696,7 +3761,7 @@
         </w:rPr>
         <w:t xml:space="preserve"> 32 (10): 2357–68. </w:t>
       </w:r>
-      <w:hyperlink r:id="rId25">
+      <w:hyperlink r:id="rId27">
         <w:r>
           <w:rPr>
             <w:rStyle w:val="Hyperlink"/>
@@ -3720,8 +3785,8 @@
           <w:rFonts w:ascii="CMU Serif Roman" w:hAnsi="CMU Serif Roman" w:cs="CMU Serif Roman"/>
         </w:rPr>
       </w:pPr>
-      <w:bookmarkStart w:id="14" w:name="ref-gérard2020"/>
-      <w:bookmarkEnd w:id="13"/>
+      <w:bookmarkStart w:id="18" w:name="ref-gérard2020"/>
+      <w:bookmarkEnd w:id="17"/>
       <w:r>
         <w:rPr>
           <w:rFonts w:ascii="CMU Serif Roman" w:hAnsi="CMU Serif Roman" w:cs="CMU Serif Roman"/>
@@ -3742,7 +3807,7 @@
         </w:rPr>
         <w:t xml:space="preserve"> 4 (1): 77–86. </w:t>
       </w:r>
-      <w:hyperlink r:id="rId26">
+      <w:hyperlink r:id="rId28">
         <w:r>
           <w:rPr>
             <w:rStyle w:val="Hyperlink"/>
@@ -3766,8 +3831,8 @@
           <w:rFonts w:ascii="CMU Serif Roman" w:hAnsi="CMU Serif Roman" w:cs="CMU Serif Roman"/>
         </w:rPr>
       </w:pPr>
-      <w:bookmarkStart w:id="15" w:name="ref-guzman2024"/>
-      <w:bookmarkEnd w:id="14"/>
+      <w:bookmarkStart w:id="19" w:name="ref-guzman2024"/>
+      <w:bookmarkEnd w:id="18"/>
       <w:r>
         <w:rPr>
           <w:rFonts w:ascii="CMU Serif Roman" w:hAnsi="CMU Serif Roman" w:cs="CMU Serif Roman"/>
@@ -3788,7 +3853,7 @@
         </w:rPr>
         <w:t xml:space="preserve"> 7 (10): 1324–34. </w:t>
       </w:r>
-      <w:hyperlink r:id="rId27">
+      <w:hyperlink r:id="rId29">
         <w:r>
           <w:rPr>
             <w:rStyle w:val="Hyperlink"/>
@@ -3811,7 +3876,7 @@
           <w:rFonts w:ascii="CMU Serif Roman" w:hAnsi="CMU Serif Roman" w:cs="CMU Serif Roman"/>
         </w:rPr>
       </w:pPr>
-      <w:bookmarkStart w:id="16" w:name="ref-iNEXT"/>
+      <w:bookmarkStart w:id="20" w:name="ref-iNEXT"/>
       <w:r>
         <w:rPr>
           <w:rFonts w:ascii="CMU Serif Roman" w:hAnsi="CMU Serif Roman" w:cs="CMU Serif Roman"/>
@@ -3833,7 +3898,7 @@
         </w:rPr>
         <w:t xml:space="preserve">: Interpolation and Extrapolation for Species Diversity.” </w:t>
       </w:r>
-      <w:hyperlink r:id="rId28">
+      <w:hyperlink r:id="rId30">
         <w:r>
           <w:rPr>
             <w:rStyle w:val="Hyperlink"/>
@@ -3848,7 +3913,7 @@
         </w:rPr>
         <w:t>.</w:t>
       </w:r>
-      <w:bookmarkEnd w:id="16"/>
+      <w:bookmarkEnd w:id="20"/>
     </w:p>
     <w:p>
       <w:pPr>
@@ -3858,8 +3923,8 @@
           <w:rFonts w:ascii="CMU Serif Roman" w:hAnsi="CMU Serif Roman" w:cs="CMU Serif Roman"/>
         </w:rPr>
       </w:pPr>
-      <w:bookmarkStart w:id="17" w:name="ref-klein2006"/>
-      <w:bookmarkEnd w:id="15"/>
+      <w:bookmarkStart w:id="21" w:name="ref-klein2006"/>
+      <w:bookmarkEnd w:id="19"/>
       <w:r>
         <w:rPr>
           <w:rFonts w:ascii="CMU Serif Roman" w:hAnsi="CMU Serif Roman" w:cs="CMU Serif Roman"/>
@@ -3880,7 +3945,7 @@
         </w:rPr>
         <w:t xml:space="preserve"> 274 (1608): 303–13. </w:t>
       </w:r>
-      <w:hyperlink r:id="rId29">
+      <w:hyperlink r:id="rId31">
         <w:r>
           <w:rPr>
             <w:rStyle w:val="Hyperlink"/>
@@ -3904,8 +3969,8 @@
           <w:rFonts w:ascii="CMU Serif Roman" w:hAnsi="CMU Serif Roman" w:cs="CMU Serif Roman"/>
         </w:rPr>
       </w:pPr>
-      <w:bookmarkStart w:id="18" w:name="ref-koch2011"/>
-      <w:bookmarkEnd w:id="17"/>
+      <w:bookmarkStart w:id="22" w:name="ref-koch2011"/>
+      <w:bookmarkEnd w:id="21"/>
       <w:r>
         <w:rPr>
           <w:rFonts w:ascii="CMU Serif Roman" w:hAnsi="CMU Serif Roman" w:cs="CMU Serif Roman"/>
@@ -3926,7 +3991,7 @@
         </w:rPr>
         <w:t xml:space="preserve"> 108 (48): 19288–92. </w:t>
       </w:r>
-      <w:hyperlink r:id="rId30">
+      <w:hyperlink r:id="rId32">
         <w:r>
           <w:rPr>
             <w:rStyle w:val="Hyperlink"/>
@@ -3950,8 +4015,8 @@
           <w:rFonts w:ascii="CMU Serif Roman" w:hAnsi="CMU Serif Roman" w:cs="CMU Serif Roman"/>
         </w:rPr>
       </w:pPr>
-      <w:bookmarkStart w:id="19" w:name="ref-li2023"/>
-      <w:bookmarkEnd w:id="18"/>
+      <w:bookmarkStart w:id="23" w:name="ref-li2023"/>
+      <w:bookmarkEnd w:id="22"/>
       <w:r>
         <w:rPr>
           <w:rFonts w:ascii="CMU Serif Roman" w:hAnsi="CMU Serif Roman" w:cs="CMU Serif Roman"/>
@@ -3972,7 +4037,7 @@
         </w:rPr>
         <w:t xml:space="preserve">, July. </w:t>
       </w:r>
-      <w:hyperlink r:id="rId31">
+      <w:hyperlink r:id="rId33">
         <w:r>
           <w:rPr>
             <w:rStyle w:val="Hyperlink"/>
@@ -3996,8 +4061,8 @@
           <w:rFonts w:ascii="CMU Serif Roman" w:hAnsi="CMU Serif Roman" w:cs="CMU Serif Roman"/>
         </w:rPr>
       </w:pPr>
-      <w:bookmarkStart w:id="20" w:name="ref-ludvigsen2015"/>
-      <w:bookmarkEnd w:id="19"/>
+      <w:bookmarkStart w:id="24" w:name="ref-ludvigsen2015"/>
+      <w:bookmarkEnd w:id="23"/>
       <w:r>
         <w:rPr>
           <w:rFonts w:ascii="CMU Serif Roman" w:hAnsi="CMU Serif Roman" w:cs="CMU Serif Roman"/>
@@ -4018,7 +4083,7 @@
         </w:rPr>
         <w:t xml:space="preserve"> 30 (3): 235–44. </w:t>
       </w:r>
-      <w:hyperlink r:id="rId32">
+      <w:hyperlink r:id="rId34">
         <w:r>
           <w:rPr>
             <w:rStyle w:val="Hyperlink"/>
@@ -4042,8 +4107,8 @@
           <w:rFonts w:ascii="CMU Serif Roman" w:hAnsi="CMU Serif Roman" w:cs="CMU Serif Roman"/>
         </w:rPr>
       </w:pPr>
-      <w:bookmarkStart w:id="21" w:name="ref-maes2016"/>
-      <w:bookmarkEnd w:id="20"/>
+      <w:bookmarkStart w:id="25" w:name="ref-maes2016"/>
+      <w:bookmarkEnd w:id="24"/>
       <w:r>
         <w:rPr>
           <w:rFonts w:ascii="CMU Serif Roman" w:hAnsi="CMU Serif Roman" w:cs="CMU Serif Roman"/>
@@ -4078,7 +4143,7 @@
         </w:rPr>
         <w:t xml:space="preserve"> 25 (21): 5439–50. </w:t>
       </w:r>
-      <w:hyperlink r:id="rId33">
+      <w:hyperlink r:id="rId35">
         <w:r>
           <w:rPr>
             <w:rStyle w:val="Hyperlink"/>
@@ -4102,8 +4167,8 @@
           <w:rFonts w:ascii="CMU Serif Roman" w:hAnsi="CMU Serif Roman" w:cs="CMU Serif Roman"/>
         </w:rPr>
       </w:pPr>
-      <w:bookmarkStart w:id="22" w:name="ref-manley2015"/>
-      <w:bookmarkEnd w:id="21"/>
+      <w:bookmarkStart w:id="26" w:name="ref-manley2015"/>
+      <w:bookmarkEnd w:id="25"/>
       <w:r>
         <w:rPr>
           <w:rFonts w:ascii="CMU Serif Roman" w:hAnsi="CMU Serif Roman" w:cs="CMU Serif Roman"/>
@@ -4124,7 +4189,7 @@
         </w:rPr>
         <w:t xml:space="preserve"> 52 (2): 331–40. </w:t>
       </w:r>
-      <w:hyperlink r:id="rId34">
+      <w:hyperlink r:id="rId36">
         <w:r>
           <w:rPr>
             <w:rStyle w:val="Hyperlink"/>
@@ -4148,8 +4213,8 @@
           <w:rFonts w:ascii="CMU Serif Roman" w:hAnsi="CMU Serif Roman" w:cs="CMU Serif Roman"/>
         </w:rPr>
       </w:pPr>
-      <w:bookmarkStart w:id="23" w:name="ref-martinson2010"/>
-      <w:bookmarkEnd w:id="22"/>
+      <w:bookmarkStart w:id="27" w:name="ref-martinson2010"/>
+      <w:bookmarkEnd w:id="26"/>
       <w:r>
         <w:rPr>
           <w:rFonts w:ascii="CMU Serif Roman" w:hAnsi="CMU Serif Roman" w:cs="CMU Serif Roman"/>
@@ -4170,7 +4235,7 @@
         </w:rPr>
         <w:t xml:space="preserve"> 20 (3): 619–28. </w:t>
       </w:r>
-      <w:hyperlink r:id="rId35">
+      <w:hyperlink r:id="rId37">
         <w:r>
           <w:rPr>
             <w:rStyle w:val="Hyperlink"/>
@@ -4194,8 +4259,8 @@
           <w:rFonts w:ascii="CMU Serif Roman" w:hAnsi="CMU Serif Roman" w:cs="CMU Serif Roman"/>
         </w:rPr>
       </w:pPr>
-      <w:bookmarkStart w:id="24" w:name="ref-miller-struttmann2015"/>
-      <w:bookmarkEnd w:id="23"/>
+      <w:bookmarkStart w:id="28" w:name="ref-miller-struttmann2015"/>
+      <w:bookmarkEnd w:id="27"/>
       <w:r>
         <w:rPr>
           <w:rFonts w:ascii="CMU Serif Roman" w:hAnsi="CMU Serif Roman" w:cs="CMU Serif Roman"/>
@@ -4216,7 +4281,7 @@
         </w:rPr>
         <w:t xml:space="preserve"> 349 (6255): 1541–44. </w:t>
       </w:r>
-      <w:hyperlink r:id="rId36">
+      <w:hyperlink r:id="rId38">
         <w:r>
           <w:rPr>
             <w:rStyle w:val="Hyperlink"/>
@@ -4240,8 +4305,8 @@
           <w:rFonts w:ascii="CMU Serif Roman" w:hAnsi="CMU Serif Roman" w:cs="CMU Serif Roman"/>
         </w:rPr>
       </w:pPr>
-      <w:bookmarkStart w:id="25" w:name="ref-murphy2022"/>
-      <w:bookmarkEnd w:id="24"/>
+      <w:bookmarkStart w:id="29" w:name="ref-murphy2022"/>
+      <w:bookmarkEnd w:id="28"/>
       <w:r>
         <w:rPr>
           <w:rFonts w:ascii="CMU Serif Roman" w:hAnsi="CMU Serif Roman" w:cs="CMU Serif Roman"/>
@@ -4263,7 +4328,7 @@
         </w:rPr>
         <w:t xml:space="preserve"> 4 (3): 773–85. </w:t>
       </w:r>
-      <w:hyperlink r:id="rId37">
+      <w:hyperlink r:id="rId39">
         <w:r>
           <w:rPr>
             <w:rStyle w:val="Hyperlink"/>
@@ -4287,8 +4352,8 @@
           <w:rFonts w:ascii="CMU Serif Roman" w:hAnsi="CMU Serif Roman" w:cs="CMU Serif Roman"/>
         </w:rPr>
       </w:pPr>
-      <w:bookmarkStart w:id="26" w:name="ref-neu2021"/>
-      <w:bookmarkEnd w:id="25"/>
+      <w:bookmarkStart w:id="30" w:name="ref-neu2021"/>
+      <w:bookmarkEnd w:id="29"/>
       <w:r>
         <w:rPr>
           <w:rFonts w:ascii="CMU Serif Roman" w:hAnsi="CMU Serif Roman" w:cs="CMU Serif Roman"/>
@@ -4309,7 +4374,7 @@
         </w:rPr>
         <w:t xml:space="preserve"> 118 (51). </w:t>
       </w:r>
-      <w:hyperlink r:id="rId38">
+      <w:hyperlink r:id="rId40">
         <w:r>
           <w:rPr>
             <w:rStyle w:val="Hyperlink"/>
@@ -4333,14 +4398,14 @@
           <w:rFonts w:ascii="CMU Serif Roman" w:hAnsi="CMU Serif Roman" w:cs="CMU Serif Roman"/>
         </w:rPr>
       </w:pPr>
-      <w:bookmarkStart w:id="27" w:name="ref-vegan"/>
+      <w:bookmarkStart w:id="31" w:name="ref-vegan"/>
       <w:r>
         <w:rPr>
           <w:rFonts w:ascii="CMU Serif Roman" w:hAnsi="CMU Serif Roman" w:cs="CMU Serif Roman"/>
         </w:rPr>
         <w:t xml:space="preserve">Oksanen, Jari, Gavin L. Simpson, F. Guillaume Blanchet, Roeland Kindt, Pierre Legendre, Peter R. Minchin, R. B. O’Hara, et al. 2024. “Vegan: Community Ecology Package.” </w:t>
       </w:r>
-      <w:hyperlink r:id="rId39">
+      <w:hyperlink r:id="rId41">
         <w:r>
           <w:rPr>
             <w:rStyle w:val="Hyperlink"/>
@@ -4355,7 +4420,7 @@
         </w:rPr>
         <w:t>.</w:t>
       </w:r>
-      <w:bookmarkEnd w:id="27"/>
+      <w:bookmarkEnd w:id="31"/>
     </w:p>
     <w:p>
       <w:pPr>
@@ -4363,10 +4428,16 @@
         <w:jc w:val="both"/>
         <w:rPr>
           <w:rFonts w:ascii="CMU Serif Roman" w:hAnsi="CMU Serif Roman" w:cs="CMU Serif Roman"/>
-        </w:rPr>
-      </w:pPr>
-      <w:bookmarkStart w:id="28" w:name="ref-ollerton2011"/>
-      <w:bookmarkEnd w:id="26"/>
+          <w:lang w:val="es-ES"/>
+          <w:rPrChange w:id="32" w:author="Ainhoa Magrach" w:date="2025-07-07T13:29:00Z" w16du:dateUtc="2025-07-07T11:29:00Z">
+            <w:rPr>
+              <w:rFonts w:ascii="CMU Serif Roman" w:hAnsi="CMU Serif Roman" w:cs="CMU Serif Roman"/>
+            </w:rPr>
+          </w:rPrChange>
+        </w:rPr>
+      </w:pPr>
+      <w:bookmarkStart w:id="33" w:name="ref-ollerton2011"/>
+      <w:bookmarkEnd w:id="30"/>
       <w:r>
         <w:rPr>
           <w:rFonts w:ascii="CMU Serif Roman" w:hAnsi="CMU Serif Roman" w:cs="CMU Serif Roman"/>
@@ -4378,27 +4449,70 @@
           <w:rFonts w:ascii="CMU Serif Roman" w:hAnsi="CMU Serif Roman" w:cs="CMU Serif Roman"/>
           <w:i/>
           <w:iCs/>
+          <w:lang w:val="es-ES"/>
+          <w:rPrChange w:id="34" w:author="Ainhoa Magrach" w:date="2025-07-07T13:29:00Z" w16du:dateUtc="2025-07-07T11:29:00Z">
+            <w:rPr>
+              <w:rFonts w:ascii="CMU Serif Roman" w:hAnsi="CMU Serif Roman" w:cs="CMU Serif Roman"/>
+              <w:i/>
+              <w:iCs/>
+            </w:rPr>
+          </w:rPrChange>
         </w:rPr>
         <w:t>Oikos</w:t>
       </w:r>
       <w:r>
         <w:rPr>
           <w:rFonts w:ascii="CMU Serif Roman" w:hAnsi="CMU Serif Roman" w:cs="CMU Serif Roman"/>
+          <w:lang w:val="es-ES"/>
+          <w:rPrChange w:id="35" w:author="Ainhoa Magrach" w:date="2025-07-07T13:29:00Z" w16du:dateUtc="2025-07-07T11:29:00Z">
+            <w:rPr>
+              <w:rFonts w:ascii="CMU Serif Roman" w:hAnsi="CMU Serif Roman" w:cs="CMU Serif Roman"/>
+            </w:rPr>
+          </w:rPrChange>
         </w:rPr>
         <w:t xml:space="preserve"> 120 (3): 321–26. </w:t>
       </w:r>
-      <w:hyperlink r:id="rId40">
-        <w:r>
-          <w:rPr>
-            <w:rStyle w:val="Hyperlink"/>
-            <w:rFonts w:ascii="CMU Serif Roman" w:hAnsi="CMU Serif Roman" w:cs="CMU Serif Roman"/>
-          </w:rPr>
-          <w:t>https://doi.org/10.1111/j.1600-0706.2010.18644.x</w:t>
-        </w:r>
-      </w:hyperlink>
-      <w:r>
-        <w:rPr>
-          <w:rFonts w:ascii="CMU Serif Roman" w:hAnsi="CMU Serif Roman" w:cs="CMU Serif Roman"/>
+      <w:r>
+        <w:fldChar w:fldCharType="begin"/>
+      </w:r>
+      <w:r>
+        <w:rPr>
+          <w:lang w:val="es-ES"/>
+          <w:rPrChange w:id="36" w:author="Ainhoa Magrach" w:date="2025-07-07T13:29:00Z" w16du:dateUtc="2025-07-07T11:29:00Z">
+            <w:rPr/>
+          </w:rPrChange>
+        </w:rPr>
+        <w:instrText>HYPERLINK "https://doi.org/10.1111/j.1600-0706.2010.18644.x" \h</w:instrText>
+      </w:r>
+      <w:r>
+        <w:fldChar w:fldCharType="separate"/>
+      </w:r>
+      <w:r>
+        <w:rPr>
+          <w:rStyle w:val="Hyperlink"/>
+          <w:rFonts w:ascii="CMU Serif Roman" w:hAnsi="CMU Serif Roman" w:cs="CMU Serif Roman"/>
+          <w:lang w:val="es-ES"/>
+          <w:rPrChange w:id="37" w:author="Ainhoa Magrach" w:date="2025-07-07T13:29:00Z" w16du:dateUtc="2025-07-07T11:29:00Z">
+            <w:rPr>
+              <w:rStyle w:val="Hyperlink"/>
+              <w:rFonts w:ascii="CMU Serif Roman" w:hAnsi="CMU Serif Roman" w:cs="CMU Serif Roman"/>
+            </w:rPr>
+          </w:rPrChange>
+        </w:rPr>
+        <w:t>https://doi.org/10.1111/j.1600-0706.2010.18644.x</w:t>
+      </w:r>
+      <w:r>
+        <w:fldChar w:fldCharType="end"/>
+      </w:r>
+      <w:r>
+        <w:rPr>
+          <w:rFonts w:ascii="CMU Serif Roman" w:hAnsi="CMU Serif Roman" w:cs="CMU Serif Roman"/>
+          <w:lang w:val="es-ES"/>
+          <w:rPrChange w:id="38" w:author="Ainhoa Magrach" w:date="2025-07-07T13:29:00Z" w16du:dateUtc="2025-07-07T11:29:00Z">
+            <w:rPr>
+              <w:rFonts w:ascii="CMU Serif Roman" w:hAnsi="CMU Serif Roman" w:cs="CMU Serif Roman"/>
+            </w:rPr>
+          </w:rPrChange>
         </w:rPr>
         <w:t>.</w:t>
       </w:r>
@@ -4411,8 +4525,8 @@
           <w:rFonts w:ascii="CMU Serif Roman" w:hAnsi="CMU Serif Roman" w:cs="CMU Serif Roman"/>
         </w:rPr>
       </w:pPr>
-      <w:bookmarkStart w:id="29" w:name="ref-Pizarro2021"/>
-      <w:bookmarkEnd w:id="28"/>
+      <w:bookmarkStart w:id="39" w:name="ref-Pizarro2021"/>
+      <w:bookmarkEnd w:id="33"/>
       <w:r>
         <w:rPr>
           <w:rFonts w:ascii="CMU Serif Roman" w:hAnsi="CMU Serif Roman" w:cs="CMU Serif Roman"/>
@@ -4442,7 +4556,7 @@
         </w:rPr>
         <w:t xml:space="preserve">2021. “Climaemet: Climate AEMET Tools,” September. </w:t>
       </w:r>
-      <w:hyperlink r:id="rId41">
+      <w:hyperlink r:id="rId42">
         <w:r>
           <w:rPr>
             <w:rStyle w:val="Hyperlink"/>
@@ -4466,8 +4580,8 @@
           <w:rFonts w:ascii="CMU Serif Roman" w:hAnsi="CMU Serif Roman" w:cs="CMU Serif Roman"/>
         </w:rPr>
       </w:pPr>
-      <w:bookmarkStart w:id="30" w:name="ref-risely2020"/>
-      <w:bookmarkEnd w:id="29"/>
+      <w:bookmarkStart w:id="40" w:name="ref-risely2020"/>
+      <w:bookmarkEnd w:id="39"/>
       <w:r>
         <w:rPr>
           <w:rFonts w:ascii="CMU Serif Roman" w:hAnsi="CMU Serif Roman" w:cs="CMU Serif Roman"/>
@@ -4488,7 +4602,7 @@
         </w:rPr>
         <w:t xml:space="preserve"> 89 (7): 1549–58. </w:t>
       </w:r>
-      <w:hyperlink r:id="rId42">
+      <w:hyperlink r:id="rId43">
         <w:r>
           <w:rPr>
             <w:rStyle w:val="Hyperlink"/>
@@ -4512,8 +4626,8 @@
           <w:rFonts w:ascii="CMU Serif Roman" w:hAnsi="CMU Serif Roman" w:cs="CMU Serif Roman"/>
         </w:rPr>
       </w:pPr>
-      <w:bookmarkStart w:id="31" w:name="ref-shah2024"/>
-      <w:bookmarkEnd w:id="30"/>
+      <w:bookmarkStart w:id="41" w:name="ref-shah2024"/>
+      <w:bookmarkEnd w:id="40"/>
       <w:r>
         <w:rPr>
           <w:rFonts w:ascii="CMU Serif Roman" w:hAnsi="CMU Serif Roman" w:cs="CMU Serif Roman"/>
@@ -4534,7 +4648,7 @@
         </w:rPr>
         <w:t xml:space="preserve"> 915 (March): 170145. </w:t>
       </w:r>
-      <w:hyperlink r:id="rId43">
+      <w:hyperlink r:id="rId44">
         <w:r>
           <w:rPr>
             <w:rStyle w:val="Hyperlink"/>
@@ -4558,8 +4672,8 @@
           <w:rFonts w:ascii="CMU Serif Roman" w:hAnsi="CMU Serif Roman" w:cs="CMU Serif Roman"/>
         </w:rPr>
       </w:pPr>
-      <w:bookmarkStart w:id="32" w:name="ref-steele2021"/>
-      <w:bookmarkEnd w:id="31"/>
+      <w:bookmarkStart w:id="42" w:name="ref-steele2021"/>
+      <w:bookmarkEnd w:id="41"/>
       <w:r>
         <w:rPr>
           <w:rFonts w:ascii="CMU Serif Roman" w:hAnsi="CMU Serif Roman" w:cs="CMU Serif Roman"/>
@@ -4580,7 +4694,7 @@
         </w:rPr>
         <w:t xml:space="preserve"> 9 (2). </w:t>
       </w:r>
-      <w:hyperlink r:id="rId44">
+      <w:hyperlink r:id="rId45">
         <w:r>
           <w:rPr>
             <w:rStyle w:val="Hyperlink"/>
@@ -4605,15 +4719,15 @@
           <w:lang w:val="es-ES"/>
         </w:rPr>
       </w:pPr>
-      <w:bookmarkStart w:id="33" w:name="ref-stemet2024"/>
-      <w:bookmarkEnd w:id="32"/>
+      <w:bookmarkStart w:id="43" w:name="ref-stemet2024"/>
+      <w:bookmarkEnd w:id="42"/>
       <w:r>
         <w:rPr>
           <w:rFonts w:ascii="CMU Serif Roman" w:hAnsi="CMU Serif Roman" w:cs="CMU Serif Roman"/>
         </w:rPr>
         <w:t xml:space="preserve">Stemet, Lilia, David J. Biddinger, Kusum Naithani, Allen L. Szalanski, and Neelendra Joshi. 2024. “Intertegular Distance of Wild Bees and Its Use in Estimating Proboscis Lengths and Foraging Ranges to Better Understand Bee Conservation Ecology.” </w:t>
       </w:r>
-      <w:hyperlink r:id="rId45">
+      <w:hyperlink r:id="rId46">
         <w:r>
           <w:rPr>
             <w:rStyle w:val="Hyperlink"/>
@@ -4639,8 +4753,8 @@
           <w:rFonts w:ascii="CMU Serif Roman" w:hAnsi="CMU Serif Roman" w:cs="CMU Serif Roman"/>
         </w:rPr>
       </w:pPr>
-      <w:bookmarkStart w:id="34" w:name="ref-vanbergen2017"/>
-      <w:bookmarkEnd w:id="33"/>
+      <w:bookmarkStart w:id="44" w:name="ref-vanbergen2017"/>
+      <w:bookmarkEnd w:id="43"/>
       <w:proofErr w:type="spellStart"/>
       <w:r>
         <w:rPr>
@@ -4693,7 +4807,7 @@
         </w:rPr>
         <w:t xml:space="preserve"> 2 (1): 16–25. </w:t>
       </w:r>
-      <w:hyperlink r:id="rId46">
+      <w:hyperlink r:id="rId47">
         <w:r>
           <w:rPr>
             <w:rStyle w:val="Hyperlink"/>
@@ -4717,7 +4831,7 @@
           <w:rFonts w:ascii="CMU Serif Roman" w:hAnsi="CMU Serif Roman" w:cs="CMU Serif Roman"/>
         </w:rPr>
       </w:pPr>
-      <w:bookmarkStart w:id="35" w:name="ref-wagner2021"/>
+      <w:bookmarkStart w:id="45" w:name="ref-wagner2021"/>
       <w:r>
         <w:rPr>
           <w:rFonts w:ascii="CMU Serif Roman" w:hAnsi="CMU Serif Roman" w:cs="CMU Serif Roman"/>
@@ -4781,7 +4895,7 @@
         </w:rPr>
         <w:t xml:space="preserve"> 118 (2). </w:t>
       </w:r>
-      <w:hyperlink r:id="rId47">
+      <w:hyperlink r:id="rId48">
         <w:r>
           <w:rPr>
             <w:rStyle w:val="Hyperlink"/>
@@ -4796,7 +4910,7 @@
         </w:rPr>
         <w:t>.</w:t>
       </w:r>
-      <w:bookmarkEnd w:id="35"/>
+      <w:bookmarkEnd w:id="45"/>
     </w:p>
     <w:p>
       <w:pPr>
@@ -4806,8 +4920,8 @@
           <w:rFonts w:ascii="CMU Serif Roman" w:hAnsi="CMU Serif Roman" w:cs="CMU Serif Roman"/>
         </w:rPr>
       </w:pPr>
-      <w:bookmarkStart w:id="36" w:name="ref-weinhold2024"/>
-      <w:bookmarkEnd w:id="34"/>
+      <w:bookmarkStart w:id="46" w:name="ref-weinhold2024"/>
+      <w:bookmarkEnd w:id="44"/>
       <w:r>
         <w:rPr>
           <w:rFonts w:ascii="CMU Serif Roman" w:hAnsi="CMU Serif Roman" w:cs="CMU Serif Roman"/>
@@ -4828,7 +4942,7 @@
         </w:rPr>
         <w:t xml:space="preserve"> 14 (March). </w:t>
       </w:r>
-      <w:hyperlink r:id="rId48">
+      <w:hyperlink r:id="rId49">
         <w:r>
           <w:rPr>
             <w:rStyle w:val="Hyperlink"/>
@@ -4852,8 +4966,8 @@
           <w:rFonts w:ascii="CMU Serif Roman" w:hAnsi="CMU Serif Roman" w:cs="CMU Serif Roman"/>
         </w:rPr>
       </w:pPr>
-      <w:bookmarkStart w:id="37" w:name="ref-winfree2009"/>
-      <w:bookmarkEnd w:id="36"/>
+      <w:bookmarkStart w:id="47" w:name="ref-winfree2009"/>
+      <w:bookmarkEnd w:id="46"/>
       <w:proofErr w:type="spellStart"/>
       <w:r>
         <w:rPr>
@@ -4938,7 +5052,7 @@
         </w:rPr>
         <w:t xml:space="preserve"> 90 (8): 2068–76. </w:t>
       </w:r>
-      <w:hyperlink r:id="rId49">
+      <w:hyperlink r:id="rId50">
         <w:r>
           <w:rPr>
             <w:rStyle w:val="Hyperlink"/>
@@ -4962,8 +5076,8 @@
           <w:rFonts w:ascii="CMU Serif Roman" w:hAnsi="CMU Serif Roman" w:cs="CMU Serif Roman"/>
         </w:rPr>
       </w:pPr>
-      <w:bookmarkStart w:id="38" w:name="ref-zheng2019"/>
-      <w:bookmarkEnd w:id="37"/>
+      <w:bookmarkStart w:id="48" w:name="ref-zheng2019"/>
+      <w:bookmarkEnd w:id="47"/>
       <w:r>
         <w:rPr>
           <w:rFonts w:ascii="CMU Serif Roman" w:hAnsi="CMU Serif Roman" w:cs="CMU Serif Roman"/>
@@ -4984,7 +5098,7 @@
         </w:rPr>
         <w:t xml:space="preserve"> 116 (51): 25909–16. </w:t>
       </w:r>
-      <w:hyperlink r:id="rId50">
+      <w:hyperlink r:id="rId51">
         <w:r>
           <w:rPr>
             <w:rStyle w:val="Hyperlink"/>
@@ -5008,8 +5122,8 @@
           <w:rFonts w:ascii="CMU Serif Roman" w:hAnsi="CMU Serif Roman" w:cs="CMU Serif Roman"/>
         </w:rPr>
       </w:pPr>
-      <w:bookmarkStart w:id="39" w:name="ref-zheng2017"/>
-      <w:bookmarkEnd w:id="38"/>
+      <w:bookmarkStart w:id="49" w:name="ref-zheng2017"/>
+      <w:bookmarkEnd w:id="48"/>
       <w:r>
         <w:rPr>
           <w:rFonts w:ascii="CMU Serif Roman" w:hAnsi="CMU Serif Roman" w:cs="CMU Serif Roman"/>
@@ -5030,7 +5144,7 @@
         </w:rPr>
         <w:t xml:space="preserve"> 114 (18): 4775–80. </w:t>
       </w:r>
-      <w:hyperlink r:id="rId51">
+      <w:hyperlink r:id="rId52">
         <w:r>
           <w:rPr>
             <w:rStyle w:val="Hyperlink"/>
@@ -5045,9 +5159,9 @@
         </w:rPr>
         <w:t>.</w:t>
       </w:r>
-      <w:bookmarkEnd w:id="5"/>
-      <w:bookmarkEnd w:id="7"/>
-      <w:bookmarkEnd w:id="39"/>
+      <w:bookmarkEnd w:id="9"/>
+      <w:bookmarkEnd w:id="11"/>
+      <w:bookmarkEnd w:id="49"/>
     </w:p>
     <w:sectPr>
       <w:pgSz w:w="12240" w:h="15840"/>
@@ -5141,6 +5255,14 @@
     <w:abstractNumId w:val="0"/>
   </w:num>
 </w:numbering>
+</file>
+
+<file path=word/people.xml><?xml version="1.0" encoding="utf-8"?>
+<w15:people xmlns:wpc="http://schemas.microsoft.com/office/word/2010/wordprocessingCanvas" xmlns:cx="http://schemas.microsoft.com/office/drawing/2014/chartex" xmlns:cx1="http://schemas.microsoft.com/office/drawing/2015/9/8/chartex" xmlns:cx2="http://schemas.microsoft.com/office/drawing/2015/10/21/chartex" xmlns:cx3="http://schemas.microsoft.com/office/drawing/2016/5/9/chartex" xmlns:cx4="http://schemas.microsoft.com/office/drawing/2016/5/10/chartex" xmlns:cx5="http://schemas.microsoft.com/office/drawing/2016/5/11/chartex" xmlns:cx6="http://schemas.microsoft.com/office/drawing/2016/5/12/chartex" xmlns:cx7="http://schemas.microsoft.com/office/drawing/2016/5/13/chartex" xmlns:cx8="http://schemas.microsoft.com/office/drawing/2016/5/14/chartex" xmlns:mc="http://schemas.openxmlformats.org/markup-compatibility/2006" xmlns:aink="http://schemas.microsoft.com/office/drawing/2016/ink" xmlns:am3d="http://schemas.microsoft.com/office/drawing/2017/model3d" xmlns:o="urn:schemas-microsoft-com:office:office" xmlns:oel="http://schemas.microsoft.com/office/2019/extlst" xmlns:r="http://schemas.openxmlformats.org/officeDocument/2006/relationships" xmlns:m="http://schemas.openxmlformats.org/officeDocument/2006/math" xmlns:v="urn:schemas-microsoft-com:vml" xmlns:wp14="http://schemas.microsoft.com/office/word/2010/wordprocessingDrawing" xmlns:wp="http://schemas.openxmlformats.org/drawingml/2006/wordprocessingDrawing" xmlns:w10="urn:schemas-microsoft-com:office:word" xmlns:w="http://schemas.openxmlformats.org/wordprocessingml/2006/main" xmlns:w14="http://schemas.microsoft.com/office/word/2010/wordml" xmlns:w15="http://schemas.microsoft.com/office/word/2012/wordml" xmlns:w16cex="http://schemas.microsoft.com/office/word/2018/wordml/cex" xmlns:w16cid="http://schemas.microsoft.com/office/word/2016/wordml/cid" xmlns:w16="http://schemas.microsoft.com/office/word/2018/wordml" xmlns:w16du="http://schemas.microsoft.com/office/word/2023/wordml/word16du" xmlns:w16sdtdh="http://schemas.microsoft.com/office/word/2020/wordml/sdtdatahash" xmlns:w16sdtfl="http://schemas.microsoft.com/office/word/2024/wordml/sdtformatlock" xmlns:w16se="http://schemas.microsoft.com/office/word/2015/wordml/symex" xmlns:wpg="http://schemas.microsoft.com/office/word/2010/wordprocessingGroup" xmlns:wpi="http://schemas.microsoft.com/office/word/2010/wordprocessingInk" xmlns:wne="http://schemas.microsoft.com/office/word/2006/wordml" xmlns:wps="http://schemas.microsoft.com/office/word/2010/wordprocessingShape" mc:Ignorable="w14 w15 w16se w16cid w16 w16cex w16sdtdh w16sdtfl w16du wp14">
+  <w15:person w15:author="Ainhoa Magrach">
+    <w15:presenceInfo w15:providerId="Windows Live" w15:userId="d571eaaaa22ded7c"/>
+  </w15:person>
+</w15:people>
 </file>
 
 <file path=word/styles.xml><?xml version="1.0" encoding="utf-8"?>

--- a/ms_versions/ms_microbiome_v1.docx
+++ b/ms_versions/ms_microbiome_v1.docx
@@ -18,6 +18,11 @@
     </w:p>
     <w:p>
       <w:pPr>
+        <w:pStyle w:val="BodyText"/>
+      </w:pPr>
+    </w:p>
+    <w:p>
+      <w:pPr>
         <w:pStyle w:val="Author"/>
         <w:jc w:val="left"/>
         <w:rPr>
@@ -403,16 +408,24 @@
     <w:p>
       <w:pPr>
         <w:pStyle w:val="FirstParagraph"/>
-        <w:jc w:val="both"/>
-        <w:rPr>
-          <w:rFonts w:ascii="CMU Serif Roman" w:hAnsi="CMU Serif Roman" w:cs="CMU Serif Roman"/>
-        </w:rPr>
-      </w:pPr>
-      <w:r>
-        <w:rPr>
-          <w:rFonts w:ascii="CMU Serif Roman" w:hAnsi="CMU Serif Roman" w:cs="CMU Serif Roman"/>
-        </w:rPr>
-        <w:t>Pollinators are essential for both natural and agricultural systems, supporting the diversity of plant communities and the productivity of crops around the globe. However, different global change drivers increasingly threaten these pollinator populations, leading to declines in population numbers and cascading effects on ecosystems and human food security. One critical but understudied aspect of pollinator health is their microbiome. The microbiome, a community of microorganisms living within and on pollinators, plays a significant role in digestion, immune function, and disease resistance, amongst others. However, environmental changes and pesticide exposure can disrupt these microbial communities, compromising pollinator health and survival. Most research on pollinator microbiomes has focused on managed species like honeybees, leaving significant gaps in our understanding of wild pollinators. This study investigates the microbiome composition of the common carder bee (</w:t>
+        <w:spacing w:line="480" w:lineRule="auto"/>
+        <w:jc w:val="both"/>
+        <w:rPr>
+          <w:rFonts w:ascii="CMU Serif Roman" w:hAnsi="CMU Serif Roman" w:cs="CMU Serif Roman"/>
+        </w:rPr>
+      </w:pPr>
+      <w:r>
+        <w:rPr>
+          <w:rFonts w:ascii="CMU Serif Roman" w:hAnsi="CMU Serif Roman" w:cs="CMU Serif Roman"/>
+        </w:rPr>
+        <w:t xml:space="preserve">Pollinators are essential for both natural and agricultural systems, supporting the diversity of plant communities and the productivity of crops around the globe. However, different global change drivers increasingly threaten these pollinator populations, leading to declines in population numbers and cascading effects on ecosystems and human food security. One critical but understudied aspect of pollinator health is their microbiome. The microbiome, a community of microorganisms living within and on pollinators, plays a significant role in digestion, immune function, and disease resistance, amongst others. However, environmental changes and pesticide exposure can disrupt these microbial </w:t>
+      </w:r>
+      <w:r>
+        <w:rPr>
+          <w:rFonts w:ascii="CMU Serif Roman" w:hAnsi="CMU Serif Roman" w:cs="CMU Serif Roman"/>
+        </w:rPr>
+        <w:lastRenderedPageBreak/>
+        <w:t>communities, compromising pollinator health and survival. Most research on pollinator microbiomes has focused on managed species like honeybees, leaving significant gaps in our understanding of wild pollinators. This study investigates the microbiome composition of the common carder bee (</w:t>
       </w:r>
       <w:r>
         <w:rPr>
@@ -432,6 +445,7 @@
     <w:p>
       <w:pPr>
         <w:pStyle w:val="Heading2"/>
+        <w:spacing w:line="480" w:lineRule="auto"/>
         <w:jc w:val="both"/>
         <w:rPr>
           <w:rFonts w:ascii="CMU Serif Roman" w:hAnsi="CMU Serif Roman" w:cs="CMU Serif Roman"/>
@@ -443,13 +457,13 @@
         <w:rPr>
           <w:rFonts w:ascii="CMU Serif Roman" w:hAnsi="CMU Serif Roman" w:cs="CMU Serif Roman"/>
         </w:rPr>
-        <w:lastRenderedPageBreak/>
         <w:t>Introduction</w:t>
       </w:r>
     </w:p>
     <w:p>
       <w:pPr>
         <w:pStyle w:val="FirstParagraph"/>
+        <w:spacing w:line="480" w:lineRule="auto"/>
         <w:jc w:val="both"/>
         <w:rPr>
           <w:rFonts w:ascii="CMU Serif Roman" w:hAnsi="CMU Serif Roman" w:cs="CMU Serif Roman"/>
@@ -503,12 +517,20 @@
         <w:rPr>
           <w:rFonts w:ascii="CMU Serif Roman" w:hAnsi="CMU Serif Roman" w:cs="CMU Serif Roman"/>
         </w:rPr>
-        <w:t xml:space="preserve">. Climate change, with its impacts on temperature and precipitation patterns, disrupts pollinator behaviors and/or morphologies (Miller-Struttmann et al. 2015) leading to plant-pollinator mismatches (Gérard et al. 2020). Habitat loss and fragmentation lead to a reduction in pollinator populations (Winfree et al. 2009), while the widespread use of pesticides introduce additional stresses (Guzman et al. 2024). These factors, compounded by the spread of diseases (Manley, Boots, and Wilfert 2015) and the increasing presence of invasive species (Vanbergen, Espíndola, and Aizen 2017), threaten the survival of pollinator populations, leading to cascading effects on ecosystems and human food systems (Devkota et al. 2024; Murphy et al. 2022). </w:t>
+        <w:t xml:space="preserve">. Climate change, with its impacts on temperature and precipitation patterns, disrupts pollinator behaviors and/or morphologies (Miller-Struttmann et al. 2015) leading to plant-pollinator mismatches (Gérard et al. 2020). Habitat loss and fragmentation lead to a reduction in pollinator populations (Winfree et al. 2009), while the widespread use of pesticides introduce additional stresses (Guzman et al. 2024). These factors, compounded by the spread of diseases (Manley, Boots, and Wilfert 2015) and the increasing presence </w:t>
+      </w:r>
+      <w:r>
+        <w:rPr>
+          <w:rFonts w:ascii="CMU Serif Roman" w:hAnsi="CMU Serif Roman" w:cs="CMU Serif Roman"/>
+        </w:rPr>
+        <w:lastRenderedPageBreak/>
+        <w:t xml:space="preserve">of invasive species (Vanbergen, Espíndola, and Aizen 2017), threaten the survival of pollinator populations, leading to cascading effects on ecosystems and human food systems (Devkota et al. 2024; Murphy et al. 2022). </w:t>
       </w:r>
     </w:p>
     <w:p>
       <w:pPr>
         <w:pStyle w:val="BodyText"/>
+        <w:spacing w:line="480" w:lineRule="auto"/>
         <w:jc w:val="both"/>
         <w:rPr>
           <w:rFonts w:ascii="CMU Serif Roman" w:hAnsi="CMU Serif Roman" w:cs="CMU Serif Roman"/>
@@ -548,16 +570,24 @@
     <w:p>
       <w:pPr>
         <w:pStyle w:val="BodyText"/>
-        <w:jc w:val="both"/>
-        <w:rPr>
-          <w:rFonts w:ascii="CMU Serif Roman" w:hAnsi="CMU Serif Roman" w:cs="CMU Serif Roman"/>
-        </w:rPr>
-      </w:pPr>
-      <w:r>
-        <w:rPr>
-          <w:rFonts w:ascii="CMU Serif Roman" w:hAnsi="CMU Serif Roman" w:cs="CMU Serif Roman"/>
-        </w:rPr>
-        <w:t>Most research on pollinator microbiomes has focused on managed species, like honeybees (Engel, Martinson, and Moran 2012) and certain bumblebee species (Weinhold, Grüner, and Keller 2024), providing valuable insights into their gut microbial communities and how these microorganisms influence their health and productivity. However, our understanding of the microbiomes of other pollinator species, and particularly of wild species, remains limited (although see Li et al. 2023 for a focus on other species). We know even less about how these microbiomes change over time or how different environmental factors shape them.</w:t>
+        <w:spacing w:line="480" w:lineRule="auto"/>
+        <w:jc w:val="both"/>
+        <w:rPr>
+          <w:rFonts w:ascii="CMU Serif Roman" w:hAnsi="CMU Serif Roman" w:cs="CMU Serif Roman"/>
+        </w:rPr>
+      </w:pPr>
+      <w:r>
+        <w:rPr>
+          <w:rFonts w:ascii="CMU Serif Roman" w:hAnsi="CMU Serif Roman" w:cs="CMU Serif Roman"/>
+        </w:rPr>
+        <w:t xml:space="preserve">Most research on pollinator microbiomes has focused on managed species, like honeybees (Engel, Martinson, and Moran 2012) and certain bumblebee species (Weinhold, Grüner, and Keller 2024), providing valuable insights into their gut microbial communities and how these microorganisms influence their health and productivity. However, our </w:t>
+      </w:r>
+      <w:r>
+        <w:rPr>
+          <w:rFonts w:ascii="CMU Serif Roman" w:hAnsi="CMU Serif Roman" w:cs="CMU Serif Roman"/>
+        </w:rPr>
+        <w:lastRenderedPageBreak/>
+        <w:t>understanding of the microbiomes of other pollinator species, and particularly of wild species, remains limited (although see Li et al. 2023 for a focus on other species). We know even less about how these microbiomes change over time or how different environmental factors shape them.</w:t>
       </w:r>
       <w:r>
         <w:rPr>
@@ -575,86 +605,88 @@
     <w:p>
       <w:pPr>
         <w:pStyle w:val="NormalWeb"/>
-        <w:jc w:val="both"/>
+        <w:spacing w:line="480" w:lineRule="auto"/>
+        <w:jc w:val="both"/>
+      </w:pPr>
+      <w:r>
+        <w:rPr>
+          <w:rFonts w:ascii="CMU Serif Roman" w:hAnsi="CMU Serif Roman" w:cs="CMU Serif Roman"/>
+        </w:rPr>
+        <w:t>Research in honeybees and some bumblebees has shown the existence of a core microbiome in these species, defined as a common group of microbes that are found across individuals of a given species (although the existence of this core microbiome is still somewhat controversial</w:t>
+      </w:r>
+      <w:r>
+        <w:rPr>
+          <w:rFonts w:ascii="CMU Serif Roman" w:hAnsi="CMU Serif Roman" w:cs="CMU Serif Roman"/>
+        </w:rPr>
+        <w:t xml:space="preserve">, </w:t>
+      </w:r>
+      <w:proofErr w:type="spellStart"/>
+      <w:r>
+        <w:rPr>
+          <w:rFonts w:ascii="CMU Serif Roman" w:hAnsi="CMU Serif Roman" w:cs="CMU Serif Roman"/>
+        </w:rPr>
+        <w:t>Risely</w:t>
+      </w:r>
+      <w:proofErr w:type="spellEnd"/>
+      <w:r>
+        <w:rPr>
+          <w:rFonts w:ascii="CMU Serif Roman" w:hAnsi="CMU Serif Roman" w:cs="CMU Serif Roman"/>
+        </w:rPr>
+        <w:t xml:space="preserve"> 2020; Neu, Allen, and Roy 2021). This core microbiome consists of around five genera in the case of honeybees (Carlini et al. 2024) and is mostly </w:t>
+      </w:r>
+      <w:proofErr w:type="gramStart"/>
+      <w:r>
+        <w:rPr>
+          <w:rFonts w:ascii="CMU Serif Roman" w:hAnsi="CMU Serif Roman" w:cs="CMU Serif Roman"/>
+        </w:rPr>
+        <w:t>vertically-transmitted</w:t>
+      </w:r>
+      <w:proofErr w:type="gramEnd"/>
+      <w:r>
+        <w:rPr>
+          <w:rFonts w:ascii="CMU Serif Roman" w:hAnsi="CMU Serif Roman" w:cs="CMU Serif Roman"/>
+        </w:rPr>
+        <w:t xml:space="preserve"> within the hive (M</w:t>
+      </w:r>
+      <w:r>
+        <w:rPr>
+          <w:rFonts w:ascii="CMU Serif Roman" w:hAnsi="CMU Serif Roman" w:cs="CMU Serif Roman"/>
+        </w:rPr>
+        <w:t>artinson</w:t>
+      </w:r>
+      <w:r>
+        <w:rPr>
+          <w:rFonts w:ascii="CMU Serif Roman" w:hAnsi="CMU Serif Roman" w:cs="CMU Serif Roman"/>
+        </w:rPr>
+        <w:t xml:space="preserve"> et al. 2010). In addition to this core microbiome, pollinators also acquire microbes from their environment, particularly through their diet (Ludvigsen et al. 2015), which can include nectar, pollen, and other floral resources. These acquired microorganisms can introduce new functions and adaptations but also make pollinators susceptible to environmental changes and stressors</w:t>
+      </w:r>
+      <w:r>
+        <w:rPr>
+          <w:rFonts w:ascii="CMU Serif Roman" w:hAnsi="CMU Serif Roman" w:cs="CMU Serif Roman"/>
+        </w:rPr>
+        <w:t xml:space="preserve">, </w:t>
+      </w:r>
+      <w:r>
+        <w:rPr>
+          <w:rFonts w:ascii="CMU Serif Roman" w:hAnsi="CMU Serif Roman" w:cs="CMU Serif Roman"/>
+        </w:rPr>
+        <w:t>which raises the need to understand the relationship between landscape composition (e.g., floral diversity) and microbiome composition.</w:t>
+      </w:r>
+    </w:p>
+    <w:p>
+      <w:pPr>
+        <w:pStyle w:val="BodyText"/>
+        <w:spacing w:line="480" w:lineRule="auto"/>
+        <w:jc w:val="both"/>
+        <w:rPr>
+          <w:rFonts w:ascii="CMU Serif Roman" w:hAnsi="CMU Serif Roman" w:cs="CMU Serif Roman"/>
+        </w:rPr>
       </w:pPr>
       <w:r>
         <w:rPr>
           <w:rFonts w:ascii="CMU Serif Roman" w:hAnsi="CMU Serif Roman" w:cs="CMU Serif Roman"/>
         </w:rPr>
         <w:lastRenderedPageBreak/>
-        <w:t>Research in honeybees and some bumblebees has shown the existence of a core microbiome in these species, defined as a common group of microbes that are found across individuals of a given species (although the existence of this core microbiome is still somewhat controversial</w:t>
-      </w:r>
-      <w:r>
-        <w:rPr>
-          <w:rFonts w:ascii="CMU Serif Roman" w:hAnsi="CMU Serif Roman" w:cs="CMU Serif Roman"/>
-        </w:rPr>
-        <w:t xml:space="preserve">, </w:t>
-      </w:r>
-      <w:proofErr w:type="spellStart"/>
-      <w:r>
-        <w:rPr>
-          <w:rFonts w:ascii="CMU Serif Roman" w:hAnsi="CMU Serif Roman" w:cs="CMU Serif Roman"/>
-        </w:rPr>
-        <w:t>Risely</w:t>
-      </w:r>
-      <w:proofErr w:type="spellEnd"/>
-      <w:r>
-        <w:rPr>
-          <w:rFonts w:ascii="CMU Serif Roman" w:hAnsi="CMU Serif Roman" w:cs="CMU Serif Roman"/>
-        </w:rPr>
-        <w:t xml:space="preserve"> 2020; Neu, Allen, and Roy 2021). This core microbiome consists of around five genera in the case of honeybees (Carlini et al. 2024) and is mostly </w:t>
-      </w:r>
-      <w:proofErr w:type="gramStart"/>
-      <w:r>
-        <w:rPr>
-          <w:rFonts w:ascii="CMU Serif Roman" w:hAnsi="CMU Serif Roman" w:cs="CMU Serif Roman"/>
-        </w:rPr>
-        <w:t>vertically-transmitted</w:t>
-      </w:r>
-      <w:proofErr w:type="gramEnd"/>
-      <w:r>
-        <w:rPr>
-          <w:rFonts w:ascii="CMU Serif Roman" w:hAnsi="CMU Serif Roman" w:cs="CMU Serif Roman"/>
-        </w:rPr>
-        <w:t xml:space="preserve"> within the hive (M</w:t>
-      </w:r>
-      <w:r>
-        <w:rPr>
-          <w:rFonts w:ascii="CMU Serif Roman" w:hAnsi="CMU Serif Roman" w:cs="CMU Serif Roman"/>
-        </w:rPr>
-        <w:t>artinson</w:t>
-      </w:r>
-      <w:r>
-        <w:rPr>
-          <w:rFonts w:ascii="CMU Serif Roman" w:hAnsi="CMU Serif Roman" w:cs="CMU Serif Roman"/>
-        </w:rPr>
-        <w:t xml:space="preserve"> et al. 2010). In addition to this core microbiome, pollinators also acquire microbes from their environment, particularly through their diet (Ludvigsen et al. 2015), which can include nectar, pollen, and other floral resources. These acquired microorganisms can introduce new functions and adaptations but also make pollinators susceptible to environmental changes and stressors</w:t>
-      </w:r>
-      <w:r>
-        <w:rPr>
-          <w:rFonts w:ascii="CMU Serif Roman" w:hAnsi="CMU Serif Roman" w:cs="CMU Serif Roman"/>
-        </w:rPr>
-        <w:t xml:space="preserve">, </w:t>
-      </w:r>
-      <w:r>
-        <w:rPr>
-          <w:rFonts w:ascii="CMU Serif Roman" w:hAnsi="CMU Serif Roman" w:cs="CMU Serif Roman"/>
-        </w:rPr>
-        <w:t>which raises the need to understand the relationship between landscape composition (e.g., floral diversity) and microbiome composition.</w:t>
-      </w:r>
-    </w:p>
-    <w:p>
-      <w:pPr>
-        <w:pStyle w:val="BodyText"/>
-        <w:jc w:val="both"/>
-        <w:rPr>
-          <w:rFonts w:ascii="CMU Serif Roman" w:hAnsi="CMU Serif Roman" w:cs="CMU Serif Roman"/>
-        </w:rPr>
-      </w:pPr>
-      <w:r>
-        <w:rPr>
-          <w:rFonts w:ascii="CMU Serif Roman" w:hAnsi="CMU Serif Roman" w:cs="CMU Serif Roman"/>
-        </w:rPr>
         <w:t>Here, we focus on understanding the microbiome composition and dynamics of a wild pollinator species, the common carder bee (</w:t>
       </w:r>
       <w:r>
@@ -689,6 +721,7 @@
     <w:p>
       <w:pPr>
         <w:pStyle w:val="Heading2"/>
+        <w:spacing w:line="480" w:lineRule="auto"/>
         <w:jc w:val="both"/>
         <w:rPr>
           <w:rFonts w:ascii="CMU Serif Roman" w:hAnsi="CMU Serif Roman" w:cs="CMU Serif Roman"/>
@@ -706,6 +739,7 @@
     <w:p>
       <w:pPr>
         <w:pStyle w:val="FirstParagraph"/>
+        <w:spacing w:line="480" w:lineRule="auto"/>
         <w:jc w:val="both"/>
         <w:rPr>
           <w:rFonts w:ascii="CMU Serif Roman" w:hAnsi="CMU Serif Roman" w:cs="CMU Serif Roman"/>
@@ -721,15 +755,17 @@
     <w:p>
       <w:pPr>
         <w:pStyle w:val="BodyText"/>
-        <w:jc w:val="both"/>
-        <w:rPr>
-          <w:rFonts w:ascii="CMU Serif Roman" w:hAnsi="CMU Serif Roman" w:cs="CMU Serif Roman"/>
-        </w:rPr>
-      </w:pPr>
-      <w:r>
-        <w:rPr>
-          <w:rFonts w:ascii="CMU Serif Roman" w:hAnsi="CMU Serif Roman" w:cs="CMU Serif Roman"/>
-        </w:rPr>
+        <w:spacing w:line="480" w:lineRule="auto"/>
+        <w:jc w:val="both"/>
+        <w:rPr>
+          <w:rFonts w:ascii="CMU Serif Roman" w:hAnsi="CMU Serif Roman" w:cs="CMU Serif Roman"/>
+        </w:rPr>
+      </w:pPr>
+      <w:r>
+        <w:rPr>
+          <w:rFonts w:ascii="CMU Serif Roman" w:hAnsi="CMU Serif Roman" w:cs="CMU Serif Roman"/>
+        </w:rPr>
+        <w:lastRenderedPageBreak/>
         <w:t xml:space="preserve">Within the park, we selected 16 different sampling sites, all of them located at similar altitudes ~800 m a.s.l, which we sampled every two weeks depending on weather conditions, avoiding rainy, windy or foggy days. At every sampling date we aimed to collect at least 5 </w:t>
       </w:r>
       <w:r>
@@ -744,19 +780,13 @@
         <w:rPr>
           <w:rFonts w:ascii="CMU Serif Roman" w:hAnsi="CMU Serif Roman" w:cs="CMU Serif Roman"/>
         </w:rPr>
-        <w:t xml:space="preserve"> individuals per day, although this was not always possible. All collected individuals were labeled and stored independently in 50 ml vials at -20ºC until processed in the laboratory. For each bumblebee specimen we measured the inter-tegular distance as a measure of body size (Stemet et al. 2024). We then extracted </w:t>
-      </w:r>
-      <w:r>
-        <w:rPr>
-          <w:rFonts w:ascii="CMU Serif Roman" w:hAnsi="CMU Serif Roman" w:cs="CMU Serif Roman"/>
-        </w:rPr>
-        <w:lastRenderedPageBreak/>
-        <w:t>bumblebee guts using sterile forceps which we stored in 96% alcohol until DNA extraction. Bacterial, plant and fungi DNA was extracted following Macherey-Nagel NucleoSpin® 96 Soil protocol (2021) and were  amplified in duplicate using the DFD forward and ASDFAS reverse primers.</w:t>
+        <w:t xml:space="preserve"> individuals per day, although this was not always possible. All collected individuals were labeled and stored independently in 50 ml vials at -20ºC until processed in the laboratory. For each bumblebee specimen we measured the inter-tegular distance as a measure of body size (Stemet et al. 2024). We then extracted bumblebee guts using sterile forceps which we stored in 96% alcohol until DNA extraction. Bacterial, plant and fungi DNA was extracted following Macherey-Nagel NucleoSpin® 96 Soil protocol (2021) and were  amplified in duplicate using the DFD forward and ASDFAS reverse primers.</w:t>
       </w:r>
     </w:p>
     <w:p>
       <w:pPr>
         <w:pStyle w:val="BodyText"/>
+        <w:spacing w:line="480" w:lineRule="auto"/>
         <w:jc w:val="both"/>
         <w:rPr>
           <w:rFonts w:ascii="CMU Serif Roman" w:hAnsi="CMU Serif Roman" w:cs="CMU Serif Roman"/>
@@ -772,6 +802,7 @@
     <w:p>
       <w:pPr>
         <w:pStyle w:val="BodyText"/>
+        <w:spacing w:line="480" w:lineRule="auto"/>
         <w:jc w:val="both"/>
         <w:rPr>
           <w:rFonts w:ascii="CMU Serif Roman" w:hAnsi="CMU Serif Roman" w:cs="CMU Serif Roman"/>
@@ -791,6 +822,7 @@
     <w:p>
       <w:pPr>
         <w:pStyle w:val="BodyText"/>
+        <w:spacing w:line="480" w:lineRule="auto"/>
         <w:jc w:val="both"/>
         <w:rPr>
           <w:rFonts w:ascii="CMU Serif Roman" w:hAnsi="CMU Serif Roman" w:cs="CMU Serif Roman"/>
@@ -812,7 +844,14 @@
         <w:rPr>
           <w:rFonts w:ascii="CMU Serif Roman" w:hAnsi="CMU Serif Roman" w:cs="CMU Serif Roman"/>
         </w:rPr>
-        <w:t xml:space="preserve"> g for 2 minutes to eliminate foam. Next, 150 µL of Buffer SL3 were added to each sample, vortexed for 5 seconds, and incubated on ice at 0-4ºC for 5 minutes, followed by centrifugation at 11,000 </w:t>
+        <w:t xml:space="preserve"> g for 2 minutes to eliminate foam. Next, 150 µL of Buffer SL3 </w:t>
+      </w:r>
+      <w:r>
+        <w:rPr>
+          <w:rFonts w:ascii="CMU Serif Roman" w:hAnsi="CMU Serif Roman" w:cs="CMU Serif Roman"/>
+        </w:rPr>
+        <w:lastRenderedPageBreak/>
+        <w:t xml:space="preserve">were added to each sample, vortexed for 5 seconds, and incubated on ice at 0-4ºC for 5 minutes, followed by centrifugation at 11,000 </w:t>
       </w:r>
       <w:r>
         <w:rPr>
@@ -830,6 +869,7 @@
     <w:p>
       <w:pPr>
         <w:pStyle w:val="BodyText"/>
+        <w:spacing w:line="480" w:lineRule="auto"/>
         <w:jc w:val="both"/>
         <w:rPr>
           <w:rFonts w:ascii="CMU Serif Roman" w:hAnsi="CMU Serif Roman" w:cs="CMU Serif Roman"/>
@@ -857,6 +897,7 @@
     <w:p>
       <w:pPr>
         <w:pStyle w:val="BodyText"/>
+        <w:spacing w:line="480" w:lineRule="auto"/>
         <w:jc w:val="both"/>
         <w:rPr>
           <w:rFonts w:ascii="CMU Serif Roman" w:hAnsi="CMU Serif Roman" w:cs="CMU Serif Roman"/>
@@ -932,6 +973,7 @@
     <w:p>
       <w:pPr>
         <w:pStyle w:val="BodyText"/>
+        <w:spacing w:line="480" w:lineRule="auto"/>
         <w:jc w:val="both"/>
         <w:rPr>
           <w:rFonts w:ascii="CMU Serif Roman" w:hAnsi="CMU Serif Roman" w:cs="CMU Serif Roman"/>
@@ -959,6 +1001,7 @@
     <w:p>
       <w:pPr>
         <w:pStyle w:val="BodyText"/>
+        <w:spacing w:line="480" w:lineRule="auto"/>
         <w:jc w:val="both"/>
         <w:rPr>
           <w:rFonts w:ascii="CMU Serif Roman" w:hAnsi="CMU Serif Roman" w:cs="CMU Serif Roman"/>
@@ -978,15 +1021,17 @@
     <w:p>
       <w:pPr>
         <w:pStyle w:val="BodyText"/>
-        <w:jc w:val="both"/>
-        <w:rPr>
-          <w:rFonts w:ascii="CMU Serif Roman" w:hAnsi="CMU Serif Roman" w:cs="CMU Serif Roman"/>
-        </w:rPr>
-      </w:pPr>
-      <w:r>
-        <w:rPr>
-          <w:rFonts w:ascii="CMU Serif Roman" w:hAnsi="CMU Serif Roman" w:cs="CMU Serif Roman"/>
-        </w:rPr>
+        <w:spacing w:line="480" w:lineRule="auto"/>
+        <w:jc w:val="both"/>
+        <w:rPr>
+          <w:rFonts w:ascii="CMU Serif Roman" w:hAnsi="CMU Serif Roman" w:cs="CMU Serif Roman"/>
+        </w:rPr>
+      </w:pPr>
+      <w:r>
+        <w:rPr>
+          <w:rFonts w:ascii="CMU Serif Roman" w:hAnsi="CMU Serif Roman" w:cs="CMU Serif Roman"/>
+        </w:rPr>
+        <w:lastRenderedPageBreak/>
         <w:t>DNA amplification was assessed using two-step PCR. Step 1 PCRs were performed for bacterial, plant, and fungal genetic material, with identical reagent volumes for all samples, differing only in the primers used (</w:t>
       </w:r>
       <w:r>
@@ -1000,19 +1045,13 @@
         <w:rPr>
           <w:rFonts w:ascii="CMU Serif Roman" w:hAnsi="CMU Serif Roman" w:cs="CMU Serif Roman"/>
         </w:rPr>
-        <w:t xml:space="preserve">). PCRs were run in a 96-well plate, with two plates for each group: one containing 96 samples and another with 40 samples, including negative controls. Step 1 PCR was repeated twice per sample, after which 7.5 µL from each replicate were pooled into a new plate, with 15 µL per well. PCR </w:t>
-      </w:r>
-      <w:r>
-        <w:rPr>
-          <w:rFonts w:ascii="CMU Serif Roman" w:hAnsi="CMU Serif Roman" w:cs="CMU Serif Roman"/>
-        </w:rPr>
-        <w:lastRenderedPageBreak/>
-        <w:t>amplification success was confirmed via 2% agarose gel electrophoresis between Step 1 and Step 2 PCRs to verify amplicon size.</w:t>
+        <w:t>). PCRs were run in a 96-well plate, with two plates for each group: one containing 96 samples and another with 40 samples, including negative controls. Step 1 PCR was repeated twice per sample, after which 7.5 µL from each replicate were pooled into a new plate, with 15 µL per well. PCR amplification success was confirmed via 2% agarose gel electrophoresis between Step 1 and Step 2 PCRs to verify amplicon size.</w:t>
       </w:r>
     </w:p>
     <w:p>
       <w:pPr>
         <w:pStyle w:val="BodyText"/>
+        <w:spacing w:line="480" w:lineRule="auto"/>
         <w:jc w:val="both"/>
         <w:rPr>
           <w:rFonts w:ascii="CMU Serif Roman" w:hAnsi="CMU Serif Roman" w:cs="CMU Serif Roman"/>
@@ -1032,6 +1071,7 @@
     <w:p>
       <w:pPr>
         <w:pStyle w:val="BodyText"/>
+        <w:spacing w:line="480" w:lineRule="auto"/>
         <w:jc w:val="both"/>
         <w:rPr>
           <w:rFonts w:ascii="CMU Serif Roman" w:hAnsi="CMU Serif Roman" w:cs="CMU Serif Roman"/>
@@ -1072,7 +1112,7 @@
     </w:p>
     <w:p>
       <w:pPr>
-        <w:spacing w:before="100" w:beforeAutospacing="1" w:after="100" w:afterAutospacing="1"/>
+        <w:spacing w:before="100" w:beforeAutospacing="1" w:after="100" w:afterAutospacing="1" w:line="480" w:lineRule="auto"/>
         <w:jc w:val="both"/>
         <w:rPr>
           <w:rFonts w:ascii="CMU Serif Roman" w:hAnsi="CMU Serif Roman" w:cs="CMU Serif Roman"/>
@@ -1156,21 +1196,133 @@
     <w:p>
       <w:pPr>
         <w:pStyle w:val="NormalWeb"/>
-        <w:jc w:val="both"/>
-        <w:rPr>
-          <w:rFonts w:ascii="CMU Serif Roman" w:hAnsi="CMU Serif Roman" w:cs="CMU Serif Roman"/>
-        </w:rPr>
-      </w:pPr>
-      <w:r>
-        <w:rPr>
-          <w:rFonts w:ascii="CMU Serif Roman" w:hAnsi="CMU Serif Roman" w:cs="CMU Serif Roman"/>
-        </w:rPr>
+        <w:spacing w:line="480" w:lineRule="auto"/>
+        <w:jc w:val="both"/>
+        <w:rPr>
+          <w:rFonts w:ascii="CMU Serif Roman" w:hAnsi="CMU Serif Roman" w:cs="CMU Serif Roman"/>
+        </w:rPr>
+      </w:pPr>
+      <w:r>
+        <w:rPr>
+          <w:rFonts w:ascii="CMU Serif Roman" w:hAnsi="CMU Serif Roman" w:cs="CMU Serif Roman"/>
+        </w:rPr>
+        <w:lastRenderedPageBreak/>
         <w:t xml:space="preserve">To assess the relationship between floral species diversity and the gut microbiome of wild bumblebees, we modeled three response variables separately: bacterial species richness (observed ASVs), Shannon diversity, and Simpson diversity. For each of these diversity metrics, we fitted a linear model with floral diversity as a predictor, while controlling for potential variation due to sampling period and site by including period and site as covariates. </w:t>
       </w:r>
     </w:p>
     <w:p>
       <w:pPr>
+        <w:pStyle w:val="BodyText"/>
+        <w:spacing w:line="480" w:lineRule="auto"/>
+        <w:jc w:val="both"/>
+        <w:rPr>
+          <w:rFonts w:ascii="CMU Serif Roman" w:hAnsi="CMU Serif Roman" w:cs="CMU Serif Roman"/>
+          <w:i/>
+          <w:iCs/>
+        </w:rPr>
+      </w:pPr>
+      <w:r>
+        <w:rPr>
+          <w:rFonts w:ascii="CMU Serif Roman" w:hAnsi="CMU Serif Roman" w:cs="CMU Serif Roman"/>
+          <w:i/>
+          <w:iCs/>
+        </w:rPr>
+        <w:t>Functional Prediction of Microbial Communities</w:t>
+      </w:r>
+    </w:p>
+    <w:p>
+      <w:pPr>
+        <w:pStyle w:val="NormalWeb"/>
+        <w:spacing w:line="480" w:lineRule="auto"/>
+        <w:jc w:val="both"/>
+        <w:rPr>
+          <w:rFonts w:ascii="CMU Serif Roman" w:hAnsi="CMU Serif Roman" w:cs="CMU Serif Roman"/>
+        </w:rPr>
+      </w:pPr>
+      <w:r>
+        <w:rPr>
+          <w:rFonts w:ascii="CMU Serif Roman" w:hAnsi="CMU Serif Roman" w:cs="CMU Serif Roman"/>
+        </w:rPr>
+        <w:t>To infer the functional potential of the bacterial communities, we used PICRUSt2 (Phylogenetic Investigation of Communities by Reconstruction of Unobserved States, version X.X) to predict metagenomic profiles from 16S rRNA gene sequence data. Amplicon sequence variants (ASVs) were aligned to a reference phylogeny using the </w:t>
+      </w:r>
+      <w:proofErr w:type="spellStart"/>
+      <w:r>
+        <w:rPr>
+          <w:rFonts w:ascii="CMU Serif Roman" w:hAnsi="CMU Serif Roman" w:cs="CMU Serif Roman"/>
+        </w:rPr>
+        <w:t>place_seqsand</w:t>
+      </w:r>
+      <w:proofErr w:type="spellEnd"/>
+      <w:r>
+        <w:rPr>
+          <w:rFonts w:ascii="CMU Serif Roman" w:hAnsi="CMU Serif Roman" w:cs="CMU Serif Roman"/>
+        </w:rPr>
+        <w:t xml:space="preserve"> hsp.py steps, and functional profiles were inferred based on KEGG </w:t>
+      </w:r>
+      <w:proofErr w:type="spellStart"/>
+      <w:r>
+        <w:rPr>
+          <w:rFonts w:ascii="CMU Serif Roman" w:hAnsi="CMU Serif Roman" w:cs="CMU Serif Roman"/>
+        </w:rPr>
+        <w:t>Orthology</w:t>
+      </w:r>
+      <w:proofErr w:type="spellEnd"/>
+      <w:r>
+        <w:rPr>
+          <w:rFonts w:ascii="CMU Serif Roman" w:hAnsi="CMU Serif Roman" w:cs="CMU Serif Roman"/>
+        </w:rPr>
+        <w:t xml:space="preserve"> (KO) and </w:t>
+      </w:r>
+      <w:proofErr w:type="spellStart"/>
+      <w:r>
+        <w:rPr>
+          <w:rFonts w:ascii="CMU Serif Roman" w:hAnsi="CMU Serif Roman" w:cs="CMU Serif Roman"/>
+        </w:rPr>
+        <w:t>MetaCyc</w:t>
+      </w:r>
+      <w:proofErr w:type="spellEnd"/>
+      <w:r>
+        <w:rPr>
+          <w:rFonts w:ascii="CMU Serif Roman" w:hAnsi="CMU Serif Roman" w:cs="CMU Serif Roman"/>
+        </w:rPr>
+        <w:t xml:space="preserve"> pathway databases. Predicted pathway abundances were normalized and compared across time periods. Based on observed differences in bacterial diversity and composition over time, we grouped sampling periods into early (</w:t>
+      </w:r>
+      <w:r>
+        <w:rPr>
+          <w:rFonts w:ascii="CMU Serif Roman" w:hAnsi="CMU Serif Roman" w:cs="CMU Serif Roman"/>
+        </w:rPr>
+        <w:t>March-</w:t>
+      </w:r>
+      <w:r>
+        <w:rPr>
+          <w:rFonts w:ascii="CMU Serif Roman" w:hAnsi="CMU Serif Roman" w:cs="CMU Serif Roman"/>
+        </w:rPr>
+        <w:t>May) and late (May</w:t>
+      </w:r>
+      <w:r>
+        <w:rPr>
+          <w:rFonts w:ascii="CMU Serif Roman" w:hAnsi="CMU Serif Roman" w:cs="CMU Serif Roman"/>
+        </w:rPr>
+        <w:t>-July</w:t>
+      </w:r>
+      <w:r>
+        <w:rPr>
+          <w:rFonts w:ascii="CMU Serif Roman" w:hAnsi="CMU Serif Roman" w:cs="CMU Serif Roman"/>
+        </w:rPr>
+        <w:t xml:space="preserve">) categories. Statistical comparisons of pathway relative abundances between these two groups were performed using differential abundance analysis, with significance assessed via permutation tests and adjusted p-values. This approach allowed us to assess seasonal shifts in the functional potential of </w:t>
+      </w:r>
+      <w:r>
+        <w:rPr>
+          <w:rFonts w:ascii="CMU Serif Roman" w:hAnsi="CMU Serif Roman" w:cs="CMU Serif Roman"/>
+        </w:rPr>
+        <w:lastRenderedPageBreak/>
+        <w:t>gut microbial communities associated with changes in environmental conditions and floral resources.</w:t>
+      </w:r>
+    </w:p>
+    <w:p>
+      <w:pPr>
         <w:pStyle w:val="Heading2"/>
+        <w:spacing w:line="480" w:lineRule="auto"/>
         <w:jc w:val="both"/>
         <w:rPr>
           <w:rFonts w:ascii="CMU Serif Roman" w:hAnsi="CMU Serif Roman" w:cs="CMU Serif Roman"/>
@@ -1187,111 +1339,613 @@
     </w:p>
     <w:p>
       <w:pPr>
-        <w:pStyle w:val="FirstParagraph"/>
-        <w:jc w:val="both"/>
-        <w:rPr>
-          <w:rFonts w:ascii="CMU Serif Roman" w:hAnsi="CMU Serif Roman" w:cs="CMU Serif Roman"/>
-        </w:rPr>
-      </w:pPr>
-      <w:r>
-        <w:rPr>
-          <w:rFonts w:ascii="CMU Serif Roman" w:hAnsi="CMU Serif Roman" w:cs="CMU Serif Roman"/>
-        </w:rPr>
-        <w:t>Throughout the flowering</w:t>
-      </w:r>
-      <w:r>
-        <w:rPr>
-          <w:rFonts w:ascii="CMU Serif Roman" w:hAnsi="CMU Serif Roman" w:cs="CMU Serif Roman"/>
-        </w:rPr>
-        <w:t xml:space="preserve"> season, we collected a total of 132 bumblebee specimens</w:t>
-      </w:r>
-      <w:r>
-        <w:rPr>
-          <w:rFonts w:ascii="CMU Serif Roman" w:hAnsi="CMU Serif Roman" w:cs="CMU Serif Roman"/>
-        </w:rPr>
-        <w:t xml:space="preserve"> across our 16 sites (</w:t>
-      </w:r>
-      <w:r>
-        <w:rPr>
-          <w:rFonts w:ascii="CMU Serif Roman" w:hAnsi="CMU Serif Roman" w:cs="CMU Serif Roman"/>
-          <w:highlight w:val="yellow"/>
-        </w:rPr>
-        <w:t>XX+- individuals per site and period</w:t>
-      </w:r>
-      <w:r>
-        <w:rPr>
-          <w:rFonts w:ascii="CMU Serif Roman" w:hAnsi="CMU Serif Roman" w:cs="CMU Serif Roman"/>
-        </w:rPr>
-        <w:t>).</w:t>
+        <w:pStyle w:val="NormalWeb"/>
+        <w:spacing w:line="480" w:lineRule="auto"/>
+        <w:jc w:val="both"/>
+        <w:rPr>
+          <w:rFonts w:ascii="CMU Serif Roman" w:eastAsiaTheme="minorHAnsi" w:hAnsi="CMU Serif Roman" w:cs="CMU Serif Roman"/>
+        </w:rPr>
+      </w:pPr>
+      <w:r>
+        <w:rPr>
+          <w:rFonts w:ascii="CMU Serif Roman" w:eastAsiaTheme="minorHAnsi" w:hAnsi="CMU Serif Roman" w:cs="CMU Serif Roman"/>
+        </w:rPr>
+        <w:t>Throughout the flowering season, we collected a total of 132 bumblebee specimens across 16 sites, with an average of XX ± SD individuals per site and sampling period. Sampling completeness was generally high, averaging 90% across sites and periods, although it ranged widely from 21% to full completeness (Fig. S1), indicating robust coverage of the bacterial communities in our samples.</w:t>
+      </w:r>
+    </w:p>
+    <w:p>
+      <w:pPr>
+        <w:pStyle w:val="NormalWeb"/>
+        <w:spacing w:line="480" w:lineRule="auto"/>
+        <w:jc w:val="both"/>
+        <w:rPr>
+          <w:rFonts w:ascii="CMU Serif Roman" w:eastAsiaTheme="minorHAnsi" w:hAnsi="CMU Serif Roman" w:cs="CMU Serif Roman"/>
+        </w:rPr>
+      </w:pPr>
+      <w:r>
+        <w:rPr>
+          <w:rFonts w:ascii="CMU Serif Roman" w:eastAsiaTheme="minorHAnsi" w:hAnsi="CMU Serif Roman" w:cs="CMU Serif Roman"/>
+        </w:rPr>
+        <w:t>Our results demonstrate a significant increase in bacterial diversity within bumblebee guts over time, as measured by Shannon diversity indices (Fig. 1; t = 50, p = 0.01). This suggests a dynamic shift in the gut microbiome throughout the season. The bacterial communities were dominated by Gammaproteobacteria, particularly genera XX and XX, followed by representatives of Actinobacteria, Firmicutes, and Cyanobacteria. Notably, a relatively large fraction (X%) of the bacterial sequences remained unidentified, pointing to the presence of potentially novel or poorly characterized taxa (Fig. S2).</w:t>
+      </w:r>
+    </w:p>
+    <w:p>
+      <w:pPr>
+        <w:pStyle w:val="NormalWeb"/>
+        <w:spacing w:line="480" w:lineRule="auto"/>
+        <w:jc w:val="both"/>
+        <w:rPr>
+          <w:rFonts w:ascii="CMU Serif Roman" w:eastAsiaTheme="minorHAnsi" w:hAnsi="CMU Serif Roman" w:cs="CMU Serif Roman"/>
+        </w:rPr>
+      </w:pPr>
+      <w:r>
+        <w:rPr>
+          <w:rFonts w:ascii="CMU Serif Roman" w:eastAsiaTheme="minorHAnsi" w:hAnsi="CMU Serif Roman" w:cs="CMU Serif Roman"/>
+        </w:rPr>
+        <w:t>Examining temporal changes in community composition revealed a stable core microbiome consistently present across all time periods (Fig. 3) and sampling sites (Fig. SX). This core includes key ASVs from well-known bumblebee-associated genera such as </w:t>
+      </w:r>
+      <w:r>
+        <w:rPr>
+          <w:rFonts w:ascii="CMU Serif Roman" w:eastAsiaTheme="minorHAnsi" w:hAnsi="CMU Serif Roman" w:cs="CMU Serif Roman"/>
+          <w:i/>
+          <w:iCs/>
+        </w:rPr>
+        <w:t>Lactobacillus</w:t>
+      </w:r>
+      <w:r>
+        <w:rPr>
+          <w:rFonts w:ascii="CMU Serif Roman" w:eastAsiaTheme="minorHAnsi" w:hAnsi="CMU Serif Roman" w:cs="CMU Serif Roman"/>
+        </w:rPr>
+        <w:t>, </w:t>
+      </w:r>
+      <w:proofErr w:type="spellStart"/>
+      <w:r>
+        <w:rPr>
+          <w:rFonts w:ascii="CMU Serif Roman" w:eastAsiaTheme="minorHAnsi" w:hAnsi="CMU Serif Roman" w:cs="CMU Serif Roman"/>
+          <w:i/>
+          <w:iCs/>
+        </w:rPr>
+        <w:t>Gilliamella</w:t>
+      </w:r>
+      <w:proofErr w:type="spellEnd"/>
+      <w:r>
+        <w:rPr>
+          <w:rFonts w:ascii="CMU Serif Roman" w:eastAsiaTheme="minorHAnsi" w:hAnsi="CMU Serif Roman" w:cs="CMU Serif Roman"/>
+        </w:rPr>
+        <w:t>, </w:t>
+      </w:r>
+      <w:proofErr w:type="spellStart"/>
+      <w:r>
+        <w:rPr>
+          <w:rFonts w:ascii="CMU Serif Roman" w:eastAsiaTheme="minorHAnsi" w:hAnsi="CMU Serif Roman" w:cs="CMU Serif Roman"/>
+          <w:i/>
+          <w:iCs/>
+        </w:rPr>
+        <w:t>Snodgrassella</w:t>
+      </w:r>
+      <w:proofErr w:type="spellEnd"/>
+      <w:r>
+        <w:rPr>
+          <w:rFonts w:ascii="CMU Serif Roman" w:eastAsiaTheme="minorHAnsi" w:hAnsi="CMU Serif Roman" w:cs="CMU Serif Roman"/>
+        </w:rPr>
+        <w:t>, and </w:t>
+      </w:r>
+      <w:proofErr w:type="spellStart"/>
+      <w:r>
+        <w:rPr>
+          <w:rFonts w:ascii="CMU Serif Roman" w:eastAsiaTheme="minorHAnsi" w:hAnsi="CMU Serif Roman" w:cs="CMU Serif Roman"/>
+          <w:i/>
+          <w:iCs/>
+        </w:rPr>
+        <w:t>Bombiscardovia</w:t>
+      </w:r>
+      <w:proofErr w:type="spellEnd"/>
+      <w:r>
+        <w:rPr>
+          <w:rFonts w:ascii="CMU Serif Roman" w:eastAsiaTheme="minorHAnsi" w:hAnsi="CMU Serif Roman" w:cs="CMU Serif Roman"/>
+        </w:rPr>
+        <w:t xml:space="preserve">, likely reflecting </w:t>
+      </w:r>
+      <w:r>
+        <w:rPr>
+          <w:rFonts w:ascii="CMU Serif Roman" w:eastAsiaTheme="minorHAnsi" w:hAnsi="CMU Serif Roman" w:cs="CMU Serif Roman"/>
+        </w:rPr>
+        <w:lastRenderedPageBreak/>
+        <w:t>essential symbionts fundamental to host health and function. Interestingly, as the flowering season progressed, this core microbiome was supplemented by additional bacterial taxa, including species from genera such as </w:t>
+      </w:r>
+      <w:r>
+        <w:rPr>
+          <w:rFonts w:ascii="CMU Serif Roman" w:eastAsiaTheme="minorHAnsi" w:hAnsi="CMU Serif Roman" w:cs="CMU Serif Roman"/>
+          <w:i/>
+          <w:iCs/>
+        </w:rPr>
+        <w:t>Pseudomonas</w:t>
+      </w:r>
+      <w:r>
+        <w:rPr>
+          <w:rFonts w:ascii="CMU Serif Roman" w:eastAsiaTheme="minorHAnsi" w:hAnsi="CMU Serif Roman" w:cs="CMU Serif Roman"/>
+        </w:rPr>
+        <w:t>, </w:t>
+      </w:r>
+      <w:r>
+        <w:rPr>
+          <w:rFonts w:ascii="CMU Serif Roman" w:eastAsiaTheme="minorHAnsi" w:hAnsi="CMU Serif Roman" w:cs="CMU Serif Roman"/>
+          <w:i/>
+          <w:iCs/>
+        </w:rPr>
+        <w:t>Bacillus</w:t>
+      </w:r>
+      <w:r>
+        <w:rPr>
+          <w:rFonts w:ascii="CMU Serif Roman" w:eastAsiaTheme="minorHAnsi" w:hAnsi="CMU Serif Roman" w:cs="CMU Serif Roman"/>
+        </w:rPr>
+        <w:t>, </w:t>
+      </w:r>
+      <w:proofErr w:type="spellStart"/>
+      <w:r>
+        <w:rPr>
+          <w:rFonts w:ascii="CMU Serif Roman" w:eastAsiaTheme="minorHAnsi" w:hAnsi="CMU Serif Roman" w:cs="CMU Serif Roman"/>
+          <w:i/>
+          <w:iCs/>
+        </w:rPr>
+        <w:t>Commensalibacter</w:t>
+      </w:r>
+      <w:proofErr w:type="spellEnd"/>
+      <w:r>
+        <w:rPr>
+          <w:rFonts w:ascii="CMU Serif Roman" w:eastAsiaTheme="minorHAnsi" w:hAnsi="CMU Serif Roman" w:cs="CMU Serif Roman"/>
+        </w:rPr>
+        <w:t>, and </w:t>
+      </w:r>
+      <w:proofErr w:type="spellStart"/>
+      <w:r>
+        <w:rPr>
+          <w:rFonts w:ascii="CMU Serif Roman" w:eastAsiaTheme="minorHAnsi" w:hAnsi="CMU Serif Roman" w:cs="CMU Serif Roman"/>
+          <w:i/>
+          <w:iCs/>
+        </w:rPr>
+        <w:t>Apibacter</w:t>
+      </w:r>
+      <w:proofErr w:type="spellEnd"/>
+      <w:r>
+        <w:rPr>
+          <w:rFonts w:ascii="CMU Serif Roman" w:eastAsiaTheme="minorHAnsi" w:hAnsi="CMU Serif Roman" w:cs="CMU Serif Roman"/>
+        </w:rPr>
+        <w:t>, indicating a seasonal enrichment or colonization of the gut by a broader suite of bacteria.</w:t>
+      </w:r>
+    </w:p>
+    <w:p>
+      <w:pPr>
+        <w:pStyle w:val="NormalWeb"/>
+        <w:spacing w:line="480" w:lineRule="auto"/>
+        <w:jc w:val="both"/>
+        <w:rPr>
+          <w:rFonts w:ascii="CMU Serif Roman" w:eastAsiaTheme="minorHAnsi" w:hAnsi="CMU Serif Roman" w:cs="CMU Serif Roman"/>
+        </w:rPr>
+      </w:pPr>
+      <w:r>
+        <w:rPr>
+          <w:rFonts w:ascii="CMU Serif Roman" w:eastAsiaTheme="minorHAnsi" w:hAnsi="CMU Serif Roman" w:cs="CMU Serif Roman"/>
+        </w:rPr>
+        <w:t>Multivariate analyses of bacterial community composition through time showed clear temporal structuring, with distinct clustering of samples by sampling period. The most pronounced compositional differences occurred between early and late-season samples, supported by a significant PERMANOVA test (Fig. 4; F = 2.3111, p = 0.002), underscoring a notable shift in gut microbiota as the season advances.</w:t>
+      </w:r>
+    </w:p>
+    <w:p>
+      <w:pPr>
+        <w:pStyle w:val="NormalWeb"/>
+        <w:spacing w:line="480" w:lineRule="auto"/>
+        <w:jc w:val="both"/>
+        <w:rPr>
+          <w:rFonts w:ascii="CMU Serif Roman" w:eastAsiaTheme="minorHAnsi" w:hAnsi="CMU Serif Roman" w:cs="CMU Serif Roman"/>
+        </w:rPr>
+      </w:pPr>
+      <w:r>
+        <w:rPr>
+          <w:rFonts w:ascii="CMU Serif Roman" w:eastAsiaTheme="minorHAnsi" w:hAnsi="CMU Serif Roman" w:cs="CMU Serif Roman"/>
+        </w:rPr>
+        <w:t>Furthermore, we found a positive relationship between bacterial diversity in bumblebee guts and local plant species richness, indicating that sites with higher floral diversity support richer gut microbial communities. This association may partly reflect the overall increase in floral species diversity observed through time (Fig. 5), suggesting that the diversity of available floral resources influences the gut microbiome diversity of pollinators.</w:t>
+      </w:r>
+    </w:p>
+    <w:p>
+      <w:pPr>
+        <w:pStyle w:val="NormalWeb"/>
+        <w:spacing w:line="480" w:lineRule="auto"/>
+        <w:jc w:val="both"/>
+        <w:rPr>
+          <w:rFonts w:ascii="CMU Serif Roman" w:eastAsiaTheme="minorHAnsi" w:hAnsi="CMU Serif Roman" w:cs="CMU Serif Roman"/>
+        </w:rPr>
+      </w:pPr>
+      <w:r>
+        <w:rPr>
+          <w:rFonts w:ascii="CMU Serif Roman" w:eastAsiaTheme="minorHAnsi" w:hAnsi="CMU Serif Roman" w:cs="CMU Serif Roman"/>
+        </w:rPr>
+        <w:t xml:space="preserve">Our preliminary analyses of fungal communities similarly indicate dynamic changes over the </w:t>
+      </w:r>
+      <w:proofErr w:type="gramStart"/>
+      <w:r>
+        <w:rPr>
+          <w:rFonts w:ascii="CMU Serif Roman" w:eastAsiaTheme="minorHAnsi" w:hAnsi="CMU Serif Roman" w:cs="CMU Serif Roman"/>
+        </w:rPr>
+        <w:t>season,</w:t>
+      </w:r>
+      <w:r>
+        <w:rPr>
+          <w:rFonts w:ascii="CMU Serif Roman" w:eastAsiaTheme="minorHAnsi" w:hAnsi="CMU Serif Roman" w:cs="CMU Serif Roman"/>
+        </w:rPr>
+        <w:t>…</w:t>
+      </w:r>
+      <w:proofErr w:type="gramEnd"/>
+      <w:r>
+        <w:rPr>
+          <w:rFonts w:ascii="CMU Serif Roman" w:eastAsiaTheme="minorHAnsi" w:hAnsi="CMU Serif Roman" w:cs="CMU Serif Roman"/>
+        </w:rPr>
+        <w:t>..</w:t>
+      </w:r>
+    </w:p>
+    <w:p>
+      <w:pPr>
+        <w:pStyle w:val="NormalWeb"/>
+        <w:spacing w:line="480" w:lineRule="auto"/>
+        <w:jc w:val="both"/>
+        <w:rPr>
+          <w:rFonts w:ascii="CMU Serif Roman" w:eastAsiaTheme="minorHAnsi" w:hAnsi="CMU Serif Roman" w:cs="CMU Serif Roman"/>
+        </w:rPr>
+      </w:pPr>
+    </w:p>
+    <w:p>
+      <w:pPr>
+        <w:pStyle w:val="NormalWeb"/>
+        <w:spacing w:line="480" w:lineRule="auto"/>
+        <w:jc w:val="both"/>
+        <w:rPr>
+          <w:rFonts w:ascii="CMU Serif Roman" w:eastAsiaTheme="minorHAnsi" w:hAnsi="CMU Serif Roman" w:cs="CMU Serif Roman"/>
+        </w:rPr>
+      </w:pPr>
+      <w:r>
+        <w:rPr>
+          <w:rFonts w:ascii="CMU Serif Roman" w:eastAsiaTheme="minorHAnsi" w:hAnsi="CMU Serif Roman" w:cs="CMU Serif Roman"/>
+        </w:rPr>
+        <w:lastRenderedPageBreak/>
+        <w:t>I</w:t>
+      </w:r>
+      <w:r>
+        <w:rPr>
+          <w:rFonts w:ascii="CMU Serif Roman" w:eastAsiaTheme="minorHAnsi" w:hAnsi="CMU Serif Roman" w:cs="CMU Serif Roman"/>
+        </w:rPr>
+        <w:t>n the comparison between early and late periods, several microbial metabolic pathways showed increased relative abundance in the late period, suggesting functional shifts in the community. Notably, we observed an enrichment in multiple fermentation and menaquinone (vitamin K2) biosynthesis pathways, including the </w:t>
+      </w:r>
+      <w:proofErr w:type="spellStart"/>
+      <w:r>
+        <w:rPr>
+          <w:rFonts w:ascii="CMU Serif Roman" w:eastAsiaTheme="minorHAnsi" w:hAnsi="CMU Serif Roman" w:cs="CMU Serif Roman"/>
+        </w:rPr>
+        <w:t>superpathway</w:t>
+      </w:r>
+      <w:proofErr w:type="spellEnd"/>
+      <w:r>
+        <w:rPr>
+          <w:rFonts w:ascii="CMU Serif Roman" w:eastAsiaTheme="minorHAnsi" w:hAnsi="CMU Serif Roman" w:cs="CMU Serif Roman"/>
+        </w:rPr>
+        <w:t xml:space="preserve"> of fermentation (Chlamydomonas </w:t>
+      </w:r>
+      <w:proofErr w:type="spellStart"/>
+      <w:r>
+        <w:rPr>
+          <w:rFonts w:ascii="CMU Serif Roman" w:eastAsiaTheme="minorHAnsi" w:hAnsi="CMU Serif Roman" w:cs="CMU Serif Roman"/>
+        </w:rPr>
+        <w:t>reinhardtii</w:t>
+      </w:r>
+      <w:proofErr w:type="spellEnd"/>
+      <w:r>
+        <w:rPr>
+          <w:rFonts w:ascii="CMU Serif Roman" w:eastAsiaTheme="minorHAnsi" w:hAnsi="CMU Serif Roman" w:cs="CMU Serif Roman"/>
+        </w:rPr>
+        <w:t>) and several </w:t>
+      </w:r>
+      <w:proofErr w:type="spellStart"/>
+      <w:r>
+        <w:rPr>
+          <w:rFonts w:ascii="CMU Serif Roman" w:eastAsiaTheme="minorHAnsi" w:hAnsi="CMU Serif Roman" w:cs="CMU Serif Roman"/>
+        </w:rPr>
+        <w:t>superpathways</w:t>
+      </w:r>
+      <w:proofErr w:type="spellEnd"/>
+      <w:r>
+        <w:rPr>
+          <w:rFonts w:ascii="CMU Serif Roman" w:eastAsiaTheme="minorHAnsi" w:hAnsi="CMU Serif Roman" w:cs="CMU Serif Roman"/>
+        </w:rPr>
+        <w:t xml:space="preserve"> of </w:t>
+      </w:r>
+      <w:proofErr w:type="spellStart"/>
+      <w:r>
+        <w:rPr>
+          <w:rFonts w:ascii="CMU Serif Roman" w:eastAsiaTheme="minorHAnsi" w:hAnsi="CMU Serif Roman" w:cs="CMU Serif Roman"/>
+        </w:rPr>
+        <w:t>menaquinol</w:t>
+      </w:r>
+      <w:proofErr w:type="spellEnd"/>
+      <w:r>
+        <w:rPr>
+          <w:rFonts w:ascii="CMU Serif Roman" w:eastAsiaTheme="minorHAnsi" w:hAnsi="CMU Serif Roman" w:cs="CMU Serif Roman"/>
+        </w:rPr>
+        <w:t xml:space="preserve"> biosynthesis (e.g., MK-6 to MK-13 variants</w:t>
+      </w:r>
+      <w:r>
+        <w:rPr>
+          <w:rFonts w:ascii="CMU Serif Roman" w:eastAsiaTheme="minorHAnsi" w:hAnsi="CMU Serif Roman" w:cs="CMU Serif Roman"/>
+        </w:rPr>
+        <w:t>, Fig. 7</w:t>
+      </w:r>
+      <w:r>
+        <w:rPr>
+          <w:rFonts w:ascii="CMU Serif Roman" w:eastAsiaTheme="minorHAnsi" w:hAnsi="CMU Serif Roman" w:cs="CMU Serif Roman"/>
+        </w:rPr>
+        <w:t>). These pathways are typically associated with anaerobic or facultative anaerobic metabolism, indicating a possible adaptation to lower oxygen availability or increased fermentation activity in the microbial community. Additionally, the increased abundance of the enterobacterial common antigen biosynthesis pathway points to a higher relative abundance of Enterobacteriaceae, a group often linked to environmental stress or host-associated niches. Enrichment in pyridoxal 5’-phosphate biosynthesis and salvage and L-aspartate/L-asparagine biosynthesis pathways suggests a rise in amino acid and cofactor biosynthesis, potentially reflecting metabolic specialization or nutrient demand. The presence of the chitin degradation II pathway may indicate greater abundance of chitinolytic bacteria, possibly in response to increased fungal biomass. Overall, these functional shifts point to a microbial community in the late period that is more metabolically versatile and adapted to anaerobic conditions, with increased capacity for nutrient processing and host/environment interaction.</w:t>
+      </w:r>
+    </w:p>
+    <w:p>
+      <w:pPr>
+        <w:pStyle w:val="Heading2"/>
+        <w:spacing w:line="480" w:lineRule="auto"/>
+        <w:jc w:val="both"/>
+        <w:rPr>
+          <w:rFonts w:ascii="CMU Serif Roman" w:hAnsi="CMU Serif Roman" w:cs="CMU Serif Roman"/>
+        </w:rPr>
+      </w:pPr>
+      <w:bookmarkStart w:id="4" w:name="discussion"/>
+      <w:bookmarkEnd w:id="3"/>
+      <w:r>
+        <w:rPr>
+          <w:rFonts w:ascii="CMU Serif Roman" w:hAnsi="CMU Serif Roman" w:cs="CMU Serif Roman"/>
+        </w:rPr>
+        <w:lastRenderedPageBreak/>
+        <w:t>Discussion</w:t>
       </w:r>
     </w:p>
     <w:p>
       <w:pPr>
         <w:pStyle w:val="BodyText"/>
-        <w:jc w:val="both"/>
-      </w:pPr>
-      <w:r>
-        <w:rPr>
-          <w:rFonts w:ascii="CMU Serif Roman" w:hAnsi="CMU Serif Roman" w:cs="CMU Serif Roman"/>
-        </w:rPr>
-        <w:t xml:space="preserve">Our results show that sampling completeness was </w:t>
-      </w:r>
-      <w:r>
-        <w:rPr>
-          <w:rFonts w:ascii="CMU Serif Roman" w:hAnsi="CMU Serif Roman" w:cs="CMU Serif Roman"/>
-        </w:rPr>
-        <w:t>9</w:t>
-      </w:r>
-      <w:r>
-        <w:rPr>
-          <w:rFonts w:ascii="CMU Serif Roman" w:hAnsi="CMU Serif Roman" w:cs="CMU Serif Roman"/>
-        </w:rPr>
-        <w:t>0</w:t>
-      </w:r>
-      <w:r>
-        <w:rPr>
-          <w:rFonts w:ascii="CMU Serif Roman" w:hAnsi="CMU Serif Roman" w:cs="CMU Serif Roman"/>
-        </w:rPr>
-        <w:t xml:space="preserve">% </w:t>
-      </w:r>
-      <w:r>
-        <w:rPr>
-          <w:rFonts w:ascii="CMU Serif Roman" w:hAnsi="CMU Serif Roman" w:cs="CMU Serif Roman"/>
-        </w:rPr>
-        <w:t xml:space="preserve">on average (range: </w:t>
-      </w:r>
-      <w:r>
-        <w:rPr>
-          <w:rFonts w:ascii="CMU Serif Roman" w:hAnsi="CMU Serif Roman" w:cs="CMU Serif Roman"/>
-        </w:rPr>
-        <w:t xml:space="preserve">0.21-1, Fig. 1). </w:t>
+        <w:spacing w:line="480" w:lineRule="auto"/>
+        <w:jc w:val="both"/>
+        <w:rPr>
+          <w:rFonts w:ascii="CMU Serif Roman" w:hAnsi="CMU Serif Roman" w:cs="CMU Serif Roman"/>
+        </w:rPr>
+      </w:pPr>
+      <w:r>
+        <w:rPr>
+          <w:rFonts w:ascii="CMU Serif Roman" w:hAnsi="CMU Serif Roman" w:cs="CMU Serif Roman"/>
+        </w:rPr>
+        <w:t>Our analysis of the microbial composition of wild bumblebee guts shows that gut bacterial communities are dynamic across the flowering season and are shaped by both temporal variation and plant community characteristics.</w:t>
+      </w:r>
+      <w:r>
+        <w:rPr>
+          <w:rFonts w:ascii="CMU Serif Roman" w:hAnsi="CMU Serif Roman" w:cs="CMU Serif Roman"/>
+        </w:rPr>
+        <w:t xml:space="preserve"> </w:t>
       </w:r>
     </w:p>
     <w:p>
       <w:pPr>
         <w:pStyle w:val="BodyText"/>
-        <w:jc w:val="both"/>
-        <w:rPr>
-          <w:rFonts w:ascii="CMU Serif Roman" w:hAnsi="CMU Serif Roman" w:cs="CMU Serif Roman"/>
-        </w:rPr>
-      </w:pPr>
-      <w:r>
-        <w:rPr>
-          <w:rFonts w:ascii="CMU Serif Roman" w:hAnsi="CMU Serif Roman" w:cs="CMU Serif Roman"/>
-        </w:rPr>
-        <w:t>We find that bacterial diversity within bumblebee guts—as measured by Shannon and Simpson indices—significantly increases over time, whereas bacterial richness does not show a similar trend</w:t>
-      </w:r>
-      <w:r>
-        <w:rPr>
-          <w:rFonts w:ascii="CMU Serif Roman" w:hAnsi="CMU Serif Roman" w:cs="CMU Serif Roman"/>
-        </w:rPr>
-        <w:t xml:space="preserve"> (Fig. 2, Table 1)</w:t>
-      </w:r>
-      <w:r>
-        <w:rPr>
-          <w:rFonts w:ascii="CMU Serif Roman" w:hAnsi="CMU Serif Roman" w:cs="CMU Serif Roman"/>
-        </w:rPr>
-        <w:t>. This suggests that while the number of bacterial taxa remains relatively constant, the distribution and relative abundance of these taxa becomes more even over time.</w:t>
+        <w:spacing w:line="480" w:lineRule="auto"/>
+        <w:jc w:val="both"/>
+        <w:rPr>
+          <w:rFonts w:ascii="CMU Serif Roman" w:hAnsi="CMU Serif Roman" w:cs="CMU Serif Roman"/>
+        </w:rPr>
+      </w:pPr>
+      <w:proofErr w:type="gramStart"/>
+      <w:r>
+        <w:rPr>
+          <w:rFonts w:ascii="CMU Serif Roman" w:hAnsi="CMU Serif Roman" w:cs="CMU Serif Roman"/>
+        </w:rPr>
+        <w:t>Similar to</w:t>
+      </w:r>
+      <w:proofErr w:type="gramEnd"/>
+      <w:r>
+        <w:rPr>
+          <w:rFonts w:ascii="CMU Serif Roman" w:hAnsi="CMU Serif Roman" w:cs="CMU Serif Roman"/>
+        </w:rPr>
+        <w:t xml:space="preserve"> other previous research looking at the composition of gut microbiomes in other bumblebee species, we find large differences throughout the flowering season (REF). Specifically, while bumblebees collected early in the season exhibit more depauperate patterns, featuring XX to XX ASVs, those captured </w:t>
+      </w:r>
+      <w:proofErr w:type="gramStart"/>
+      <w:r>
+        <w:rPr>
+          <w:rFonts w:ascii="CMU Serif Roman" w:hAnsi="CMU Serif Roman" w:cs="CMU Serif Roman"/>
+        </w:rPr>
+        <w:t>later on</w:t>
+      </w:r>
+      <w:proofErr w:type="gramEnd"/>
+      <w:r>
+        <w:rPr>
+          <w:rFonts w:ascii="CMU Serif Roman" w:hAnsi="CMU Serif Roman" w:cs="CMU Serif Roman"/>
+        </w:rPr>
+        <w:t xml:space="preserve"> in the season host a much more diverse microbial community (XXX to XXX). </w:t>
+      </w:r>
+      <w:r>
+        <w:rPr>
+          <w:rFonts w:ascii="CMU Serif Roman" w:hAnsi="CMU Serif Roman" w:cs="CMU Serif Roman"/>
+        </w:rPr>
+        <w:t>This seasonal shift suggests a progressive accumulation of microbial diversity, potentially driven by increased foraging activity, exposure to diverse floral resources, and interactions with other pollinators as the season advances. These findings highlight the dynamic nature of bumblebee gut microbiomes and underscore the importance of seasonal context when assessing microbial diversity and its ecological implications.</w:t>
+      </w:r>
+    </w:p>
+    <w:p>
+      <w:pPr>
+        <w:spacing w:before="100" w:beforeAutospacing="1" w:after="100" w:afterAutospacing="1" w:line="480" w:lineRule="auto"/>
+        <w:jc w:val="both"/>
+        <w:rPr>
+          <w:rFonts w:ascii="CMU Serif Roman" w:eastAsiaTheme="minorHAnsi" w:hAnsi="CMU Serif Roman" w:cs="CMU Serif Roman"/>
+        </w:rPr>
+      </w:pPr>
+      <w:r>
+        <w:rPr>
+          <w:rFonts w:ascii="CMU Serif Roman" w:eastAsiaTheme="minorHAnsi" w:hAnsi="CMU Serif Roman" w:cs="CMU Serif Roman"/>
+        </w:rPr>
+        <w:t>Bumblebee guts were colonized by a diverse array of bacteria, with Gammaproteobacteria</w:t>
+      </w:r>
+      <w:r>
+        <w:rPr>
+          <w:rFonts w:ascii="CMU Serif Roman" w:eastAsiaTheme="minorHAnsi" w:hAnsi="CMU Serif Roman" w:cs="CMU Serif Roman"/>
+        </w:rPr>
+        <w:t xml:space="preserve"> </w:t>
+      </w:r>
+      <w:r>
+        <w:rPr>
+          <w:rFonts w:ascii="CMU Serif Roman" w:eastAsiaTheme="minorHAnsi" w:hAnsi="CMU Serif Roman" w:cs="CMU Serif Roman"/>
+        </w:rPr>
+        <w:t xml:space="preserve">being the most abundant, followed by Actinobacteria, Firmicutes, and Cyanobacteria. Notably, we observed a considerable proportion of unidentified bacterial taxa (X%), reflecting both the complexity of microbial communities within pollinators and potential gaps in current taxonomic databases. This underlines the importance of continued </w:t>
+      </w:r>
+      <w:r>
+        <w:rPr>
+          <w:rFonts w:ascii="CMU Serif Roman" w:eastAsiaTheme="minorHAnsi" w:hAnsi="CMU Serif Roman" w:cs="CMU Serif Roman"/>
+        </w:rPr>
+        <w:lastRenderedPageBreak/>
+        <w:t>exploration and sequencing efforts to fully characterize the microbial diversity associated with bumblebees.</w:t>
+      </w:r>
+    </w:p>
+    <w:p>
+      <w:pPr>
+        <w:spacing w:before="100" w:beforeAutospacing="1" w:after="100" w:afterAutospacing="1" w:line="480" w:lineRule="auto"/>
+        <w:jc w:val="both"/>
+        <w:rPr>
+          <w:rFonts w:ascii="CMU Serif Roman" w:eastAsiaTheme="minorHAnsi" w:hAnsi="CMU Serif Roman" w:cs="CMU Serif Roman"/>
+        </w:rPr>
+      </w:pPr>
+      <w:r>
+        <w:rPr>
+          <w:rFonts w:ascii="CMU Serif Roman" w:eastAsiaTheme="minorHAnsi" w:hAnsi="CMU Serif Roman" w:cs="CMU Serif Roman"/>
+        </w:rPr>
+        <w:t>In terms of temporal shifts, our results indicate the persistence of a core group of bacterial taxa consistently present across all time points and sampling sites. This stable core microbiome, which includes Lactobacillus, </w:t>
+      </w:r>
+      <w:proofErr w:type="spellStart"/>
+      <w:r>
+        <w:rPr>
+          <w:rFonts w:ascii="CMU Serif Roman" w:eastAsiaTheme="minorHAnsi" w:hAnsi="CMU Serif Roman" w:cs="CMU Serif Roman"/>
+        </w:rPr>
+        <w:t>Gilliamella</w:t>
+      </w:r>
+      <w:proofErr w:type="spellEnd"/>
+      <w:r>
+        <w:rPr>
+          <w:rFonts w:ascii="CMU Serif Roman" w:eastAsiaTheme="minorHAnsi" w:hAnsi="CMU Serif Roman" w:cs="CMU Serif Roman"/>
+        </w:rPr>
+        <w:t>, </w:t>
+      </w:r>
+      <w:proofErr w:type="spellStart"/>
+      <w:r>
+        <w:rPr>
+          <w:rFonts w:ascii="CMU Serif Roman" w:eastAsiaTheme="minorHAnsi" w:hAnsi="CMU Serif Roman" w:cs="CMU Serif Roman"/>
+        </w:rPr>
+        <w:t>Snodgrassella</w:t>
+      </w:r>
+      <w:proofErr w:type="spellEnd"/>
+      <w:r>
+        <w:rPr>
+          <w:rFonts w:ascii="CMU Serif Roman" w:eastAsiaTheme="minorHAnsi" w:hAnsi="CMU Serif Roman" w:cs="CMU Serif Roman"/>
+        </w:rPr>
+        <w:t>, and </w:t>
+      </w:r>
+      <w:proofErr w:type="spellStart"/>
+      <w:r>
+        <w:rPr>
+          <w:rFonts w:ascii="CMU Serif Roman" w:eastAsiaTheme="minorHAnsi" w:hAnsi="CMU Serif Roman" w:cs="CMU Serif Roman"/>
+        </w:rPr>
+        <w:t>Bombiscardovia</w:t>
+      </w:r>
+      <w:proofErr w:type="spellEnd"/>
+      <w:r>
+        <w:rPr>
+          <w:rFonts w:ascii="CMU Serif Roman" w:eastAsiaTheme="minorHAnsi" w:hAnsi="CMU Serif Roman" w:cs="CMU Serif Roman"/>
+        </w:rPr>
+        <w:t>, likely plays fundamental roles in host health, such as enhancing nutrient absorption, protecting against pathogens, and modulating immune responses (REF). The stability of this core community across both spatial and temporal scales suggests a strong host-microbe association that may be evolutionarily conserved.</w:t>
+      </w:r>
+    </w:p>
+    <w:p>
+      <w:pPr>
+        <w:spacing w:before="100" w:beforeAutospacing="1" w:after="100" w:afterAutospacing="1" w:line="480" w:lineRule="auto"/>
+        <w:jc w:val="both"/>
+        <w:rPr>
+          <w:rFonts w:ascii="CMU Serif Roman" w:eastAsiaTheme="minorHAnsi" w:hAnsi="CMU Serif Roman" w:cs="CMU Serif Roman"/>
+        </w:rPr>
+      </w:pPr>
+      <w:r>
+        <w:rPr>
+          <w:rFonts w:ascii="CMU Serif Roman" w:eastAsiaTheme="minorHAnsi" w:hAnsi="CMU Serif Roman" w:cs="CMU Serif Roman"/>
+        </w:rPr>
+        <w:t>Interestingly, as the season progressed, the core microbiome was complemented by additional bacterial taxa, particularly species within the genera Pseudomonas, Bacillus, </w:t>
+      </w:r>
+      <w:proofErr w:type="spellStart"/>
+      <w:r>
+        <w:rPr>
+          <w:rFonts w:ascii="CMU Serif Roman" w:eastAsiaTheme="minorHAnsi" w:hAnsi="CMU Serif Roman" w:cs="CMU Serif Roman"/>
+        </w:rPr>
+        <w:t>Commensalibacter</w:t>
+      </w:r>
+      <w:proofErr w:type="spellEnd"/>
+      <w:r>
+        <w:rPr>
+          <w:rFonts w:ascii="CMU Serif Roman" w:eastAsiaTheme="minorHAnsi" w:hAnsi="CMU Serif Roman" w:cs="CMU Serif Roman"/>
+        </w:rPr>
+        <w:t>, and </w:t>
+      </w:r>
+      <w:proofErr w:type="spellStart"/>
+      <w:r>
+        <w:rPr>
+          <w:rFonts w:ascii="CMU Serif Roman" w:eastAsiaTheme="minorHAnsi" w:hAnsi="CMU Serif Roman" w:cs="CMU Serif Roman"/>
+        </w:rPr>
+        <w:t>Apibacter</w:t>
+      </w:r>
+      <w:proofErr w:type="spellEnd"/>
+      <w:r>
+        <w:rPr>
+          <w:rFonts w:ascii="CMU Serif Roman" w:eastAsiaTheme="minorHAnsi" w:hAnsi="CMU Serif Roman" w:cs="CMU Serif Roman"/>
+        </w:rPr>
+        <w:t>. This late-season diversification could be driven by changes in floral availability and composition, shifts in foraging behavior, or increased environmental exposure as colonies expand and worker bees travel farther distances (REF). These supplementary taxa may represent transient members of the microbiome that are acquired from specific floral resources or environmental sources, potentially enhancing metabolic capabilities or stress tolerance during the late foraging season.</w:t>
+      </w:r>
+    </w:p>
+    <w:p>
+      <w:pPr>
+        <w:spacing w:before="100" w:beforeAutospacing="1" w:after="100" w:afterAutospacing="1" w:line="480" w:lineRule="auto"/>
+        <w:jc w:val="both"/>
+        <w:rPr>
+          <w:rFonts w:ascii="CMU Serif Roman" w:eastAsiaTheme="minorHAnsi" w:hAnsi="CMU Serif Roman" w:cs="CMU Serif Roman"/>
+        </w:rPr>
+      </w:pPr>
+      <w:r>
+        <w:rPr>
+          <w:rFonts w:ascii="CMU Serif Roman" w:eastAsiaTheme="minorHAnsi" w:hAnsi="CMU Serif Roman" w:cs="CMU Serif Roman"/>
+        </w:rPr>
+        <w:lastRenderedPageBreak/>
+        <w:t>Our analysis revealed distinct temporal clustering of bacterial communities, with clear compositional differences between early and late time points. This temporal structuring suggests that the microbiome is not static but dynamically responds to seasonal changes in the environment. The early-season microbiome may be shaped by overwintering survival and the limited floral diversity available during initial foraging, while the late-season community reflects cumulative interactions with a broader spectrum of plant species. This shift may also be influenced by colony development stages, where increased colony size and worker numbers intensify environmental interactions.</w:t>
+      </w:r>
+    </w:p>
+    <w:p>
+      <w:pPr>
+        <w:spacing w:before="100" w:beforeAutospacing="1" w:after="100" w:afterAutospacing="1" w:line="480" w:lineRule="auto"/>
+        <w:jc w:val="both"/>
+        <w:rPr>
+          <w:rFonts w:ascii="CMU Serif Roman" w:eastAsiaTheme="minorHAnsi" w:hAnsi="CMU Serif Roman" w:cs="CMU Serif Roman"/>
+        </w:rPr>
+      </w:pPr>
+      <w:r>
+        <w:rPr>
+          <w:rFonts w:ascii="CMU Serif Roman" w:eastAsiaTheme="minorHAnsi" w:hAnsi="CMU Serif Roman" w:cs="CMU Serif Roman"/>
+        </w:rPr>
+        <w:t>Our results suggest a functional shift in the gut microbiome between early and late periods, with the late-season community showing increased metabolic versatility—particularly in pathways related to fermentation, anaerobic metabolism, and nutrient processing—possibly reflecting adaptation to changing environmental conditions or host diet.</w:t>
+      </w:r>
+    </w:p>
+    <w:p>
+      <w:pPr>
+        <w:spacing w:before="100" w:beforeAutospacing="1" w:after="100" w:afterAutospacing="1" w:line="480" w:lineRule="auto"/>
+        <w:jc w:val="both"/>
+        <w:rPr>
+          <w:rFonts w:ascii="CMU Serif Roman" w:eastAsiaTheme="minorHAnsi" w:hAnsi="CMU Serif Roman" w:cs="CMU Serif Roman"/>
+        </w:rPr>
+      </w:pPr>
+      <w:r>
+        <w:rPr>
+          <w:rFonts w:ascii="CMU Serif Roman" w:eastAsiaTheme="minorHAnsi" w:hAnsi="CMU Serif Roman" w:cs="CMU Serif Roman"/>
+        </w:rPr>
+        <w:t>Together, these findings underscore the dynamic nature of bumblebee gut microbiomes and the role of seasonal changes in shaping microbial community structure. They also highlight the importance of considering both temporal and spatial variation when assessing microbiome stability and its implications for host health and ecosystem functioning. Future studies with larger sample sizes and finer temporal resolution would be valuable for disentangling the drivers of microbiome shifts and their potential consequences for pollinator health and resilience.</w:t>
       </w:r>
     </w:p>
     <w:p>
@@ -1300,31 +1954,18 @@
         <w:jc w:val="both"/>
         <w:rPr>
           <w:rFonts w:ascii="CMU Serif Roman" w:hAnsi="CMU Serif Roman" w:cs="CMU Serif Roman"/>
-        </w:rPr>
-      </w:pPr>
-      <w:r>
-        <w:rPr>
-          <w:rFonts w:ascii="CMU Serif Roman" w:hAnsi="CMU Serif Roman" w:cs="CMU Serif Roman"/>
-        </w:rPr>
-        <w:t>Bumblebee</w:t>
-      </w:r>
-      <w:r>
-        <w:rPr>
-          <w:rFonts w:ascii="CMU Serif Roman" w:hAnsi="CMU Serif Roman" w:cs="CMU Serif Roman"/>
-        </w:rPr>
-        <w:t xml:space="preserve"> guts were characterized by a diverse group of bacteria, dominated by Gammaproteobacteria such as XX and XX, followed by Actinobacteria, Firmicutes and Cyanobacteria and including a relatively large proportion of unidentified specimens (X%</w:t>
-      </w:r>
-      <w:r>
-        <w:rPr>
-          <w:rFonts w:ascii="CMU Serif Roman" w:hAnsi="CMU Serif Roman" w:cs="CMU Serif Roman"/>
-        </w:rPr>
-        <w:t>, Fig. 3</w:t>
-      </w:r>
-      <w:r>
-        <w:rPr>
-          <w:rFonts w:ascii="CMU Serif Roman" w:hAnsi="CMU Serif Roman" w:cs="CMU Serif Roman"/>
-        </w:rPr>
-        <w:t xml:space="preserve">). </w:t>
+          <w:b/>
+          <w:bCs/>
+        </w:rPr>
+      </w:pPr>
+      <w:r>
+        <w:rPr>
+          <w:rFonts w:ascii="CMU Serif Roman" w:hAnsi="CMU Serif Roman" w:cs="CMU Serif Roman"/>
+          <w:b/>
+          <w:bCs/>
+        </w:rPr>
+        <w:lastRenderedPageBreak/>
+        <w:t>Figure legends</w:t>
       </w:r>
     </w:p>
     <w:p>
@@ -1335,89 +1976,119 @@
           <w:rFonts w:ascii="CMU Serif Roman" w:hAnsi="CMU Serif Roman" w:cs="CMU Serif Roman"/>
         </w:rPr>
       </w:pPr>
-      <w:r>
-        <w:rPr>
-          <w:rFonts w:ascii="CMU Serif Roman" w:hAnsi="CMU Serif Roman" w:cs="CMU Serif Roman"/>
-        </w:rPr>
-        <w:t xml:space="preserve">In terms of changes in composition through time, our results show that there is a constant group of bacterial components that consistently appear across all time periods (Fig. 4) </w:t>
-      </w:r>
-      <w:r>
-        <w:rPr>
-          <w:rFonts w:ascii="CMU Serif Roman" w:hAnsi="CMU Serif Roman" w:cs="CMU Serif Roman"/>
-        </w:rPr>
-        <w:lastRenderedPageBreak/>
-        <w:t xml:space="preserve">and sites (Fig. SX), probably defining the species’ core microbiome and including ASVs in the genus Lactobacillus, </w:t>
-      </w:r>
-      <w:proofErr w:type="spellStart"/>
-      <w:r>
-        <w:rPr>
-          <w:rFonts w:ascii="CMU Serif Roman" w:hAnsi="CMU Serif Roman" w:cs="CMU Serif Roman"/>
-        </w:rPr>
-        <w:t>Gilliamella</w:t>
-      </w:r>
-      <w:proofErr w:type="spellEnd"/>
-      <w:r>
-        <w:rPr>
-          <w:rFonts w:ascii="CMU Serif Roman" w:hAnsi="CMU Serif Roman" w:cs="CMU Serif Roman"/>
-        </w:rPr>
-        <w:t xml:space="preserve">, </w:t>
-      </w:r>
-      <w:proofErr w:type="spellStart"/>
-      <w:r>
-        <w:rPr>
-          <w:rFonts w:ascii="CMU Serif Roman" w:hAnsi="CMU Serif Roman" w:cs="CMU Serif Roman"/>
-        </w:rPr>
-        <w:t>Snodgrassella</w:t>
-      </w:r>
-      <w:proofErr w:type="spellEnd"/>
-      <w:r>
-        <w:rPr>
-          <w:rFonts w:ascii="CMU Serif Roman" w:hAnsi="CMU Serif Roman" w:cs="CMU Serif Roman"/>
-        </w:rPr>
-        <w:t xml:space="preserve"> and </w:t>
-      </w:r>
-      <w:proofErr w:type="spellStart"/>
-      <w:r>
-        <w:rPr>
-          <w:rFonts w:ascii="CMU Serif Roman" w:hAnsi="CMU Serif Roman" w:cs="CMU Serif Roman"/>
-        </w:rPr>
-        <w:t>Bombiscardovia</w:t>
-      </w:r>
-      <w:proofErr w:type="spellEnd"/>
-      <w:r>
-        <w:rPr>
-          <w:rFonts w:ascii="CMU Serif Roman" w:hAnsi="CMU Serif Roman" w:cs="CMU Serif Roman"/>
-        </w:rPr>
-        <w:t xml:space="preserve">. We also find that towards the end of the sampling season, this core microbiome becomes complemented by other species belonging to genus like Pseudomonas, Bacillus, </w:t>
-      </w:r>
-      <w:proofErr w:type="spellStart"/>
-      <w:r>
-        <w:rPr>
-          <w:rFonts w:ascii="CMU Serif Roman" w:hAnsi="CMU Serif Roman" w:cs="CMU Serif Roman"/>
-        </w:rPr>
-        <w:t>Commensalibacter</w:t>
-      </w:r>
-      <w:proofErr w:type="spellEnd"/>
-      <w:r>
-        <w:rPr>
-          <w:rFonts w:ascii="CMU Serif Roman" w:hAnsi="CMU Serif Roman" w:cs="CMU Serif Roman"/>
-        </w:rPr>
-        <w:t xml:space="preserve"> or </w:t>
-      </w:r>
-      <w:proofErr w:type="spellStart"/>
-      <w:r>
-        <w:rPr>
-          <w:rFonts w:ascii="CMU Serif Roman" w:hAnsi="CMU Serif Roman" w:cs="CMU Serif Roman"/>
-        </w:rPr>
-        <w:t>Apibacter</w:t>
-      </w:r>
-      <w:proofErr w:type="spellEnd"/>
-      <w:r>
-        <w:rPr>
-          <w:rFonts w:ascii="CMU Serif Roman" w:hAnsi="CMU Serif Roman" w:cs="CMU Serif Roman"/>
-        </w:rPr>
-        <w:t xml:space="preserve">. </w:t>
-      </w:r>
+    </w:p>
+    <w:p>
+      <w:pPr>
+        <w:pStyle w:val="NormalWeb"/>
+        <w:jc w:val="both"/>
+        <w:rPr>
+          <w:rFonts w:ascii="CMU Serif Roman" w:hAnsi="CMU Serif Roman" w:cs="CMU Serif Roman"/>
+        </w:rPr>
+      </w:pPr>
+      <w:r>
+        <w:rPr>
+          <w:rFonts w:ascii="CMU Serif Roman" w:hAnsi="CMU Serif Roman" w:cs="CMU Serif Roman"/>
+          <w:b/>
+          <w:bCs/>
+        </w:rPr>
+        <w:t xml:space="preserve">Figure </w:t>
+      </w:r>
+      <w:r>
+        <w:rPr>
+          <w:rFonts w:ascii="CMU Serif Roman" w:hAnsi="CMU Serif Roman" w:cs="CMU Serif Roman"/>
+          <w:b/>
+          <w:bCs/>
+        </w:rPr>
+        <w:t>1</w:t>
+      </w:r>
+      <w:r>
+        <w:rPr>
+          <w:rFonts w:ascii="CMU Serif Roman" w:hAnsi="CMU Serif Roman" w:cs="CMU Serif Roman"/>
+          <w:b/>
+          <w:bCs/>
+        </w:rPr>
+        <w:t>.</w:t>
+      </w:r>
+      <w:r>
+        <w:rPr>
+          <w:rFonts w:ascii="CMU Serif Roman" w:hAnsi="CMU Serif Roman" w:cs="CMU Serif Roman"/>
+        </w:rPr>
+        <w:t xml:space="preserve"> </w:t>
+      </w:r>
+      <w:r>
+        <w:rPr>
+          <w:rFonts w:ascii="CMU Serif Roman" w:hAnsi="CMU Serif Roman" w:cs="CMU Serif Roman"/>
+          <w:i/>
+          <w:iCs/>
+        </w:rPr>
+        <w:t>Temporal patterns of bacterial ASV diversity across periods.</w:t>
+      </w:r>
+      <w:r>
+        <w:rPr>
+          <w:rFonts w:ascii="CMU Serif Roman" w:hAnsi="CMU Serif Roman" w:cs="CMU Serif Roman"/>
+        </w:rPr>
+        <w:t> Violin plots show the distribution of observed ASV diversity values for each period, with embedded boxplots indicating medians and interquartile ranges. The dashed grey line represents the linear trend over time, highlighting directional changes in microbial diversity across periods.</w:t>
+      </w:r>
+      <w:r>
+        <w:rPr>
+          <w:rFonts w:ascii="CMU Serif Roman" w:hAnsi="CMU Serif Roman" w:cs="CMU Serif Roman"/>
+        </w:rPr>
+        <w:t xml:space="preserve"> </w:t>
+      </w:r>
+      <w:r>
+        <w:rPr>
+          <w:rFonts w:ascii="CMU Serif Roman" w:hAnsi="CMU Serif Roman" w:cs="CMU Serif Roman"/>
+        </w:rPr>
+        <w:t>Diversity estimates were standardized using interpolation and extrapolation techniques to control for differences in sampling effort.</w:t>
+      </w:r>
+    </w:p>
+    <w:p>
+      <w:pPr>
+        <w:pStyle w:val="NormalWeb"/>
+        <w:jc w:val="both"/>
+        <w:rPr>
+          <w:rFonts w:ascii="CMU Serif Roman" w:hAnsi="CMU Serif Roman" w:cs="CMU Serif Roman"/>
+        </w:rPr>
+      </w:pPr>
+      <w:r>
+        <w:rPr>
+          <w:rFonts w:ascii="CMU Serif Roman" w:hAnsi="CMU Serif Roman" w:cs="CMU Serif Roman"/>
+          <w:b/>
+          <w:bCs/>
+        </w:rPr>
+        <w:t xml:space="preserve">Figure </w:t>
+      </w:r>
+      <w:r>
+        <w:rPr>
+          <w:rFonts w:ascii="CMU Serif Roman" w:hAnsi="CMU Serif Roman" w:cs="CMU Serif Roman"/>
+          <w:b/>
+          <w:bCs/>
+        </w:rPr>
+        <w:t>2</w:t>
+      </w:r>
+      <w:r>
+        <w:rPr>
+          <w:rFonts w:ascii="CMU Serif Roman" w:hAnsi="CMU Serif Roman" w:cs="CMU Serif Roman"/>
+          <w:b/>
+          <w:bCs/>
+        </w:rPr>
+        <w:t>.</w:t>
+      </w:r>
+      <w:r>
+        <w:rPr>
+          <w:rFonts w:ascii="CMU Serif Roman" w:hAnsi="CMU Serif Roman" w:cs="CMU Serif Roman"/>
+        </w:rPr>
+        <w:t> Relative abundance of major bacterial taxa in bumblebee gut samples across six sampling periods (p01 to p06). Each point represents the percentage of 16S rRNA gene copies recovered for a given taxon in an individual sample. Boxplots summarize the distribution of relative abundances per taxon, highlighting dominant groups such as Gammaproteobacteria and Unclassified bacteria. Temporal variation in community composition is indicated by different colors and shapes corresponding to sampling periods.</w:t>
+      </w:r>
+    </w:p>
+    <w:p>
+      <w:pPr>
+        <w:pStyle w:val="NormalWeb"/>
+        <w:jc w:val="both"/>
+        <w:rPr>
+          <w:rFonts w:ascii="CMU Serif Roman" w:hAnsi="CMU Serif Roman" w:cs="CMU Serif Roman"/>
+        </w:rPr>
+      </w:pPr>
     </w:p>
     <w:p>
       <w:pPr>
@@ -1430,34 +2101,38 @@
       <w:r>
         <w:rPr>
           <w:rFonts w:ascii="CMU Serif Roman" w:hAnsi="CMU Serif Roman" w:cs="CMU Serif Roman"/>
-        </w:rPr>
-        <w:t xml:space="preserve">Our analysis of how the composition of the bacterial community changes through time shows a distinct grouping across the different time periods, with </w:t>
-      </w:r>
-      <w:proofErr w:type="gramStart"/>
-      <w:r>
-        <w:rPr>
-          <w:rFonts w:ascii="CMU Serif Roman" w:hAnsi="CMU Serif Roman" w:cs="CMU Serif Roman"/>
-        </w:rPr>
-        <w:t>particular differences</w:t>
-      </w:r>
-      <w:proofErr w:type="gramEnd"/>
-      <w:r>
-        <w:rPr>
-          <w:rFonts w:ascii="CMU Serif Roman" w:hAnsi="CMU Serif Roman" w:cs="CMU Serif Roman"/>
-        </w:rPr>
-        <w:t xml:space="preserve"> found between the earlier and later time periods in their bacterial composition (Fig. 5</w:t>
-      </w:r>
-      <w:r>
-        <w:rPr>
-          <w:rFonts w:ascii="CMU Serif Roman" w:hAnsi="CMU Serif Roman" w:cs="CMU Serif Roman"/>
-        </w:rPr>
-        <w:t>, Table 2</w:t>
-      </w:r>
-      <w:r>
-        <w:rPr>
-          <w:rFonts w:ascii="CMU Serif Roman" w:hAnsi="CMU Serif Roman" w:cs="CMU Serif Roman"/>
-        </w:rPr>
-        <w:t xml:space="preserve">). </w:t>
+          <w:b/>
+          <w:bCs/>
+        </w:rPr>
+        <w:t xml:space="preserve">Figure </w:t>
+      </w:r>
+      <w:r>
+        <w:rPr>
+          <w:rFonts w:ascii="CMU Serif Roman" w:hAnsi="CMU Serif Roman" w:cs="CMU Serif Roman"/>
+          <w:b/>
+          <w:bCs/>
+        </w:rPr>
+        <w:t>4</w:t>
+      </w:r>
+      <w:r>
+        <w:rPr>
+          <w:rFonts w:ascii="CMU Serif Roman" w:hAnsi="CMU Serif Roman" w:cs="CMU Serif Roman"/>
+          <w:b/>
+          <w:bCs/>
+        </w:rPr>
+        <w:t>.</w:t>
+      </w:r>
+      <w:r>
+        <w:rPr>
+          <w:rFonts w:ascii="CMU Serif Roman" w:hAnsi="CMU Serif Roman" w:cs="CMU Serif Roman"/>
+        </w:rPr>
+        <w:t xml:space="preserve"> </w:t>
+      </w:r>
+      <w:r>
+        <w:rPr>
+          <w:rFonts w:ascii="CMU Serif Roman" w:hAnsi="CMU Serif Roman" w:cs="CMU Serif Roman"/>
+        </w:rPr>
+        <w:t>Non-metric multidimensional scaling (NMDS) ordination of bacterial ASV composition across sampling periods. Points represent samples colored by period, with polygons indicating the convex hulls encompassing each group. The plot visualizes differences in microbial community composition over time.</w:t>
       </w:r>
     </w:p>
     <w:p>
@@ -1468,12 +2143,6 @@
           <w:rFonts w:ascii="CMU Serif Roman" w:hAnsi="CMU Serif Roman" w:cs="CMU Serif Roman"/>
         </w:rPr>
       </w:pPr>
-      <w:r>
-        <w:rPr>
-          <w:rFonts w:ascii="CMU Serif Roman" w:hAnsi="CMU Serif Roman" w:cs="CMU Serif Roman"/>
-        </w:rPr>
-        <w:t>We find that bacterial diversity within bumblebee guts, as measured by Shannon and Simpson indices, increases significantly with greater plant species richness at the sites. This pattern is not observed for bacterial richness. The effect of plant richness on bacterial diversity partially reflects an overall increase in floral species diversity through time (Fig. 6).</w:t>
-      </w:r>
     </w:p>
     <w:p>
       <w:pPr>
@@ -1486,21 +2155,77 @@
       <w:r>
         <w:rPr>
           <w:rFonts w:ascii="CMU Serif Roman" w:hAnsi="CMU Serif Roman" w:cs="CMU Serif Roman"/>
-        </w:rPr>
-        <w:t>Our analysis of fungal communities…</w:t>
+          <w:b/>
+          <w:bCs/>
+        </w:rPr>
+        <w:t xml:space="preserve">Figure </w:t>
+      </w:r>
+      <w:r>
+        <w:rPr>
+          <w:rFonts w:ascii="CMU Serif Roman" w:hAnsi="CMU Serif Roman" w:cs="CMU Serif Roman"/>
+          <w:b/>
+          <w:bCs/>
+        </w:rPr>
+        <w:t>5</w:t>
+      </w:r>
+      <w:r>
+        <w:rPr>
+          <w:rFonts w:ascii="CMU Serif Roman" w:hAnsi="CMU Serif Roman" w:cs="CMU Serif Roman"/>
+          <w:b/>
+          <w:bCs/>
+        </w:rPr>
+        <w:t>.</w:t>
+      </w:r>
+      <w:r>
+        <w:rPr>
+          <w:rFonts w:ascii="CMU Serif Roman" w:hAnsi="CMU Serif Roman" w:cs="CMU Serif Roman"/>
+        </w:rPr>
+        <w:t xml:space="preserve"> </w:t>
+      </w:r>
+      <w:r>
+        <w:rPr>
+          <w:rFonts w:ascii="CMU Serif Roman" w:hAnsi="CMU Serif Roman" w:cs="CMU Serif Roman"/>
+        </w:rPr>
+        <w:t>Scatterplot showing the relationship between plant species diversity and bacterial ASV diversity across different time periods. Points are colored by sampling period to illustrate temporal variation in the association between plant and microbial diversity.</w:t>
       </w:r>
     </w:p>
     <w:p>
       <w:pPr>
         <w:pStyle w:val="BodyText"/>
-        <w:rPr>
-          <w:rFonts w:ascii="CMU Serif Roman" w:hAnsi="CMU Serif Roman" w:cs="CMU Serif Roman"/>
-        </w:rPr>
-      </w:pPr>
+        <w:jc w:val="both"/>
+        <w:rPr>
+          <w:rFonts w:ascii="CMU Serif Roman" w:hAnsi="CMU Serif Roman" w:cs="CMU Serif Roman"/>
+        </w:rPr>
+      </w:pPr>
+    </w:p>
+    <w:p>
+      <w:pPr>
+        <w:pStyle w:val="NormalWeb"/>
+        <w:jc w:val="both"/>
+        <w:rPr>
+          <w:color w:val="000000"/>
+        </w:rPr>
+      </w:pPr>
+    </w:p>
+    <w:p>
+      <w:pPr>
+        <w:spacing w:after="200"/>
+        <w:jc w:val="both"/>
+        <w:rPr>
+          <w:rFonts w:ascii="CMU Serif Roman" w:eastAsiaTheme="minorHAnsi" w:hAnsi="CMU Serif Roman" w:cs="CMU Serif Roman"/>
+        </w:rPr>
+      </w:pPr>
+      <w:r>
+        <w:rPr>
+          <w:rFonts w:ascii="CMU Serif Roman" w:hAnsi="CMU Serif Roman" w:cs="CMU Serif Roman"/>
+        </w:rPr>
+        <w:br w:type="page"/>
+      </w:r>
     </w:p>
     <w:p>
       <w:pPr>
         <w:pStyle w:val="BodyText"/>
+        <w:jc w:val="both"/>
         <w:rPr>
           <w:rFonts w:ascii="CMU Serif Roman" w:hAnsi="CMU Serif Roman" w:cs="CMU Serif Roman"/>
         </w:rPr>
@@ -1509,20 +2234,29 @@
     <w:p>
       <w:pPr>
         <w:pStyle w:val="BodyText"/>
-        <w:rPr>
-          <w:rFonts w:ascii="CMU Serif Roman" w:hAnsi="CMU Serif Roman" w:cs="CMU Serif Roman"/>
-        </w:rPr>
-      </w:pPr>
-      <w:r>
-        <w:rPr>
-          <w:rFonts w:ascii="CMU Serif Roman" w:hAnsi="CMU Serif Roman" w:cs="CMU Serif Roman"/>
-          <w:noProof/>
+        <w:jc w:val="both"/>
+        <w:rPr>
+          <w:rFonts w:ascii="CMU Serif Roman" w:hAnsi="CMU Serif Roman" w:cs="CMU Serif Roman"/>
+        </w:rPr>
+      </w:pPr>
+    </w:p>
+    <w:p>
+      <w:pPr>
+        <w:pStyle w:val="BodyText"/>
+        <w:jc w:val="both"/>
+        <w:rPr>
+          <w:rFonts w:ascii="CMU Serif Roman" w:hAnsi="CMU Serif Roman" w:cs="CMU Serif Roman"/>
+        </w:rPr>
+      </w:pPr>
+      <w:r>
+        <w:rPr>
+          <w:rFonts w:ascii="CMU Serif Roman" w:hAnsi="CMU Serif Roman" w:cs="CMU Serif Roman"/>
         </w:rPr>
         <w:drawing>
-          <wp:inline distT="0" distB="0" distL="0" distR="0" wp14:anchorId="412C1B60" wp14:editId="129B21F3">
-            <wp:extent cx="4822092" cy="3943709"/>
-            <wp:effectExtent l="0" t="0" r="4445" b="0"/>
-            <wp:docPr id="1486655036" name="Picture 1" descr="A graph showing different colored lines&#10;&#10;AI-generated content may be incorrect."/>
+          <wp:inline distT="0" distB="0" distL="0" distR="0" wp14:anchorId="58C86B3B" wp14:editId="1BC69FA3">
+            <wp:extent cx="3952240" cy="4940300"/>
+            <wp:effectExtent l="0" t="0" r="0" b="0"/>
+            <wp:docPr id="1569242749" name="Picture 1" descr="A graph with different colored lines&#10;&#10;AI-generated content may be incorrect."/>
             <wp:cNvGraphicFramePr>
               <a:graphicFrameLocks xmlns:a="http://schemas.openxmlformats.org/drawingml/2006/main" noChangeAspect="1"/>
             </wp:cNvGraphicFramePr>
@@ -1530,152 +2264,7 @@
               <a:graphicData uri="http://schemas.openxmlformats.org/drawingml/2006/picture">
                 <pic:pic xmlns:pic="http://schemas.openxmlformats.org/drawingml/2006/picture">
                   <pic:nvPicPr>
-                    <pic:cNvPr id="1486655036" name="Picture 1" descr="A graph showing different colored lines&#10;&#10;AI-generated content may be incorrect."/>
-                    <pic:cNvPicPr/>
-                  </pic:nvPicPr>
-                  <pic:blipFill>
-                    <a:blip r:embed="rId5"/>
-                    <a:stretch>
-                      <a:fillRect/>
-                    </a:stretch>
-                  </pic:blipFill>
-                  <pic:spPr>
-                    <a:xfrm>
-                      <a:off x="0" y="0"/>
-                      <a:ext cx="4826955" cy="3947686"/>
-                    </a:xfrm>
-                    <a:prstGeom prst="rect">
-                      <a:avLst/>
-                    </a:prstGeom>
-                  </pic:spPr>
-                </pic:pic>
-              </a:graphicData>
-            </a:graphic>
-          </wp:inline>
-        </w:drawing>
-      </w:r>
-    </w:p>
-    <w:p>
-      <w:pPr>
-        <w:pStyle w:val="BodyText"/>
-        <w:jc w:val="both"/>
-        <w:rPr>
-          <w:rFonts w:ascii="CMU Serif Roman" w:hAnsi="CMU Serif Roman" w:cs="CMU Serif Roman"/>
-        </w:rPr>
-      </w:pPr>
-      <w:r>
-        <w:rPr>
-          <w:rStyle w:val="Strong"/>
-          <w:rFonts w:ascii="CMU Serif Roman" w:hAnsi="CMU Serif Roman" w:cs="CMU Serif Roman"/>
-          <w:color w:val="000000"/>
-        </w:rPr>
-        <w:lastRenderedPageBreak/>
-        <w:t>Figure 1.</w:t>
-      </w:r>
-      <w:r>
-        <w:rPr>
-          <w:rStyle w:val="Strong"/>
-          <w:rFonts w:ascii="CMU Serif Roman" w:hAnsi="CMU Serif Roman" w:cs="CMU Serif Roman"/>
-          <w:b w:val="0"/>
-          <w:bCs w:val="0"/>
-          <w:color w:val="000000"/>
-        </w:rPr>
-        <w:t xml:space="preserve"> Rarefaction and extrapolation curves showing ASV diversity across samples.</w:t>
-      </w:r>
-      <w:r>
-        <w:rPr>
-          <w:rFonts w:ascii="CMU Serif Roman" w:hAnsi="CMU Serif Roman" w:cs="CMU Serif Roman"/>
-          <w:color w:val="000000"/>
-        </w:rPr>
-        <w:br/>
-        <w:t>Sample-size-based rarefaction (solid lines) and extrapolation (dashed lines)</w:t>
-      </w:r>
-      <w:r>
-        <w:rPr>
-          <w:rFonts w:ascii="CMU Serif Roman" w:hAnsi="CMU Serif Roman" w:cs="CMU Serif Roman"/>
-          <w:color w:val="000000"/>
-        </w:rPr>
-        <w:t xml:space="preserve">. </w:t>
-      </w:r>
-    </w:p>
-    <w:p>
-      <w:pPr>
-        <w:pStyle w:val="BodyText"/>
-        <w:rPr>
-          <w:rFonts w:ascii="CMU Serif Roman" w:hAnsi="CMU Serif Roman" w:cs="CMU Serif Roman"/>
-        </w:rPr>
-      </w:pPr>
-    </w:p>
-    <w:p>
-      <w:pPr>
-        <w:pStyle w:val="BodyText"/>
-        <w:rPr>
-          <w:rFonts w:ascii="CMU Serif Roman" w:hAnsi="CMU Serif Roman" w:cs="CMU Serif Roman"/>
-        </w:rPr>
-      </w:pPr>
-      <w:r>
-        <w:rPr>
-          <w:rFonts w:ascii="CMU Serif Roman" w:hAnsi="CMU Serif Roman" w:cs="CMU Serif Roman"/>
-          <w:noProof/>
-        </w:rPr>
-        <w:drawing>
-          <wp:inline distT="0" distB="0" distL="0" distR="0" wp14:anchorId="11A43035" wp14:editId="01C4E85F">
-            <wp:extent cx="5943600" cy="2763520"/>
-            <wp:effectExtent l="0" t="0" r="0" b="5080"/>
-            <wp:docPr id="257429049" name="Picture 1" descr="A graph of different colored lines&#10;&#10;AI-generated content may be incorrect."/>
-            <wp:cNvGraphicFramePr>
-              <a:graphicFrameLocks xmlns:a="http://schemas.openxmlformats.org/drawingml/2006/main" noChangeAspect="1"/>
-            </wp:cNvGraphicFramePr>
-            <a:graphic xmlns:a="http://schemas.openxmlformats.org/drawingml/2006/main">
-              <a:graphicData uri="http://schemas.openxmlformats.org/drawingml/2006/picture">
-                <pic:pic xmlns:pic="http://schemas.openxmlformats.org/drawingml/2006/picture">
-                  <pic:nvPicPr>
-                    <pic:cNvPr id="257429049" name="Picture 1" descr="A graph of different colored lines&#10;&#10;AI-generated content may be incorrect."/>
-                    <pic:cNvPicPr/>
-                  </pic:nvPicPr>
-                  <pic:blipFill>
-                    <a:blip r:embed="rId6"/>
-                    <a:stretch>
-                      <a:fillRect/>
-                    </a:stretch>
-                  </pic:blipFill>
-                  <pic:spPr>
-                    <a:xfrm>
-                      <a:off x="0" y="0"/>
-                      <a:ext cx="5943600" cy="2763520"/>
-                    </a:xfrm>
-                    <a:prstGeom prst="rect">
-                      <a:avLst/>
-                    </a:prstGeom>
-                  </pic:spPr>
-                </pic:pic>
-              </a:graphicData>
-            </a:graphic>
-          </wp:inline>
-        </w:drawing>
-      </w:r>
-    </w:p>
-    <w:p>
-      <w:pPr>
-        <w:pStyle w:val="BodyText"/>
-      </w:pPr>
-      <w:r>
-        <w:rPr>
-          <w:noProof/>
-        </w:rPr>
-        <w:drawing>
-          <wp:inline distT="0" distB="0" distL="0" distR="0" wp14:anchorId="550308CF" wp14:editId="5768CA39">
-            <wp:extent cx="4845538" cy="3413102"/>
-            <wp:effectExtent l="0" t="0" r="0" b="3810"/>
-            <wp:docPr id="1895422056" name="Picture 1" descr="A graph of different types of species&#10;&#10;AI-generated content may be incorrect."/>
-            <wp:cNvGraphicFramePr>
-              <a:graphicFrameLocks xmlns:a="http://schemas.openxmlformats.org/drawingml/2006/main" noChangeAspect="1"/>
-            </wp:cNvGraphicFramePr>
-            <a:graphic xmlns:a="http://schemas.openxmlformats.org/drawingml/2006/main">
-              <a:graphicData uri="http://schemas.openxmlformats.org/drawingml/2006/picture">
-                <pic:pic xmlns:pic="http://schemas.openxmlformats.org/drawingml/2006/picture">
-                  <pic:nvPicPr>
-                    <pic:cNvPr id="1895422056" name="Picture 1" descr="A graph of different types of species&#10;&#10;AI-generated content may be incorrect."/>
+                    <pic:cNvPr id="480649572" name="Picture 1" descr="A graph with different colored lines&#10;&#10;AI-generated content may be incorrect."/>
                     <pic:cNvPicPr/>
                   </pic:nvPicPr>
                   <pic:blipFill>
@@ -1687,7 +2276,7 @@
                   <pic:spPr>
                     <a:xfrm>
                       <a:off x="0" y="0"/>
-                      <a:ext cx="4851127" cy="3417039"/>
+                      <a:ext cx="3952240" cy="4940300"/>
                     </a:xfrm>
                     <a:prstGeom prst="rect">
                       <a:avLst/>
@@ -1707,24 +2296,65 @@
           <w:rFonts w:ascii="CMU Serif Roman" w:hAnsi="CMU Serif Roman" w:cs="CMU Serif Roman"/>
         </w:rPr>
       </w:pPr>
-      <w:r>
-        <w:rPr>
-          <w:rFonts w:ascii="CMU Serif Roman" w:hAnsi="CMU Serif Roman" w:cs="CMU Serif Roman"/>
-        </w:rPr>
-        <w:t xml:space="preserve">Figure 2. </w:t>
-      </w:r>
     </w:p>
     <w:p>
       <w:pPr>
         <w:pStyle w:val="BodyText"/>
+        <w:rPr>
+          <w:rFonts w:ascii="CMU Serif Roman" w:hAnsi="CMU Serif Roman" w:cs="CMU Serif Roman"/>
+        </w:rPr>
       </w:pPr>
     </w:p>
     <w:p>
       <w:pPr>
         <w:pStyle w:val="BodyText"/>
-      </w:pPr>
-      <w:r>
-        <w:t>Table 1</w:t>
+        <w:rPr>
+          <w:rStyle w:val="Strong"/>
+          <w:rFonts w:ascii="CMU Serif Roman" w:hAnsi="CMU Serif Roman" w:cs="CMU Serif Roman"/>
+          <w:color w:val="000000"/>
+        </w:rPr>
+      </w:pPr>
+      <w:r>
+        <w:rPr>
+          <w:rStyle w:val="Strong"/>
+          <w:rFonts w:ascii="CMU Serif Roman" w:hAnsi="CMU Serif Roman" w:cs="CMU Serif Roman"/>
+          <w:color w:val="000000"/>
+        </w:rPr>
+        <w:t xml:space="preserve">Figure </w:t>
+      </w:r>
+      <w:r>
+        <w:rPr>
+          <w:rStyle w:val="Strong"/>
+          <w:rFonts w:ascii="CMU Serif Roman" w:hAnsi="CMU Serif Roman" w:cs="CMU Serif Roman"/>
+          <w:color w:val="000000"/>
+        </w:rPr>
+        <w:t>1</w:t>
+      </w:r>
+      <w:r>
+        <w:rPr>
+          <w:rStyle w:val="Strong"/>
+          <w:rFonts w:ascii="CMU Serif Roman" w:hAnsi="CMU Serif Roman" w:cs="CMU Serif Roman"/>
+          <w:color w:val="000000"/>
+        </w:rPr>
+        <w:t>.</w:t>
+      </w:r>
+    </w:p>
+    <w:p>
+      <w:pPr>
+        <w:spacing w:after="200"/>
+        <w:rPr>
+          <w:rStyle w:val="Strong"/>
+          <w:rFonts w:ascii="CMU Serif Roman" w:eastAsiaTheme="minorHAnsi" w:hAnsi="CMU Serif Roman" w:cs="CMU Serif Roman"/>
+          <w:color w:val="000000"/>
+        </w:rPr>
+      </w:pPr>
+      <w:r>
+        <w:rPr>
+          <w:rStyle w:val="Strong"/>
+          <w:rFonts w:ascii="CMU Serif Roman" w:hAnsi="CMU Serif Roman" w:cs="CMU Serif Roman"/>
+          <w:color w:val="000000"/>
+        </w:rPr>
+        <w:br w:type="page"/>
       </w:r>
     </w:p>
     <w:p>
@@ -1732,127 +2362,14 @@
         <w:pStyle w:val="BodyText"/>
       </w:pPr>
       <w:r>
+        <w:rPr>
+          <w:noProof/>
+        </w:rPr>
         <w:lastRenderedPageBreak/>
-        <w:t xml:space="preserve">Diversity         estimate </w:t>
-      </w:r>
-      <w:proofErr w:type="spellStart"/>
-      <w:proofErr w:type="gramStart"/>
-      <w:r>
-        <w:t>std.error</w:t>
-      </w:r>
-      <w:proofErr w:type="spellEnd"/>
-      <w:proofErr w:type="gramEnd"/>
-      <w:r>
-        <w:t xml:space="preserve"> statistic </w:t>
-      </w:r>
-      <w:proofErr w:type="spellStart"/>
-      <w:r>
-        <w:t>p.value</w:t>
-      </w:r>
-      <w:proofErr w:type="spellEnd"/>
-    </w:p>
-    <w:p>
-      <w:pPr>
-        <w:pStyle w:val="BodyText"/>
-      </w:pPr>
-      <w:r>
-        <w:t xml:space="preserve">  &lt;</w:t>
-      </w:r>
-      <w:proofErr w:type="spellStart"/>
-      <w:r>
-        <w:t>fct</w:t>
-      </w:r>
-      <w:proofErr w:type="spellEnd"/>
-      <w:r>
-        <w:t>&gt;                &lt;</w:t>
-      </w:r>
-      <w:proofErr w:type="spellStart"/>
-      <w:r>
-        <w:t>dbl</w:t>
-      </w:r>
-      <w:proofErr w:type="spellEnd"/>
-      <w:r>
-        <w:t>&gt;     &lt;</w:t>
-      </w:r>
-      <w:proofErr w:type="spellStart"/>
-      <w:r>
-        <w:t>dbl</w:t>
-      </w:r>
-      <w:proofErr w:type="spellEnd"/>
-      <w:r>
-        <w:t>&gt;     &lt;</w:t>
-      </w:r>
-      <w:proofErr w:type="spellStart"/>
-      <w:r>
-        <w:t>dbl</w:t>
-      </w:r>
-      <w:proofErr w:type="spellEnd"/>
-      <w:r>
-        <w:t>&gt;   &lt;</w:t>
-      </w:r>
-      <w:proofErr w:type="spellStart"/>
-      <w:r>
-        <w:t>dbl</w:t>
-      </w:r>
-      <w:proofErr w:type="spellEnd"/>
-      <w:r>
-        <w:t>&gt;</w:t>
-      </w:r>
-    </w:p>
-    <w:p>
-      <w:pPr>
-        <w:pStyle w:val="BodyText"/>
-      </w:pPr>
-      <w:r>
-        <w:t>1 Species richness   -0.633     1.02      -0.</w:t>
-      </w:r>
-      <w:proofErr w:type="gramStart"/>
-      <w:r>
-        <w:t>621  0.536</w:t>
-      </w:r>
-      <w:proofErr w:type="gramEnd"/>
-      <w:r>
-        <w:t xml:space="preserve"> </w:t>
-      </w:r>
-    </w:p>
-    <w:p>
-      <w:pPr>
-        <w:pStyle w:val="BodyText"/>
-      </w:pPr>
-      <w:r>
-        <w:t>2 Shannon diversity   0.150     0.0599     2.50   0.0138</w:t>
-      </w:r>
-    </w:p>
-    <w:p>
-      <w:pPr>
-        <w:pStyle w:val="BodyText"/>
-      </w:pPr>
-      <w:r>
-        <w:t>3 Simpson diversity   0.0947    0.0408     2.32   0.0219</w:t>
-      </w:r>
-    </w:p>
-    <w:p>
-      <w:pPr>
-        <w:pStyle w:val="BodyText"/>
-      </w:pPr>
-    </w:p>
-    <w:p>
-      <w:pPr>
-        <w:pStyle w:val="BodyText"/>
-      </w:pPr>
-    </w:p>
-    <w:p>
-      <w:pPr>
-        <w:pStyle w:val="BodyText"/>
-      </w:pPr>
-      <w:r>
-        <w:rPr>
-          <w:noProof/>
-        </w:rPr>
         <w:drawing>
-          <wp:inline distT="0" distB="0" distL="0" distR="0" wp14:anchorId="6933B66F" wp14:editId="47248F0E">
+          <wp:inline distT="0" distB="0" distL="0" distR="0" wp14:anchorId="76D4FAA1" wp14:editId="529B3C1B">
             <wp:extent cx="5943600" cy="5899785"/>
-            <wp:effectExtent l="0" t="0" r="0" b="0"/>
+            <wp:effectExtent l="0" t="0" r="0" b="5715"/>
             <wp:docPr id="5" name="Picture 4">
               <a:extLst xmlns:a="http://schemas.openxmlformats.org/drawingml/2006/main">
                 <a:ext uri="{FF2B5EF4-FFF2-40B4-BE49-F238E27FC236}">
@@ -1910,344 +2427,51 @@
         <w:pStyle w:val="BodyText"/>
       </w:pPr>
       <w:r>
+        <w:t xml:space="preserve">Figure </w:t>
+      </w:r>
+      <w:r>
+        <w:t>2</w:t>
+      </w:r>
+      <w:r>
+        <w:t xml:space="preserve">. </w:t>
+      </w:r>
+    </w:p>
+    <w:p>
+      <w:pPr>
+        <w:pStyle w:val="BodyText"/>
+      </w:pPr>
+    </w:p>
+    <w:p>
+      <w:pPr>
+        <w:spacing w:after="200"/>
+        <w:rPr>
+          <w:rFonts w:asciiTheme="minorHAnsi" w:eastAsiaTheme="minorHAnsi" w:hAnsiTheme="minorHAnsi" w:cstheme="minorBidi"/>
+        </w:rPr>
+      </w:pPr>
+      <w:r>
+        <w:br w:type="page"/>
+      </w:r>
+    </w:p>
+    <w:p>
+      <w:pPr>
+        <w:spacing w:after="200"/>
+        <w:rPr>
+          <w:rFonts w:asciiTheme="minorHAnsi" w:eastAsiaTheme="minorHAnsi" w:hAnsiTheme="minorHAnsi" w:cstheme="minorBidi"/>
+        </w:rPr>
+      </w:pPr>
+    </w:p>
+    <w:p>
+      <w:pPr>
+        <w:pStyle w:val="BodyText"/>
+      </w:pPr>
+      <w:r>
         <w:rPr>
           <w:noProof/>
         </w:rPr>
         <w:drawing>
-          <wp:inline distT="0" distB="0" distL="0" distR="0" wp14:anchorId="72EBF9BF" wp14:editId="76C6B3DD">
-            <wp:extent cx="5943600" cy="3424555"/>
-            <wp:effectExtent l="0" t="0" r="0" b="4445"/>
-            <wp:docPr id="625744426" name="Picture 1" descr="A graph with numbers and a bar&#10;&#10;AI-generated content may be incorrect."/>
-            <wp:cNvGraphicFramePr>
-              <a:graphicFrameLocks xmlns:a="http://schemas.openxmlformats.org/drawingml/2006/main" noChangeAspect="1"/>
-            </wp:cNvGraphicFramePr>
-            <a:graphic xmlns:a="http://schemas.openxmlformats.org/drawingml/2006/main">
-              <a:graphicData uri="http://schemas.openxmlformats.org/drawingml/2006/picture">
-                <pic:pic xmlns:pic="http://schemas.openxmlformats.org/drawingml/2006/picture">
-                  <pic:nvPicPr>
-                    <pic:cNvPr id="625744426" name="Picture 1" descr="A graph with numbers and a bar&#10;&#10;AI-generated content may be incorrect."/>
-                    <pic:cNvPicPr/>
-                  </pic:nvPicPr>
-                  <pic:blipFill>
-                    <a:blip r:embed="rId9"/>
-                    <a:stretch>
-                      <a:fillRect/>
-                    </a:stretch>
-                  </pic:blipFill>
-                  <pic:spPr>
-                    <a:xfrm>
-                      <a:off x="0" y="0"/>
-                      <a:ext cx="5943600" cy="3424555"/>
-                    </a:xfrm>
-                    <a:prstGeom prst="rect">
-                      <a:avLst/>
-                    </a:prstGeom>
-                  </pic:spPr>
-                </pic:pic>
-              </a:graphicData>
-            </a:graphic>
-          </wp:inline>
-        </w:drawing>
-      </w:r>
-    </w:p>
-    <w:p>
-      <w:pPr>
-        <w:pStyle w:val="BodyText"/>
-      </w:pPr>
-    </w:p>
-    <w:p>
-      <w:pPr>
-        <w:pStyle w:val="BodyText"/>
-      </w:pPr>
-    </w:p>
-    <w:p>
-      <w:pPr>
-        <w:pStyle w:val="BodyText"/>
-      </w:pPr>
-      <w:r>
-        <w:rPr>
-          <w:noProof/>
-        </w:rPr>
-        <w:drawing>
-          <wp:inline distT="0" distB="0" distL="0" distR="0" wp14:anchorId="5474E8D8" wp14:editId="30DE9F7F">
-            <wp:extent cx="5943600" cy="3267710"/>
-            <wp:effectExtent l="0" t="0" r="0" b="0"/>
-            <wp:docPr id="1025807095" name="Picture 1" descr="A graph with numbers and percentages&#10;&#10;AI-generated content may be incorrect."/>
-            <wp:cNvGraphicFramePr>
-              <a:graphicFrameLocks xmlns:a="http://schemas.openxmlformats.org/drawingml/2006/main" noChangeAspect="1"/>
-            </wp:cNvGraphicFramePr>
-            <a:graphic xmlns:a="http://schemas.openxmlformats.org/drawingml/2006/main">
-              <a:graphicData uri="http://schemas.openxmlformats.org/drawingml/2006/picture">
-                <pic:pic xmlns:pic="http://schemas.openxmlformats.org/drawingml/2006/picture">
-                  <pic:nvPicPr>
-                    <pic:cNvPr id="1025807095" name="Picture 1" descr="A graph with numbers and percentages&#10;&#10;AI-generated content may be incorrect."/>
-                    <pic:cNvPicPr/>
-                  </pic:nvPicPr>
-                  <pic:blipFill>
-                    <a:blip r:embed="rId10"/>
-                    <a:stretch>
-                      <a:fillRect/>
-                    </a:stretch>
-                  </pic:blipFill>
-                  <pic:spPr>
-                    <a:xfrm>
-                      <a:off x="0" y="0"/>
-                      <a:ext cx="5943600" cy="3267710"/>
-                    </a:xfrm>
-                    <a:prstGeom prst="rect">
-                      <a:avLst/>
-                    </a:prstGeom>
-                  </pic:spPr>
-                </pic:pic>
-              </a:graphicData>
-            </a:graphic>
-          </wp:inline>
-        </w:drawing>
-      </w:r>
-    </w:p>
-    <w:p>
-      <w:pPr>
-        <w:pStyle w:val="BodyText"/>
-      </w:pPr>
-    </w:p>
-    <w:p>
-      <w:pPr>
-        <w:pStyle w:val="BodyText"/>
-      </w:pPr>
-      <w:r>
-        <w:rPr>
-          <w:noProof/>
-        </w:rPr>
-        <w:lastRenderedPageBreak/>
-        <w:drawing>
-          <wp:inline distT="0" distB="0" distL="0" distR="0" wp14:anchorId="7381C976" wp14:editId="36D7BB7A">
-            <wp:extent cx="5943600" cy="2929890"/>
-            <wp:effectExtent l="0" t="0" r="0" b="3810"/>
-            <wp:docPr id="1053991521" name="Picture 1" descr="A graph with numbers and percentages&#10;&#10;AI-generated content may be incorrect."/>
-            <wp:cNvGraphicFramePr>
-              <a:graphicFrameLocks xmlns:a="http://schemas.openxmlformats.org/drawingml/2006/main" noChangeAspect="1"/>
-            </wp:cNvGraphicFramePr>
-            <a:graphic xmlns:a="http://schemas.openxmlformats.org/drawingml/2006/main">
-              <a:graphicData uri="http://schemas.openxmlformats.org/drawingml/2006/picture">
-                <pic:pic xmlns:pic="http://schemas.openxmlformats.org/drawingml/2006/picture">
-                  <pic:nvPicPr>
-                    <pic:cNvPr id="1053991521" name="Picture 1" descr="A graph with numbers and percentages&#10;&#10;AI-generated content may be incorrect."/>
-                    <pic:cNvPicPr/>
-                  </pic:nvPicPr>
-                  <pic:blipFill>
-                    <a:blip r:embed="rId11"/>
-                    <a:stretch>
-                      <a:fillRect/>
-                    </a:stretch>
-                  </pic:blipFill>
-                  <pic:spPr>
-                    <a:xfrm>
-                      <a:off x="0" y="0"/>
-                      <a:ext cx="5943600" cy="2929890"/>
-                    </a:xfrm>
-                    <a:prstGeom prst="rect">
-                      <a:avLst/>
-                    </a:prstGeom>
-                  </pic:spPr>
-                </pic:pic>
-              </a:graphicData>
-            </a:graphic>
-          </wp:inline>
-        </w:drawing>
-      </w:r>
-    </w:p>
-    <w:p>
-      <w:pPr>
-        <w:pStyle w:val="BodyText"/>
-      </w:pPr>
-    </w:p>
-    <w:p>
-      <w:pPr>
-        <w:pStyle w:val="BodyText"/>
-      </w:pPr>
-    </w:p>
-    <w:p>
-      <w:pPr>
-        <w:pStyle w:val="BodyText"/>
-      </w:pPr>
-    </w:p>
-    <w:p>
-      <w:pPr>
-        <w:pStyle w:val="BodyText"/>
-      </w:pPr>
-      <w:r>
-        <w:t xml:space="preserve">Por </w:t>
-      </w:r>
-      <w:r>
-        <w:t>period</w:t>
-      </w:r>
-    </w:p>
-    <w:p>
-      <w:pPr>
-        <w:pStyle w:val="BodyText"/>
-      </w:pPr>
-    </w:p>
-    <w:p>
-      <w:pPr>
-        <w:pStyle w:val="BodyText"/>
-      </w:pPr>
-      <w:r>
-        <w:rPr>
-          <w:noProof/>
-        </w:rPr>
-        <w:lastRenderedPageBreak/>
-        <w:drawing>
-          <wp:inline distT="0" distB="0" distL="0" distR="0" wp14:anchorId="0CB73838" wp14:editId="385B9A8E">
-            <wp:extent cx="5943600" cy="4186555"/>
-            <wp:effectExtent l="0" t="0" r="0" b="4445"/>
-            <wp:docPr id="25678738" name="Picture 1" descr="A graph with numbers and text&#10;&#10;AI-generated content may be incorrect."/>
-            <wp:cNvGraphicFramePr>
-              <a:graphicFrameLocks xmlns:a="http://schemas.openxmlformats.org/drawingml/2006/main" noChangeAspect="1"/>
-            </wp:cNvGraphicFramePr>
-            <a:graphic xmlns:a="http://schemas.openxmlformats.org/drawingml/2006/main">
-              <a:graphicData uri="http://schemas.openxmlformats.org/drawingml/2006/picture">
-                <pic:pic xmlns:pic="http://schemas.openxmlformats.org/drawingml/2006/picture">
-                  <pic:nvPicPr>
-                    <pic:cNvPr id="25678738" name="Picture 1" descr="A graph with numbers and text&#10;&#10;AI-generated content may be incorrect."/>
-                    <pic:cNvPicPr/>
-                  </pic:nvPicPr>
-                  <pic:blipFill>
-                    <a:blip r:embed="rId12"/>
-                    <a:stretch>
-                      <a:fillRect/>
-                    </a:stretch>
-                  </pic:blipFill>
-                  <pic:spPr>
-                    <a:xfrm>
-                      <a:off x="0" y="0"/>
-                      <a:ext cx="5943600" cy="4186555"/>
-                    </a:xfrm>
-                    <a:prstGeom prst="rect">
-                      <a:avLst/>
-                    </a:prstGeom>
-                  </pic:spPr>
-                </pic:pic>
-              </a:graphicData>
-            </a:graphic>
-          </wp:inline>
-        </w:drawing>
-      </w:r>
-    </w:p>
-    <w:p>
-      <w:pPr>
-        <w:pStyle w:val="BodyText"/>
-      </w:pPr>
-    </w:p>
-    <w:p>
-      <w:pPr>
-        <w:pStyle w:val="BodyText"/>
-      </w:pPr>
-      <w:r>
-        <w:rPr>
-          <w:noProof/>
-        </w:rPr>
-        <w:lastRenderedPageBreak/>
-        <w:drawing>
-          <wp:inline distT="0" distB="0" distL="0" distR="0" wp14:anchorId="4CBF4322" wp14:editId="788D76FD">
-            <wp:extent cx="5943600" cy="4186555"/>
-            <wp:effectExtent l="0" t="0" r="0" b="4445"/>
-            <wp:docPr id="833920130" name="Picture 1" descr="A graph with numbers and a number of objects&#10;&#10;AI-generated content may be incorrect."/>
-            <wp:cNvGraphicFramePr>
-              <a:graphicFrameLocks xmlns:a="http://schemas.openxmlformats.org/drawingml/2006/main" noChangeAspect="1"/>
-            </wp:cNvGraphicFramePr>
-            <a:graphic xmlns:a="http://schemas.openxmlformats.org/drawingml/2006/main">
-              <a:graphicData uri="http://schemas.openxmlformats.org/drawingml/2006/picture">
-                <pic:pic xmlns:pic="http://schemas.openxmlformats.org/drawingml/2006/picture">
-                  <pic:nvPicPr>
-                    <pic:cNvPr id="833920130" name="Picture 1" descr="A graph with numbers and a number of objects&#10;&#10;AI-generated content may be incorrect."/>
-                    <pic:cNvPicPr/>
-                  </pic:nvPicPr>
-                  <pic:blipFill>
-                    <a:blip r:embed="rId13"/>
-                    <a:stretch>
-                      <a:fillRect/>
-                    </a:stretch>
-                  </pic:blipFill>
-                  <pic:spPr>
-                    <a:xfrm>
-                      <a:off x="0" y="0"/>
-                      <a:ext cx="5943600" cy="4186555"/>
-                    </a:xfrm>
-                    <a:prstGeom prst="rect">
-                      <a:avLst/>
-                    </a:prstGeom>
-                  </pic:spPr>
-                </pic:pic>
-              </a:graphicData>
-            </a:graphic>
-          </wp:inline>
-        </w:drawing>
-      </w:r>
-    </w:p>
-    <w:p>
-      <w:pPr>
-        <w:pStyle w:val="BodyText"/>
-      </w:pPr>
-    </w:p>
-    <w:p>
-      <w:pPr>
-        <w:pStyle w:val="BodyText"/>
-      </w:pPr>
-      <w:r>
-        <w:rPr>
-          <w:noProof/>
-        </w:rPr>
-        <w:lastRenderedPageBreak/>
-        <w:drawing>
-          <wp:inline distT="0" distB="0" distL="0" distR="0" wp14:anchorId="264133EC" wp14:editId="1F82B880">
-            <wp:extent cx="5943600" cy="4186555"/>
-            <wp:effectExtent l="0" t="0" r="0" b="4445"/>
-            <wp:docPr id="132212881" name="Picture 1" descr="A graph with numbers and text&#10;&#10;AI-generated content may be incorrect."/>
-            <wp:cNvGraphicFramePr>
-              <a:graphicFrameLocks xmlns:a="http://schemas.openxmlformats.org/drawingml/2006/main" noChangeAspect="1"/>
-            </wp:cNvGraphicFramePr>
-            <a:graphic xmlns:a="http://schemas.openxmlformats.org/drawingml/2006/main">
-              <a:graphicData uri="http://schemas.openxmlformats.org/drawingml/2006/picture">
-                <pic:pic xmlns:pic="http://schemas.openxmlformats.org/drawingml/2006/picture">
-                  <pic:nvPicPr>
-                    <pic:cNvPr id="132212881" name="Picture 1" descr="A graph with numbers and text&#10;&#10;AI-generated content may be incorrect."/>
-                    <pic:cNvPicPr/>
-                  </pic:nvPicPr>
-                  <pic:blipFill>
-                    <a:blip r:embed="rId14"/>
-                    <a:stretch>
-                      <a:fillRect/>
-                    </a:stretch>
-                  </pic:blipFill>
-                  <pic:spPr>
-                    <a:xfrm>
-                      <a:off x="0" y="0"/>
-                      <a:ext cx="5943600" cy="4186555"/>
-                    </a:xfrm>
-                    <a:prstGeom prst="rect">
-                      <a:avLst/>
-                    </a:prstGeom>
-                  </pic:spPr>
-                </pic:pic>
-              </a:graphicData>
-            </a:graphic>
-          </wp:inline>
-        </w:drawing>
-      </w:r>
-    </w:p>
-    <w:p>
-      <w:pPr>
-        <w:pStyle w:val="BodyText"/>
-      </w:pPr>
-      <w:r>
-        <w:rPr>
-          <w:noProof/>
-        </w:rPr>
-        <w:lastRenderedPageBreak/>
-        <w:drawing>
-          <wp:inline distT="0" distB="0" distL="0" distR="0" wp14:anchorId="70DACC80" wp14:editId="4FB2C0C7">
+          <wp:inline distT="0" distB="0" distL="0" distR="0" wp14:anchorId="0591966B" wp14:editId="71AF078E">
             <wp:extent cx="5943600" cy="5899785"/>
-            <wp:effectExtent l="0" t="0" r="0" b="0"/>
+            <wp:effectExtent l="0" t="0" r="0" b="5715"/>
             <wp:docPr id="2106766366" name="Picture 4">
               <a:extLst xmlns:a="http://schemas.openxmlformats.org/drawingml/2006/main">
                 <a:ext uri="{FF2B5EF4-FFF2-40B4-BE49-F238E27FC236}">
@@ -2274,7 +2498,7 @@
                     </pic:cNvPicPr>
                   </pic:nvPicPr>
                   <pic:blipFill>
-                    <a:blip r:embed="rId15"/>
+                    <a:blip r:embed="rId9"/>
                     <a:stretch>
                       <a:fillRect/>
                     </a:stretch>
@@ -2303,35 +2527,44 @@
     <w:p>
       <w:pPr>
         <w:pStyle w:val="BodyText"/>
-        <w:rPr>
-          <w:lang w:val="es-ES"/>
-        </w:rPr>
-      </w:pPr>
-      <w:r>
-        <w:rPr>
-          <w:lang w:val="es-ES"/>
-        </w:rPr>
-        <w:t>Elegir un par o 3 de todas estas figuras</w:t>
+      </w:pPr>
+      <w:r>
+        <w:t xml:space="preserve">Figure 3. </w:t>
       </w:r>
     </w:p>
     <w:p>
       <w:pPr>
         <w:pStyle w:val="BodyText"/>
-        <w:rPr>
-          <w:rFonts w:ascii="CMU Serif Roman" w:hAnsi="CMU Serif Roman" w:cs="CMU Serif Roman"/>
-        </w:rPr>
-      </w:pPr>
-      <w:r>
-        <w:rPr>
-          <w:rFonts w:ascii="CMU Serif Roman" w:hAnsi="CMU Serif Roman" w:cs="CMU Serif Roman"/>
+      </w:pPr>
+    </w:p>
+    <w:p>
+      <w:pPr>
+        <w:spacing w:after="200"/>
+        <w:rPr>
+          <w:rFonts w:asciiTheme="minorHAnsi" w:eastAsiaTheme="minorHAnsi" w:hAnsiTheme="minorHAnsi" w:cstheme="minorBidi"/>
+        </w:rPr>
+      </w:pPr>
+      <w:r>
+        <w:br w:type="page"/>
+      </w:r>
+    </w:p>
+    <w:p>
+      <w:pPr>
+        <w:pStyle w:val="BodyText"/>
+        <w:rPr>
+          <w:rFonts w:ascii="CMU Serif Roman" w:hAnsi="CMU Serif Roman" w:cs="CMU Serif Roman"/>
+        </w:rPr>
+      </w:pPr>
+      <w:r>
+        <w:rPr>
           <w:noProof/>
         </w:rPr>
         <w:lastRenderedPageBreak/>
         <w:drawing>
-          <wp:inline distT="0" distB="0" distL="0" distR="0" wp14:anchorId="507E7B62" wp14:editId="5AB2B3DF">
-            <wp:extent cx="5943600" cy="4457700"/>
+          <wp:inline distT="0" distB="0" distL="0" distR="0" wp14:anchorId="46A220DE" wp14:editId="54D3BF89">
+            <wp:extent cx="5943600" cy="3714750"/>
             <wp:effectExtent l="0" t="0" r="0" b="0"/>
-            <wp:docPr id="135104214" name="Picture 1" descr="A graph of different colored dots&#10;&#10;AI-generated content may be incorrect."/>
+            <wp:docPr id="1126612626" name="Picture 1" descr="A graph with colorful dots&#10;&#10;AI-generated content may be incorrect."/>
             <wp:cNvGraphicFramePr>
               <a:graphicFrameLocks xmlns:a="http://schemas.openxmlformats.org/drawingml/2006/main" noChangeAspect="1"/>
             </wp:cNvGraphicFramePr>
@@ -2339,11 +2572,11 @@
               <a:graphicData uri="http://schemas.openxmlformats.org/drawingml/2006/picture">
                 <pic:pic xmlns:pic="http://schemas.openxmlformats.org/drawingml/2006/picture">
                   <pic:nvPicPr>
-                    <pic:cNvPr id="135104214" name="Picture 1" descr="A graph of different colored dots&#10;&#10;AI-generated content may be incorrect."/>
+                    <pic:cNvPr id="1126612626" name="Picture 1" descr="A graph with colorful dots&#10;&#10;AI-generated content may be incorrect."/>
                     <pic:cNvPicPr/>
                   </pic:nvPicPr>
                   <pic:blipFill>
-                    <a:blip r:embed="rId16"/>
+                    <a:blip r:embed="rId10"/>
                     <a:stretch>
                       <a:fillRect/>
                     </a:stretch>
@@ -2351,7 +2584,7 @@
                   <pic:spPr>
                     <a:xfrm>
                       <a:off x="0" y="0"/>
-                      <a:ext cx="5943600" cy="4457700"/>
+                      <a:ext cx="5943600" cy="3714750"/>
                     </a:xfrm>
                     <a:prstGeom prst="rect">
                       <a:avLst/>
@@ -2374,8 +2607,46 @@
       <w:r>
         <w:rPr>
           <w:rFonts w:ascii="CMU Serif Roman" w:hAnsi="CMU Serif Roman" w:cs="CMU Serif Roman"/>
-        </w:rPr>
-        <w:t xml:space="preserve">Figure 5. </w:t>
+          <w:b/>
+          <w:bCs/>
+        </w:rPr>
+        <w:t xml:space="preserve">Figure </w:t>
+      </w:r>
+      <w:r>
+        <w:rPr>
+          <w:rFonts w:ascii="CMU Serif Roman" w:hAnsi="CMU Serif Roman" w:cs="CMU Serif Roman"/>
+          <w:b/>
+          <w:bCs/>
+        </w:rPr>
+        <w:t>4</w:t>
+      </w:r>
+      <w:r>
+        <w:rPr>
+          <w:rFonts w:ascii="CMU Serif Roman" w:hAnsi="CMU Serif Roman" w:cs="CMU Serif Roman"/>
+          <w:b/>
+          <w:bCs/>
+        </w:rPr>
+        <w:t>.</w:t>
+      </w:r>
+      <w:r>
+        <w:rPr>
+          <w:rFonts w:ascii="CMU Serif Roman" w:hAnsi="CMU Serif Roman" w:cs="CMU Serif Roman"/>
+        </w:rPr>
+        <w:t xml:space="preserve"> </w:t>
+      </w:r>
+    </w:p>
+    <w:p>
+      <w:pPr>
+        <w:spacing w:after="200"/>
+        <w:rPr>
+          <w:rFonts w:ascii="CMU Serif Roman" w:eastAsiaTheme="minorHAnsi" w:hAnsi="CMU Serif Roman" w:cs="CMU Serif Roman"/>
+        </w:rPr>
+      </w:pPr>
+      <w:r>
+        <w:rPr>
+          <w:rFonts w:ascii="CMU Serif Roman" w:hAnsi="CMU Serif Roman" w:cs="CMU Serif Roman"/>
+        </w:rPr>
+        <w:br w:type="page"/>
       </w:r>
     </w:p>
     <w:p>
@@ -2384,573 +2655,6 @@
         <w:rPr>
           <w:rFonts w:ascii="CMU Serif Roman" w:hAnsi="CMU Serif Roman" w:cs="CMU Serif Roman"/>
         </w:rPr>
-      </w:pPr>
-    </w:p>
-    <w:p>
-      <w:pPr>
-        <w:pStyle w:val="BodyText"/>
-        <w:rPr>
-          <w:rFonts w:ascii="CMU Serif Roman" w:hAnsi="CMU Serif Roman" w:cs="CMU Serif Roman"/>
-        </w:rPr>
-      </w:pPr>
-      <w:r>
-        <w:rPr>
-          <w:rFonts w:ascii="CMU Serif Roman" w:hAnsi="CMU Serif Roman" w:cs="CMU Serif Roman"/>
-        </w:rPr>
-        <w:t xml:space="preserve">Table 2. </w:t>
-      </w:r>
-    </w:p>
-    <w:p>
-      <w:pPr>
-        <w:pStyle w:val="BodyText"/>
-        <w:rPr>
-          <w:rFonts w:ascii="CMU Serif Roman" w:hAnsi="CMU Serif Roman" w:cs="CMU Serif Roman"/>
-        </w:rPr>
-      </w:pPr>
-      <w:r>
-        <w:rPr>
-          <w:rFonts w:ascii="CMU Serif Roman" w:hAnsi="CMU Serif Roman" w:cs="CMU Serif Roman"/>
-        </w:rPr>
-        <w:t>Permutation test for adonis under reduced model</w:t>
-      </w:r>
-    </w:p>
-    <w:p>
-      <w:pPr>
-        <w:pStyle w:val="BodyText"/>
-        <w:rPr>
-          <w:rFonts w:ascii="CMU Serif Roman" w:hAnsi="CMU Serif Roman" w:cs="CMU Serif Roman"/>
-        </w:rPr>
-      </w:pPr>
-      <w:r>
-        <w:rPr>
-          <w:rFonts w:ascii="CMU Serif Roman" w:hAnsi="CMU Serif Roman" w:cs="CMU Serif Roman"/>
-        </w:rPr>
-        <w:t>Marginal effects of terms</w:t>
-      </w:r>
-    </w:p>
-    <w:p>
-      <w:pPr>
-        <w:pStyle w:val="BodyText"/>
-        <w:rPr>
-          <w:rFonts w:ascii="CMU Serif Roman" w:hAnsi="CMU Serif Roman" w:cs="CMU Serif Roman"/>
-        </w:rPr>
-      </w:pPr>
-      <w:r>
-        <w:rPr>
-          <w:rFonts w:ascii="CMU Serif Roman" w:hAnsi="CMU Serif Roman" w:cs="CMU Serif Roman"/>
-        </w:rPr>
-        <w:t>Permutation: free</w:t>
-      </w:r>
-    </w:p>
-    <w:p>
-      <w:pPr>
-        <w:pStyle w:val="BodyText"/>
-        <w:rPr>
-          <w:rFonts w:ascii="CMU Serif Roman" w:hAnsi="CMU Serif Roman" w:cs="CMU Serif Roman"/>
-        </w:rPr>
-      </w:pPr>
-      <w:r>
-        <w:rPr>
-          <w:rFonts w:ascii="CMU Serif Roman" w:hAnsi="CMU Serif Roman" w:cs="CMU Serif Roman"/>
-        </w:rPr>
-        <w:t>Number of permutations: 999</w:t>
-      </w:r>
-    </w:p>
-    <w:p>
-      <w:pPr>
-        <w:pStyle w:val="BodyText"/>
-        <w:rPr>
-          <w:rFonts w:ascii="CMU Serif Roman" w:hAnsi="CMU Serif Roman" w:cs="CMU Serif Roman"/>
-        </w:rPr>
-      </w:pPr>
-    </w:p>
-    <w:p>
-      <w:pPr>
-        <w:pStyle w:val="BodyText"/>
-        <w:rPr>
-          <w:rFonts w:ascii="CMU Serif Roman" w:hAnsi="CMU Serif Roman" w:cs="CMU Serif Roman"/>
-        </w:rPr>
-      </w:pPr>
-      <w:r>
-        <w:rPr>
-          <w:rFonts w:ascii="CMU Serif Roman" w:hAnsi="CMU Serif Roman" w:cs="CMU Serif Roman"/>
-        </w:rPr>
-        <w:t xml:space="preserve">adonis2(formula = </w:t>
-      </w:r>
-      <w:proofErr w:type="spellStart"/>
-      <w:r>
-        <w:rPr>
-          <w:rFonts w:ascii="CMU Serif Roman" w:hAnsi="CMU Serif Roman" w:cs="CMU Serif Roman"/>
-        </w:rPr>
-        <w:t>community_matrix</w:t>
-      </w:r>
-      <w:proofErr w:type="spellEnd"/>
-      <w:r>
-        <w:rPr>
-          <w:rFonts w:ascii="CMU Serif Roman" w:hAnsi="CMU Serif Roman" w:cs="CMU Serif Roman"/>
-        </w:rPr>
-        <w:t xml:space="preserve"> ~ period + site, data = metadata, permutations = 999, method = "bray", by = "margin")</w:t>
-      </w:r>
-    </w:p>
-    <w:p>
-      <w:pPr>
-        <w:pStyle w:val="BodyText"/>
-        <w:rPr>
-          <w:rFonts w:ascii="CMU Serif Roman" w:hAnsi="CMU Serif Roman" w:cs="CMU Serif Roman"/>
-        </w:rPr>
-      </w:pPr>
-      <w:r>
-        <w:rPr>
-          <w:rFonts w:ascii="CMU Serif Roman" w:hAnsi="CMU Serif Roman" w:cs="CMU Serif Roman"/>
-        </w:rPr>
-        <w:t xml:space="preserve">          </w:t>
-      </w:r>
-      <w:proofErr w:type="spellStart"/>
-      <w:r>
-        <w:rPr>
-          <w:rFonts w:ascii="CMU Serif Roman" w:hAnsi="CMU Serif Roman" w:cs="CMU Serif Roman"/>
-        </w:rPr>
-        <w:t>Df</w:t>
-      </w:r>
-      <w:proofErr w:type="spellEnd"/>
-      <w:r>
-        <w:rPr>
-          <w:rFonts w:ascii="CMU Serif Roman" w:hAnsi="CMU Serif Roman" w:cs="CMU Serif Roman"/>
-        </w:rPr>
-        <w:t xml:space="preserve"> </w:t>
-      </w:r>
-      <w:proofErr w:type="spellStart"/>
-      <w:r>
-        <w:rPr>
-          <w:rFonts w:ascii="CMU Serif Roman" w:hAnsi="CMU Serif Roman" w:cs="CMU Serif Roman"/>
-        </w:rPr>
-        <w:t>SumOfSqs</w:t>
-      </w:r>
-      <w:proofErr w:type="spellEnd"/>
-      <w:r>
-        <w:rPr>
-          <w:rFonts w:ascii="CMU Serif Roman" w:hAnsi="CMU Serif Roman" w:cs="CMU Serif Roman"/>
-        </w:rPr>
-        <w:t xml:space="preserve">      R2      F </w:t>
-      </w:r>
-      <w:proofErr w:type="spellStart"/>
-      <w:r>
-        <w:rPr>
-          <w:rFonts w:ascii="CMU Serif Roman" w:hAnsi="CMU Serif Roman" w:cs="CMU Serif Roman"/>
-        </w:rPr>
-        <w:t>Pr</w:t>
-      </w:r>
-      <w:proofErr w:type="spellEnd"/>
-      <w:r>
-        <w:rPr>
-          <w:rFonts w:ascii="CMU Serif Roman" w:hAnsi="CMU Serif Roman" w:cs="CMU Serif Roman"/>
-        </w:rPr>
-        <w:t xml:space="preserve">(&gt;F)   </w:t>
-      </w:r>
-    </w:p>
-    <w:p>
-      <w:pPr>
-        <w:pStyle w:val="BodyText"/>
-        <w:rPr>
-          <w:rFonts w:ascii="CMU Serif Roman" w:hAnsi="CMU Serif Roman" w:cs="CMU Serif Roman"/>
-        </w:rPr>
-      </w:pPr>
-      <w:r>
-        <w:rPr>
-          <w:rFonts w:ascii="CMU Serif Roman" w:hAnsi="CMU Serif Roman" w:cs="CMU Serif Roman"/>
-        </w:rPr>
-        <w:t xml:space="preserve">period     5   1.1561 0.08425 </w:t>
-      </w:r>
-      <w:proofErr w:type="gramStart"/>
-      <w:r>
-        <w:rPr>
-          <w:rFonts w:ascii="CMU Serif Roman" w:hAnsi="CMU Serif Roman" w:cs="CMU Serif Roman"/>
-        </w:rPr>
-        <w:t>2.3111  0.002</w:t>
-      </w:r>
-      <w:proofErr w:type="gramEnd"/>
-      <w:r>
-        <w:rPr>
-          <w:rFonts w:ascii="CMU Serif Roman" w:hAnsi="CMU Serif Roman" w:cs="CMU Serif Roman"/>
-        </w:rPr>
-        <w:t xml:space="preserve"> **</w:t>
-      </w:r>
-    </w:p>
-    <w:p>
-      <w:pPr>
-        <w:pStyle w:val="BodyText"/>
-        <w:rPr>
-          <w:rFonts w:ascii="CMU Serif Roman" w:hAnsi="CMU Serif Roman" w:cs="CMU Serif Roman"/>
-        </w:rPr>
-      </w:pPr>
-      <w:r>
-        <w:rPr>
-          <w:rFonts w:ascii="CMU Serif Roman" w:hAnsi="CMU Serif Roman" w:cs="CMU Serif Roman"/>
-        </w:rPr>
-        <w:lastRenderedPageBreak/>
-        <w:t xml:space="preserve">site      15   2.0160 0.14692 </w:t>
-      </w:r>
-      <w:proofErr w:type="gramStart"/>
-      <w:r>
-        <w:rPr>
-          <w:rFonts w:ascii="CMU Serif Roman" w:hAnsi="CMU Serif Roman" w:cs="CMU Serif Roman"/>
-        </w:rPr>
-        <w:t>1.3433  0.046</w:t>
-      </w:r>
-      <w:proofErr w:type="gramEnd"/>
-      <w:r>
-        <w:rPr>
-          <w:rFonts w:ascii="CMU Serif Roman" w:hAnsi="CMU Serif Roman" w:cs="CMU Serif Roman"/>
-        </w:rPr>
-        <w:t xml:space="preserve"> * </w:t>
-      </w:r>
-    </w:p>
-    <w:p>
-      <w:pPr>
-        <w:pStyle w:val="BodyText"/>
-        <w:rPr>
-          <w:rFonts w:ascii="CMU Serif Roman" w:hAnsi="CMU Serif Roman" w:cs="CMU Serif Roman"/>
-        </w:rPr>
-      </w:pPr>
-      <w:r>
-        <w:rPr>
-          <w:rFonts w:ascii="CMU Serif Roman" w:hAnsi="CMU Serif Roman" w:cs="CMU Serif Roman"/>
-        </w:rPr>
-        <w:t xml:space="preserve">Residual </w:t>
-      </w:r>
-      <w:proofErr w:type="gramStart"/>
-      <w:r>
-        <w:rPr>
-          <w:rFonts w:ascii="CMU Serif Roman" w:hAnsi="CMU Serif Roman" w:cs="CMU Serif Roman"/>
-        </w:rPr>
-        <w:t>106  10.6055</w:t>
-      </w:r>
-      <w:proofErr w:type="gramEnd"/>
-      <w:r>
-        <w:rPr>
-          <w:rFonts w:ascii="CMU Serif Roman" w:hAnsi="CMU Serif Roman" w:cs="CMU Serif Roman"/>
-        </w:rPr>
-        <w:t xml:space="preserve"> 0.77289                 </w:t>
-      </w:r>
-    </w:p>
-    <w:p>
-      <w:pPr>
-        <w:pStyle w:val="BodyText"/>
-        <w:rPr>
-          <w:rFonts w:ascii="CMU Serif Roman" w:hAnsi="CMU Serif Roman" w:cs="CMU Serif Roman"/>
-        </w:rPr>
-      </w:pPr>
-      <w:r>
-        <w:rPr>
-          <w:rFonts w:ascii="CMU Serif Roman" w:hAnsi="CMU Serif Roman" w:cs="CMU Serif Roman"/>
-        </w:rPr>
-        <w:t xml:space="preserve">Total    </w:t>
-      </w:r>
-      <w:proofErr w:type="gramStart"/>
-      <w:r>
-        <w:rPr>
-          <w:rFonts w:ascii="CMU Serif Roman" w:hAnsi="CMU Serif Roman" w:cs="CMU Serif Roman"/>
-        </w:rPr>
-        <w:t>126  13.7220</w:t>
-      </w:r>
-      <w:proofErr w:type="gramEnd"/>
-      <w:r>
-        <w:rPr>
-          <w:rFonts w:ascii="CMU Serif Roman" w:hAnsi="CMU Serif Roman" w:cs="CMU Serif Roman"/>
-        </w:rPr>
-        <w:t xml:space="preserve"> 1.00000                 </w:t>
-      </w:r>
-    </w:p>
-    <w:p>
-      <w:pPr>
-        <w:pStyle w:val="BodyText"/>
-        <w:rPr>
-          <w:rFonts w:ascii="CMU Serif Roman" w:hAnsi="CMU Serif Roman" w:cs="CMU Serif Roman"/>
-        </w:rPr>
-      </w:pPr>
-      <w:r>
-        <w:rPr>
-          <w:rFonts w:ascii="CMU Serif Roman" w:hAnsi="CMU Serif Roman" w:cs="CMU Serif Roman"/>
-        </w:rPr>
-        <w:t>---</w:t>
-      </w:r>
-    </w:p>
-    <w:p>
-      <w:pPr>
-        <w:pStyle w:val="BodyText"/>
-        <w:rPr>
-          <w:rFonts w:ascii="CMU Serif Roman" w:hAnsi="CMU Serif Roman" w:cs="CMU Serif Roman"/>
-        </w:rPr>
-      </w:pPr>
-      <w:proofErr w:type="spellStart"/>
-      <w:r>
-        <w:rPr>
-          <w:rFonts w:ascii="CMU Serif Roman" w:hAnsi="CMU Serif Roman" w:cs="CMU Serif Roman"/>
-        </w:rPr>
-        <w:t>Signif</w:t>
-      </w:r>
-      <w:proofErr w:type="spellEnd"/>
-      <w:r>
-        <w:rPr>
-          <w:rFonts w:ascii="CMU Serif Roman" w:hAnsi="CMU Serif Roman" w:cs="CMU Serif Roman"/>
-        </w:rPr>
-        <w:t xml:space="preserve">. codes:  0 ‘***’ 0.001 ‘**’ 0.01 ‘*’ 0.05 ‘.’ 0.1 </w:t>
-      </w:r>
-      <w:proofErr w:type="gramStart"/>
-      <w:r>
-        <w:rPr>
-          <w:rFonts w:ascii="CMU Serif Roman" w:hAnsi="CMU Serif Roman" w:cs="CMU Serif Roman"/>
-        </w:rPr>
-        <w:t>‘ ’</w:t>
-      </w:r>
-      <w:proofErr w:type="gramEnd"/>
-      <w:r>
-        <w:rPr>
-          <w:rFonts w:ascii="CMU Serif Roman" w:hAnsi="CMU Serif Roman" w:cs="CMU Serif Roman"/>
-        </w:rPr>
-        <w:t xml:space="preserve"> 1</w:t>
-      </w:r>
-    </w:p>
-    <w:p>
-      <w:pPr>
-        <w:pStyle w:val="BodyText"/>
-        <w:rPr>
-          <w:rFonts w:ascii="CMU Serif Roman" w:hAnsi="CMU Serif Roman" w:cs="CMU Serif Roman"/>
-        </w:rPr>
-      </w:pPr>
-    </w:p>
-    <w:p>
-      <w:pPr>
-        <w:pStyle w:val="BodyText"/>
-        <w:rPr>
-          <w:rFonts w:ascii="CMU Serif Roman" w:hAnsi="CMU Serif Roman" w:cs="CMU Serif Roman"/>
-        </w:rPr>
-      </w:pPr>
-    </w:p>
-    <w:p>
-      <w:pPr>
-        <w:pStyle w:val="BodyText"/>
-        <w:rPr>
-          <w:rFonts w:ascii="CMU Serif Roman" w:hAnsi="CMU Serif Roman" w:cs="CMU Serif Roman"/>
-        </w:rPr>
-      </w:pPr>
-      <w:del w:id="4" w:author="Ainhoa Magrach" w:date="2025-07-07T13:29:00Z" w16du:dateUtc="2025-07-07T11:29:00Z">
-        <w:r>
-          <w:rPr>
-            <w:rFonts w:ascii="CMU Serif Roman" w:hAnsi="CMU Serif Roman" w:cs="CMU Serif Roman"/>
-            <w:noProof/>
-          </w:rPr>
-          <w:drawing>
-            <wp:inline distT="0" distB="0" distL="0" distR="0" wp14:anchorId="676BBEA5" wp14:editId="1C3D2BC0">
-              <wp:extent cx="5943600" cy="3029585"/>
-              <wp:effectExtent l="0" t="0" r="0" b="5715"/>
-              <wp:docPr id="1141052432" name="Picture 1" descr="A diagram of different plants&#10;&#10;AI-generated content may be incorrect."/>
-              <wp:cNvGraphicFramePr>
-                <a:graphicFrameLocks xmlns:a="http://schemas.openxmlformats.org/drawingml/2006/main" noChangeAspect="1"/>
-              </wp:cNvGraphicFramePr>
-              <a:graphic xmlns:a="http://schemas.openxmlformats.org/drawingml/2006/main">
-                <a:graphicData uri="http://schemas.openxmlformats.org/drawingml/2006/picture">
-                  <pic:pic xmlns:pic="http://schemas.openxmlformats.org/drawingml/2006/picture">
-                    <pic:nvPicPr>
-                      <pic:cNvPr id="1141052432" name="Picture 1" descr="A diagram of different plants&#10;&#10;AI-generated content may be incorrect."/>
-                      <pic:cNvPicPr/>
-                    </pic:nvPicPr>
-                    <pic:blipFill>
-                      <a:blip r:embed="rId17"/>
-                      <a:stretch>
-                        <a:fillRect/>
-                      </a:stretch>
-                    </pic:blipFill>
-                    <pic:spPr>
-                      <a:xfrm>
-                        <a:off x="0" y="0"/>
-                        <a:ext cx="5943600" cy="3029585"/>
-                      </a:xfrm>
-                      <a:prstGeom prst="rect">
-                        <a:avLst/>
-                      </a:prstGeom>
-                    </pic:spPr>
-                  </pic:pic>
-                </a:graphicData>
-              </a:graphic>
-            </wp:inline>
-          </w:drawing>
-        </w:r>
-      </w:del>
-      <w:ins w:id="5" w:author="Ainhoa Magrach" w:date="2025-07-07T13:29:00Z" w16du:dateUtc="2025-07-07T11:29:00Z">
-        <w:r>
-          <w:rPr>
-            <w:noProof/>
-          </w:rPr>
-          <w:t xml:space="preserve"> </w:t>
-        </w:r>
-        <w:r>
-          <w:rPr>
-            <w:rFonts w:ascii="CMU Serif Roman" w:hAnsi="CMU Serif Roman" w:cs="CMU Serif Roman"/>
-          </w:rPr>
-          <w:drawing>
-            <wp:inline distT="0" distB="0" distL="0" distR="0" wp14:anchorId="17A0BCD9" wp14:editId="32AE5623">
-              <wp:extent cx="5943600" cy="3472815"/>
-              <wp:effectExtent l="0" t="0" r="0" b="0"/>
-              <wp:docPr id="856476896" name="Picture 1" descr="A diagram of different species&#10;&#10;AI-generated content may be incorrect."/>
-              <wp:cNvGraphicFramePr>
-                <a:graphicFrameLocks xmlns:a="http://schemas.openxmlformats.org/drawingml/2006/main" noChangeAspect="1"/>
-              </wp:cNvGraphicFramePr>
-              <a:graphic xmlns:a="http://schemas.openxmlformats.org/drawingml/2006/main">
-                <a:graphicData uri="http://schemas.openxmlformats.org/drawingml/2006/picture">
-                  <pic:pic xmlns:pic="http://schemas.openxmlformats.org/drawingml/2006/picture">
-                    <pic:nvPicPr>
-                      <pic:cNvPr id="856476896" name="Picture 1" descr="A diagram of different species&#10;&#10;AI-generated content may be incorrect."/>
-                      <pic:cNvPicPr/>
-                    </pic:nvPicPr>
-                    <pic:blipFill>
-                      <a:blip r:embed="rId18"/>
-                      <a:stretch>
-                        <a:fillRect/>
-                      </a:stretch>
-                    </pic:blipFill>
-                    <pic:spPr>
-                      <a:xfrm>
-                        <a:off x="0" y="0"/>
-                        <a:ext cx="5943600" cy="3472815"/>
-                      </a:xfrm>
-                      <a:prstGeom prst="rect">
-                        <a:avLst/>
-                      </a:prstGeom>
-                    </pic:spPr>
-                  </pic:pic>
-                </a:graphicData>
-              </a:graphic>
-            </wp:inline>
-          </w:drawing>
-        </w:r>
-      </w:ins>
-    </w:p>
-    <w:p>
-      <w:pPr>
-        <w:pStyle w:val="BodyText"/>
-        <w:rPr>
-          <w:rFonts w:ascii="CMU Serif Roman" w:hAnsi="CMU Serif Roman" w:cs="CMU Serif Roman"/>
-        </w:rPr>
-      </w:pPr>
-      <w:r>
-        <w:rPr>
-          <w:rFonts w:ascii="CMU Serif Roman" w:hAnsi="CMU Serif Roman" w:cs="CMU Serif Roman"/>
-        </w:rPr>
-        <w:t xml:space="preserve">Figure 6. </w:t>
-      </w:r>
-    </w:p>
-    <w:p>
-      <w:pPr>
-        <w:pStyle w:val="BodyText"/>
-        <w:rPr>
-          <w:rFonts w:ascii="CMU Serif Roman" w:hAnsi="CMU Serif Roman" w:cs="CMU Serif Roman"/>
-        </w:rPr>
-      </w:pPr>
-    </w:p>
-    <w:p>
-      <w:pPr>
-        <w:pStyle w:val="BodyText"/>
-        <w:rPr>
-          <w:rFonts w:ascii="CMU Serif Roman" w:hAnsi="CMU Serif Roman" w:cs="CMU Serif Roman"/>
-        </w:rPr>
-      </w:pPr>
-      <w:del w:id="6" w:author="Ainhoa Magrach" w:date="2025-07-07T13:30:00Z" w16du:dateUtc="2025-07-07T11:30:00Z">
-        <w:r>
-          <w:rPr>
-            <w:rFonts w:ascii="CMU Serif Roman" w:hAnsi="CMU Serif Roman" w:cs="CMU Serif Roman"/>
-            <w:noProof/>
-          </w:rPr>
-          <w:lastRenderedPageBreak/>
-          <w:drawing>
-            <wp:inline distT="0" distB="0" distL="0" distR="0" wp14:anchorId="242A4C9B" wp14:editId="219CF54F">
-              <wp:extent cx="5943600" cy="3029585"/>
-              <wp:effectExtent l="0" t="0" r="0" b="5715"/>
-              <wp:docPr id="2107685114" name="Picture 1" descr="A diagram of different plants&#10;&#10;AI-generated content may be incorrect."/>
-              <wp:cNvGraphicFramePr>
-                <a:graphicFrameLocks xmlns:a="http://schemas.openxmlformats.org/drawingml/2006/main" noChangeAspect="1"/>
-              </wp:cNvGraphicFramePr>
-              <a:graphic xmlns:a="http://schemas.openxmlformats.org/drawingml/2006/main">
-                <a:graphicData uri="http://schemas.openxmlformats.org/drawingml/2006/picture">
-                  <pic:pic xmlns:pic="http://schemas.openxmlformats.org/drawingml/2006/picture">
-                    <pic:nvPicPr>
-                      <pic:cNvPr id="2107685114" name="Picture 1" descr="A diagram of different plants&#10;&#10;AI-generated content may be incorrect."/>
-                      <pic:cNvPicPr/>
-                    </pic:nvPicPr>
-                    <pic:blipFill>
-                      <a:blip r:embed="rId19"/>
-                      <a:stretch>
-                        <a:fillRect/>
-                      </a:stretch>
-                    </pic:blipFill>
-                    <pic:spPr>
-                      <a:xfrm>
-                        <a:off x="0" y="0"/>
-                        <a:ext cx="5943600" cy="3029585"/>
-                      </a:xfrm>
-                      <a:prstGeom prst="rect">
-                        <a:avLst/>
-                      </a:prstGeom>
-                    </pic:spPr>
-                  </pic:pic>
-                </a:graphicData>
-              </a:graphic>
-            </wp:inline>
-          </w:drawing>
-        </w:r>
-      </w:del>
-      <w:ins w:id="7" w:author="Ainhoa Magrach" w:date="2025-07-07T13:30:00Z" w16du:dateUtc="2025-07-07T11:30:00Z">
-        <w:r>
-          <w:rPr>
-            <w:noProof/>
-          </w:rPr>
-          <w:t xml:space="preserve"> </w:t>
-        </w:r>
-        <w:r>
-          <w:rPr>
-            <w:rFonts w:ascii="CMU Serif Roman" w:hAnsi="CMU Serif Roman" w:cs="CMU Serif Roman"/>
-          </w:rPr>
-          <w:drawing>
-            <wp:inline distT="0" distB="0" distL="0" distR="0" wp14:anchorId="40E18713" wp14:editId="68BD6186">
-              <wp:extent cx="5943600" cy="4588510"/>
-              <wp:effectExtent l="0" t="0" r="0" b="0"/>
-              <wp:docPr id="1324866699" name="Picture 1"/>
-              <wp:cNvGraphicFramePr>
-                <a:graphicFrameLocks xmlns:a="http://schemas.openxmlformats.org/drawingml/2006/main" noChangeAspect="1"/>
-              </wp:cNvGraphicFramePr>
-              <a:graphic xmlns:a="http://schemas.openxmlformats.org/drawingml/2006/main">
-                <a:graphicData uri="http://schemas.openxmlformats.org/drawingml/2006/picture">
-                  <pic:pic xmlns:pic="http://schemas.openxmlformats.org/drawingml/2006/picture">
-                    <pic:nvPicPr>
-                      <pic:cNvPr id="1324866699" name=""/>
-                      <pic:cNvPicPr/>
-                    </pic:nvPicPr>
-                    <pic:blipFill>
-                      <a:blip r:embed="rId20"/>
-                      <a:stretch>
-                        <a:fillRect/>
-                      </a:stretch>
-                    </pic:blipFill>
-                    <pic:spPr>
-                      <a:xfrm>
-                        <a:off x="0" y="0"/>
-                        <a:ext cx="5943600" cy="4588510"/>
-                      </a:xfrm>
-                      <a:prstGeom prst="rect">
-                        <a:avLst/>
-                      </a:prstGeom>
-                    </pic:spPr>
-                  </pic:pic>
-                </a:graphicData>
-              </a:graphic>
-            </wp:inline>
-          </w:drawing>
-        </w:r>
-      </w:ins>
-    </w:p>
-    <w:p>
-      <w:pPr>
-        <w:pStyle w:val="BodyText"/>
       </w:pPr>
       <w:r>
         <w:rPr>
@@ -2958,7 +2662,112 @@
         </w:rPr>
         <w:lastRenderedPageBreak/>
         <w:drawing>
-          <wp:inline distT="0" distB="0" distL="0" distR="0" wp14:anchorId="48FDFC4A" wp14:editId="435B8A2D">
+          <wp:inline distT="0" distB="0" distL="0" distR="0" wp14:anchorId="44BF95EF" wp14:editId="04E7BD6E">
+            <wp:extent cx="3169920" cy="3962400"/>
+            <wp:effectExtent l="0" t="0" r="0" b="0"/>
+            <wp:docPr id="900689573" name="Picture 1" descr="A screen shot of a graph&#10;&#10;AI-generated content may be incorrect."/>
+            <wp:cNvGraphicFramePr>
+              <a:graphicFrameLocks xmlns:a="http://schemas.openxmlformats.org/drawingml/2006/main" noChangeAspect="1"/>
+            </wp:cNvGraphicFramePr>
+            <a:graphic xmlns:a="http://schemas.openxmlformats.org/drawingml/2006/main">
+              <a:graphicData uri="http://schemas.openxmlformats.org/drawingml/2006/picture">
+                <pic:pic xmlns:pic="http://schemas.openxmlformats.org/drawingml/2006/picture">
+                  <pic:nvPicPr>
+                    <pic:cNvPr id="900689573" name="Picture 1" descr="A screen shot of a graph&#10;&#10;AI-generated content may be incorrect."/>
+                    <pic:cNvPicPr/>
+                  </pic:nvPicPr>
+                  <pic:blipFill>
+                    <a:blip r:embed="rId11"/>
+                    <a:stretch>
+                      <a:fillRect/>
+                    </a:stretch>
+                  </pic:blipFill>
+                  <pic:spPr>
+                    <a:xfrm>
+                      <a:off x="0" y="0"/>
+                      <a:ext cx="3169920" cy="3962400"/>
+                    </a:xfrm>
+                    <a:prstGeom prst="rect">
+                      <a:avLst/>
+                    </a:prstGeom>
+                  </pic:spPr>
+                </pic:pic>
+              </a:graphicData>
+            </a:graphic>
+          </wp:inline>
+        </w:drawing>
+      </w:r>
+    </w:p>
+    <w:p>
+      <w:pPr>
+        <w:pStyle w:val="BodyText"/>
+        <w:rPr>
+          <w:rFonts w:ascii="CMU Serif Roman" w:hAnsi="CMU Serif Roman" w:cs="CMU Serif Roman"/>
+        </w:rPr>
+      </w:pPr>
+      <w:r>
+        <w:rPr>
+          <w:rFonts w:ascii="CMU Serif Roman" w:hAnsi="CMU Serif Roman" w:cs="CMU Serif Roman"/>
+          <w:b/>
+          <w:bCs/>
+        </w:rPr>
+        <w:t xml:space="preserve">Figure </w:t>
+      </w:r>
+      <w:r>
+        <w:rPr>
+          <w:rFonts w:ascii="CMU Serif Roman" w:hAnsi="CMU Serif Roman" w:cs="CMU Serif Roman"/>
+          <w:b/>
+          <w:bCs/>
+        </w:rPr>
+        <w:t>5</w:t>
+      </w:r>
+      <w:r>
+        <w:rPr>
+          <w:rFonts w:ascii="CMU Serif Roman" w:hAnsi="CMU Serif Roman" w:cs="CMU Serif Roman"/>
+          <w:b/>
+          <w:bCs/>
+        </w:rPr>
+        <w:t>.</w:t>
+      </w:r>
+      <w:r>
+        <w:rPr>
+          <w:rFonts w:ascii="CMU Serif Roman" w:hAnsi="CMU Serif Roman" w:cs="CMU Serif Roman"/>
+        </w:rPr>
+        <w:t xml:space="preserve"> </w:t>
+      </w:r>
+    </w:p>
+    <w:p>
+      <w:pPr>
+        <w:spacing w:after="200"/>
+        <w:rPr>
+          <w:rFonts w:ascii="CMU Serif Roman" w:eastAsiaTheme="minorHAnsi" w:hAnsi="CMU Serif Roman" w:cs="CMU Serif Roman"/>
+        </w:rPr>
+      </w:pPr>
+      <w:r>
+        <w:rPr>
+          <w:rFonts w:ascii="CMU Serif Roman" w:hAnsi="CMU Serif Roman" w:cs="CMU Serif Roman"/>
+        </w:rPr>
+        <w:br w:type="page"/>
+      </w:r>
+    </w:p>
+    <w:p>
+      <w:pPr>
+        <w:pStyle w:val="BodyText"/>
+        <w:rPr>
+          <w:rFonts w:ascii="CMU Serif Roman" w:hAnsi="CMU Serif Roman" w:cs="CMU Serif Roman"/>
+        </w:rPr>
+      </w:pPr>
+    </w:p>
+    <w:p>
+      <w:pPr>
+        <w:pStyle w:val="BodyText"/>
+      </w:pPr>
+      <w:r>
+        <w:rPr>
+          <w:noProof/>
+        </w:rPr>
+        <w:drawing>
+          <wp:inline distT="0" distB="0" distL="0" distR="0" wp14:anchorId="66D39C9F" wp14:editId="36CA944E">
             <wp:extent cx="5943600" cy="4457700"/>
             <wp:effectExtent l="0" t="0" r="0" b="0"/>
             <wp:docPr id="2067875529" name="Picture 4" descr="A chart of different colors&#10;&#10;AI-generated content may be incorrect.">
@@ -2987,7 +2796,7 @@
                     </pic:cNvPicPr>
                   </pic:nvPicPr>
                   <pic:blipFill>
-                    <a:blip r:embed="rId21"/>
+                    <a:blip r:embed="rId12"/>
                     <a:stretch>
                       <a:fillRect/>
                     </a:stretch>
@@ -3015,305 +2824,414 @@
     </w:p>
     <w:p>
       <w:pPr>
-        <w:pStyle w:val="Heading2"/>
-        <w:jc w:val="both"/>
-        <w:rPr>
-          <w:rFonts w:ascii="CMU Serif Roman" w:hAnsi="CMU Serif Roman" w:cs="CMU Serif Roman"/>
-        </w:rPr>
-      </w:pPr>
-      <w:bookmarkStart w:id="8" w:name="discussion"/>
-      <w:bookmarkEnd w:id="3"/>
-      <w:r>
-        <w:rPr>
-          <w:rFonts w:ascii="CMU Serif Roman" w:hAnsi="CMU Serif Roman" w:cs="CMU Serif Roman"/>
-        </w:rPr>
-        <w:t>Discussion</w:t>
-      </w:r>
-    </w:p>
-    <w:p>
-      <w:pPr>
         <w:pStyle w:val="BodyText"/>
-        <w:jc w:val="both"/>
-        <w:rPr>
-          <w:rFonts w:ascii="CMU Serif Roman" w:hAnsi="CMU Serif Roman" w:cs="CMU Serif Roman"/>
-        </w:rPr>
-      </w:pPr>
-      <w:r>
-        <w:rPr>
-          <w:rFonts w:ascii="CMU Serif Roman" w:hAnsi="CMU Serif Roman" w:cs="CMU Serif Roman"/>
-        </w:rPr>
-        <w:t>Our analysis of the microbial composition of wild bumblebee guts shows that gut bacterial communities are dynamic across the flowering season and are shaped by both temporal variation and plant community characteristics.</w:t>
-      </w:r>
-      <w:r>
-        <w:rPr>
-          <w:rFonts w:ascii="CMU Serif Roman" w:hAnsi="CMU Serif Roman" w:cs="CMU Serif Roman"/>
-        </w:rPr>
+      </w:pPr>
+      <w:r>
+        <w:t xml:space="preserve">Figure 6. </w:t>
+      </w:r>
+    </w:p>
+    <w:p>
+      <w:pPr>
+        <w:spacing w:after="200"/>
+        <w:rPr>
+          <w:rFonts w:asciiTheme="minorHAnsi" w:eastAsiaTheme="minorHAnsi" w:hAnsiTheme="minorHAnsi" w:cstheme="minorBidi"/>
+        </w:rPr>
+      </w:pPr>
+      <w:r>
+        <w:br w:type="page"/>
+      </w:r>
+    </w:p>
+    <w:p>
+      <w:pPr>
+        <w:pStyle w:val="BodyText"/>
+      </w:pPr>
+      <w:r>
+        <w:lastRenderedPageBreak/>
+        <w:fldChar w:fldCharType="begin"/>
+      </w:r>
+      <w:r>
+        <w:instrText xml:space="preserve"> INCLUDEPICTURE "https://files.slack.com/files-pri/T04BJPHS001-F098V917MC2/pathway_errorbar_metacyc_time_20.png" \* MERGEFORMATINET </w:instrText>
+      </w:r>
+      <w:r>
+        <w:fldChar w:fldCharType="separate"/>
+      </w:r>
+      <w:r>
+        <w:rPr>
+          <w:noProof/>
+        </w:rPr>
+        <mc:AlternateContent>
+          <mc:Choice Requires="wps">
+            <w:drawing>
+              <wp:inline distT="0" distB="0" distL="0" distR="0" wp14:anchorId="7ED11D86" wp14:editId="47C0659A">
+                <wp:extent cx="304800" cy="304800"/>
+                <wp:effectExtent l="0" t="0" r="0" b="0"/>
+                <wp:docPr id="983048940" name="Rectangle 1"/>
+                <wp:cNvGraphicFramePr>
+                  <a:graphicFrameLocks xmlns:a="http://schemas.openxmlformats.org/drawingml/2006/main" noChangeAspect="1"/>
+                </wp:cNvGraphicFramePr>
+                <a:graphic xmlns:a="http://schemas.openxmlformats.org/drawingml/2006/main">
+                  <a:graphicData uri="http://schemas.microsoft.com/office/word/2010/wordprocessingShape">
+                    <wps:wsp>
+                      <wps:cNvSpPr>
+                        <a:spLocks noChangeAspect="1" noChangeArrowheads="1"/>
+                      </wps:cNvSpPr>
+                      <wps:spPr bwMode="auto">
+                        <a:xfrm>
+                          <a:off x="0" y="0"/>
+                          <a:ext cx="304800" cy="304800"/>
+                        </a:xfrm>
+                        <a:prstGeom prst="rect">
+                          <a:avLst/>
+                        </a:prstGeom>
+                        <a:noFill/>
+                        <a:ln>
+                          <a:noFill/>
+                        </a:ln>
+                        <a:extLst>
+                          <a:ext uri="{909E8E84-426E-40DD-AFC4-6F175D3DCCD1}">
+                            <a14:hiddenFill xmlns:a14="http://schemas.microsoft.com/office/drawing/2010/main">
+                              <a:solidFill>
+                                <a:srgbClr val="FFFFFF"/>
+                              </a:solidFill>
+                            </a14:hiddenFill>
+                          </a:ext>
+                          <a:ext uri="{91240B29-F687-4F45-9708-019B960494DF}">
+                            <a14:hiddenLine xmlns:a14="http://schemas.microsoft.com/office/drawing/2010/main" w="9525">
+                              <a:solidFill>
+                                <a:srgbClr val="000000"/>
+                              </a:solidFill>
+                              <a:miter lim="800000"/>
+                              <a:headEnd/>
+                              <a:tailEnd/>
+                            </a14:hiddenLine>
+                          </a:ext>
+                        </a:extLst>
+                      </wps:spPr>
+                      <wps:bodyPr rot="0" vert="horz" wrap="square" lIns="91440" tIns="45720" rIns="91440" bIns="45720" anchor="t" anchorCtr="0" upright="1">
+                        <a:noAutofit/>
+                      </wps:bodyPr>
+                    </wps:wsp>
+                  </a:graphicData>
+                </a:graphic>
+              </wp:inline>
+            </w:drawing>
+          </mc:Choice>
+          <mc:Fallback>
+            <w:pict>
+              <v:rect w14:anchorId="48082F6E" id="Rectangle 1" o:spid="_x0000_s1026" style="width:24pt;height:24pt;visibility:visible;mso-wrap-style:square;mso-left-percent:-10001;mso-top-percent:-10001;mso-position-horizontal:absolute;mso-position-horizontal-relative:char;mso-position-vertical:absolute;mso-position-vertical-relative:line;mso-left-percent:-10001;mso-top-percent:-10001;v-text-anchor:top" o:gfxdata="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" filled="f" stroked="f">
+                <o:lock v:ext="edit" aspectratio="t"/>
+                <w10:anchorlock/>
+              </v:rect>
+            </w:pict>
+          </mc:Fallback>
+        </mc:AlternateContent>
+      </w:r>
+      <w:r>
+        <w:fldChar w:fldCharType="end"/>
+      </w:r>
+      <w:r>
         <w:t xml:space="preserve"> </w:t>
       </w:r>
-    </w:p>
-    <w:p>
-      <w:pPr>
-        <w:pStyle w:val="BodyText"/>
-        <w:jc w:val="both"/>
-        <w:rPr>
-          <w:rFonts w:ascii="CMU Serif Roman" w:hAnsi="CMU Serif Roman" w:cs="CMU Serif Roman"/>
-        </w:rPr>
-      </w:pPr>
-      <w:r>
-        <w:rPr>
-          <w:rFonts w:ascii="CMU Serif Roman" w:hAnsi="CMU Serif Roman" w:cs="CMU Serif Roman"/>
-        </w:rPr>
-        <w:t>W</w:t>
-      </w:r>
-      <w:r>
-        <w:rPr>
-          <w:rFonts w:ascii="CMU Serif Roman" w:hAnsi="CMU Serif Roman" w:cs="CMU Serif Roman"/>
-        </w:rPr>
-        <w:t>hil</w:t>
-      </w:r>
-      <w:r>
-        <w:rPr>
-          <w:rFonts w:ascii="CMU Serif Roman" w:hAnsi="CMU Serif Roman" w:cs="CMU Serif Roman"/>
-        </w:rPr>
-        <w:t>e</w:t>
-      </w:r>
-      <w:r>
-        <w:rPr>
-          <w:rFonts w:ascii="CMU Serif Roman" w:hAnsi="CMU Serif Roman" w:cs="CMU Serif Roman"/>
-        </w:rPr>
-        <w:t xml:space="preserve"> we</w:t>
-      </w:r>
-      <w:r>
-        <w:rPr>
-          <w:rFonts w:ascii="CMU Serif Roman" w:hAnsi="CMU Serif Roman" w:cs="CMU Serif Roman"/>
-        </w:rPr>
-        <w:t xml:space="preserve"> find that bacterial diversity within bumblebee guts</w:t>
-      </w:r>
-      <w:r>
-        <w:rPr>
-          <w:rFonts w:ascii="CMU Serif Roman" w:hAnsi="CMU Serif Roman" w:cs="CMU Serif Roman"/>
+      <w:r>
+        <w:fldChar w:fldCharType="begin"/>
+      </w:r>
+      <w:r>
+        <w:instrText xml:space="preserve"> INCLUDEPICTURE "https://files.slack.com/files-pri/T04BJPHS001-F098V917MC2/pathway_errorbar_metacyc_time_20.png" \* MERGEFORMATINET </w:instrText>
+      </w:r>
+      <w:r>
+        <w:fldChar w:fldCharType="separate"/>
+      </w:r>
+      <w:r>
+        <w:rPr>
+          <w:noProof/>
+        </w:rPr>
+        <mc:AlternateContent>
+          <mc:Choice Requires="wps">
+            <w:drawing>
+              <wp:inline distT="0" distB="0" distL="0" distR="0" wp14:anchorId="7329CC02" wp14:editId="16D1456F">
+                <wp:extent cx="304800" cy="304800"/>
+                <wp:effectExtent l="0" t="0" r="0" b="0"/>
+                <wp:docPr id="1104707613" name="Rectangle 4"/>
+                <wp:cNvGraphicFramePr>
+                  <a:graphicFrameLocks xmlns:a="http://schemas.openxmlformats.org/drawingml/2006/main" noChangeAspect="1"/>
+                </wp:cNvGraphicFramePr>
+                <a:graphic xmlns:a="http://schemas.openxmlformats.org/drawingml/2006/main">
+                  <a:graphicData uri="http://schemas.microsoft.com/office/word/2010/wordprocessingShape">
+                    <wps:wsp>
+                      <wps:cNvSpPr>
+                        <a:spLocks noChangeAspect="1" noChangeArrowheads="1"/>
+                      </wps:cNvSpPr>
+                      <wps:spPr bwMode="auto">
+                        <a:xfrm>
+                          <a:off x="0" y="0"/>
+                          <a:ext cx="304800" cy="304800"/>
+                        </a:xfrm>
+                        <a:prstGeom prst="rect">
+                          <a:avLst/>
+                        </a:prstGeom>
+                        <a:noFill/>
+                        <a:ln>
+                          <a:noFill/>
+                        </a:ln>
+                        <a:extLst>
+                          <a:ext uri="{909E8E84-426E-40DD-AFC4-6F175D3DCCD1}">
+                            <a14:hiddenFill xmlns:a14="http://schemas.microsoft.com/office/drawing/2010/main">
+                              <a:solidFill>
+                                <a:srgbClr val="FFFFFF"/>
+                              </a:solidFill>
+                            </a14:hiddenFill>
+                          </a:ext>
+                          <a:ext uri="{91240B29-F687-4F45-9708-019B960494DF}">
+                            <a14:hiddenLine xmlns:a14="http://schemas.microsoft.com/office/drawing/2010/main" w="9525">
+                              <a:solidFill>
+                                <a:srgbClr val="000000"/>
+                              </a:solidFill>
+                              <a:miter lim="800000"/>
+                              <a:headEnd/>
+                              <a:tailEnd/>
+                            </a14:hiddenLine>
+                          </a:ext>
+                        </a:extLst>
+                      </wps:spPr>
+                      <wps:bodyPr rot="0" vert="horz" wrap="square" lIns="91440" tIns="45720" rIns="91440" bIns="45720" anchor="t" anchorCtr="0" upright="1">
+                        <a:noAutofit/>
+                      </wps:bodyPr>
+                    </wps:wsp>
+                  </a:graphicData>
+                </a:graphic>
+              </wp:inline>
+            </w:drawing>
+          </mc:Choice>
+          <mc:Fallback>
+            <w:pict>
+              <v:rect w14:anchorId="44B9FBE0" id="Rectangle 4" o:spid="_x0000_s1026" style="width:24pt;height:24pt;visibility:visible;mso-wrap-style:square;mso-left-percent:-10001;mso-top-percent:-10001;mso-position-horizontal:absolute;mso-position-horizontal-relative:char;mso-position-vertical:absolute;mso-position-vertical-relative:line;mso-left-percent:-10001;mso-top-percent:-10001;v-text-anchor:top" o:gfxdata="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" filled="f" stroked="f">
+                <o:lock v:ext="edit" aspectratio="t"/>
+                <w10:anchorlock/>
+              </v:rect>
+            </w:pict>
+          </mc:Fallback>
+        </mc:AlternateContent>
+      </w:r>
+      <w:r>
+        <w:fldChar w:fldCharType="end"/>
+      </w:r>
+      <w:r>
+        <w:rPr>
+          <w:noProof/>
         </w:rPr>
         <w:t xml:space="preserve"> </w:t>
       </w:r>
       <w:r>
-        <w:rPr>
-          <w:rFonts w:ascii="CMU Serif Roman" w:hAnsi="CMU Serif Roman" w:cs="CMU Serif Roman"/>
-        </w:rPr>
-        <w:t>significantly increases over time, bacterial richness does not show a similar trend. This suggests that while the number of bacterial taxa remains relatively constant, the distribution and relative abundance of these taxa becomes more even over time. Such a pattern could indicate a gradual stabilization or maturation of the gut microbiome, potentially driven by changes in floral resources, foraging behavior, or environmental conditions that affect microbial colonization and persistence.</w:t>
-      </w:r>
-    </w:p>
-    <w:p>
-      <w:pPr>
-        <w:pStyle w:val="BodyText"/>
-        <w:jc w:val="both"/>
-        <w:rPr>
-          <w:rFonts w:ascii="CMU Serif Roman" w:hAnsi="CMU Serif Roman" w:cs="CMU Serif Roman"/>
-        </w:rPr>
-      </w:pPr>
-      <w:proofErr w:type="gramStart"/>
-      <w:r>
-        <w:rPr>
-          <w:rFonts w:ascii="CMU Serif Roman" w:hAnsi="CMU Serif Roman" w:cs="CMU Serif Roman"/>
-        </w:rPr>
-        <w:t>Similar to</w:t>
-      </w:r>
-      <w:proofErr w:type="gramEnd"/>
-      <w:r>
-        <w:rPr>
-          <w:rFonts w:ascii="CMU Serif Roman" w:hAnsi="CMU Serif Roman" w:cs="CMU Serif Roman"/>
-        </w:rPr>
-        <w:t xml:space="preserve"> other previous research looking at the composition of gut microbiomes in other bumblebee species, we find large differences throughout the flowering season (REF). Specifically, while bumblebees collected early in the season exhibit more depauperate </w:t>
-      </w:r>
-      <w:r>
-        <w:rPr>
-          <w:rFonts w:ascii="CMU Serif Roman" w:hAnsi="CMU Serif Roman" w:cs="CMU Serif Roman"/>
-        </w:rPr>
-        <w:lastRenderedPageBreak/>
-        <w:t xml:space="preserve">patterns, featuring XX to XX ASVs, those captured </w:t>
-      </w:r>
-      <w:proofErr w:type="gramStart"/>
-      <w:r>
-        <w:rPr>
-          <w:rFonts w:ascii="CMU Serif Roman" w:hAnsi="CMU Serif Roman" w:cs="CMU Serif Roman"/>
-        </w:rPr>
-        <w:t>later on</w:t>
-      </w:r>
-      <w:proofErr w:type="gramEnd"/>
-      <w:r>
-        <w:rPr>
-          <w:rFonts w:ascii="CMU Serif Roman" w:hAnsi="CMU Serif Roman" w:cs="CMU Serif Roman"/>
-        </w:rPr>
-        <w:t xml:space="preserve"> in the season host a much more diverse microbial community (XXX to XXX). </w:t>
-      </w:r>
-      <w:r>
-        <w:rPr>
-          <w:rFonts w:ascii="CMU Serif Roman" w:hAnsi="CMU Serif Roman" w:cs="CMU Serif Roman"/>
-        </w:rPr>
-        <w:t>This seasonal shift suggests a progressive accumulation of microbial diversity, potentially driven by increased foraging activity, exposure to diverse floral resources, and interactions with other pollinators as the season advances. These findings highlight the dynamic nature of bumblebee gut microbiomes and underscore the importance of seasonal context when assessing microbial diversity and its ecological implications.</w:t>
-      </w:r>
-    </w:p>
-    <w:p>
-      <w:pPr>
-        <w:spacing w:before="100" w:beforeAutospacing="1" w:after="100" w:afterAutospacing="1"/>
-        <w:jc w:val="both"/>
-        <w:rPr>
-          <w:rFonts w:ascii="CMU Serif Roman" w:eastAsiaTheme="minorHAnsi" w:hAnsi="CMU Serif Roman" w:cs="CMU Serif Roman"/>
-        </w:rPr>
-      </w:pPr>
-      <w:r>
-        <w:rPr>
-          <w:rFonts w:ascii="CMU Serif Roman" w:eastAsiaTheme="minorHAnsi" w:hAnsi="CMU Serif Roman" w:cs="CMU Serif Roman"/>
-        </w:rPr>
-        <w:t>Bumblebee guts were colonized by a diverse array of bacteria, with Gammaproteobacteria</w:t>
-      </w:r>
-      <w:r>
-        <w:rPr>
-          <w:rFonts w:ascii="CMU Serif Roman" w:eastAsiaTheme="minorHAnsi" w:hAnsi="CMU Serif Roman" w:cs="CMU Serif Roman"/>
-        </w:rPr>
+        <w:drawing>
+          <wp:inline distT="0" distB="0" distL="0" distR="0" wp14:anchorId="4BAC2FC1" wp14:editId="5F13585B">
+            <wp:extent cx="5943600" cy="4457700"/>
+            <wp:effectExtent l="0" t="0" r="0" b="0"/>
+            <wp:docPr id="2133367907" name="Picture 1" descr="A graph of a number of biosynthesis&#10;&#10;AI-generated content may be incorrect."/>
+            <wp:cNvGraphicFramePr>
+              <a:graphicFrameLocks xmlns:a="http://schemas.openxmlformats.org/drawingml/2006/main" noChangeAspect="1"/>
+            </wp:cNvGraphicFramePr>
+            <a:graphic xmlns:a="http://schemas.openxmlformats.org/drawingml/2006/main">
+              <a:graphicData uri="http://schemas.openxmlformats.org/drawingml/2006/picture">
+                <pic:pic xmlns:pic="http://schemas.openxmlformats.org/drawingml/2006/picture">
+                  <pic:nvPicPr>
+                    <pic:cNvPr id="2133367907" name="Picture 1" descr="A graph of a number of biosynthesis&#10;&#10;AI-generated content may be incorrect."/>
+                    <pic:cNvPicPr/>
+                  </pic:nvPicPr>
+                  <pic:blipFill>
+                    <a:blip r:embed="rId13"/>
+                    <a:stretch>
+                      <a:fillRect/>
+                    </a:stretch>
+                  </pic:blipFill>
+                  <pic:spPr>
+                    <a:xfrm>
+                      <a:off x="0" y="0"/>
+                      <a:ext cx="5943600" cy="4457700"/>
+                    </a:xfrm>
+                    <a:prstGeom prst="rect">
+                      <a:avLst/>
+                    </a:prstGeom>
+                  </pic:spPr>
+                </pic:pic>
+              </a:graphicData>
+            </a:graphic>
+          </wp:inline>
+        </w:drawing>
+      </w:r>
+      <w:r>
+        <w:rPr>
+          <w:noProof/>
+        </w:rPr>
+        <w:t xml:space="preserve">Figure 7. </w:t>
+      </w:r>
+      <w:r>
+        <w:fldChar w:fldCharType="begin"/>
+      </w:r>
+      <w:r>
+        <w:instrText xml:space="preserve"> INCLUDEPICTURE "https://files.slack.com/files-pri/T04BJPHS001-F098V917MC2/pathway_errorbar_metacyc_time_20.png" \* MERGEFORMATINET </w:instrText>
+      </w:r>
+      <w:r>
+        <w:fldChar w:fldCharType="separate"/>
+      </w:r>
+      <w:r>
+        <w:rPr>
+          <w:noProof/>
+        </w:rPr>
+        <mc:AlternateContent>
+          <mc:Choice Requires="wps">
+            <w:drawing>
+              <wp:inline distT="0" distB="0" distL="0" distR="0" wp14:anchorId="136F3644" wp14:editId="23A36C32">
+                <wp:extent cx="304800" cy="304800"/>
+                <wp:effectExtent l="0" t="0" r="0" b="0"/>
+                <wp:docPr id="1940429902" name="Rectangle 2"/>
+                <wp:cNvGraphicFramePr>
+                  <a:graphicFrameLocks xmlns:a="http://schemas.openxmlformats.org/drawingml/2006/main" noChangeAspect="1"/>
+                </wp:cNvGraphicFramePr>
+                <a:graphic xmlns:a="http://schemas.openxmlformats.org/drawingml/2006/main">
+                  <a:graphicData uri="http://schemas.microsoft.com/office/word/2010/wordprocessingShape">
+                    <wps:wsp>
+                      <wps:cNvSpPr>
+                        <a:spLocks noChangeAspect="1" noChangeArrowheads="1"/>
+                      </wps:cNvSpPr>
+                      <wps:spPr bwMode="auto">
+                        <a:xfrm>
+                          <a:off x="0" y="0"/>
+                          <a:ext cx="304800" cy="304800"/>
+                        </a:xfrm>
+                        <a:prstGeom prst="rect">
+                          <a:avLst/>
+                        </a:prstGeom>
+                        <a:noFill/>
+                        <a:ln>
+                          <a:noFill/>
+                        </a:ln>
+                        <a:extLst>
+                          <a:ext uri="{909E8E84-426E-40DD-AFC4-6F175D3DCCD1}">
+                            <a14:hiddenFill xmlns:a14="http://schemas.microsoft.com/office/drawing/2010/main">
+                              <a:solidFill>
+                                <a:srgbClr val="FFFFFF"/>
+                              </a:solidFill>
+                            </a14:hiddenFill>
+                          </a:ext>
+                          <a:ext uri="{91240B29-F687-4F45-9708-019B960494DF}">
+                            <a14:hiddenLine xmlns:a14="http://schemas.microsoft.com/office/drawing/2010/main" w="9525">
+                              <a:solidFill>
+                                <a:srgbClr val="000000"/>
+                              </a:solidFill>
+                              <a:miter lim="800000"/>
+                              <a:headEnd/>
+                              <a:tailEnd/>
+                            </a14:hiddenLine>
+                          </a:ext>
+                        </a:extLst>
+                      </wps:spPr>
+                      <wps:bodyPr rot="0" vert="horz" wrap="square" lIns="91440" tIns="45720" rIns="91440" bIns="45720" anchor="t" anchorCtr="0" upright="1">
+                        <a:noAutofit/>
+                      </wps:bodyPr>
+                    </wps:wsp>
+                  </a:graphicData>
+                </a:graphic>
+              </wp:inline>
+            </w:drawing>
+          </mc:Choice>
+          <mc:Fallback>
+            <w:pict>
+              <v:rect w14:anchorId="30672D01" id="Rectangle 2" o:spid="_x0000_s1026" style="width:24pt;height:24pt;visibility:visible;mso-wrap-style:square;mso-left-percent:-10001;mso-top-percent:-10001;mso-position-horizontal:absolute;mso-position-horizontal-relative:char;mso-position-vertical:absolute;mso-position-vertical-relative:line;mso-left-percent:-10001;mso-top-percent:-10001;v-text-anchor:top" o:gfxdata="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" filled="f" stroked="f">
+                <o:lock v:ext="edit" aspectratio="t"/>
+                <w10:anchorlock/>
+              </v:rect>
+            </w:pict>
+          </mc:Fallback>
+        </mc:AlternateContent>
+      </w:r>
+      <w:r>
+        <w:fldChar w:fldCharType="end"/>
+      </w:r>
+      <w:r>
         <w:t xml:space="preserve"> </w:t>
       </w:r>
       <w:r>
-        <w:rPr>
-          <w:rFonts w:ascii="CMU Serif Roman" w:eastAsiaTheme="minorHAnsi" w:hAnsi="CMU Serif Roman" w:cs="CMU Serif Roman"/>
-        </w:rPr>
-        <w:t>being the most abundant, followed by Actinobacteria, Firmicutes, and Cyanobacteria. Notably, we observed a considerable proportion of unidentified bacterial taxa (X%), reflecting both the complexity of microbial communities within pollinators and potential gaps in current taxonomic databases. This underlines the importance of continued exploration and sequencing efforts to fully characterize the microbial diversity associated with bumblebees.</w:t>
-      </w:r>
-    </w:p>
-    <w:p>
-      <w:pPr>
-        <w:spacing w:before="100" w:beforeAutospacing="1" w:after="100" w:afterAutospacing="1"/>
-        <w:jc w:val="both"/>
-        <w:rPr>
-          <w:rFonts w:ascii="CMU Serif Roman" w:eastAsiaTheme="minorHAnsi" w:hAnsi="CMU Serif Roman" w:cs="CMU Serif Roman"/>
-        </w:rPr>
-      </w:pPr>
-      <w:r>
-        <w:rPr>
-          <w:rFonts w:ascii="CMU Serif Roman" w:eastAsiaTheme="minorHAnsi" w:hAnsi="CMU Serif Roman" w:cs="CMU Serif Roman"/>
-        </w:rPr>
-        <w:t>In terms of temporal shifts, our results indicate the persistence of a core group of bacterial taxa consistently present across all time points and sampling sites. This stable core microbiome, which includes Lactobacillus, </w:t>
-      </w:r>
-      <w:proofErr w:type="spellStart"/>
-      <w:r>
-        <w:rPr>
-          <w:rFonts w:ascii="CMU Serif Roman" w:eastAsiaTheme="minorHAnsi" w:hAnsi="CMU Serif Roman" w:cs="CMU Serif Roman"/>
-        </w:rPr>
-        <w:t>Gilliamella</w:t>
-      </w:r>
-      <w:proofErr w:type="spellEnd"/>
-      <w:r>
-        <w:rPr>
-          <w:rFonts w:ascii="CMU Serif Roman" w:eastAsiaTheme="minorHAnsi" w:hAnsi="CMU Serif Roman" w:cs="CMU Serif Roman"/>
-        </w:rPr>
-        <w:t>, </w:t>
-      </w:r>
-      <w:proofErr w:type="spellStart"/>
-      <w:r>
-        <w:rPr>
-          <w:rFonts w:ascii="CMU Serif Roman" w:eastAsiaTheme="minorHAnsi" w:hAnsi="CMU Serif Roman" w:cs="CMU Serif Roman"/>
-        </w:rPr>
-        <w:t>Snodgrassella</w:t>
-      </w:r>
-      <w:proofErr w:type="spellEnd"/>
-      <w:r>
-        <w:rPr>
-          <w:rFonts w:ascii="CMU Serif Roman" w:eastAsiaTheme="minorHAnsi" w:hAnsi="CMU Serif Roman" w:cs="CMU Serif Roman"/>
-        </w:rPr>
-        <w:t>, and </w:t>
-      </w:r>
-      <w:proofErr w:type="spellStart"/>
-      <w:r>
-        <w:rPr>
-          <w:rFonts w:ascii="CMU Serif Roman" w:eastAsiaTheme="minorHAnsi" w:hAnsi="CMU Serif Roman" w:cs="CMU Serif Roman"/>
-        </w:rPr>
-        <w:t>Bombiscardovia</w:t>
-      </w:r>
-      <w:proofErr w:type="spellEnd"/>
-      <w:r>
-        <w:rPr>
-          <w:rFonts w:ascii="CMU Serif Roman" w:eastAsiaTheme="minorHAnsi" w:hAnsi="CMU Serif Roman" w:cs="CMU Serif Roman"/>
-        </w:rPr>
-        <w:t>, likely plays fundamental roles in host health, such as enhancing nutrient absorption, protecting against pathogens, and modulating immune responses (REF). The stability of this core community across both spatial and temporal scales suggests a strong host-microbe association that may be evolutionarily conserved.</w:t>
-      </w:r>
-    </w:p>
-    <w:p>
-      <w:pPr>
-        <w:spacing w:before="100" w:beforeAutospacing="1" w:after="100" w:afterAutospacing="1"/>
-        <w:jc w:val="both"/>
-        <w:rPr>
-          <w:rFonts w:ascii="CMU Serif Roman" w:eastAsiaTheme="minorHAnsi" w:hAnsi="CMU Serif Roman" w:cs="CMU Serif Roman"/>
-        </w:rPr>
-      </w:pPr>
-      <w:r>
-        <w:rPr>
-          <w:rFonts w:ascii="CMU Serif Roman" w:eastAsiaTheme="minorHAnsi" w:hAnsi="CMU Serif Roman" w:cs="CMU Serif Roman"/>
-        </w:rPr>
-        <w:t>Interestingly, as the season progressed, the core microbiome was complemented by additional bacterial taxa, particularly species within the genera Pseudomonas, Bacillus, </w:t>
-      </w:r>
-      <w:proofErr w:type="spellStart"/>
-      <w:r>
-        <w:rPr>
-          <w:rFonts w:ascii="CMU Serif Roman" w:eastAsiaTheme="minorHAnsi" w:hAnsi="CMU Serif Roman" w:cs="CMU Serif Roman"/>
-        </w:rPr>
-        <w:t>Commensalibacter</w:t>
-      </w:r>
-      <w:proofErr w:type="spellEnd"/>
-      <w:r>
-        <w:rPr>
-          <w:rFonts w:ascii="CMU Serif Roman" w:eastAsiaTheme="minorHAnsi" w:hAnsi="CMU Serif Roman" w:cs="CMU Serif Roman"/>
-        </w:rPr>
-        <w:t>, and </w:t>
-      </w:r>
-      <w:proofErr w:type="spellStart"/>
-      <w:r>
-        <w:rPr>
-          <w:rFonts w:ascii="CMU Serif Roman" w:eastAsiaTheme="minorHAnsi" w:hAnsi="CMU Serif Roman" w:cs="CMU Serif Roman"/>
-        </w:rPr>
-        <w:t>Apibacter</w:t>
-      </w:r>
-      <w:proofErr w:type="spellEnd"/>
-      <w:r>
-        <w:rPr>
-          <w:rFonts w:ascii="CMU Serif Roman" w:eastAsiaTheme="minorHAnsi" w:hAnsi="CMU Serif Roman" w:cs="CMU Serif Roman"/>
-        </w:rPr>
-        <w:t>. This late-season diversification could be driven by changes in floral availability and composition, shifts in foraging behavior, or increased environmental exposure as colonies expand and worker bees travel farther distances (REF). These supplementary taxa may represent transient members of the microbiome that are acquired from specific floral resources or environmental sources, potentially enhancing metabolic capabilities or stress tolerance during the late foraging season.</w:t>
-      </w:r>
-    </w:p>
-    <w:p>
-      <w:pPr>
-        <w:spacing w:before="100" w:beforeAutospacing="1" w:after="100" w:afterAutospacing="1"/>
-        <w:jc w:val="both"/>
-        <w:rPr>
-          <w:rFonts w:ascii="CMU Serif Roman" w:eastAsiaTheme="minorHAnsi" w:hAnsi="CMU Serif Roman" w:cs="CMU Serif Roman"/>
-        </w:rPr>
-      </w:pPr>
-      <w:r>
-        <w:rPr>
-          <w:rFonts w:ascii="CMU Serif Roman" w:eastAsiaTheme="minorHAnsi" w:hAnsi="CMU Serif Roman" w:cs="CMU Serif Roman"/>
-        </w:rPr>
-        <w:t xml:space="preserve">Our analysis revealed distinct temporal clustering of bacterial communities, with clear compositional differences between early and late time points. This temporal structuring suggests that the microbiome is not static but dynamically responds to seasonal changes in the environment. The early-season microbiome may be shaped by overwintering survival and the limited floral diversity available during initial foraging, while the late-season community reflects cumulative interactions with a broader spectrum of plant </w:t>
-      </w:r>
-      <w:r>
-        <w:rPr>
-          <w:rFonts w:ascii="CMU Serif Roman" w:eastAsiaTheme="minorHAnsi" w:hAnsi="CMU Serif Roman" w:cs="CMU Serif Roman"/>
-        </w:rPr>
-        <w:lastRenderedPageBreak/>
-        <w:t>species. This shift may also be influenced by colony development stages, where increased colony size and worker numbers intensify environmental interactions.</w:t>
-      </w:r>
-    </w:p>
-    <w:p>
-      <w:pPr>
-        <w:spacing w:before="100" w:beforeAutospacing="1" w:after="100" w:afterAutospacing="1"/>
-        <w:jc w:val="both"/>
-        <w:rPr>
-          <w:rFonts w:ascii="CMU Serif Roman" w:eastAsiaTheme="minorHAnsi" w:hAnsi="CMU Serif Roman" w:cs="CMU Serif Roman"/>
-        </w:rPr>
-      </w:pPr>
-      <w:r>
-        <w:rPr>
-          <w:rFonts w:ascii="CMU Serif Roman" w:eastAsiaTheme="minorHAnsi" w:hAnsi="CMU Serif Roman" w:cs="CMU Serif Roman"/>
-        </w:rPr>
-        <w:t>Together, these findings underscore the dynamic nature of bumblebee gut microbiomes and the role of seasonal changes in shaping microbial community structure. They also highlight the importance of considering both temporal and spatial variation when assessing microbiome stability and its implications for host health and ecosystem functioning. Future studies with larger sample sizes and finer temporal resolution would be valuable for disentangling the drivers of microbiome shifts and their potential consequences for pollinator health and resilience.</w:t>
+        <w:fldChar w:fldCharType="begin"/>
+      </w:r>
+      <w:r>
+        <w:instrText xml:space="preserve"> INCLUDEPICTURE "https://files.slack.com/files-pri/T04BJPHS001-F098V917MC2/pathway_errorbar_metacyc_time_20.png" \* MERGEFORMATINET </w:instrText>
+      </w:r>
+      <w:r>
+        <w:fldChar w:fldCharType="separate"/>
+      </w:r>
+      <w:r>
+        <w:rPr>
+          <w:noProof/>
+        </w:rPr>
+        <mc:AlternateContent>
+          <mc:Choice Requires="wps">
+            <w:drawing>
+              <wp:inline distT="0" distB="0" distL="0" distR="0" wp14:anchorId="0AB0BA03" wp14:editId="520C65B8">
+                <wp:extent cx="304800" cy="304800"/>
+                <wp:effectExtent l="0" t="0" r="0" b="0"/>
+                <wp:docPr id="927257426" name="Rectangle 3"/>
+                <wp:cNvGraphicFramePr>
+                  <a:graphicFrameLocks xmlns:a="http://schemas.openxmlformats.org/drawingml/2006/main" noChangeAspect="1"/>
+                </wp:cNvGraphicFramePr>
+                <a:graphic xmlns:a="http://schemas.openxmlformats.org/drawingml/2006/main">
+                  <a:graphicData uri="http://schemas.microsoft.com/office/word/2010/wordprocessingShape">
+                    <wps:wsp>
+                      <wps:cNvSpPr>
+                        <a:spLocks noChangeAspect="1" noChangeArrowheads="1"/>
+                      </wps:cNvSpPr>
+                      <wps:spPr bwMode="auto">
+                        <a:xfrm>
+                          <a:off x="0" y="0"/>
+                          <a:ext cx="304800" cy="304800"/>
+                        </a:xfrm>
+                        <a:prstGeom prst="rect">
+                          <a:avLst/>
+                        </a:prstGeom>
+                        <a:noFill/>
+                        <a:ln>
+                          <a:noFill/>
+                        </a:ln>
+                        <a:extLst>
+                          <a:ext uri="{909E8E84-426E-40DD-AFC4-6F175D3DCCD1}">
+                            <a14:hiddenFill xmlns:a14="http://schemas.microsoft.com/office/drawing/2010/main">
+                              <a:solidFill>
+                                <a:srgbClr val="FFFFFF"/>
+                              </a:solidFill>
+                            </a14:hiddenFill>
+                          </a:ext>
+                          <a:ext uri="{91240B29-F687-4F45-9708-019B960494DF}">
+                            <a14:hiddenLine xmlns:a14="http://schemas.microsoft.com/office/drawing/2010/main" w="9525">
+                              <a:solidFill>
+                                <a:srgbClr val="000000"/>
+                              </a:solidFill>
+                              <a:miter lim="800000"/>
+                              <a:headEnd/>
+                              <a:tailEnd/>
+                            </a14:hiddenLine>
+                          </a:ext>
+                        </a:extLst>
+                      </wps:spPr>
+                      <wps:bodyPr rot="0" vert="horz" wrap="square" lIns="91440" tIns="45720" rIns="91440" bIns="45720" anchor="t" anchorCtr="0" upright="1">
+                        <a:noAutofit/>
+                      </wps:bodyPr>
+                    </wps:wsp>
+                  </a:graphicData>
+                </a:graphic>
+              </wp:inline>
+            </w:drawing>
+          </mc:Choice>
+          <mc:Fallback>
+            <w:pict>
+              <v:rect w14:anchorId="57EC0487" id="Rectangle 3" o:spid="_x0000_s1026" style="width:24pt;height:24pt;visibility:visible;mso-wrap-style:square;mso-left-percent:-10001;mso-top-percent:-10001;mso-position-horizontal:absolute;mso-position-horizontal-relative:char;mso-position-vertical:absolute;mso-position-vertical-relative:line;mso-left-percent:-10001;mso-top-percent:-10001;v-text-anchor:top" o:gfxdata="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" filled="f" stroked="f">
+                <o:lock v:ext="edit" aspectratio="t"/>
+                <w10:anchorlock/>
+              </v:rect>
+            </w:pict>
+          </mc:Fallback>
+        </mc:AlternateContent>
+      </w:r>
+      <w:r>
+        <w:fldChar w:fldCharType="end"/>
       </w:r>
     </w:p>
     <w:p>
@@ -3334,8 +3252,8 @@
           <w:szCs w:val="32"/>
         </w:rPr>
       </w:pPr>
-      <w:bookmarkStart w:id="9" w:name="references"/>
-      <w:bookmarkEnd w:id="8"/>
+      <w:bookmarkStart w:id="5" w:name="references"/>
+      <w:bookmarkEnd w:id="4"/>
       <w:r>
         <w:rPr>
           <w:rFonts w:ascii="CMU Serif Roman" w:hAnsi="CMU Serif Roman" w:cs="CMU Serif Roman"/>
@@ -3372,8 +3290,8 @@
           <w:lang w:val="es-ES"/>
         </w:rPr>
       </w:pPr>
-      <w:bookmarkStart w:id="10" w:name="ref-Albizu2002COMPARACINDL"/>
-      <w:bookmarkStart w:id="11" w:name="refs"/>
+      <w:bookmarkStart w:id="6" w:name="ref-Albizu2002COMPARACINDL"/>
+      <w:bookmarkStart w:id="7" w:name="refs"/>
       <w:r>
         <w:rPr>
           <w:rFonts w:ascii="CMU Serif Roman" w:hAnsi="CMU Serif Roman" w:cs="CMU Serif Roman"/>
@@ -3486,30 +3404,14 @@
           <w:rFonts w:ascii="CMU Serif Roman" w:hAnsi="CMU Serif Roman" w:cs="CMU Serif Roman"/>
         </w:rPr>
       </w:pPr>
-      <w:bookmarkStart w:id="12" w:name="ref-allen-perkins2024"/>
-      <w:bookmarkEnd w:id="10"/>
+      <w:bookmarkStart w:id="8" w:name="ref-allen-perkins2024"/>
+      <w:bookmarkEnd w:id="6"/>
       <w:r>
         <w:rPr>
           <w:rFonts w:ascii="CMU Serif Roman" w:hAnsi="CMU Serif Roman" w:cs="CMU Serif Roman"/>
           <w:lang w:val="es-ES"/>
         </w:rPr>
-        <w:t xml:space="preserve">Allen-Perkins, Alfonso, Maddi Artamendi, Daniel Montoya, Encarnación Rubio, and Ainhoa </w:t>
-      </w:r>
-      <w:proofErr w:type="spellStart"/>
-      <w:r>
-        <w:rPr>
-          <w:rFonts w:ascii="CMU Serif Roman" w:hAnsi="CMU Serif Roman" w:cs="CMU Serif Roman"/>
-          <w:lang w:val="es-ES"/>
-        </w:rPr>
-        <w:t>Magrach</w:t>
-      </w:r>
-      <w:proofErr w:type="spellEnd"/>
-      <w:r>
-        <w:rPr>
-          <w:rFonts w:ascii="CMU Serif Roman" w:hAnsi="CMU Serif Roman" w:cs="CMU Serif Roman"/>
-          <w:lang w:val="es-ES"/>
-        </w:rPr>
-        <w:t xml:space="preserve">. </w:t>
+        <w:t xml:space="preserve">Allen-Perkins, Alfonso, Maddi Artamendi, Daniel Montoya, Encarnación Rubio, and Ainhoa Magrach. </w:t>
       </w:r>
       <w:r>
         <w:rPr>
@@ -3531,7 +3433,7 @@
         </w:rPr>
         <w:t xml:space="preserve">, July. </w:t>
       </w:r>
-      <w:hyperlink r:id="rId22">
+      <w:hyperlink r:id="rId14">
         <w:r>
           <w:rPr>
             <w:rStyle w:val="Hyperlink"/>
@@ -3555,8 +3457,8 @@
           <w:rFonts w:ascii="CMU Serif Roman" w:hAnsi="CMU Serif Roman" w:cs="CMU Serif Roman"/>
         </w:rPr>
       </w:pPr>
-      <w:bookmarkStart w:id="13" w:name="ref-carlini2024"/>
-      <w:bookmarkEnd w:id="12"/>
+      <w:bookmarkStart w:id="9" w:name="ref-carlini2024"/>
+      <w:bookmarkEnd w:id="8"/>
       <w:r>
         <w:rPr>
           <w:rFonts w:ascii="CMU Serif Roman" w:hAnsi="CMU Serif Roman" w:cs="CMU Serif Roman"/>
@@ -3577,7 +3479,7 @@
         </w:rPr>
         <w:t xml:space="preserve"> 14 (1). </w:t>
       </w:r>
-      <w:hyperlink r:id="rId23">
+      <w:hyperlink r:id="rId15">
         <w:r>
           <w:rPr>
             <w:rStyle w:val="Hyperlink"/>
@@ -3601,8 +3503,8 @@
           <w:rFonts w:ascii="CMU Serif Roman" w:hAnsi="CMU Serif Roman" w:cs="CMU Serif Roman"/>
         </w:rPr>
       </w:pPr>
-      <w:bookmarkStart w:id="14" w:name="ref-devkota2024"/>
-      <w:bookmarkEnd w:id="13"/>
+      <w:bookmarkStart w:id="10" w:name="ref-devkota2024"/>
+      <w:bookmarkEnd w:id="9"/>
       <w:r>
         <w:rPr>
           <w:rFonts w:ascii="CMU Serif Roman" w:hAnsi="CMU Serif Roman" w:cs="CMU Serif Roman"/>
@@ -3623,7 +3525,7 @@
         </w:rPr>
         <w:t xml:space="preserve"> 50 (April): e02815. </w:t>
       </w:r>
-      <w:hyperlink r:id="rId24">
+      <w:hyperlink r:id="rId16">
         <w:r>
           <w:rPr>
             <w:rStyle w:val="Hyperlink"/>
@@ -3647,8 +3549,8 @@
           <w:rFonts w:ascii="CMU Serif Roman" w:hAnsi="CMU Serif Roman" w:cs="CMU Serif Roman"/>
         </w:rPr>
       </w:pPr>
-      <w:bookmarkStart w:id="15" w:name="ref-engel2012"/>
-      <w:bookmarkEnd w:id="14"/>
+      <w:bookmarkStart w:id="11" w:name="ref-engel2012"/>
+      <w:bookmarkEnd w:id="10"/>
       <w:r>
         <w:rPr>
           <w:rFonts w:ascii="CMU Serif Roman" w:hAnsi="CMU Serif Roman" w:cs="CMU Serif Roman"/>
@@ -3669,7 +3571,7 @@
         </w:rPr>
         <w:t xml:space="preserve"> 109 (27): 11002–7. </w:t>
       </w:r>
-      <w:hyperlink r:id="rId25">
+      <w:hyperlink r:id="rId17">
         <w:r>
           <w:rPr>
             <w:rStyle w:val="Hyperlink"/>
@@ -3693,8 +3595,8 @@
           <w:rFonts w:ascii="CMU Serif Roman" w:hAnsi="CMU Serif Roman" w:cs="CMU Serif Roman"/>
         </w:rPr>
       </w:pPr>
-      <w:bookmarkStart w:id="16" w:name="ref-Engel2013"/>
-      <w:bookmarkEnd w:id="15"/>
+      <w:bookmarkStart w:id="12" w:name="ref-Engel2013"/>
+      <w:bookmarkEnd w:id="11"/>
       <w:r>
         <w:rPr>
           <w:rFonts w:ascii="CMU Serif Roman" w:hAnsi="CMU Serif Roman" w:cs="CMU Serif Roman"/>
@@ -3715,7 +3617,7 @@
         </w:rPr>
         <w:t xml:space="preserve"> 37 (5): 699–735. </w:t>
       </w:r>
-      <w:hyperlink r:id="rId26">
+      <w:hyperlink r:id="rId18">
         <w:r>
           <w:rPr>
             <w:rStyle w:val="Hyperlink"/>
@@ -3739,8 +3641,8 @@
           <w:rFonts w:ascii="CMU Serif Roman" w:hAnsi="CMU Serif Roman" w:cs="CMU Serif Roman"/>
         </w:rPr>
       </w:pPr>
-      <w:bookmarkStart w:id="17" w:name="ref-ferguson2018"/>
-      <w:bookmarkEnd w:id="16"/>
+      <w:bookmarkStart w:id="13" w:name="ref-ferguson2018"/>
+      <w:bookmarkEnd w:id="12"/>
       <w:r>
         <w:rPr>
           <w:rFonts w:ascii="CMU Serif Roman" w:hAnsi="CMU Serif Roman" w:cs="CMU Serif Roman"/>
@@ -3761,7 +3663,7 @@
         </w:rPr>
         <w:t xml:space="preserve"> 32 (10): 2357–68. </w:t>
       </w:r>
-      <w:hyperlink r:id="rId27">
+      <w:hyperlink r:id="rId19">
         <w:r>
           <w:rPr>
             <w:rStyle w:val="Hyperlink"/>
@@ -3785,8 +3687,8 @@
           <w:rFonts w:ascii="CMU Serif Roman" w:hAnsi="CMU Serif Roman" w:cs="CMU Serif Roman"/>
         </w:rPr>
       </w:pPr>
-      <w:bookmarkStart w:id="18" w:name="ref-gérard2020"/>
-      <w:bookmarkEnd w:id="17"/>
+      <w:bookmarkStart w:id="14" w:name="ref-gérard2020"/>
+      <w:bookmarkEnd w:id="13"/>
       <w:r>
         <w:rPr>
           <w:rFonts w:ascii="CMU Serif Roman" w:hAnsi="CMU Serif Roman" w:cs="CMU Serif Roman"/>
@@ -3807,7 +3709,7 @@
         </w:rPr>
         <w:t xml:space="preserve"> 4 (1): 77–86. </w:t>
       </w:r>
-      <w:hyperlink r:id="rId28">
+      <w:hyperlink r:id="rId20">
         <w:r>
           <w:rPr>
             <w:rStyle w:val="Hyperlink"/>
@@ -3831,8 +3733,8 @@
           <w:rFonts w:ascii="CMU Serif Roman" w:hAnsi="CMU Serif Roman" w:cs="CMU Serif Roman"/>
         </w:rPr>
       </w:pPr>
-      <w:bookmarkStart w:id="19" w:name="ref-guzman2024"/>
-      <w:bookmarkEnd w:id="18"/>
+      <w:bookmarkStart w:id="15" w:name="ref-guzman2024"/>
+      <w:bookmarkEnd w:id="14"/>
       <w:r>
         <w:rPr>
           <w:rFonts w:ascii="CMU Serif Roman" w:hAnsi="CMU Serif Roman" w:cs="CMU Serif Roman"/>
@@ -3853,7 +3755,7 @@
         </w:rPr>
         <w:t xml:space="preserve"> 7 (10): 1324–34. </w:t>
       </w:r>
-      <w:hyperlink r:id="rId29">
+      <w:hyperlink r:id="rId21">
         <w:r>
           <w:rPr>
             <w:rStyle w:val="Hyperlink"/>
@@ -3876,7 +3778,7 @@
           <w:rFonts w:ascii="CMU Serif Roman" w:hAnsi="CMU Serif Roman" w:cs="CMU Serif Roman"/>
         </w:rPr>
       </w:pPr>
-      <w:bookmarkStart w:id="20" w:name="ref-iNEXT"/>
+      <w:bookmarkStart w:id="16" w:name="ref-iNEXT"/>
       <w:r>
         <w:rPr>
           <w:rFonts w:ascii="CMU Serif Roman" w:hAnsi="CMU Serif Roman" w:cs="CMU Serif Roman"/>
@@ -3898,7 +3800,7 @@
         </w:rPr>
         <w:t xml:space="preserve">: Interpolation and Extrapolation for Species Diversity.” </w:t>
       </w:r>
-      <w:hyperlink r:id="rId30">
+      <w:hyperlink r:id="rId22">
         <w:r>
           <w:rPr>
             <w:rStyle w:val="Hyperlink"/>
@@ -3913,7 +3815,7 @@
         </w:rPr>
         <w:t>.</w:t>
       </w:r>
-      <w:bookmarkEnd w:id="20"/>
+      <w:bookmarkEnd w:id="16"/>
     </w:p>
     <w:p>
       <w:pPr>
@@ -3923,8 +3825,8 @@
           <w:rFonts w:ascii="CMU Serif Roman" w:hAnsi="CMU Serif Roman" w:cs="CMU Serif Roman"/>
         </w:rPr>
       </w:pPr>
-      <w:bookmarkStart w:id="21" w:name="ref-klein2006"/>
-      <w:bookmarkEnd w:id="19"/>
+      <w:bookmarkStart w:id="17" w:name="ref-klein2006"/>
+      <w:bookmarkEnd w:id="15"/>
       <w:r>
         <w:rPr>
           <w:rFonts w:ascii="CMU Serif Roman" w:hAnsi="CMU Serif Roman" w:cs="CMU Serif Roman"/>
@@ -3945,7 +3847,7 @@
         </w:rPr>
         <w:t xml:space="preserve"> 274 (1608): 303–13. </w:t>
       </w:r>
-      <w:hyperlink r:id="rId31">
+      <w:hyperlink r:id="rId23">
         <w:r>
           <w:rPr>
             <w:rStyle w:val="Hyperlink"/>
@@ -3969,8 +3871,8 @@
           <w:rFonts w:ascii="CMU Serif Roman" w:hAnsi="CMU Serif Roman" w:cs="CMU Serif Roman"/>
         </w:rPr>
       </w:pPr>
-      <w:bookmarkStart w:id="22" w:name="ref-koch2011"/>
-      <w:bookmarkEnd w:id="21"/>
+      <w:bookmarkStart w:id="18" w:name="ref-koch2011"/>
+      <w:bookmarkEnd w:id="17"/>
       <w:r>
         <w:rPr>
           <w:rFonts w:ascii="CMU Serif Roman" w:hAnsi="CMU Serif Roman" w:cs="CMU Serif Roman"/>
@@ -3991,7 +3893,7 @@
         </w:rPr>
         <w:t xml:space="preserve"> 108 (48): 19288–92. </w:t>
       </w:r>
-      <w:hyperlink r:id="rId32">
+      <w:hyperlink r:id="rId24">
         <w:r>
           <w:rPr>
             <w:rStyle w:val="Hyperlink"/>
@@ -4015,8 +3917,8 @@
           <w:rFonts w:ascii="CMU Serif Roman" w:hAnsi="CMU Serif Roman" w:cs="CMU Serif Roman"/>
         </w:rPr>
       </w:pPr>
-      <w:bookmarkStart w:id="23" w:name="ref-li2023"/>
-      <w:bookmarkEnd w:id="22"/>
+      <w:bookmarkStart w:id="19" w:name="ref-li2023"/>
+      <w:bookmarkEnd w:id="18"/>
       <w:r>
         <w:rPr>
           <w:rFonts w:ascii="CMU Serif Roman" w:hAnsi="CMU Serif Roman" w:cs="CMU Serif Roman"/>
@@ -4037,7 +3939,7 @@
         </w:rPr>
         <w:t xml:space="preserve">, July. </w:t>
       </w:r>
-      <w:hyperlink r:id="rId33">
+      <w:hyperlink r:id="rId25">
         <w:r>
           <w:rPr>
             <w:rStyle w:val="Hyperlink"/>
@@ -4061,8 +3963,8 @@
           <w:rFonts w:ascii="CMU Serif Roman" w:hAnsi="CMU Serif Roman" w:cs="CMU Serif Roman"/>
         </w:rPr>
       </w:pPr>
-      <w:bookmarkStart w:id="24" w:name="ref-ludvigsen2015"/>
-      <w:bookmarkEnd w:id="23"/>
+      <w:bookmarkStart w:id="20" w:name="ref-ludvigsen2015"/>
+      <w:bookmarkEnd w:id="19"/>
       <w:r>
         <w:rPr>
           <w:rFonts w:ascii="CMU Serif Roman" w:hAnsi="CMU Serif Roman" w:cs="CMU Serif Roman"/>
@@ -4083,7 +3985,7 @@
         </w:rPr>
         <w:t xml:space="preserve"> 30 (3): 235–44. </w:t>
       </w:r>
-      <w:hyperlink r:id="rId34">
+      <w:hyperlink r:id="rId26">
         <w:r>
           <w:rPr>
             <w:rStyle w:val="Hyperlink"/>
@@ -4107,8 +4009,8 @@
           <w:rFonts w:ascii="CMU Serif Roman" w:hAnsi="CMU Serif Roman" w:cs="CMU Serif Roman"/>
         </w:rPr>
       </w:pPr>
-      <w:bookmarkStart w:id="25" w:name="ref-maes2016"/>
-      <w:bookmarkEnd w:id="24"/>
+      <w:bookmarkStart w:id="21" w:name="ref-maes2016"/>
+      <w:bookmarkEnd w:id="20"/>
       <w:r>
         <w:rPr>
           <w:rFonts w:ascii="CMU Serif Roman" w:hAnsi="CMU Serif Roman" w:cs="CMU Serif Roman"/>
@@ -4143,7 +4045,7 @@
         </w:rPr>
         <w:t xml:space="preserve"> 25 (21): 5439–50. </w:t>
       </w:r>
-      <w:hyperlink r:id="rId35">
+      <w:hyperlink r:id="rId27">
         <w:r>
           <w:rPr>
             <w:rStyle w:val="Hyperlink"/>
@@ -4167,8 +4069,8 @@
           <w:rFonts w:ascii="CMU Serif Roman" w:hAnsi="CMU Serif Roman" w:cs="CMU Serif Roman"/>
         </w:rPr>
       </w:pPr>
-      <w:bookmarkStart w:id="26" w:name="ref-manley2015"/>
-      <w:bookmarkEnd w:id="25"/>
+      <w:bookmarkStart w:id="22" w:name="ref-manley2015"/>
+      <w:bookmarkEnd w:id="21"/>
       <w:r>
         <w:rPr>
           <w:rFonts w:ascii="CMU Serif Roman" w:hAnsi="CMU Serif Roman" w:cs="CMU Serif Roman"/>
@@ -4189,7 +4091,7 @@
         </w:rPr>
         <w:t xml:space="preserve"> 52 (2): 331–40. </w:t>
       </w:r>
-      <w:hyperlink r:id="rId36">
+      <w:hyperlink r:id="rId28">
         <w:r>
           <w:rPr>
             <w:rStyle w:val="Hyperlink"/>
@@ -4213,8 +4115,8 @@
           <w:rFonts w:ascii="CMU Serif Roman" w:hAnsi="CMU Serif Roman" w:cs="CMU Serif Roman"/>
         </w:rPr>
       </w:pPr>
-      <w:bookmarkStart w:id="27" w:name="ref-martinson2010"/>
-      <w:bookmarkEnd w:id="26"/>
+      <w:bookmarkStart w:id="23" w:name="ref-martinson2010"/>
+      <w:bookmarkEnd w:id="22"/>
       <w:r>
         <w:rPr>
           <w:rFonts w:ascii="CMU Serif Roman" w:hAnsi="CMU Serif Roman" w:cs="CMU Serif Roman"/>
@@ -4235,7 +4137,7 @@
         </w:rPr>
         <w:t xml:space="preserve"> 20 (3): 619–28. </w:t>
       </w:r>
-      <w:hyperlink r:id="rId37">
+      <w:hyperlink r:id="rId29">
         <w:r>
           <w:rPr>
             <w:rStyle w:val="Hyperlink"/>
@@ -4259,8 +4161,8 @@
           <w:rFonts w:ascii="CMU Serif Roman" w:hAnsi="CMU Serif Roman" w:cs="CMU Serif Roman"/>
         </w:rPr>
       </w:pPr>
-      <w:bookmarkStart w:id="28" w:name="ref-miller-struttmann2015"/>
-      <w:bookmarkEnd w:id="27"/>
+      <w:bookmarkStart w:id="24" w:name="ref-miller-struttmann2015"/>
+      <w:bookmarkEnd w:id="23"/>
       <w:r>
         <w:rPr>
           <w:rFonts w:ascii="CMU Serif Roman" w:hAnsi="CMU Serif Roman" w:cs="CMU Serif Roman"/>
@@ -4281,7 +4183,7 @@
         </w:rPr>
         <w:t xml:space="preserve"> 349 (6255): 1541–44. </w:t>
       </w:r>
-      <w:hyperlink r:id="rId38">
+      <w:hyperlink r:id="rId30">
         <w:r>
           <w:rPr>
             <w:rStyle w:val="Hyperlink"/>
@@ -4305,8 +4207,8 @@
           <w:rFonts w:ascii="CMU Serif Roman" w:hAnsi="CMU Serif Roman" w:cs="CMU Serif Roman"/>
         </w:rPr>
       </w:pPr>
-      <w:bookmarkStart w:id="29" w:name="ref-murphy2022"/>
-      <w:bookmarkEnd w:id="28"/>
+      <w:bookmarkStart w:id="25" w:name="ref-murphy2022"/>
+      <w:bookmarkEnd w:id="24"/>
       <w:r>
         <w:rPr>
           <w:rFonts w:ascii="CMU Serif Roman" w:hAnsi="CMU Serif Roman" w:cs="CMU Serif Roman"/>
@@ -4328,7 +4230,7 @@
         </w:rPr>
         <w:t xml:space="preserve"> 4 (3): 773–85. </w:t>
       </w:r>
-      <w:hyperlink r:id="rId39">
+      <w:hyperlink r:id="rId31">
         <w:r>
           <w:rPr>
             <w:rStyle w:val="Hyperlink"/>
@@ -4352,8 +4254,8 @@
           <w:rFonts w:ascii="CMU Serif Roman" w:hAnsi="CMU Serif Roman" w:cs="CMU Serif Roman"/>
         </w:rPr>
       </w:pPr>
-      <w:bookmarkStart w:id="30" w:name="ref-neu2021"/>
-      <w:bookmarkEnd w:id="29"/>
+      <w:bookmarkStart w:id="26" w:name="ref-neu2021"/>
+      <w:bookmarkEnd w:id="25"/>
       <w:r>
         <w:rPr>
           <w:rFonts w:ascii="CMU Serif Roman" w:hAnsi="CMU Serif Roman" w:cs="CMU Serif Roman"/>
@@ -4374,7 +4276,7 @@
         </w:rPr>
         <w:t xml:space="preserve"> 118 (51). </w:t>
       </w:r>
-      <w:hyperlink r:id="rId40">
+      <w:hyperlink r:id="rId32">
         <w:r>
           <w:rPr>
             <w:rStyle w:val="Hyperlink"/>
@@ -4398,14 +4300,14 @@
           <w:rFonts w:ascii="CMU Serif Roman" w:hAnsi="CMU Serif Roman" w:cs="CMU Serif Roman"/>
         </w:rPr>
       </w:pPr>
-      <w:bookmarkStart w:id="31" w:name="ref-vegan"/>
+      <w:bookmarkStart w:id="27" w:name="ref-vegan"/>
       <w:r>
         <w:rPr>
           <w:rFonts w:ascii="CMU Serif Roman" w:hAnsi="CMU Serif Roman" w:cs="CMU Serif Roman"/>
         </w:rPr>
         <w:t xml:space="preserve">Oksanen, Jari, Gavin L. Simpson, F. Guillaume Blanchet, Roeland Kindt, Pierre Legendre, Peter R. Minchin, R. B. O’Hara, et al. 2024. “Vegan: Community Ecology Package.” </w:t>
       </w:r>
-      <w:hyperlink r:id="rId41">
+      <w:hyperlink r:id="rId33">
         <w:r>
           <w:rPr>
             <w:rStyle w:val="Hyperlink"/>
@@ -4420,7 +4322,7 @@
         </w:rPr>
         <w:t>.</w:t>
       </w:r>
-      <w:bookmarkEnd w:id="31"/>
+      <w:bookmarkEnd w:id="27"/>
     </w:p>
     <w:p>
       <w:pPr>
@@ -4428,16 +4330,10 @@
         <w:jc w:val="both"/>
         <w:rPr>
           <w:rFonts w:ascii="CMU Serif Roman" w:hAnsi="CMU Serif Roman" w:cs="CMU Serif Roman"/>
-          <w:lang w:val="es-ES"/>
-          <w:rPrChange w:id="32" w:author="Ainhoa Magrach" w:date="2025-07-07T13:29:00Z" w16du:dateUtc="2025-07-07T11:29:00Z">
-            <w:rPr>
-              <w:rFonts w:ascii="CMU Serif Roman" w:hAnsi="CMU Serif Roman" w:cs="CMU Serif Roman"/>
-            </w:rPr>
-          </w:rPrChange>
-        </w:rPr>
-      </w:pPr>
-      <w:bookmarkStart w:id="33" w:name="ref-ollerton2011"/>
-      <w:bookmarkEnd w:id="30"/>
+        </w:rPr>
+      </w:pPr>
+      <w:bookmarkStart w:id="28" w:name="ref-ollerton2011"/>
+      <w:bookmarkEnd w:id="26"/>
       <w:r>
         <w:rPr>
           <w:rFonts w:ascii="CMU Serif Roman" w:hAnsi="CMU Serif Roman" w:cs="CMU Serif Roman"/>
@@ -4449,104 +4345,61 @@
           <w:rFonts w:ascii="CMU Serif Roman" w:hAnsi="CMU Serif Roman" w:cs="CMU Serif Roman"/>
           <w:i/>
           <w:iCs/>
+        </w:rPr>
+        <w:t>Oikos</w:t>
+      </w:r>
+      <w:r>
+        <w:rPr>
+          <w:rFonts w:ascii="CMU Serif Roman" w:hAnsi="CMU Serif Roman" w:cs="CMU Serif Roman"/>
+        </w:rPr>
+        <w:t xml:space="preserve"> 120 (3): 321–26. </w:t>
+      </w:r>
+      <w:hyperlink r:id="rId34">
+        <w:r>
+          <w:rPr>
+            <w:rStyle w:val="Hyperlink"/>
+            <w:rFonts w:ascii="CMU Serif Roman" w:hAnsi="CMU Serif Roman" w:cs="CMU Serif Roman"/>
+          </w:rPr>
+          <w:t>https://doi.org/10.1111/j.1600-0706.2010.18644.x</w:t>
+        </w:r>
+      </w:hyperlink>
+      <w:r>
+        <w:rPr>
+          <w:rFonts w:ascii="CMU Serif Roman" w:hAnsi="CMU Serif Roman" w:cs="CMU Serif Roman"/>
+        </w:rPr>
+        <w:t>.</w:t>
+      </w:r>
+    </w:p>
+    <w:p>
+      <w:pPr>
+        <w:pStyle w:val="Bibliography"/>
+        <w:jc w:val="both"/>
+        <w:rPr>
+          <w:rFonts w:ascii="CMU Serif Roman" w:hAnsi="CMU Serif Roman" w:cs="CMU Serif Roman"/>
+        </w:rPr>
+      </w:pPr>
+      <w:bookmarkStart w:id="29" w:name="ref-Pizarro2021"/>
+      <w:bookmarkEnd w:id="28"/>
+      <w:r>
+        <w:rPr>
+          <w:rFonts w:ascii="CMU Serif Roman" w:hAnsi="CMU Serif Roman" w:cs="CMU Serif Roman"/>
           <w:lang w:val="es-ES"/>
-          <w:rPrChange w:id="34" w:author="Ainhoa Magrach" w:date="2025-07-07T13:29:00Z" w16du:dateUtc="2025-07-07T11:29:00Z">
-            <w:rPr>
-              <w:rFonts w:ascii="CMU Serif Roman" w:hAnsi="CMU Serif Roman" w:cs="CMU Serif Roman"/>
-              <w:i/>
-              <w:iCs/>
-            </w:rPr>
-          </w:rPrChange>
-        </w:rPr>
-        <w:t>Oikos</w:t>
-      </w:r>
+        </w:rPr>
+        <w:t xml:space="preserve">Pizarro, Manuel, Diego </w:t>
+      </w:r>
+      <w:proofErr w:type="spellStart"/>
       <w:r>
         <w:rPr>
           <w:rFonts w:ascii="CMU Serif Roman" w:hAnsi="CMU Serif Roman" w:cs="CMU Serif Roman"/>
           <w:lang w:val="es-ES"/>
-          <w:rPrChange w:id="35" w:author="Ainhoa Magrach" w:date="2025-07-07T13:29:00Z" w16du:dateUtc="2025-07-07T11:29:00Z">
-            <w:rPr>
-              <w:rFonts w:ascii="CMU Serif Roman" w:hAnsi="CMU Serif Roman" w:cs="CMU Serif Roman"/>
-            </w:rPr>
-          </w:rPrChange>
-        </w:rPr>
-        <w:t xml:space="preserve"> 120 (3): 321–26. </w:t>
-      </w:r>
-      <w:r>
-        <w:fldChar w:fldCharType="begin"/>
-      </w:r>
-      <w:r>
-        <w:rPr>
+        </w:rPr>
+        <w:t>Hernangómez</w:t>
+      </w:r>
+      <w:proofErr w:type="spellEnd"/>
+      <w:r>
+        <w:rPr>
+          <w:rFonts w:ascii="CMU Serif Roman" w:hAnsi="CMU Serif Roman" w:cs="CMU Serif Roman"/>
           <w:lang w:val="es-ES"/>
-          <w:rPrChange w:id="36" w:author="Ainhoa Magrach" w:date="2025-07-07T13:29:00Z" w16du:dateUtc="2025-07-07T11:29:00Z">
-            <w:rPr/>
-          </w:rPrChange>
-        </w:rPr>
-        <w:instrText>HYPERLINK "https://doi.org/10.1111/j.1600-0706.2010.18644.x" \h</w:instrText>
-      </w:r>
-      <w:r>
-        <w:fldChar w:fldCharType="separate"/>
-      </w:r>
-      <w:r>
-        <w:rPr>
-          <w:rStyle w:val="Hyperlink"/>
-          <w:rFonts w:ascii="CMU Serif Roman" w:hAnsi="CMU Serif Roman" w:cs="CMU Serif Roman"/>
-          <w:lang w:val="es-ES"/>
-          <w:rPrChange w:id="37" w:author="Ainhoa Magrach" w:date="2025-07-07T13:29:00Z" w16du:dateUtc="2025-07-07T11:29:00Z">
-            <w:rPr>
-              <w:rStyle w:val="Hyperlink"/>
-              <w:rFonts w:ascii="CMU Serif Roman" w:hAnsi="CMU Serif Roman" w:cs="CMU Serif Roman"/>
-            </w:rPr>
-          </w:rPrChange>
-        </w:rPr>
-        <w:t>https://doi.org/10.1111/j.1600-0706.2010.18644.x</w:t>
-      </w:r>
-      <w:r>
-        <w:fldChar w:fldCharType="end"/>
-      </w:r>
-      <w:r>
-        <w:rPr>
-          <w:rFonts w:ascii="CMU Serif Roman" w:hAnsi="CMU Serif Roman" w:cs="CMU Serif Roman"/>
-          <w:lang w:val="es-ES"/>
-          <w:rPrChange w:id="38" w:author="Ainhoa Magrach" w:date="2025-07-07T13:29:00Z" w16du:dateUtc="2025-07-07T11:29:00Z">
-            <w:rPr>
-              <w:rFonts w:ascii="CMU Serif Roman" w:hAnsi="CMU Serif Roman" w:cs="CMU Serif Roman"/>
-            </w:rPr>
-          </w:rPrChange>
-        </w:rPr>
-        <w:t>.</w:t>
-      </w:r>
-    </w:p>
-    <w:p>
-      <w:pPr>
-        <w:pStyle w:val="Bibliography"/>
-        <w:jc w:val="both"/>
-        <w:rPr>
-          <w:rFonts w:ascii="CMU Serif Roman" w:hAnsi="CMU Serif Roman" w:cs="CMU Serif Roman"/>
-        </w:rPr>
-      </w:pPr>
-      <w:bookmarkStart w:id="39" w:name="ref-Pizarro2021"/>
-      <w:bookmarkEnd w:id="33"/>
-      <w:r>
-        <w:rPr>
-          <w:rFonts w:ascii="CMU Serif Roman" w:hAnsi="CMU Serif Roman" w:cs="CMU Serif Roman"/>
-          <w:lang w:val="es-ES"/>
-        </w:rPr>
-        <w:t xml:space="preserve">Pizarro, Manuel, Diego </w:t>
-      </w:r>
-      <w:proofErr w:type="spellStart"/>
-      <w:r>
-        <w:rPr>
-          <w:rFonts w:ascii="CMU Serif Roman" w:hAnsi="CMU Serif Roman" w:cs="CMU Serif Roman"/>
-          <w:lang w:val="es-ES"/>
-        </w:rPr>
-        <w:t>Hernangómez</w:t>
-      </w:r>
-      <w:proofErr w:type="spellEnd"/>
-      <w:r>
-        <w:rPr>
-          <w:rFonts w:ascii="CMU Serif Roman" w:hAnsi="CMU Serif Roman" w:cs="CMU Serif Roman"/>
-          <w:lang w:val="es-ES"/>
         </w:rPr>
         <w:t xml:space="preserve">, and Gema Fernández-Avilés. </w:t>
       </w:r>
@@ -4556,7 +4409,7 @@
         </w:rPr>
         <w:t xml:space="preserve">2021. “Climaemet: Climate AEMET Tools,” September. </w:t>
       </w:r>
-      <w:hyperlink r:id="rId42">
+      <w:hyperlink r:id="rId35">
         <w:r>
           <w:rPr>
             <w:rStyle w:val="Hyperlink"/>
@@ -4580,8 +4433,8 @@
           <w:rFonts w:ascii="CMU Serif Roman" w:hAnsi="CMU Serif Roman" w:cs="CMU Serif Roman"/>
         </w:rPr>
       </w:pPr>
-      <w:bookmarkStart w:id="40" w:name="ref-risely2020"/>
-      <w:bookmarkEnd w:id="39"/>
+      <w:bookmarkStart w:id="30" w:name="ref-risely2020"/>
+      <w:bookmarkEnd w:id="29"/>
       <w:r>
         <w:rPr>
           <w:rFonts w:ascii="CMU Serif Roman" w:hAnsi="CMU Serif Roman" w:cs="CMU Serif Roman"/>
@@ -4602,7 +4455,7 @@
         </w:rPr>
         <w:t xml:space="preserve"> 89 (7): 1549–58. </w:t>
       </w:r>
-      <w:hyperlink r:id="rId43">
+      <w:hyperlink r:id="rId36">
         <w:r>
           <w:rPr>
             <w:rStyle w:val="Hyperlink"/>
@@ -4626,8 +4479,8 @@
           <w:rFonts w:ascii="CMU Serif Roman" w:hAnsi="CMU Serif Roman" w:cs="CMU Serif Roman"/>
         </w:rPr>
       </w:pPr>
-      <w:bookmarkStart w:id="41" w:name="ref-shah2024"/>
-      <w:bookmarkEnd w:id="40"/>
+      <w:bookmarkStart w:id="31" w:name="ref-shah2024"/>
+      <w:bookmarkEnd w:id="30"/>
       <w:r>
         <w:rPr>
           <w:rFonts w:ascii="CMU Serif Roman" w:hAnsi="CMU Serif Roman" w:cs="CMU Serif Roman"/>
@@ -4648,7 +4501,7 @@
         </w:rPr>
         <w:t xml:space="preserve"> 915 (March): 170145. </w:t>
       </w:r>
-      <w:hyperlink r:id="rId44">
+      <w:hyperlink r:id="rId37">
         <w:r>
           <w:rPr>
             <w:rStyle w:val="Hyperlink"/>
@@ -4672,8 +4525,8 @@
           <w:rFonts w:ascii="CMU Serif Roman" w:hAnsi="CMU Serif Roman" w:cs="CMU Serif Roman"/>
         </w:rPr>
       </w:pPr>
-      <w:bookmarkStart w:id="42" w:name="ref-steele2021"/>
-      <w:bookmarkEnd w:id="41"/>
+      <w:bookmarkStart w:id="32" w:name="ref-steele2021"/>
+      <w:bookmarkEnd w:id="31"/>
       <w:r>
         <w:rPr>
           <w:rFonts w:ascii="CMU Serif Roman" w:hAnsi="CMU Serif Roman" w:cs="CMU Serif Roman"/>
@@ -4694,7 +4547,7 @@
         </w:rPr>
         <w:t xml:space="preserve"> 9 (2). </w:t>
       </w:r>
-      <w:hyperlink r:id="rId45">
+      <w:hyperlink r:id="rId38">
         <w:r>
           <w:rPr>
             <w:rStyle w:val="Hyperlink"/>
@@ -4719,15 +4572,15 @@
           <w:lang w:val="es-ES"/>
         </w:rPr>
       </w:pPr>
-      <w:bookmarkStart w:id="43" w:name="ref-stemet2024"/>
-      <w:bookmarkEnd w:id="42"/>
+      <w:bookmarkStart w:id="33" w:name="ref-stemet2024"/>
+      <w:bookmarkEnd w:id="32"/>
       <w:r>
         <w:rPr>
           <w:rFonts w:ascii="CMU Serif Roman" w:hAnsi="CMU Serif Roman" w:cs="CMU Serif Roman"/>
         </w:rPr>
         <w:t xml:space="preserve">Stemet, Lilia, David J. Biddinger, Kusum Naithani, Allen L. Szalanski, and Neelendra Joshi. 2024. “Intertegular Distance of Wild Bees and Its Use in Estimating Proboscis Lengths and Foraging Ranges to Better Understand Bee Conservation Ecology.” </w:t>
       </w:r>
-      <w:hyperlink r:id="rId46">
+      <w:hyperlink r:id="rId39">
         <w:r>
           <w:rPr>
             <w:rStyle w:val="Hyperlink"/>
@@ -4753,8 +4606,8 @@
           <w:rFonts w:ascii="CMU Serif Roman" w:hAnsi="CMU Serif Roman" w:cs="CMU Serif Roman"/>
         </w:rPr>
       </w:pPr>
-      <w:bookmarkStart w:id="44" w:name="ref-vanbergen2017"/>
-      <w:bookmarkEnd w:id="43"/>
+      <w:bookmarkStart w:id="34" w:name="ref-vanbergen2017"/>
+      <w:bookmarkEnd w:id="33"/>
       <w:proofErr w:type="spellStart"/>
       <w:r>
         <w:rPr>
@@ -4807,7 +4660,7 @@
         </w:rPr>
         <w:t xml:space="preserve"> 2 (1): 16–25. </w:t>
       </w:r>
-      <w:hyperlink r:id="rId47">
+      <w:hyperlink r:id="rId40">
         <w:r>
           <w:rPr>
             <w:rStyle w:val="Hyperlink"/>
@@ -4831,7 +4684,7 @@
           <w:rFonts w:ascii="CMU Serif Roman" w:hAnsi="CMU Serif Roman" w:cs="CMU Serif Roman"/>
         </w:rPr>
       </w:pPr>
-      <w:bookmarkStart w:id="45" w:name="ref-wagner2021"/>
+      <w:bookmarkStart w:id="35" w:name="ref-wagner2021"/>
       <w:r>
         <w:rPr>
           <w:rFonts w:ascii="CMU Serif Roman" w:hAnsi="CMU Serif Roman" w:cs="CMU Serif Roman"/>
@@ -4895,7 +4748,7 @@
         </w:rPr>
         <w:t xml:space="preserve"> 118 (2). </w:t>
       </w:r>
-      <w:hyperlink r:id="rId48">
+      <w:hyperlink r:id="rId41">
         <w:r>
           <w:rPr>
             <w:rStyle w:val="Hyperlink"/>
@@ -4910,7 +4763,7 @@
         </w:rPr>
         <w:t>.</w:t>
       </w:r>
-      <w:bookmarkEnd w:id="45"/>
+      <w:bookmarkEnd w:id="35"/>
     </w:p>
     <w:p>
       <w:pPr>
@@ -4920,8 +4773,8 @@
           <w:rFonts w:ascii="CMU Serif Roman" w:hAnsi="CMU Serif Roman" w:cs="CMU Serif Roman"/>
         </w:rPr>
       </w:pPr>
-      <w:bookmarkStart w:id="46" w:name="ref-weinhold2024"/>
-      <w:bookmarkEnd w:id="44"/>
+      <w:bookmarkStart w:id="36" w:name="ref-weinhold2024"/>
+      <w:bookmarkEnd w:id="34"/>
       <w:r>
         <w:rPr>
           <w:rFonts w:ascii="CMU Serif Roman" w:hAnsi="CMU Serif Roman" w:cs="CMU Serif Roman"/>
@@ -4942,7 +4795,7 @@
         </w:rPr>
         <w:t xml:space="preserve"> 14 (March). </w:t>
       </w:r>
-      <w:hyperlink r:id="rId49">
+      <w:hyperlink r:id="rId42">
         <w:r>
           <w:rPr>
             <w:rStyle w:val="Hyperlink"/>
@@ -4966,8 +4819,8 @@
           <w:rFonts w:ascii="CMU Serif Roman" w:hAnsi="CMU Serif Roman" w:cs="CMU Serif Roman"/>
         </w:rPr>
       </w:pPr>
-      <w:bookmarkStart w:id="47" w:name="ref-winfree2009"/>
-      <w:bookmarkEnd w:id="46"/>
+      <w:bookmarkStart w:id="37" w:name="ref-winfree2009"/>
+      <w:bookmarkEnd w:id="36"/>
       <w:proofErr w:type="spellStart"/>
       <w:r>
         <w:rPr>
@@ -5052,7 +4905,7 @@
         </w:rPr>
         <w:t xml:space="preserve"> 90 (8): 2068–76. </w:t>
       </w:r>
-      <w:hyperlink r:id="rId50">
+      <w:hyperlink r:id="rId43">
         <w:r>
           <w:rPr>
             <w:rStyle w:val="Hyperlink"/>
@@ -5076,8 +4929,8 @@
           <w:rFonts w:ascii="CMU Serif Roman" w:hAnsi="CMU Serif Roman" w:cs="CMU Serif Roman"/>
         </w:rPr>
       </w:pPr>
-      <w:bookmarkStart w:id="48" w:name="ref-zheng2019"/>
-      <w:bookmarkEnd w:id="47"/>
+      <w:bookmarkStart w:id="38" w:name="ref-zheng2019"/>
+      <w:bookmarkEnd w:id="37"/>
       <w:r>
         <w:rPr>
           <w:rFonts w:ascii="CMU Serif Roman" w:hAnsi="CMU Serif Roman" w:cs="CMU Serif Roman"/>
@@ -5098,7 +4951,7 @@
         </w:rPr>
         <w:t xml:space="preserve"> 116 (51): 25909–16. </w:t>
       </w:r>
-      <w:hyperlink r:id="rId51">
+      <w:hyperlink r:id="rId44">
         <w:r>
           <w:rPr>
             <w:rStyle w:val="Hyperlink"/>
@@ -5122,8 +4975,8 @@
           <w:rFonts w:ascii="CMU Serif Roman" w:hAnsi="CMU Serif Roman" w:cs="CMU Serif Roman"/>
         </w:rPr>
       </w:pPr>
-      <w:bookmarkStart w:id="49" w:name="ref-zheng2017"/>
-      <w:bookmarkEnd w:id="48"/>
+      <w:bookmarkStart w:id="39" w:name="ref-zheng2017"/>
+      <w:bookmarkEnd w:id="38"/>
       <w:r>
         <w:rPr>
           <w:rFonts w:ascii="CMU Serif Roman" w:hAnsi="CMU Serif Roman" w:cs="CMU Serif Roman"/>
@@ -5144,7 +4997,7 @@
         </w:rPr>
         <w:t xml:space="preserve"> 114 (18): 4775–80. </w:t>
       </w:r>
-      <w:hyperlink r:id="rId52">
+      <w:hyperlink r:id="rId45">
         <w:r>
           <w:rPr>
             <w:rStyle w:val="Hyperlink"/>
@@ -5159,17 +5012,445 @@
         </w:rPr>
         <w:t>.</w:t>
       </w:r>
-      <w:bookmarkEnd w:id="9"/>
-      <w:bookmarkEnd w:id="11"/>
-      <w:bookmarkEnd w:id="49"/>
+      <w:bookmarkEnd w:id="5"/>
+      <w:bookmarkEnd w:id="7"/>
+      <w:bookmarkEnd w:id="39"/>
+    </w:p>
+    <w:p>
+      <w:pPr>
+        <w:pStyle w:val="Bibliography"/>
+        <w:jc w:val="both"/>
+        <w:rPr>
+          <w:rFonts w:ascii="CMU Serif Roman" w:hAnsi="CMU Serif Roman" w:cs="CMU Serif Roman"/>
+        </w:rPr>
+      </w:pPr>
+    </w:p>
+    <w:p>
+      <w:pPr>
+        <w:pStyle w:val="Bibliography"/>
+        <w:jc w:val="both"/>
+        <w:rPr>
+          <w:rFonts w:ascii="CMU Serif Roman" w:hAnsi="CMU Serif Roman" w:cs="CMU Serif Roman"/>
+        </w:rPr>
+      </w:pPr>
+    </w:p>
+    <w:p>
+      <w:pPr>
+        <w:pStyle w:val="Bibliography"/>
+        <w:jc w:val="both"/>
+        <w:rPr>
+          <w:rFonts w:ascii="CMU Serif Roman" w:hAnsi="CMU Serif Roman" w:cs="CMU Serif Roman"/>
+        </w:rPr>
+      </w:pPr>
+    </w:p>
+    <w:p>
+      <w:pPr>
+        <w:pStyle w:val="Bibliography"/>
+        <w:jc w:val="both"/>
+        <w:rPr>
+          <w:rFonts w:ascii="CMU Serif Roman" w:hAnsi="CMU Serif Roman" w:cs="CMU Serif Roman"/>
+          <w:b/>
+          <w:bCs/>
+        </w:rPr>
+      </w:pPr>
+      <w:r>
+        <w:rPr>
+          <w:rFonts w:ascii="CMU Serif Roman" w:hAnsi="CMU Serif Roman" w:cs="CMU Serif Roman"/>
+          <w:b/>
+          <w:bCs/>
+        </w:rPr>
+        <w:t>Supplementary material</w:t>
+      </w:r>
+    </w:p>
+    <w:p>
+      <w:pPr>
+        <w:pStyle w:val="Bibliography"/>
+        <w:jc w:val="both"/>
+        <w:rPr>
+          <w:rFonts w:ascii="CMU Serif Roman" w:hAnsi="CMU Serif Roman" w:cs="CMU Serif Roman"/>
+          <w:b/>
+          <w:bCs/>
+        </w:rPr>
+      </w:pPr>
+    </w:p>
+    <w:p>
+      <w:pPr>
+        <w:pStyle w:val="BodyText"/>
+        <w:rPr>
+          <w:rFonts w:ascii="CMU Serif Roman" w:hAnsi="CMU Serif Roman" w:cs="CMU Serif Roman"/>
+        </w:rPr>
+      </w:pPr>
+      <w:r>
+        <w:rPr>
+          <w:rFonts w:ascii="CMU Serif Roman" w:hAnsi="CMU Serif Roman" w:cs="CMU Serif Roman"/>
+          <w:noProof/>
+        </w:rPr>
+        <w:lastRenderedPageBreak/>
+        <w:drawing>
+          <wp:inline distT="0" distB="0" distL="0" distR="0" wp14:anchorId="5342D57E" wp14:editId="460529BA">
+            <wp:extent cx="4822092" cy="3943709"/>
+            <wp:effectExtent l="0" t="0" r="4445" b="0"/>
+            <wp:docPr id="415255789" name="Picture 1" descr="A graph showing different colored lines&#10;&#10;AI-generated content may be incorrect."/>
+            <wp:cNvGraphicFramePr>
+              <a:graphicFrameLocks xmlns:a="http://schemas.openxmlformats.org/drawingml/2006/main" noChangeAspect="1"/>
+            </wp:cNvGraphicFramePr>
+            <a:graphic xmlns:a="http://schemas.openxmlformats.org/drawingml/2006/main">
+              <a:graphicData uri="http://schemas.openxmlformats.org/drawingml/2006/picture">
+                <pic:pic xmlns:pic="http://schemas.openxmlformats.org/drawingml/2006/picture">
+                  <pic:nvPicPr>
+                    <pic:cNvPr id="1486655036" name="Picture 1" descr="A graph showing different colored lines&#10;&#10;AI-generated content may be incorrect."/>
+                    <pic:cNvPicPr/>
+                  </pic:nvPicPr>
+                  <pic:blipFill>
+                    <a:blip r:embed="rId46"/>
+                    <a:stretch>
+                      <a:fillRect/>
+                    </a:stretch>
+                  </pic:blipFill>
+                  <pic:spPr>
+                    <a:xfrm>
+                      <a:off x="0" y="0"/>
+                      <a:ext cx="4826955" cy="3947686"/>
+                    </a:xfrm>
+                    <a:prstGeom prst="rect">
+                      <a:avLst/>
+                    </a:prstGeom>
+                  </pic:spPr>
+                </pic:pic>
+              </a:graphicData>
+            </a:graphic>
+          </wp:inline>
+        </w:drawing>
+      </w:r>
+    </w:p>
+    <w:p>
+      <w:pPr>
+        <w:pStyle w:val="BodyText"/>
+        <w:jc w:val="both"/>
+        <w:rPr>
+          <w:rFonts w:ascii="CMU Serif Roman" w:hAnsi="CMU Serif Roman" w:cs="CMU Serif Roman"/>
+          <w:color w:val="000000"/>
+        </w:rPr>
+      </w:pPr>
+      <w:r>
+        <w:rPr>
+          <w:rStyle w:val="Strong"/>
+          <w:rFonts w:ascii="CMU Serif Roman" w:hAnsi="CMU Serif Roman" w:cs="CMU Serif Roman"/>
+          <w:color w:val="000000"/>
+        </w:rPr>
+        <w:t xml:space="preserve">Figure </w:t>
+      </w:r>
+      <w:r>
+        <w:rPr>
+          <w:rStyle w:val="Strong"/>
+          <w:rFonts w:ascii="CMU Serif Roman" w:hAnsi="CMU Serif Roman" w:cs="CMU Serif Roman"/>
+          <w:color w:val="000000"/>
+        </w:rPr>
+        <w:t>S</w:t>
+      </w:r>
+      <w:r>
+        <w:rPr>
+          <w:rStyle w:val="Strong"/>
+          <w:rFonts w:ascii="CMU Serif Roman" w:hAnsi="CMU Serif Roman" w:cs="CMU Serif Roman"/>
+          <w:color w:val="000000"/>
+        </w:rPr>
+        <w:t>1.</w:t>
+      </w:r>
+      <w:r>
+        <w:rPr>
+          <w:rStyle w:val="Strong"/>
+          <w:rFonts w:ascii="CMU Serif Roman" w:hAnsi="CMU Serif Roman" w:cs="CMU Serif Roman"/>
+          <w:color w:val="000000"/>
+        </w:rPr>
+        <w:t xml:space="preserve"> </w:t>
+      </w:r>
+      <w:r>
+        <w:rPr>
+          <w:rStyle w:val="Strong"/>
+          <w:rFonts w:ascii="CMU Serif Roman" w:hAnsi="CMU Serif Roman" w:cs="CMU Serif Roman"/>
+          <w:b w:val="0"/>
+          <w:bCs w:val="0"/>
+          <w:color w:val="000000"/>
+        </w:rPr>
+        <w:t>Rarefaction and extrapolation curves showing ASV diversity across samples.</w:t>
+      </w:r>
+      <w:r>
+        <w:rPr>
+          <w:rFonts w:ascii="CMU Serif Roman" w:hAnsi="CMU Serif Roman" w:cs="CMU Serif Roman"/>
+          <w:color w:val="000000"/>
+        </w:rPr>
+        <w:br/>
+        <w:t>Sample-size-based rarefaction (solid lines) and extrapolation (dashed lines)</w:t>
+      </w:r>
+      <w:r>
+        <w:rPr>
+          <w:rFonts w:ascii="CMU Serif Roman" w:hAnsi="CMU Serif Roman" w:cs="CMU Serif Roman"/>
+          <w:color w:val="000000"/>
+        </w:rPr>
+        <w:t xml:space="preserve">. </w:t>
+      </w:r>
+    </w:p>
+    <w:p>
+      <w:pPr>
+        <w:pStyle w:val="BodyText"/>
+        <w:jc w:val="both"/>
+        <w:rPr>
+          <w:rFonts w:ascii="CMU Serif Roman" w:hAnsi="CMU Serif Roman" w:cs="CMU Serif Roman"/>
+          <w:color w:val="000000"/>
+        </w:rPr>
+      </w:pPr>
+    </w:p>
+    <w:p>
+      <w:pPr>
+        <w:pStyle w:val="Bibliography"/>
+        <w:jc w:val="both"/>
+        <w:rPr>
+          <w:rFonts w:ascii="CMU Serif Roman" w:hAnsi="CMU Serif Roman" w:cs="CMU Serif Roman"/>
+          <w:b/>
+          <w:bCs/>
+        </w:rPr>
+      </w:pPr>
+    </w:p>
+    <w:p>
+      <w:pPr>
+        <w:pStyle w:val="BodyText"/>
+      </w:pPr>
+      <w:r>
+        <w:rPr>
+          <w:noProof/>
+        </w:rPr>
+        <w:lastRenderedPageBreak/>
+        <w:drawing>
+          <wp:inline distT="0" distB="0" distL="0" distR="0" wp14:anchorId="13473C24" wp14:editId="2EDADBAD">
+            <wp:extent cx="5943600" cy="4186555"/>
+            <wp:effectExtent l="0" t="0" r="0" b="4445"/>
+            <wp:docPr id="25678738" name="Picture 1" descr="A graph with numbers and text&#10;&#10;AI-generated content may be incorrect."/>
+            <wp:cNvGraphicFramePr>
+              <a:graphicFrameLocks xmlns:a="http://schemas.openxmlformats.org/drawingml/2006/main" noChangeAspect="1"/>
+            </wp:cNvGraphicFramePr>
+            <a:graphic xmlns:a="http://schemas.openxmlformats.org/drawingml/2006/main">
+              <a:graphicData uri="http://schemas.openxmlformats.org/drawingml/2006/picture">
+                <pic:pic xmlns:pic="http://schemas.openxmlformats.org/drawingml/2006/picture">
+                  <pic:nvPicPr>
+                    <pic:cNvPr id="25678738" name="Picture 1" descr="A graph with numbers and text&#10;&#10;AI-generated content may be incorrect."/>
+                    <pic:cNvPicPr/>
+                  </pic:nvPicPr>
+                  <pic:blipFill>
+                    <a:blip r:embed="rId47"/>
+                    <a:stretch>
+                      <a:fillRect/>
+                    </a:stretch>
+                  </pic:blipFill>
+                  <pic:spPr>
+                    <a:xfrm>
+                      <a:off x="0" y="0"/>
+                      <a:ext cx="5943600" cy="4186555"/>
+                    </a:xfrm>
+                    <a:prstGeom prst="rect">
+                      <a:avLst/>
+                    </a:prstGeom>
+                  </pic:spPr>
+                </pic:pic>
+              </a:graphicData>
+            </a:graphic>
+          </wp:inline>
+        </w:drawing>
+      </w:r>
+    </w:p>
+    <w:p>
+      <w:pPr>
+        <w:pStyle w:val="BodyText"/>
+      </w:pPr>
+    </w:p>
+    <w:p>
+      <w:pPr>
+        <w:pStyle w:val="BodyText"/>
+      </w:pPr>
+      <w:r>
+        <w:t xml:space="preserve">Figure </w:t>
+      </w:r>
+      <w:r>
+        <w:t>S2</w:t>
+      </w:r>
+      <w:r>
+        <w:t xml:space="preserve">. </w:t>
+      </w:r>
+    </w:p>
+    <w:p>
+      <w:pPr>
+        <w:pStyle w:val="Bibliography"/>
+        <w:jc w:val="both"/>
+        <w:rPr>
+          <w:rFonts w:ascii="CMU Serif Roman" w:hAnsi="CMU Serif Roman" w:cs="CMU Serif Roman"/>
+        </w:rPr>
+      </w:pPr>
     </w:p>
     <w:sectPr>
+      <w:footerReference w:type="even" r:id="rId48"/>
+      <w:footerReference w:type="default" r:id="rId49"/>
       <w:pgSz w:w="12240" w:h="15840"/>
       <w:pgMar w:top="1440" w:right="1440" w:bottom="1440" w:left="1440" w:header="720" w:footer="720" w:gutter="0"/>
+      <w:lnNumType w:countBy="1" w:restart="continuous"/>
       <w:cols w:space="720"/>
+      <w:docGrid w:linePitch="326"/>
     </w:sectPr>
   </w:body>
 </w:document>
+</file>
+
+<file path=word/endnotes.xml><?xml version="1.0" encoding="utf-8"?>
+<w:endnotes xmlns:wpc="http://schemas.microsoft.com/office/word/2010/wordprocessingCanvas" xmlns:cx="http://schemas.microsoft.com/office/drawing/2014/chartex" xmlns:cx1="http://schemas.microsoft.com/office/drawing/2015/9/8/chartex" xmlns:cx2="http://schemas.microsoft.com/office/drawing/2015/10/21/chartex" xmlns:cx3="http://schemas.microsoft.com/office/drawing/2016/5/9/chartex" xmlns:cx4="http://schemas.microsoft.com/office/drawing/2016/5/10/chartex" xmlns:cx5="http://schemas.microsoft.com/office/drawing/2016/5/11/chartex" xmlns:cx6="http://schemas.microsoft.com/office/drawing/2016/5/12/chartex" xmlns:cx7="http://schemas.microsoft.com/office/drawing/2016/5/13/chartex" xmlns:cx8="http://schemas.microsoft.com/office/drawing/2016/5/14/chartex" xmlns:mc="http://schemas.openxmlformats.org/markup-compatibility/2006" xmlns:aink="http://schemas.microsoft.com/office/drawing/2016/ink" xmlns:am3d="http://schemas.microsoft.com/office/drawing/2017/model3d" xmlns:o="urn:schemas-microsoft-com:office:office" xmlns:oel="http://schemas.microsoft.com/office/2019/extlst" xmlns:r="http://schemas.openxmlformats.org/officeDocument/2006/relationships" xmlns:m="http://schemas.openxmlformats.org/officeDocument/2006/math" xmlns:v="urn:schemas-microsoft-com:vml" xmlns:wp14="http://schemas.microsoft.com/office/word/2010/wordprocessingDrawing" xmlns:wp="http://schemas.openxmlformats.org/drawingml/2006/wordprocessingDrawing" xmlns:w10="urn:schemas-microsoft-com:office:word" xmlns:w="http://schemas.openxmlformats.org/wordprocessingml/2006/main" xmlns:w14="http://schemas.microsoft.com/office/word/2010/wordml" xmlns:w15="http://schemas.microsoft.com/office/word/2012/wordml" xmlns:w16cex="http://schemas.microsoft.com/office/word/2018/wordml/cex" xmlns:w16cid="http://schemas.microsoft.com/office/word/2016/wordml/cid" xmlns:w16="http://schemas.microsoft.com/office/word/2018/wordml" xmlns:w16du="http://schemas.microsoft.com/office/word/2023/wordml/word16du" xmlns:w16sdtdh="http://schemas.microsoft.com/office/word/2020/wordml/sdtdatahash" xmlns:w16sdtfl="http://schemas.microsoft.com/office/word/2024/wordml/sdtformatlock" xmlns:w16se="http://schemas.microsoft.com/office/word/2015/wordml/symex" xmlns:wpg="http://schemas.microsoft.com/office/word/2010/wordprocessingGroup" xmlns:wpi="http://schemas.microsoft.com/office/word/2010/wordprocessingInk" xmlns:wne="http://schemas.microsoft.com/office/word/2006/wordml" xmlns:wps="http://schemas.microsoft.com/office/word/2010/wordprocessingShape" mc:Ignorable="w14 w15 w16se w16cid w16 w16cex w16sdtdh w16sdtfl w16du wp14">
+  <w:endnote w:type="separator" w:id="-1">
+    <w:p>
+      <w:r>
+        <w:separator/>
+      </w:r>
+    </w:p>
+  </w:endnote>
+  <w:endnote w:type="continuationSeparator" w:id="0">
+    <w:p>
+      <w:r>
+        <w:continuationSeparator/>
+      </w:r>
+    </w:p>
+  </w:endnote>
+</w:endnotes>
+</file>
+
+<file path=word/footer1.xml><?xml version="1.0" encoding="utf-8"?>
+<w:ftr xmlns:wpc="http://schemas.microsoft.com/office/word/2010/wordprocessingCanvas" xmlns:cx="http://schemas.microsoft.com/office/drawing/2014/chartex" xmlns:cx1="http://schemas.microsoft.com/office/drawing/2015/9/8/chartex" xmlns:cx2="http://schemas.microsoft.com/office/drawing/2015/10/21/chartex" xmlns:cx3="http://schemas.microsoft.com/office/drawing/2016/5/9/chartex" xmlns:cx4="http://schemas.microsoft.com/office/drawing/2016/5/10/chartex" xmlns:cx5="http://schemas.microsoft.com/office/drawing/2016/5/11/chartex" xmlns:cx6="http://schemas.microsoft.com/office/drawing/2016/5/12/chartex" xmlns:cx7="http://schemas.microsoft.com/office/drawing/2016/5/13/chartex" xmlns:cx8="http://schemas.microsoft.com/office/drawing/2016/5/14/chartex" xmlns:mc="http://schemas.openxmlformats.org/markup-compatibility/2006" xmlns:aink="http://schemas.microsoft.com/office/drawing/2016/ink" xmlns:am3d="http://schemas.microsoft.com/office/drawing/2017/model3d" xmlns:o="urn:schemas-microsoft-com:office:office" xmlns:oel="http://schemas.microsoft.com/office/2019/extlst" xmlns:r="http://schemas.openxmlformats.org/officeDocument/2006/relationships" xmlns:m="http://schemas.openxmlformats.org/officeDocument/2006/math" xmlns:v="urn:schemas-microsoft-com:vml" xmlns:wp14="http://schemas.microsoft.com/office/word/2010/wordprocessingDrawing" xmlns:wp="http://schemas.openxmlformats.org/drawingml/2006/wordprocessingDrawing" xmlns:w10="urn:schemas-microsoft-com:office:word" xmlns:w="http://schemas.openxmlformats.org/wordprocessingml/2006/main" xmlns:w14="http://schemas.microsoft.com/office/word/2010/wordml" xmlns:w15="http://schemas.microsoft.com/office/word/2012/wordml" xmlns:w16cex="http://schemas.microsoft.com/office/word/2018/wordml/cex" xmlns:w16cid="http://schemas.microsoft.com/office/word/2016/wordml/cid" xmlns:w16="http://schemas.microsoft.com/office/word/2018/wordml" xmlns:w16du="http://schemas.microsoft.com/office/word/2023/wordml/word16du" xmlns:w16sdtdh="http://schemas.microsoft.com/office/word/2020/wordml/sdtdatahash" xmlns:w16sdtfl="http://schemas.microsoft.com/office/word/2024/wordml/sdtformatlock" xmlns:w16se="http://schemas.microsoft.com/office/word/2015/wordml/symex" xmlns:wpg="http://schemas.microsoft.com/office/word/2010/wordprocessingGroup" xmlns:wpi="http://schemas.microsoft.com/office/word/2010/wordprocessingInk" xmlns:wne="http://schemas.microsoft.com/office/word/2006/wordml" xmlns:wps="http://schemas.microsoft.com/office/word/2010/wordprocessingShape" mc:Ignorable="w14 w15 w16se w16cid w16 w16cex w16sdtdh w16sdtfl w16du wp14">
+  <w:sdt>
+    <w:sdtPr>
+      <w:rPr>
+        <w:rStyle w:val="PageNumber"/>
+      </w:rPr>
+      <w:id w:val="-1625682196"/>
+      <w:docPartObj>
+        <w:docPartGallery w:val="Page Numbers (Bottom of Page)"/>
+        <w:docPartUnique/>
+      </w:docPartObj>
+    </w:sdtPr>
+    <w:sdtContent>
+      <w:p>
+        <w:pPr>
+          <w:pStyle w:val="Footer"/>
+          <w:framePr w:wrap="none" w:vAnchor="text" w:hAnchor="margin" w:xAlign="right" w:y="1"/>
+          <w:rPr>
+            <w:rStyle w:val="PageNumber"/>
+          </w:rPr>
+        </w:pPr>
+        <w:r>
+          <w:rPr>
+            <w:rStyle w:val="PageNumber"/>
+          </w:rPr>
+          <w:fldChar w:fldCharType="begin"/>
+        </w:r>
+        <w:r>
+          <w:rPr>
+            <w:rStyle w:val="PageNumber"/>
+          </w:rPr>
+          <w:instrText xml:space="preserve"> PAGE </w:instrText>
+        </w:r>
+        <w:r>
+          <w:rPr>
+            <w:rStyle w:val="PageNumber"/>
+          </w:rPr>
+          <w:fldChar w:fldCharType="end"/>
+        </w:r>
+      </w:p>
+    </w:sdtContent>
+  </w:sdt>
+  <w:p>
+    <w:pPr>
+      <w:pStyle w:val="Footer"/>
+      <w:ind w:right="360"/>
+    </w:pPr>
+  </w:p>
+</w:ftr>
+</file>
+
+<file path=word/footer2.xml><?xml version="1.0" encoding="utf-8"?>
+<w:ftr xmlns:wpc="http://schemas.microsoft.com/office/word/2010/wordprocessingCanvas" xmlns:cx="http://schemas.microsoft.com/office/drawing/2014/chartex" xmlns:cx1="http://schemas.microsoft.com/office/drawing/2015/9/8/chartex" xmlns:cx2="http://schemas.microsoft.com/office/drawing/2015/10/21/chartex" xmlns:cx3="http://schemas.microsoft.com/office/drawing/2016/5/9/chartex" xmlns:cx4="http://schemas.microsoft.com/office/drawing/2016/5/10/chartex" xmlns:cx5="http://schemas.microsoft.com/office/drawing/2016/5/11/chartex" xmlns:cx6="http://schemas.microsoft.com/office/drawing/2016/5/12/chartex" xmlns:cx7="http://schemas.microsoft.com/office/drawing/2016/5/13/chartex" xmlns:cx8="http://schemas.microsoft.com/office/drawing/2016/5/14/chartex" xmlns:mc="http://schemas.openxmlformats.org/markup-compatibility/2006" xmlns:aink="http://schemas.microsoft.com/office/drawing/2016/ink" xmlns:am3d="http://schemas.microsoft.com/office/drawing/2017/model3d" xmlns:o="urn:schemas-microsoft-com:office:office" xmlns:oel="http://schemas.microsoft.com/office/2019/extlst" xmlns:r="http://schemas.openxmlformats.org/officeDocument/2006/relationships" xmlns:m="http://schemas.openxmlformats.org/officeDocument/2006/math" xmlns:v="urn:schemas-microsoft-com:vml" xmlns:wp14="http://schemas.microsoft.com/office/word/2010/wordprocessingDrawing" xmlns:wp="http://schemas.openxmlformats.org/drawingml/2006/wordprocessingDrawing" xmlns:w10="urn:schemas-microsoft-com:office:word" xmlns:w="http://schemas.openxmlformats.org/wordprocessingml/2006/main" xmlns:w14="http://schemas.microsoft.com/office/word/2010/wordml" xmlns:w15="http://schemas.microsoft.com/office/word/2012/wordml" xmlns:w16cex="http://schemas.microsoft.com/office/word/2018/wordml/cex" xmlns:w16cid="http://schemas.microsoft.com/office/word/2016/wordml/cid" xmlns:w16="http://schemas.microsoft.com/office/word/2018/wordml" xmlns:w16du="http://schemas.microsoft.com/office/word/2023/wordml/word16du" xmlns:w16sdtdh="http://schemas.microsoft.com/office/word/2020/wordml/sdtdatahash" xmlns:w16sdtfl="http://schemas.microsoft.com/office/word/2024/wordml/sdtformatlock" xmlns:w16se="http://schemas.microsoft.com/office/word/2015/wordml/symex" xmlns:wpg="http://schemas.microsoft.com/office/word/2010/wordprocessingGroup" xmlns:wpi="http://schemas.microsoft.com/office/word/2010/wordprocessingInk" xmlns:wne="http://schemas.microsoft.com/office/word/2006/wordml" xmlns:wps="http://schemas.microsoft.com/office/word/2010/wordprocessingShape" mc:Ignorable="w14 w15 w16se w16cid w16 w16cex w16sdtdh w16sdtfl w16du wp14">
+  <w:sdt>
+    <w:sdtPr>
+      <w:rPr>
+        <w:rStyle w:val="PageNumber"/>
+      </w:rPr>
+      <w:id w:val="1634592231"/>
+      <w:docPartObj>
+        <w:docPartGallery w:val="Page Numbers (Bottom of Page)"/>
+        <w:docPartUnique/>
+      </w:docPartObj>
+    </w:sdtPr>
+    <w:sdtContent>
+      <w:p>
+        <w:pPr>
+          <w:pStyle w:val="Footer"/>
+          <w:framePr w:wrap="none" w:vAnchor="text" w:hAnchor="margin" w:xAlign="right" w:y="1"/>
+          <w:rPr>
+            <w:rStyle w:val="PageNumber"/>
+          </w:rPr>
+        </w:pPr>
+        <w:r>
+          <w:rPr>
+            <w:rStyle w:val="PageNumber"/>
+          </w:rPr>
+          <w:fldChar w:fldCharType="begin"/>
+        </w:r>
+        <w:r>
+          <w:rPr>
+            <w:rStyle w:val="PageNumber"/>
+          </w:rPr>
+          <w:instrText xml:space="preserve"> PAGE </w:instrText>
+        </w:r>
+        <w:r>
+          <w:rPr>
+            <w:rStyle w:val="PageNumber"/>
+          </w:rPr>
+          <w:fldChar w:fldCharType="separate"/>
+        </w:r>
+        <w:r>
+          <w:rPr>
+            <w:rStyle w:val="PageNumber"/>
+            <w:noProof/>
+          </w:rPr>
+          <w:t>1</w:t>
+        </w:r>
+        <w:r>
+          <w:rPr>
+            <w:rStyle w:val="PageNumber"/>
+          </w:rPr>
+          <w:fldChar w:fldCharType="end"/>
+        </w:r>
+      </w:p>
+    </w:sdtContent>
+  </w:sdt>
+  <w:p>
+    <w:pPr>
+      <w:pStyle w:val="Footer"/>
+      <w:ind w:right="360"/>
+    </w:pPr>
+  </w:p>
+</w:ftr>
+</file>
+
+<file path=word/footnotes.xml><?xml version="1.0" encoding="utf-8"?>
+<w:footnotes xmlns:wpc="http://schemas.microsoft.com/office/word/2010/wordprocessingCanvas" xmlns:cx="http://schemas.microsoft.com/office/drawing/2014/chartex" xmlns:cx1="http://schemas.microsoft.com/office/drawing/2015/9/8/chartex" xmlns:cx2="http://schemas.microsoft.com/office/drawing/2015/10/21/chartex" xmlns:cx3="http://schemas.microsoft.com/office/drawing/2016/5/9/chartex" xmlns:cx4="http://schemas.microsoft.com/office/drawing/2016/5/10/chartex" xmlns:cx5="http://schemas.microsoft.com/office/drawing/2016/5/11/chartex" xmlns:cx6="http://schemas.microsoft.com/office/drawing/2016/5/12/chartex" xmlns:cx7="http://schemas.microsoft.com/office/drawing/2016/5/13/chartex" xmlns:cx8="http://schemas.microsoft.com/office/drawing/2016/5/14/chartex" xmlns:mc="http://schemas.openxmlformats.org/markup-compatibility/2006" xmlns:aink="http://schemas.microsoft.com/office/drawing/2016/ink" xmlns:am3d="http://schemas.microsoft.com/office/drawing/2017/model3d" xmlns:o="urn:schemas-microsoft-com:office:office" xmlns:oel="http://schemas.microsoft.com/office/2019/extlst" xmlns:r="http://schemas.openxmlformats.org/officeDocument/2006/relationships" xmlns:m="http://schemas.openxmlformats.org/officeDocument/2006/math" xmlns:v="urn:schemas-microsoft-com:vml" xmlns:wp14="http://schemas.microsoft.com/office/word/2010/wordprocessingDrawing" xmlns:wp="http://schemas.openxmlformats.org/drawingml/2006/wordprocessingDrawing" xmlns:w10="urn:schemas-microsoft-com:office:word" xmlns:w="http://schemas.openxmlformats.org/wordprocessingml/2006/main" xmlns:w14="http://schemas.microsoft.com/office/word/2010/wordml" xmlns:w15="http://schemas.microsoft.com/office/word/2012/wordml" xmlns:w16cex="http://schemas.microsoft.com/office/word/2018/wordml/cex" xmlns:w16cid="http://schemas.microsoft.com/office/word/2016/wordml/cid" xmlns:w16="http://schemas.microsoft.com/office/word/2018/wordml" xmlns:w16du="http://schemas.microsoft.com/office/word/2023/wordml/word16du" xmlns:w16sdtdh="http://schemas.microsoft.com/office/word/2020/wordml/sdtdatahash" xmlns:w16sdtfl="http://schemas.microsoft.com/office/word/2024/wordml/sdtformatlock" xmlns:w16se="http://schemas.microsoft.com/office/word/2015/wordml/symex" xmlns:wpg="http://schemas.microsoft.com/office/word/2010/wordprocessingGroup" xmlns:wpi="http://schemas.microsoft.com/office/word/2010/wordprocessingInk" xmlns:wne="http://schemas.microsoft.com/office/word/2006/wordml" xmlns:wps="http://schemas.microsoft.com/office/word/2010/wordprocessingShape" mc:Ignorable="w14 w15 w16se w16cid w16 w16cex w16sdtdh w16sdtfl w16du wp14">
+  <w:footnote w:type="separator" w:id="-1">
+    <w:p>
+      <w:r>
+        <w:separator/>
+      </w:r>
+    </w:p>
+  </w:footnote>
+  <w:footnote w:type="continuationSeparator" w:id="0">
+    <w:p>
+      <w:r>
+        <w:continuationSeparator/>
+      </w:r>
+    </w:p>
+  </w:footnote>
+</w:footnotes>
 </file>
 
 <file path=word/numbering.xml><?xml version="1.0" encoding="utf-8"?>
@@ -5255,14 +5536,6 @@
     <w:abstractNumId w:val="0"/>
   </w:num>
 </w:numbering>
-</file>
-
-<file path=word/people.xml><?xml version="1.0" encoding="utf-8"?>
-<w15:people xmlns:wpc="http://schemas.microsoft.com/office/word/2010/wordprocessingCanvas" xmlns:cx="http://schemas.microsoft.com/office/drawing/2014/chartex" xmlns:cx1="http://schemas.microsoft.com/office/drawing/2015/9/8/chartex" xmlns:cx2="http://schemas.microsoft.com/office/drawing/2015/10/21/chartex" xmlns:cx3="http://schemas.microsoft.com/office/drawing/2016/5/9/chartex" xmlns:cx4="http://schemas.microsoft.com/office/drawing/2016/5/10/chartex" xmlns:cx5="http://schemas.microsoft.com/office/drawing/2016/5/11/chartex" xmlns:cx6="http://schemas.microsoft.com/office/drawing/2016/5/12/chartex" xmlns:cx7="http://schemas.microsoft.com/office/drawing/2016/5/13/chartex" xmlns:cx8="http://schemas.microsoft.com/office/drawing/2016/5/14/chartex" xmlns:mc="http://schemas.openxmlformats.org/markup-compatibility/2006" xmlns:aink="http://schemas.microsoft.com/office/drawing/2016/ink" xmlns:am3d="http://schemas.microsoft.com/office/drawing/2017/model3d" xmlns:o="urn:schemas-microsoft-com:office:office" xmlns:oel="http://schemas.microsoft.com/office/2019/extlst" xmlns:r="http://schemas.openxmlformats.org/officeDocument/2006/relationships" xmlns:m="http://schemas.openxmlformats.org/officeDocument/2006/math" xmlns:v="urn:schemas-microsoft-com:vml" xmlns:wp14="http://schemas.microsoft.com/office/word/2010/wordprocessingDrawing" xmlns:wp="http://schemas.openxmlformats.org/drawingml/2006/wordprocessingDrawing" xmlns:w10="urn:schemas-microsoft-com:office:word" xmlns:w="http://schemas.openxmlformats.org/wordprocessingml/2006/main" xmlns:w14="http://schemas.microsoft.com/office/word/2010/wordml" xmlns:w15="http://schemas.microsoft.com/office/word/2012/wordml" xmlns:w16cex="http://schemas.microsoft.com/office/word/2018/wordml/cex" xmlns:w16cid="http://schemas.microsoft.com/office/word/2016/wordml/cid" xmlns:w16="http://schemas.microsoft.com/office/word/2018/wordml" xmlns:w16du="http://schemas.microsoft.com/office/word/2023/wordml/word16du" xmlns:w16sdtdh="http://schemas.microsoft.com/office/word/2020/wordml/sdtdatahash" xmlns:w16sdtfl="http://schemas.microsoft.com/office/word/2024/wordml/sdtformatlock" xmlns:w16se="http://schemas.microsoft.com/office/word/2015/wordml/symex" xmlns:wpg="http://schemas.microsoft.com/office/word/2010/wordprocessingGroup" xmlns:wpi="http://schemas.microsoft.com/office/word/2010/wordprocessingInk" xmlns:wne="http://schemas.microsoft.com/office/word/2006/wordml" xmlns:wps="http://schemas.microsoft.com/office/word/2010/wordprocessingShape" mc:Ignorable="w14 w15 w16se w16cid w16 w16cex w16sdtdh w16sdtfl w16du wp14">
-  <w15:person w15:author="Ainhoa Magrach">
-    <w15:presenceInfo w15:providerId="Windows Live" w15:userId="d571eaaaa22ded7c"/>
-  </w15:person>
-</w15:people>
 </file>
 
 <file path=word/styles.xml><?xml version="1.0" encoding="utf-8"?>
@@ -5284,6 +5557,7 @@
   </w:docDefaults>
   <w:latentStyles w:defLockedState="0" w:defUIPriority="0" w:defSemiHidden="0" w:defUnhideWhenUsed="0" w:defQFormat="0" w:count="376">
     <w:lsdException w:name="Strong" w:uiPriority="22" w:qFormat="1"/>
+    <w:lsdException w:name="Emphasis" w:uiPriority="20" w:qFormat="1"/>
     <w:lsdException w:name="Normal (Web)" w:uiPriority="99"/>
     <w:lsdException w:name="HTML Code" w:uiPriority="99"/>
     <w:lsdException w:name="Normal Table" w:semiHidden="1" w:unhideWhenUsed="1"/>
@@ -6600,6 +6874,48 @@
       <w:b/>
       <w:bCs/>
     </w:rPr>
+  </w:style>
+  <w:style w:type="character" w:styleId="Emphasis">
+    <w:name w:val="Emphasis"/>
+    <w:basedOn w:val="DefaultParagraphFont"/>
+    <w:uiPriority w:val="20"/>
+    <w:qFormat/>
+    <w:rsid w:val="006308A9"/>
+    <w:rPr>
+      <w:i/>
+      <w:iCs/>
+    </w:rPr>
+  </w:style>
+  <w:style w:type="paragraph" w:styleId="Footer">
+    <w:name w:val="footer"/>
+    <w:basedOn w:val="Normal"/>
+    <w:link w:val="FooterChar"/>
+    <w:rsid w:val="006C4ADE"/>
+    <w:pPr>
+      <w:tabs>
+        <w:tab w:val="center" w:pos="4680"/>
+        <w:tab w:val="right" w:pos="9360"/>
+      </w:tabs>
+    </w:pPr>
+  </w:style>
+  <w:style w:type="character" w:customStyle="1" w:styleId="FooterChar">
+    <w:name w:val="Footer Char"/>
+    <w:basedOn w:val="DefaultParagraphFont"/>
+    <w:link w:val="Footer"/>
+    <w:rsid w:val="006C4ADE"/>
+    <w:rPr>
+      <w:rFonts w:ascii="Times New Roman" w:eastAsia="Times New Roman" w:hAnsi="Times New Roman" w:cs="Times New Roman"/>
+    </w:rPr>
+  </w:style>
+  <w:style w:type="character" w:styleId="PageNumber">
+    <w:name w:val="page number"/>
+    <w:basedOn w:val="DefaultParagraphFont"/>
+    <w:rsid w:val="006C4ADE"/>
+  </w:style>
+  <w:style w:type="character" w:styleId="LineNumber">
+    <w:name w:val="line number"/>
+    <w:basedOn w:val="DefaultParagraphFont"/>
+    <w:rsid w:val="006C4ADE"/>
   </w:style>
 </w:styles>
 </file>
